--- a/Questionnaire_Teatro_alla_Scala_EN.docx
+++ b/Questionnaire_Teatro_alla_Scala_EN.docx
@@ -136,6 +136,8 @@
       <w:sdt>
         <w:sdtPr>
           <w:alias w:val="082GEA1080508"/>
+          <w:id w:val="100001"/>
+          <w:showingPlcHdr/>
           <w:text/>
         </w:sdtPr>
         <w:sdtContent>
@@ -196,6 +198,8 @@
       <w:sdt>
         <w:sdtPr>
           <w:alias w:val="082GEA1080558"/>
+          <w:id w:val="100002"/>
+          <w:showingPlcHdr/>
           <w:text/>
         </w:sdtPr>
         <w:sdtContent>
@@ -288,6 +292,8 @@
       <w:sdt>
         <w:sdtPr>
           <w:alias w:val="082GEA1080559"/>
+          <w:id w:val="100003"/>
+          <w:showingPlcHdr/>
           <w:dropDownList>
             <w:listItem w:displayText="Choose an item." w:value=""/>
           </w:dropDownList>
@@ -334,6 +340,8 @@
       <w:sdt>
         <w:sdtPr>
           <w:alias w:val="082GEA1080560"/>
+          <w:id w:val="100004"/>
+          <w:showingPlcHdr/>
           <w:text/>
         </w:sdtPr>
         <w:sdtContent>
@@ -394,6 +402,8 @@
       <w:sdt>
         <w:sdtPr>
           <w:alias w:val="082GEA1080561"/>
+          <w:id w:val="100005"/>
+          <w:showingPlcHdr/>
           <w:text/>
         </w:sdtPr>
         <w:sdtContent>
@@ -438,6 +448,8 @@
       <w:sdt>
         <w:sdtPr>
           <w:alias w:val="082GEA1080562"/>
+          <w:id w:val="100006"/>
+          <w:showingPlcHdr/>
           <w:text/>
         </w:sdtPr>
         <w:sdtContent>
@@ -498,6 +510,8 @@
       <w:sdt>
         <w:sdtPr>
           <w:alias w:val="082GEA1082149"/>
+          <w:id w:val="100007"/>
+          <w:showingPlcHdr/>
           <w:text/>
         </w:sdtPr>
         <w:sdtContent>
@@ -606,6 +620,8 @@
       <w:sdt>
         <w:sdtPr>
           <w:alias w:val="082GEA1240622"/>
+          <w:id w:val="100008"/>
+          <w:showingPlcHdr/>
           <w:dropDownList>
             <w:listItem w:displayText="Choose an item." w:value=""/>
             <w:listItem w:displayText="1 - Performed directly by the candidate company" w:value="1 - Performed directly by the candidate company"/>
@@ -655,6 +671,8 @@
       <w:sdt>
         <w:sdtPr>
           <w:alias w:val="082GEA1240623"/>
+          <w:id w:val="100009"/>
+          <w:showingPlcHdr/>
           <w:text/>
         </w:sdtPr>
         <w:sdtContent>
@@ -699,6 +717,8 @@
       <w:sdt>
         <w:sdtPr>
           <w:alias w:val="082GEA1240624"/>
+          <w:id w:val="100010"/>
+          <w:showingPlcHdr/>
           <w:dropDownList>
             <w:listItem w:displayText="Choose an item." w:value=""/>
             <w:listItem w:displayText="1 - Performed directly by the candidate company" w:value="1 - Performed directly by the candidate company"/>
@@ -748,6 +768,8 @@
       <w:sdt>
         <w:sdtPr>
           <w:alias w:val="082GEA1240625"/>
+          <w:id w:val="100011"/>
+          <w:showingPlcHdr/>
           <w:text/>
         </w:sdtPr>
         <w:sdtContent>
@@ -792,6 +814,8 @@
       <w:sdt>
         <w:sdtPr>
           <w:alias w:val="082GEA1240626"/>
+          <w:id w:val="100012"/>
+          <w:showingPlcHdr/>
           <w:dropDownList>
             <w:listItem w:displayText="Choose an item." w:value=""/>
             <w:listItem w:displayText="1 - Performed directly by the candidate company" w:value="1 - Performed directly by the candidate company"/>
@@ -841,6 +865,8 @@
       <w:sdt>
         <w:sdtPr>
           <w:alias w:val="082GEA1240627"/>
+          <w:id w:val="100013"/>
+          <w:showingPlcHdr/>
           <w:text/>
         </w:sdtPr>
         <w:sdtContent>
@@ -885,6 +911,8 @@
       <w:sdt>
         <w:sdtPr>
           <w:alias w:val="082GEA1240628"/>
+          <w:id w:val="100014"/>
+          <w:showingPlcHdr/>
           <w:dropDownList>
             <w:listItem w:displayText="Choose an item." w:value=""/>
             <w:listItem w:displayText="1 - Performed directly by the candidate company" w:value="1 - Performed directly by the candidate company"/>
@@ -934,6 +962,8 @@
       <w:sdt>
         <w:sdtPr>
           <w:alias w:val="082GEA1240629"/>
+          <w:id w:val="100015"/>
+          <w:showingPlcHdr/>
           <w:text/>
         </w:sdtPr>
         <w:sdtContent>
@@ -1042,6 +1072,8 @@
       <w:sdt>
         <w:sdtPr>
           <w:alias w:val="082GEA1250634"/>
+          <w:id w:val="100016"/>
+          <w:showingPlcHdr/>
           <w:text/>
         </w:sdtPr>
         <w:sdtContent>
@@ -1134,6 +1166,8 @@
       <w:sdt>
         <w:sdtPr>
           <w:alias w:val="082GEA1250635"/>
+          <w:id w:val="100017"/>
+          <w:showingPlcHdr/>
           <w:dropDownList>
             <w:listItem w:displayText="Choose an item." w:value=""/>
           </w:dropDownList>
@@ -1212,6 +1246,8 @@
       <w:sdt>
         <w:sdtPr>
           <w:alias w:val="082GEA1250636"/>
+          <w:id w:val="100018"/>
+          <w:showingPlcHdr/>
           <w:text/>
         </w:sdtPr>
         <w:sdtContent>
@@ -1272,6 +1308,8 @@
       <w:sdt>
         <w:sdtPr>
           <w:alias w:val="082GEA1250637"/>
+          <w:id w:val="100019"/>
+          <w:showingPlcHdr/>
           <w:text/>
         </w:sdtPr>
         <w:sdtContent>
@@ -1332,6 +1370,8 @@
       <w:sdt>
         <w:sdtPr>
           <w:alias w:val="082GEA1250638"/>
+          <w:id w:val="100020"/>
+          <w:showingPlcHdr/>
           <w:text/>
         </w:sdtPr>
         <w:sdtContent>
@@ -1392,6 +1432,8 @@
       <w:sdt>
         <w:sdtPr>
           <w:alias w:val="082GEA1250639"/>
+          <w:id w:val="100021"/>
+          <w:showingPlcHdr/>
           <w:text/>
         </w:sdtPr>
         <w:sdtContent>
@@ -1452,6 +1494,8 @@
       <w:sdt>
         <w:sdtPr>
           <w:alias w:val="082GEA1250640"/>
+          <w:id w:val="100022"/>
+          <w:showingPlcHdr/>
           <w:text/>
         </w:sdtPr>
         <w:sdtContent>
@@ -1528,6 +1572,8 @@
       <w:sdt>
         <w:sdtPr>
           <w:alias w:val="082GEA1250641"/>
+          <w:id w:val="100023"/>
+          <w:showingPlcHdr/>
           <w:text/>
         </w:sdtPr>
         <w:sdtContent>
@@ -1684,6 +1730,8 @@
       <w:sdt>
         <w:sdtPr>
           <w:alias w:val="082GEA1520642"/>
+          <w:id w:val="100024"/>
+          <w:showingPlcHdr/>
           <w:text/>
         </w:sdtPr>
         <w:sdtContent>
@@ -1760,6 +1808,8 @@
       <w:sdt>
         <w:sdtPr>
           <w:alias w:val="082GEA1520643"/>
+          <w:id w:val="100025"/>
+          <w:showingPlcHdr/>
           <w:text/>
         </w:sdtPr>
         <w:sdtContent>
@@ -1836,6 +1886,8 @@
       <w:sdt>
         <w:sdtPr>
           <w:alias w:val="082GEA1520644"/>
+          <w:id w:val="100026"/>
+          <w:showingPlcHdr/>
           <w:text/>
         </w:sdtPr>
         <w:sdtContent>
@@ -1960,6 +2012,8 @@
       <w:sdt>
         <w:sdtPr>
           <w:alias w:val="082GEA1520645"/>
+          <w:id w:val="100027"/>
+          <w:showingPlcHdr/>
           <w:text/>
         </w:sdtPr>
         <w:sdtContent>
@@ -2068,6 +2122,8 @@
       <w:sdt>
         <w:sdtPr>
           <w:alias w:val="082GEA1740696"/>
+          <w:id w:val="100028"/>
+          <w:showingPlcHdr/>
           <w:text/>
         </w:sdtPr>
         <w:sdtContent>
@@ -2160,6 +2216,8 @@
       <w:sdt>
         <w:sdtPr>
           <w:alias w:val="082GEA1745052"/>
+          <w:id w:val="100029"/>
+          <w:showingPlcHdr/>
           <w:text/>
         </w:sdtPr>
         <w:sdtContent>
@@ -2252,6 +2310,8 @@
       <w:sdt>
         <w:sdtPr>
           <w:alias w:val="082GEA1745250"/>
+          <w:id w:val="100030"/>
+          <w:showingPlcHdr/>
           <w:text/>
         </w:sdtPr>
         <w:sdtContent>
@@ -2344,6 +2404,8 @@
       <w:sdt>
         <w:sdtPr>
           <w:alias w:val="082GEA1745472"/>
+          <w:id w:val="100031"/>
+          <w:showingPlcHdr/>
           <w:text/>
         </w:sdtPr>
         <w:sdtContent>
@@ -2420,6 +2482,8 @@
       <w:sdt>
         <w:sdtPr>
           <w:alias w:val="082GEA1740688"/>
+          <w:id w:val="100032"/>
+          <w:showingPlcHdr/>
           <w:text/>
         </w:sdtPr>
         <w:sdtContent>
@@ -2464,6 +2528,8 @@
       <w:sdt>
         <w:sdtPr>
           <w:alias w:val="082GEA1742152"/>
+          <w:id w:val="100033"/>
+          <w:showingPlcHdr/>
           <w:text/>
         </w:sdtPr>
         <w:sdtContent>
@@ -2540,6 +2606,8 @@
       <w:sdt>
         <w:sdtPr>
           <w:alias w:val="082GEA1740692"/>
+          <w:id w:val="100034"/>
+          <w:showingPlcHdr/>
           <w:text/>
         </w:sdtPr>
         <w:sdtContent>
@@ -2632,6 +2700,8 @@
       <w:sdt>
         <w:sdtPr>
           <w:alias w:val="082GEA1745053"/>
+          <w:id w:val="100035"/>
+          <w:showingPlcHdr/>
           <w:text/>
         </w:sdtPr>
         <w:sdtContent>
@@ -2724,6 +2794,8 @@
       <w:sdt>
         <w:sdtPr>
           <w:alias w:val="082GEA1745251"/>
+          <w:id w:val="100036"/>
+          <w:showingPlcHdr/>
           <w:text/>
         </w:sdtPr>
         <w:sdtContent>
@@ -2816,6 +2888,8 @@
       <w:sdt>
         <w:sdtPr>
           <w:alias w:val="082GEA1745473"/>
+          <w:id w:val="100037"/>
+          <w:showingPlcHdr/>
           <w:text/>
         </w:sdtPr>
         <w:sdtContent>
@@ -2892,6 +2966,8 @@
       <w:sdt>
         <w:sdtPr>
           <w:alias w:val="082GEA1740712"/>
+          <w:id w:val="100038"/>
+          <w:showingPlcHdr/>
           <w:text/>
         </w:sdtPr>
         <w:sdtContent>
@@ -2936,6 +3012,8 @@
       <w:sdt>
         <w:sdtPr>
           <w:alias w:val="082GEA1742153"/>
+          <w:id w:val="100039"/>
+          <w:showingPlcHdr/>
           <w:text/>
         </w:sdtPr>
         <w:sdtContent>
@@ -3028,6 +3106,8 @@
       <w:sdt>
         <w:sdtPr>
           <w:alias w:val="082GEA1730661"/>
+          <w:id w:val="100040"/>
+          <w:showingPlcHdr/>
           <w:dropDownList>
             <w:listItem w:displayText="Choose an item." w:value=""/>
             <w:listItem w:displayText="1 - No changes to the group structure are under way or have been announced, with particular reference to the business area covered by this selection process" w:value="1 - No changes to the group structure are under way or have been announced, with particular reference to the business area covered by this selection process"/>
@@ -3092,6 +3172,8 @@
       <w:sdt>
         <w:sdtPr>
           <w:alias w:val="082GEA1732150"/>
+          <w:id w:val="100041"/>
+          <w:showingPlcHdr/>
           <w:text/>
         </w:sdtPr>
         <w:sdtContent>
@@ -3184,6 +3266,8 @@
       <w:sdt>
         <w:sdtPr>
           <w:alias w:val="082GEA1730667"/>
+          <w:id w:val="100042"/>
+          <w:showingPlcHdr/>
           <w:text/>
         </w:sdtPr>
         <w:sdtContent>
@@ -3244,6 +3328,8 @@
       <w:sdt>
         <w:sdtPr>
           <w:alias w:val="082GEA1732151"/>
+          <w:id w:val="100043"/>
+          <w:showingPlcHdr/>
           <w:text/>
         </w:sdtPr>
         <w:sdtContent>
@@ -3320,6 +3406,8 @@
       <w:sdt>
         <w:sdtPr>
           <w:alias w:val="082GEA2802045"/>
+          <w:id w:val="100044"/>
+          <w:showingPlcHdr/>
           <w:text/>
         </w:sdtPr>
         <w:sdtContent>
@@ -3428,6 +3516,8 @@
       <w:sdt>
         <w:sdtPr>
           <w:alias w:val="082GEA2802047"/>
+          <w:id w:val="100045"/>
+          <w:showingPlcHdr/>
           <w:text/>
         </w:sdtPr>
         <w:sdtContent>
@@ -3488,6 +3578,8 @@
       <w:sdt>
         <w:sdtPr>
           <w:alias w:val="082GEA2802046"/>
+          <w:id w:val="100046"/>
+          <w:showingPlcHdr/>
           <w:text/>
         </w:sdtPr>
         <w:sdtContent>
@@ -3548,6 +3640,8 @@
       <w:sdt>
         <w:sdtPr>
           <w:alias w:val="082GEA2802048"/>
+          <w:id w:val="100047"/>
+          <w:showingPlcHdr/>
           <w:text/>
         </w:sdtPr>
         <w:sdtContent>
@@ -3608,6 +3702,8 @@
       <w:sdt>
         <w:sdtPr>
           <w:alias w:val="082GEA2802049"/>
+          <w:id w:val="100048"/>
+          <w:showingPlcHdr/>
           <w:text/>
         </w:sdtPr>
         <w:sdtContent>
@@ -3668,6 +3764,8 @@
       <w:sdt>
         <w:sdtPr>
           <w:alias w:val="082GEA2802050"/>
+          <w:id w:val="100049"/>
+          <w:showingPlcHdr/>
           <w:text/>
         </w:sdtPr>
         <w:sdtContent>
@@ -3728,6 +3826,8 @@
       <w:sdt>
         <w:sdtPr>
           <w:alias w:val="082GEA2802051"/>
+          <w:id w:val="100050"/>
+          <w:showingPlcHdr/>
           <w:text/>
         </w:sdtPr>
         <w:sdtContent>
@@ -3788,6 +3888,8 @@
       <w:sdt>
         <w:sdtPr>
           <w:alias w:val="082GEA2802052"/>
+          <w:id w:val="100051"/>
+          <w:showingPlcHdr/>
           <w:text/>
         </w:sdtPr>
         <w:sdtContent>
@@ -3880,6 +3982,8 @@
       <w:sdt>
         <w:sdtPr>
           <w:alias w:val="082GEA2802054"/>
+          <w:id w:val="100052"/>
+          <w:showingPlcHdr/>
           <w:text/>
         </w:sdtPr>
         <w:sdtContent>
@@ -3972,6 +4076,8 @@
       <w:sdt>
         <w:sdtPr>
           <w:alias w:val="082GEA2802053"/>
+          <w:id w:val="100053"/>
+          <w:showingPlcHdr/>
           <w:text/>
         </w:sdtPr>
         <w:sdtContent>
@@ -4048,6 +4154,8 @@
       <w:sdt>
         <w:sdtPr>
           <w:alias w:val="082GEA2802055"/>
+          <w:id w:val="100054"/>
+          <w:showingPlcHdr/>
           <w:text/>
         </w:sdtPr>
         <w:sdtContent>
@@ -4156,6 +4264,8 @@
       <w:sdt>
         <w:sdtPr>
           <w:alias w:val="082GEA2802056"/>
+          <w:id w:val="100055"/>
+          <w:showingPlcHdr/>
           <w:text/>
         </w:sdtPr>
         <w:sdtContent>
@@ -4248,6 +4358,8 @@
       <w:sdt>
         <w:sdtPr>
           <w:alias w:val="082GEA4293773"/>
+          <w:id w:val="100056"/>
+          <w:showingPlcHdr/>
           <w:text/>
         </w:sdtPr>
         <w:sdtContent>
@@ -4292,6 +4404,8 @@
       <w:sdt>
         <w:sdtPr>
           <w:alias w:val="082GEA4293774"/>
+          <w:id w:val="100057"/>
+          <w:showingPlcHdr/>
           <w:text/>
         </w:sdtPr>
         <w:sdtContent>
@@ -4368,6 +4482,8 @@
       <w:sdt>
         <w:sdtPr>
           <w:alias w:val="082GEA2351811"/>
+          <w:id w:val="100058"/>
+          <w:showingPlcHdr/>
           <w:text/>
         </w:sdtPr>
         <w:sdtContent>
@@ -4412,6 +4528,8 @@
       <w:sdt>
         <w:sdtPr>
           <w:alias w:val="082GEA2351812"/>
+          <w:id w:val="100059"/>
+          <w:showingPlcHdr/>
           <w:text/>
         </w:sdtPr>
         <w:sdtContent>
@@ -4472,6 +4590,8 @@
       <w:sdt>
         <w:sdtPr>
           <w:alias w:val="082GEA2351813"/>
+          <w:id w:val="100060"/>
+          <w:showingPlcHdr/>
           <w:text/>
         </w:sdtPr>
         <w:sdtContent>
@@ -4516,6 +4636,8 @@
       <w:sdt>
         <w:sdtPr>
           <w:alias w:val="082GEA2351814"/>
+          <w:id w:val="100061"/>
+          <w:showingPlcHdr/>
           <w:text/>
         </w:sdtPr>
         <w:sdtContent>
@@ -4692,6 +4814,8 @@
       <w:sdt>
         <w:sdtPr>
           <w:alias w:val="082GEK2201672"/>
+          <w:id w:val="100062"/>
+          <w:showingPlcHdr/>
           <w:dropDownList>
             <w:listItem w:displayText="Choose an item." w:value=""/>
             <w:listItem w:displayText="Directly manages the subject mandate" w:value="Directly manages the subject mandate"/>
@@ -4740,6 +4864,8 @@
       <w:sdt>
         <w:sdtPr>
           <w:alias w:val="082GEK2201715"/>
+          <w:id w:val="100063"/>
+          <w:showingPlcHdr/>
           <w:text/>
         </w:sdtPr>
         <w:sdtContent>
@@ -4784,6 +4910,8 @@
       <w:sdt>
         <w:sdtPr>
           <w:alias w:val="082GEK2201716"/>
+          <w:id w:val="100064"/>
+          <w:showingPlcHdr/>
           <w:dropDownList>
             <w:listItem w:displayText="Choose an item." w:value=""/>
             <w:listItem w:displayText="The delegated company belongs to the group" w:value="The delegated company belongs to the group"/>
@@ -4832,6 +4960,8 @@
       <w:sdt>
         <w:sdtPr>
           <w:alias w:val="082GEK2201717"/>
+          <w:id w:val="100065"/>
+          <w:showingPlcHdr/>
           <w:text/>
         </w:sdtPr>
         <w:sdtContent>
@@ -4876,6 +5006,8 @@
       <w:sdt>
         <w:sdtPr>
           <w:alias w:val="082GEK2201718"/>
+          <w:id w:val="100066"/>
+          <w:showingPlcHdr/>
           <w:text/>
         </w:sdtPr>
         <w:sdtContent>
@@ -4920,6 +5052,8 @@
       <w:sdt>
         <w:sdtPr>
           <w:alias w:val="082GEK2201719"/>
+          <w:id w:val="100067"/>
+          <w:showingPlcHdr/>
           <w:text/>
         </w:sdtPr>
         <w:sdtContent>
@@ -4980,6 +5114,8 @@
       <w:sdt>
         <w:sdtPr>
           <w:alias w:val="082GEK2191662"/>
+          <w:id w:val="100068"/>
+          <w:showingPlcHdr/>
           <w:text/>
         </w:sdtPr>
         <w:sdtContent>
@@ -5040,6 +5176,8 @@
       <w:sdt>
         <w:sdtPr>
           <w:alias w:val="082GEK2191663"/>
+          <w:id w:val="100069"/>
+          <w:showingPlcHdr/>
           <w:text/>
         </w:sdtPr>
         <w:sdtContent>
@@ -5084,6 +5222,8 @@
       <w:sdt>
         <w:sdtPr>
           <w:alias w:val="082GEK2191664"/>
+          <w:id w:val="100070"/>
+          <w:showingPlcHdr/>
           <w:text/>
         </w:sdtPr>
         <w:sdtContent>
@@ -5128,6 +5268,8 @@
       <w:sdt>
         <w:sdtPr>
           <w:alias w:val="082GEK2191667"/>
+          <w:id w:val="100071"/>
+          <w:showingPlcHdr/>
           <w:text/>
         </w:sdtPr>
         <w:sdtContent>
@@ -5172,6 +5314,8 @@
       <w:sdt>
         <w:sdtPr>
           <w:alias w:val="082GEK2191665"/>
+          <w:id w:val="100072"/>
+          <w:showingPlcHdr/>
           <w:text/>
         </w:sdtPr>
         <w:sdtContent>
@@ -5216,6 +5360,8 @@
       <w:sdt>
         <w:sdtPr>
           <w:alias w:val="082GEK2191666"/>
+          <w:id w:val="100073"/>
+          <w:showingPlcHdr/>
           <w:text/>
         </w:sdtPr>
         <w:sdtContent>
@@ -5260,6 +5406,8 @@
       <w:sdt>
         <w:sdtPr>
           <w:alias w:val="082GEK2191699"/>
+          <w:id w:val="100074"/>
+          <w:showingPlcHdr/>
           <w:text/>
         </w:sdtPr>
         <w:sdtContent>
@@ -5304,6 +5452,8 @@
       <w:sdt>
         <w:sdtPr>
           <w:alias w:val="082GEK2191704"/>
+          <w:id w:val="100075"/>
+          <w:showingPlcHdr/>
           <w:text/>
         </w:sdtPr>
         <w:sdtContent>
@@ -5348,6 +5498,8 @@
       <w:sdt>
         <w:sdtPr>
           <w:alias w:val="082GEK2191700"/>
+          <w:id w:val="100076"/>
+          <w:showingPlcHdr/>
           <w:text/>
         </w:sdtPr>
         <w:sdtContent>
@@ -5392,6 +5544,8 @@
       <w:sdt>
         <w:sdtPr>
           <w:alias w:val="082GEK2191705"/>
+          <w:id w:val="100077"/>
+          <w:showingPlcHdr/>
           <w:text/>
         </w:sdtPr>
         <w:sdtContent>
@@ -5436,6 +5590,8 @@
       <w:sdt>
         <w:sdtPr>
           <w:alias w:val="082GEK2191701"/>
+          <w:id w:val="100078"/>
+          <w:showingPlcHdr/>
           <w:text/>
         </w:sdtPr>
         <w:sdtContent>
@@ -5480,6 +5636,8 @@
       <w:sdt>
         <w:sdtPr>
           <w:alias w:val="082GEK2191706"/>
+          <w:id w:val="100079"/>
+          <w:showingPlcHdr/>
           <w:text/>
         </w:sdtPr>
         <w:sdtContent>
@@ -5524,6 +5682,8 @@
       <w:sdt>
         <w:sdtPr>
           <w:alias w:val="082GEK2191703"/>
+          <w:id w:val="100080"/>
+          <w:showingPlcHdr/>
           <w:text/>
         </w:sdtPr>
         <w:sdtContent>
@@ -5568,6 +5728,8 @@
       <w:sdt>
         <w:sdtPr>
           <w:alias w:val="082GEK2191707"/>
+          <w:id w:val="100081"/>
+          <w:showingPlcHdr/>
           <w:text/>
         </w:sdtPr>
         <w:sdtContent>
@@ -5612,6 +5774,8 @@
       <w:sdt>
         <w:sdtPr>
           <w:alias w:val="082GEK2191668"/>
+          <w:id w:val="100082"/>
+          <w:showingPlcHdr/>
           <w:text/>
         </w:sdtPr>
         <w:sdtContent>
@@ -5656,6 +5820,8 @@
       <w:sdt>
         <w:sdtPr>
           <w:alias w:val="082GEK2191669"/>
+          <w:id w:val="100083"/>
+          <w:showingPlcHdr/>
           <w:text/>
         </w:sdtPr>
         <w:sdtContent>
@@ -5700,6 +5866,8 @@
       <w:sdt>
         <w:sdtPr>
           <w:alias w:val="082GEK2191670"/>
+          <w:id w:val="100084"/>
+          <w:showingPlcHdr/>
           <w:text/>
         </w:sdtPr>
         <w:sdtContent>
@@ -5744,6 +5912,8 @@
       <w:sdt>
         <w:sdtPr>
           <w:alias w:val="082GEK2191671"/>
+          <w:id w:val="100085"/>
+          <w:showingPlcHdr/>
           <w:text/>
         </w:sdtPr>
         <w:sdtContent>
@@ -5788,6 +5958,8 @@
       <w:sdt>
         <w:sdtPr>
           <w:alias w:val="082GEK2191815"/>
+          <w:id w:val="100086"/>
+          <w:showingPlcHdr/>
           <w:text/>
         </w:sdtPr>
         <w:sdtContent>
@@ -5832,6 +6004,8 @@
       <w:sdt>
         <w:sdtPr>
           <w:alias w:val="082GEK2191710"/>
+          <w:id w:val="100087"/>
+          <w:showingPlcHdr/>
           <w:text/>
         </w:sdtPr>
         <w:sdtContent>
@@ -5876,6 +6050,8 @@
       <w:sdt>
         <w:sdtPr>
           <w:alias w:val="082GEK2191711"/>
+          <w:id w:val="100088"/>
+          <w:showingPlcHdr/>
           <w:text/>
         </w:sdtPr>
         <w:sdtContent>
@@ -5920,6 +6096,8 @@
       <w:sdt>
         <w:sdtPr>
           <w:alias w:val="082GEK2192132"/>
+          <w:id w:val="100089"/>
+          <w:showingPlcHdr/>
           <w:text/>
         </w:sdtPr>
         <w:sdtContent>
@@ -5964,6 +6142,8 @@
       <w:sdt>
         <w:sdtPr>
           <w:alias w:val="082GEK2191712"/>
+          <w:id w:val="100090"/>
+          <w:showingPlcHdr/>
           <w:text/>
         </w:sdtPr>
         <w:sdtContent>
@@ -6008,6 +6188,8 @@
       <w:sdt>
         <w:sdtPr>
           <w:alias w:val="082GEK2192452"/>
+          <w:id w:val="100091"/>
+          <w:showingPlcHdr/>
           <w:text/>
         </w:sdtPr>
         <w:sdtContent>
@@ -6084,6 +6266,8 @@
       <w:sdt>
         <w:sdtPr>
           <w:alias w:val="082GEK2281720"/>
+          <w:id w:val="100092"/>
+          <w:showingPlcHdr/>
           <w:dropDownList>
             <w:listItem w:displayText="Choose an item." w:value=""/>
           </w:dropDownList>
@@ -6130,6 +6314,8 @@
       <w:sdt>
         <w:sdtPr>
           <w:alias w:val="082GEK2281721"/>
+          <w:id w:val="100093"/>
+          <w:showingPlcHdr/>
           <w:text/>
         </w:sdtPr>
         <w:sdtContent>
@@ -6174,6 +6360,8 @@
       <w:sdt>
         <w:sdtPr>
           <w:alias w:val="082GEK2281722"/>
+          <w:id w:val="100094"/>
+          <w:showingPlcHdr/>
           <w:text/>
         </w:sdtPr>
         <w:sdtContent>
@@ -6218,6 +6406,8 @@
       <w:sdt>
         <w:sdtPr>
           <w:alias w:val="082GEK2281723"/>
+          <w:id w:val="100095"/>
+          <w:showingPlcHdr/>
           <w:text/>
         </w:sdtPr>
         <w:sdtContent>
@@ -6262,6 +6452,8 @@
       <w:sdt>
         <w:sdtPr>
           <w:alias w:val="082GEK2281724"/>
+          <w:id w:val="100096"/>
+          <w:showingPlcHdr/>
           <w:text/>
         </w:sdtPr>
         <w:sdtContent>
@@ -6306,6 +6498,8 @@
       <w:sdt>
         <w:sdtPr>
           <w:alias w:val="082GEK2281725"/>
+          <w:id w:val="100097"/>
+          <w:showingPlcHdr/>
           <w:text/>
         </w:sdtPr>
         <w:sdtContent>
@@ -6350,6 +6544,8 @@
       <w:sdt>
         <w:sdtPr>
           <w:alias w:val="082GEK2281726"/>
+          <w:id w:val="100098"/>
+          <w:showingPlcHdr/>
           <w:text/>
         </w:sdtPr>
         <w:sdtContent>
@@ -6394,6 +6590,8 @@
       <w:sdt>
         <w:sdtPr>
           <w:alias w:val="082GEK2281727"/>
+          <w:id w:val="100099"/>
+          <w:showingPlcHdr/>
           <w:text/>
         </w:sdtPr>
         <w:sdtContent>
@@ -6438,6 +6636,8 @@
       <w:sdt>
         <w:sdtPr>
           <w:alias w:val="082GEK2281728"/>
+          <w:id w:val="100100"/>
+          <w:showingPlcHdr/>
           <w:text/>
         </w:sdtPr>
         <w:sdtContent>
@@ -6482,6 +6682,8 @@
       <w:sdt>
         <w:sdtPr>
           <w:alias w:val="082GEK2281729"/>
+          <w:id w:val="100101"/>
+          <w:showingPlcHdr/>
           <w:text/>
         </w:sdtPr>
         <w:sdtContent>
@@ -6526,6 +6728,8 @@
       <w:sdt>
         <w:sdtPr>
           <w:alias w:val="082GEK2281730"/>
+          <w:id w:val="100102"/>
+          <w:showingPlcHdr/>
           <w:text/>
         </w:sdtPr>
         <w:sdtContent>
@@ -6570,6 +6774,8 @@
       <w:sdt>
         <w:sdtPr>
           <w:alias w:val="082GEK2281731"/>
+          <w:id w:val="100103"/>
+          <w:showingPlcHdr/>
           <w:text/>
         </w:sdtPr>
         <w:sdtContent>
@@ -6614,6 +6820,8 @@
       <w:sdt>
         <w:sdtPr>
           <w:alias w:val="082GEK2281732"/>
+          <w:id w:val="100104"/>
+          <w:showingPlcHdr/>
           <w:text/>
         </w:sdtPr>
         <w:sdtContent>
@@ -6658,6 +6866,8 @@
       <w:sdt>
         <w:sdtPr>
           <w:alias w:val="082GEK2281733"/>
+          <w:id w:val="100105"/>
+          <w:showingPlcHdr/>
           <w:text/>
         </w:sdtPr>
         <w:sdtContent>
@@ -6702,6 +6912,8 @@
       <w:sdt>
         <w:sdtPr>
           <w:alias w:val="082GEK2281734"/>
+          <w:id w:val="100106"/>
+          <w:showingPlcHdr/>
           <w:text/>
         </w:sdtPr>
         <w:sdtContent>
@@ -6746,6 +6958,8 @@
       <w:sdt>
         <w:sdtPr>
           <w:alias w:val="082GEK2281735"/>
+          <w:id w:val="100107"/>
+          <w:showingPlcHdr/>
           <w:text/>
         </w:sdtPr>
         <w:sdtContent>
@@ -6790,6 +7004,8 @@
       <w:sdt>
         <w:sdtPr>
           <w:alias w:val="082GEK2281736"/>
+          <w:id w:val="100108"/>
+          <w:showingPlcHdr/>
           <w:dropDownList>
             <w:listItem w:displayText="Choose an item." w:value=""/>
             <w:listItem w:displayText="The activity remains with the delegating candidate company" w:value="The activity remains with the delegating candidate company"/>
@@ -6854,6 +7070,8 @@
       <w:sdt>
         <w:sdtPr>
           <w:alias w:val="082GEK2281737"/>
+          <w:id w:val="100109"/>
+          <w:showingPlcHdr/>
           <w:dropDownList>
             <w:listItem w:displayText="Choose an item." w:value=""/>
           </w:dropDownList>
@@ -6900,6 +7118,8 @@
       <w:sdt>
         <w:sdtPr>
           <w:alias w:val="082GEK2281738"/>
+          <w:id w:val="100110"/>
+          <w:showingPlcHdr/>
           <w:dropDownList>
             <w:listItem w:displayText="Choose an item." w:value=""/>
             <w:listItem w:displayText="The activity remains with the delegating candidate company" w:value="The activity remains with the delegating candidate company"/>
@@ -6948,6 +7168,8 @@
       <w:sdt>
         <w:sdtPr>
           <w:alias w:val="082GEK2281739"/>
+          <w:id w:val="100111"/>
+          <w:showingPlcHdr/>
           <w:dropDownList>
             <w:listItem w:displayText="Choose an item." w:value=""/>
             <w:listItem w:displayText="The activity remains with the delegating candidate company" w:value="The activity remains with the delegating candidate company"/>
@@ -6996,6 +7218,8 @@
       <w:sdt>
         <w:sdtPr>
           <w:alias w:val="082GEK2281740"/>
+          <w:id w:val="100112"/>
+          <w:showingPlcHdr/>
           <w:dropDownList>
             <w:listItem w:displayText="Choose an item." w:value=""/>
             <w:listItem w:displayText="The activity remains with the delegating candidate company" w:value="The activity remains with the delegating candidate company"/>
@@ -7176,6 +7400,8 @@
       <w:sdt>
         <w:sdtPr>
           <w:alias w:val="082GEB1090509"/>
+          <w:id w:val="100113"/>
+          <w:showingPlcHdr/>
           <w:text/>
         </w:sdtPr>
         <w:sdtContent>
@@ -7236,6 +7462,8 @@
       <w:sdt>
         <w:sdtPr>
           <w:alias w:val="082GEB1094909"/>
+          <w:id w:val="100114"/>
+          <w:showingPlcHdr/>
           <w:text/>
         </w:sdtPr>
         <w:sdtContent>
@@ -7296,6 +7524,8 @@
       <w:sdt>
         <w:sdtPr>
           <w:alias w:val="082GEB1095107"/>
+          <w:id w:val="100115"/>
+          <w:showingPlcHdr/>
           <w:text/>
         </w:sdtPr>
         <w:sdtContent>
@@ -7356,6 +7586,8 @@
       <w:sdt>
         <w:sdtPr>
           <w:alias w:val="082GEB1095325"/>
+          <w:id w:val="100116"/>
+          <w:showingPlcHdr/>
           <w:text/>
         </w:sdtPr>
         <w:sdtContent>
@@ -7432,6 +7664,8 @@
       <w:sdt>
         <w:sdtPr>
           <w:alias w:val="082GEB1090869"/>
+          <w:id w:val="100117"/>
+          <w:showingPlcHdr/>
           <w:text/>
         </w:sdtPr>
         <w:sdtContent>
@@ -7524,6 +7758,8 @@
       <w:sdt>
         <w:sdtPr>
           <w:alias w:val="082GEB1094910"/>
+          <w:id w:val="100118"/>
+          <w:showingPlcHdr/>
           <w:text/>
         </w:sdtPr>
         <w:sdtContent>
@@ -7616,6 +7852,8 @@
       <w:sdt>
         <w:sdtPr>
           <w:alias w:val="082GEB1095108"/>
+          <w:id w:val="100119"/>
+          <w:showingPlcHdr/>
           <w:text/>
         </w:sdtPr>
         <w:sdtContent>
@@ -7708,6 +7946,8 @@
       <w:sdt>
         <w:sdtPr>
           <w:alias w:val="082GEB1095326"/>
+          <w:id w:val="100120"/>
+          <w:showingPlcHdr/>
           <w:text/>
         </w:sdtPr>
         <w:sdtContent>
@@ -7784,6 +8024,8 @@
       <w:sdt>
         <w:sdtPr>
           <w:alias w:val="082GEB1090876"/>
+          <w:id w:val="100121"/>
+          <w:showingPlcHdr/>
           <w:text/>
         </w:sdtPr>
         <w:sdtContent>
@@ -7908,6 +8150,8 @@
       <w:sdt>
         <w:sdtPr>
           <w:alias w:val="082GEB1861017"/>
+          <w:id w:val="100122"/>
+          <w:showingPlcHdr/>
           <w:text/>
         </w:sdtPr>
         <w:sdtContent>
@@ -7968,6 +8212,8 @@
       <w:sdt>
         <w:sdtPr>
           <w:alias w:val="082GEB1865040"/>
+          <w:id w:val="100123"/>
+          <w:showingPlcHdr/>
           <w:text/>
         </w:sdtPr>
         <w:sdtContent>
@@ -8028,6 +8274,8 @@
       <w:sdt>
         <w:sdtPr>
           <w:alias w:val="082GEB1865238"/>
+          <w:id w:val="100124"/>
+          <w:showingPlcHdr/>
           <w:text/>
         </w:sdtPr>
         <w:sdtContent>
@@ -8088,6 +8336,8 @@
       <w:sdt>
         <w:sdtPr>
           <w:alias w:val="082GEB1865460"/>
+          <w:id w:val="100125"/>
+          <w:showingPlcHdr/>
           <w:text/>
         </w:sdtPr>
         <w:sdtContent>
@@ -8132,6 +8382,8 @@
       <w:sdt>
         <w:sdtPr>
           <w:alias w:val="082GEB1861018"/>
+          <w:id w:val="100126"/>
+          <w:showingPlcHdr/>
           <w:text/>
         </w:sdtPr>
         <w:sdtContent>
@@ -8192,6 +8444,8 @@
       <w:sdt>
         <w:sdtPr>
           <w:alias w:val="082GEB1865041"/>
+          <w:id w:val="100127"/>
+          <w:showingPlcHdr/>
           <w:text/>
         </w:sdtPr>
         <w:sdtContent>
@@ -8252,6 +8506,8 @@
       <w:sdt>
         <w:sdtPr>
           <w:alias w:val="082GEB1865239"/>
+          <w:id w:val="100128"/>
+          <w:showingPlcHdr/>
           <w:text/>
         </w:sdtPr>
         <w:sdtContent>
@@ -8312,6 +8568,8 @@
       <w:sdt>
         <w:sdtPr>
           <w:alias w:val="082GEB1865461"/>
+          <w:id w:val="100129"/>
+          <w:showingPlcHdr/>
           <w:text/>
         </w:sdtPr>
         <w:sdtContent>
@@ -8420,6 +8678,8 @@
       <w:sdt>
         <w:sdtPr>
           <w:alias w:val="082GEB1881027"/>
+          <w:id w:val="100130"/>
+          <w:showingPlcHdr/>
           <w:text/>
         </w:sdtPr>
         <w:sdtContent>
@@ -8464,6 +8724,8 @@
       <w:sdt>
         <w:sdtPr>
           <w:alias w:val="082GEB1884988"/>
+          <w:id w:val="100131"/>
+          <w:showingPlcHdr/>
           <w:text/>
         </w:sdtPr>
         <w:sdtContent>
@@ -8508,6 +8770,8 @@
       <w:sdt>
         <w:sdtPr>
           <w:alias w:val="082GEB1885186"/>
+          <w:id w:val="100132"/>
+          <w:showingPlcHdr/>
           <w:text/>
         </w:sdtPr>
         <w:sdtContent>
@@ -8552,6 +8816,8 @@
       <w:sdt>
         <w:sdtPr>
           <w:alias w:val="082GEB1885404"/>
+          <w:id w:val="100133"/>
+          <w:showingPlcHdr/>
           <w:text/>
         </w:sdtPr>
         <w:sdtContent>
@@ -8596,6 +8862,8 @@
       <w:sdt>
         <w:sdtPr>
           <w:alias w:val="082GEB1881031"/>
+          <w:id w:val="100134"/>
+          <w:showingPlcHdr/>
           <w:text/>
         </w:sdtPr>
         <w:sdtContent>
@@ -8640,6 +8908,8 @@
       <w:sdt>
         <w:sdtPr>
           <w:alias w:val="082GEB1884989"/>
+          <w:id w:val="100135"/>
+          <w:showingPlcHdr/>
           <w:text/>
         </w:sdtPr>
         <w:sdtContent>
@@ -8684,6 +8954,8 @@
       <w:sdt>
         <w:sdtPr>
           <w:alias w:val="082GEB1885187"/>
+          <w:id w:val="100136"/>
+          <w:showingPlcHdr/>
           <w:text/>
         </w:sdtPr>
         <w:sdtContent>
@@ -8728,6 +9000,8 @@
       <w:sdt>
         <w:sdtPr>
           <w:alias w:val="082GEB1885405"/>
+          <w:id w:val="100137"/>
+          <w:showingPlcHdr/>
           <w:text/>
         </w:sdtPr>
         <w:sdtContent>
@@ -8772,6 +9046,8 @@
       <w:sdt>
         <w:sdtPr>
           <w:alias w:val="082GEB1881035"/>
+          <w:id w:val="100138"/>
+          <w:showingPlcHdr/>
           <w:text/>
         </w:sdtPr>
         <w:sdtContent>
@@ -8816,6 +9092,8 @@
       <w:sdt>
         <w:sdtPr>
           <w:alias w:val="082GEB1884990"/>
+          <w:id w:val="100139"/>
+          <w:showingPlcHdr/>
           <w:text/>
         </w:sdtPr>
         <w:sdtContent>
@@ -8860,6 +9138,8 @@
       <w:sdt>
         <w:sdtPr>
           <w:alias w:val="082GEB1885188"/>
+          <w:id w:val="100140"/>
+          <w:showingPlcHdr/>
           <w:text/>
         </w:sdtPr>
         <w:sdtContent>
@@ -8904,6 +9184,8 @@
       <w:sdt>
         <w:sdtPr>
           <w:alias w:val="082GEB1885406"/>
+          <w:id w:val="100141"/>
+          <w:showingPlcHdr/>
           <w:text/>
         </w:sdtPr>
         <w:sdtContent>
@@ -8948,6 +9230,8 @@
       <w:sdt>
         <w:sdtPr>
           <w:alias w:val="082GEB1881039"/>
+          <w:id w:val="100142"/>
+          <w:showingPlcHdr/>
           <w:text/>
         </w:sdtPr>
         <w:sdtContent>
@@ -8992,6 +9276,8 @@
       <w:sdt>
         <w:sdtPr>
           <w:alias w:val="082GEB1884991"/>
+          <w:id w:val="100143"/>
+          <w:showingPlcHdr/>
           <w:text/>
         </w:sdtPr>
         <w:sdtContent>
@@ -9036,6 +9322,8 @@
       <w:sdt>
         <w:sdtPr>
           <w:alias w:val="082GEB1885189"/>
+          <w:id w:val="100144"/>
+          <w:showingPlcHdr/>
           <w:text/>
         </w:sdtPr>
         <w:sdtContent>
@@ -9080,6 +9368,8 @@
       <w:sdt>
         <w:sdtPr>
           <w:alias w:val="082GEB1885407"/>
+          <w:id w:val="100145"/>
+          <w:showingPlcHdr/>
           <w:text/>
         </w:sdtPr>
         <w:sdtContent>
@@ -9124,6 +9414,8 @@
       <w:sdt>
         <w:sdtPr>
           <w:alias w:val="082GEB1881047"/>
+          <w:id w:val="100146"/>
+          <w:showingPlcHdr/>
           <w:text/>
         </w:sdtPr>
         <w:sdtContent>
@@ -9168,6 +9460,8 @@
       <w:sdt>
         <w:sdtPr>
           <w:alias w:val="082GEB1884992"/>
+          <w:id w:val="100147"/>
+          <w:showingPlcHdr/>
           <w:text/>
         </w:sdtPr>
         <w:sdtContent>
@@ -9212,6 +9506,8 @@
       <w:sdt>
         <w:sdtPr>
           <w:alias w:val="082GEB1885190"/>
+          <w:id w:val="100148"/>
+          <w:showingPlcHdr/>
           <w:text/>
         </w:sdtPr>
         <w:sdtContent>
@@ -9256,6 +9552,8 @@
       <w:sdt>
         <w:sdtPr>
           <w:alias w:val="082GEB1885408"/>
+          <w:id w:val="100149"/>
+          <w:showingPlcHdr/>
           <w:text/>
         </w:sdtPr>
         <w:sdtContent>
@@ -9300,6 +9598,8 @@
       <w:sdt>
         <w:sdtPr>
           <w:alias w:val="082GEB1881053"/>
+          <w:id w:val="100150"/>
+          <w:showingPlcHdr/>
           <w:text/>
         </w:sdtPr>
         <w:sdtContent>
@@ -9344,6 +9644,8 @@
       <w:sdt>
         <w:sdtPr>
           <w:alias w:val="082GEB1884993"/>
+          <w:id w:val="100151"/>
+          <w:showingPlcHdr/>
           <w:text/>
         </w:sdtPr>
         <w:sdtContent>
@@ -9388,6 +9690,8 @@
       <w:sdt>
         <w:sdtPr>
           <w:alias w:val="082GEB1885191"/>
+          <w:id w:val="100152"/>
+          <w:showingPlcHdr/>
           <w:text/>
         </w:sdtPr>
         <w:sdtContent>
@@ -9432,6 +9736,8 @@
       <w:sdt>
         <w:sdtPr>
           <w:alias w:val="082GEB1885409"/>
+          <w:id w:val="100153"/>
+          <w:showingPlcHdr/>
           <w:text/>
         </w:sdtPr>
         <w:sdtContent>
@@ -9476,6 +9782,8 @@
       <w:sdt>
         <w:sdtPr>
           <w:alias w:val="082GEB1881069"/>
+          <w:id w:val="100154"/>
+          <w:showingPlcHdr/>
           <w:text/>
         </w:sdtPr>
         <w:sdtContent>
@@ -9520,6 +9828,8 @@
       <w:sdt>
         <w:sdtPr>
           <w:alias w:val="082GEB1884994"/>
+          <w:id w:val="100155"/>
+          <w:showingPlcHdr/>
           <w:text/>
         </w:sdtPr>
         <w:sdtContent>
@@ -9564,6 +9874,8 @@
       <w:sdt>
         <w:sdtPr>
           <w:alias w:val="082GEB1885192"/>
+          <w:id w:val="100156"/>
+          <w:showingPlcHdr/>
           <w:text/>
         </w:sdtPr>
         <w:sdtContent>
@@ -9608,6 +9920,8 @@
       <w:sdt>
         <w:sdtPr>
           <w:alias w:val="082GEB1885410"/>
+          <w:id w:val="100157"/>
+          <w:showingPlcHdr/>
           <w:text/>
         </w:sdtPr>
         <w:sdtContent>
@@ -9652,6 +9966,8 @@
       <w:sdt>
         <w:sdtPr>
           <w:alias w:val="082GEB1881065"/>
+          <w:id w:val="100158"/>
+          <w:showingPlcHdr/>
           <w:text/>
         </w:sdtPr>
         <w:sdtContent>
@@ -9696,6 +10012,8 @@
       <w:sdt>
         <w:sdtPr>
           <w:alias w:val="082GEB1884995"/>
+          <w:id w:val="100159"/>
+          <w:showingPlcHdr/>
           <w:text/>
         </w:sdtPr>
         <w:sdtContent>
@@ -9740,6 +10058,8 @@
       <w:sdt>
         <w:sdtPr>
           <w:alias w:val="082GEB1885193"/>
+          <w:id w:val="100160"/>
+          <w:showingPlcHdr/>
           <w:text/>
         </w:sdtPr>
         <w:sdtContent>
@@ -9784,6 +10104,8 @@
       <w:sdt>
         <w:sdtPr>
           <w:alias w:val="082GEB1885411"/>
+          <w:id w:val="100161"/>
+          <w:showingPlcHdr/>
           <w:text/>
         </w:sdtPr>
         <w:sdtContent>
@@ -9864,6 +10186,8 @@
       <w:sdt>
         <w:sdtPr>
           <w:alias w:val="082GEC1100513"/>
+          <w:id w:val="100162"/>
+          <w:showingPlcHdr/>
           <w:text/>
         </w:sdtPr>
         <w:sdtContent>
@@ -9908,6 +10232,8 @@
       <w:sdt>
         <w:sdtPr>
           <w:alias w:val="082GEC1101127"/>
+          <w:id w:val="100163"/>
+          <w:showingPlcHdr/>
           <w:text/>
         </w:sdtPr>
         <w:sdtContent>
@@ -9952,6 +10278,8 @@
       <w:sdt>
         <w:sdtPr>
           <w:alias w:val="082GEC1101128"/>
+          <w:id w:val="100164"/>
+          <w:showingPlcHdr/>
           <w:dropDownList>
             <w:listItem w:displayText="Choose an item." w:value=""/>
             <w:listItem w:displayText="1 - No specific style is predominantly followed" w:value="1 - No specific style is predominantly followed"/>
@@ -10003,6 +10331,8 @@
       <w:sdt>
         <w:sdtPr>
           <w:alias w:val="082GEC1101129"/>
+          <w:id w:val="100165"/>
+          <w:showingPlcHdr/>
           <w:text/>
         </w:sdtPr>
         <w:sdtContent>
@@ -10047,6 +10377,8 @@
       <w:sdt>
         <w:sdtPr>
           <w:alias w:val="082GEC1101130"/>
+          <w:id w:val="100166"/>
+          <w:showingPlcHdr/>
           <w:text/>
         </w:sdtPr>
         <w:sdtContent>
@@ -10091,6 +10423,8 @@
       <w:sdt>
         <w:sdtPr>
           <w:alias w:val="082GEC1101131"/>
+          <w:id w:val="100167"/>
+          <w:showingPlcHdr/>
           <w:text/>
         </w:sdtPr>
         <w:sdtContent>
@@ -10167,6 +10501,8 @@
       <w:sdt>
         <w:sdtPr>
           <w:alias w:val="082GEC1901132"/>
+          <w:id w:val="100168"/>
+          <w:showingPlcHdr/>
           <w:text/>
         </w:sdtPr>
         <w:sdtContent>
@@ -10227,6 +10563,8 @@
       <w:sdt>
         <w:sdtPr>
           <w:alias w:val="082GEC1901156"/>
+          <w:id w:val="100169"/>
+          <w:showingPlcHdr/>
           <w:text/>
         </w:sdtPr>
         <w:sdtContent>
@@ -10287,6 +10625,8 @@
       <w:sdt>
         <w:sdtPr>
           <w:alias w:val="082GEC1901157"/>
+          <w:id w:val="100170"/>
+          <w:showingPlcHdr/>
           <w:text/>
         </w:sdtPr>
         <w:sdtContent>
@@ -10347,6 +10687,8 @@
       <w:sdt>
         <w:sdtPr>
           <w:alias w:val="082GEC1901181"/>
+          <w:id w:val="100171"/>
+          <w:showingPlcHdr/>
           <w:text/>
         </w:sdtPr>
         <w:sdtContent>
@@ -10423,6 +10765,8 @@
       <w:sdt>
         <w:sdtPr>
           <w:alias w:val="082GEC1921209"/>
+          <w:id w:val="100172"/>
+          <w:showingPlcHdr/>
           <w:dropDownList>
             <w:listItem w:displayText="Choose an item." w:value=""/>
             <w:listItem w:displayText="1 - A dedicated management team for institutional clients exists" w:value="1 - A dedicated management team for institutional clients exists"/>
@@ -10471,6 +10815,8 @@
       <w:sdt>
         <w:sdtPr>
           <w:alias w:val="082GEC1921212"/>
+          <w:id w:val="100173"/>
+          <w:showingPlcHdr/>
           <w:text/>
         </w:sdtPr>
         <w:sdtContent>
@@ -10515,6 +10861,8 @@
       <w:sdt>
         <w:sdtPr>
           <w:alias w:val="082GEC1921215"/>
+          <w:id w:val="100174"/>
+          <w:showingPlcHdr/>
           <w:text/>
         </w:sdtPr>
         <w:sdtContent>
@@ -10559,6 +10907,8 @@
       <w:sdt>
         <w:sdtPr>
           <w:alias w:val="082GEC1921218"/>
+          <w:id w:val="100175"/>
+          <w:showingPlcHdr/>
           <w:text/>
         </w:sdtPr>
         <w:sdtContent>
@@ -10651,6 +11001,8 @@
       <w:sdt>
         <w:sdtPr>
           <w:alias w:val="082GEC1931246"/>
+          <w:id w:val="100176"/>
+          <w:showingPlcHdr/>
           <w:text/>
         </w:sdtPr>
         <w:sdtContent>
@@ -10711,6 +11063,8 @@
       <w:sdt>
         <w:sdtPr>
           <w:alias w:val="082GEC1931247"/>
+          <w:id w:val="100177"/>
+          <w:showingPlcHdr/>
           <w:text/>
         </w:sdtPr>
         <w:sdtContent>
@@ -10771,6 +11125,8 @@
       <w:sdt>
         <w:sdtPr>
           <w:alias w:val="082GEC1931248"/>
+          <w:id w:val="100178"/>
+          <w:showingPlcHdr/>
           <w:text/>
         </w:sdtPr>
         <w:sdtContent>
@@ -10831,6 +11187,8 @@
       <w:sdt>
         <w:sdtPr>
           <w:alias w:val="082GEC1931249"/>
+          <w:id w:val="100179"/>
+          <w:showingPlcHdr/>
           <w:text/>
         </w:sdtPr>
         <w:sdtContent>
@@ -10891,6 +11249,8 @@
       <w:sdt>
         <w:sdtPr>
           <w:alias w:val="082GEC1931250"/>
+          <w:id w:val="100180"/>
+          <w:showingPlcHdr/>
           <w:text/>
         </w:sdtPr>
         <w:sdtContent>
@@ -10951,6 +11311,8 @@
       <w:sdt>
         <w:sdtPr>
           <w:alias w:val="082GEC1931251"/>
+          <w:id w:val="100181"/>
+          <w:showingPlcHdr/>
           <w:text/>
         </w:sdtPr>
         <w:sdtContent>
@@ -11011,6 +11373,8 @@
       <w:sdt>
         <w:sdtPr>
           <w:alias w:val="082GEC1931252"/>
+          <w:id w:val="100182"/>
+          <w:showingPlcHdr/>
           <w:text/>
         </w:sdtPr>
         <w:sdtContent>
@@ -11071,6 +11435,8 @@
       <w:sdt>
         <w:sdtPr>
           <w:alias w:val="082GEC1931253"/>
+          <w:id w:val="100183"/>
+          <w:showingPlcHdr/>
           <w:text/>
         </w:sdtPr>
         <w:sdtContent>
@@ -11131,6 +11497,8 @@
       <w:sdt>
         <w:sdtPr>
           <w:alias w:val="082GEC1931254"/>
+          <w:id w:val="100184"/>
+          <w:showingPlcHdr/>
           <w:text/>
         </w:sdtPr>
         <w:sdtContent>
@@ -11207,6 +11575,8 @@
       <w:sdt>
         <w:sdtPr>
           <w:alias w:val="082GEC1941257"/>
+          <w:id w:val="100185"/>
+          <w:showingPlcHdr/>
           <w:text/>
         </w:sdtPr>
         <w:sdtContent>
@@ -11251,6 +11621,8 @@
       <w:sdt>
         <w:sdtPr>
           <w:alias w:val="082GEC1941258"/>
+          <w:id w:val="100186"/>
+          <w:showingPlcHdr/>
           <w:text/>
         </w:sdtPr>
         <w:sdtContent>
@@ -11311,6 +11683,8 @@
       <w:sdt>
         <w:sdtPr>
           <w:alias w:val="082GEC1941259"/>
+          <w:id w:val="100187"/>
+          <w:showingPlcHdr/>
           <w:dropDownList>
             <w:listItem w:displayText="Choose an item." w:value=""/>
           </w:dropDownList>
@@ -11357,6 +11731,8 @@
       <w:sdt>
         <w:sdtPr>
           <w:alias w:val="082GEC1941260"/>
+          <w:id w:val="100188"/>
+          <w:showingPlcHdr/>
           <w:text/>
         </w:sdtPr>
         <w:sdtContent>
@@ -11417,6 +11793,8 @@
       <w:sdt>
         <w:sdtPr>
           <w:alias w:val="082GEC1941261"/>
+          <w:id w:val="100189"/>
+          <w:showingPlcHdr/>
           <w:dropDownList>
             <w:listItem w:displayText="Choose an item." w:value=""/>
           </w:dropDownList>
@@ -11463,6 +11841,8 @@
       <w:sdt>
         <w:sdtPr>
           <w:alias w:val="082GEC1941267"/>
+          <w:id w:val="100190"/>
+          <w:showingPlcHdr/>
           <w:text/>
         </w:sdtPr>
         <w:sdtContent>
@@ -11523,6 +11903,8 @@
       <w:sdt>
         <w:sdtPr>
           <w:alias w:val="082GEC1941269"/>
+          <w:id w:val="100191"/>
+          <w:showingPlcHdr/>
           <w:dropDownList>
             <w:listItem w:displayText="Choose an item." w:value=""/>
           </w:dropDownList>
@@ -11569,6 +11951,8 @@
       <w:sdt>
         <w:sdtPr>
           <w:alias w:val="082GEC1941286"/>
+          <w:id w:val="100192"/>
+          <w:showingPlcHdr/>
           <w:text/>
         </w:sdtPr>
         <w:sdtContent>
@@ -11613,6 +11997,8 @@
       <w:sdt>
         <w:sdtPr>
           <w:alias w:val="082GEC1941288"/>
+          <w:id w:val="100193"/>
+          <w:showingPlcHdr/>
           <w:text/>
         </w:sdtPr>
         <w:sdtContent>
@@ -11673,6 +12059,8 @@
       <w:sdt>
         <w:sdtPr>
           <w:alias w:val="082GEC1941292"/>
+          <w:id w:val="100194"/>
+          <w:showingPlcHdr/>
           <w:dropDownList>
             <w:listItem w:displayText="Choose an item." w:value=""/>
           </w:dropDownList>
@@ -11719,6 +12107,8 @@
       <w:sdt>
         <w:sdtPr>
           <w:alias w:val="082GEC1941293"/>
+          <w:id w:val="100195"/>
+          <w:showingPlcHdr/>
           <w:text/>
         </w:sdtPr>
         <w:sdtContent>
@@ -11779,6 +12169,8 @@
       <w:sdt>
         <w:sdtPr>
           <w:alias w:val="082GEC1941294"/>
+          <w:id w:val="100196"/>
+          <w:showingPlcHdr/>
           <w:dropDownList>
             <w:listItem w:displayText="Choose an item." w:value=""/>
           </w:dropDownList>
@@ -11825,6 +12217,8 @@
       <w:sdt>
         <w:sdtPr>
           <w:alias w:val="082GEC1941296"/>
+          <w:id w:val="100197"/>
+          <w:showingPlcHdr/>
           <w:text/>
         </w:sdtPr>
         <w:sdtContent>
@@ -11885,6 +12279,8 @@
       <w:sdt>
         <w:sdtPr>
           <w:alias w:val="082GEC1941297"/>
+          <w:id w:val="100198"/>
+          <w:showingPlcHdr/>
           <w:dropDownList>
             <w:listItem w:displayText="Choose an item." w:value=""/>
           </w:dropDownList>
@@ -11931,6 +12327,8 @@
       <w:sdt>
         <w:sdtPr>
           <w:alias w:val="082GEC1941302"/>
+          <w:id w:val="100199"/>
+          <w:showingPlcHdr/>
           <w:text/>
         </w:sdtPr>
         <w:sdtContent>
@@ -11975,6 +12373,8 @@
       <w:sdt>
         <w:sdtPr>
           <w:alias w:val="082GEC1941304"/>
+          <w:id w:val="100200"/>
+          <w:showingPlcHdr/>
           <w:text/>
         </w:sdtPr>
         <w:sdtContent>
@@ -12035,6 +12435,8 @@
       <w:sdt>
         <w:sdtPr>
           <w:alias w:val="082GEC1941305"/>
+          <w:id w:val="100201"/>
+          <w:showingPlcHdr/>
           <w:dropDownList>
             <w:listItem w:displayText="Choose an item." w:value=""/>
           </w:dropDownList>
@@ -12081,6 +12483,8 @@
       <w:sdt>
         <w:sdtPr>
           <w:alias w:val="082GEC1941307"/>
+          <w:id w:val="100202"/>
+          <w:showingPlcHdr/>
           <w:text/>
         </w:sdtPr>
         <w:sdtContent>
@@ -12141,6 +12545,8 @@
       <w:sdt>
         <w:sdtPr>
           <w:alias w:val="082GEC1941308"/>
+          <w:id w:val="100203"/>
+          <w:showingPlcHdr/>
           <w:dropDownList>
             <w:listItem w:displayText="Choose an item." w:value=""/>
           </w:dropDownList>
@@ -12187,6 +12593,8 @@
       <w:sdt>
         <w:sdtPr>
           <w:alias w:val="082GEC1941310"/>
+          <w:id w:val="100204"/>
+          <w:showingPlcHdr/>
           <w:text/>
         </w:sdtPr>
         <w:sdtContent>
@@ -12247,6 +12655,8 @@
       <w:sdt>
         <w:sdtPr>
           <w:alias w:val="082GEC1941312"/>
+          <w:id w:val="100205"/>
+          <w:showingPlcHdr/>
           <w:dropDownList>
             <w:listItem w:displayText="Choose an item." w:value=""/>
           </w:dropDownList>
@@ -12309,6 +12719,8 @@
       <w:sdt>
         <w:sdtPr>
           <w:alias w:val="082GEC1971316"/>
+          <w:id w:val="100206"/>
+          <w:showingPlcHdr/>
           <w:text/>
         </w:sdtPr>
         <w:sdtContent>
@@ -12353,6 +12765,8 @@
       <w:sdt>
         <w:sdtPr>
           <w:alias w:val="082GEC1971317"/>
+          <w:id w:val="100207"/>
+          <w:showingPlcHdr/>
           <w:dropDownList>
             <w:listItem w:displayText="Choose an item." w:value=""/>
             <w:listItem w:displayText="1 - Yes, the team will be directly involved in managing the mandate" w:value="1 - Yes, the team will be directly involved in managing the mandate"/>
@@ -12401,6 +12815,8 @@
       <w:sdt>
         <w:sdtPr>
           <w:alias w:val="082GEC1971320"/>
+          <w:id w:val="100208"/>
+          <w:showingPlcHdr/>
           <w:text/>
         </w:sdtPr>
         <w:sdtContent>
@@ -12445,6 +12861,8 @@
       <w:sdt>
         <w:sdtPr>
           <w:alias w:val="082GEC1971335"/>
+          <w:id w:val="100209"/>
+          <w:showingPlcHdr/>
           <w:text/>
         </w:sdtPr>
         <w:sdtContent>
@@ -12489,6 +12907,8 @@
       <w:sdt>
         <w:sdtPr>
           <w:alias w:val="082GEC1971341"/>
+          <w:id w:val="100210"/>
+          <w:showingPlcHdr/>
           <w:text/>
         </w:sdtPr>
         <w:sdtContent>
@@ -12533,6 +12953,8 @@
       <w:sdt>
         <w:sdtPr>
           <w:alias w:val="082GEC1971343"/>
+          <w:id w:val="100211"/>
+          <w:showingPlcHdr/>
           <w:text/>
         </w:sdtPr>
         <w:sdtContent>
@@ -12577,6 +12999,8 @@
       <w:sdt>
         <w:sdtPr>
           <w:alias w:val="082GEC1971345"/>
+          <w:id w:val="100212"/>
+          <w:showingPlcHdr/>
           <w:text/>
         </w:sdtPr>
         <w:sdtContent>
@@ -12621,6 +13045,8 @@
       <w:sdt>
         <w:sdtPr>
           <w:alias w:val="082GEC1971348"/>
+          <w:id w:val="100213"/>
+          <w:showingPlcHdr/>
           <w:text/>
         </w:sdtPr>
         <w:sdtContent>
@@ -12681,6 +13107,8 @@
       <w:sdt>
         <w:sdtPr>
           <w:alias w:val="082GEC1971349"/>
+          <w:id w:val="100214"/>
+          <w:showingPlcHdr/>
           <w:text/>
         </w:sdtPr>
         <w:sdtContent>
@@ -12741,6 +13169,8 @@
       <w:sdt>
         <w:sdtPr>
           <w:alias w:val="082GEC1971350"/>
+          <w:id w:val="100215"/>
+          <w:showingPlcHdr/>
           <w:text/>
         </w:sdtPr>
         <w:sdtContent>
@@ -12817,6 +13247,8 @@
       <w:sdt>
         <w:sdtPr>
           <w:alias w:val="082GEC1991353"/>
+          <w:id w:val="100216"/>
+          <w:showingPlcHdr/>
           <w:text/>
         </w:sdtPr>
         <w:sdtContent>
@@ -12861,6 +13293,8 @@
       <w:sdt>
         <w:sdtPr>
           <w:alias w:val="082GEC1991355"/>
+          <w:id w:val="100217"/>
+          <w:showingPlcHdr/>
           <w:text/>
         </w:sdtPr>
         <w:sdtContent>
@@ -12921,6 +13355,8 @@
       <w:sdt>
         <w:sdtPr>
           <w:alias w:val="082GEC1991371"/>
+          <w:id w:val="100218"/>
+          <w:showingPlcHdr/>
           <w:dropDownList>
             <w:listItem w:displayText="Choose an item." w:value=""/>
           </w:dropDownList>
@@ -12983,6 +13419,8 @@
       <w:sdt>
         <w:sdtPr>
           <w:alias w:val="082GEC1991361"/>
+          <w:id w:val="100219"/>
+          <w:showingPlcHdr/>
           <w:dropDownList>
             <w:listItem w:displayText="Choose an item." w:value=""/>
           </w:dropDownList>
@@ -13045,6 +13483,8 @@
       <w:sdt>
         <w:sdtPr>
           <w:alias w:val="082GEC1991356"/>
+          <w:id w:val="100220"/>
+          <w:showingPlcHdr/>
           <w:dropDownList>
             <w:listItem w:displayText="Choose an item." w:value=""/>
           </w:dropDownList>
@@ -13091,6 +13531,8 @@
       <w:sdt>
         <w:sdtPr>
           <w:alias w:val="082GEC1991384"/>
+          <w:id w:val="100221"/>
+          <w:showingPlcHdr/>
           <w:dropDownList>
             <w:listItem w:displayText="Choose an item." w:value=""/>
             <w:listItem w:displayText="1 - Yes, managers have online tools to monitor the exposure to risk of the managed portfolios" w:value="1 - Yes, managers have online tools to monitor the exposure to risk of the managed portfolios"/>
@@ -13139,6 +13581,8 @@
       <w:sdt>
         <w:sdtPr>
           <w:alias w:val="082GEC1991383"/>
+          <w:id w:val="100222"/>
+          <w:showingPlcHdr/>
           <w:text/>
         </w:sdtPr>
         <w:sdtContent>
@@ -13183,6 +13627,8 @@
       <w:sdt>
         <w:sdtPr>
           <w:alias w:val="082GEC1991385"/>
+          <w:id w:val="100223"/>
+          <w:showingPlcHdr/>
           <w:text/>
         </w:sdtPr>
         <w:sdtContent>
@@ -13227,6 +13673,8 @@
       <w:sdt>
         <w:sdtPr>
           <w:alias w:val="082GEC1991388"/>
+          <w:id w:val="100224"/>
+          <w:showingPlcHdr/>
           <w:text/>
         </w:sdtPr>
         <w:sdtContent>
@@ -13319,6 +13767,8 @@
       <w:sdt>
         <w:sdtPr>
           <w:alias w:val="082GEC2021414"/>
+          <w:id w:val="100225"/>
+          <w:showingPlcHdr/>
           <w:dropDownList>
             <w:listItem w:displayText="Choose an item." w:value=""/>
             <w:listItem w:displayText="1 - Yes, stop-loss mechanisms apply and will be applied to the mandate concerned" w:value="1 - Yes, stop-loss mechanisms apply and will be applied to the mandate concerned"/>
@@ -13367,6 +13817,8 @@
       <w:sdt>
         <w:sdtPr>
           <w:alias w:val="082GEC2021415"/>
+          <w:id w:val="100226"/>
+          <w:showingPlcHdr/>
           <w:text/>
         </w:sdtPr>
         <w:sdtContent>
@@ -13411,6 +13863,8 @@
       <w:sdt>
         <w:sdtPr>
           <w:alias w:val="082GEC2021416"/>
+          <w:id w:val="100227"/>
+          <w:showingPlcHdr/>
           <w:dropDownList>
             <w:listItem w:displayText="Choose an item." w:value=""/>
             <w:listItem w:displayText="1 - Crossing the threshold operates as a mere notification" w:value="1 - Crossing the threshold operates as a mere notification"/>
@@ -13475,6 +13929,8 @@
       <w:sdt>
         <w:sdtPr>
           <w:alias w:val="082GEC2021417"/>
+          <w:id w:val="100228"/>
+          <w:showingPlcHdr/>
           <w:dropDownList>
             <w:listItem w:displayText="Choose an item." w:value=""/>
           </w:dropDownList>
@@ -13589,6 +14045,8 @@
       <w:sdt>
         <w:sdtPr>
           <w:alias w:val="082GED1110514"/>
+          <w:id w:val="100229"/>
+          <w:showingPlcHdr/>
           <w:text/>
         </w:sdtPr>
         <w:sdtContent>
@@ -13681,6 +14139,8 @@
       <w:sdt>
         <w:sdtPr>
           <w:alias w:val="082GED1961295"/>
+          <w:id w:val="100230"/>
+          <w:showingPlcHdr/>
           <w:dropDownList>
             <w:listItem w:displayText="Choose an item." w:value=""/>
             <w:listItem w:displayText="1 - The management structure is organised by geographic areas" w:value="1 - The management structure is organised by geographic areas"/>
@@ -13730,6 +14190,8 @@
       <w:sdt>
         <w:sdtPr>
           <w:alias w:val="082GED1961298"/>
+          <w:id w:val="100231"/>
+          <w:showingPlcHdr/>
           <w:text/>
         </w:sdtPr>
         <w:sdtContent>
@@ -13774,6 +14236,8 @@
       <w:sdt>
         <w:sdtPr>
           <w:alias w:val="082GED1961299"/>
+          <w:id w:val="100232"/>
+          <w:showingPlcHdr/>
           <w:text/>
         </w:sdtPr>
         <w:sdtContent>
@@ -13834,6 +14298,8 @@
       <w:sdt>
         <w:sdtPr>
           <w:alias w:val="082GED1961300"/>
+          <w:id w:val="100233"/>
+          <w:showingPlcHdr/>
           <w:text/>
         </w:sdtPr>
         <w:sdtContent>
@@ -13894,6 +14360,8 @@
       <w:sdt>
         <w:sdtPr>
           <w:alias w:val="082GED1961301"/>
+          <w:id w:val="100234"/>
+          <w:showingPlcHdr/>
           <w:text/>
         </w:sdtPr>
         <w:sdtContent>
@@ -13970,6 +14438,8 @@
       <w:sdt>
         <w:sdtPr>
           <w:alias w:val="082GED1961303"/>
+          <w:id w:val="100235"/>
+          <w:showingPlcHdr/>
           <w:text/>
         </w:sdtPr>
         <w:sdtContent>
@@ -14046,6 +14516,8 @@
       <w:sdt>
         <w:sdtPr>
           <w:alias w:val="082GED1961306"/>
+          <w:id w:val="100236"/>
+          <w:showingPlcHdr/>
           <w:text/>
         </w:sdtPr>
         <w:sdtContent>
@@ -14106,6 +14578,8 @@
       <w:sdt>
         <w:sdtPr>
           <w:alias w:val="082GED1961309"/>
+          <w:id w:val="100237"/>
+          <w:showingPlcHdr/>
           <w:text/>
         </w:sdtPr>
         <w:sdtContent>
@@ -14166,6 +14640,8 @@
       <w:sdt>
         <w:sdtPr>
           <w:alias w:val="082GED1961311"/>
+          <w:id w:val="100238"/>
+          <w:showingPlcHdr/>
           <w:text/>
         </w:sdtPr>
         <w:sdtContent>
@@ -14210,6 +14686,8 @@
       <w:sdt>
         <w:sdtPr>
           <w:alias w:val="082GED1965296"/>
+          <w:id w:val="100239"/>
+          <w:showingPlcHdr/>
           <w:text/>
         </w:sdtPr>
         <w:sdtContent>
@@ -14254,6 +14732,8 @@
       <w:sdt>
         <w:sdtPr>
           <w:alias w:val="082GED1965297"/>
+          <w:id w:val="100240"/>
+          <w:showingPlcHdr/>
           <w:text/>
         </w:sdtPr>
         <w:sdtContent>
@@ -14298,6 +14778,8 @@
       <w:sdt>
         <w:sdtPr>
           <w:alias w:val="082GED1961313"/>
+          <w:id w:val="100241"/>
+          <w:showingPlcHdr/>
           <w:text/>
         </w:sdtPr>
         <w:sdtContent>
@@ -14342,6 +14824,8 @@
       <w:sdt>
         <w:sdtPr>
           <w:alias w:val="082GED1961314"/>
+          <w:id w:val="100242"/>
+          <w:showingPlcHdr/>
           <w:text/>
         </w:sdtPr>
         <w:sdtContent>
@@ -14418,6 +14902,8 @@
       <w:sdt>
         <w:sdtPr>
           <w:alias w:val="082GED1961315"/>
+          <w:id w:val="100243"/>
+          <w:showingPlcHdr/>
           <w:text/>
         </w:sdtPr>
         <w:sdtContent>
@@ -14462,6 +14948,8 @@
       <w:sdt>
         <w:sdtPr>
           <w:alias w:val="082GED1961318"/>
+          <w:id w:val="100244"/>
+          <w:showingPlcHdr/>
           <w:text/>
         </w:sdtPr>
         <w:sdtContent>
@@ -14522,6 +15010,8 @@
       <w:sdt>
         <w:sdtPr>
           <w:alias w:val="082GED1961319"/>
+          <w:id w:val="100245"/>
+          <w:showingPlcHdr/>
           <w:text/>
         </w:sdtPr>
         <w:sdtContent>
@@ -14672,6 +15162,8 @@
       <w:sdt>
         <w:sdtPr>
           <w:alias w:val="082GED1981352"/>
+          <w:id w:val="100246"/>
+          <w:showingPlcHdr/>
           <w:dropDownList>
             <w:listItem w:displayText="Choose an item." w:value=""/>
           </w:dropDownList>
@@ -14734,6 +15226,8 @@
       <w:sdt>
         <w:sdtPr>
           <w:alias w:val="082GED1981354"/>
+          <w:id w:val="100247"/>
+          <w:showingPlcHdr/>
           <w:dropDownList>
             <w:listItem w:displayText="Choose an item." w:value=""/>
           </w:dropDownList>
@@ -14796,6 +15290,8 @@
       <w:sdt>
         <w:sdtPr>
           <w:alias w:val="082GED1981359"/>
+          <w:id w:val="100248"/>
+          <w:showingPlcHdr/>
           <w:dropDownList>
             <w:listItem w:displayText="Choose an item." w:value=""/>
           </w:dropDownList>
@@ -14890,6 +15386,8 @@
       <w:sdt>
         <w:sdtPr>
           <w:alias w:val="082GED2001395"/>
+          <w:id w:val="100249"/>
+          <w:showingPlcHdr/>
           <w:text/>
         </w:sdtPr>
         <w:sdtContent>
@@ -14966,6 +15464,8 @@
       <w:sdt>
         <w:sdtPr>
           <w:alias w:val="082GED2001405"/>
+          <w:id w:val="100250"/>
+          <w:showingPlcHdr/>
           <w:text/>
         </w:sdtPr>
         <w:sdtContent>
@@ -15074,6 +15574,8 @@
       <w:sdt>
         <w:sdtPr>
           <w:alias w:val="082GED2031418"/>
+          <w:id w:val="100251"/>
+          <w:showingPlcHdr/>
           <w:dropDownList>
             <w:listItem w:displayText="Choose an item." w:value=""/>
             <w:listItem w:displayText="1 - The management structure is organised by geographic areas" w:value="1 - The management structure is organised by geographic areas"/>
@@ -15124,6 +15626,8 @@
       <w:sdt>
         <w:sdtPr>
           <w:alias w:val="082GED2031427"/>
+          <w:id w:val="100252"/>
+          <w:showingPlcHdr/>
           <w:text/>
         </w:sdtPr>
         <w:sdtContent>
@@ -15184,6 +15688,8 @@
       <w:sdt>
         <w:sdtPr>
           <w:alias w:val="082GED2031430"/>
+          <w:id w:val="100253"/>
+          <w:showingPlcHdr/>
           <w:text/>
         </w:sdtPr>
         <w:sdtContent>
@@ -15244,6 +15750,8 @@
       <w:sdt>
         <w:sdtPr>
           <w:alias w:val="082GED2031435"/>
+          <w:id w:val="100254"/>
+          <w:showingPlcHdr/>
           <w:text/>
         </w:sdtPr>
         <w:sdtContent>
@@ -15304,6 +15812,8 @@
       <w:sdt>
         <w:sdtPr>
           <w:alias w:val="082GED2031438"/>
+          <w:id w:val="100255"/>
+          <w:showingPlcHdr/>
           <w:text/>
         </w:sdtPr>
         <w:sdtContent>
@@ -15380,6 +15890,8 @@
       <w:sdt>
         <w:sdtPr>
           <w:alias w:val="082GED2031443"/>
+          <w:id w:val="100256"/>
+          <w:showingPlcHdr/>
           <w:text/>
         </w:sdtPr>
         <w:sdtContent>
@@ -15424,6 +15936,8 @@
       <w:sdt>
         <w:sdtPr>
           <w:alias w:val="082GED2031470"/>
+          <w:id w:val="100257"/>
+          <w:showingPlcHdr/>
           <w:text/>
         </w:sdtPr>
         <w:sdtContent>
@@ -15468,6 +15982,8 @@
       <w:sdt>
         <w:sdtPr>
           <w:alias w:val="082GED2031471"/>
+          <w:id w:val="100258"/>
+          <w:showingPlcHdr/>
           <w:text/>
         </w:sdtPr>
         <w:sdtContent>
@@ -15512,6 +16028,8 @@
       <w:sdt>
         <w:sdtPr>
           <w:alias w:val="082GED2031472"/>
+          <w:id w:val="100259"/>
+          <w:showingPlcHdr/>
           <w:dropDownList>
             <w:listItem w:displayText="Choose an item." w:value=""/>
             <w:listItem w:displayText="1 - Geographic breakdown" w:value="1 - Geographic breakdown"/>
@@ -15562,6 +16080,8 @@
       <w:sdt>
         <w:sdtPr>
           <w:alias w:val="082GED2031473"/>
+          <w:id w:val="100260"/>
+          <w:showingPlcHdr/>
           <w:text/>
         </w:sdtPr>
         <w:sdtContent>
@@ -15638,6 +16158,8 @@
       <w:sdt>
         <w:sdtPr>
           <w:alias w:val="082GED2031474"/>
+          <w:id w:val="100261"/>
+          <w:showingPlcHdr/>
           <w:text/>
         </w:sdtPr>
         <w:sdtContent>
@@ -15682,6 +16204,8 @@
       <w:sdt>
         <w:sdtPr>
           <w:alias w:val="082GED2031475"/>
+          <w:id w:val="100262"/>
+          <w:showingPlcHdr/>
           <w:dropDownList>
             <w:listItem w:displayText="Choose an item." w:value=""/>
             <w:listItem w:displayText="1 - Geographic breakdown" w:value="1 - Geographic breakdown"/>
@@ -15732,6 +16256,8 @@
       <w:sdt>
         <w:sdtPr>
           <w:alias w:val="082GED2031476"/>
+          <w:id w:val="100263"/>
+          <w:showingPlcHdr/>
           <w:text/>
         </w:sdtPr>
         <w:sdtContent>
@@ -15808,6 +16334,8 @@
       <w:sdt>
         <w:sdtPr>
           <w:alias w:val="082GED2031477"/>
+          <w:id w:val="100264"/>
+          <w:showingPlcHdr/>
           <w:text/>
         </w:sdtPr>
         <w:sdtContent>
@@ -15852,6 +16380,8 @@
       <w:sdt>
         <w:sdtPr>
           <w:alias w:val="082GED2031478"/>
+          <w:id w:val="100265"/>
+          <w:showingPlcHdr/>
           <w:dropDownList>
             <w:listItem w:displayText="Choose an item." w:value=""/>
             <w:listItem w:displayText="1 - Geographic breakdown" w:value="1 - Geographic breakdown"/>
@@ -15902,6 +16432,8 @@
       <w:sdt>
         <w:sdtPr>
           <w:alias w:val="082GED2031479"/>
+          <w:id w:val="100266"/>
+          <w:showingPlcHdr/>
           <w:text/>
         </w:sdtPr>
         <w:sdtContent>
@@ -15978,6 +16510,8 @@
       <w:sdt>
         <w:sdtPr>
           <w:alias w:val="082GED2031480"/>
+          <w:id w:val="100267"/>
+          <w:showingPlcHdr/>
           <w:text/>
         </w:sdtPr>
         <w:sdtContent>
@@ -16022,6 +16556,8 @@
       <w:sdt>
         <w:sdtPr>
           <w:alias w:val="082GED2031481"/>
+          <w:id w:val="100268"/>
+          <w:showingPlcHdr/>
           <w:text/>
         </w:sdtPr>
         <w:sdtContent>
@@ -16066,6 +16602,8 @@
       <w:sdt>
         <w:sdtPr>
           <w:alias w:val="082GED2031482"/>
+          <w:id w:val="100269"/>
+          <w:showingPlcHdr/>
           <w:text/>
         </w:sdtPr>
         <w:sdtContent>
@@ -16142,6 +16680,8 @@
       <w:sdt>
         <w:sdtPr>
           <w:alias w:val="082GED2041483"/>
+          <w:id w:val="100270"/>
+          <w:showingPlcHdr/>
           <w:text/>
         </w:sdtPr>
         <w:sdtContent>
@@ -16186,6 +16726,8 @@
       <w:sdt>
         <w:sdtPr>
           <w:alias w:val="082GED2041484"/>
+          <w:id w:val="100271"/>
+          <w:showingPlcHdr/>
           <w:text/>
         </w:sdtPr>
         <w:sdtContent>
@@ -16230,6 +16772,8 @@
       <w:sdt>
         <w:sdtPr>
           <w:alias w:val="082GED2041485"/>
+          <w:id w:val="100272"/>
+          <w:showingPlcHdr/>
           <w:text/>
         </w:sdtPr>
         <w:sdtContent>
@@ -16290,6 +16834,8 @@
       <w:sdt>
         <w:sdtPr>
           <w:alias w:val="082GED2041486"/>
+          <w:id w:val="100273"/>
+          <w:showingPlcHdr/>
           <w:text/>
         </w:sdtPr>
         <w:sdtContent>
@@ -16350,6 +16896,8 @@
       <w:sdt>
         <w:sdtPr>
           <w:alias w:val="082GED2041487"/>
+          <w:id w:val="100274"/>
+          <w:showingPlcHdr/>
           <w:text/>
         </w:sdtPr>
         <w:sdtContent>
@@ -16410,6 +16958,8 @@
       <w:sdt>
         <w:sdtPr>
           <w:alias w:val="082GED2041488"/>
+          <w:id w:val="100275"/>
+          <w:showingPlcHdr/>
           <w:text/>
         </w:sdtPr>
         <w:sdtContent>
@@ -16454,6 +17004,8 @@
       <w:sdt>
         <w:sdtPr>
           <w:alias w:val="082GED2041489"/>
+          <w:id w:val="100276"/>
+          <w:showingPlcHdr/>
           <w:text/>
         </w:sdtPr>
         <w:sdtContent>
@@ -16498,6 +17050,8 @@
       <w:sdt>
         <w:sdtPr>
           <w:alias w:val="082GED2041490"/>
+          <w:id w:val="100277"/>
+          <w:showingPlcHdr/>
           <w:text/>
         </w:sdtPr>
         <w:sdtContent>
@@ -16542,6 +17096,8 @@
       <w:sdt>
         <w:sdtPr>
           <w:alias w:val="082GED2041491"/>
+          <w:id w:val="100278"/>
+          <w:showingPlcHdr/>
           <w:text/>
         </w:sdtPr>
         <w:sdtContent>
@@ -16602,6 +17158,8 @@
       <w:sdt>
         <w:sdtPr>
           <w:alias w:val="082GED2051492"/>
+          <w:id w:val="100279"/>
+          <w:showingPlcHdr/>
           <w:text/>
         </w:sdtPr>
         <w:sdtContent>
@@ -16716,6 +17274,8 @@
       <w:sdt>
         <w:sdtPr>
           <w:alias w:val="082GED2051493"/>
+          <w:id w:val="100280"/>
+          <w:showingPlcHdr/>
           <w:dropDownList>
             <w:listItem w:displayText="Choose an item." w:value=""/>
             <w:listItem w:displayText="1 - Analysis of expected growth estimates of securities" w:value="1 - Analysis of expected growth estimates of securities"/>
@@ -16797,6 +17357,8 @@
       <w:sdt>
         <w:sdtPr>
           <w:alias w:val="082GED2051494"/>
+          <w:id w:val="100281"/>
+          <w:showingPlcHdr/>
           <w:dropDownList>
             <w:listItem w:displayText="Choose an item." w:value=""/>
           </w:dropDownList>
@@ -16875,6 +17437,8 @@
       <w:sdt>
         <w:sdtPr>
           <w:alias w:val="082GED2051495"/>
+          <w:id w:val="100282"/>
+          <w:showingPlcHdr/>
           <w:dropDownList>
             <w:listItem w:displayText="Choose an item." w:value=""/>
           </w:dropDownList>
@@ -16937,6 +17501,8 @@
       <w:sdt>
         <w:sdtPr>
           <w:alias w:val="082GED2061496"/>
+          <w:id w:val="100283"/>
+          <w:showingPlcHdr/>
           <w:text/>
         </w:sdtPr>
         <w:sdtContent>
@@ -16997,6 +17563,8 @@
       <w:sdt>
         <w:sdtPr>
           <w:alias w:val="082GED2061497"/>
+          <w:id w:val="100284"/>
+          <w:showingPlcHdr/>
           <w:text/>
         </w:sdtPr>
         <w:sdtContent>
@@ -17057,6 +17625,8 @@
       <w:sdt>
         <w:sdtPr>
           <w:alias w:val="082GED2061498"/>
+          <w:id w:val="100285"/>
+          <w:showingPlcHdr/>
           <w:text/>
         </w:sdtPr>
         <w:sdtContent>
@@ -17117,6 +17687,8 @@
       <w:sdt>
         <w:sdtPr>
           <w:alias w:val="082GED2061499"/>
+          <w:id w:val="100286"/>
+          <w:showingPlcHdr/>
           <w:text/>
         </w:sdtPr>
         <w:sdtContent>
@@ -17177,6 +17749,8 @@
       <w:sdt>
         <w:sdtPr>
           <w:alias w:val="082GED2061500"/>
+          <w:id w:val="100287"/>
+          <w:showingPlcHdr/>
           <w:text/>
         </w:sdtPr>
         <w:sdtContent>
@@ -17237,6 +17811,8 @@
       <w:sdt>
         <w:sdtPr>
           <w:alias w:val="082GED2061501"/>
+          <w:id w:val="100288"/>
+          <w:showingPlcHdr/>
           <w:text/>
         </w:sdtPr>
         <w:sdtContent>
@@ -17297,6 +17873,8 @@
       <w:sdt>
         <w:sdtPr>
           <w:alias w:val="082GED2061502"/>
+          <w:id w:val="100289"/>
+          <w:showingPlcHdr/>
           <w:text/>
         </w:sdtPr>
         <w:sdtContent>
@@ -17341,6 +17919,8 @@
       <w:sdt>
         <w:sdtPr>
           <w:alias w:val="082GED2061503"/>
+          <w:id w:val="100290"/>
+          <w:showingPlcHdr/>
           <w:text/>
         </w:sdtPr>
         <w:sdtContent>
@@ -17385,6 +17965,8 @@
       <w:sdt>
         <w:sdtPr>
           <w:alias w:val="082GED2061504"/>
+          <w:id w:val="100291"/>
+          <w:showingPlcHdr/>
           <w:text/>
         </w:sdtPr>
         <w:sdtContent>
@@ -17429,6 +18011,8 @@
       <w:sdt>
         <w:sdtPr>
           <w:alias w:val="082GED2071505"/>
+          <w:id w:val="100292"/>
+          <w:showingPlcHdr/>
           <w:text/>
         </w:sdtPr>
         <w:sdtContent>
@@ -17489,6 +18073,8 @@
       <w:sdt>
         <w:sdtPr>
           <w:alias w:val="082GED2071506"/>
+          <w:id w:val="100293"/>
+          <w:showingPlcHdr/>
           <w:dropDownList>
             <w:listItem w:displayText="Choose an item." w:value=""/>
           </w:dropDownList>
@@ -17551,6 +18137,8 @@
       <w:sdt>
         <w:sdtPr>
           <w:alias w:val="082GED2071507"/>
+          <w:id w:val="100294"/>
+          <w:showingPlcHdr/>
           <w:dropDownList>
             <w:listItem w:displayText="Choose an item." w:value=""/>
           </w:dropDownList>
@@ -17613,6 +18201,8 @@
       <w:sdt>
         <w:sdtPr>
           <w:alias w:val="082GED2071508"/>
+          <w:id w:val="100295"/>
+          <w:showingPlcHdr/>
           <w:dropDownList>
             <w:listItem w:displayText="Choose an item." w:value=""/>
           </w:dropDownList>
@@ -17695,6 +18285,8 @@
       <w:sdt>
         <w:sdtPr>
           <w:alias w:val="082GEE1120515"/>
+          <w:id w:val="100296"/>
+          <w:showingPlcHdr/>
           <w:dropDownList>
             <w:listItem w:displayText="Choose an item." w:value=""/>
             <w:listItem w:displayText="1 - The management structure is organised by markets / geographic areas" w:value="1 - The management structure is organised by markets / geographic areas"/>
@@ -17744,6 +18336,8 @@
       <w:sdt>
         <w:sdtPr>
           <w:alias w:val="082GEE1121043"/>
+          <w:id w:val="100297"/>
+          <w:showingPlcHdr/>
           <w:text/>
         </w:sdtPr>
         <w:sdtContent>
@@ -17788,6 +18382,8 @@
       <w:sdt>
         <w:sdtPr>
           <w:alias w:val="082GEE1121044"/>
+          <w:id w:val="100298"/>
+          <w:showingPlcHdr/>
           <w:text/>
         </w:sdtPr>
         <w:sdtContent>
@@ -17848,6 +18444,8 @@
       <w:sdt>
         <w:sdtPr>
           <w:alias w:val="082GEE1121045"/>
+          <w:id w:val="100299"/>
+          <w:showingPlcHdr/>
           <w:text/>
         </w:sdtPr>
         <w:sdtContent>
@@ -17908,6 +18506,8 @@
       <w:sdt>
         <w:sdtPr>
           <w:alias w:val="082GEE1121046"/>
+          <w:id w:val="100300"/>
+          <w:showingPlcHdr/>
           <w:text/>
         </w:sdtPr>
         <w:sdtContent>
@@ -17968,6 +18568,8 @@
       <w:sdt>
         <w:sdtPr>
           <w:alias w:val="082GEE1121049"/>
+          <w:id w:val="100301"/>
+          <w:showingPlcHdr/>
           <w:text/>
         </w:sdtPr>
         <w:sdtContent>
@@ -18028,6 +18630,8 @@
       <w:sdt>
         <w:sdtPr>
           <w:alias w:val="082GEE1121052"/>
+          <w:id w:val="100302"/>
+          <w:showingPlcHdr/>
           <w:text/>
         </w:sdtPr>
         <w:sdtContent>
@@ -18088,6 +18692,8 @@
       <w:sdt>
         <w:sdtPr>
           <w:alias w:val="082GEE1121054"/>
+          <w:id w:val="100303"/>
+          <w:showingPlcHdr/>
           <w:text/>
         </w:sdtPr>
         <w:sdtContent>
@@ -18148,6 +18754,8 @@
       <w:sdt>
         <w:sdtPr>
           <w:alias w:val="082GEE1121057"/>
+          <w:id w:val="100304"/>
+          <w:showingPlcHdr/>
           <w:text/>
         </w:sdtPr>
         <w:sdtContent>
@@ -18192,6 +18800,8 @@
       <w:sdt>
         <w:sdtPr>
           <w:alias w:val="082GEE1121059"/>
+          <w:id w:val="100305"/>
+          <w:showingPlcHdr/>
           <w:text/>
         </w:sdtPr>
         <w:sdtContent>
@@ -18252,6 +18862,8 @@
       <w:sdt>
         <w:sdtPr>
           <w:alias w:val="082GEE1121060"/>
+          <w:id w:val="100306"/>
+          <w:showingPlcHdr/>
           <w:text/>
         </w:sdtPr>
         <w:sdtContent>
@@ -18312,6 +18924,8 @@
       <w:sdt>
         <w:sdtPr>
           <w:alias w:val="082GEE1121061"/>
+          <w:id w:val="100307"/>
+          <w:showingPlcHdr/>
           <w:text/>
         </w:sdtPr>
         <w:sdtContent>
@@ -18356,6 +18970,8 @@
       <w:sdt>
         <w:sdtPr>
           <w:alias w:val="082GEE1121070"/>
+          <w:id w:val="100308"/>
+          <w:showingPlcHdr/>
           <w:text/>
         </w:sdtPr>
         <w:sdtContent>
@@ -18400,6 +19016,8 @@
       <w:sdt>
         <w:sdtPr>
           <w:alias w:val="082GEE1121071"/>
+          <w:id w:val="100309"/>
+          <w:showingPlcHdr/>
           <w:text/>
         </w:sdtPr>
         <w:sdtContent>
@@ -18460,6 +19078,8 @@
       <w:sdt>
         <w:sdtPr>
           <w:alias w:val="082GEE1121072"/>
+          <w:id w:val="100310"/>
+          <w:showingPlcHdr/>
           <w:dropDownList>
             <w:listItem w:displayText="Choose an item." w:value=""/>
           </w:dropDownList>
@@ -18506,6 +19126,8 @@
       <w:sdt>
         <w:sdtPr>
           <w:alias w:val="082GEE1121073"/>
+          <w:id w:val="100311"/>
+          <w:showingPlcHdr/>
           <w:text/>
         </w:sdtPr>
         <w:sdtContent>
@@ -18566,6 +19188,8 @@
       <w:sdt>
         <w:sdtPr>
           <w:alias w:val="082GEE1121074"/>
+          <w:id w:val="100312"/>
+          <w:showingPlcHdr/>
           <w:text/>
         </w:sdtPr>
         <w:sdtContent>
@@ -18626,6 +19250,8 @@
       <w:sdt>
         <w:sdtPr>
           <w:alias w:val="082GEE1121075"/>
+          <w:id w:val="100313"/>
+          <w:showingPlcHdr/>
           <w:dropDownList>
             <w:listItem w:displayText="Choose an item." w:value=""/>
             <w:listItem w:displayText="1 - Energy sector" w:value="1 - Energy sector"/>
@@ -18682,6 +19308,8 @@
       <w:sdt>
         <w:sdtPr>
           <w:alias w:val="082GEE1121076"/>
+          <w:id w:val="100314"/>
+          <w:showingPlcHdr/>
           <w:text/>
         </w:sdtPr>
         <w:sdtContent>
@@ -18742,6 +19370,8 @@
       <w:sdt>
         <w:sdtPr>
           <w:alias w:val="082GEE1121077"/>
+          <w:id w:val="100315"/>
+          <w:showingPlcHdr/>
           <w:text/>
         </w:sdtPr>
         <w:sdtContent>
@@ -18802,6 +19432,8 @@
       <w:sdt>
         <w:sdtPr>
           <w:alias w:val="082GEE1121078"/>
+          <w:id w:val="100316"/>
+          <w:showingPlcHdr/>
           <w:dropDownList>
             <w:listItem w:displayText="Choose an item." w:value=""/>
           </w:dropDownList>
@@ -18848,6 +19480,8 @@
       <w:sdt>
         <w:sdtPr>
           <w:alias w:val="082GEE1121079"/>
+          <w:id w:val="100317"/>
+          <w:showingPlcHdr/>
           <w:text/>
         </w:sdtPr>
         <w:sdtContent>
@@ -18908,6 +19542,8 @@
       <w:sdt>
         <w:sdtPr>
           <w:alias w:val="082GEE1121080"/>
+          <w:id w:val="100318"/>
+          <w:showingPlcHdr/>
           <w:text/>
         </w:sdtPr>
         <w:sdtContent>
@@ -18952,6 +19588,8 @@
       <w:sdt>
         <w:sdtPr>
           <w:alias w:val="082GEE1121081"/>
+          <w:id w:val="100319"/>
+          <w:showingPlcHdr/>
           <w:text/>
         </w:sdtPr>
         <w:sdtContent>
@@ -18996,6 +19634,8 @@
       <w:sdt>
         <w:sdtPr>
           <w:alias w:val="082GEE1121082"/>
+          <w:id w:val="100320"/>
+          <w:showingPlcHdr/>
           <w:text/>
         </w:sdtPr>
         <w:sdtContent>
@@ -19072,6 +19712,8 @@
       <w:sdt>
         <w:sdtPr>
           <w:alias w:val="082GEE1911182"/>
+          <w:id w:val="100321"/>
+          <w:showingPlcHdr/>
           <w:text/>
         </w:sdtPr>
         <w:sdtContent>
@@ -19116,6 +19758,8 @@
       <w:sdt>
         <w:sdtPr>
           <w:alias w:val="082GEE1911183"/>
+          <w:id w:val="100322"/>
+          <w:showingPlcHdr/>
           <w:text/>
         </w:sdtPr>
         <w:sdtContent>
@@ -19160,6 +19804,8 @@
       <w:sdt>
         <w:sdtPr>
           <w:alias w:val="082GEE1911184"/>
+          <w:id w:val="100323"/>
+          <w:showingPlcHdr/>
           <w:text/>
         </w:sdtPr>
         <w:sdtContent>
@@ -19204,6 +19850,8 @@
       <w:sdt>
         <w:sdtPr>
           <w:alias w:val="082GEE1911185"/>
+          <w:id w:val="100324"/>
+          <w:showingPlcHdr/>
           <w:text/>
         </w:sdtPr>
         <w:sdtContent>
@@ -19264,6 +19912,8 @@
       <w:sdt>
         <w:sdtPr>
           <w:alias w:val="082GEE1911210"/>
+          <w:id w:val="100325"/>
+          <w:showingPlcHdr/>
           <w:text/>
         </w:sdtPr>
         <w:sdtContent>
@@ -19324,6 +19974,8 @@
       <w:sdt>
         <w:sdtPr>
           <w:alias w:val="082GEE1911211"/>
+          <w:id w:val="100326"/>
+          <w:showingPlcHdr/>
           <w:text/>
         </w:sdtPr>
         <w:sdtContent>
@@ -19384,6 +20036,8 @@
       <w:sdt>
         <w:sdtPr>
           <w:alias w:val="082GEE1911213"/>
+          <w:id w:val="100327"/>
+          <w:showingPlcHdr/>
           <w:text/>
         </w:sdtPr>
         <w:sdtContent>
@@ -19444,6 +20098,8 @@
       <w:sdt>
         <w:sdtPr>
           <w:alias w:val="082GEE1911214"/>
+          <w:id w:val="100328"/>
+          <w:showingPlcHdr/>
           <w:text/>
         </w:sdtPr>
         <w:sdtContent>
@@ -19488,6 +20144,8 @@
       <w:sdt>
         <w:sdtPr>
           <w:alias w:val="082GEE1911216"/>
+          <w:id w:val="100329"/>
+          <w:showingPlcHdr/>
           <w:text/>
         </w:sdtPr>
         <w:sdtContent>
@@ -19532,6 +20190,8 @@
       <w:sdt>
         <w:sdtPr>
           <w:alias w:val="082GEE1911217"/>
+          <w:id w:val="100330"/>
+          <w:showingPlcHdr/>
           <w:text/>
         </w:sdtPr>
         <w:sdtContent>
@@ -19576,6 +20236,8 @@
       <w:sdt>
         <w:sdtPr>
           <w:alias w:val="082GEE1911219"/>
+          <w:id w:val="100331"/>
+          <w:showingPlcHdr/>
           <w:text/>
         </w:sdtPr>
         <w:sdtContent>
@@ -19620,6 +20282,8 @@
       <w:sdt>
         <w:sdtPr>
           <w:alias w:val="082GEE1911220"/>
+          <w:id w:val="100332"/>
+          <w:showingPlcHdr/>
           <w:text/>
         </w:sdtPr>
         <w:sdtContent>
@@ -19664,6 +20328,8 @@
       <w:sdt>
         <w:sdtPr>
           <w:alias w:val="082GEE1911228"/>
+          <w:id w:val="100333"/>
+          <w:showingPlcHdr/>
           <w:text/>
         </w:sdtPr>
         <w:sdtContent>
@@ -19724,6 +20390,8 @@
       <w:sdt>
         <w:sdtPr>
           <w:alias w:val="082GEE1911230"/>
+          <w:id w:val="100334"/>
+          <w:showingPlcHdr/>
           <w:dropDownList>
             <w:listItem w:displayText="Choose an item." w:value=""/>
           </w:dropDownList>
@@ -19786,6 +20454,8 @@
       <w:sdt>
         <w:sdtPr>
           <w:alias w:val="082GEE1911255"/>
+          <w:id w:val="100335"/>
+          <w:showingPlcHdr/>
           <w:dropDownList>
             <w:listItem w:displayText="Choose an item." w:value=""/>
           </w:dropDownList>
@@ -19848,6 +20518,8 @@
       <w:sdt>
         <w:sdtPr>
           <w:alias w:val="082GEE1911256"/>
+          <w:id w:val="100336"/>
+          <w:showingPlcHdr/>
           <w:dropDownList>
             <w:listItem w:displayText="Choose an item." w:value=""/>
           </w:dropDownList>
@@ -19926,6 +20598,8 @@
       <w:sdt>
         <w:sdtPr>
           <w:alias w:val="082GEE1951262"/>
+          <w:id w:val="100337"/>
+          <w:showingPlcHdr/>
           <w:dropDownList>
             <w:listItem w:displayText="Choose an item." w:value=""/>
           </w:dropDownList>
@@ -19972,6 +20646,8 @@
       <w:sdt>
         <w:sdtPr>
           <w:alias w:val="082GEE1951263"/>
+          <w:id w:val="100338"/>
+          <w:showingPlcHdr/>
           <w:text/>
         </w:sdtPr>
         <w:sdtContent>
@@ -20016,6 +20692,8 @@
       <w:sdt>
         <w:sdtPr>
           <w:alias w:val="082GEE1951264"/>
+          <w:id w:val="100339"/>
+          <w:showingPlcHdr/>
           <w:text/>
         </w:sdtPr>
         <w:sdtContent>
@@ -20096,6 +20774,8 @@
       <w:sdt>
         <w:sdtPr>
           <w:alias w:val="082GEF1020454"/>
+          <w:id w:val="100340"/>
+          <w:showingPlcHdr/>
           <w:text/>
         </w:sdtPr>
         <w:sdtContent>
@@ -20172,6 +20852,8 @@
       <w:sdt>
         <w:sdtPr>
           <w:alias w:val="082GEF1030455"/>
+          <w:id w:val="100341"/>
+          <w:showingPlcHdr/>
           <w:text/>
         </w:sdtPr>
         <w:sdtContent>
@@ -20216,6 +20898,8 @@
       <w:sdt>
         <w:sdtPr>
           <w:alias w:val="082GEF1030456"/>
+          <w:id w:val="100342"/>
+          <w:showingPlcHdr/>
           <w:text/>
         </w:sdtPr>
         <w:sdtContent>
@@ -20260,6 +20944,8 @@
       <w:sdt>
         <w:sdtPr>
           <w:alias w:val="082GEF1030459"/>
+          <w:id w:val="100343"/>
+          <w:showingPlcHdr/>
           <w:text/>
         </w:sdtPr>
         <w:sdtContent>
@@ -20304,6 +20990,8 @@
       <w:sdt>
         <w:sdtPr>
           <w:alias w:val="082GEF1030457"/>
+          <w:id w:val="100344"/>
+          <w:showingPlcHdr/>
           <w:text/>
         </w:sdtPr>
         <w:sdtContent>
@@ -20348,6 +21036,8 @@
       <w:sdt>
         <w:sdtPr>
           <w:alias w:val="082GEF1030460"/>
+          <w:id w:val="100345"/>
+          <w:showingPlcHdr/>
           <w:text/>
         </w:sdtPr>
         <w:sdtContent>
@@ -20392,6 +21082,8 @@
       <w:sdt>
         <w:sdtPr>
           <w:alias w:val="082GEF1030458"/>
+          <w:id w:val="100346"/>
+          <w:showingPlcHdr/>
           <w:text/>
         </w:sdtPr>
         <w:sdtContent>
@@ -20436,6 +21128,8 @@
       <w:sdt>
         <w:sdtPr>
           <w:alias w:val="082GEF1030461"/>
+          <w:id w:val="100347"/>
+          <w:showingPlcHdr/>
           <w:text/>
         </w:sdtPr>
         <w:sdtContent>
@@ -20480,6 +21174,8 @@
       <w:sdt>
         <w:sdtPr>
           <w:alias w:val="082GEF1030462"/>
+          <w:id w:val="100348"/>
+          <w:showingPlcHdr/>
           <w:text/>
         </w:sdtPr>
         <w:sdtContent>
@@ -20524,6 +21220,8 @@
       <w:sdt>
         <w:sdtPr>
           <w:alias w:val="082GEF1030463"/>
+          <w:id w:val="100349"/>
+          <w:showingPlcHdr/>
           <w:text/>
         </w:sdtPr>
         <w:sdtContent>
@@ -20568,6 +21266,8 @@
       <w:sdt>
         <w:sdtPr>
           <w:alias w:val="082GEF1030464"/>
+          <w:id w:val="100350"/>
+          <w:showingPlcHdr/>
           <w:text/>
         </w:sdtPr>
         <w:sdtContent>
@@ -20612,6 +21312,8 @@
       <w:sdt>
         <w:sdtPr>
           <w:alias w:val="082GEF1030465"/>
+          <w:id w:val="100351"/>
+          <w:showingPlcHdr/>
           <w:text/>
         </w:sdtPr>
         <w:sdtContent>
@@ -20656,6 +21358,8 @@
       <w:sdt>
         <w:sdtPr>
           <w:alias w:val="082GEF1030466"/>
+          <w:id w:val="100352"/>
+          <w:showingPlcHdr/>
           <w:text/>
         </w:sdtPr>
         <w:sdtContent>
@@ -20700,6 +21404,8 @@
       <w:sdt>
         <w:sdtPr>
           <w:alias w:val="082GEF1030467"/>
+          <w:id w:val="100353"/>
+          <w:showingPlcHdr/>
           <w:text/>
         </w:sdtPr>
         <w:sdtContent>
@@ -20744,6 +21450,8 @@
       <w:sdt>
         <w:sdtPr>
           <w:alias w:val="082GEF1030468"/>
+          <w:id w:val="100354"/>
+          <w:showingPlcHdr/>
           <w:text/>
         </w:sdtPr>
         <w:sdtContent>
@@ -20804,6 +21512,8 @@
       <w:sdt>
         <w:sdtPr>
           <w:alias w:val="082GEF1040469"/>
+          <w:id w:val="100355"/>
+          <w:showingPlcHdr/>
           <w:text/>
         </w:sdtPr>
         <w:sdtContent>
@@ -20880,6 +21590,8 @@
       <w:sdt>
         <w:sdtPr>
           <w:alias w:val="082GEF1050470"/>
+          <w:id w:val="100356"/>
+          <w:showingPlcHdr/>
           <w:text/>
         </w:sdtPr>
         <w:sdtContent>
@@ -20940,6 +21652,8 @@
       <w:sdt>
         <w:sdtPr>
           <w:alias w:val="082GEF1050471"/>
+          <w:id w:val="100357"/>
+          <w:showingPlcHdr/>
           <w:text/>
         </w:sdtPr>
         <w:sdtContent>
@@ -21000,6 +21714,8 @@
       <w:sdt>
         <w:sdtPr>
           <w:alias w:val="082GEF1050472"/>
+          <w:id w:val="100358"/>
+          <w:showingPlcHdr/>
           <w:text/>
         </w:sdtPr>
         <w:sdtContent>
@@ -21044,6 +21760,8 @@
       <w:sdt>
         <w:sdtPr>
           <w:alias w:val="082GEF1050473"/>
+          <w:id w:val="100359"/>
+          <w:showingPlcHdr/>
           <w:text/>
         </w:sdtPr>
         <w:sdtContent>
@@ -21088,6 +21806,8 @@
       <w:sdt>
         <w:sdtPr>
           <w:alias w:val="082GEF1050474"/>
+          <w:id w:val="100360"/>
+          <w:showingPlcHdr/>
           <w:text/>
         </w:sdtPr>
         <w:sdtContent>
@@ -21148,6 +21868,8 @@
       <w:sdt>
         <w:sdtPr>
           <w:alias w:val="082GEF1050475"/>
+          <w:id w:val="100361"/>
+          <w:showingPlcHdr/>
           <w:text/>
         </w:sdtPr>
         <w:sdtContent>
@@ -21208,6 +21930,8 @@
       <w:sdt>
         <w:sdtPr>
           <w:alias w:val="082GEF1050476"/>
+          <w:id w:val="100362"/>
+          <w:showingPlcHdr/>
           <w:text/>
         </w:sdtPr>
         <w:sdtContent>
@@ -21252,6 +21976,8 @@
       <w:sdt>
         <w:sdtPr>
           <w:alias w:val="082GEF1050477"/>
+          <w:id w:val="100363"/>
+          <w:showingPlcHdr/>
           <w:text/>
         </w:sdtPr>
         <w:sdtContent>
@@ -21312,6 +22038,8 @@
       <w:sdt>
         <w:sdtPr>
           <w:alias w:val="082GEF1050478"/>
+          <w:id w:val="100364"/>
+          <w:showingPlcHdr/>
           <w:text/>
         </w:sdtPr>
         <w:sdtContent>
@@ -21372,6 +22100,8 @@
       <w:sdt>
         <w:sdtPr>
           <w:alias w:val="082GEF1050479"/>
+          <w:id w:val="100365"/>
+          <w:showingPlcHdr/>
           <w:text/>
         </w:sdtPr>
         <w:sdtContent>
@@ -21416,6 +22146,8 @@
       <w:sdt>
         <w:sdtPr>
           <w:alias w:val="082GEF1050480"/>
+          <w:id w:val="100366"/>
+          <w:showingPlcHdr/>
           <w:text/>
         </w:sdtPr>
         <w:sdtContent>
@@ -21476,6 +22208,8 @@
       <w:sdt>
         <w:sdtPr>
           <w:alias w:val="082GEF1050481"/>
+          <w:id w:val="100367"/>
+          <w:showingPlcHdr/>
           <w:text/>
         </w:sdtPr>
         <w:sdtContent>
@@ -21536,6 +22270,8 @@
       <w:sdt>
         <w:sdtPr>
           <w:alias w:val="082GEF1050482"/>
+          <w:id w:val="100368"/>
+          <w:showingPlcHdr/>
           <w:text/>
         </w:sdtPr>
         <w:sdtContent>
@@ -21580,6 +22316,8 @@
       <w:sdt>
         <w:sdtPr>
           <w:alias w:val="082GEF1050483"/>
+          <w:id w:val="100369"/>
+          <w:showingPlcHdr/>
           <w:text/>
         </w:sdtPr>
         <w:sdtContent>
@@ -21640,6 +22378,8 @@
       <w:sdt>
         <w:sdtPr>
           <w:alias w:val="082GEF1050484"/>
+          <w:id w:val="100370"/>
+          <w:showingPlcHdr/>
           <w:text/>
         </w:sdtPr>
         <w:sdtContent>
@@ -21700,6 +22440,8 @@
       <w:sdt>
         <w:sdtPr>
           <w:alias w:val="082GEF1050485"/>
+          <w:id w:val="100371"/>
+          <w:showingPlcHdr/>
           <w:text/>
         </w:sdtPr>
         <w:sdtContent>
@@ -21744,6 +22486,8 @@
       <w:sdt>
         <w:sdtPr>
           <w:alias w:val="082GEF1050486"/>
+          <w:id w:val="100372"/>
+          <w:showingPlcHdr/>
           <w:text/>
         </w:sdtPr>
         <w:sdtContent>
@@ -21804,6 +22548,8 @@
       <w:sdt>
         <w:sdtPr>
           <w:alias w:val="082GEF1050487"/>
+          <w:id w:val="100373"/>
+          <w:showingPlcHdr/>
           <w:text/>
         </w:sdtPr>
         <w:sdtContent>
@@ -21864,6 +22610,8 @@
       <w:sdt>
         <w:sdtPr>
           <w:alias w:val="082GEF1050488"/>
+          <w:id w:val="100374"/>
+          <w:showingPlcHdr/>
           <w:text/>
         </w:sdtPr>
         <w:sdtContent>
@@ -21908,6 +22656,8 @@
       <w:sdt>
         <w:sdtPr>
           <w:alias w:val="082GEF1050489"/>
+          <w:id w:val="100375"/>
+          <w:showingPlcHdr/>
           <w:text/>
         </w:sdtPr>
         <w:sdtContent>
@@ -21968,6 +22718,8 @@
       <w:sdt>
         <w:sdtPr>
           <w:alias w:val="082GEF1050490"/>
+          <w:id w:val="100376"/>
+          <w:showingPlcHdr/>
           <w:text/>
         </w:sdtPr>
         <w:sdtContent>
@@ -22028,6 +22780,8 @@
       <w:sdt>
         <w:sdtPr>
           <w:alias w:val="082GEF1050491"/>
+          <w:id w:val="100377"/>
+          <w:showingPlcHdr/>
           <w:text/>
         </w:sdtPr>
         <w:sdtContent>
@@ -22072,6 +22826,8 @@
       <w:sdt>
         <w:sdtPr>
           <w:alias w:val="082GEF1050492"/>
+          <w:id w:val="100378"/>
+          <w:showingPlcHdr/>
           <w:text/>
         </w:sdtPr>
         <w:sdtContent>
@@ -22132,6 +22888,8 @@
       <w:sdt>
         <w:sdtPr>
           <w:alias w:val="082GEF1050493"/>
+          <w:id w:val="100379"/>
+          <w:showingPlcHdr/>
           <w:text/>
         </w:sdtPr>
         <w:sdtContent>
@@ -22192,6 +22950,8 @@
       <w:sdt>
         <w:sdtPr>
           <w:alias w:val="082GEF1050494"/>
+          <w:id w:val="100380"/>
+          <w:showingPlcHdr/>
           <w:text/>
         </w:sdtPr>
         <w:sdtContent>
@@ -22268,6 +23028,8 @@
       <w:sdt>
         <w:sdtPr>
           <w:alias w:val="082GEF1060495"/>
+          <w:id w:val="100381"/>
+          <w:showingPlcHdr/>
           <w:dropDownList>
             <w:listItem w:displayText="Choose an item." w:value=""/>
             <w:listItem w:displayText="A system for controlling transaction costs and times is in operation (pre- and post-trade analysis)" w:value="A system for controlling transaction costs and times is in operation (pre- and post-trade analysis)"/>
@@ -22318,6 +23080,8 @@
       <w:sdt>
         <w:sdtPr>
           <w:alias w:val="082GEF1060496"/>
+          <w:id w:val="100382"/>
+          <w:showingPlcHdr/>
           <w:dropDownList>
             <w:listItem w:displayText="Choose an item." w:value=""/>
             <w:listItem w:displayText="A certification of this control system by an external party is provided" w:value="A certification of this control system by an external party is provided"/>
@@ -22367,6 +23131,8 @@
       <w:sdt>
         <w:sdtPr>
           <w:alias w:val="082GEF1060497"/>
+          <w:id w:val="100383"/>
+          <w:showingPlcHdr/>
           <w:text/>
         </w:sdtPr>
         <w:sdtContent>
@@ -22411,6 +23177,8 @@
       <w:sdt>
         <w:sdtPr>
           <w:alias w:val="082GEF1060498"/>
+          <w:id w:val="100384"/>
+          <w:showingPlcHdr/>
           <w:text/>
         </w:sdtPr>
         <w:sdtContent>
@@ -22455,6 +23223,8 @@
       <w:sdt>
         <w:sdtPr>
           <w:alias w:val="082GEF1060499"/>
+          <w:id w:val="100385"/>
+          <w:showingPlcHdr/>
           <w:text/>
         </w:sdtPr>
         <w:sdtContent>
@@ -22515,6 +23285,8 @@
       <w:sdt>
         <w:sdtPr>
           <w:alias w:val="082GEF1060500"/>
+          <w:id w:val="100386"/>
+          <w:showingPlcHdr/>
           <w:dropDownList>
             <w:listItem w:displayText="Choose an item." w:value=""/>
           </w:dropDownList>
@@ -22577,6 +23349,8 @@
       <w:sdt>
         <w:sdtPr>
           <w:alias w:val="082GEF1060501"/>
+          <w:id w:val="100387"/>
+          <w:showingPlcHdr/>
           <w:dropDownList>
             <w:listItem w:displayText="Choose an item." w:value=""/>
           </w:dropDownList>
@@ -22623,6 +23397,8 @@
       <w:sdt>
         <w:sdtPr>
           <w:alias w:val="082GEF1060502"/>
+          <w:id w:val="100388"/>
+          <w:showingPlcHdr/>
           <w:text/>
         </w:sdtPr>
         <w:sdtContent>
@@ -22683,6 +23459,8 @@
       <w:sdt>
         <w:sdtPr>
           <w:alias w:val="082GEF1070503"/>
+          <w:id w:val="100389"/>
+          <w:showingPlcHdr/>
           <w:text/>
         </w:sdtPr>
         <w:sdtContent>
@@ -22743,6 +23521,8 @@
       <w:sdt>
         <w:sdtPr>
           <w:alias w:val="082GEF1070504"/>
+          <w:id w:val="100390"/>
+          <w:showingPlcHdr/>
           <w:dropDownList>
             <w:listItem w:displayText="Choose an item." w:value=""/>
           </w:dropDownList>
@@ -22789,6 +23569,8 @@
       <w:sdt>
         <w:sdtPr>
           <w:alias w:val="082GEF1070505"/>
+          <w:id w:val="100391"/>
+          <w:showingPlcHdr/>
           <w:text/>
         </w:sdtPr>
         <w:sdtContent>
@@ -22833,6 +23615,8 @@
       <w:sdt>
         <w:sdtPr>
           <w:alias w:val="082GEF1070506"/>
+          <w:id w:val="100392"/>
+          <w:showingPlcHdr/>
           <w:text/>
         </w:sdtPr>
         <w:sdtContent>
@@ -22877,6 +23661,8 @@
       <w:sdt>
         <w:sdtPr>
           <w:alias w:val="082GEF1070507"/>
+          <w:id w:val="100393"/>
+          <w:showingPlcHdr/>
           <w:dropDownList>
             <w:listItem w:displayText="Choose an item." w:value=""/>
             <w:listItem w:displayText="1 - Yes, there is a back office operating exclusively for institutional clients" w:value="1 - Yes, there is a back office operating exclusively for institutional clients"/>
@@ -22961,6 +23747,8 @@
       <w:sdt>
         <w:sdtPr>
           <w:alias w:val="082GEG3583017"/>
+          <w:id w:val="100394"/>
+          <w:showingPlcHdr/>
           <w:text/>
         </w:sdtPr>
         <w:sdtContent>
@@ -23021,6 +23809,8 @@
       <w:sdt>
         <w:sdtPr>
           <w:alias w:val="082GEG3583018"/>
+          <w:id w:val="100395"/>
+          <w:showingPlcHdr/>
           <w:text/>
         </w:sdtPr>
         <w:sdtContent>
@@ -23065,6 +23855,8 @@
       <w:sdt>
         <w:sdtPr>
           <w:alias w:val="082GEG3583699"/>
+          <w:id w:val="100396"/>
+          <w:showingPlcHdr/>
           <w:text/>
         </w:sdtPr>
         <w:sdtContent>
@@ -23125,6 +23917,8 @@
       <w:sdt>
         <w:sdtPr>
           <w:alias w:val="082GEG3583700"/>
+          <w:id w:val="100397"/>
+          <w:showingPlcHdr/>
           <w:text/>
         </w:sdtPr>
         <w:sdtContent>
@@ -23185,6 +23979,8 @@
       <w:sdt>
         <w:sdtPr>
           <w:alias w:val="082GEG3583823"/>
+          <w:id w:val="100398"/>
+          <w:showingPlcHdr/>
           <w:text/>
         </w:sdtPr>
         <w:sdtContent>
@@ -23229,6 +24025,8 @@
       <w:sdt>
         <w:sdtPr>
           <w:alias w:val="082GEG3584033"/>
+          <w:id w:val="100399"/>
+          <w:showingPlcHdr/>
           <w:text/>
         </w:sdtPr>
         <w:sdtContent>
@@ -23289,6 +24087,8 @@
       <w:sdt>
         <w:sdtPr>
           <w:alias w:val="082GEG3583999"/>
+          <w:id w:val="100400"/>
+          <w:showingPlcHdr/>
           <w:text/>
         </w:sdtPr>
         <w:sdtContent>
@@ -23381,6 +24181,8 @@
       <w:sdt>
         <w:sdtPr>
           <w:alias w:val="082GEG4861025"/>
+          <w:id w:val="100401"/>
+          <w:showingPlcHdr/>
           <w:text/>
         </w:sdtPr>
         <w:sdtContent>
@@ -23425,6 +24227,8 @@
       <w:sdt>
         <w:sdtPr>
           <w:alias w:val="082GEG4861026"/>
+          <w:id w:val="100402"/>
+          <w:showingPlcHdr/>
           <w:text/>
         </w:sdtPr>
         <w:sdtContent>
@@ -23469,6 +24273,8 @@
       <w:sdt>
         <w:sdtPr>
           <w:alias w:val="082GEG4864296"/>
+          <w:id w:val="100403"/>
+          <w:showingPlcHdr/>
           <w:text/>
         </w:sdtPr>
         <w:sdtContent>
@@ -23513,6 +24319,8 @@
       <w:sdt>
         <w:sdtPr>
           <w:alias w:val="082GEG4863698"/>
+          <w:id w:val="100404"/>
+          <w:showingPlcHdr/>
           <w:text/>
         </w:sdtPr>
         <w:sdtContent>
@@ -23557,6 +24365,8 @@
       <w:sdt>
         <w:sdtPr>
           <w:alias w:val="082GEG4861022"/>
+          <w:id w:val="100405"/>
+          <w:showingPlcHdr/>
           <w:text/>
         </w:sdtPr>
         <w:sdtContent>
@@ -23617,6 +24427,8 @@
       <w:sdt>
         <w:sdtPr>
           <w:alias w:val="082GEG4864181"/>
+          <w:id w:val="100406"/>
+          <w:showingPlcHdr/>
           <w:text/>
         </w:sdtPr>
         <w:sdtContent>
@@ -23661,6 +24473,8 @@
       <w:sdt>
         <w:sdtPr>
           <w:alias w:val="082GEG4864295"/>
+          <w:id w:val="100407"/>
+          <w:showingPlcHdr/>
           <w:text/>
         </w:sdtPr>
         <w:sdtContent>
@@ -23721,6 +24535,8 @@
       <w:sdt>
         <w:sdtPr>
           <w:alias w:val="082GEG1830878"/>
+          <w:id w:val="100408"/>
+          <w:showingPlcHdr/>
           <w:dropDownList>
             <w:listItem w:displayText="Choose an item." w:value=""/>
             <w:listItem w:displayText="The candidate company uses an external database/research" w:value="The candidate company uses an external database/research"/>
@@ -23770,6 +24586,8 @@
       <w:sdt>
         <w:sdtPr>
           <w:alias w:val="082GEG1830879"/>
+          <w:id w:val="100409"/>
+          <w:showingPlcHdr/>
           <w:text/>
         </w:sdtPr>
         <w:sdtContent>
@@ -23814,6 +24632,8 @@
       <w:sdt>
         <w:sdtPr>
           <w:alias w:val="082GEG1830880"/>
+          <w:id w:val="100410"/>
+          <w:showingPlcHdr/>
           <w:text/>
         </w:sdtPr>
         <w:sdtContent>
@@ -23858,6 +24678,8 @@
       <w:sdt>
         <w:sdtPr>
           <w:alias w:val="082GEG1830881"/>
+          <w:id w:val="100411"/>
+          <w:showingPlcHdr/>
           <w:text/>
         </w:sdtPr>
         <w:sdtContent>
@@ -23902,6 +24724,8 @@
       <w:sdt>
         <w:sdtPr>
           <w:alias w:val="082GEG1830882"/>
+          <w:id w:val="100412"/>
+          <w:showingPlcHdr/>
           <w:text/>
         </w:sdtPr>
         <w:sdtContent>
@@ -23946,6 +24770,8 @@
       <w:sdt>
         <w:sdtPr>
           <w:alias w:val="082GEG1830883"/>
+          <w:id w:val="100413"/>
+          <w:showingPlcHdr/>
           <w:text/>
         </w:sdtPr>
         <w:sdtContent>
@@ -24006,6 +24832,8 @@
       <w:sdt>
         <w:sdtPr>
           <w:alias w:val="082GEG1820871"/>
+          <w:id w:val="100414"/>
+          <w:showingPlcHdr/>
           <w:text/>
         </w:sdtPr>
         <w:sdtContent>
@@ -24050,6 +24878,8 @@
       <w:sdt>
         <w:sdtPr>
           <w:alias w:val="082GEG1820873"/>
+          <w:id w:val="100415"/>
+          <w:showingPlcHdr/>
           <w:text/>
         </w:sdtPr>
         <w:sdtContent>
@@ -24094,6 +24924,8 @@
       <w:sdt>
         <w:sdtPr>
           <w:alias w:val="082GEG1820877"/>
+          <w:id w:val="100416"/>
+          <w:showingPlcHdr/>
           <w:text/>
         </w:sdtPr>
         <w:sdtContent>
@@ -24138,6 +24970,8 @@
       <w:sdt>
         <w:sdtPr>
           <w:alias w:val="082GEG1824180"/>
+          <w:id w:val="100417"/>
+          <w:showingPlcHdr/>
           <w:text/>
         </w:sdtPr>
         <w:sdtContent>
@@ -24198,6 +25032,8 @@
       <w:sdt>
         <w:sdtPr>
           <w:alias w:val="082GEG1850949"/>
+          <w:id w:val="100418"/>
+          <w:showingPlcHdr/>
           <w:text/>
         </w:sdtPr>
         <w:sdtContent>
@@ -24242,6 +25078,8 @@
       <w:sdt>
         <w:sdtPr>
           <w:alias w:val="082GEG1850956"/>
+          <w:id w:val="100419"/>
+          <w:showingPlcHdr/>
           <w:text/>
         </w:sdtPr>
         <w:sdtContent>
@@ -24286,6 +25124,8 @@
       <w:sdt>
         <w:sdtPr>
           <w:alias w:val="082GEG1850960"/>
+          <w:id w:val="100420"/>
+          <w:showingPlcHdr/>
           <w:text/>
         </w:sdtPr>
         <w:sdtContent>
@@ -24346,6 +25186,8 @@
       <w:sdt>
         <w:sdtPr>
           <w:alias w:val="082GEG1850961"/>
+          <w:id w:val="100421"/>
+          <w:showingPlcHdr/>
           <w:text/>
         </w:sdtPr>
         <w:sdtContent>
@@ -24390,6 +25232,8 @@
       <w:sdt>
         <w:sdtPr>
           <w:alias w:val="082GEG1850962"/>
+          <w:id w:val="100422"/>
+          <w:showingPlcHdr/>
           <w:text/>
         </w:sdtPr>
         <w:sdtContent>
@@ -24450,6 +25294,8 @@
       <w:sdt>
         <w:sdtPr>
           <w:alias w:val="082GEG1850963"/>
+          <w:id w:val="100423"/>
+          <w:showingPlcHdr/>
           <w:text/>
         </w:sdtPr>
         <w:sdtContent>
@@ -24494,6 +25340,8 @@
       <w:sdt>
         <w:sdtPr>
           <w:alias w:val="082GEG1850964"/>
+          <w:id w:val="100424"/>
+          <w:showingPlcHdr/>
           <w:text/>
         </w:sdtPr>
         <w:sdtContent>
@@ -24554,6 +25402,8 @@
       <w:sdt>
         <w:sdtPr>
           <w:alias w:val="082GEG1853665"/>
+          <w:id w:val="100425"/>
+          <w:showingPlcHdr/>
           <w:text/>
         </w:sdtPr>
         <w:sdtContent>
@@ -24598,6 +25448,8 @@
       <w:sdt>
         <w:sdtPr>
           <w:alias w:val="082GEG1850965"/>
+          <w:id w:val="100426"/>
+          <w:showingPlcHdr/>
           <w:text/>
         </w:sdtPr>
         <w:sdtContent>
@@ -24658,6 +25510,8 @@
       <w:sdt>
         <w:sdtPr>
           <w:alias w:val="082GEG1853667"/>
+          <w:id w:val="100427"/>
+          <w:showingPlcHdr/>
           <w:text/>
         </w:sdtPr>
         <w:sdtContent>
@@ -24718,6 +25572,8 @@
       <w:sdt>
         <w:sdtPr>
           <w:alias w:val="082GEG1840887"/>
+          <w:id w:val="100428"/>
+          <w:showingPlcHdr/>
           <w:text/>
         </w:sdtPr>
         <w:sdtContent>
@@ -24762,6 +25618,8 @@
       <w:sdt>
         <w:sdtPr>
           <w:alias w:val="082GEG1840896"/>
+          <w:id w:val="100429"/>
+          <w:showingPlcHdr/>
           <w:text/>
         </w:sdtPr>
         <w:sdtContent>
@@ -24806,6 +25664,8 @@
       <w:sdt>
         <w:sdtPr>
           <w:alias w:val="082GEG1840898"/>
+          <w:id w:val="100430"/>
+          <w:showingPlcHdr/>
           <w:text/>
         </w:sdtPr>
         <w:sdtContent>
@@ -24850,6 +25710,8 @@
       <w:sdt>
         <w:sdtPr>
           <w:alias w:val="082GEG1840899"/>
+          <w:id w:val="100431"/>
+          <w:showingPlcHdr/>
           <w:text/>
         </w:sdtPr>
         <w:sdtContent>
@@ -24894,6 +25756,8 @@
       <w:sdt>
         <w:sdtPr>
           <w:alias w:val="082GEG1840903"/>
+          <w:id w:val="100432"/>
+          <w:showingPlcHdr/>
           <w:text/>
         </w:sdtPr>
         <w:sdtContent>
@@ -24938,6 +25802,8 @@
       <w:sdt>
         <w:sdtPr>
           <w:alias w:val="082GEG1840904"/>
+          <w:id w:val="100433"/>
+          <w:showingPlcHdr/>
           <w:text/>
         </w:sdtPr>
         <w:sdtContent>
@@ -24982,6 +25848,8 @@
       <w:sdt>
         <w:sdtPr>
           <w:alias w:val="082GEG1840907"/>
+          <w:id w:val="100434"/>
+          <w:showingPlcHdr/>
           <w:text/>
         </w:sdtPr>
         <w:sdtContent>
@@ -25026,6 +25894,8 @@
       <w:sdt>
         <w:sdtPr>
           <w:alias w:val="082GEG1840912"/>
+          <w:id w:val="100435"/>
+          <w:showingPlcHdr/>
           <w:text/>
         </w:sdtPr>
         <w:sdtContent>
@@ -25070,6 +25940,8 @@
       <w:sdt>
         <w:sdtPr>
           <w:alias w:val="082GEG1840916"/>
+          <w:id w:val="100436"/>
+          <w:showingPlcHdr/>
           <w:text/>
         </w:sdtPr>
         <w:sdtContent>
@@ -25114,6 +25986,8 @@
       <w:sdt>
         <w:sdtPr>
           <w:alias w:val="082GEG1840919"/>
+          <w:id w:val="100437"/>
+          <w:showingPlcHdr/>
           <w:text/>
         </w:sdtPr>
         <w:sdtContent>
@@ -25158,6 +26032,8 @@
       <w:sdt>
         <w:sdtPr>
           <w:alias w:val="082GEG1840921"/>
+          <w:id w:val="100438"/>
+          <w:showingPlcHdr/>
           <w:dropDownList>
             <w:listItem w:displayText="Choose an item." w:value=""/>
             <w:listItem w:displayText="1 - The opinion of the Ethics Committee is binding on the manager" w:value="1 - The opinion of the Ethics Committee is binding on the manager"/>
@@ -25222,6 +26098,8 @@
       <w:sdt>
         <w:sdtPr>
           <w:alias w:val="082GEG1874299"/>
+          <w:id w:val="100439"/>
+          <w:showingPlcHdr/>
           <w:text/>
         </w:sdtPr>
         <w:sdtContent>
@@ -25266,6 +26144,8 @@
       <w:sdt>
         <w:sdtPr>
           <w:alias w:val="082GEG1874300"/>
+          <w:id w:val="100440"/>
+          <w:showingPlcHdr/>
           <w:text/>
         </w:sdtPr>
         <w:sdtContent>
@@ -25326,6 +26206,8 @@
       <w:sdt>
         <w:sdtPr>
           <w:alias w:val="082GEG1894298"/>
+          <w:id w:val="100441"/>
+          <w:showingPlcHdr/>
           <w:text/>
         </w:sdtPr>
         <w:sdtContent>
@@ -25370,6 +26252,8 @@
       <w:sdt>
         <w:sdtPr>
           <w:alias w:val="082GEG1891024"/>
+          <w:id w:val="100442"/>
+          <w:showingPlcHdr/>
           <w:text/>
         </w:sdtPr>
         <w:sdtContent>
@@ -25430,6 +26314,8 @@
       <w:sdt>
         <w:sdtPr>
           <w:alias w:val="082GEG1891023"/>
+          <w:id w:val="100443"/>
+          <w:showingPlcHdr/>
           <w:text/>
         </w:sdtPr>
         <w:sdtContent>
@@ -25506,6 +26392,8 @@
       <w:sdt>
         <w:sdtPr>
           <w:alias w:val="082GEG4994294"/>
+          <w:id w:val="100444"/>
+          <w:showingPlcHdr/>
           <w:dropDownList>
             <w:listItem w:displayText="Choose an item." w:value=""/>
             <w:listItem w:displayText="Yes, uses public lists" w:value="Yes, uses public lists"/>
@@ -25557,6 +26445,8 @@
       <w:sdt>
         <w:sdtPr>
           <w:alias w:val="082GEG4994182"/>
+          <w:id w:val="100445"/>
+          <w:showingPlcHdr/>
           <w:text/>
         </w:sdtPr>
         <w:sdtContent>
@@ -25601,6 +26491,8 @@
       <w:sdt>
         <w:sdtPr>
           <w:alias w:val="082GEG4994183"/>
+          <w:id w:val="100446"/>
+          <w:showingPlcHdr/>
           <w:text/>
         </w:sdtPr>
         <w:sdtContent>
@@ -25645,6 +26537,8 @@
       <w:sdt>
         <w:sdtPr>
           <w:alias w:val="082GEG4994184"/>
+          <w:id w:val="100447"/>
+          <w:showingPlcHdr/>
           <w:text/>
         </w:sdtPr>
         <w:sdtContent>
@@ -25689,6 +26583,8 @@
       <w:sdt>
         <w:sdtPr>
           <w:alias w:val="082GEG4994185"/>
+          <w:id w:val="100448"/>
+          <w:showingPlcHdr/>
           <w:text/>
         </w:sdtPr>
         <w:sdtContent>
@@ -25817,6 +26713,8 @@
       <w:sdt>
         <w:sdtPr>
           <w:alias w:val="082GEJ1220601"/>
+          <w:id w:val="100449"/>
+          <w:showingPlcHdr/>
           <w:text/>
         </w:sdtPr>
         <w:sdtContent>
@@ -25877,6 +26775,8 @@
       <w:sdt>
         <w:sdtPr>
           <w:alias w:val="082GEJ1220602"/>
+          <w:id w:val="100450"/>
+          <w:showingPlcHdr/>
           <w:text/>
         </w:sdtPr>
         <w:sdtContent>
@@ -25969,6 +26869,8 @@
       <w:sdt>
         <w:sdtPr>
           <w:alias w:val="082GEJ1200580"/>
+          <w:id w:val="100451"/>
+          <w:showingPlcHdr/>
           <w:text/>
         </w:sdtPr>
         <w:sdtContent>
@@ -26013,6 +26915,8 @@
       <w:sdt>
         <w:sdtPr>
           <w:alias w:val="082GEJ1200581"/>
+          <w:id w:val="100452"/>
+          <w:showingPlcHdr/>
           <w:text/>
         </w:sdtPr>
         <w:sdtContent>
@@ -26073,6 +26977,8 @@
       <w:sdt>
         <w:sdtPr>
           <w:alias w:val="082GEJ1200582"/>
+          <w:id w:val="100453"/>
+          <w:showingPlcHdr/>
           <w:dropDownList>
             <w:listItem w:displayText="Choose an item." w:value=""/>
           </w:dropDownList>
@@ -26119,6 +27025,8 @@
       <w:sdt>
         <w:sdtPr>
           <w:alias w:val="082GEJ1200583"/>
+          <w:id w:val="100454"/>
+          <w:showingPlcHdr/>
           <w:text/>
         </w:sdtPr>
         <w:sdtContent>
@@ -26163,6 +27071,8 @@
       <w:sdt>
         <w:sdtPr>
           <w:alias w:val="082GEJ1200588"/>
+          <w:id w:val="100455"/>
+          <w:showingPlcHdr/>
           <w:dropDownList>
             <w:listItem w:displayText="Choose an item." w:value=""/>
             <w:listItem w:displayText="The reconciliation takes place on a daily basis, regardless of the number of transactions outstanding with the counterparty" w:value="The reconciliation takes place on a daily basis, regardless of the number of transactions outstanding with the counterparty"/>
@@ -26211,6 +27121,8 @@
       <w:sdt>
         <w:sdtPr>
           <w:alias w:val="082GEJ1200589"/>
+          <w:id w:val="100456"/>
+          <w:showingPlcHdr/>
           <w:text/>
         </w:sdtPr>
         <w:sdtContent>
@@ -26255,6 +27167,8 @@
       <w:sdt>
         <w:sdtPr>
           <w:alias w:val="082GEJ1200590"/>
+          <w:id w:val="100457"/>
+          <w:showingPlcHdr/>
           <w:text/>
         </w:sdtPr>
         <w:sdtContent>
@@ -26299,6 +27213,8 @@
       <w:sdt>
         <w:sdtPr>
           <w:alias w:val="082GEJ1200592"/>
+          <w:id w:val="100458"/>
+          <w:showingPlcHdr/>
           <w:text/>
         </w:sdtPr>
         <w:sdtContent>
@@ -26375,6 +27291,8 @@
       <w:sdt>
         <w:sdtPr>
           <w:alias w:val="082GEJ1210578"/>
+          <w:id w:val="100459"/>
+          <w:showingPlcHdr/>
           <w:dropDownList>
             <w:listItem w:displayText="Choose an item." w:value=""/>
             <w:listItem w:displayText="ISDA" w:value="ISDA"/>
@@ -26442,6 +27360,8 @@
       <w:sdt>
         <w:sdtPr>
           <w:alias w:val="082GEJ1210579"/>
+          <w:id w:val="100460"/>
+          <w:showingPlcHdr/>
           <w:text/>
         </w:sdtPr>
         <w:sdtContent>
@@ -26486,6 +27406,8 @@
       <w:sdt>
         <w:sdtPr>
           <w:alias w:val="082GEJ1210596"/>
+          <w:id w:val="100461"/>
+          <w:showingPlcHdr/>
           <w:text/>
         </w:sdtPr>
         <w:sdtContent>
@@ -26530,6 +27452,8 @@
       <w:sdt>
         <w:sdtPr>
           <w:alias w:val="082GEJ1210597"/>
+          <w:id w:val="100462"/>
+          <w:showingPlcHdr/>
           <w:text/>
         </w:sdtPr>
         <w:sdtContent>
@@ -26574,6 +27498,8 @@
       <w:sdt>
         <w:sdtPr>
           <w:alias w:val="082GEJ1210598"/>
+          <w:id w:val="100463"/>
+          <w:showingPlcHdr/>
           <w:text/>
         </w:sdtPr>
         <w:sdtContent>
@@ -26618,6 +27544,8 @@
       <w:sdt>
         <w:sdtPr>
           <w:alias w:val="082GEJ1210599"/>
+          <w:id w:val="100464"/>
+          <w:showingPlcHdr/>
           <w:text/>
         </w:sdtPr>
         <w:sdtContent>
@@ -26662,6 +27590,8 @@
       <w:sdt>
         <w:sdtPr>
           <w:alias w:val="082GEJ1210600"/>
+          <w:id w:val="100465"/>
+          <w:showingPlcHdr/>
           <w:text/>
         </w:sdtPr>
         <w:sdtContent>
@@ -26758,6 +27688,8 @@
       <w:sdt>
         <w:sdtPr>
           <w:alias w:val="082GEH1130516"/>
+          <w:id w:val="100466"/>
+          <w:showingPlcHdr/>
           <w:text/>
         </w:sdtPr>
         <w:sdtContent>
@@ -26818,6 +27750,8 @@
       <w:sdt>
         <w:sdtPr>
           <w:alias w:val="082GEH1130603"/>
+          <w:id w:val="100467"/>
+          <w:showingPlcHdr/>
           <w:text/>
         </w:sdtPr>
         <w:sdtContent>
@@ -26878,6 +27812,8 @@
       <w:sdt>
         <w:sdtPr>
           <w:alias w:val="082GEH1130604"/>
+          <w:id w:val="100468"/>
+          <w:showingPlcHdr/>
           <w:text/>
         </w:sdtPr>
         <w:sdtContent>
@@ -26938,6 +27874,8 @@
       <w:sdt>
         <w:sdtPr>
           <w:alias w:val="082GEH1130605"/>
+          <w:id w:val="100469"/>
+          <w:showingPlcHdr/>
           <w:text/>
         </w:sdtPr>
         <w:sdtContent>
@@ -26998,6 +27936,8 @@
       <w:sdt>
         <w:sdtPr>
           <w:alias w:val="082GEH1130606"/>
+          <w:id w:val="100470"/>
+          <w:showingPlcHdr/>
           <w:text/>
         </w:sdtPr>
         <w:sdtContent>
@@ -27058,6 +27998,8 @@
       <w:sdt>
         <w:sdtPr>
           <w:alias w:val="082GEH1130607"/>
+          <w:id w:val="100471"/>
+          <w:showingPlcHdr/>
           <w:text/>
         </w:sdtPr>
         <w:sdtContent>
@@ -27118,6 +28060,8 @@
       <w:sdt>
         <w:sdtPr>
           <w:alias w:val="082GEH1130608"/>
+          <w:id w:val="100472"/>
+          <w:showingPlcHdr/>
           <w:text/>
         </w:sdtPr>
         <w:sdtContent>
@@ -27178,6 +28122,8 @@
       <w:sdt>
         <w:sdtPr>
           <w:alias w:val="082GEH1130609"/>
+          <w:id w:val="100473"/>
+          <w:showingPlcHdr/>
           <w:text/>
         </w:sdtPr>
         <w:sdtContent>
@@ -27238,6 +28184,8 @@
       <w:sdt>
         <w:sdtPr>
           <w:alias w:val="082GEH1130610"/>
+          <w:id w:val="100474"/>
+          <w:showingPlcHdr/>
           <w:text/>
         </w:sdtPr>
         <w:sdtContent>
@@ -27298,6 +28246,8 @@
       <w:sdt>
         <w:sdtPr>
           <w:alias w:val="082GEH1130611"/>
+          <w:id w:val="100475"/>
+          <w:showingPlcHdr/>
           <w:text/>
         </w:sdtPr>
         <w:sdtContent>
@@ -27358,6 +28308,8 @@
       <w:sdt>
         <w:sdtPr>
           <w:alias w:val="082GEH1130612"/>
+          <w:id w:val="100476"/>
+          <w:showingPlcHdr/>
           <w:text/>
         </w:sdtPr>
         <w:sdtContent>
@@ -27418,6 +28370,8 @@
       <w:sdt>
         <w:sdtPr>
           <w:alias w:val="082GEH1130613"/>
+          <w:id w:val="100477"/>
+          <w:showingPlcHdr/>
           <w:text/>
         </w:sdtPr>
         <w:sdtContent>
@@ -27478,6 +28432,8 @@
       <w:sdt>
         <w:sdtPr>
           <w:alias w:val="082GEH1130614"/>
+          <w:id w:val="100478"/>
+          <w:showingPlcHdr/>
           <w:text/>
         </w:sdtPr>
         <w:sdtContent>
@@ -27538,6 +28494,8 @@
       <w:sdt>
         <w:sdtPr>
           <w:alias w:val="082GEH1130615"/>
+          <w:id w:val="100479"/>
+          <w:showingPlcHdr/>
           <w:text/>
         </w:sdtPr>
         <w:sdtContent>
@@ -27598,6 +28556,8 @@
       <w:sdt>
         <w:sdtPr>
           <w:alias w:val="082GEH1760721"/>
+          <w:id w:val="100480"/>
+          <w:showingPlcHdr/>
           <w:text/>
         </w:sdtPr>
         <w:sdtContent>
@@ -27642,6 +28602,8 @@
       <w:sdt>
         <w:sdtPr>
           <w:alias w:val="082GEH1760723"/>
+          <w:id w:val="100481"/>
+          <w:showingPlcHdr/>
           <w:text/>
         </w:sdtPr>
         <w:sdtContent>
@@ -27686,6 +28648,8 @@
       <w:sdt>
         <w:sdtPr>
           <w:alias w:val="082GEH1760724"/>
+          <w:id w:val="100482"/>
+          <w:showingPlcHdr/>
           <w:text/>
         </w:sdtPr>
         <w:sdtContent>
@@ -27762,6 +28726,8 @@
       <w:sdt>
         <w:sdtPr>
           <w:alias w:val="082GEH1770731"/>
+          <w:id w:val="100483"/>
+          <w:showingPlcHdr/>
           <w:dropDownList>
             <w:listItem w:displayText="Choose an item." w:value=""/>
             <w:listItem w:displayText="1 - Yes, there have been or there are ongoing disciplinary or sanctioning measures" w:value="1 - Yes, there have been or there are ongoing disciplinary or sanctioning measures"/>
@@ -27846,6 +28812,8 @@
       <w:sdt>
         <w:sdtPr>
           <w:alias w:val="082GEI1780732"/>
+          <w:id w:val="100484"/>
+          <w:showingPlcHdr/>
           <w:dropDownList>
             <w:listItem w:displayText="Choose an item." w:value=""/>
             <w:listItem w:displayText="1 - A dedicated team exists for relations with institutional clients" w:value="1 - A dedicated team exists for relations with institutional clients"/>
@@ -27894,6 +28862,8 @@
       <w:sdt>
         <w:sdtPr>
           <w:alias w:val="082GEI1780733"/>
+          <w:id w:val="100485"/>
+          <w:showingPlcHdr/>
           <w:text/>
         </w:sdtPr>
         <w:sdtContent>
@@ -27938,6 +28908,8 @@
       <w:sdt>
         <w:sdtPr>
           <w:alias w:val="082GEI1784927"/>
+          <w:id w:val="100486"/>
+          <w:showingPlcHdr/>
           <w:text/>
         </w:sdtPr>
         <w:sdtContent>
@@ -27982,6 +28954,8 @@
       <w:sdt>
         <w:sdtPr>
           <w:alias w:val="082GEI1784926"/>
+          <w:id w:val="100487"/>
+          <w:showingPlcHdr/>
           <w:text/>
         </w:sdtPr>
         <w:sdtContent>
@@ -28026,6 +29000,8 @@
       <w:sdt>
         <w:sdtPr>
           <w:alias w:val="082GEI1784925"/>
+          <w:id w:val="100488"/>
+          <w:showingPlcHdr/>
           <w:text/>
         </w:sdtPr>
         <w:sdtContent>
@@ -28070,6 +29046,8 @@
       <w:sdt>
         <w:sdtPr>
           <w:alias w:val="082GEI1785125"/>
+          <w:id w:val="100489"/>
+          <w:showingPlcHdr/>
           <w:text/>
         </w:sdtPr>
         <w:sdtContent>
@@ -28114,6 +29092,8 @@
       <w:sdt>
         <w:sdtPr>
           <w:alias w:val="082GEI1785124"/>
+          <w:id w:val="100490"/>
+          <w:showingPlcHdr/>
           <w:text/>
         </w:sdtPr>
         <w:sdtContent>
@@ -28158,6 +29138,8 @@
       <w:sdt>
         <w:sdtPr>
           <w:alias w:val="082GEI1785123"/>
+          <w:id w:val="100491"/>
+          <w:showingPlcHdr/>
           <w:text/>
         </w:sdtPr>
         <w:sdtContent>
@@ -28202,6 +29184,8 @@
       <w:sdt>
         <w:sdtPr>
           <w:alias w:val="082GEI1785343"/>
+          <w:id w:val="100492"/>
+          <w:showingPlcHdr/>
           <w:text/>
         </w:sdtPr>
         <w:sdtContent>
@@ -28246,6 +29230,8 @@
       <w:sdt>
         <w:sdtPr>
           <w:alias w:val="082GEI1785342"/>
+          <w:id w:val="100493"/>
+          <w:showingPlcHdr/>
           <w:text/>
         </w:sdtPr>
         <w:sdtContent>
@@ -28290,6 +29276,8 @@
       <w:sdt>
         <w:sdtPr>
           <w:alias w:val="082GEI1785341"/>
+          <w:id w:val="100494"/>
+          <w:showingPlcHdr/>
           <w:text/>
         </w:sdtPr>
         <w:sdtContent>
@@ -28350,6 +29338,8 @@
       <w:sdt>
         <w:sdtPr>
           <w:alias w:val="082GEI1790779"/>
+          <w:id w:val="100495"/>
+          <w:showingPlcHdr/>
           <w:text/>
         </w:sdtPr>
         <w:sdtContent>
@@ -28394,6 +29384,8 @@
       <w:sdt>
         <w:sdtPr>
           <w:alias w:val="082GEI1790783"/>
+          <w:id w:val="100496"/>
+          <w:showingPlcHdr/>
           <w:dropDownList>
             <w:listItem w:displayText="Choose an item." w:value=""/>
             <w:listItem w:displayText="1 - The candidate company manages investor relations directly" w:value="1 - The candidate company manages investor relations directly"/>
@@ -28458,6 +29450,8 @@
       <w:sdt>
         <w:sdtPr>
           <w:alias w:val="082GEI1800808"/>
+          <w:id w:val="100497"/>
+          <w:showingPlcHdr/>
           <w:dropDownList>
             <w:listItem w:displayText="Choose an item." w:value=""/>
             <w:listItem w:displayText="1 - Yes, the company undertakes to provide the above information" w:value="1 - Yes, the company undertakes to provide the above information"/>
@@ -28523,6 +29517,8 @@
       <w:sdt>
         <w:sdtPr>
           <w:alias w:val="082GEI1810823"/>
+          <w:id w:val="100498"/>
+          <w:showingPlcHdr/>
           <w:text/>
         </w:sdtPr>
         <w:sdtContent>
@@ -28567,6 +29563,8 @@
       <w:sdt>
         <w:sdtPr>
           <w:alias w:val="082GEI1810835"/>
+          <w:id w:val="100499"/>
+          <w:showingPlcHdr/>
           <w:dropDownList>
             <w:listItem w:displayText="Choose an item." w:value=""/>
             <w:listItem w:displayText="1 - Yes, the company undertakes to provide the above information" w:value="1 - Yes, the company undertakes to provide the above information"/>
@@ -28616,6 +29614,8 @@
       <w:sdt>
         <w:sdtPr>
           <w:alias w:val="082GEI1810842"/>
+          <w:id w:val="100500"/>
+          <w:showingPlcHdr/>
           <w:text/>
         </w:sdtPr>
         <w:sdtContent>
@@ -28676,6 +29676,8 @@
       <w:sdt>
         <w:sdtPr>
           <w:alias w:val="082GEI1810850"/>
+          <w:id w:val="100501"/>
+          <w:showingPlcHdr/>
           <w:text/>
         </w:sdtPr>
         <w:sdtContent>
@@ -28836,6 +29838,8 @@
       <w:sdt>
         <w:sdtPr>
           <w:alias w:val="082RFA1175028"/>
+          <w:id w:val="100502"/>
+          <w:showingPlcHdr/>
           <w:text/>
         </w:sdtPr>
         <w:sdtContent>
@@ -28896,6 +29900,8 @@
       <w:sdt>
         <w:sdtPr>
           <w:alias w:val="082RFA1175029"/>
+          <w:id w:val="100503"/>
+          <w:showingPlcHdr/>
           <w:text/>
         </w:sdtPr>
         <w:sdtContent>
@@ -28956,6 +29962,8 @@
       <w:sdt>
         <w:sdtPr>
           <w:alias w:val="082RFA1175030"/>
+          <w:id w:val="100504"/>
+          <w:showingPlcHdr/>
           <w:text/>
         </w:sdtPr>
         <w:sdtContent>
@@ -29016,6 +30024,8 @@
       <w:sdt>
         <w:sdtPr>
           <w:alias w:val="082RFA1175031"/>
+          <w:id w:val="100505"/>
+          <w:showingPlcHdr/>
           <w:text/>
         </w:sdtPr>
         <w:sdtContent>
@@ -29076,6 +30086,8 @@
       <w:sdt>
         <w:sdtPr>
           <w:alias w:val="082RFA1175226"/>
+          <w:id w:val="100506"/>
+          <w:showingPlcHdr/>
           <w:text/>
         </w:sdtPr>
         <w:sdtContent>
@@ -29136,6 +30148,8 @@
       <w:sdt>
         <w:sdtPr>
           <w:alias w:val="082RFA1175227"/>
+          <w:id w:val="100507"/>
+          <w:showingPlcHdr/>
           <w:text/>
         </w:sdtPr>
         <w:sdtContent>
@@ -29196,6 +30210,8 @@
       <w:sdt>
         <w:sdtPr>
           <w:alias w:val="082RFA1175228"/>
+          <w:id w:val="100508"/>
+          <w:showingPlcHdr/>
           <w:text/>
         </w:sdtPr>
         <w:sdtContent>
@@ -29256,6 +30272,8 @@
       <w:sdt>
         <w:sdtPr>
           <w:alias w:val="082RFA1175229"/>
+          <w:id w:val="100509"/>
+          <w:showingPlcHdr/>
           <w:text/>
         </w:sdtPr>
         <w:sdtContent>
@@ -29316,6 +30334,8 @@
       <w:sdt>
         <w:sdtPr>
           <w:alias w:val="082RFA1175448"/>
+          <w:id w:val="100510"/>
+          <w:showingPlcHdr/>
           <w:text/>
         </w:sdtPr>
         <w:sdtContent>
@@ -29376,6 +30396,8 @@
       <w:sdt>
         <w:sdtPr>
           <w:alias w:val="082RFA1175449"/>
+          <w:id w:val="100511"/>
+          <w:showingPlcHdr/>
           <w:text/>
         </w:sdtPr>
         <w:sdtContent>
@@ -29436,6 +30458,8 @@
       <w:sdt>
         <w:sdtPr>
           <w:alias w:val="082RFA1175450"/>
+          <w:id w:val="100512"/>
+          <w:showingPlcHdr/>
           <w:text/>
         </w:sdtPr>
         <w:sdtContent>
@@ -29496,6 +30520,8 @@
       <w:sdt>
         <w:sdtPr>
           <w:alias w:val="082RFA1175451"/>
+          <w:id w:val="100513"/>
+          <w:showingPlcHdr/>
           <w:text/>
         </w:sdtPr>
         <w:sdtContent>
@@ -29540,6 +30566,8 @@
       <w:sdt>
         <w:sdtPr>
           <w:alias w:val="082RFA1170530"/>
+          <w:id w:val="100514"/>
+          <w:showingPlcHdr/>
           <w:dropDownList>
             <w:listItem w:displayText="Choose an item." w:value=""/>
             <w:listItem w:displayText="The benchmark used matches the one proposed in the questionnaire" w:value="The benchmark used matches the one proposed in the questionnaire"/>
@@ -29604,6 +30632,8 @@
       <w:sdt>
         <w:sdtPr>
           <w:alias w:val="082RFA1170531"/>
+          <w:id w:val="100515"/>
+          <w:showingPlcHdr/>
           <w:text/>
         </w:sdtPr>
         <w:sdtContent>
@@ -29664,6 +30694,8 @@
       <w:sdt>
         <w:sdtPr>
           <w:alias w:val="082RFA1171545"/>
+          <w:id w:val="100516"/>
+          <w:showingPlcHdr/>
           <w:text/>
         </w:sdtPr>
         <w:sdtContent>
@@ -29756,6 +30788,8 @@
       <w:sdt>
         <w:sdtPr>
           <w:alias w:val="082RFA1180532"/>
+          <w:id w:val="100517"/>
+          <w:showingPlcHdr/>
           <w:text/>
         </w:sdtPr>
         <w:sdtContent>
@@ -29816,6 +30850,8 @@
       <w:sdt>
         <w:sdtPr>
           <w:alias w:val="082RFA1180533"/>
+          <w:id w:val="100518"/>
+          <w:showingPlcHdr/>
           <w:text/>
         </w:sdtPr>
         <w:sdtContent>
@@ -29876,6 +30912,8 @@
       <w:sdt>
         <w:sdtPr>
           <w:alias w:val="082RFA1180534"/>
+          <w:id w:val="100519"/>
+          <w:showingPlcHdr/>
           <w:text/>
         </w:sdtPr>
         <w:sdtContent>
@@ -29936,6 +30974,8 @@
       <w:sdt>
         <w:sdtPr>
           <w:alias w:val="082RFA1180535"/>
+          <w:id w:val="100520"/>
+          <w:showingPlcHdr/>
           <w:text/>
         </w:sdtPr>
         <w:sdtContent>
@@ -29980,6 +31020,8 @@
       <w:sdt>
         <w:sdtPr>
           <w:alias w:val="082RFA1180536"/>
+          <w:id w:val="100521"/>
+          <w:showingPlcHdr/>
           <w:text/>
         </w:sdtPr>
         <w:sdtContent>
@@ -30024,6 +31066,8 @@
       <w:sdt>
         <w:sdtPr>
           <w:alias w:val="082RFA1180552"/>
+          <w:id w:val="100522"/>
+          <w:showingPlcHdr/>
           <w:text/>
         </w:sdtPr>
         <w:sdtContent>
@@ -30084,6 +31128,8 @@
       <w:sdt>
         <w:sdtPr>
           <w:alias w:val="082RFA1180553"/>
+          <w:id w:val="100523"/>
+          <w:showingPlcHdr/>
           <w:text/>
         </w:sdtPr>
         <w:sdtContent>
@@ -30144,6 +31190,8 @@
       <w:sdt>
         <w:sdtPr>
           <w:alias w:val="082RFA1180537"/>
+          <w:id w:val="100524"/>
+          <w:showingPlcHdr/>
           <w:text/>
         </w:sdtPr>
         <w:sdtContent>
@@ -30188,6 +31236,8 @@
       <w:sdt>
         <w:sdtPr>
           <w:alias w:val="082RFA1180542"/>
+          <w:id w:val="100525"/>
+          <w:showingPlcHdr/>
           <w:text/>
         </w:sdtPr>
         <w:sdtContent>
@@ -30248,6 +31298,8 @@
       <w:sdt>
         <w:sdtPr>
           <w:alias w:val="082RFA1180543"/>
+          <w:id w:val="100526"/>
+          <w:showingPlcHdr/>
           <w:text/>
         </w:sdtPr>
         <w:sdtContent>
@@ -30308,6 +31360,8 @@
       <w:sdt>
         <w:sdtPr>
           <w:alias w:val="082RFA1180595"/>
+          <w:id w:val="100527"/>
+          <w:showingPlcHdr/>
           <w:text/>
         </w:sdtPr>
         <w:sdtContent>
@@ -30368,6 +31422,8 @@
       <w:sdt>
         <w:sdtPr>
           <w:alias w:val="082RFA1180546"/>
+          <w:id w:val="100528"/>
+          <w:showingPlcHdr/>
           <w:text/>
         </w:sdtPr>
         <w:sdtContent>
@@ -30428,6 +31484,8 @@
       <w:sdt>
         <w:sdtPr>
           <w:alias w:val="082RFA1180544"/>
+          <w:id w:val="100529"/>
+          <w:showingPlcHdr/>
           <w:text/>
         </w:sdtPr>
         <w:sdtContent>
@@ -30488,6 +31546,8 @@
       <w:sdt>
         <w:sdtPr>
           <w:alias w:val="082RFA1181521"/>
+          <w:id w:val="100530"/>
+          <w:showingPlcHdr/>
           <w:text/>
         </w:sdtPr>
         <w:sdtContent>
@@ -30648,6 +31708,8 @@
       <w:sdt>
         <w:sdtPr>
           <w:alias w:val="082RFC1285019"/>
+          <w:id w:val="100531"/>
+          <w:showingPlcHdr/>
           <w:text/>
         </w:sdtPr>
         <w:sdtContent>
@@ -30708,6 +31770,8 @@
       <w:sdt>
         <w:sdtPr>
           <w:alias w:val="082RFC1285020"/>
+          <w:id w:val="100532"/>
+          <w:showingPlcHdr/>
           <w:text/>
         </w:sdtPr>
         <w:sdtContent>
@@ -30768,6 +31832,8 @@
       <w:sdt>
         <w:sdtPr>
           <w:alias w:val="082RFC1285021"/>
+          <w:id w:val="100533"/>
+          <w:showingPlcHdr/>
           <w:text/>
         </w:sdtPr>
         <w:sdtContent>
@@ -30828,6 +31894,8 @@
       <w:sdt>
         <w:sdtPr>
           <w:alias w:val="082RFC1285022"/>
+          <w:id w:val="100534"/>
+          <w:showingPlcHdr/>
           <w:text/>
         </w:sdtPr>
         <w:sdtContent>
@@ -30888,6 +31956,8 @@
       <w:sdt>
         <w:sdtPr>
           <w:alias w:val="082RFC1285217"/>
+          <w:id w:val="100535"/>
+          <w:showingPlcHdr/>
           <w:text/>
         </w:sdtPr>
         <w:sdtContent>
@@ -30948,6 +32018,8 @@
       <w:sdt>
         <w:sdtPr>
           <w:alias w:val="082RFC1285218"/>
+          <w:id w:val="100536"/>
+          <w:showingPlcHdr/>
           <w:text/>
         </w:sdtPr>
         <w:sdtContent>
@@ -31008,6 +32080,8 @@
       <w:sdt>
         <w:sdtPr>
           <w:alias w:val="082RFC1285219"/>
+          <w:id w:val="100537"/>
+          <w:showingPlcHdr/>
           <w:text/>
         </w:sdtPr>
         <w:sdtContent>
@@ -31068,6 +32142,8 @@
       <w:sdt>
         <w:sdtPr>
           <w:alias w:val="082RFC1285220"/>
+          <w:id w:val="100538"/>
+          <w:showingPlcHdr/>
           <w:text/>
         </w:sdtPr>
         <w:sdtContent>
@@ -31128,6 +32204,8 @@
       <w:sdt>
         <w:sdtPr>
           <w:alias w:val="082RFC1285439"/>
+          <w:id w:val="100539"/>
+          <w:showingPlcHdr/>
           <w:text/>
         </w:sdtPr>
         <w:sdtContent>
@@ -31188,6 +32266,8 @@
       <w:sdt>
         <w:sdtPr>
           <w:alias w:val="082RFC1285440"/>
+          <w:id w:val="100540"/>
+          <w:showingPlcHdr/>
           <w:text/>
         </w:sdtPr>
         <w:sdtContent>
@@ -31248,6 +32328,8 @@
       <w:sdt>
         <w:sdtPr>
           <w:alias w:val="082RFC1285441"/>
+          <w:id w:val="100541"/>
+          <w:showingPlcHdr/>
           <w:text/>
         </w:sdtPr>
         <w:sdtContent>
@@ -31308,6 +32390,8 @@
       <w:sdt>
         <w:sdtPr>
           <w:alias w:val="082RFC1285442"/>
+          <w:id w:val="100542"/>
+          <w:showingPlcHdr/>
           <w:text/>
         </w:sdtPr>
         <w:sdtContent>
@@ -31352,6 +32436,8 @@
       <w:sdt>
         <w:sdtPr>
           <w:alias w:val="082RFC1281105"/>
+          <w:id w:val="100543"/>
+          <w:showingPlcHdr/>
           <w:text/>
         </w:sdtPr>
         <w:sdtContent>
@@ -31412,6 +32498,8 @@
       <w:sdt>
         <w:sdtPr>
           <w:alias w:val="082RFC1281134"/>
+          <w:id w:val="100544"/>
+          <w:showingPlcHdr/>
           <w:text/>
         </w:sdtPr>
         <w:sdtContent>
@@ -31472,6 +32560,8 @@
       <w:sdt>
         <w:sdtPr>
           <w:alias w:val="082RFC1281547"/>
+          <w:id w:val="100545"/>
+          <w:showingPlcHdr/>
           <w:text/>
         </w:sdtPr>
         <w:sdtContent>
@@ -31548,6 +32638,8 @@
       <w:sdt>
         <w:sdtPr>
           <w:alias w:val="082RFC1291159"/>
+          <w:id w:val="100546"/>
+          <w:showingPlcHdr/>
           <w:text/>
         </w:sdtPr>
         <w:sdtContent>
@@ -31608,6 +32700,8 @@
       <w:sdt>
         <w:sdtPr>
           <w:alias w:val="082RFC1291187"/>
+          <w:id w:val="100547"/>
+          <w:showingPlcHdr/>
           <w:text/>
         </w:sdtPr>
         <w:sdtContent>
@@ -31652,6 +32746,8 @@
       <w:sdt>
         <w:sdtPr>
           <w:alias w:val="082RFC1291222"/>
+          <w:id w:val="100548"/>
+          <w:showingPlcHdr/>
           <w:text/>
         </w:sdtPr>
         <w:sdtContent>
@@ -31712,6 +32808,8 @@
       <w:sdt>
         <w:sdtPr>
           <w:alias w:val="082RFC1291266"/>
+          <w:id w:val="100549"/>
+          <w:showingPlcHdr/>
           <w:text/>
         </w:sdtPr>
         <w:sdtContent>
@@ -31756,6 +32854,8 @@
       <w:sdt>
         <w:sdtPr>
           <w:alias w:val="082RFC1291322"/>
+          <w:id w:val="100550"/>
+          <w:showingPlcHdr/>
           <w:text/>
         </w:sdtPr>
         <w:sdtContent>
@@ -31800,6 +32900,8 @@
       <w:sdt>
         <w:sdtPr>
           <w:alias w:val="082RFC1291387"/>
+          <w:id w:val="100551"/>
+          <w:showingPlcHdr/>
           <w:text/>
         </w:sdtPr>
         <w:sdtContent>
@@ -31860,6 +32962,8 @@
       <w:sdt>
         <w:sdtPr>
           <w:alias w:val="082RFC1291420"/>
+          <w:id w:val="100552"/>
+          <w:showingPlcHdr/>
           <w:text/>
         </w:sdtPr>
         <w:sdtContent>
@@ -31920,6 +33024,8 @@
       <w:sdt>
         <w:sdtPr>
           <w:alias w:val="082RFC1291448"/>
+          <w:id w:val="100553"/>
+          <w:showingPlcHdr/>
           <w:text/>
         </w:sdtPr>
         <w:sdtContent>
@@ -31964,6 +33070,8 @@
       <w:sdt>
         <w:sdtPr>
           <w:alias w:val="082RFC1291358"/>
+          <w:id w:val="100554"/>
+          <w:showingPlcHdr/>
           <w:text/>
         </w:sdtPr>
         <w:sdtContent>
@@ -32024,6 +33132,8 @@
       <w:sdt>
         <w:sdtPr>
           <w:alias w:val="082RFC1291570"/>
+          <w:id w:val="100555"/>
+          <w:showingPlcHdr/>
           <w:text/>
         </w:sdtPr>
         <w:sdtContent>
@@ -32084,6 +33194,8 @@
       <w:sdt>
         <w:sdtPr>
           <w:alias w:val="082RFC1291647"/>
+          <w:id w:val="100556"/>
+          <w:showingPlcHdr/>
           <w:text/>
         </w:sdtPr>
         <w:sdtContent>
@@ -32144,6 +33256,8 @@
       <w:sdt>
         <w:sdtPr>
           <w:alias w:val="082RFC1291648"/>
+          <w:id w:val="100557"/>
+          <w:showingPlcHdr/>
           <w:text/>
         </w:sdtPr>
         <w:sdtContent>
@@ -32204,6 +33318,8 @@
       <w:sdt>
         <w:sdtPr>
           <w:alias w:val="082RFC1291649"/>
+          <w:id w:val="100558"/>
+          <w:showingPlcHdr/>
           <w:text/>
         </w:sdtPr>
         <w:sdtContent>
@@ -32264,6 +33380,8 @@
       <w:sdt>
         <w:sdtPr>
           <w:alias w:val="082RFC1291605"/>
+          <w:id w:val="100559"/>
+          <w:showingPlcHdr/>
           <w:text/>
         </w:sdtPr>
         <w:sdtContent>
@@ -32324,6 +33442,8 @@
       <w:sdt>
         <w:sdtPr>
           <w:alias w:val="082RFC1291592"/>
+          <w:id w:val="100560"/>
+          <w:showingPlcHdr/>
           <w:text/>
         </w:sdtPr>
         <w:sdtContent>
@@ -32384,6 +33504,8 @@
       <w:sdt>
         <w:sdtPr>
           <w:alias w:val="082RFC1291523"/>
+          <w:id w:val="100561"/>
+          <w:showingPlcHdr/>
           <w:text/>
         </w:sdtPr>
         <w:sdtContent>
@@ -32544,6 +33666,8 @@
       <w:sdt>
         <w:sdtPr>
           <w:alias w:val="082RFL1464913"/>
+          <w:id w:val="100562"/>
+          <w:showingPlcHdr/>
           <w:text/>
         </w:sdtPr>
         <w:sdtContent>
@@ -32604,6 +33728,8 @@
       <w:sdt>
         <w:sdtPr>
           <w:alias w:val="082RFL1464914"/>
+          <w:id w:val="100563"/>
+          <w:showingPlcHdr/>
           <w:text/>
         </w:sdtPr>
         <w:sdtContent>
@@ -32664,6 +33790,8 @@
       <w:sdt>
         <w:sdtPr>
           <w:alias w:val="082RFL1464915"/>
+          <w:id w:val="100564"/>
+          <w:showingPlcHdr/>
           <w:text/>
         </w:sdtPr>
         <w:sdtContent>
@@ -32724,6 +33852,8 @@
       <w:sdt>
         <w:sdtPr>
           <w:alias w:val="082RFL1464916"/>
+          <w:id w:val="100565"/>
+          <w:showingPlcHdr/>
           <w:text/>
         </w:sdtPr>
         <w:sdtContent>
@@ -32784,6 +33914,8 @@
       <w:sdt>
         <w:sdtPr>
           <w:alias w:val="082RFL1465112"/>
+          <w:id w:val="100566"/>
+          <w:showingPlcHdr/>
           <w:text/>
         </w:sdtPr>
         <w:sdtContent>
@@ -32844,6 +33976,8 @@
       <w:sdt>
         <w:sdtPr>
           <w:alias w:val="082RFL1465111"/>
+          <w:id w:val="100567"/>
+          <w:showingPlcHdr/>
           <w:text/>
         </w:sdtPr>
         <w:sdtContent>
@@ -32904,6 +34038,8 @@
       <w:sdt>
         <w:sdtPr>
           <w:alias w:val="082RFL1465113"/>
+          <w:id w:val="100568"/>
+          <w:showingPlcHdr/>
           <w:text/>
         </w:sdtPr>
         <w:sdtContent>
@@ -32964,6 +34100,8 @@
       <w:sdt>
         <w:sdtPr>
           <w:alias w:val="082RFL1465114"/>
+          <w:id w:val="100569"/>
+          <w:showingPlcHdr/>
           <w:text/>
         </w:sdtPr>
         <w:sdtContent>
@@ -33024,6 +34162,8 @@
       <w:sdt>
         <w:sdtPr>
           <w:alias w:val="082RFL1465329"/>
+          <w:id w:val="100570"/>
+          <w:showingPlcHdr/>
           <w:text/>
         </w:sdtPr>
         <w:sdtContent>
@@ -33084,6 +34224,8 @@
       <w:sdt>
         <w:sdtPr>
           <w:alias w:val="082RFL1465330"/>
+          <w:id w:val="100571"/>
+          <w:showingPlcHdr/>
           <w:text/>
         </w:sdtPr>
         <w:sdtContent>
@@ -33144,6 +34286,8 @@
       <w:sdt>
         <w:sdtPr>
           <w:alias w:val="082RFL1465331"/>
+          <w:id w:val="100572"/>
+          <w:showingPlcHdr/>
           <w:text/>
         </w:sdtPr>
         <w:sdtContent>
@@ -33204,6 +34348,8 @@
       <w:sdt>
         <w:sdtPr>
           <w:alias w:val="082RFL1465332"/>
+          <w:id w:val="100573"/>
+          <w:showingPlcHdr/>
           <w:text/>
         </w:sdtPr>
         <w:sdtContent>
@@ -33248,6 +34394,8 @@
       <w:sdt>
         <w:sdtPr>
           <w:alias w:val="082RFL1461114"/>
+          <w:id w:val="100574"/>
+          <w:showingPlcHdr/>
           <w:dropDownList>
             <w:listItem w:displayText="Choose an item." w:value=""/>
             <w:listItem w:displayText="The benchmark used matches the one proposed in the questionnaire" w:value="The benchmark used matches the one proposed in the questionnaire"/>
@@ -33312,6 +34460,8 @@
       <w:sdt>
         <w:sdtPr>
           <w:alias w:val="082RFL1461143"/>
+          <w:id w:val="100575"/>
+          <w:showingPlcHdr/>
           <w:text/>
         </w:sdtPr>
         <w:sdtContent>
@@ -33372,6 +34522,8 @@
       <w:sdt>
         <w:sdtPr>
           <w:alias w:val="082RFL1461556"/>
+          <w:id w:val="100576"/>
+          <w:showingPlcHdr/>
           <w:text/>
         </w:sdtPr>
         <w:sdtContent>
@@ -33448,6 +34600,8 @@
       <w:sdt>
         <w:sdtPr>
           <w:alias w:val="082RFL1471168"/>
+          <w:id w:val="100577"/>
+          <w:showingPlcHdr/>
           <w:text/>
         </w:sdtPr>
         <w:sdtContent>
@@ -33508,6 +34662,8 @@
       <w:sdt>
         <w:sdtPr>
           <w:alias w:val="082RFL1471196"/>
+          <w:id w:val="100578"/>
+          <w:showingPlcHdr/>
           <w:text/>
         </w:sdtPr>
         <w:sdtContent>
@@ -33552,6 +34708,8 @@
       <w:sdt>
         <w:sdtPr>
           <w:alias w:val="082RFL1471233"/>
+          <w:id w:val="100579"/>
+          <w:showingPlcHdr/>
           <w:text/>
         </w:sdtPr>
         <w:sdtContent>
@@ -33612,6 +34770,8 @@
       <w:sdt>
         <w:sdtPr>
           <w:alias w:val="082RFL1471277"/>
+          <w:id w:val="100580"/>
+          <w:showingPlcHdr/>
           <w:text/>
         </w:sdtPr>
         <w:sdtContent>
@@ -33656,6 +34816,8 @@
       <w:sdt>
         <w:sdtPr>
           <w:alias w:val="082RFL1471331"/>
+          <w:id w:val="100581"/>
+          <w:showingPlcHdr/>
           <w:text/>
         </w:sdtPr>
         <w:sdtContent>
@@ -33700,6 +34862,8 @@
       <w:sdt>
         <w:sdtPr>
           <w:alias w:val="082RFL1471398"/>
+          <w:id w:val="100582"/>
+          <w:showingPlcHdr/>
           <w:text/>
         </w:sdtPr>
         <w:sdtContent>
@@ -33760,6 +34924,8 @@
       <w:sdt>
         <w:sdtPr>
           <w:alias w:val="082RFL1471431"/>
+          <w:id w:val="100583"/>
+          <w:showingPlcHdr/>
           <w:text/>
         </w:sdtPr>
         <w:sdtContent>
@@ -33820,6 +34986,8 @@
       <w:sdt>
         <w:sdtPr>
           <w:alias w:val="082RFL1471457"/>
+          <w:id w:val="100584"/>
+          <w:showingPlcHdr/>
           <w:text/>
         </w:sdtPr>
         <w:sdtContent>
@@ -33864,6 +35032,8 @@
       <w:sdt>
         <w:sdtPr>
           <w:alias w:val="082RFL1471369"/>
+          <w:id w:val="100585"/>
+          <w:showingPlcHdr/>
           <w:text/>
         </w:sdtPr>
         <w:sdtContent>
@@ -33924,6 +35094,8 @@
       <w:sdt>
         <w:sdtPr>
           <w:alias w:val="082RFL1471579"/>
+          <w:id w:val="100586"/>
+          <w:showingPlcHdr/>
           <w:text/>
         </w:sdtPr>
         <w:sdtContent>
@@ -33984,6 +35156,8 @@
       <w:sdt>
         <w:sdtPr>
           <w:alias w:val="082RFL1471650"/>
+          <w:id w:val="100587"/>
+          <w:showingPlcHdr/>
           <w:text/>
         </w:sdtPr>
         <w:sdtContent>
@@ -34044,6 +35218,8 @@
       <w:sdt>
         <w:sdtPr>
           <w:alias w:val="082RFL1471652"/>
+          <w:id w:val="100588"/>
+          <w:showingPlcHdr/>
           <w:text/>
         </w:sdtPr>
         <w:sdtContent>
@@ -34104,6 +35280,8 @@
       <w:sdt>
         <w:sdtPr>
           <w:alias w:val="082RFL1471651"/>
+          <w:id w:val="100589"/>
+          <w:showingPlcHdr/>
           <w:text/>
         </w:sdtPr>
         <w:sdtContent>
@@ -34164,6 +35342,8 @@
       <w:sdt>
         <w:sdtPr>
           <w:alias w:val="082RFL1471653"/>
+          <w:id w:val="100590"/>
+          <w:showingPlcHdr/>
           <w:text/>
         </w:sdtPr>
         <w:sdtContent>
@@ -34224,6 +35404,8 @@
       <w:sdt>
         <w:sdtPr>
           <w:alias w:val="082RFL1471614"/>
+          <w:id w:val="100591"/>
+          <w:showingPlcHdr/>
           <w:text/>
         </w:sdtPr>
         <w:sdtContent>
@@ -34284,6 +35466,8 @@
       <w:sdt>
         <w:sdtPr>
           <w:alias w:val="082RFL1471601"/>
+          <w:id w:val="100592"/>
+          <w:showingPlcHdr/>
           <w:text/>
         </w:sdtPr>
         <w:sdtContent>
@@ -34344,6 +35528,8 @@
       <w:sdt>
         <w:sdtPr>
           <w:alias w:val="082RFL1471532"/>
+          <w:id w:val="100593"/>
+          <w:showingPlcHdr/>
           <w:text/>
         </w:sdtPr>
         <w:sdtContent>
@@ -34504,6 +35690,8 @@
       <w:sdt>
         <w:sdtPr>
           <w:alias w:val="082RFN1504972"/>
+          <w:id w:val="100594"/>
+          <w:showingPlcHdr/>
           <w:text/>
         </w:sdtPr>
         <w:sdtContent>
@@ -34564,6 +35752,8 @@
       <w:sdt>
         <w:sdtPr>
           <w:alias w:val="082RFN1504973"/>
+          <w:id w:val="100595"/>
+          <w:showingPlcHdr/>
           <w:text/>
         </w:sdtPr>
         <w:sdtContent>
@@ -34624,6 +35814,8 @@
       <w:sdt>
         <w:sdtPr>
           <w:alias w:val="082RFN1504974"/>
+          <w:id w:val="100596"/>
+          <w:showingPlcHdr/>
           <w:text/>
         </w:sdtPr>
         <w:sdtContent>
@@ -34684,6 +35876,8 @@
       <w:sdt>
         <w:sdtPr>
           <w:alias w:val="082RFN1504975"/>
+          <w:id w:val="100597"/>
+          <w:showingPlcHdr/>
           <w:text/>
         </w:sdtPr>
         <w:sdtContent>
@@ -34744,6 +35938,8 @@
       <w:sdt>
         <w:sdtPr>
           <w:alias w:val="082RFN1505170"/>
+          <w:id w:val="100598"/>
+          <w:showingPlcHdr/>
           <w:text/>
         </w:sdtPr>
         <w:sdtContent>
@@ -34804,6 +36000,8 @@
       <w:sdt>
         <w:sdtPr>
           <w:alias w:val="082RFN1505171"/>
+          <w:id w:val="100599"/>
+          <w:showingPlcHdr/>
           <w:text/>
         </w:sdtPr>
         <w:sdtContent>
@@ -34864,6 +36062,8 @@
       <w:sdt>
         <w:sdtPr>
           <w:alias w:val="082RFN1505172"/>
+          <w:id w:val="100600"/>
+          <w:showingPlcHdr/>
           <w:text/>
         </w:sdtPr>
         <w:sdtContent>
@@ -34924,6 +36124,8 @@
       <w:sdt>
         <w:sdtPr>
           <w:alias w:val="082RFN1505173"/>
+          <w:id w:val="100601"/>
+          <w:showingPlcHdr/>
           <w:text/>
         </w:sdtPr>
         <w:sdtContent>
@@ -34984,6 +36186,8 @@
       <w:sdt>
         <w:sdtPr>
           <w:alias w:val="082RFN1505388"/>
+          <w:id w:val="100602"/>
+          <w:showingPlcHdr/>
           <w:text/>
         </w:sdtPr>
         <w:sdtContent>
@@ -35044,6 +36248,8 @@
       <w:sdt>
         <w:sdtPr>
           <w:alias w:val="082RFN1505389"/>
+          <w:id w:val="100603"/>
+          <w:showingPlcHdr/>
           <w:text/>
         </w:sdtPr>
         <w:sdtContent>
@@ -35104,6 +36310,8 @@
       <w:sdt>
         <w:sdtPr>
           <w:alias w:val="082RFN1505390"/>
+          <w:id w:val="100604"/>
+          <w:showingPlcHdr/>
           <w:text/>
         </w:sdtPr>
         <w:sdtContent>
@@ -35164,6 +36372,8 @@
       <w:sdt>
         <w:sdtPr>
           <w:alias w:val="082RFN1505391"/>
+          <w:id w:val="100605"/>
+          <w:showingPlcHdr/>
           <w:text/>
         </w:sdtPr>
         <w:sdtContent>
@@ -35208,6 +36418,8 @@
       <w:sdt>
         <w:sdtPr>
           <w:alias w:val="082RFN1501116"/>
+          <w:id w:val="100606"/>
+          <w:showingPlcHdr/>
           <w:dropDownList>
             <w:listItem w:displayText="Choose an item." w:value=""/>
             <w:listItem w:displayText="The benchmark used matches the one proposed in the questionnaire" w:value="The benchmark used matches the one proposed in the questionnaire"/>
@@ -35272,6 +36484,8 @@
       <w:sdt>
         <w:sdtPr>
           <w:alias w:val="082RFN1501145"/>
+          <w:id w:val="100607"/>
+          <w:showingPlcHdr/>
           <w:text/>
         </w:sdtPr>
         <w:sdtContent>
@@ -35332,6 +36546,8 @@
       <w:sdt>
         <w:sdtPr>
           <w:alias w:val="082RFN1501558"/>
+          <w:id w:val="100608"/>
+          <w:showingPlcHdr/>
           <w:text/>
         </w:sdtPr>
         <w:sdtContent>
@@ -35408,6 +36624,8 @@
       <w:sdt>
         <w:sdtPr>
           <w:alias w:val="082RFN1511170"/>
+          <w:id w:val="100609"/>
+          <w:showingPlcHdr/>
           <w:text/>
         </w:sdtPr>
         <w:sdtContent>
@@ -35468,6 +36686,8 @@
       <w:sdt>
         <w:sdtPr>
           <w:alias w:val="082RFN1511198"/>
+          <w:id w:val="100610"/>
+          <w:showingPlcHdr/>
           <w:text/>
         </w:sdtPr>
         <w:sdtContent>
@@ -35512,6 +36732,8 @@
       <w:sdt>
         <w:sdtPr>
           <w:alias w:val="082RFN1511235"/>
+          <w:id w:val="100611"/>
+          <w:showingPlcHdr/>
           <w:text/>
         </w:sdtPr>
         <w:sdtContent>
@@ -35572,6 +36794,8 @@
       <w:sdt>
         <w:sdtPr>
           <w:alias w:val="082RFN1511279"/>
+          <w:id w:val="100612"/>
+          <w:showingPlcHdr/>
           <w:text/>
         </w:sdtPr>
         <w:sdtContent>
@@ -35616,6 +36840,8 @@
       <w:sdt>
         <w:sdtPr>
           <w:alias w:val="082RFN1511333"/>
+          <w:id w:val="100613"/>
+          <w:showingPlcHdr/>
           <w:text/>
         </w:sdtPr>
         <w:sdtContent>
@@ -35660,6 +36886,8 @@
       <w:sdt>
         <w:sdtPr>
           <w:alias w:val="082RFN1511400"/>
+          <w:id w:val="100614"/>
+          <w:showingPlcHdr/>
           <w:text/>
         </w:sdtPr>
         <w:sdtContent>
@@ -35720,6 +36948,8 @@
       <w:sdt>
         <w:sdtPr>
           <w:alias w:val="082RFN1511433"/>
+          <w:id w:val="100615"/>
+          <w:showingPlcHdr/>
           <w:text/>
         </w:sdtPr>
         <w:sdtContent>
@@ -35780,6 +37010,8 @@
       <w:sdt>
         <w:sdtPr>
           <w:alias w:val="082RFN1511459"/>
+          <w:id w:val="100616"/>
+          <w:showingPlcHdr/>
           <w:text/>
         </w:sdtPr>
         <w:sdtContent>
@@ -35824,6 +37056,8 @@
       <w:sdt>
         <w:sdtPr>
           <w:alias w:val="082RFN1511372"/>
+          <w:id w:val="100617"/>
+          <w:showingPlcHdr/>
           <w:text/>
         </w:sdtPr>
         <w:sdtContent>
@@ -35884,6 +37118,8 @@
       <w:sdt>
         <w:sdtPr>
           <w:alias w:val="082RFN1511581"/>
+          <w:id w:val="100618"/>
+          <w:showingPlcHdr/>
           <w:text/>
         </w:sdtPr>
         <w:sdtContent>
@@ -35944,6 +37180,8 @@
       <w:sdt>
         <w:sdtPr>
           <w:alias w:val="082RFN1511655"/>
+          <w:id w:val="100619"/>
+          <w:showingPlcHdr/>
           <w:text/>
         </w:sdtPr>
         <w:sdtContent>
@@ -36004,6 +37242,8 @@
       <w:sdt>
         <w:sdtPr>
           <w:alias w:val="082RFN1511654"/>
+          <w:id w:val="100620"/>
+          <w:showingPlcHdr/>
           <w:text/>
         </w:sdtPr>
         <w:sdtContent>
@@ -36064,6 +37304,8 @@
       <w:sdt>
         <w:sdtPr>
           <w:alias w:val="082RFN1511616"/>
+          <w:id w:val="100621"/>
+          <w:showingPlcHdr/>
           <w:text/>
         </w:sdtPr>
         <w:sdtContent>
@@ -36124,6 +37366,8 @@
       <w:sdt>
         <w:sdtPr>
           <w:alias w:val="082RFN1511603"/>
+          <w:id w:val="100622"/>
+          <w:showingPlcHdr/>
           <w:text/>
         </w:sdtPr>
         <w:sdtContent>
@@ -36184,6 +37428,8 @@
       <w:sdt>
         <w:sdtPr>
           <w:alias w:val="082RFN1511534"/>
+          <w:id w:val="100623"/>
+          <w:showingPlcHdr/>
           <w:text/>
         </w:sdtPr>
         <w:sdtContent>
@@ -36344,6 +37590,8 @@
       <w:sdt>
         <w:sdtPr>
           <w:alias w:val="082RFO1534976"/>
+          <w:id w:val="100624"/>
+          <w:showingPlcHdr/>
           <w:text/>
         </w:sdtPr>
         <w:sdtContent>
@@ -36404,6 +37652,8 @@
       <w:sdt>
         <w:sdtPr>
           <w:alias w:val="082RFO1534977"/>
+          <w:id w:val="100625"/>
+          <w:showingPlcHdr/>
           <w:text/>
         </w:sdtPr>
         <w:sdtContent>
@@ -36464,6 +37714,8 @@
       <w:sdt>
         <w:sdtPr>
           <w:alias w:val="082RFO1534978"/>
+          <w:id w:val="100626"/>
+          <w:showingPlcHdr/>
           <w:text/>
         </w:sdtPr>
         <w:sdtContent>
@@ -36524,6 +37776,8 @@
       <w:sdt>
         <w:sdtPr>
           <w:alias w:val="082RFO1534979"/>
+          <w:id w:val="100627"/>
+          <w:showingPlcHdr/>
           <w:text/>
         </w:sdtPr>
         <w:sdtContent>
@@ -36584,6 +37838,8 @@
       <w:sdt>
         <w:sdtPr>
           <w:alias w:val="082RFO1535174"/>
+          <w:id w:val="100628"/>
+          <w:showingPlcHdr/>
           <w:text/>
         </w:sdtPr>
         <w:sdtContent>
@@ -36644,6 +37900,8 @@
       <w:sdt>
         <w:sdtPr>
           <w:alias w:val="082RFO1535175"/>
+          <w:id w:val="100629"/>
+          <w:showingPlcHdr/>
           <w:text/>
         </w:sdtPr>
         <w:sdtContent>
@@ -36704,6 +37962,8 @@
       <w:sdt>
         <w:sdtPr>
           <w:alias w:val="082RFO1535176"/>
+          <w:id w:val="100630"/>
+          <w:showingPlcHdr/>
           <w:text/>
         </w:sdtPr>
         <w:sdtContent>
@@ -36764,6 +38024,8 @@
       <w:sdt>
         <w:sdtPr>
           <w:alias w:val="082RFO1535177"/>
+          <w:id w:val="100631"/>
+          <w:showingPlcHdr/>
           <w:text/>
         </w:sdtPr>
         <w:sdtContent>
@@ -36824,6 +38086,8 @@
       <w:sdt>
         <w:sdtPr>
           <w:alias w:val="082RFO1535392"/>
+          <w:id w:val="100632"/>
+          <w:showingPlcHdr/>
           <w:text/>
         </w:sdtPr>
         <w:sdtContent>
@@ -36884,6 +38148,8 @@
       <w:sdt>
         <w:sdtPr>
           <w:alias w:val="082RFO1535393"/>
+          <w:id w:val="100633"/>
+          <w:showingPlcHdr/>
           <w:text/>
         </w:sdtPr>
         <w:sdtContent>
@@ -36944,6 +38210,8 @@
       <w:sdt>
         <w:sdtPr>
           <w:alias w:val="082RFO1535394"/>
+          <w:id w:val="100634"/>
+          <w:showingPlcHdr/>
           <w:text/>
         </w:sdtPr>
         <w:sdtContent>
@@ -37004,6 +38272,8 @@
       <w:sdt>
         <w:sdtPr>
           <w:alias w:val="082RFO1535395"/>
+          <w:id w:val="100635"/>
+          <w:showingPlcHdr/>
           <w:text/>
         </w:sdtPr>
         <w:sdtContent>
@@ -37048,6 +38318,8 @@
       <w:sdt>
         <w:sdtPr>
           <w:alias w:val="082RFO1531117"/>
+          <w:id w:val="100636"/>
+          <w:showingPlcHdr/>
           <w:text/>
         </w:sdtPr>
         <w:sdtContent>
@@ -37108,6 +38380,8 @@
       <w:sdt>
         <w:sdtPr>
           <w:alias w:val="082RFO1531146"/>
+          <w:id w:val="100637"/>
+          <w:showingPlcHdr/>
           <w:text/>
         </w:sdtPr>
         <w:sdtContent>
@@ -37168,6 +38442,8 @@
       <w:sdt>
         <w:sdtPr>
           <w:alias w:val="082RFO1531559"/>
+          <w:id w:val="100638"/>
+          <w:showingPlcHdr/>
           <w:text/>
         </w:sdtPr>
         <w:sdtContent>
@@ -37244,6 +38520,8 @@
       <w:sdt>
         <w:sdtPr>
           <w:alias w:val="082RFO1541171"/>
+          <w:id w:val="100639"/>
+          <w:showingPlcHdr/>
           <w:text/>
         </w:sdtPr>
         <w:sdtContent>
@@ -37304,6 +38582,8 @@
       <w:sdt>
         <w:sdtPr>
           <w:alias w:val="082RFO1541199"/>
+          <w:id w:val="100640"/>
+          <w:showingPlcHdr/>
           <w:text/>
         </w:sdtPr>
         <w:sdtContent>
@@ -37348,6 +38628,8 @@
       <w:sdt>
         <w:sdtPr>
           <w:alias w:val="082RFO1541236"/>
+          <w:id w:val="100641"/>
+          <w:showingPlcHdr/>
           <w:text/>
         </w:sdtPr>
         <w:sdtContent>
@@ -37408,6 +38690,8 @@
       <w:sdt>
         <w:sdtPr>
           <w:alias w:val="082RFO1541280"/>
+          <w:id w:val="100642"/>
+          <w:showingPlcHdr/>
           <w:text/>
         </w:sdtPr>
         <w:sdtContent>
@@ -37452,6 +38736,8 @@
       <w:sdt>
         <w:sdtPr>
           <w:alias w:val="082RFO1541334"/>
+          <w:id w:val="100643"/>
+          <w:showingPlcHdr/>
           <w:text/>
         </w:sdtPr>
         <w:sdtContent>
@@ -37496,6 +38782,8 @@
       <w:sdt>
         <w:sdtPr>
           <w:alias w:val="082RFO1541401"/>
+          <w:id w:val="100644"/>
+          <w:showingPlcHdr/>
           <w:text/>
         </w:sdtPr>
         <w:sdtContent>
@@ -37556,6 +38844,8 @@
       <w:sdt>
         <w:sdtPr>
           <w:alias w:val="082RFO1541434"/>
+          <w:id w:val="100645"/>
+          <w:showingPlcHdr/>
           <w:text/>
         </w:sdtPr>
         <w:sdtContent>
@@ -37616,6 +38906,8 @@
       <w:sdt>
         <w:sdtPr>
           <w:alias w:val="082RFO1541460"/>
+          <w:id w:val="100646"/>
+          <w:showingPlcHdr/>
           <w:text/>
         </w:sdtPr>
         <w:sdtContent>
@@ -37660,6 +38952,8 @@
       <w:sdt>
         <w:sdtPr>
           <w:alias w:val="082RFO1541373"/>
+          <w:id w:val="100647"/>
+          <w:showingPlcHdr/>
           <w:text/>
         </w:sdtPr>
         <w:sdtContent>
@@ -37720,6 +39014,8 @@
       <w:sdt>
         <w:sdtPr>
           <w:alias w:val="082RFO1541582"/>
+          <w:id w:val="100648"/>
+          <w:showingPlcHdr/>
           <w:text/>
         </w:sdtPr>
         <w:sdtContent>
@@ -37780,6 +39076,8 @@
       <w:sdt>
         <w:sdtPr>
           <w:alias w:val="082RFO1542126"/>
+          <w:id w:val="100649"/>
+          <w:showingPlcHdr/>
           <w:text/>
         </w:sdtPr>
         <w:sdtContent>
@@ -37840,6 +39138,8 @@
       <w:sdt>
         <w:sdtPr>
           <w:alias w:val="082RFO1542128"/>
+          <w:id w:val="100650"/>
+          <w:showingPlcHdr/>
           <w:text/>
         </w:sdtPr>
         <w:sdtContent>
@@ -37900,6 +39200,8 @@
       <w:sdt>
         <w:sdtPr>
           <w:alias w:val="082RFO1541617"/>
+          <w:id w:val="100651"/>
+          <w:showingPlcHdr/>
           <w:text/>
         </w:sdtPr>
         <w:sdtContent>
@@ -37960,6 +39262,8 @@
       <w:sdt>
         <w:sdtPr>
           <w:alias w:val="082RFO1542129"/>
+          <w:id w:val="100652"/>
+          <w:showingPlcHdr/>
           <w:text/>
         </w:sdtPr>
         <w:sdtContent>
@@ -38020,6 +39324,8 @@
       <w:sdt>
         <w:sdtPr>
           <w:alias w:val="082RFO1541535"/>
+          <w:id w:val="100653"/>
+          <w:showingPlcHdr/>
           <w:text/>
         </w:sdtPr>
         <w:sdtContent>
@@ -38180,6 +39486,8 @@
       <w:sdt>
         <w:sdtPr>
           <w:alias w:val="082RFU1654980"/>
+          <w:id w:val="100654"/>
+          <w:showingPlcHdr/>
           <w:text/>
         </w:sdtPr>
         <w:sdtContent>
@@ -38240,6 +39548,8 @@
       <w:sdt>
         <w:sdtPr>
           <w:alias w:val="082RFU1654981"/>
+          <w:id w:val="100655"/>
+          <w:showingPlcHdr/>
           <w:text/>
         </w:sdtPr>
         <w:sdtContent>
@@ -38300,6 +39610,8 @@
       <w:sdt>
         <w:sdtPr>
           <w:alias w:val="082RFU1654982"/>
+          <w:id w:val="100656"/>
+          <w:showingPlcHdr/>
           <w:text/>
         </w:sdtPr>
         <w:sdtContent>
@@ -38360,6 +39672,8 @@
       <w:sdt>
         <w:sdtPr>
           <w:alias w:val="082RFU1654983"/>
+          <w:id w:val="100657"/>
+          <w:showingPlcHdr/>
           <w:text/>
         </w:sdtPr>
         <w:sdtContent>
@@ -38420,6 +39734,8 @@
       <w:sdt>
         <w:sdtPr>
           <w:alias w:val="082RFU1655178"/>
+          <w:id w:val="100658"/>
+          <w:showingPlcHdr/>
           <w:text/>
         </w:sdtPr>
         <w:sdtContent>
@@ -38480,6 +39796,8 @@
       <w:sdt>
         <w:sdtPr>
           <w:alias w:val="082RFU1655179"/>
+          <w:id w:val="100659"/>
+          <w:showingPlcHdr/>
           <w:text/>
         </w:sdtPr>
         <w:sdtContent>
@@ -38540,6 +39858,8 @@
       <w:sdt>
         <w:sdtPr>
           <w:alias w:val="082RFU1655180"/>
+          <w:id w:val="100660"/>
+          <w:showingPlcHdr/>
           <w:text/>
         </w:sdtPr>
         <w:sdtContent>
@@ -38600,6 +39920,8 @@
       <w:sdt>
         <w:sdtPr>
           <w:alias w:val="082RFU1655181"/>
+          <w:id w:val="100661"/>
+          <w:showingPlcHdr/>
           <w:text/>
         </w:sdtPr>
         <w:sdtContent>
@@ -38660,6 +39982,8 @@
       <w:sdt>
         <w:sdtPr>
           <w:alias w:val="082RFU1655396"/>
+          <w:id w:val="100662"/>
+          <w:showingPlcHdr/>
           <w:text/>
         </w:sdtPr>
         <w:sdtContent>
@@ -38720,6 +40044,8 @@
       <w:sdt>
         <w:sdtPr>
           <w:alias w:val="082RFU1655397"/>
+          <w:id w:val="100663"/>
+          <w:showingPlcHdr/>
           <w:text/>
         </w:sdtPr>
         <w:sdtContent>
@@ -38780,6 +40106,8 @@
       <w:sdt>
         <w:sdtPr>
           <w:alias w:val="082RFU1655398"/>
+          <w:id w:val="100664"/>
+          <w:showingPlcHdr/>
           <w:text/>
         </w:sdtPr>
         <w:sdtContent>
@@ -38840,6 +40168,8 @@
       <w:sdt>
         <w:sdtPr>
           <w:alias w:val="082RFU1655399"/>
+          <w:id w:val="100665"/>
+          <w:showingPlcHdr/>
           <w:text/>
         </w:sdtPr>
         <w:sdtContent>
@@ -38884,6 +40214,8 @@
       <w:sdt>
         <w:sdtPr>
           <w:alias w:val="082RFU1651123"/>
+          <w:id w:val="100666"/>
+          <w:showingPlcHdr/>
           <w:dropDownList>
             <w:listItem w:displayText="Choose an item." w:value=""/>
             <w:listItem w:displayText="The benchmark used matches the one proposed in the questionnaire" w:value="The benchmark used matches the one proposed in the questionnaire"/>
@@ -38948,6 +40280,8 @@
       <w:sdt>
         <w:sdtPr>
           <w:alias w:val="082RFU1651152"/>
+          <w:id w:val="100667"/>
+          <w:showingPlcHdr/>
           <w:text/>
         </w:sdtPr>
         <w:sdtContent>
@@ -39008,6 +40342,8 @@
       <w:sdt>
         <w:sdtPr>
           <w:alias w:val="082RFU1651565"/>
+          <w:id w:val="100668"/>
+          <w:showingPlcHdr/>
           <w:text/>
         </w:sdtPr>
         <w:sdtContent>
@@ -39084,6 +40420,8 @@
       <w:sdt>
         <w:sdtPr>
           <w:alias w:val="082RFU1661177"/>
+          <w:id w:val="100669"/>
+          <w:showingPlcHdr/>
           <w:text/>
         </w:sdtPr>
         <w:sdtContent>
@@ -39144,6 +40482,8 @@
       <w:sdt>
         <w:sdtPr>
           <w:alias w:val="082RFU1661205"/>
+          <w:id w:val="100670"/>
+          <w:showingPlcHdr/>
           <w:text/>
         </w:sdtPr>
         <w:sdtContent>
@@ -39188,6 +40528,8 @@
       <w:sdt>
         <w:sdtPr>
           <w:alias w:val="082RFU1661242"/>
+          <w:id w:val="100671"/>
+          <w:showingPlcHdr/>
           <w:text/>
         </w:sdtPr>
         <w:sdtContent>
@@ -39248,6 +40590,8 @@
       <w:sdt>
         <w:sdtPr>
           <w:alias w:val="082RFU1661287"/>
+          <w:id w:val="100672"/>
+          <w:showingPlcHdr/>
           <w:text/>
         </w:sdtPr>
         <w:sdtContent>
@@ -39292,6 +40636,8 @@
       <w:sdt>
         <w:sdtPr>
           <w:alias w:val="082RFU1661342"/>
+          <w:id w:val="100673"/>
+          <w:showingPlcHdr/>
           <w:text/>
         </w:sdtPr>
         <w:sdtContent>
@@ -39336,6 +40682,8 @@
       <w:sdt>
         <w:sdtPr>
           <w:alias w:val="082RFU1661408"/>
+          <w:id w:val="100674"/>
+          <w:showingPlcHdr/>
           <w:text/>
         </w:sdtPr>
         <w:sdtContent>
@@ -39396,6 +40744,8 @@
       <w:sdt>
         <w:sdtPr>
           <w:alias w:val="082RFU1661442"/>
+          <w:id w:val="100675"/>
+          <w:showingPlcHdr/>
           <w:text/>
         </w:sdtPr>
         <w:sdtContent>
@@ -39456,6 +40806,8 @@
       <w:sdt>
         <w:sdtPr>
           <w:alias w:val="082RFU1661466"/>
+          <w:id w:val="100676"/>
+          <w:showingPlcHdr/>
           <w:text/>
         </w:sdtPr>
         <w:sdtContent>
@@ -39500,6 +40852,8 @@
       <w:sdt>
         <w:sdtPr>
           <w:alias w:val="082RFU1661379"/>
+          <w:id w:val="100677"/>
+          <w:showingPlcHdr/>
           <w:text/>
         </w:sdtPr>
         <w:sdtContent>
@@ -39560,6 +40914,8 @@
       <w:sdt>
         <w:sdtPr>
           <w:alias w:val="082RFU1661588"/>
+          <w:id w:val="100678"/>
+          <w:showingPlcHdr/>
           <w:text/>
         </w:sdtPr>
         <w:sdtContent>
@@ -39620,6 +40976,8 @@
       <w:sdt>
         <w:sdtPr>
           <w:alias w:val="082RFU1662357"/>
+          <w:id w:val="100679"/>
+          <w:showingPlcHdr/>
           <w:text/>
         </w:sdtPr>
         <w:sdtContent>
@@ -39680,6 +41038,8 @@
       <w:sdt>
         <w:sdtPr>
           <w:alias w:val="082RFU1662358"/>
+          <w:id w:val="100680"/>
+          <w:showingPlcHdr/>
           <w:text/>
         </w:sdtPr>
         <w:sdtContent>
@@ -39740,6 +41100,8 @@
       <w:sdt>
         <w:sdtPr>
           <w:alias w:val="082RFU1661623"/>
+          <w:id w:val="100681"/>
+          <w:showingPlcHdr/>
           <w:text/>
         </w:sdtPr>
         <w:sdtContent>
@@ -39800,6 +41162,8 @@
       <w:sdt>
         <w:sdtPr>
           <w:alias w:val="082RFU1662356"/>
+          <w:id w:val="100682"/>
+          <w:showingPlcHdr/>
           <w:text/>
         </w:sdtPr>
         <w:sdtContent>
@@ -39860,6 +41224,8 @@
       <w:sdt>
         <w:sdtPr>
           <w:alias w:val="082RFU1661541"/>
+          <w:id w:val="100683"/>
+          <w:showingPlcHdr/>
           <w:text/>
         </w:sdtPr>
         <w:sdtContent>
@@ -40036,6 +41402,8 @@
       <w:sdt>
         <w:sdtPr>
           <w:alias w:val="082RB13002392"/>
+          <w:id w:val="100684"/>
+          <w:showingPlcHdr/>
           <w:text/>
         </w:sdtPr>
         <w:sdtContent>
@@ -40080,6 +41448,8 @@
       <w:sdt>
         <w:sdtPr>
           <w:alias w:val="082RB13002367"/>
+          <w:id w:val="100685"/>
+          <w:showingPlcHdr/>
           <w:text/>
         </w:sdtPr>
         <w:sdtContent>
@@ -40140,6 +41510,8 @@
       <w:sdt>
         <w:sdtPr>
           <w:alias w:val="082RB13002373"/>
+          <w:id w:val="100686"/>
+          <w:showingPlcHdr/>
           <w:dropDownList>
             <w:listItem w:displayText="Choose an item." w:value=""/>
           </w:dropDownList>
@@ -40186,6 +41558,8 @@
       <w:sdt>
         <w:sdtPr>
           <w:alias w:val="082RB13002374"/>
+          <w:id w:val="100687"/>
+          <w:showingPlcHdr/>
           <w:text/>
         </w:sdtPr>
         <w:sdtContent>
@@ -40230,6 +41604,8 @@
       <w:sdt>
         <w:sdtPr>
           <w:alias w:val="082RB13002375"/>
+          <w:id w:val="100688"/>
+          <w:showingPlcHdr/>
           <w:text/>
         </w:sdtPr>
         <w:sdtContent>
@@ -40290,6 +41666,8 @@
       <w:sdt>
         <w:sdtPr>
           <w:alias w:val="082RB13002401"/>
+          <w:id w:val="100689"/>
+          <w:showingPlcHdr/>
           <w:text/>
         </w:sdtPr>
         <w:sdtContent>
@@ -40334,6 +41712,8 @@
       <w:sdt>
         <w:sdtPr>
           <w:alias w:val="082RB13002368"/>
+          <w:id w:val="100690"/>
+          <w:showingPlcHdr/>
           <w:text/>
         </w:sdtPr>
         <w:sdtContent>
@@ -40394,6 +41774,8 @@
       <w:sdt>
         <w:sdtPr>
           <w:alias w:val="082RB13002376"/>
+          <w:id w:val="100691"/>
+          <w:showingPlcHdr/>
           <w:dropDownList>
             <w:listItem w:displayText="Choose an item." w:value=""/>
           </w:dropDownList>
@@ -40456,6 +41838,8 @@
       <w:sdt>
         <w:sdtPr>
           <w:alias w:val="082RB13002381"/>
+          <w:id w:val="100692"/>
+          <w:showingPlcHdr/>
           <w:dropDownList>
             <w:listItem w:displayText="Choose an item." w:value=""/>
           </w:dropDownList>
@@ -40502,6 +41886,8 @@
       <w:sdt>
         <w:sdtPr>
           <w:alias w:val="082RB13002386"/>
+          <w:id w:val="100693"/>
+          <w:showingPlcHdr/>
           <w:text/>
         </w:sdtPr>
         <w:sdtContent>
@@ -40562,6 +41948,8 @@
       <w:sdt>
         <w:sdtPr>
           <w:alias w:val="082RB13002402"/>
+          <w:id w:val="100694"/>
+          <w:showingPlcHdr/>
           <w:text/>
         </w:sdtPr>
         <w:sdtContent>
@@ -40622,6 +42010,8 @@
       <w:sdt>
         <w:sdtPr>
           <w:alias w:val="082RB13002369"/>
+          <w:id w:val="100695"/>
+          <w:showingPlcHdr/>
           <w:dropDownList>
             <w:listItem w:displayText="Choose an item." w:value=""/>
           </w:dropDownList>
@@ -40684,6 +42074,8 @@
       <w:sdt>
         <w:sdtPr>
           <w:alias w:val="082RB13002377"/>
+          <w:id w:val="100696"/>
+          <w:showingPlcHdr/>
           <w:dropDownList>
             <w:listItem w:displayText="Choose an item." w:value=""/>
           </w:dropDownList>
@@ -40730,6 +42122,8 @@
       <w:sdt>
         <w:sdtPr>
           <w:alias w:val="082RB13002382"/>
+          <w:id w:val="100697"/>
+          <w:showingPlcHdr/>
           <w:text/>
         </w:sdtPr>
         <w:sdtContent>
@@ -40774,6 +42168,8 @@
       <w:sdt>
         <w:sdtPr>
           <w:alias w:val="082RB13002387"/>
+          <w:id w:val="100698"/>
+          <w:showingPlcHdr/>
           <w:text/>
         </w:sdtPr>
         <w:sdtContent>
@@ -40834,6 +42230,8 @@
       <w:sdt>
         <w:sdtPr>
           <w:alias w:val="082RB13002403"/>
+          <w:id w:val="100699"/>
+          <w:showingPlcHdr/>
           <w:text/>
         </w:sdtPr>
         <w:sdtContent>
@@ -40878,6 +42276,8 @@
       <w:sdt>
         <w:sdtPr>
           <w:alias w:val="082RB13002370"/>
+          <w:id w:val="100700"/>
+          <w:showingPlcHdr/>
           <w:text/>
         </w:sdtPr>
         <w:sdtContent>
@@ -40938,6 +42338,8 @@
       <w:sdt>
         <w:sdtPr>
           <w:alias w:val="082RB13002378"/>
+          <w:id w:val="100701"/>
+          <w:showingPlcHdr/>
           <w:dropDownList>
             <w:listItem w:displayText="Choose an item." w:value=""/>
           </w:dropDownList>
@@ -40984,6 +42386,8 @@
       <w:sdt>
         <w:sdtPr>
           <w:alias w:val="082RB13002383"/>
+          <w:id w:val="100702"/>
+          <w:showingPlcHdr/>
           <w:text/>
         </w:sdtPr>
         <w:sdtContent>
@@ -41028,6 +42432,8 @@
       <w:sdt>
         <w:sdtPr>
           <w:alias w:val="082RB13002388"/>
+          <w:id w:val="100703"/>
+          <w:showingPlcHdr/>
           <w:text/>
         </w:sdtPr>
         <w:sdtContent>
@@ -41088,6 +42494,8 @@
       <w:sdt>
         <w:sdtPr>
           <w:alias w:val="082RB13002404"/>
+          <w:id w:val="100704"/>
+          <w:showingPlcHdr/>
           <w:text/>
         </w:sdtPr>
         <w:sdtContent>
@@ -41132,6 +42540,8 @@
       <w:sdt>
         <w:sdtPr>
           <w:alias w:val="082RB13002371"/>
+          <w:id w:val="100705"/>
+          <w:showingPlcHdr/>
           <w:text/>
         </w:sdtPr>
         <w:sdtContent>
@@ -41192,6 +42602,8 @@
       <w:sdt>
         <w:sdtPr>
           <w:alias w:val="082RB13002379"/>
+          <w:id w:val="100706"/>
+          <w:showingPlcHdr/>
           <w:dropDownList>
             <w:listItem w:displayText="Choose an item." w:value=""/>
           </w:dropDownList>
@@ -41238,6 +42650,8 @@
       <w:sdt>
         <w:sdtPr>
           <w:alias w:val="082RB13002384"/>
+          <w:id w:val="100707"/>
+          <w:showingPlcHdr/>
           <w:text/>
         </w:sdtPr>
         <w:sdtContent>
@@ -41282,6 +42696,8 @@
       <w:sdt>
         <w:sdtPr>
           <w:alias w:val="082RB13002389"/>
+          <w:id w:val="100708"/>
+          <w:showingPlcHdr/>
           <w:text/>
         </w:sdtPr>
         <w:sdtContent>
@@ -41342,6 +42758,8 @@
       <w:sdt>
         <w:sdtPr>
           <w:alias w:val="082RB13002405"/>
+          <w:id w:val="100709"/>
+          <w:showingPlcHdr/>
           <w:text/>
         </w:sdtPr>
         <w:sdtContent>
@@ -41402,6 +42820,8 @@
       <w:sdt>
         <w:sdtPr>
           <w:alias w:val="082RB13002372"/>
+          <w:id w:val="100710"/>
+          <w:showingPlcHdr/>
           <w:dropDownList>
             <w:listItem w:displayText="Choose an item." w:value=""/>
           </w:dropDownList>
@@ -41464,6 +42884,8 @@
       <w:sdt>
         <w:sdtPr>
           <w:alias w:val="082RB13002380"/>
+          <w:id w:val="100711"/>
+          <w:showingPlcHdr/>
           <w:dropDownList>
             <w:listItem w:displayText="Choose an item." w:value=""/>
           </w:dropDownList>
@@ -41510,6 +42932,8 @@
       <w:sdt>
         <w:sdtPr>
           <w:alias w:val="082RB13002385"/>
+          <w:id w:val="100712"/>
+          <w:showingPlcHdr/>
           <w:text/>
         </w:sdtPr>
         <w:sdtContent>
@@ -41554,6 +42978,8 @@
       <w:sdt>
         <w:sdtPr>
           <w:alias w:val="082RB13002390"/>
+          <w:id w:val="100713"/>
+          <w:showingPlcHdr/>
           <w:text/>
         </w:sdtPr>
         <w:sdtContent>
@@ -41614,6 +43040,8 @@
       <w:sdt>
         <w:sdtPr>
           <w:alias w:val="082RB13002406"/>
+          <w:id w:val="100714"/>
+          <w:showingPlcHdr/>
           <w:text/>
         </w:sdtPr>
         <w:sdtContent>
@@ -41674,6 +43102,8 @@
       <w:sdt>
         <w:sdtPr>
           <w:alias w:val="082RB13003019"/>
+          <w:id w:val="100715"/>
+          <w:showingPlcHdr/>
           <w:dropDownList>
             <w:listItem w:displayText="Choose an item." w:value=""/>
           </w:dropDownList>
@@ -41736,6 +43166,8 @@
       <w:sdt>
         <w:sdtPr>
           <w:alias w:val="082RB13003020"/>
+          <w:id w:val="100716"/>
+          <w:showingPlcHdr/>
           <w:dropDownList>
             <w:listItem w:displayText="Choose an item." w:value=""/>
           </w:dropDownList>
@@ -41798,6 +43230,8 @@
       <w:sdt>
         <w:sdtPr>
           <w:alias w:val="082RB13003021"/>
+          <w:id w:val="100717"/>
+          <w:showingPlcHdr/>
           <w:dropDownList>
             <w:listItem w:displayText="Choose an item." w:value=""/>
           </w:dropDownList>
@@ -41844,6 +43278,8 @@
       <w:sdt>
         <w:sdtPr>
           <w:alias w:val="082RB13003022"/>
+          <w:id w:val="100718"/>
+          <w:showingPlcHdr/>
           <w:text/>
         </w:sdtPr>
         <w:sdtContent>
@@ -41904,6 +43340,8 @@
       <w:sdt>
         <w:sdtPr>
           <w:alias w:val="082RB13003023"/>
+          <w:id w:val="100719"/>
+          <w:showingPlcHdr/>
           <w:text/>
         </w:sdtPr>
         <w:sdtContent>
@@ -41964,6 +43402,8 @@
       <w:sdt>
         <w:sdtPr>
           <w:alias w:val="082RB13003024"/>
+          <w:id w:val="100720"/>
+          <w:showingPlcHdr/>
           <w:dropDownList>
             <w:listItem w:displayText="Choose an item." w:value=""/>
           </w:dropDownList>
@@ -42026,6 +43466,8 @@
       <w:sdt>
         <w:sdtPr>
           <w:alias w:val="082RB13003025"/>
+          <w:id w:val="100721"/>
+          <w:showingPlcHdr/>
           <w:dropDownList>
             <w:listItem w:displayText="Choose an item." w:value=""/>
           </w:dropDownList>
@@ -42072,6 +43514,8 @@
       <w:sdt>
         <w:sdtPr>
           <w:alias w:val="082RB13003026"/>
+          <w:id w:val="100722"/>
+          <w:showingPlcHdr/>
           <w:text/>
         </w:sdtPr>
         <w:sdtContent>
@@ -42116,6 +43560,8 @@
       <w:sdt>
         <w:sdtPr>
           <w:alias w:val="082RB13003027"/>
+          <w:id w:val="100723"/>
+          <w:showingPlcHdr/>
           <w:text/>
         </w:sdtPr>
         <w:sdtContent>
@@ -42176,6 +43622,8 @@
       <w:sdt>
         <w:sdtPr>
           <w:alias w:val="082RB13003028"/>
+          <w:id w:val="100724"/>
+          <w:showingPlcHdr/>
           <w:text/>
         </w:sdtPr>
         <w:sdtContent>
@@ -42236,6 +43684,8 @@
       <w:sdt>
         <w:sdtPr>
           <w:alias w:val="082RB13003029"/>
+          <w:id w:val="100725"/>
+          <w:showingPlcHdr/>
           <w:dropDownList>
             <w:listItem w:displayText="Choose an item." w:value=""/>
           </w:dropDownList>
@@ -42298,6 +43748,8 @@
       <w:sdt>
         <w:sdtPr>
           <w:alias w:val="082RB13003030"/>
+          <w:id w:val="100726"/>
+          <w:showingPlcHdr/>
           <w:dropDownList>
             <w:listItem w:displayText="Choose an item." w:value=""/>
           </w:dropDownList>
@@ -42344,6 +43796,8 @@
       <w:sdt>
         <w:sdtPr>
           <w:alias w:val="082RB13003031"/>
+          <w:id w:val="100727"/>
+          <w:showingPlcHdr/>
           <w:text/>
         </w:sdtPr>
         <w:sdtContent>
@@ -42388,6 +43842,8 @@
       <w:sdt>
         <w:sdtPr>
           <w:alias w:val="082RB13003032"/>
+          <w:id w:val="100728"/>
+          <w:showingPlcHdr/>
           <w:text/>
         </w:sdtPr>
         <w:sdtContent>
@@ -42448,6 +43904,8 @@
       <w:sdt>
         <w:sdtPr>
           <w:alias w:val="082RB13003033"/>
+          <w:id w:val="100729"/>
+          <w:showingPlcHdr/>
           <w:text/>
         </w:sdtPr>
         <w:sdtContent>
@@ -42508,6 +43966,8 @@
       <w:sdt>
         <w:sdtPr>
           <w:alias w:val="082RB13004416"/>
+          <w:id w:val="100730"/>
+          <w:showingPlcHdr/>
           <w:dropDownList>
             <w:listItem w:displayText="Choose an item." w:value=""/>
           </w:dropDownList>
@@ -42570,6 +44030,8 @@
       <w:sdt>
         <w:sdtPr>
           <w:alias w:val="082RB13004417"/>
+          <w:id w:val="100731"/>
+          <w:showingPlcHdr/>
           <w:dropDownList>
             <w:listItem w:displayText="Choose an item." w:value=""/>
           </w:dropDownList>
@@ -42632,6 +44094,8 @@
       <w:sdt>
         <w:sdtPr>
           <w:alias w:val="082RB13004418"/>
+          <w:id w:val="100732"/>
+          <w:showingPlcHdr/>
           <w:dropDownList>
             <w:listItem w:displayText="Choose an item." w:value=""/>
           </w:dropDownList>
@@ -42678,6 +44142,8 @@
       <w:sdt>
         <w:sdtPr>
           <w:alias w:val="082RB13004419"/>
+          <w:id w:val="100733"/>
+          <w:showingPlcHdr/>
           <w:text/>
         </w:sdtPr>
         <w:sdtContent>
@@ -42738,6 +44204,8 @@
       <w:sdt>
         <w:sdtPr>
           <w:alias w:val="082RB13004420"/>
+          <w:id w:val="100734"/>
+          <w:showingPlcHdr/>
           <w:text/>
         </w:sdtPr>
         <w:sdtContent>
@@ -42798,6 +44266,8 @@
       <w:sdt>
         <w:sdtPr>
           <w:alias w:val="082RB13004421"/>
+          <w:id w:val="100735"/>
+          <w:showingPlcHdr/>
           <w:dropDownList>
             <w:listItem w:displayText="Choose an item." w:value=""/>
           </w:dropDownList>
@@ -42860,6 +44330,8 @@
       <w:sdt>
         <w:sdtPr>
           <w:alias w:val="082RB13004422"/>
+          <w:id w:val="100736"/>
+          <w:showingPlcHdr/>
           <w:dropDownList>
             <w:listItem w:displayText="Choose an item." w:value=""/>
           </w:dropDownList>
@@ -42922,6 +44394,8 @@
       <w:sdt>
         <w:sdtPr>
           <w:alias w:val="082RB13004423"/>
+          <w:id w:val="100737"/>
+          <w:showingPlcHdr/>
           <w:dropDownList>
             <w:listItem w:displayText="Choose an item." w:value=""/>
           </w:dropDownList>
@@ -42968,6 +44442,8 @@
       <w:sdt>
         <w:sdtPr>
           <w:alias w:val="082RB13004424"/>
+          <w:id w:val="100738"/>
+          <w:showingPlcHdr/>
           <w:text/>
         </w:sdtPr>
         <w:sdtContent>
@@ -43028,6 +44504,8 @@
       <w:sdt>
         <w:sdtPr>
           <w:alias w:val="082RB13004425"/>
+          <w:id w:val="100739"/>
+          <w:showingPlcHdr/>
           <w:text/>
         </w:sdtPr>
         <w:sdtContent>
@@ -43088,6 +44566,8 @@
       <w:sdt>
         <w:sdtPr>
           <w:alias w:val="082RB13004426"/>
+          <w:id w:val="100740"/>
+          <w:showingPlcHdr/>
           <w:dropDownList>
             <w:listItem w:displayText="Choose an item." w:value=""/>
           </w:dropDownList>
@@ -43150,6 +44630,8 @@
       <w:sdt>
         <w:sdtPr>
           <w:alias w:val="082RB13004427"/>
+          <w:id w:val="100741"/>
+          <w:showingPlcHdr/>
           <w:dropDownList>
             <w:listItem w:displayText="Choose an item." w:value=""/>
           </w:dropDownList>
@@ -43196,6 +44678,8 @@
       <w:sdt>
         <w:sdtPr>
           <w:alias w:val="082RB13004428"/>
+          <w:id w:val="100742"/>
+          <w:showingPlcHdr/>
           <w:text/>
         </w:sdtPr>
         <w:sdtContent>
@@ -43240,6 +44724,8 @@
       <w:sdt>
         <w:sdtPr>
           <w:alias w:val="082RB13004429"/>
+          <w:id w:val="100743"/>
+          <w:showingPlcHdr/>
           <w:text/>
         </w:sdtPr>
         <w:sdtContent>
@@ -43300,6 +44786,8 @@
       <w:sdt>
         <w:sdtPr>
           <w:alias w:val="082RB13004430"/>
+          <w:id w:val="100744"/>
+          <w:showingPlcHdr/>
           <w:text/>
         </w:sdtPr>
         <w:sdtContent>
@@ -43344,6 +44832,8 @@
       <w:sdt>
         <w:sdtPr>
           <w:alias w:val="082RB13004431"/>
+          <w:id w:val="100745"/>
+          <w:showingPlcHdr/>
           <w:text/>
         </w:sdtPr>
         <w:sdtContent>
@@ -43404,6 +44894,8 @@
       <w:sdt>
         <w:sdtPr>
           <w:alias w:val="082RB13004432"/>
+          <w:id w:val="100746"/>
+          <w:showingPlcHdr/>
           <w:dropDownList>
             <w:listItem w:displayText="Choose an item." w:value=""/>
           </w:dropDownList>
@@ -43450,6 +44942,8 @@
       <w:sdt>
         <w:sdtPr>
           <w:alias w:val="082RB13004433"/>
+          <w:id w:val="100747"/>
+          <w:showingPlcHdr/>
           <w:text/>
         </w:sdtPr>
         <w:sdtContent>
@@ -43494,6 +44988,8 @@
       <w:sdt>
         <w:sdtPr>
           <w:alias w:val="082RB13004434"/>
+          <w:id w:val="100748"/>
+          <w:showingPlcHdr/>
           <w:text/>
         </w:sdtPr>
         <w:sdtContent>
@@ -43554,6 +45050,8 @@
       <w:sdt>
         <w:sdtPr>
           <w:alias w:val="082RB13004435"/>
+          <w:id w:val="100749"/>
+          <w:showingPlcHdr/>
           <w:text/>
         </w:sdtPr>
         <w:sdtContent>
@@ -43614,6 +45112,8 @@
       <w:sdt>
         <w:sdtPr>
           <w:alias w:val="082RB13004436"/>
+          <w:id w:val="100750"/>
+          <w:showingPlcHdr/>
           <w:dropDownList>
             <w:listItem w:displayText="Choose an item." w:value=""/>
           </w:dropDownList>
@@ -43676,6 +45176,8 @@
       <w:sdt>
         <w:sdtPr>
           <w:alias w:val="082RB13004437"/>
+          <w:id w:val="100751"/>
+          <w:showingPlcHdr/>
           <w:dropDownList>
             <w:listItem w:displayText="Choose an item." w:value=""/>
           </w:dropDownList>
@@ -43738,6 +45240,8 @@
       <w:sdt>
         <w:sdtPr>
           <w:alias w:val="082RB13004438"/>
+          <w:id w:val="100752"/>
+          <w:showingPlcHdr/>
           <w:dropDownList>
             <w:listItem w:displayText="Choose an item." w:value=""/>
           </w:dropDownList>
@@ -43784,6 +45288,8 @@
       <w:sdt>
         <w:sdtPr>
           <w:alias w:val="082RB13004439"/>
+          <w:id w:val="100753"/>
+          <w:showingPlcHdr/>
           <w:text/>
         </w:sdtPr>
         <w:sdtContent>
@@ -43844,6 +45350,8 @@
       <w:sdt>
         <w:sdtPr>
           <w:alias w:val="082RB13004440"/>
+          <w:id w:val="100754"/>
+          <w:showingPlcHdr/>
           <w:text/>
         </w:sdtPr>
         <w:sdtContent>
@@ -43904,6 +45412,8 @@
       <w:sdt>
         <w:sdtPr>
           <w:alias w:val="082RB13005260"/>
+          <w:id w:val="100755"/>
+          <w:showingPlcHdr/>
           <w:dropDownList>
             <w:listItem w:displayText="Choose an item." w:value=""/>
           </w:dropDownList>
@@ -43966,6 +45476,8 @@
       <w:sdt>
         <w:sdtPr>
           <w:alias w:val="082RB13005261"/>
+          <w:id w:val="100756"/>
+          <w:showingPlcHdr/>
           <w:dropDownList>
             <w:listItem w:displayText="Choose an item." w:value=""/>
           </w:dropDownList>
@@ -44028,6 +45540,8 @@
       <w:sdt>
         <w:sdtPr>
           <w:alias w:val="082RB13005262"/>
+          <w:id w:val="100757"/>
+          <w:showingPlcHdr/>
           <w:dropDownList>
             <w:listItem w:displayText="Choose an item." w:value=""/>
           </w:dropDownList>
@@ -44074,6 +45588,8 @@
       <w:sdt>
         <w:sdtPr>
           <w:alias w:val="082RB13005263"/>
+          <w:id w:val="100758"/>
+          <w:showingPlcHdr/>
           <w:text/>
         </w:sdtPr>
         <w:sdtContent>
@@ -44134,6 +45650,8 @@
       <w:sdt>
         <w:sdtPr>
           <w:alias w:val="082RB13005264"/>
+          <w:id w:val="100759"/>
+          <w:showingPlcHdr/>
           <w:text/>
         </w:sdtPr>
         <w:sdtContent>
@@ -44194,6 +45712,8 @@
       <w:sdt>
         <w:sdtPr>
           <w:alias w:val="082RB13002391"/>
+          <w:id w:val="100760"/>
+          <w:showingPlcHdr/>
           <w:text/>
         </w:sdtPr>
         <w:sdtContent>
@@ -44270,6 +45790,8 @@
       <w:sdt>
         <w:sdtPr>
           <w:alias w:val="082RB13384911"/>
+          <w:id w:val="100761"/>
+          <w:showingPlcHdr/>
           <w:text/>
         </w:sdtPr>
         <w:sdtContent>
@@ -44330,6 +45852,8 @@
       <w:sdt>
         <w:sdtPr>
           <w:alias w:val="082RB13384912"/>
+          <w:id w:val="100762"/>
+          <w:showingPlcHdr/>
           <w:text/>
         </w:sdtPr>
         <w:sdtContent>
@@ -44390,6 +45914,8 @@
       <w:sdt>
         <w:sdtPr>
           <w:alias w:val="082RB13385109"/>
+          <w:id w:val="100763"/>
+          <w:showingPlcHdr/>
           <w:text/>
         </w:sdtPr>
         <w:sdtContent>
@@ -44450,6 +45976,8 @@
       <w:sdt>
         <w:sdtPr>
           <w:alias w:val="082RB13385110"/>
+          <w:id w:val="100764"/>
+          <w:showingPlcHdr/>
           <w:text/>
         </w:sdtPr>
         <w:sdtContent>
@@ -44510,6 +46038,8 @@
       <w:sdt>
         <w:sdtPr>
           <w:alias w:val="082RB13385327"/>
+          <w:id w:val="100765"/>
+          <w:showingPlcHdr/>
           <w:text/>
         </w:sdtPr>
         <w:sdtContent>
@@ -44570,6 +46100,8 @@
       <w:sdt>
         <w:sdtPr>
           <w:alias w:val="082RB13385328"/>
+          <w:id w:val="100766"/>
+          <w:showingPlcHdr/>
           <w:text/>
         </w:sdtPr>
         <w:sdtContent>

--- a/Questionnaire_Teatro_alla_Scala_EN.docx
+++ b/Questionnaire_Teatro_alla_Scala_EN.docx
@@ -253,38 +253,6 @@
     </w:p>
     <w:p>
       <w:pPr>
-        <w:keepNext/>
-        <w:spacing w:before="0" w:after="40"/>
-      </w:pPr>
-      <w:r>
-        <w:rPr>
-          <w:rFonts w:ascii="Arial" w:hAnsi="Arial" w:cs="Arial" w:eastAsia="Arial"/>
-          <w:b w:val="0"/>
-          <w:i/>
-          <w:color w:val="595959"/>
-          <w:sz w:val="18"/>
-        </w:rPr>
-        <w:t>France</w:t>
-      </w:r>
-    </w:p>
-    <w:p>
-      <w:pPr>
-        <w:keepNext/>
-        <w:spacing w:before="0" w:after="40"/>
-      </w:pPr>
-      <w:r>
-        <w:rPr>
-          <w:rFonts w:ascii="Arial" w:hAnsi="Arial" w:cs="Arial" w:eastAsia="Arial"/>
-          <w:b w:val="0"/>
-          <w:i/>
-          <w:color w:val="595959"/>
-          <w:sz w:val="18"/>
-        </w:rPr>
-        <w:t>Options not visible in the video: complete from the portal list.</w:t>
-      </w:r>
-    </w:p>
-    <w:p>
-      <w:pPr>
         <w:keepNext w:val="0"/>
         <w:spacing w:before="40" w:after="120"/>
         <w:shd w:val="clear" w:color="auto" w:fill="F2F2F2"/>
@@ -296,6 +264,32 @@
           <w:showingPlcHdr/>
           <w:dropDownList>
             <w:listItem w:displayText="Choose an item." w:value=""/>
+            <w:listItem w:displayText="Austria" w:value="Austria"/>
+            <w:listItem w:displayText="Belgium" w:value="Belgium"/>
+            <w:listItem w:displayText="Cyprus" w:value="Cyprus"/>
+            <w:listItem w:displayText="Denmark" w:value="Denmark"/>
+            <w:listItem w:displayText="Estonia" w:value="Estonia"/>
+            <w:listItem w:displayText="Finland" w:value="Finland"/>
+            <w:listItem w:displayText="France" w:value="France"/>
+            <w:listItem w:displayText="Germany" w:value="Germany"/>
+            <w:listItem w:displayText="Greece" w:value="Greece"/>
+            <w:listItem w:displayText="Ireland" w:value="Ireland"/>
+            <w:listItem w:displayText="Italy" w:value="Italy"/>
+            <w:listItem w:displayText="Latvia" w:value="Latvia"/>
+            <w:listItem w:displayText="Lithuania" w:value="Lithuania"/>
+            <w:listItem w:displayText="Luxembourg" w:value="Luxembourg"/>
+            <w:listItem w:displayText="Malta" w:value="Malta"/>
+            <w:listItem w:displayText="Netherlands" w:value="Netherlands"/>
+            <w:listItem w:displayText="Poland" w:value="Poland"/>
+            <w:listItem w:displayText="Portugal" w:value="Portugal"/>
+            <w:listItem w:displayText="United Kingdom" w:value="United Kingdom"/>
+            <w:listItem w:displayText="Czech Republic" w:value="Czech Republic"/>
+            <w:listItem w:displayText="Slovakia" w:value="Slovakia"/>
+            <w:listItem w:displayText="Slovenia" w:value="Slovenia"/>
+            <w:listItem w:displayText="Spain" w:value="Spain"/>
+            <w:listItem w:displayText="Sweden" w:value="Sweden"/>
+            <w:listItem w:displayText="Hungary" w:value="Hungary"/>
+            <w:listItem w:displayText="Other EU country" w:value="Other EU country"/>
           </w:dropDownList>
         </w:sdtPr>
         <w:sdtContent>
@@ -1143,6 +1137,88 @@
     </w:p>
     <w:p>
       <w:pPr>
+        <w:keepNext w:val="0"/>
+        <w:spacing w:before="40" w:after="120"/>
+        <w:shd w:val="clear" w:color="auto" w:fill="F2F2F2"/>
+      </w:pPr>
+      <w:sdt>
+        <w:sdtPr>
+          <w:alias w:val="082GEA1250635"/>
+          <w:id w:val="100017"/>
+          <w:showingPlcHdr/>
+          <w:dropDownList>
+            <w:listItem w:displayText="Choose an item." w:value=""/>
+            <w:listItem w:displayText="Australia" w:value="Australia"/>
+            <w:listItem w:displayText="Austria" w:value="Austria"/>
+            <w:listItem w:displayText="Belgium" w:value="Belgium"/>
+            <w:listItem w:displayText="Canada" w:value="Canada"/>
+            <w:listItem w:displayText="Cyprus" w:value="Cyprus"/>
+            <w:listItem w:displayText="Denmark" w:value="Denmark"/>
+            <w:listItem w:displayText="Estonia" w:value="Estonia"/>
+            <w:listItem w:displayText="Finland" w:value="Finland"/>
+            <w:listItem w:displayText="France" w:value="France"/>
+            <w:listItem w:displayText="Germany" w:value="Germany"/>
+            <w:listItem w:displayText="Japan" w:value="Japan"/>
+            <w:listItem w:displayText="Greece" w:value="Greece"/>
+            <w:listItem w:displayText="Ireland" w:value="Ireland"/>
+            <w:listItem w:displayText="Iceland" w:value="Iceland"/>
+            <w:listItem w:displayText="Italy" w:value="Italy"/>
+            <w:listItem w:displayText="Latvia" w:value="Latvia"/>
+            <w:listItem w:displayText="Liechtenstein" w:value="Liechtenstein"/>
+            <w:listItem w:displayText="Lithuania" w:value="Lithuania"/>
+            <w:listItem w:displayText="Luxembourg" w:value="Luxembourg"/>
+            <w:listItem w:displayText="Malta" w:value="Malta"/>
+            <w:listItem w:displayText="Norway" w:value="Norway"/>
+            <w:listItem w:displayText="Netherlands" w:value="Netherlands"/>
+            <w:listItem w:displayText="Poland" w:value="Poland"/>
+            <w:listItem w:displayText="Portugal" w:value="Portugal"/>
+            <w:listItem w:displayText="United Kingdom" w:value="United Kingdom"/>
+            <w:listItem w:displayText="Czech Republic" w:value="Czech Republic"/>
+            <w:listItem w:displayText="Slovakia" w:value="Slovakia"/>
+            <w:listItem w:displayText="Slovenia" w:value="Slovenia"/>
+            <w:listItem w:displayText="Spain" w:value="Spain"/>
+            <w:listItem w:displayText="United States" w:value="United States"/>
+            <w:listItem w:displayText="Sweden" w:value="Sweden"/>
+            <w:listItem w:displayText="Switzerland" w:value="Switzerland"/>
+            <w:listItem w:displayText="Hungary" w:value="Hungary"/>
+            <w:listItem w:displayText="Other country" w:value="Other country"/>
+          </w:dropDownList>
+        </w:sdtPr>
+        <w:sdtContent>
+          <w:r>
+            <w:t>Choose an item.</w:t>
+          </w:r>
+        </w:sdtContent>
+      </w:sdt>
+    </w:p>
+    <w:p>
+      <w:pPr>
+        <w:keepNext/>
+        <w:spacing w:before="200" w:after="40"/>
+      </w:pPr>
+      <w:r>
+        <w:rPr>
+          <w:rFonts w:ascii="Arial" w:hAnsi="Arial" w:cs="Arial" w:eastAsia="Arial"/>
+          <w:b/>
+          <w:i w:val="0"/>
+          <w:color w:val="000000"/>
+          <w:sz w:val="20"/>
+        </w:rPr>
+        <w:t xml:space="preserve">Provide details of the breakdown of the business areas of the group to which the company belongs, with reference to financial and insurance activities. </w:t>
+      </w:r>
+      <w:r>
+        <w:rPr>
+          <w:rFonts w:ascii="Arial" w:hAnsi="Arial" w:cs="Arial" w:eastAsia="Arial"/>
+          <w:b/>
+          <w:i w:val="0"/>
+          <w:color w:val="1C355E"/>
+          <w:sz w:val="17"/>
+        </w:rPr>
+        <w:t>-082GEA1250636-</w:t>
+      </w:r>
+    </w:p>
+    <w:p>
+      <w:pPr>
         <w:keepNext/>
         <w:spacing w:before="0" w:after="40"/>
       </w:pPr>
@@ -1154,55 +1230,7 @@
           <w:color w:val="595959"/>
           <w:sz w:val="18"/>
         </w:rPr>
-        <w:t>Options not visible in the video: complete from the portal list.</w:t>
-      </w:r>
-    </w:p>
-    <w:p>
-      <w:pPr>
-        <w:keepNext w:val="0"/>
-        <w:spacing w:before="40" w:after="120"/>
-        <w:shd w:val="clear" w:color="auto" w:fill="F2F2F2"/>
-      </w:pPr>
-      <w:sdt>
-        <w:sdtPr>
-          <w:alias w:val="082GEA1250635"/>
-          <w:id w:val="100017"/>
-          <w:showingPlcHdr/>
-          <w:dropDownList>
-            <w:listItem w:displayText="Choose an item." w:value=""/>
-          </w:dropDownList>
-        </w:sdtPr>
-        <w:sdtContent>
-          <w:r>
-            <w:t>Choose an item.</w:t>
-          </w:r>
-        </w:sdtContent>
-      </w:sdt>
-    </w:p>
-    <w:p>
-      <w:pPr>
-        <w:keepNext/>
-        <w:spacing w:before="200" w:after="40"/>
-      </w:pPr>
-      <w:r>
-        <w:rPr>
-          <w:rFonts w:ascii="Arial" w:hAnsi="Arial" w:cs="Arial" w:eastAsia="Arial"/>
-          <w:b/>
-          <w:i w:val="0"/>
-          <w:color w:val="000000"/>
-          <w:sz w:val="20"/>
-        </w:rPr>
-        <w:t xml:space="preserve">Provide details of the breakdown of the business areas of the group to which the company belongs, with reference to financial and insurance activities. </w:t>
-      </w:r>
-      <w:r>
-        <w:rPr>
-          <w:rFonts w:ascii="Arial" w:hAnsi="Arial" w:cs="Arial" w:eastAsia="Arial"/>
-          <w:b/>
-          <w:i w:val="0"/>
-          <w:color w:val="1C355E"/>
-          <w:sz w:val="17"/>
-        </w:rPr>
-        <w:t>-082GEA1250636-</w:t>
+        <w:t>For each business area, state its percentage share of total revenue. If the candidate company does not belong to a group, the data must relate to the company itself.</w:t>
       </w:r>
     </w:p>
     <w:p>
@@ -1218,7 +1246,53 @@
           <w:color w:val="595959"/>
           <w:sz w:val="18"/>
         </w:rPr>
-        <w:t>For each business area, state its percentage share of total revenue. If the candidate company does not belong to a group, the data must relate to the company itself.</w:t>
+        <w:t>Important: Pay attention to the numerical value entered in the field. The value MUST be entered in the format X,XX% to enable automatic data processing. The total of the values entered must equal 100%.</w:t>
+      </w:r>
+    </w:p>
+    <w:p>
+      <w:pPr>
+        <w:keepNext w:val="0"/>
+        <w:spacing w:before="40" w:after="120"/>
+        <w:shd w:val="clear" w:color="auto" w:fill="F2F2F2"/>
+      </w:pPr>
+      <w:sdt>
+        <w:sdtPr>
+          <w:alias w:val="082GEA1250636"/>
+          <w:id w:val="100018"/>
+          <w:showingPlcHdr/>
+          <w:text/>
+        </w:sdtPr>
+        <w:sdtContent>
+          <w:r>
+            <w:t>Click or tap here to enter text.</w:t>
+          </w:r>
+        </w:sdtContent>
+      </w:sdt>
+    </w:p>
+    <w:p>
+      <w:pPr>
+        <w:keepNext/>
+        <w:spacing w:before="200" w:after="40"/>
+      </w:pPr>
+      <w:r>
+        <w:rPr>
+          <w:rFonts w:ascii="Arial" w:hAnsi="Arial" w:cs="Arial" w:eastAsia="Arial"/>
+          <w:b/>
+          <w:i w:val="0"/>
+          <w:color w:val="000000"/>
+          <w:sz w:val="20"/>
+        </w:rPr>
+        <w:t xml:space="preserve">- Business areas - Asset management </w:t>
+      </w:r>
+      <w:r>
+        <w:rPr>
+          <w:rFonts w:ascii="Arial" w:hAnsi="Arial" w:cs="Arial" w:eastAsia="Arial"/>
+          <w:b/>
+          <w:i w:val="0"/>
+          <w:color w:val="1C355E"/>
+          <w:sz w:val="17"/>
+        </w:rPr>
+        <w:t>-082GEA1250637-</w:t>
       </w:r>
     </w:p>
     <w:p>
@@ -1234,53 +1308,53 @@
           <w:color w:val="595959"/>
           <w:sz w:val="18"/>
         </w:rPr>
-        <w:t>Important: Pay attention to the numerical value entered in the field. The value MUST be entered in the format X,XX% to enable automatic data processing. The total of the values entered must equal 100%.</w:t>
-      </w:r>
-    </w:p>
-    <w:p>
-      <w:pPr>
-        <w:keepNext w:val="0"/>
-        <w:spacing w:before="40" w:after="120"/>
-        <w:shd w:val="clear" w:color="auto" w:fill="F2F2F2"/>
-      </w:pPr>
-      <w:sdt>
-        <w:sdtPr>
-          <w:alias w:val="082GEA1250636"/>
-          <w:id w:val="100018"/>
-          <w:showingPlcHdr/>
-          <w:text/>
-        </w:sdtPr>
-        <w:sdtContent>
-          <w:r>
-            <w:t>Click or tap here to enter text.</w:t>
-          </w:r>
-        </w:sdtContent>
-      </w:sdt>
-    </w:p>
-    <w:p>
-      <w:pPr>
-        <w:keepNext/>
-        <w:spacing w:before="200" w:after="40"/>
-      </w:pPr>
-      <w:r>
-        <w:rPr>
-          <w:rFonts w:ascii="Arial" w:hAnsi="Arial" w:cs="Arial" w:eastAsia="Arial"/>
-          <w:b/>
-          <w:i w:val="0"/>
-          <w:color w:val="000000"/>
-          <w:sz w:val="20"/>
-        </w:rPr>
-        <w:t xml:space="preserve">- Business areas - Asset management </w:t>
-      </w:r>
-      <w:r>
-        <w:rPr>
-          <w:rFonts w:ascii="Arial" w:hAnsi="Arial" w:cs="Arial" w:eastAsia="Arial"/>
-          <w:b/>
-          <w:i w:val="0"/>
-          <w:color w:val="1C355E"/>
-          <w:sz w:val="17"/>
-        </w:rPr>
-        <w:t>-082GEA1250637-</w:t>
+        <w:t>% 2 decimal places</w:t>
+      </w:r>
+    </w:p>
+    <w:p>
+      <w:pPr>
+        <w:keepNext w:val="0"/>
+        <w:spacing w:before="40" w:after="120"/>
+        <w:shd w:val="clear" w:color="auto" w:fill="F2F2F2"/>
+      </w:pPr>
+      <w:sdt>
+        <w:sdtPr>
+          <w:alias w:val="082GEA1250637"/>
+          <w:id w:val="100019"/>
+          <w:showingPlcHdr/>
+          <w:text/>
+        </w:sdtPr>
+        <w:sdtContent>
+          <w:r>
+            <w:t>Click or tap here to enter text.</w:t>
+          </w:r>
+        </w:sdtContent>
+      </w:sdt>
+    </w:p>
+    <w:p>
+      <w:pPr>
+        <w:keepNext/>
+        <w:spacing w:before="200" w:after="40"/>
+      </w:pPr>
+      <w:r>
+        <w:rPr>
+          <w:rFonts w:ascii="Arial" w:hAnsi="Arial" w:cs="Arial" w:eastAsia="Arial"/>
+          <w:b/>
+          <w:i w:val="0"/>
+          <w:color w:val="000000"/>
+          <w:sz w:val="20"/>
+        </w:rPr>
+        <w:t xml:space="preserve">- Business areas - Traditional banking </w:t>
+      </w:r>
+      <w:r>
+        <w:rPr>
+          <w:rFonts w:ascii="Arial" w:hAnsi="Arial" w:cs="Arial" w:eastAsia="Arial"/>
+          <w:b/>
+          <w:i w:val="0"/>
+          <w:color w:val="1C355E"/>
+          <w:sz w:val="17"/>
+        </w:rPr>
+        <w:t>-082GEA1250638-</w:t>
       </w:r>
     </w:p>
     <w:p>
@@ -1307,42 +1381,42 @@
       </w:pPr>
       <w:sdt>
         <w:sdtPr>
-          <w:alias w:val="082GEA1250637"/>
-          <w:id w:val="100019"/>
-          <w:showingPlcHdr/>
-          <w:text/>
-        </w:sdtPr>
-        <w:sdtContent>
-          <w:r>
-            <w:t>Click or tap here to enter text.</w:t>
-          </w:r>
-        </w:sdtContent>
-      </w:sdt>
-    </w:p>
-    <w:p>
-      <w:pPr>
-        <w:keepNext/>
-        <w:spacing w:before="200" w:after="40"/>
-      </w:pPr>
-      <w:r>
-        <w:rPr>
-          <w:rFonts w:ascii="Arial" w:hAnsi="Arial" w:cs="Arial" w:eastAsia="Arial"/>
-          <w:b/>
-          <w:i w:val="0"/>
-          <w:color w:val="000000"/>
-          <w:sz w:val="20"/>
-        </w:rPr>
-        <w:t xml:space="preserve">- Business areas - Traditional banking </w:t>
-      </w:r>
-      <w:r>
-        <w:rPr>
-          <w:rFonts w:ascii="Arial" w:hAnsi="Arial" w:cs="Arial" w:eastAsia="Arial"/>
-          <w:b/>
-          <w:i w:val="0"/>
-          <w:color w:val="1C355E"/>
-          <w:sz w:val="17"/>
-        </w:rPr>
-        <w:t>-082GEA1250638-</w:t>
+          <w:alias w:val="082GEA1250638"/>
+          <w:id w:val="100020"/>
+          <w:showingPlcHdr/>
+          <w:text/>
+        </w:sdtPr>
+        <w:sdtContent>
+          <w:r>
+            <w:t>Click or tap here to enter text.</w:t>
+          </w:r>
+        </w:sdtContent>
+      </w:sdt>
+    </w:p>
+    <w:p>
+      <w:pPr>
+        <w:keepNext/>
+        <w:spacing w:before="200" w:after="40"/>
+      </w:pPr>
+      <w:r>
+        <w:rPr>
+          <w:rFonts w:ascii="Arial" w:hAnsi="Arial" w:cs="Arial" w:eastAsia="Arial"/>
+          <w:b/>
+          <w:i w:val="0"/>
+          <w:color w:val="000000"/>
+          <w:sz w:val="20"/>
+        </w:rPr>
+        <w:t xml:space="preserve">- Business areas - Investment Banking </w:t>
+      </w:r>
+      <w:r>
+        <w:rPr>
+          <w:rFonts w:ascii="Arial" w:hAnsi="Arial" w:cs="Arial" w:eastAsia="Arial"/>
+          <w:b/>
+          <w:i w:val="0"/>
+          <w:color w:val="1C355E"/>
+          <w:sz w:val="17"/>
+        </w:rPr>
+        <w:t>-082GEA1250639-</w:t>
       </w:r>
     </w:p>
     <w:p>
@@ -1369,42 +1443,42 @@
       </w:pPr>
       <w:sdt>
         <w:sdtPr>
-          <w:alias w:val="082GEA1250638"/>
-          <w:id w:val="100020"/>
-          <w:showingPlcHdr/>
-          <w:text/>
-        </w:sdtPr>
-        <w:sdtContent>
-          <w:r>
-            <w:t>Click or tap here to enter text.</w:t>
-          </w:r>
-        </w:sdtContent>
-      </w:sdt>
-    </w:p>
-    <w:p>
-      <w:pPr>
-        <w:keepNext/>
-        <w:spacing w:before="200" w:after="40"/>
-      </w:pPr>
-      <w:r>
-        <w:rPr>
-          <w:rFonts w:ascii="Arial" w:hAnsi="Arial" w:cs="Arial" w:eastAsia="Arial"/>
-          <w:b/>
-          <w:i w:val="0"/>
-          <w:color w:val="000000"/>
-          <w:sz w:val="20"/>
-        </w:rPr>
-        <w:t xml:space="preserve">- Business areas - Investment Banking </w:t>
-      </w:r>
-      <w:r>
-        <w:rPr>
-          <w:rFonts w:ascii="Arial" w:hAnsi="Arial" w:cs="Arial" w:eastAsia="Arial"/>
-          <w:b/>
-          <w:i w:val="0"/>
-          <w:color w:val="1C355E"/>
-          <w:sz w:val="17"/>
-        </w:rPr>
-        <w:t>-082GEA1250639-</w:t>
+          <w:alias w:val="082GEA1250639"/>
+          <w:id w:val="100021"/>
+          <w:showingPlcHdr/>
+          <w:text/>
+        </w:sdtPr>
+        <w:sdtContent>
+          <w:r>
+            <w:t>Click or tap here to enter text.</w:t>
+          </w:r>
+        </w:sdtContent>
+      </w:sdt>
+    </w:p>
+    <w:p>
+      <w:pPr>
+        <w:keepNext/>
+        <w:spacing w:before="200" w:after="40"/>
+      </w:pPr>
+      <w:r>
+        <w:rPr>
+          <w:rFonts w:ascii="Arial" w:hAnsi="Arial" w:cs="Arial" w:eastAsia="Arial"/>
+          <w:b/>
+          <w:i w:val="0"/>
+          <w:color w:val="000000"/>
+          <w:sz w:val="20"/>
+        </w:rPr>
+        <w:t xml:space="preserve">- Business areas - Insurance </w:t>
+      </w:r>
+      <w:r>
+        <w:rPr>
+          <w:rFonts w:ascii="Arial" w:hAnsi="Arial" w:cs="Arial" w:eastAsia="Arial"/>
+          <w:b/>
+          <w:i w:val="0"/>
+          <w:color w:val="1C355E"/>
+          <w:sz w:val="17"/>
+        </w:rPr>
+        <w:t>-082GEA1250640-</w:t>
       </w:r>
     </w:p>
     <w:p>
@@ -1431,42 +1505,42 @@
       </w:pPr>
       <w:sdt>
         <w:sdtPr>
-          <w:alias w:val="082GEA1250639"/>
-          <w:id w:val="100021"/>
-          <w:showingPlcHdr/>
-          <w:text/>
-        </w:sdtPr>
-        <w:sdtContent>
-          <w:r>
-            <w:t>Click or tap here to enter text.</w:t>
-          </w:r>
-        </w:sdtContent>
-      </w:sdt>
-    </w:p>
-    <w:p>
-      <w:pPr>
-        <w:keepNext/>
-        <w:spacing w:before="200" w:after="40"/>
-      </w:pPr>
-      <w:r>
-        <w:rPr>
-          <w:rFonts w:ascii="Arial" w:hAnsi="Arial" w:cs="Arial" w:eastAsia="Arial"/>
-          <w:b/>
-          <w:i w:val="0"/>
-          <w:color w:val="000000"/>
-          <w:sz w:val="20"/>
-        </w:rPr>
-        <w:t xml:space="preserve">- Business areas - Insurance </w:t>
-      </w:r>
-      <w:r>
-        <w:rPr>
-          <w:rFonts w:ascii="Arial" w:hAnsi="Arial" w:cs="Arial" w:eastAsia="Arial"/>
-          <w:b/>
-          <w:i w:val="0"/>
-          <w:color w:val="1C355E"/>
-          <w:sz w:val="17"/>
-        </w:rPr>
-        <w:t>-082GEA1250640-</w:t>
+          <w:alias w:val="082GEA1250640"/>
+          <w:id w:val="100022"/>
+          <w:showingPlcHdr/>
+          <w:text/>
+        </w:sdtPr>
+        <w:sdtContent>
+          <w:r>
+            <w:t>Click or tap here to enter text.</w:t>
+          </w:r>
+        </w:sdtContent>
+      </w:sdt>
+    </w:p>
+    <w:p>
+      <w:pPr>
+        <w:keepNext/>
+        <w:spacing w:before="200" w:after="40"/>
+      </w:pPr>
+      <w:r>
+        <w:rPr>
+          <w:rFonts w:ascii="Arial" w:hAnsi="Arial" w:cs="Arial" w:eastAsia="Arial"/>
+          <w:b/>
+          <w:i w:val="0"/>
+          <w:color w:val="000000"/>
+          <w:sz w:val="20"/>
+        </w:rPr>
+        <w:t xml:space="preserve">- Business areas - Other </w:t>
+      </w:r>
+      <w:r>
+        <w:rPr>
+          <w:rFonts w:ascii="Arial" w:hAnsi="Arial" w:cs="Arial" w:eastAsia="Arial"/>
+          <w:b/>
+          <w:i w:val="0"/>
+          <w:color w:val="1C355E"/>
+          <w:sz w:val="17"/>
+        </w:rPr>
+        <w:t>-082GEA1250641-</w:t>
       </w:r>
     </w:p>
     <w:p>
@@ -1482,53 +1556,7 @@
           <w:color w:val="595959"/>
           <w:sz w:val="18"/>
         </w:rPr>
-        <w:t>% 2 decimal places</w:t>
-      </w:r>
-    </w:p>
-    <w:p>
-      <w:pPr>
-        <w:keepNext w:val="0"/>
-        <w:spacing w:before="40" w:after="120"/>
-        <w:shd w:val="clear" w:color="auto" w:fill="F2F2F2"/>
-      </w:pPr>
-      <w:sdt>
-        <w:sdtPr>
-          <w:alias w:val="082GEA1250640"/>
-          <w:id w:val="100022"/>
-          <w:showingPlcHdr/>
-          <w:text/>
-        </w:sdtPr>
-        <w:sdtContent>
-          <w:r>
-            <w:t>Click or tap here to enter text.</w:t>
-          </w:r>
-        </w:sdtContent>
-      </w:sdt>
-    </w:p>
-    <w:p>
-      <w:pPr>
-        <w:keepNext/>
-        <w:spacing w:before="200" w:after="40"/>
-      </w:pPr>
-      <w:r>
-        <w:rPr>
-          <w:rFonts w:ascii="Arial" w:hAnsi="Arial" w:cs="Arial" w:eastAsia="Arial"/>
-          <w:b/>
-          <w:i w:val="0"/>
-          <w:color w:val="000000"/>
-          <w:sz w:val="20"/>
-        </w:rPr>
-        <w:t xml:space="preserve">- Business areas - Other </w:t>
-      </w:r>
-      <w:r>
-        <w:rPr>
-          <w:rFonts w:ascii="Arial" w:hAnsi="Arial" w:cs="Arial" w:eastAsia="Arial"/>
-          <w:b/>
-          <w:i w:val="0"/>
-          <w:color w:val="1C355E"/>
-          <w:sz w:val="17"/>
-        </w:rPr>
-        <w:t>-082GEA1250641-</w:t>
+        <w:t>This category includes, for example, depositary activities.</w:t>
       </w:r>
     </w:p>
     <w:p>
@@ -1544,13 +1572,49 @@
           <w:color w:val="595959"/>
           <w:sz w:val="18"/>
         </w:rPr>
-        <w:t>This category includes, for example, depositary activities.</w:t>
-      </w:r>
-    </w:p>
-    <w:p>
-      <w:pPr>
-        <w:keepNext/>
-        <w:spacing w:before="0" w:after="40"/>
+        <w:t>% 2 decimal places</w:t>
+      </w:r>
+    </w:p>
+    <w:p>
+      <w:pPr>
+        <w:keepNext w:val="0"/>
+        <w:spacing w:before="40" w:after="120"/>
+        <w:shd w:val="clear" w:color="auto" w:fill="F2F2F2"/>
+      </w:pPr>
+      <w:sdt>
+        <w:sdtPr>
+          <w:alias w:val="082GEA1250641"/>
+          <w:id w:val="100023"/>
+          <w:showingPlcHdr/>
+          <w:text/>
+        </w:sdtPr>
+        <w:sdtContent>
+          <w:r>
+            <w:t>Click or tap here to enter text.</w:t>
+          </w:r>
+        </w:sdtContent>
+      </w:sdt>
+    </w:p>
+    <w:p>
+      <w:pPr>
+        <w:keepNext/>
+        <w:spacing w:before="240" w:after="80"/>
+      </w:pPr>
+      <w:r>
+        <w:rPr>
+          <w:rFonts w:ascii="Arial" w:hAnsi="Arial" w:cs="Arial" w:eastAsia="Arial"/>
+          <w:b/>
+          <w:i w:val="0"/>
+          <w:color w:val="1C355E"/>
+          <w:sz w:val="21"/>
+        </w:rPr>
+        <w:t>6. Ownership structure</w:t>
+      </w:r>
+    </w:p>
+    <w:p>
+      <w:pPr>
+        <w:keepNext w:val="0"/>
+        <w:spacing w:before="40" w:after="80"/>
       </w:pPr>
       <w:r>
         <w:rPr>
@@ -1560,43 +1624,7 @@
           <w:color w:val="595959"/>
           <w:sz w:val="18"/>
         </w:rPr>
-        <w:t>% 2 decimal places</w:t>
-      </w:r>
-    </w:p>
-    <w:p>
-      <w:pPr>
-        <w:keepNext w:val="0"/>
-        <w:spacing w:before="40" w:after="120"/>
-        <w:shd w:val="clear" w:color="auto" w:fill="F2F2F2"/>
-      </w:pPr>
-      <w:sdt>
-        <w:sdtPr>
-          <w:alias w:val="082GEA1250641"/>
-          <w:id w:val="100023"/>
-          <w:showingPlcHdr/>
-          <w:text/>
-        </w:sdtPr>
-        <w:sdtContent>
-          <w:r>
-            <w:t>Click or tap here to enter text.</w:t>
-          </w:r>
-        </w:sdtContent>
-      </w:sdt>
-    </w:p>
-    <w:p>
-      <w:pPr>
-        <w:keepNext/>
-        <w:spacing w:before="240" w:after="80"/>
-      </w:pPr>
-      <w:r>
-        <w:rPr>
-          <w:rFonts w:ascii="Arial" w:hAnsi="Arial" w:cs="Arial" w:eastAsia="Arial"/>
-          <w:b/>
-          <w:i w:val="0"/>
-          <w:color w:val="1C355E"/>
-          <w:sz w:val="21"/>
-        </w:rPr>
-        <w:t>6. Ownership structure</w:t>
+        <w:t>The questions in this section are intended to collect contextual information and are not assessed for the purposes of the comparative process; however, completing them remains mandatory to ensure that the requested information is complete.</w:t>
       </w:r>
     </w:p>
     <w:p>
@@ -1612,13 +1640,39 @@
           <w:color w:val="595959"/>
           <w:sz w:val="18"/>
         </w:rPr>
-        <w:t>The questions in this section are intended to collect contextual information and are not assessed for the purposes of the comparative process; however, completing them remains mandatory to ensure that the requested information is complete.</w:t>
-      </w:r>
-    </w:p>
-    <w:p>
-      <w:pPr>
-        <w:keepNext w:val="0"/>
-        <w:spacing w:before="40" w:after="80"/>
+        <w:t>Role of the candidate company within the group</w:t>
+      </w:r>
+    </w:p>
+    <w:p>
+      <w:pPr>
+        <w:keepNext/>
+        <w:spacing w:before="200" w:after="40"/>
+      </w:pPr>
+      <w:r>
+        <w:rPr>
+          <w:rFonts w:ascii="Arial" w:hAnsi="Arial" w:cs="Arial" w:eastAsia="Arial"/>
+          <w:b/>
+          <w:i w:val="0"/>
+          <w:color w:val="000000"/>
+          <w:sz w:val="20"/>
+        </w:rPr>
+        <w:t xml:space="preserve">Is the candidate company the parent company? </w:t>
+      </w:r>
+      <w:r>
+        <w:rPr>
+          <w:rFonts w:ascii="Arial" w:hAnsi="Arial" w:cs="Arial" w:eastAsia="Arial"/>
+          <w:b/>
+          <w:i w:val="0"/>
+          <w:color w:val="1C355E"/>
+          <w:sz w:val="17"/>
+        </w:rPr>
+        <w:t>-082GEA1520642-</w:t>
+      </w:r>
+    </w:p>
+    <w:p>
+      <w:pPr>
+        <w:keepNext/>
+        <w:spacing w:before="0" w:after="40"/>
       </w:pPr>
       <w:r>
         <w:rPr>
@@ -1628,33 +1682,7 @@
           <w:color w:val="595959"/>
           <w:sz w:val="18"/>
         </w:rPr>
-        <w:t>Role of the candidate company within the group</w:t>
-      </w:r>
-    </w:p>
-    <w:p>
-      <w:pPr>
-        <w:keepNext/>
-        <w:spacing w:before="200" w:after="40"/>
-      </w:pPr>
-      <w:r>
-        <w:rPr>
-          <w:rFonts w:ascii="Arial" w:hAnsi="Arial" w:cs="Arial" w:eastAsia="Arial"/>
-          <w:b/>
-          <w:i w:val="0"/>
-          <w:color w:val="000000"/>
-          <w:sz w:val="20"/>
-        </w:rPr>
-        <w:t xml:space="preserve">Is the candidate company the parent company? </w:t>
-      </w:r>
-      <w:r>
-        <w:rPr>
-          <w:rFonts w:ascii="Arial" w:hAnsi="Arial" w:cs="Arial" w:eastAsia="Arial"/>
-          <w:b/>
-          <w:i w:val="0"/>
-          <w:color w:val="1C355E"/>
-          <w:sz w:val="17"/>
-        </w:rPr>
-        <w:t>-082GEA1520642-</w:t>
+        <w:t>The parent company means the entity that exercises direct or indirect control over the other companies in the group.</w:t>
       </w:r>
     </w:p>
     <w:p>
@@ -1670,7 +1698,7 @@
           <w:color w:val="595959"/>
           <w:sz w:val="18"/>
         </w:rPr>
-        <w:t>The parent company means the entity that exercises direct or indirect control over the other companies in the group.</w:t>
+        <w:t>A. Yes, the candidate company is the parent company</w:t>
       </w:r>
     </w:p>
     <w:p>
@@ -1686,7 +1714,7 @@
           <w:color w:val="595959"/>
           <w:sz w:val="18"/>
         </w:rPr>
-        <w:t>A. Yes, the candidate company is the parent company</w:t>
+        <w:t>B. No, the candidate company belongs to a group and is controlled by a parent company</w:t>
       </w:r>
     </w:p>
     <w:p>
@@ -1702,7 +1730,53 @@
           <w:color w:val="595959"/>
           <w:sz w:val="18"/>
         </w:rPr>
-        <w:t>B. No, the candidate company belongs to a group and is controlled by a parent company</w:t>
+        <w:t>C. The candidate company does not belong to any group</w:t>
+      </w:r>
+    </w:p>
+    <w:p>
+      <w:pPr>
+        <w:keepNext w:val="0"/>
+        <w:spacing w:before="40" w:after="120"/>
+        <w:shd w:val="clear" w:color="auto" w:fill="F2F2F2"/>
+      </w:pPr>
+      <w:sdt>
+        <w:sdtPr>
+          <w:alias w:val="082GEA1520642"/>
+          <w:id w:val="100024"/>
+          <w:showingPlcHdr/>
+          <w:text/>
+        </w:sdtPr>
+        <w:sdtContent>
+          <w:r>
+            <w:t>Click or tap here to enter text.</w:t>
+          </w:r>
+        </w:sdtContent>
+      </w:sdt>
+    </w:p>
+    <w:p>
+      <w:pPr>
+        <w:keepNext/>
+        <w:spacing w:before="200" w:after="40"/>
+      </w:pPr>
+      <w:r>
+        <w:rPr>
+          <w:rFonts w:ascii="Arial" w:hAnsi="Arial" w:cs="Arial" w:eastAsia="Arial"/>
+          <w:b/>
+          <w:i w:val="0"/>
+          <w:color w:val="000000"/>
+          <w:sz w:val="20"/>
+        </w:rPr>
+        <w:t xml:space="preserve">Main shareholders of the parent company or the candidate company State the top 5 shareholders of the parent company. </w:t>
+      </w:r>
+      <w:r>
+        <w:rPr>
+          <w:rFonts w:ascii="Arial" w:hAnsi="Arial" w:cs="Arial" w:eastAsia="Arial"/>
+          <w:b/>
+          <w:i w:val="0"/>
+          <w:color w:val="1C355E"/>
+          <w:sz w:val="17"/>
+        </w:rPr>
+        <w:t>-082GEA1520643-</w:t>
       </w:r>
     </w:p>
     <w:p>
@@ -1718,53 +1792,7 @@
           <w:color w:val="595959"/>
           <w:sz w:val="18"/>
         </w:rPr>
-        <w:t>C. The candidate company does not belong to any group</w:t>
-      </w:r>
-    </w:p>
-    <w:p>
-      <w:pPr>
-        <w:keepNext w:val="0"/>
-        <w:spacing w:before="40" w:after="120"/>
-        <w:shd w:val="clear" w:color="auto" w:fill="F2F2F2"/>
-      </w:pPr>
-      <w:sdt>
-        <w:sdtPr>
-          <w:alias w:val="082GEA1520642"/>
-          <w:id w:val="100024"/>
-          <w:showingPlcHdr/>
-          <w:text/>
-        </w:sdtPr>
-        <w:sdtContent>
-          <w:r>
-            <w:t>Click or tap here to enter text.</w:t>
-          </w:r>
-        </w:sdtContent>
-      </w:sdt>
-    </w:p>
-    <w:p>
-      <w:pPr>
-        <w:keepNext/>
-        <w:spacing w:before="200" w:after="40"/>
-      </w:pPr>
-      <w:r>
-        <w:rPr>
-          <w:rFonts w:ascii="Arial" w:hAnsi="Arial" w:cs="Arial" w:eastAsia="Arial"/>
-          <w:b/>
-          <w:i w:val="0"/>
-          <w:color w:val="000000"/>
-          <w:sz w:val="20"/>
-        </w:rPr>
-        <w:t xml:space="preserve">Main shareholders of the parent company or the candidate company State the top 5 shareholders of the parent company. </w:t>
-      </w:r>
-      <w:r>
-        <w:rPr>
-          <w:rFonts w:ascii="Arial" w:hAnsi="Arial" w:cs="Arial" w:eastAsia="Arial"/>
-          <w:b/>
-          <w:i w:val="0"/>
-          <w:color w:val="1C355E"/>
-          <w:sz w:val="17"/>
-        </w:rPr>
-        <w:t>-082GEA1520643-</w:t>
+        <w:t>If the candidate company does not belong to a group, state the main shareholders of the candidate company.</w:t>
       </w:r>
     </w:p>
     <w:p>
@@ -1780,7 +1808,53 @@
           <w:color w:val="595959"/>
           <w:sz w:val="18"/>
         </w:rPr>
-        <w:t>If the candidate company does not belong to a group, state the main shareholders of the candidate company.</w:t>
+        <w:t>For each shareholder, state the name and ownership interest (Shareholder 1 – Name / Interest (%); Shareholder 2, etc.) - (Enter the value in the format X,XX%)</w:t>
+      </w:r>
+    </w:p>
+    <w:p>
+      <w:pPr>
+        <w:keepNext w:val="0"/>
+        <w:spacing w:before="40" w:after="120"/>
+        <w:shd w:val="clear" w:color="auto" w:fill="F2F2F2"/>
+      </w:pPr>
+      <w:sdt>
+        <w:sdtPr>
+          <w:alias w:val="082GEA1520643"/>
+          <w:id w:val="100025"/>
+          <w:showingPlcHdr/>
+          <w:text/>
+        </w:sdtPr>
+        <w:sdtContent>
+          <w:r>
+            <w:t>Click or tap here to enter text.</w:t>
+          </w:r>
+        </w:sdtContent>
+      </w:sdt>
+    </w:p>
+    <w:p>
+      <w:pPr>
+        <w:keepNext/>
+        <w:spacing w:before="200" w:after="40"/>
+      </w:pPr>
+      <w:r>
+        <w:rPr>
+          <w:rFonts w:ascii="Arial" w:hAnsi="Arial" w:cs="Arial" w:eastAsia="Arial"/>
+          <w:b/>
+          <w:i w:val="0"/>
+          <w:color w:val="000000"/>
+          <w:sz w:val="20"/>
+        </w:rPr>
+        <w:t xml:space="preserve">Presence of other relevant entities State whether there are any financial, banking or insurance companies (other than those already listed among the main shareholders) that: • hold significant ownership interests in the candidate company; or • are parties to shareholder agreements relating to it. </w:t>
+      </w:r>
+      <w:r>
+        <w:rPr>
+          <w:rFonts w:ascii="Arial" w:hAnsi="Arial" w:cs="Arial" w:eastAsia="Arial"/>
+          <w:b/>
+          <w:i w:val="0"/>
+          <w:color w:val="1C355E"/>
+          <w:sz w:val="17"/>
+        </w:rPr>
+        <w:t>-082GEA1520644-</w:t>
       </w:r>
     </w:p>
     <w:p>
@@ -1796,53 +1870,7 @@
           <w:color w:val="595959"/>
           <w:sz w:val="18"/>
         </w:rPr>
-        <w:t>For each shareholder, state the name and ownership interest (Shareholder 1 – Name / Interest (%); Shareholder 2, etc.) - (Enter the value in the format X,XX%)</w:t>
-      </w:r>
-    </w:p>
-    <w:p>
-      <w:pPr>
-        <w:keepNext w:val="0"/>
-        <w:spacing w:before="40" w:after="120"/>
-        <w:shd w:val="clear" w:color="auto" w:fill="F2F2F2"/>
-      </w:pPr>
-      <w:sdt>
-        <w:sdtPr>
-          <w:alias w:val="082GEA1520643"/>
-          <w:id w:val="100025"/>
-          <w:showingPlcHdr/>
-          <w:text/>
-        </w:sdtPr>
-        <w:sdtContent>
-          <w:r>
-            <w:t>Click or tap here to enter text.</w:t>
-          </w:r>
-        </w:sdtContent>
-      </w:sdt>
-    </w:p>
-    <w:p>
-      <w:pPr>
-        <w:keepNext/>
-        <w:spacing w:before="200" w:after="40"/>
-      </w:pPr>
-      <w:r>
-        <w:rPr>
-          <w:rFonts w:ascii="Arial" w:hAnsi="Arial" w:cs="Arial" w:eastAsia="Arial"/>
-          <w:b/>
-          <w:i w:val="0"/>
-          <w:color w:val="000000"/>
-          <w:sz w:val="20"/>
-        </w:rPr>
-        <w:t xml:space="preserve">Presence of other relevant entities State whether there are any financial, banking or insurance companies (other than those already listed among the main shareholders) that: • hold significant ownership interests in the candidate company; or • are parties to shareholder agreements relating to it. </w:t>
-      </w:r>
-      <w:r>
-        <w:rPr>
-          <w:rFonts w:ascii="Arial" w:hAnsi="Arial" w:cs="Arial" w:eastAsia="Arial"/>
-          <w:b/>
-          <w:i w:val="0"/>
-          <w:color w:val="1C355E"/>
-          <w:sz w:val="17"/>
-        </w:rPr>
-        <w:t>-082GEA1520644-</w:t>
+        <w:t>A. No, there are no additional relevant entities</w:t>
       </w:r>
     </w:p>
     <w:p>
@@ -1858,7 +1886,53 @@
           <w:color w:val="595959"/>
           <w:sz w:val="18"/>
         </w:rPr>
-        <w:t>A. No, there are no additional relevant entities</w:t>
+        <w:t>B. Yes, there are additional relevant entities</w:t>
+      </w:r>
+    </w:p>
+    <w:p>
+      <w:pPr>
+        <w:keepNext w:val="0"/>
+        <w:spacing w:before="40" w:after="120"/>
+        <w:shd w:val="clear" w:color="auto" w:fill="F2F2F2"/>
+      </w:pPr>
+      <w:sdt>
+        <w:sdtPr>
+          <w:alias w:val="082GEA1520644"/>
+          <w:id w:val="100026"/>
+          <w:showingPlcHdr/>
+          <w:text/>
+        </w:sdtPr>
+        <w:sdtContent>
+          <w:r>
+            <w:t>Click or tap here to enter text.</w:t>
+          </w:r>
+        </w:sdtContent>
+      </w:sdt>
+    </w:p>
+    <w:p>
+      <w:pPr>
+        <w:keepNext/>
+        <w:spacing w:before="200" w:after="40"/>
+      </w:pPr>
+      <w:r>
+        <w:rPr>
+          <w:rFonts w:ascii="Arial" w:hAnsi="Arial" w:cs="Arial" w:eastAsia="Arial"/>
+          <w:b/>
+          <w:i w:val="0"/>
+          <w:color w:val="000000"/>
+          <w:sz w:val="20"/>
+        </w:rPr>
+        <w:t xml:space="preserve">Details of other relevant entities </w:t>
+      </w:r>
+      <w:r>
+        <w:rPr>
+          <w:rFonts w:ascii="Arial" w:hAnsi="Arial" w:cs="Arial" w:eastAsia="Arial"/>
+          <w:b/>
+          <w:i w:val="0"/>
+          <w:color w:val="1C355E"/>
+          <w:sz w:val="17"/>
+        </w:rPr>
+        <w:t>-082GEA1520645-</w:t>
       </w:r>
     </w:p>
     <w:p>
@@ -1874,53 +1948,7 @@
           <w:color w:val="595959"/>
           <w:sz w:val="18"/>
         </w:rPr>
-        <w:t>B. Yes, there are additional relevant entities</w:t>
-      </w:r>
-    </w:p>
-    <w:p>
-      <w:pPr>
-        <w:keepNext w:val="0"/>
-        <w:spacing w:before="40" w:after="120"/>
-        <w:shd w:val="clear" w:color="auto" w:fill="F2F2F2"/>
-      </w:pPr>
-      <w:sdt>
-        <w:sdtPr>
-          <w:alias w:val="082GEA1520644"/>
-          <w:id w:val="100026"/>
-          <w:showingPlcHdr/>
-          <w:text/>
-        </w:sdtPr>
-        <w:sdtContent>
-          <w:r>
-            <w:t>Click or tap here to enter text.</w:t>
-          </w:r>
-        </w:sdtContent>
-      </w:sdt>
-    </w:p>
-    <w:p>
-      <w:pPr>
-        <w:keepNext/>
-        <w:spacing w:before="200" w:after="40"/>
-      </w:pPr>
-      <w:r>
-        <w:rPr>
-          <w:rFonts w:ascii="Arial" w:hAnsi="Arial" w:cs="Arial" w:eastAsia="Arial"/>
-          <w:b/>
-          <w:i w:val="0"/>
-          <w:color w:val="000000"/>
-          <w:sz w:val="20"/>
-        </w:rPr>
-        <w:t xml:space="preserve">Details of other relevant entities </w:t>
-      </w:r>
-      <w:r>
-        <w:rPr>
-          <w:rFonts w:ascii="Arial" w:hAnsi="Arial" w:cs="Arial" w:eastAsia="Arial"/>
-          <w:b/>
-          <w:i w:val="0"/>
-          <w:color w:val="1C355E"/>
-          <w:sz w:val="17"/>
-        </w:rPr>
-        <w:t>-082GEA1520645-</w:t>
+        <w:t>For each entity, state:</w:t>
       </w:r>
     </w:p>
     <w:p>
@@ -1936,7 +1964,7 @@
           <w:color w:val="595959"/>
           <w:sz w:val="18"/>
         </w:rPr>
-        <w:t>For each entity, state:</w:t>
+        <w:t>• name</w:t>
       </w:r>
     </w:p>
     <w:p>
@@ -1952,7 +1980,7 @@
           <w:color w:val="595959"/>
           <w:sz w:val="18"/>
         </w:rPr>
-        <w:t>• name</w:t>
+        <w:t>• type of relationship (ownership interest / shareholder agreement)</w:t>
       </w:r>
     </w:p>
     <w:p>
@@ -1968,7 +1996,7 @@
           <w:color w:val="595959"/>
           <w:sz w:val="18"/>
         </w:rPr>
-        <w:t>• type of relationship (ownership interest / shareholder agreement)</w:t>
+        <w:t>• interest held (if applicable)</w:t>
       </w:r>
     </w:p>
     <w:p>
@@ -1984,13 +2012,49 @@
           <w:color w:val="595959"/>
           <w:sz w:val="18"/>
         </w:rPr>
-        <w:t>• interest held (if applicable)</w:t>
-      </w:r>
-    </w:p>
-    <w:p>
-      <w:pPr>
-        <w:keepNext/>
-        <w:spacing w:before="0" w:after="40"/>
+        <w:t>(Complete only if the answer to Question 4 is B)</w:t>
+      </w:r>
+    </w:p>
+    <w:p>
+      <w:pPr>
+        <w:keepNext w:val="0"/>
+        <w:spacing w:before="40" w:after="120"/>
+        <w:shd w:val="clear" w:color="auto" w:fill="F2F2F2"/>
+      </w:pPr>
+      <w:sdt>
+        <w:sdtPr>
+          <w:alias w:val="082GEA1520645"/>
+          <w:id w:val="100027"/>
+          <w:showingPlcHdr/>
+          <w:text/>
+        </w:sdtPr>
+        <w:sdtContent>
+          <w:r>
+            <w:t>Click or tap here to enter text.</w:t>
+          </w:r>
+        </w:sdtContent>
+      </w:sdt>
+    </w:p>
+    <w:p>
+      <w:pPr>
+        <w:keepNext/>
+        <w:spacing w:before="240" w:after="80"/>
+      </w:pPr>
+      <w:r>
+        <w:rPr>
+          <w:rFonts w:ascii="Arial" w:hAnsi="Arial" w:cs="Arial" w:eastAsia="Arial"/>
+          <w:b/>
+          <w:i w:val="0"/>
+          <w:color w:val="1C355E"/>
+          <w:sz w:val="21"/>
+        </w:rPr>
+        <w:t>11. Net equity</w:t>
+      </w:r>
+    </w:p>
+    <w:p>
+      <w:pPr>
+        <w:keepNext w:val="0"/>
+        <w:spacing w:before="40" w:after="80"/>
       </w:pPr>
       <w:r>
         <w:rPr>
@@ -2000,43 +2064,7 @@
           <w:color w:val="595959"/>
           <w:sz w:val="18"/>
         </w:rPr>
-        <w:t>(Complete only if the answer to Question 4 is B)</w:t>
-      </w:r>
-    </w:p>
-    <w:p>
-      <w:pPr>
-        <w:keepNext w:val="0"/>
-        <w:spacing w:before="40" w:after="120"/>
-        <w:shd w:val="clear" w:color="auto" w:fill="F2F2F2"/>
-      </w:pPr>
-      <w:sdt>
-        <w:sdtPr>
-          <w:alias w:val="082GEA1520645"/>
-          <w:id w:val="100027"/>
-          <w:showingPlcHdr/>
-          <w:text/>
-        </w:sdtPr>
-        <w:sdtContent>
-          <w:r>
-            <w:t>Click or tap here to enter text.</w:t>
-          </w:r>
-        </w:sdtContent>
-      </w:sdt>
-    </w:p>
-    <w:p>
-      <w:pPr>
-        <w:keepNext/>
-        <w:spacing w:before="240" w:after="80"/>
-      </w:pPr>
-      <w:r>
-        <w:rPr>
-          <w:rFonts w:ascii="Arial" w:hAnsi="Arial" w:cs="Arial" w:eastAsia="Arial"/>
-          <w:b/>
-          <w:i w:val="0"/>
-          <w:color w:val="1C355E"/>
-          <w:sz w:val="21"/>
-        </w:rPr>
-        <w:t>11. Net equity</w:t>
+        <w:t>The figures must be expressed in millions of euros. Enter numerical values only. If the figure is unavailable, leave the field blank and do not enter “N/A” or similar annotations.</w:t>
       </w:r>
     </w:p>
     <w:p>
@@ -2052,13 +2080,39 @@
           <w:color w:val="595959"/>
           <w:sz w:val="18"/>
         </w:rPr>
-        <w:t>The figures must be expressed in millions of euros. Enter numerical values only. If the figure is unavailable, leave the field blank and do not enter “N/A” or similar annotations.</w:t>
-      </w:r>
-    </w:p>
-    <w:p>
-      <w:pPr>
-        <w:keepNext w:val="0"/>
-        <w:spacing w:before="40" w:after="80"/>
+        <w:t>WARNING: Information that cannot be interpreted unambiguously will result in a score of zero.</w:t>
+      </w:r>
+    </w:p>
+    <w:p>
+      <w:pPr>
+        <w:keepNext/>
+        <w:spacing w:before="200" w:after="40"/>
+      </w:pPr>
+      <w:r>
+        <w:rPr>
+          <w:rFonts w:ascii="Arial" w:hAnsi="Arial" w:cs="Arial" w:eastAsia="Arial"/>
+          <w:b/>
+          <w:i w:val="0"/>
+          <w:color w:val="000000"/>
+          <w:sz w:val="20"/>
+        </w:rPr>
+        <w:t xml:space="preserve">Candidate company net equity </w:t>
+      </w:r>
+      <w:r>
+        <w:rPr>
+          <w:rFonts w:ascii="Arial" w:hAnsi="Arial" w:cs="Arial" w:eastAsia="Arial"/>
+          <w:b/>
+          <w:i w:val="0"/>
+          <w:color w:val="1C355E"/>
+          <w:sz w:val="17"/>
+        </w:rPr>
+        <w:t>-082GEA1740696-</w:t>
+      </w:r>
+    </w:p>
+    <w:p>
+      <w:pPr>
+        <w:keepNext/>
+        <w:spacing w:before="0" w:after="40"/>
       </w:pPr>
       <w:r>
         <w:rPr>
@@ -2068,33 +2122,53 @@
           <w:color w:val="595959"/>
           <w:sz w:val="18"/>
         </w:rPr>
-        <w:t>WARNING: Information that cannot be interpreted unambiguously will result in a score of zero.</w:t>
-      </w:r>
-    </w:p>
-    <w:p>
-      <w:pPr>
-        <w:keepNext/>
-        <w:spacing w:before="200" w:after="40"/>
-      </w:pPr>
-      <w:r>
-        <w:rPr>
-          <w:rFonts w:ascii="Arial" w:hAnsi="Arial" w:cs="Arial" w:eastAsia="Arial"/>
-          <w:b/>
-          <w:i w:val="0"/>
-          <w:color w:val="000000"/>
-          <w:sz w:val="20"/>
-        </w:rPr>
-        <w:t xml:space="preserve">Candidate company net equity </w:t>
-      </w:r>
-      <w:r>
-        <w:rPr>
-          <w:rFonts w:ascii="Arial" w:hAnsi="Arial" w:cs="Arial" w:eastAsia="Arial"/>
-          <w:b/>
-          <w:i w:val="0"/>
-          <w:color w:val="1C355E"/>
-          <w:sz w:val="17"/>
-        </w:rPr>
-        <w:t>-082GEA1740696-</w:t>
+        <w:t>State the candidate company’s net equity for the specified years.</w:t>
+      </w:r>
+    </w:p>
+    <w:p>
+      <w:pPr>
+        <w:keepNext w:val="0"/>
+        <w:spacing w:before="40" w:after="120"/>
+        <w:shd w:val="clear" w:color="auto" w:fill="F2F2F2"/>
+      </w:pPr>
+      <w:sdt>
+        <w:sdtPr>
+          <w:alias w:val="082GEA1740696"/>
+          <w:id w:val="100028"/>
+          <w:showingPlcHdr/>
+          <w:text/>
+        </w:sdtPr>
+        <w:sdtContent>
+          <w:r>
+            <w:t>Click or tap here to enter text.</w:t>
+          </w:r>
+        </w:sdtContent>
+      </w:sdt>
+    </w:p>
+    <w:p>
+      <w:pPr>
+        <w:keepNext/>
+        <w:spacing w:before="200" w:after="40"/>
+      </w:pPr>
+      <w:r>
+        <w:rPr>
+          <w:rFonts w:ascii="Arial" w:hAnsi="Arial" w:cs="Arial" w:eastAsia="Arial"/>
+          <w:b/>
+          <w:i w:val="0"/>
+          <w:color w:val="000000"/>
+          <w:sz w:val="20"/>
+        </w:rPr>
+        <w:t xml:space="preserve">- Net equity - Candidate company - Year 2023 </w:t>
+      </w:r>
+      <w:r>
+        <w:rPr>
+          <w:rFonts w:ascii="Arial" w:hAnsi="Arial" w:cs="Arial" w:eastAsia="Arial"/>
+          <w:b/>
+          <w:i w:val="0"/>
+          <w:color w:val="1C355E"/>
+          <w:sz w:val="17"/>
+        </w:rPr>
+        <w:t>-082GEA1745052-</w:t>
       </w:r>
     </w:p>
     <w:p>
@@ -2110,53 +2184,7 @@
           <w:color w:val="595959"/>
           <w:sz w:val="18"/>
         </w:rPr>
-        <w:t>State the candidate company’s net equity for the specified years.</w:t>
-      </w:r>
-    </w:p>
-    <w:p>
-      <w:pPr>
-        <w:keepNext w:val="0"/>
-        <w:spacing w:before="40" w:after="120"/>
-        <w:shd w:val="clear" w:color="auto" w:fill="F2F2F2"/>
-      </w:pPr>
-      <w:sdt>
-        <w:sdtPr>
-          <w:alias w:val="082GEA1740696"/>
-          <w:id w:val="100028"/>
-          <w:showingPlcHdr/>
-          <w:text/>
-        </w:sdtPr>
-        <w:sdtContent>
-          <w:r>
-            <w:t>Click or tap here to enter text.</w:t>
-          </w:r>
-        </w:sdtContent>
-      </w:sdt>
-    </w:p>
-    <w:p>
-      <w:pPr>
-        <w:keepNext/>
-        <w:spacing w:before="200" w:after="40"/>
-      </w:pPr>
-      <w:r>
-        <w:rPr>
-          <w:rFonts w:ascii="Arial" w:hAnsi="Arial" w:cs="Arial" w:eastAsia="Arial"/>
-          <w:b/>
-          <w:i w:val="0"/>
-          <w:color w:val="000000"/>
-          <w:sz w:val="20"/>
-        </w:rPr>
-        <w:t xml:space="preserve">- Net equity - Candidate company - Year 2023 </w:t>
-      </w:r>
-      <w:r>
-        <w:rPr>
-          <w:rFonts w:ascii="Arial" w:hAnsi="Arial" w:cs="Arial" w:eastAsia="Arial"/>
-          <w:b/>
-          <w:i w:val="0"/>
-          <w:color w:val="1C355E"/>
-          <w:sz w:val="17"/>
-        </w:rPr>
-        <w:t>-082GEA1745052-</w:t>
+        <w:t>The figures must be expressed in millions of euros. Enter numerical values only. If the figure is unavailable, leave the field blank and do not enter “N/A” or similar annotations.</w:t>
       </w:r>
     </w:p>
     <w:p>
@@ -2172,7 +2200,7 @@
           <w:color w:val="595959"/>
           <w:sz w:val="18"/>
         </w:rPr>
-        <w:t>The figures must be expressed in millions of euros. Enter numerical values only. If the figure is unavailable, leave the field blank and do not enter “N/A” or similar annotations.</w:t>
+        <w:t>WARNING: Information that cannot be interpreted unambiguously will result in a score of zero.</w:t>
       </w:r>
     </w:p>
     <w:p>
@@ -2188,7 +2216,53 @@
           <w:color w:val="595959"/>
           <w:sz w:val="18"/>
         </w:rPr>
-        <w:t>WARNING: Information that cannot be interpreted unambiguously will result in a score of zero.</w:t>
+        <w:t>XX 2 decimal places</w:t>
+      </w:r>
+    </w:p>
+    <w:p>
+      <w:pPr>
+        <w:keepNext w:val="0"/>
+        <w:spacing w:before="40" w:after="120"/>
+        <w:shd w:val="clear" w:color="auto" w:fill="F2F2F2"/>
+      </w:pPr>
+      <w:sdt>
+        <w:sdtPr>
+          <w:alias w:val="082GEA1745052"/>
+          <w:id w:val="100029"/>
+          <w:showingPlcHdr/>
+          <w:text/>
+        </w:sdtPr>
+        <w:sdtContent>
+          <w:r>
+            <w:t>Click or tap here to enter text.</w:t>
+          </w:r>
+        </w:sdtContent>
+      </w:sdt>
+    </w:p>
+    <w:p>
+      <w:pPr>
+        <w:keepNext/>
+        <w:spacing w:before="200" w:after="40"/>
+      </w:pPr>
+      <w:r>
+        <w:rPr>
+          <w:rFonts w:ascii="Arial" w:hAnsi="Arial" w:cs="Arial" w:eastAsia="Arial"/>
+          <w:b/>
+          <w:i w:val="0"/>
+          <w:color w:val="000000"/>
+          <w:sz w:val="20"/>
+        </w:rPr>
+        <w:t xml:space="preserve">- Net equity - Candidate company - Year 2024 </w:t>
+      </w:r>
+      <w:r>
+        <w:rPr>
+          <w:rFonts w:ascii="Arial" w:hAnsi="Arial" w:cs="Arial" w:eastAsia="Arial"/>
+          <w:b/>
+          <w:i w:val="0"/>
+          <w:color w:val="1C355E"/>
+          <w:sz w:val="17"/>
+        </w:rPr>
+        <w:t>-082GEA1745250-</w:t>
       </w:r>
     </w:p>
     <w:p>
@@ -2204,53 +2278,7 @@
           <w:color w:val="595959"/>
           <w:sz w:val="18"/>
         </w:rPr>
-        <w:t>XX 2 decimal places</w:t>
-      </w:r>
-    </w:p>
-    <w:p>
-      <w:pPr>
-        <w:keepNext w:val="0"/>
-        <w:spacing w:before="40" w:after="120"/>
-        <w:shd w:val="clear" w:color="auto" w:fill="F2F2F2"/>
-      </w:pPr>
-      <w:sdt>
-        <w:sdtPr>
-          <w:alias w:val="082GEA1745052"/>
-          <w:id w:val="100029"/>
-          <w:showingPlcHdr/>
-          <w:text/>
-        </w:sdtPr>
-        <w:sdtContent>
-          <w:r>
-            <w:t>Click or tap here to enter text.</w:t>
-          </w:r>
-        </w:sdtContent>
-      </w:sdt>
-    </w:p>
-    <w:p>
-      <w:pPr>
-        <w:keepNext/>
-        <w:spacing w:before="200" w:after="40"/>
-      </w:pPr>
-      <w:r>
-        <w:rPr>
-          <w:rFonts w:ascii="Arial" w:hAnsi="Arial" w:cs="Arial" w:eastAsia="Arial"/>
-          <w:b/>
-          <w:i w:val="0"/>
-          <w:color w:val="000000"/>
-          <w:sz w:val="20"/>
-        </w:rPr>
-        <w:t xml:space="preserve">- Net equity - Candidate company - Year 2024 </w:t>
-      </w:r>
-      <w:r>
-        <w:rPr>
-          <w:rFonts w:ascii="Arial" w:hAnsi="Arial" w:cs="Arial" w:eastAsia="Arial"/>
-          <w:b/>
-          <w:i w:val="0"/>
-          <w:color w:val="1C355E"/>
-          <w:sz w:val="17"/>
-        </w:rPr>
-        <w:t>-082GEA1745250-</w:t>
+        <w:t>The figures must be expressed in millions of euros. Enter numerical values only. If the figure is unavailable, leave the field blank and do not enter “N/A” or similar annotations.</w:t>
       </w:r>
     </w:p>
     <w:p>
@@ -2266,7 +2294,7 @@
           <w:color w:val="595959"/>
           <w:sz w:val="18"/>
         </w:rPr>
-        <w:t>The figures must be expressed in millions of euros. Enter numerical values only. If the figure is unavailable, leave the field blank and do not enter “N/A” or similar annotations.</w:t>
+        <w:t>WARNING: Information that cannot be interpreted unambiguously will result in a score of zero.</w:t>
       </w:r>
     </w:p>
     <w:p>
@@ -2282,7 +2310,53 @@
           <w:color w:val="595959"/>
           <w:sz w:val="18"/>
         </w:rPr>
-        <w:t>WARNING: Information that cannot be interpreted unambiguously will result in a score of zero.</w:t>
+        <w:t>XX 2 decimal places</w:t>
+      </w:r>
+    </w:p>
+    <w:p>
+      <w:pPr>
+        <w:keepNext w:val="0"/>
+        <w:spacing w:before="40" w:after="120"/>
+        <w:shd w:val="clear" w:color="auto" w:fill="F2F2F2"/>
+      </w:pPr>
+      <w:sdt>
+        <w:sdtPr>
+          <w:alias w:val="082GEA1745250"/>
+          <w:id w:val="100030"/>
+          <w:showingPlcHdr/>
+          <w:text/>
+        </w:sdtPr>
+        <w:sdtContent>
+          <w:r>
+            <w:t>Click or tap here to enter text.</w:t>
+          </w:r>
+        </w:sdtContent>
+      </w:sdt>
+    </w:p>
+    <w:p>
+      <w:pPr>
+        <w:keepNext/>
+        <w:spacing w:before="200" w:after="40"/>
+      </w:pPr>
+      <w:r>
+        <w:rPr>
+          <w:rFonts w:ascii="Arial" w:hAnsi="Arial" w:cs="Arial" w:eastAsia="Arial"/>
+          <w:b/>
+          <w:i w:val="0"/>
+          <w:color w:val="000000"/>
+          <w:sz w:val="20"/>
+        </w:rPr>
+        <w:t xml:space="preserve">- Net equity - Candidate company - Year 2025 </w:t>
+      </w:r>
+      <w:r>
+        <w:rPr>
+          <w:rFonts w:ascii="Arial" w:hAnsi="Arial" w:cs="Arial" w:eastAsia="Arial"/>
+          <w:b/>
+          <w:i w:val="0"/>
+          <w:color w:val="1C355E"/>
+          <w:sz w:val="17"/>
+        </w:rPr>
+        <w:t>-082GEA1745472-</w:t>
       </w:r>
     </w:p>
     <w:p>
@@ -2298,53 +2372,7 @@
           <w:color w:val="595959"/>
           <w:sz w:val="18"/>
         </w:rPr>
-        <w:t>XX 2 decimal places</w:t>
-      </w:r>
-    </w:p>
-    <w:p>
-      <w:pPr>
-        <w:keepNext w:val="0"/>
-        <w:spacing w:before="40" w:after="120"/>
-        <w:shd w:val="clear" w:color="auto" w:fill="F2F2F2"/>
-      </w:pPr>
-      <w:sdt>
-        <w:sdtPr>
-          <w:alias w:val="082GEA1745250"/>
-          <w:id w:val="100030"/>
-          <w:showingPlcHdr/>
-          <w:text/>
-        </w:sdtPr>
-        <w:sdtContent>
-          <w:r>
-            <w:t>Click or tap here to enter text.</w:t>
-          </w:r>
-        </w:sdtContent>
-      </w:sdt>
-    </w:p>
-    <w:p>
-      <w:pPr>
-        <w:keepNext/>
-        <w:spacing w:before="200" w:after="40"/>
-      </w:pPr>
-      <w:r>
-        <w:rPr>
-          <w:rFonts w:ascii="Arial" w:hAnsi="Arial" w:cs="Arial" w:eastAsia="Arial"/>
-          <w:b/>
-          <w:i w:val="0"/>
-          <w:color w:val="000000"/>
-          <w:sz w:val="20"/>
-        </w:rPr>
-        <w:t xml:space="preserve">- Net equity - Candidate company - Year 2025 </w:t>
-      </w:r>
-      <w:r>
-        <w:rPr>
-          <w:rFonts w:ascii="Arial" w:hAnsi="Arial" w:cs="Arial" w:eastAsia="Arial"/>
-          <w:b/>
-          <w:i w:val="0"/>
-          <w:color w:val="1C355E"/>
-          <w:sz w:val="17"/>
-        </w:rPr>
-        <w:t>-082GEA1745472-</w:t>
+        <w:t>The figures must be expressed in millions of euros. Enter numerical values only. If the figure is unavailable, leave the field blank and do not enter “N/A” or similar annotations.</w:t>
       </w:r>
     </w:p>
     <w:p>
@@ -2360,7 +2388,7 @@
           <w:color w:val="595959"/>
           <w:sz w:val="18"/>
         </w:rPr>
-        <w:t>The figures must be expressed in millions of euros. Enter numerical values only. If the figure is unavailable, leave the field blank and do not enter “N/A” or similar annotations.</w:t>
+        <w:t>WARNING: Information that cannot be interpreted unambiguously will result in a score of zero.</w:t>
       </w:r>
     </w:p>
     <w:p>
@@ -2376,7 +2404,149 @@
           <w:color w:val="595959"/>
           <w:sz w:val="18"/>
         </w:rPr>
-        <w:t>WARNING: Information that cannot be interpreted unambiguously will result in a score of zero.</w:t>
+        <w:t>XX 2 decimal places</w:t>
+      </w:r>
+    </w:p>
+    <w:p>
+      <w:pPr>
+        <w:keepNext w:val="0"/>
+        <w:spacing w:before="40" w:after="120"/>
+        <w:shd w:val="clear" w:color="auto" w:fill="F2F2F2"/>
+      </w:pPr>
+      <w:sdt>
+        <w:sdtPr>
+          <w:alias w:val="082GEA1745472"/>
+          <w:id w:val="100031"/>
+          <w:showingPlcHdr/>
+          <w:text/>
+        </w:sdtPr>
+        <w:sdtContent>
+          <w:r>
+            <w:t>Click or tap here to enter text.</w:t>
+          </w:r>
+        </w:sdtContent>
+      </w:sdt>
+    </w:p>
+    <w:p>
+      <w:pPr>
+        <w:keepNext/>
+        <w:spacing w:before="200" w:after="40"/>
+      </w:pPr>
+      <w:r>
+        <w:rPr>
+          <w:rFonts w:ascii="Arial" w:hAnsi="Arial" w:cs="Arial" w:eastAsia="Arial"/>
+          <w:b/>
+          <w:i w:val="0"/>
+          <w:color w:val="000000"/>
+          <w:sz w:val="20"/>
+        </w:rPr>
+        <w:t xml:space="preserve">State whether the figures above relating to the candidate company were affected by significant events (mergers, acquisitions, demergers, etc.) </w:t>
+      </w:r>
+      <w:r>
+        <w:rPr>
+          <w:rFonts w:ascii="Arial" w:hAnsi="Arial" w:cs="Arial" w:eastAsia="Arial"/>
+          <w:b/>
+          <w:i w:val="0"/>
+          <w:color w:val="1C355E"/>
+          <w:sz w:val="17"/>
+        </w:rPr>
+        <w:t>-082GEA1740688-</w:t>
+      </w:r>
+    </w:p>
+    <w:p>
+      <w:pPr>
+        <w:keepNext w:val="0"/>
+        <w:spacing w:before="40" w:after="120"/>
+        <w:shd w:val="clear" w:color="auto" w:fill="F2F2F2"/>
+      </w:pPr>
+      <w:sdt>
+        <w:sdtPr>
+          <w:alias w:val="082GEA1740688"/>
+          <w:id w:val="100032"/>
+          <w:showingPlcHdr/>
+          <w:dropDownList>
+            <w:listItem w:displayText="Choose an item." w:value=""/>
+            <w:listItem w:displayText="1 - The reported figures were affected by significant events" w:value="1 - The reported figures were affected by significant events"/>
+            <w:listItem w:displayText="2 - The reported figures were not affected by significant events" w:value="2 - The reported figures were not affected by significant events"/>
+          </w:dropDownList>
+        </w:sdtPr>
+        <w:sdtContent>
+          <w:r>
+            <w:t>Choose an item.</w:t>
+          </w:r>
+        </w:sdtContent>
+      </w:sdt>
+    </w:p>
+    <w:p>
+      <w:pPr>
+        <w:keepNext/>
+        <w:spacing w:before="200" w:after="40"/>
+      </w:pPr>
+      <w:r>
+        <w:rPr>
+          <w:rFonts w:ascii="Arial" w:hAnsi="Arial" w:cs="Arial" w:eastAsia="Arial"/>
+          <w:b/>
+          <w:i w:val="0"/>
+          <w:color w:val="000000"/>
+          <w:sz w:val="20"/>
+        </w:rPr>
+        <w:t xml:space="preserve">If the candidate company’s net equity figures were affected by significant events, specify which events </w:t>
+      </w:r>
+      <w:r>
+        <w:rPr>
+          <w:rFonts w:ascii="Arial" w:hAnsi="Arial" w:cs="Arial" w:eastAsia="Arial"/>
+          <w:b/>
+          <w:i w:val="0"/>
+          <w:color w:val="1C355E"/>
+          <w:sz w:val="17"/>
+        </w:rPr>
+        <w:t>-082GEA1742152-</w:t>
+      </w:r>
+    </w:p>
+    <w:p>
+      <w:pPr>
+        <w:keepNext w:val="0"/>
+        <w:spacing w:before="40" w:after="120"/>
+        <w:shd w:val="clear" w:color="auto" w:fill="F2F2F2"/>
+      </w:pPr>
+      <w:sdt>
+        <w:sdtPr>
+          <w:alias w:val="082GEA1742152"/>
+          <w:id w:val="100033"/>
+          <w:showingPlcHdr/>
+          <w:text/>
+        </w:sdtPr>
+        <w:sdtContent>
+          <w:r>
+            <w:t>Click or tap here to enter text.</w:t>
+          </w:r>
+        </w:sdtContent>
+      </w:sdt>
+    </w:p>
+    <w:p>
+      <w:pPr>
+        <w:keepNext/>
+        <w:spacing w:before="200" w:after="40"/>
+      </w:pPr>
+      <w:r>
+        <w:rPr>
+          <w:rFonts w:ascii="Arial" w:hAnsi="Arial" w:cs="Arial" w:eastAsia="Arial"/>
+          <w:b/>
+          <w:i w:val="0"/>
+          <w:color w:val="000000"/>
+          <w:sz w:val="20"/>
+        </w:rPr>
+        <w:t xml:space="preserve">Net equity of the group to which the company belongs </w:t>
+      </w:r>
+      <w:r>
+        <w:rPr>
+          <w:rFonts w:ascii="Arial" w:hAnsi="Arial" w:cs="Arial" w:eastAsia="Arial"/>
+          <w:b/>
+          <w:i w:val="0"/>
+          <w:color w:val="1C355E"/>
+          <w:sz w:val="17"/>
+        </w:rPr>
+        <w:t>-082GEA1740692-</w:t>
       </w:r>
     </w:p>
     <w:p>
@@ -2392,145 +2562,7 @@
           <w:color w:val="595959"/>
           <w:sz w:val="18"/>
         </w:rPr>
-        <w:t>XX 2 decimal places</w:t>
-      </w:r>
-    </w:p>
-    <w:p>
-      <w:pPr>
-        <w:keepNext w:val="0"/>
-        <w:spacing w:before="40" w:after="120"/>
-        <w:shd w:val="clear" w:color="auto" w:fill="F2F2F2"/>
-      </w:pPr>
-      <w:sdt>
-        <w:sdtPr>
-          <w:alias w:val="082GEA1745472"/>
-          <w:id w:val="100031"/>
-          <w:showingPlcHdr/>
-          <w:text/>
-        </w:sdtPr>
-        <w:sdtContent>
-          <w:r>
-            <w:t>Click or tap here to enter text.</w:t>
-          </w:r>
-        </w:sdtContent>
-      </w:sdt>
-    </w:p>
-    <w:p>
-      <w:pPr>
-        <w:keepNext/>
-        <w:spacing w:before="200" w:after="40"/>
-      </w:pPr>
-      <w:r>
-        <w:rPr>
-          <w:rFonts w:ascii="Arial" w:hAnsi="Arial" w:cs="Arial" w:eastAsia="Arial"/>
-          <w:b/>
-          <w:i w:val="0"/>
-          <w:color w:val="000000"/>
-          <w:sz w:val="20"/>
-        </w:rPr>
-        <w:t xml:space="preserve">State whether the figures above relating to the candidate company were affected by significant events (mergers, acquisitions, demergers, etc.) </w:t>
-      </w:r>
-      <w:r>
-        <w:rPr>
-          <w:rFonts w:ascii="Arial" w:hAnsi="Arial" w:cs="Arial" w:eastAsia="Arial"/>
-          <w:b/>
-          <w:i w:val="0"/>
-          <w:color w:val="1C355E"/>
-          <w:sz w:val="17"/>
-        </w:rPr>
-        <w:t>-082GEA1740688-</w:t>
-      </w:r>
-    </w:p>
-    <w:p>
-      <w:pPr>
-        <w:keepNext w:val="0"/>
-        <w:spacing w:before="40" w:after="120"/>
-        <w:shd w:val="clear" w:color="auto" w:fill="F2F2F2"/>
-      </w:pPr>
-      <w:sdt>
-        <w:sdtPr>
-          <w:alias w:val="082GEA1740688"/>
-          <w:id w:val="100032"/>
-          <w:showingPlcHdr/>
-          <w:text/>
-        </w:sdtPr>
-        <w:sdtContent>
-          <w:r>
-            <w:t>Click or tap here to enter text.</w:t>
-          </w:r>
-        </w:sdtContent>
-      </w:sdt>
-    </w:p>
-    <w:p>
-      <w:pPr>
-        <w:keepNext/>
-        <w:spacing w:before="200" w:after="40"/>
-      </w:pPr>
-      <w:r>
-        <w:rPr>
-          <w:rFonts w:ascii="Arial" w:hAnsi="Arial" w:cs="Arial" w:eastAsia="Arial"/>
-          <w:b/>
-          <w:i w:val="0"/>
-          <w:color w:val="000000"/>
-          <w:sz w:val="20"/>
-        </w:rPr>
-        <w:t xml:space="preserve">If the candidate company’s net equity figures were affected by significant events, specify which events </w:t>
-      </w:r>
-      <w:r>
-        <w:rPr>
-          <w:rFonts w:ascii="Arial" w:hAnsi="Arial" w:cs="Arial" w:eastAsia="Arial"/>
-          <w:b/>
-          <w:i w:val="0"/>
-          <w:color w:val="1C355E"/>
-          <w:sz w:val="17"/>
-        </w:rPr>
-        <w:t>-082GEA1742152-</w:t>
-      </w:r>
-    </w:p>
-    <w:p>
-      <w:pPr>
-        <w:keepNext w:val="0"/>
-        <w:spacing w:before="40" w:after="120"/>
-        <w:shd w:val="clear" w:color="auto" w:fill="F2F2F2"/>
-      </w:pPr>
-      <w:sdt>
-        <w:sdtPr>
-          <w:alias w:val="082GEA1742152"/>
-          <w:id w:val="100033"/>
-          <w:showingPlcHdr/>
-          <w:text/>
-        </w:sdtPr>
-        <w:sdtContent>
-          <w:r>
-            <w:t>Click or tap here to enter text.</w:t>
-          </w:r>
-        </w:sdtContent>
-      </w:sdt>
-    </w:p>
-    <w:p>
-      <w:pPr>
-        <w:keepNext/>
-        <w:spacing w:before="200" w:after="40"/>
-      </w:pPr>
-      <w:r>
-        <w:rPr>
-          <w:rFonts w:ascii="Arial" w:hAnsi="Arial" w:cs="Arial" w:eastAsia="Arial"/>
-          <w:b/>
-          <w:i w:val="0"/>
-          <w:color w:val="000000"/>
-          <w:sz w:val="20"/>
-        </w:rPr>
-        <w:t xml:space="preserve">Net equity of the group to which the company belongs </w:t>
-      </w:r>
-      <w:r>
-        <w:rPr>
-          <w:rFonts w:ascii="Arial" w:hAnsi="Arial" w:cs="Arial" w:eastAsia="Arial"/>
-          <w:b/>
-          <w:i w:val="0"/>
-          <w:color w:val="1C355E"/>
-          <w:sz w:val="17"/>
-        </w:rPr>
-        <w:t>-082GEA1740692-</w:t>
+        <w:t>State the net equity of the group to which the company belongs for the specified years.</w:t>
       </w:r>
     </w:p>
     <w:p>
@@ -2546,7 +2578,53 @@
           <w:color w:val="595959"/>
           <w:sz w:val="18"/>
         </w:rPr>
-        <w:t>State the net equity of the group to which the company belongs for the specified years.</w:t>
+        <w:t>Where there is a complex corporate structure involving, for example, a financial or insurance group that is itself controlled by another group, for this question—as for all questions requesting group-related information—refer to the group to which the candidate company directly belongs.</w:t>
+      </w:r>
+    </w:p>
+    <w:p>
+      <w:pPr>
+        <w:keepNext w:val="0"/>
+        <w:spacing w:before="40" w:after="120"/>
+        <w:shd w:val="clear" w:color="auto" w:fill="F2F2F2"/>
+      </w:pPr>
+      <w:sdt>
+        <w:sdtPr>
+          <w:alias w:val="082GEA1740692"/>
+          <w:id w:val="100034"/>
+          <w:showingPlcHdr/>
+          <w:text/>
+        </w:sdtPr>
+        <w:sdtContent>
+          <w:r>
+            <w:t>Click or tap here to enter text.</w:t>
+          </w:r>
+        </w:sdtContent>
+      </w:sdt>
+    </w:p>
+    <w:p>
+      <w:pPr>
+        <w:keepNext/>
+        <w:spacing w:before="200" w:after="40"/>
+      </w:pPr>
+      <w:r>
+        <w:rPr>
+          <w:rFonts w:ascii="Arial" w:hAnsi="Arial" w:cs="Arial" w:eastAsia="Arial"/>
+          <w:b/>
+          <w:i w:val="0"/>
+          <w:color w:val="000000"/>
+          <w:sz w:val="20"/>
+        </w:rPr>
+        <w:t xml:space="preserve">- Net equity - Group to which the company belongs - Year 2023 </w:t>
+      </w:r>
+      <w:r>
+        <w:rPr>
+          <w:rFonts w:ascii="Arial" w:hAnsi="Arial" w:cs="Arial" w:eastAsia="Arial"/>
+          <w:b/>
+          <w:i w:val="0"/>
+          <w:color w:val="1C355E"/>
+          <w:sz w:val="17"/>
+        </w:rPr>
+        <w:t>-082GEA1745053-</w:t>
       </w:r>
     </w:p>
     <w:p>
@@ -2562,53 +2640,7 @@
           <w:color w:val="595959"/>
           <w:sz w:val="18"/>
         </w:rPr>
-        <w:t>Where there is a complex corporate structure involving, for example, a financial or insurance group that is itself controlled by another group, for this question—as for all questions requesting group-related information—refer to the group to which the candidate company directly belongs.</w:t>
-      </w:r>
-    </w:p>
-    <w:p>
-      <w:pPr>
-        <w:keepNext w:val="0"/>
-        <w:spacing w:before="40" w:after="120"/>
-        <w:shd w:val="clear" w:color="auto" w:fill="F2F2F2"/>
-      </w:pPr>
-      <w:sdt>
-        <w:sdtPr>
-          <w:alias w:val="082GEA1740692"/>
-          <w:id w:val="100034"/>
-          <w:showingPlcHdr/>
-          <w:text/>
-        </w:sdtPr>
-        <w:sdtContent>
-          <w:r>
-            <w:t>Click or tap here to enter text.</w:t>
-          </w:r>
-        </w:sdtContent>
-      </w:sdt>
-    </w:p>
-    <w:p>
-      <w:pPr>
-        <w:keepNext/>
-        <w:spacing w:before="200" w:after="40"/>
-      </w:pPr>
-      <w:r>
-        <w:rPr>
-          <w:rFonts w:ascii="Arial" w:hAnsi="Arial" w:cs="Arial" w:eastAsia="Arial"/>
-          <w:b/>
-          <w:i w:val="0"/>
-          <w:color w:val="000000"/>
-          <w:sz w:val="20"/>
-        </w:rPr>
-        <w:t xml:space="preserve">- Net equity - Group to which the company belongs - Year 2023 </w:t>
-      </w:r>
-      <w:r>
-        <w:rPr>
-          <w:rFonts w:ascii="Arial" w:hAnsi="Arial" w:cs="Arial" w:eastAsia="Arial"/>
-          <w:b/>
-          <w:i w:val="0"/>
-          <w:color w:val="1C355E"/>
-          <w:sz w:val="17"/>
-        </w:rPr>
-        <w:t>-082GEA1745053-</w:t>
+        <w:t>The figures must be expressed in millions of euros. Enter numerical values only. If the figure is unavailable, leave the field blank and do not enter “N/A” or similar annotations.</w:t>
       </w:r>
     </w:p>
     <w:p>
@@ -2624,7 +2656,7 @@
           <w:color w:val="595959"/>
           <w:sz w:val="18"/>
         </w:rPr>
-        <w:t>The figures must be expressed in millions of euros. Enter numerical values only. If the figure is unavailable, leave the field blank and do not enter “N/A” or similar annotations.</w:t>
+        <w:t>WARNING: Information that cannot be interpreted unambiguously will result in a score of zero.</w:t>
       </w:r>
     </w:p>
     <w:p>
@@ -2640,7 +2672,53 @@
           <w:color w:val="595959"/>
           <w:sz w:val="18"/>
         </w:rPr>
-        <w:t>WARNING: Information that cannot be interpreted unambiguously will result in a score of zero.</w:t>
+        <w:t>XX 2 decimal places</w:t>
+      </w:r>
+    </w:p>
+    <w:p>
+      <w:pPr>
+        <w:keepNext w:val="0"/>
+        <w:spacing w:before="40" w:after="120"/>
+        <w:shd w:val="clear" w:color="auto" w:fill="F2F2F2"/>
+      </w:pPr>
+      <w:sdt>
+        <w:sdtPr>
+          <w:alias w:val="082GEA1745053"/>
+          <w:id w:val="100035"/>
+          <w:showingPlcHdr/>
+          <w:text/>
+        </w:sdtPr>
+        <w:sdtContent>
+          <w:r>
+            <w:t>Click or tap here to enter text.</w:t>
+          </w:r>
+        </w:sdtContent>
+      </w:sdt>
+    </w:p>
+    <w:p>
+      <w:pPr>
+        <w:keepNext/>
+        <w:spacing w:before="200" w:after="40"/>
+      </w:pPr>
+      <w:r>
+        <w:rPr>
+          <w:rFonts w:ascii="Arial" w:hAnsi="Arial" w:cs="Arial" w:eastAsia="Arial"/>
+          <w:b/>
+          <w:i w:val="0"/>
+          <w:color w:val="000000"/>
+          <w:sz w:val="20"/>
+        </w:rPr>
+        <w:t xml:space="preserve">- Net equity - Group to which the company belongs - Year 2024 </w:t>
+      </w:r>
+      <w:r>
+        <w:rPr>
+          <w:rFonts w:ascii="Arial" w:hAnsi="Arial" w:cs="Arial" w:eastAsia="Arial"/>
+          <w:b/>
+          <w:i w:val="0"/>
+          <w:color w:val="1C355E"/>
+          <w:sz w:val="17"/>
+        </w:rPr>
+        <w:t>-082GEA1745251-</w:t>
       </w:r>
     </w:p>
     <w:p>
@@ -2656,53 +2734,7 @@
           <w:color w:val="595959"/>
           <w:sz w:val="18"/>
         </w:rPr>
-        <w:t>XX 2 decimal places</w:t>
-      </w:r>
-    </w:p>
-    <w:p>
-      <w:pPr>
-        <w:keepNext w:val="0"/>
-        <w:spacing w:before="40" w:after="120"/>
-        <w:shd w:val="clear" w:color="auto" w:fill="F2F2F2"/>
-      </w:pPr>
-      <w:sdt>
-        <w:sdtPr>
-          <w:alias w:val="082GEA1745053"/>
-          <w:id w:val="100035"/>
-          <w:showingPlcHdr/>
-          <w:text/>
-        </w:sdtPr>
-        <w:sdtContent>
-          <w:r>
-            <w:t>Click or tap here to enter text.</w:t>
-          </w:r>
-        </w:sdtContent>
-      </w:sdt>
-    </w:p>
-    <w:p>
-      <w:pPr>
-        <w:keepNext/>
-        <w:spacing w:before="200" w:after="40"/>
-      </w:pPr>
-      <w:r>
-        <w:rPr>
-          <w:rFonts w:ascii="Arial" w:hAnsi="Arial" w:cs="Arial" w:eastAsia="Arial"/>
-          <w:b/>
-          <w:i w:val="0"/>
-          <w:color w:val="000000"/>
-          <w:sz w:val="20"/>
-        </w:rPr>
-        <w:t xml:space="preserve">- Net equity - Group to which the company belongs - Year 2024 </w:t>
-      </w:r>
-      <w:r>
-        <w:rPr>
-          <w:rFonts w:ascii="Arial" w:hAnsi="Arial" w:cs="Arial" w:eastAsia="Arial"/>
-          <w:b/>
-          <w:i w:val="0"/>
-          <w:color w:val="1C355E"/>
-          <w:sz w:val="17"/>
-        </w:rPr>
-        <w:t>-082GEA1745251-</w:t>
+        <w:t>The figures must be expressed in millions of euros. Enter numerical values only. If the figure is unavailable, leave the field blank and do not enter “N/A” or similar annotations.</w:t>
       </w:r>
     </w:p>
     <w:p>
@@ -2718,7 +2750,7 @@
           <w:color w:val="595959"/>
           <w:sz w:val="18"/>
         </w:rPr>
-        <w:t>The figures must be expressed in millions of euros. Enter numerical values only. If the figure is unavailable, leave the field blank and do not enter “N/A” or similar annotations.</w:t>
+        <w:t>WARNING: Information that cannot be interpreted unambiguously will result in a score of zero.</w:t>
       </w:r>
     </w:p>
     <w:p>
@@ -2734,7 +2766,53 @@
           <w:color w:val="595959"/>
           <w:sz w:val="18"/>
         </w:rPr>
-        <w:t>WARNING: Information that cannot be interpreted unambiguously will result in a score of zero.</w:t>
+        <w:t>XX 2 decimal places</w:t>
+      </w:r>
+    </w:p>
+    <w:p>
+      <w:pPr>
+        <w:keepNext w:val="0"/>
+        <w:spacing w:before="40" w:after="120"/>
+        <w:shd w:val="clear" w:color="auto" w:fill="F2F2F2"/>
+      </w:pPr>
+      <w:sdt>
+        <w:sdtPr>
+          <w:alias w:val="082GEA1745251"/>
+          <w:id w:val="100036"/>
+          <w:showingPlcHdr/>
+          <w:text/>
+        </w:sdtPr>
+        <w:sdtContent>
+          <w:r>
+            <w:t>Click or tap here to enter text.</w:t>
+          </w:r>
+        </w:sdtContent>
+      </w:sdt>
+    </w:p>
+    <w:p>
+      <w:pPr>
+        <w:keepNext/>
+        <w:spacing w:before="200" w:after="40"/>
+      </w:pPr>
+      <w:r>
+        <w:rPr>
+          <w:rFonts w:ascii="Arial" w:hAnsi="Arial" w:cs="Arial" w:eastAsia="Arial"/>
+          <w:b/>
+          <w:i w:val="0"/>
+          <w:color w:val="000000"/>
+          <w:sz w:val="20"/>
+        </w:rPr>
+        <w:t xml:space="preserve">- Net equity - Group to which the company belongs - Year 2025 </w:t>
+      </w:r>
+      <w:r>
+        <w:rPr>
+          <w:rFonts w:ascii="Arial" w:hAnsi="Arial" w:cs="Arial" w:eastAsia="Arial"/>
+          <w:b/>
+          <w:i w:val="0"/>
+          <w:color w:val="1C355E"/>
+          <w:sz w:val="17"/>
+        </w:rPr>
+        <w:t>-082GEA1745473-</w:t>
       </w:r>
     </w:p>
     <w:p>
@@ -2750,53 +2828,7 @@
           <w:color w:val="595959"/>
           <w:sz w:val="18"/>
         </w:rPr>
-        <w:t>XX 2 decimal places</w:t>
-      </w:r>
-    </w:p>
-    <w:p>
-      <w:pPr>
-        <w:keepNext w:val="0"/>
-        <w:spacing w:before="40" w:after="120"/>
-        <w:shd w:val="clear" w:color="auto" w:fill="F2F2F2"/>
-      </w:pPr>
-      <w:sdt>
-        <w:sdtPr>
-          <w:alias w:val="082GEA1745251"/>
-          <w:id w:val="100036"/>
-          <w:showingPlcHdr/>
-          <w:text/>
-        </w:sdtPr>
-        <w:sdtContent>
-          <w:r>
-            <w:t>Click or tap here to enter text.</w:t>
-          </w:r>
-        </w:sdtContent>
-      </w:sdt>
-    </w:p>
-    <w:p>
-      <w:pPr>
-        <w:keepNext/>
-        <w:spacing w:before="200" w:after="40"/>
-      </w:pPr>
-      <w:r>
-        <w:rPr>
-          <w:rFonts w:ascii="Arial" w:hAnsi="Arial" w:cs="Arial" w:eastAsia="Arial"/>
-          <w:b/>
-          <w:i w:val="0"/>
-          <w:color w:val="000000"/>
-          <w:sz w:val="20"/>
-        </w:rPr>
-        <w:t xml:space="preserve">- Net equity - Group to which the company belongs - Year 2025 </w:t>
-      </w:r>
-      <w:r>
-        <w:rPr>
-          <w:rFonts w:ascii="Arial" w:hAnsi="Arial" w:cs="Arial" w:eastAsia="Arial"/>
-          <w:b/>
-          <w:i w:val="0"/>
-          <w:color w:val="1C355E"/>
-          <w:sz w:val="17"/>
-        </w:rPr>
-        <w:t>-082GEA1745473-</w:t>
+        <w:t>The figures must be expressed in millions of euros. Enter numerical values only. If the figure is unavailable, leave the field blank and do not enter “N/A” or similar annotations.</w:t>
       </w:r>
     </w:p>
     <w:p>
@@ -2812,7 +2844,7 @@
           <w:color w:val="595959"/>
           <w:sz w:val="18"/>
         </w:rPr>
-        <w:t>The figures must be expressed in millions of euros. Enter numerical values only. If the figure is unavailable, leave the field blank and do not enter “N/A” or similar annotations.</w:t>
+        <w:t>WARNING: Information that cannot be interpreted unambiguously will result in a score of zero.</w:t>
       </w:r>
     </w:p>
     <w:p>
@@ -2828,22 +2860,6 @@
           <w:color w:val="595959"/>
           <w:sz w:val="18"/>
         </w:rPr>
-        <w:t>WARNING: Information that cannot be interpreted unambiguously will result in a score of zero.</w:t>
-      </w:r>
-    </w:p>
-    <w:p>
-      <w:pPr>
-        <w:keepNext/>
-        <w:spacing w:before="0" w:after="40"/>
-      </w:pPr>
-      <w:r>
-        <w:rPr>
-          <w:rFonts w:ascii="Arial" w:hAnsi="Arial" w:cs="Arial" w:eastAsia="Arial"/>
-          <w:b w:val="0"/>
-          <w:i/>
-          <w:color w:val="595959"/>
-          <w:sz w:val="18"/>
-        </w:rPr>
         <w:t>XX 2 decimal places</w:t>
       </w:r>
     </w:p>
@@ -2904,11 +2920,15 @@
           <w:alias w:val="082GEA1740712"/>
           <w:id w:val="100038"/>
           <w:showingPlcHdr/>
-          <w:text/>
-        </w:sdtPr>
-        <w:sdtContent>
-          <w:r>
-            <w:t>Click or tap here to enter text.</w:t>
+          <w:dropDownList>
+            <w:listItem w:displayText="Choose an item." w:value=""/>
+            <w:listItem w:displayText="1 - The reported figures were affected by significant events" w:value="1 - The reported figures were affected by significant events"/>
+            <w:listItem w:displayText="2 - The reported figures were not affected by significant events" w:value="2 - The reported figures were not affected by significant events"/>
+          </w:dropDownList>
+        </w:sdtPr>
+        <w:sdtContent>
+          <w:r>
+            <w:t>Choose an item.</w:t>
           </w:r>
         </w:sdtContent>
       </w:sdt>
@@ -3172,11 +3192,15 @@
           <w:alias w:val="082GEA1730667"/>
           <w:id w:val="100042"/>
           <w:showingPlcHdr/>
-          <w:text/>
-        </w:sdtPr>
-        <w:sdtContent>
-          <w:r>
-            <w:t>Click or tap here to enter text.</w:t>
+          <w:dropDownList>
+            <w:listItem w:displayText="Choose an item." w:value=""/>
+            <w:listItem w:displayText="1 - No processes to review the corporate structure are under way" w:value="1 - No processes to review the corporate structure are under way"/>
+            <w:listItem w:displayText="2 - Processes to review the corporate structure are under way" w:value="2 - Processes to review the corporate structure are under way"/>
+          </w:dropDownList>
+        </w:sdtPr>
+        <w:sdtContent>
+          <w:r>
+            <w:t>Choose an item.</w:t>
           </w:r>
         </w:sdtContent>
       </w:sdt>
@@ -4696,11 +4720,47 @@
           <w:alias w:val="082GEK2201718"/>
           <w:id w:val="100066"/>
           <w:showingPlcHdr/>
-          <w:text/>
-        </w:sdtPr>
-        <w:sdtContent>
-          <w:r>
-            <w:t>Click or tap here to enter text.</w:t>
+          <w:dropDownList>
+            <w:listItem w:displayText="Choose an item." w:value=""/>
+            <w:listItem w:displayText="Australia" w:value="Australia"/>
+            <w:listItem w:displayText="Austria" w:value="Austria"/>
+            <w:listItem w:displayText="Belgium" w:value="Belgium"/>
+            <w:listItem w:displayText="Canada" w:value="Canada"/>
+            <w:listItem w:displayText="Cyprus" w:value="Cyprus"/>
+            <w:listItem w:displayText="Denmark" w:value="Denmark"/>
+            <w:listItem w:displayText="Estonia" w:value="Estonia"/>
+            <w:listItem w:displayText="Finland" w:value="Finland"/>
+            <w:listItem w:displayText="France" w:value="France"/>
+            <w:listItem w:displayText="Germany" w:value="Germany"/>
+            <w:listItem w:displayText="Japan" w:value="Japan"/>
+            <w:listItem w:displayText="Greece" w:value="Greece"/>
+            <w:listItem w:displayText="Ireland" w:value="Ireland"/>
+            <w:listItem w:displayText="Iceland" w:value="Iceland"/>
+            <w:listItem w:displayText="Italy" w:value="Italy"/>
+            <w:listItem w:displayText="Latvia" w:value="Latvia"/>
+            <w:listItem w:displayText="Liechtenstein" w:value="Liechtenstein"/>
+            <w:listItem w:displayText="Lithuania" w:value="Lithuania"/>
+            <w:listItem w:displayText="Luxembourg" w:value="Luxembourg"/>
+            <w:listItem w:displayText="Malta" w:value="Malta"/>
+            <w:listItem w:displayText="Norway" w:value="Norway"/>
+            <w:listItem w:displayText="Netherlands" w:value="Netherlands"/>
+            <w:listItem w:displayText="Poland" w:value="Poland"/>
+            <w:listItem w:displayText="Portugal" w:value="Portugal"/>
+            <w:listItem w:displayText="United Kingdom" w:value="United Kingdom"/>
+            <w:listItem w:displayText="Czech Republic" w:value="Czech Republic"/>
+            <w:listItem w:displayText="Slovakia" w:value="Slovakia"/>
+            <w:listItem w:displayText="Slovenia" w:value="Slovenia"/>
+            <w:listItem w:displayText="Spain" w:value="Spain"/>
+            <w:listItem w:displayText="United States" w:value="United States"/>
+            <w:listItem w:displayText="Sweden" w:value="Sweden"/>
+            <w:listItem w:displayText="Switzerland" w:value="Switzerland"/>
+            <w:listItem w:displayText="Hungary" w:value="Hungary"/>
+            <w:listItem w:displayText="Other country" w:value="Other country"/>
+          </w:dropDownList>
+        </w:sdtPr>
+        <w:sdtContent>
+          <w:r>
+            <w:t>Choose an item.</w:t>
           </w:r>
         </w:sdtContent>
       </w:sdt>
@@ -7304,8 +7364,8 @@
           <w:showingPlcHdr/>
           <w:dropDownList>
             <w:listItem w:displayText="Choose an item." w:value=""/>
-            <w:listItem w:displayText="1 - I valori riportati sono stati influenzati da fatti rilevanti" w:value="1 - I valori riportati sono stati influenzati da fatti rilevanti"/>
-            <w:listItem w:displayText="2 - I valori riportati non sono stati influenzati da fatti rilevanti" w:value="2 - I valori riportati non sono stati influenzati da fatti rilevanti"/>
+            <w:listItem w:displayText="1 - The reported figures were affected by significant events" w:value="1 - The reported figures were affected by significant events"/>
+            <w:listItem w:displayText="2 - The reported figures were not affected by significant events" w:value="2 - The reported figures were not affected by significant events"/>
           </w:dropDownList>
         </w:sdtPr>
         <w:sdtContent>
@@ -7636,8 +7696,8 @@
           <w:showingPlcHdr/>
           <w:dropDownList>
             <w:listItem w:displayText="Choose an item." w:value=""/>
-            <w:listItem w:displayText="1 - I valori riportati sono stati influenzati da fatti rilevanti" w:value="1 - I valori riportati sono stati influenzati da fatti rilevanti"/>
-            <w:listItem w:displayText="2 - I valori riportati non sono stati influenzati da fatti rilevanti" w:value="2 - I valori riportati non sono stati influenzati da fatti rilevanti"/>
+            <w:listItem w:displayText="1 - The reported figures were affected by significant events" w:value="1 - The reported figures were affected by significant events"/>
+            <w:listItem w:displayText="2 - The reported figures were not affected by significant events" w:value="2 - The reported figures were not affected by significant events"/>
           </w:dropDownList>
         </w:sdtPr>
         <w:sdtContent>
@@ -9894,11 +9954,11 @@
           <w:showingPlcHdr/>
           <w:dropDownList>
             <w:listItem w:displayText="Choose an item." w:value=""/>
-            <w:listItem w:displayText="1 - Non viene seguito uno stile specifico in modo prevalente" w:value="1 - Non viene seguito uno stile specifico in modo prevalente"/>
-            <w:listItem w:displayText="2 - Gestione growth" w:value="2 - Gestione growth"/>
-            <w:listItem w:displayText="3 - Gestione value" w:value="3 - Gestione value"/>
-            <w:listItem w:displayText="4 - Gestione blended" w:value="4 - Gestione blended"/>
-            <w:listItem w:displayText="5 - Altro" w:value="5 - Altro"/>
+            <w:listItem w:displayText="1 - No specific style is predominantly followed" w:value="1 - No specific style is predominantly followed"/>
+            <w:listItem w:displayText="2 - Growth management" w:value="2 - Growth management"/>
+            <w:listItem w:displayText="3 - Value management" w:value="3 - Value management"/>
+            <w:listItem w:displayText="4 - Blended management" w:value="4 - Blended management"/>
+            <w:listItem w:displayText="5 - Other" w:value="5 - Other"/>
           </w:dropDownList>
         </w:sdtPr>
         <w:sdtContent>
@@ -10039,8 +10099,8 @@
           <w:showingPlcHdr/>
           <w:dropDownList>
             <w:listItem w:displayText="Choose an item." w:value=""/>
-            <w:listItem w:displayText="1 - Lo stile che verra adottato nel mandato corrisponde a quello prevalente che caratterizza la gestione della societa candidata" w:value="1 - Lo stile che verra adottato nel mandato corrisponde a quello prevalente che caratterizza la gestione della societa candidata"/>
-            <w:listItem w:displayText="2 - Lo stile che verra adottato nel mandato non corrisponde a quello prevalente che caratterizza la gestione della societa candidata" w:value="2 - Lo stile che verra adottato nel mandato non corrisponde a quello prevalente che caratterizza la gestione della societa candidata"/>
+            <w:listItem w:displayText="1 - The style adopted for the mandate corresponds to the predominant style of the candidate company's management" w:value="1 - The style adopted for the mandate corresponds to the predominant style of the candidate company's management"/>
+            <w:listItem w:displayText="2 - The style adopted for the mandate does not correspond to the predominant style of the candidate company's management" w:value="2 - The style adopted for the mandate does not correspond to the predominant style of the candidate company's management"/>
           </w:dropDownList>
         </w:sdtPr>
         <w:sdtContent>
@@ -10121,8 +10181,8 @@
           <w:showingPlcHdr/>
           <w:dropDownList>
             <w:listItem w:displayText="Choose an item." w:value=""/>
-            <w:listItem w:displayText="1 - Si, il mandato verra eseguito coinvolgendo direttamente piu di un team di gestione" w:value="1 - Si, il mandato verra eseguito coinvolgendo direttamente piu di un team di gestione"/>
-            <w:listItem w:displayText="2 - No, il mandato verra eseguito coinvolgendo direttamente un unico team di gestione" w:value="2 - No, il mandato verra eseguito coinvolgendo direttamente un unico team di gestione"/>
+            <w:listItem w:displayText="1 - Yes, the mandate will be carried out with direct involvement of more than one management team" w:value="1 - Yes, the mandate will be carried out with direct involvement of more than one management team"/>
+            <w:listItem w:displayText="2 - No, the mandate will be carried out with direct involvement of a single management team" w:value="2 - No, the mandate will be carried out with direct involvement of a single management team"/>
           </w:dropDownList>
         </w:sdtPr>
         <w:sdtContent>
@@ -10389,8 +10449,8 @@
           <w:showingPlcHdr/>
           <w:dropDownList>
             <w:listItem w:displayText="Choose an item." w:value=""/>
-            <w:listItem w:displayText="1 - Esiste un team di gestione dedicato alla clientela istituzionale" w:value="1 - Esiste un team di gestione dedicato alla clientela istituzionale"/>
-            <w:listItem w:displayText="2 - Non esiste un team di gestione dedicato alla clientela istituzionale" w:value="2 - Non esiste un team di gestione dedicato alla clientela istituzionale"/>
+            <w:listItem w:displayText="1 - A management team dedicated to institutional clients exists" w:value="1 - A management team dedicated to institutional clients exists"/>
+            <w:listItem w:displayText="2 - No management team dedicated to institutional clients exists" w:value="2 - No management team dedicated to institutional clients exists"/>
           </w:dropDownList>
         </w:sdtPr>
         <w:sdtContent>
@@ -10485,8 +10545,8 @@
           <w:showingPlcHdr/>
           <w:dropDownList>
             <w:listItem w:displayText="Choose an item." w:value=""/>
-            <w:listItem w:displayText="1 - Il team gestisce esclusivamente mandati segregati" w:value="1 - Il team gestisce esclusivamente mandati segregati"/>
-            <w:listItem w:displayText="2 - Il team gestisce anche OICR/gestioni in monte/gestioni del ramo vita" w:value="2 - Il team gestisce anche OICR/gestioni in monte/gestioni del ramo vita"/>
+            <w:listItem w:displayText="1 - The team manages exclusively segregated mandates" w:value="1 - The team manages exclusively segregated mandates"/>
+            <w:listItem w:displayText="2 - The team also manages UCITS / pooled funds / life insurance portfolios" w:value="2 - The team also manages UCITS / pooled funds / life insurance portfolios"/>
           </w:dropDownList>
         </w:sdtPr>
         <w:sdtContent>
@@ -12185,9 +12245,9 @@
           <w:showingPlcHdr/>
           <w:dropDownList>
             <w:listItem w:displayText="Choose an item." w:value=""/>
-            <w:listItem w:displayText="1 - Si, all'interno della societa esiste un team specialistico al quale e affidata la gestione del rischio cambio" w:value="1 - Si, all'interno della societa esiste un team specialistico al quale e affidata la gestione del rischio cambio"/>
-            <w:listItem w:displayText="2 - No, all'interno della societa non esiste un team specialistico sui cambi, ma lo stesso e presente a livello di gruppo" w:value="2 - No, all'interno della societa non esiste un team specialistico sui cambi, ma lo stesso e presente a livello di gruppo"/>
-            <w:listItem w:displayText="3 - No, all'interno della societa non esiste un team specialistico al quale e affidato la gestione del rischio cambio" w:value="3 - No, all'interno della societa non esiste un team specialistico al quale e affidato la gestione del rischio cambio"/>
+            <w:listItem w:displayText="1 - Yes, the company has a specialist team to which currency risk management is assigned" w:value="1 - Yes, the company has a specialist team to which currency risk management is assigned"/>
+            <w:listItem w:displayText="2 - No, the company has no specialist currency team, but one exists at group level" w:value="2 - No, the company has no specialist currency team, but one exists at group level"/>
+            <w:listItem w:displayText="3 - No, the company has no specialist team to which currency risk management is assigned" w:value="3 - No, the company has no specialist team to which currency risk management is assigned"/>
           </w:dropDownList>
         </w:sdtPr>
         <w:sdtContent>
@@ -12236,8 +12296,8 @@
           <w:showingPlcHdr/>
           <w:dropDownList>
             <w:listItem w:displayText="Choose an item." w:value=""/>
-            <w:listItem w:displayText="1 - Si, il team sara direttamente coinvolto nella gestione del mandato" w:value="1 - Si, il team sara direttamente coinvolto nella gestione del mandato"/>
-            <w:listItem w:displayText="2 - No, il team non sara direttamente coinvolto nella gestione del mandato" w:value="2 - No, il team non sara direttamente coinvolto nella gestione del mandato"/>
+            <w:listItem w:displayText="1 - Yes, the team will be directly involved in managing the mandate" w:value="1 - Yes, the team will be directly involved in managing the mandate"/>
+            <w:listItem w:displayText="2 - No, the team will not be directly involved in managing the mandate" w:value="2 - No, the team will not be directly involved in managing the mandate"/>
           </w:dropDownList>
         </w:sdtPr>
         <w:sdtContent>
@@ -12948,8 +13008,8 @@
           <w:showingPlcHdr/>
           <w:dropDownList>
             <w:listItem w:displayText="Choose an item." w:value=""/>
-            <w:listItem w:displayText="1 - Si, i gestori dispongono di strumenti on line in grado di monitorare il grado di esposizione al rischio dei portafogli gestiti" w:value="1 - Si, i gestori dispongono di strumenti on line in grado di monitorare il grado di esposizione al rischio dei portafogli gestiti"/>
-            <w:listItem w:displayText="2 - No, i gestori non dispongono di strumenti on line in grado di monitorare il grado di esposizione al rischio dei portafogli gestiti" w:value="2 - No, i gestori non dispongono di strumenti on line in grado di monitorare il grado di esposizione al rischio dei portafogli gestiti"/>
+            <w:listItem w:displayText="1 - Yes, managers have online tools to monitor the risk exposure of the managed portfolios" w:value="1 - Yes, managers have online tools to monitor the risk exposure of the managed portfolios"/>
+            <w:listItem w:displayText="2 - No, managers do not have online tools to monitor the risk exposure of the managed portfolios" w:value="2 - No, managers do not have online tools to monitor the risk exposure of the managed portfolios"/>
           </w:dropDownList>
         </w:sdtPr>
         <w:sdtContent>
@@ -12998,8 +13058,8 @@
           <w:showingPlcHdr/>
           <w:dropDownList>
             <w:listItem w:displayText="Choose an item." w:value=""/>
-            <w:listItem w:displayText="1 - Si, i gestori dispongono di strumento on line in grado di evidenziare l'impatto sul rischio nassunto dell'introduzione di singoli titoli nel portafoglio" w:value="1 - Si, i gestori dispongono di strumento on line in grado di evidenziare l'impatto sul rischio nassunto dell'introduzione di singoli titoli nel portafoglio"/>
-            <w:listItem w:displayText="2 - No, i gestori non dispongono di strumento on line in grado di evidenziare l'impatto sul rischio nassunto dell'introduzione di singoli titoli nel portafoglio" w:value="2 - No, i gestori non dispongono di strumento on line in grado di evidenziare l'impatto sul rischio nassunto dell'introduzione di singoli titoli nel portafoglio"/>
+            <w:listItem w:displayText="1 - Yes, managers have an online tool showing the impact on risk taken of introducing individual securities into the portfolio" w:value="1 - Yes, managers have an online tool showing the impact on risk taken of introducing individual securities into the portfolio"/>
+            <w:listItem w:displayText="2 - No, managers do not have an online tool showing the impact on risk taken of introducing individual securities into the portfolio" w:value="2 - No, managers do not have an online tool showing the impact on risk taken of introducing individual securities into the portfolio"/>
           </w:dropDownList>
         </w:sdtPr>
         <w:sdtContent>
@@ -13048,8 +13108,8 @@
           <w:showingPlcHdr/>
           <w:dropDownList>
             <w:listItem w:displayText="Choose an item." w:value=""/>
-            <w:listItem w:displayText="1 - Il sistema con il quale operano i gestori prevede dei meccanismi bloccanti automatici legati all'esposizione al rischio" w:value="1 - Il sistema con il quale operano i gestori prevede dei meccanismi bloccanti automatici legati all'esposizione al rischio"/>
-            <w:listItem w:displayText="2 - Il sistema con il quale operano i gestori non prevede dei meccanismi bloccanti automatici legati all'esposizione al rischio" w:value="2 - Il sistema con il quale operano i gestori non prevede dei meccanismi bloccanti automatici legati all'esposizione al rischio"/>
+            <w:listItem w:displayText="1 - The system used by managers provides for automatic blocking mechanisms linked to risk exposure" w:value="1 - The system used by managers provides for automatic blocking mechanisms linked to risk exposure"/>
+            <w:listItem w:displayText="2 - The system used by managers does not provide for automatic blocking mechanisms linked to risk exposure" w:value="2 - The system used by managers does not provide for automatic blocking mechanisms linked to risk exposure"/>
           </w:dropDownList>
         </w:sdtPr>
         <w:sdtContent>
@@ -13098,8 +13158,8 @@
           <w:showingPlcHdr/>
           <w:dropDownList>
             <w:listItem w:displayText="Choose an item." w:value=""/>
-            <w:listItem w:displayText="1 - Gli incentivi retributivi dei gestori prevedono un indicatore legato al rischio assunto nei portafogli" w:value="1 - Gli incentivi retributivi dei gestori prevedono un indicatore legato al rischio assunto nei portafogli"/>
-            <w:listItem w:displayText="2 - Gli incentivi retributivi dei gestori non prevedono un indicatore legato al rischio assunto nei portafogli" w:value="2 - Gli incentivi retributivi dei gestori non prevedono un indicatore legato al rischio assunto nei portafogli"/>
+            <w:listItem w:displayText="1 - Managers' remuneration incentives include an indicator linked to the risk taken in the portfolios" w:value="1 - Managers' remuneration incentives include an indicator linked to the risk taken in the portfolios"/>
+            <w:listItem w:displayText="2 - Managers' remuneration incentives do not include an indicator linked to the risk taken in the portfolios" w:value="2 - Managers' remuneration incentives do not include an indicator linked to the risk taken in the portfolios"/>
           </w:dropDownList>
         </w:sdtPr>
         <w:sdtContent>
@@ -13196,8 +13256,8 @@
           <w:showingPlcHdr/>
           <w:dropDownList>
             <w:listItem w:displayText="Choose an item." w:value=""/>
-            <w:listItem w:displayText="1 - Si, la gestione prevede l'applicazione di meccanismi di stop loss e gli stessi saranno applicati al mandato in oggetto" w:value="1 - Si, la gestione prevede l'applicazione di meccanismi di stop loss e gli stessi saranno applicati al mandato in oggetto"/>
-            <w:listItem w:displayText="2 - No, la gestione non prevede l'applicazione di meccanismi di stop loss" w:value="2 - No, la gestione non prevede l'applicazione di meccanismi di stop loss"/>
+            <w:listItem w:displayText="1 - Yes, the management provides for stop-loss mechanisms, which will be applied to the mandate concerned" w:value="1 - Yes, the management provides for stop-loss mechanisms, which will be applied to the mandate concerned"/>
+            <w:listItem w:displayText="2 - No, the management does not provide for stop-loss mechanisms" w:value="2 - No, the management does not provide for stop-loss mechanisms"/>
           </w:dropDownList>
         </w:sdtPr>
         <w:sdtContent>
@@ -13424,8 +13484,8 @@
           <w:showingPlcHdr/>
           <w:dropDownList>
             <w:listItem w:displayText="Choose an item." w:value=""/>
-            <w:listItem w:displayText="1 - Si, esistono due strutture distinte per la gestione dell'obbligazionario governativo e corporate" w:value="1 - Si, esistono due strutture distinte per la gestione dell'obbligazionario governativo e corporate"/>
-            <w:listItem w:displayText="2 - No, obbligazionario governativo e corporate vengono gestite all'interno della stessa struttura" w:value="2 - No, obbligazionario governativo e corporate vengono gestite all'interno della stessa struttura"/>
+            <w:listItem w:displayText="1 - Yes, there are two separate structures for managing government and corporate bonds" w:value="1 - Yes, there are two separate structures for managing government and corporate bonds"/>
+            <w:listItem w:displayText="2 - No, government and corporate bonds are managed within the same structure" w:value="2 - No, government and corporate bonds are managed within the same structure"/>
           </w:dropDownList>
         </w:sdtPr>
         <w:sdtContent>
@@ -13490,9 +13550,9 @@
           <w:showingPlcHdr/>
           <w:dropDownList>
             <w:listItem w:displayText="Choose an item." w:value=""/>
-            <w:listItem w:displayText="1 - La struttura di gestione e articolata per aree geografiche" w:value="1 - La struttura di gestione e articolata per aree geografiche"/>
-            <w:listItem w:displayText="2 - La struttura di gestione e articolata per tratti di curva" w:value="2 - La struttura di gestione e articolata per tratti di curva"/>
-            <w:listItem w:displayText="3 - Altro" w:value="3 - Altro"/>
+            <w:listItem w:displayText="1 - The management structure is organised by geographic area" w:value="1 - The management structure is organised by geographic area"/>
+            <w:listItem w:displayText="2 - The management structure is organised by yield-curve segments" w:value="2 - The management structure is organised by yield-curve segments"/>
+            <w:listItem w:displayText="3 - Other" w:value="3 - Other"/>
           </w:dropDownList>
         </w:sdtPr>
         <w:sdtContent>
@@ -14408,38 +14468,6 @@
           <w:sz w:val="17"/>
         </w:rPr>
         <w:t>-082GED1981351-</w:t>
-      </w:r>
-    </w:p>
-    <w:p>
-      <w:pPr>
-        <w:keepNext/>
-        <w:spacing w:before="0" w:after="40"/>
-      </w:pPr>
-      <w:r>
-        <w:rPr>
-          <w:rFonts w:ascii="Arial" w:hAnsi="Arial" w:cs="Arial" w:eastAsia="Arial"/>
-          <w:b w:val="0"/>
-          <w:i/>
-          <w:color w:val="595959"/>
-          <w:sz w:val="18"/>
-        </w:rPr>
-        <w:t>Respond using only the list provided. Any notes must be entered in the Word file to be attached.</w:t>
-      </w:r>
-    </w:p>
-    <w:p>
-      <w:pPr>
-        <w:keepNext/>
-        <w:spacing w:before="0" w:after="40"/>
-      </w:pPr>
-      <w:r>
-        <w:rPr>
-          <w:rFonts w:ascii="Arial" w:hAnsi="Arial" w:cs="Arial" w:eastAsia="Arial"/>
-          <w:b w:val="0"/>
-          <w:i/>
-          <w:color w:val="595959"/>
-          <w:sz w:val="18"/>
-        </w:rPr>
-        <w:t>Options not visible in the video: complete from the portal list.</w:t>
       </w:r>
     </w:p>
     <w:p>
@@ -14522,7 +14550,7 @@
           <w:color w:val="000000"/>
           <w:sz w:val="20"/>
         </w:rPr>
-        <w:t xml:space="preserve">Government bonds – Selection – Second factor </w:t>
+        <w:t xml:space="preserve">- Government bonds - Selection - Second factor </w:t>
       </w:r>
       <w:r>
         <w:rPr>
@@ -14578,326 +14606,6 @@
     </w:p>
     <w:p>
       <w:pPr>
-        <w:keepNext w:val="0"/>
-        <w:spacing w:before="40" w:after="80"/>
-      </w:pPr>
-      <w:r>
-        <w:rPr>
-          <w:rFonts w:ascii="Arial" w:hAnsi="Arial" w:cs="Arial" w:eastAsia="Arial"/>
-          <w:b w:val="0"/>
-          <w:i/>
-          <w:color w:val="595959"/>
-          <w:sz w:val="18"/>
-        </w:rPr>
-        <w:t>- Government bonds - Selection - Second factor - 082GED1981354-</w:t>
-      </w:r>
-    </w:p>
-    <w:p>
-      <w:pPr>
-        <w:keepNext w:val="0"/>
-        <w:spacing w:before="40" w:after="80"/>
-      </w:pPr>
-      <w:r>
-        <w:rPr>
-          <w:rFonts w:ascii="Arial" w:hAnsi="Arial" w:cs="Arial" w:eastAsia="Arial"/>
-          <w:b w:val="0"/>
-          <w:i/>
-          <w:color w:val="595959"/>
-          <w:sz w:val="18"/>
-        </w:rPr>
-        <w:t>Macroeconomic and fundamental analysis</w:t>
-      </w:r>
-    </w:p>
-    <w:p>
-      <w:pPr>
-        <w:keepNext w:val="0"/>
-        <w:spacing w:before="40" w:after="80"/>
-      </w:pPr>
-      <w:r>
-        <w:rPr>
-          <w:rFonts w:ascii="Arial" w:hAnsi="Arial" w:cs="Arial" w:eastAsia="Arial"/>
-          <w:b w:val="0"/>
-          <w:i/>
-          <w:color w:val="595959"/>
-          <w:sz w:val="18"/>
-        </w:rPr>
-        <w:t>Technical analysis</w:t>
-      </w:r>
-    </w:p>
-    <w:p>
-      <w:pPr>
-        <w:keepNext w:val="0"/>
-        <w:spacing w:before="40" w:after="80"/>
-      </w:pPr>
-      <w:r>
-        <w:rPr>
-          <w:rFonts w:ascii="Arial" w:hAnsi="Arial" w:cs="Arial" w:eastAsia="Arial"/>
-          <w:b w:val="0"/>
-          <w:i/>
-          <w:color w:val="595959"/>
-          <w:sz w:val="18"/>
-        </w:rPr>
-        <w:t>Portfolio manager's investment convictions</w:t>
-      </w:r>
-    </w:p>
-    <w:p>
-      <w:pPr>
-        <w:keepNext w:val="0"/>
-        <w:spacing w:before="40" w:after="80"/>
-      </w:pPr>
-      <w:r>
-        <w:rPr>
-          <w:rFonts w:ascii="Arial" w:hAnsi="Arial" w:cs="Arial" w:eastAsia="Arial"/>
-          <w:b w:val="0"/>
-          <w:i/>
-          <w:color w:val="595959"/>
-          <w:sz w:val="18"/>
-        </w:rPr>
-        <w:t>Market direction</w:t>
-      </w:r>
-    </w:p>
-    <w:p>
-      <w:pPr>
-        <w:keepNext w:val="0"/>
-        <w:spacing w:before="40" w:after="80"/>
-      </w:pPr>
-      <w:r>
-        <w:rPr>
-          <w:rFonts w:ascii="Arial" w:hAnsi="Arial" w:cs="Arial" w:eastAsia="Arial"/>
-          <w:b w:val="0"/>
-          <w:i/>
-          <w:color w:val="595959"/>
-          <w:sz w:val="18"/>
-        </w:rPr>
-        <w:t>Geographical diversification</w:t>
-      </w:r>
-    </w:p>
-    <w:p>
-      <w:pPr>
-        <w:keepNext w:val="0"/>
-        <w:spacing w:before="40" w:after="80"/>
-      </w:pPr>
-      <w:r>
-        <w:rPr>
-          <w:rFonts w:ascii="Arial" w:hAnsi="Arial" w:cs="Arial" w:eastAsia="Arial"/>
-          <w:b w:val="0"/>
-          <w:i/>
-          <w:color w:val="595959"/>
-          <w:sz w:val="18"/>
-        </w:rPr>
-        <w:t>Sensitivity factors</w:t>
-      </w:r>
-    </w:p>
-    <w:p>
-      <w:pPr>
-        <w:keepNext w:val="0"/>
-        <w:spacing w:before="40" w:after="80"/>
-      </w:pPr>
-      <w:r>
-        <w:rPr>
-          <w:rFonts w:ascii="Arial" w:hAnsi="Arial" w:cs="Arial" w:eastAsia="Arial"/>
-          <w:b w:val="0"/>
-          <w:i/>
-          <w:color w:val="595959"/>
-          <w:sz w:val="18"/>
-        </w:rPr>
-        <w:t>Coupon income</w:t>
-      </w:r>
-    </w:p>
-    <w:p>
-      <w:pPr>
-        <w:keepNext w:val="0"/>
-        <w:spacing w:before="40" w:after="80"/>
-      </w:pPr>
-      <w:r>
-        <w:rPr>
-          <w:rFonts w:ascii="Arial" w:hAnsi="Arial" w:cs="Arial" w:eastAsia="Arial"/>
-          <w:b w:val="0"/>
-          <w:i/>
-          <w:color w:val="595959"/>
-          <w:sz w:val="18"/>
-        </w:rPr>
-        <w:t>Expected inflation level</w:t>
-      </w:r>
-    </w:p>
-    <w:p>
-      <w:pPr>
-        <w:keepNext w:val="0"/>
-        <w:spacing w:before="40" w:after="80"/>
-      </w:pPr>
-      <w:r>
-        <w:rPr>
-          <w:rFonts w:ascii="Arial" w:hAnsi="Arial" w:cs="Arial" w:eastAsia="Arial"/>
-          <w:b w:val="0"/>
-          <w:i/>
-          <w:color w:val="595959"/>
-          <w:sz w:val="18"/>
-        </w:rPr>
-        <w:t>Liquidity of the selected security</w:t>
-      </w:r>
-    </w:p>
-    <w:p>
-      <w:pPr>
-        <w:keepNext w:val="0"/>
-        <w:spacing w:before="40" w:after="80"/>
-      </w:pPr>
-      <w:r>
-        <w:rPr>
-          <w:rFonts w:ascii="Arial" w:hAnsi="Arial" w:cs="Arial" w:eastAsia="Arial"/>
-          <w:b w:val="0"/>
-          <w:i/>
-          <w:color w:val="595959"/>
-          <w:sz w:val="18"/>
-        </w:rPr>
-        <w:t>Market timing</w:t>
-      </w:r>
-    </w:p>
-    <w:p>
-      <w:pPr>
-        <w:keepNext w:val="0"/>
-        <w:spacing w:before="40" w:after="80"/>
-      </w:pPr>
-      <w:r>
-        <w:rPr>
-          <w:rFonts w:ascii="Arial" w:hAnsi="Arial" w:cs="Arial" w:eastAsia="Arial"/>
-          <w:b w:val="0"/>
-          <w:i/>
-          <w:color w:val="595959"/>
-          <w:sz w:val="18"/>
-        </w:rPr>
-        <w:t>Curve positioning / Duration</w:t>
-      </w:r>
-    </w:p>
-    <w:p>
-      <w:pPr>
-        <w:keepNext w:val="0"/>
-        <w:spacing w:before="40" w:after="80"/>
-      </w:pPr>
-      <w:r>
-        <w:rPr>
-          <w:rFonts w:ascii="Arial" w:hAnsi="Arial" w:cs="Arial" w:eastAsia="Arial"/>
-          <w:b w:val="0"/>
-          <w:i/>
-          <w:color w:val="595959"/>
-          <w:sz w:val="18"/>
-        </w:rPr>
-        <w:t>Interest-rate forecasts and forward curve</w:t>
-      </w:r>
-    </w:p>
-    <w:p>
-      <w:pPr>
-        <w:keepNext w:val="0"/>
-        <w:spacing w:before="40" w:after="80"/>
-      </w:pPr>
-      <w:r>
-        <w:rPr>
-          <w:rFonts w:ascii="Arial" w:hAnsi="Arial" w:cs="Arial" w:eastAsia="Arial"/>
-          <w:b w:val="0"/>
-          <w:i/>
-          <w:color w:val="595959"/>
-          <w:sz w:val="18"/>
-        </w:rPr>
-        <w:t>Yield to maturity</w:t>
-      </w:r>
-    </w:p>
-    <w:p>
-      <w:pPr>
-        <w:keepNext w:val="0"/>
-        <w:spacing w:before="40" w:after="80"/>
-      </w:pPr>
-      <w:r>
-        <w:rPr>
-          <w:rFonts w:ascii="Arial" w:hAnsi="Arial" w:cs="Arial" w:eastAsia="Arial"/>
-          <w:b w:val="0"/>
-          <w:i/>
-          <w:color w:val="595959"/>
-          <w:sz w:val="18"/>
-        </w:rPr>
-        <w:t>Relative yield and relative value</w:t>
-      </w:r>
-    </w:p>
-    <w:p>
-      <w:pPr>
-        <w:keepNext w:val="0"/>
-        <w:spacing w:before="40" w:after="80"/>
-      </w:pPr>
-      <w:r>
-        <w:rPr>
-          <w:rFonts w:ascii="Arial" w:hAnsi="Arial" w:cs="Arial" w:eastAsia="Arial"/>
-          <w:b w:val="0"/>
-          <w:i/>
-          <w:color w:val="595959"/>
-          <w:sz w:val="18"/>
-        </w:rPr>
-        <w:t>Swap spread analysis</w:t>
-      </w:r>
-    </w:p>
-    <w:p>
-      <w:pPr>
-        <w:keepNext w:val="0"/>
-        <w:spacing w:before="40" w:after="80"/>
-      </w:pPr>
-      <w:r>
-        <w:rPr>
-          <w:rFonts w:ascii="Arial" w:hAnsi="Arial" w:cs="Arial" w:eastAsia="Arial"/>
-          <w:b w:val="0"/>
-          <w:i/>
-          <w:color w:val="595959"/>
-          <w:sz w:val="18"/>
-        </w:rPr>
-        <w:t>Issuer assessment</w:t>
-      </w:r>
-    </w:p>
-    <w:p>
-      <w:pPr>
-        <w:keepNext w:val="0"/>
-        <w:spacing w:before="40" w:after="80"/>
-      </w:pPr>
-      <w:r>
-        <w:rPr>
-          <w:rFonts w:ascii="Arial" w:hAnsi="Arial" w:cs="Arial" w:eastAsia="Arial"/>
-          <w:b w:val="0"/>
-          <w:i/>
-          <w:color w:val="595959"/>
-          <w:sz w:val="18"/>
-        </w:rPr>
-        <w:t>Volatility</w:t>
-      </w:r>
-    </w:p>
-    <w:p>
-      <w:pPr>
-        <w:keepNext w:val="0"/>
-        <w:spacing w:before="40" w:after="80"/>
-      </w:pPr>
-      <w:r>
-        <w:rPr>
-          <w:rFonts w:ascii="Arial" w:hAnsi="Arial" w:cs="Arial" w:eastAsia="Arial"/>
-          <w:b w:val="0"/>
-          <w:i/>
-          <w:color w:val="595959"/>
-          <w:sz w:val="18"/>
-        </w:rPr>
-        <w:t>Yield Curve shape (steepening/flattening, hump)</w:t>
-      </w:r>
-    </w:p>
-    <w:p>
-      <w:pPr>
-        <w:keepNext w:val="0"/>
-        <w:spacing w:before="40" w:after="80"/>
-      </w:pPr>
-      <w:r>
-        <w:rPr>
-          <w:rFonts w:ascii="Arial" w:hAnsi="Arial" w:cs="Arial" w:eastAsia="Arial"/>
-          <w:b w:val="0"/>
-          <w:i/>
-          <w:color w:val="595959"/>
-          <w:sz w:val="18"/>
-        </w:rPr>
-        <w:t>Z-score of the individual security</w:t>
-      </w:r>
-    </w:p>
-    <w:p>
-      <w:pPr>
         <w:keepNext/>
         <w:spacing w:before="200" w:after="40"/>
       </w:pPr>
@@ -15018,8 +14726,8 @@
           <w:showingPlcHdr/>
           <w:dropDownList>
             <w:listItem w:displayText="Choose an item." w:value=""/>
-            <w:listItem w:displayText="1 - Si, si intende utilizzare futures o altri strumenti derivati al fine di determinare o modificare il posizionamento sulla curva dei tassi" w:value="1 - Si, si intende utilizzare futures o altri strumenti derivati al fine di determinare o modificare il posizionamento sulla curva dei tassi"/>
-            <w:listItem w:displayText="2 - No, non si intende utilizzare futures o altri strumenti derivati al fine di determinare o modificare il posizionamento sulla curva dei tassi" w:value="2 - No, non si intende utilizzare futures o altri strumenti derivati al fine di determinare o modificare il posizionamento sulla curva dei tassi"/>
+            <w:listItem w:displayText="1 - Yes, futures or other derivative instruments are intended to be used to determine or modify positioning on the interest-rate curve" w:value="1 - Yes, futures or other derivative instruments are intended to be used to determine or modify positioning on the interest-rate curve"/>
+            <w:listItem w:displayText="2 - No, futures or other derivative instruments are not intended to be used to determine or modify positioning on the interest-rate curve" w:value="2 - No, futures or other derivative instruments are not intended to be used to determine or modify positioning on the interest-rate curve"/>
           </w:dropDownList>
         </w:sdtPr>
         <w:sdtContent>
@@ -15068,8 +14776,8 @@
           <w:showingPlcHdr/>
           <w:dropDownList>
             <w:listItem w:displayText="Choose an item." w:value=""/>
-            <w:listItem w:displayText="1 - Si, si intende utilizzare futures o altri strumenti derivati al fine di determinare o modificare l'esposizione verso singoli emittenti" w:value="1 - Si, si intende utilizzare futures o altri strumenti derivati al fine di determinare o modificare l'esposizione verso singoli emittenti"/>
-            <w:listItem w:displayText="2 - No, non si intende utilizzare futures o altri strumenti derivati al fine di determinare o modificare l'esposizione verso singoli emittenti" w:value="2 - No, non si intende utilizzare futures o altri strumenti derivati al fine di determinare o modificare l'esposizione verso singoli emittenti"/>
+            <w:listItem w:displayText="1 - Yes, futures or other derivative instruments are intended to be used to determine or modify exposure to individual issuers" w:value="1 - Yes, futures or other derivative instruments are intended to be used to determine or modify exposure to individual issuers"/>
+            <w:listItem w:displayText="2 - No, futures or other derivative instruments are not intended to be used to determine or modify exposure to individual issuers" w:value="2 - No, futures or other derivative instruments are not intended to be used to determine or modify exposure to individual issuers"/>
           </w:dropDownList>
         </w:sdtPr>
         <w:sdtContent>
@@ -15134,10 +14842,10 @@
           <w:showingPlcHdr/>
           <w:dropDownList>
             <w:listItem w:displayText="Choose an item." w:value=""/>
-            <w:listItem w:displayText="1 - La struttura di gestione e articolata per aree geografiche" w:value="1 - La struttura di gestione e articolata per aree geografiche"/>
-            <w:listItem w:displayText="2 - La struttura di gestione e articolata per segmenti di mercato" w:value="2 - La struttura di gestione e articolata per segmenti di mercato"/>
-            <w:listItem w:displayText="3 - La struttura di gestione e articolata per settori" w:value="3 - La struttura di gestione e articolata per settori"/>
-            <w:listItem w:displayText="4 - Altro" w:value="4 - Altro"/>
+            <w:listItem w:displayText="1 - The management structure is organised by geographic area" w:value="1 - The management structure is organised by geographic area"/>
+            <w:listItem w:displayText="2 - The management structure is organised by market segments" w:value="2 - The management structure is organised by market segments"/>
+            <w:listItem w:displayText="3 - The management structure is organised by sectors" w:value="3 - The management structure is organised by sectors"/>
+            <w:listItem w:displayText="4 - Other" w:value="4 - Other"/>
           </w:dropDownList>
         </w:sdtPr>
         <w:sdtContent>
@@ -15585,182 +15293,6 @@
         <w:sdtPr>
           <w:alias w:val="082GED2031472"/>
           <w:id w:val="100259"/>
-          <w:showingPlcHdr/>
-          <w:dropDownList>
-            <w:listItem w:displayText="Choose an item." w:value=""/>
-            <w:listItem w:displayText="1 - suddivisione geografica" w:value="1 - suddivisione geografica"/>
-            <w:listItem w:displayText="2 - suddivisione settoriale (es. financial vs non financial)" w:value="2 - suddivisione settoriale (es. financial vs non financial)"/>
-            <w:listItem w:displayText="3 - suddivisione rating (es. High Yield)" w:value="3 - suddivisione rating (es. High Yield)"/>
-            <w:listItem w:displayText="4 - Altro" w:value="4 - Altro"/>
-          </w:dropDownList>
-        </w:sdtPr>
-        <w:sdtContent>
-          <w:r>
-            <w:t>Choose an item.</w:t>
-          </w:r>
-        </w:sdtContent>
-      </w:sdt>
-    </w:p>
-    <w:p>
-      <w:pPr>
-        <w:keepNext/>
-        <w:spacing w:before="200" w:after="40"/>
-      </w:pPr>
-      <w:r>
-        <w:rPr>
-          <w:rFonts w:ascii="Arial" w:hAnsi="Arial" w:cs="Arial" w:eastAsia="Arial"/>
-          <w:b/>
-          <w:i w:val="0"/>
-          <w:color w:val="000000"/>
-          <w:sz w:val="20"/>
-        </w:rPr>
-        <w:t xml:space="preserve">- Corporate bonds - Organisation by segment - First subdivision - Location </w:t>
-      </w:r>
-      <w:r>
-        <w:rPr>
-          <w:rFonts w:ascii="Arial" w:hAnsi="Arial" w:cs="Arial" w:eastAsia="Arial"/>
-          <w:b/>
-          <w:i w:val="0"/>
-          <w:color w:val="1C355E"/>
-          <w:sz w:val="17"/>
-        </w:rPr>
-        <w:t>-082GED2031473-</w:t>
-      </w:r>
-    </w:p>
-    <w:p>
-      <w:pPr>
-        <w:keepNext w:val="0"/>
-        <w:spacing w:before="40" w:after="120"/>
-        <w:shd w:val="clear" w:color="auto" w:fill="F2F2F2"/>
-      </w:pPr>
-      <w:sdt>
-        <w:sdtPr>
-          <w:alias w:val="082GED2031473"/>
-          <w:id w:val="100260"/>
-          <w:showingPlcHdr/>
-          <w:text/>
-        </w:sdtPr>
-        <w:sdtContent>
-          <w:r>
-            <w:t>Click or tap here to enter text.</w:t>
-          </w:r>
-        </w:sdtContent>
-      </w:sdt>
-    </w:p>
-    <w:p>
-      <w:pPr>
-        <w:keepNext/>
-        <w:spacing w:before="200" w:after="40"/>
-      </w:pPr>
-      <w:r>
-        <w:rPr>
-          <w:rFonts w:ascii="Arial" w:hAnsi="Arial" w:cs="Arial" w:eastAsia="Arial"/>
-          <w:b/>
-          <w:i w:val="0"/>
-          <w:color w:val="000000"/>
-          <w:sz w:val="20"/>
-        </w:rPr>
-        <w:t xml:space="preserve">- Corporate bonds - Organisation by segment - First subdivision - Number of resources </w:t>
-      </w:r>
-      <w:r>
-        <w:rPr>
-          <w:rFonts w:ascii="Arial" w:hAnsi="Arial" w:cs="Arial" w:eastAsia="Arial"/>
-          <w:b/>
-          <w:i w:val="0"/>
-          <w:color w:val="1C355E"/>
-          <w:sz w:val="17"/>
-        </w:rPr>
-        <w:t>-082GED2031474-</w:t>
-      </w:r>
-    </w:p>
-    <w:p>
-      <w:pPr>
-        <w:keepNext/>
-        <w:spacing w:before="0" w:after="40"/>
-      </w:pPr>
-      <w:r>
-        <w:rPr>
-          <w:rFonts w:ascii="Arial" w:hAnsi="Arial" w:cs="Arial" w:eastAsia="Arial"/>
-          <w:b w:val="0"/>
-          <w:i/>
-          <w:color w:val="595959"/>
-          <w:sz w:val="18"/>
-        </w:rPr>
-        <w:t>Do not duplicate data where resources are shared</w:t>
-      </w:r>
-    </w:p>
-    <w:p>
-      <w:pPr>
-        <w:keepNext/>
-        <w:spacing w:before="0" w:after="40"/>
-      </w:pPr>
-      <w:r>
-        <w:rPr>
-          <w:rFonts w:ascii="Arial" w:hAnsi="Arial" w:cs="Arial" w:eastAsia="Arial"/>
-          <w:b w:val="0"/>
-          <w:i/>
-          <w:color w:val="595959"/>
-          <w:sz w:val="18"/>
-        </w:rPr>
-        <w:t>WARNING: Information that cannot be interpreted unambiguously will result in a score of zero.</w:t>
-      </w:r>
-    </w:p>
-    <w:p>
-      <w:pPr>
-        <w:keepNext w:val="0"/>
-        <w:spacing w:before="40" w:after="120"/>
-        <w:shd w:val="clear" w:color="auto" w:fill="F2F2F2"/>
-      </w:pPr>
-      <w:sdt>
-        <w:sdtPr>
-          <w:alias w:val="082GED2031474"/>
-          <w:id w:val="100261"/>
-          <w:showingPlcHdr/>
-          <w:text/>
-        </w:sdtPr>
-        <w:sdtContent>
-          <w:r>
-            <w:t>Click or tap here to enter text.</w:t>
-          </w:r>
-        </w:sdtContent>
-      </w:sdt>
-    </w:p>
-    <w:p>
-      <w:pPr>
-        <w:keepNext/>
-        <w:spacing w:before="200" w:after="40"/>
-      </w:pPr>
-      <w:r>
-        <w:rPr>
-          <w:rFonts w:ascii="Arial" w:hAnsi="Arial" w:cs="Arial" w:eastAsia="Arial"/>
-          <w:b/>
-          <w:i w:val="0"/>
-          <w:color w:val="000000"/>
-          <w:sz w:val="20"/>
-        </w:rPr>
-        <w:t xml:space="preserve">- Corporate bonds - Organisation by segment - Second subdivision </w:t>
-      </w:r>
-      <w:r>
-        <w:rPr>
-          <w:rFonts w:ascii="Arial" w:hAnsi="Arial" w:cs="Arial" w:eastAsia="Arial"/>
-          <w:b/>
-          <w:i w:val="0"/>
-          <w:color w:val="1C355E"/>
-          <w:sz w:val="17"/>
-        </w:rPr>
-        <w:t>-082GED2031475-</w:t>
-      </w:r>
-    </w:p>
-    <w:p>
-      <w:pPr>
-        <w:keepNext w:val="0"/>
-        <w:spacing w:before="40" w:after="120"/>
-        <w:shd w:val="clear" w:color="auto" w:fill="F2F2F2"/>
-      </w:pPr>
-      <w:sdt>
-        <w:sdtPr>
-          <w:alias w:val="082GED2031475"/>
-          <w:id w:val="100262"/>
           <w:showingPlcHdr/>
           <w:dropDownList>
             <w:listItem w:displayText="Choose an item." w:value=""/>
@@ -15790,63 +15322,63 @@
           <w:color w:val="000000"/>
           <w:sz w:val="20"/>
         </w:rPr>
-        <w:t xml:space="preserve">- Corporate bonds - Organisation by segment - Second subdivision - Location </w:t>
-      </w:r>
-      <w:r>
-        <w:rPr>
-          <w:rFonts w:ascii="Arial" w:hAnsi="Arial" w:cs="Arial" w:eastAsia="Arial"/>
-          <w:b/>
-          <w:i w:val="0"/>
-          <w:color w:val="1C355E"/>
-          <w:sz w:val="17"/>
-        </w:rPr>
-        <w:t>-082GED2031476-</w:t>
-      </w:r>
-    </w:p>
-    <w:p>
-      <w:pPr>
-        <w:keepNext w:val="0"/>
-        <w:spacing w:before="40" w:after="120"/>
-        <w:shd w:val="clear" w:color="auto" w:fill="F2F2F2"/>
-      </w:pPr>
-      <w:sdt>
-        <w:sdtPr>
-          <w:alias w:val="082GED2031476"/>
-          <w:id w:val="100263"/>
-          <w:showingPlcHdr/>
-          <w:text/>
-        </w:sdtPr>
-        <w:sdtContent>
-          <w:r>
-            <w:t>Click or tap here to enter text.</w:t>
-          </w:r>
-        </w:sdtContent>
-      </w:sdt>
-    </w:p>
-    <w:p>
-      <w:pPr>
-        <w:keepNext/>
-        <w:spacing w:before="200" w:after="40"/>
-      </w:pPr>
-      <w:r>
-        <w:rPr>
-          <w:rFonts w:ascii="Arial" w:hAnsi="Arial" w:cs="Arial" w:eastAsia="Arial"/>
-          <w:b/>
-          <w:i w:val="0"/>
-          <w:color w:val="000000"/>
-          <w:sz w:val="20"/>
-        </w:rPr>
-        <w:t xml:space="preserve">- Corporate bonds - Organisation by segment - Second subdivision - Number of resources </w:t>
-      </w:r>
-      <w:r>
-        <w:rPr>
-          <w:rFonts w:ascii="Arial" w:hAnsi="Arial" w:cs="Arial" w:eastAsia="Arial"/>
-          <w:b/>
-          <w:i w:val="0"/>
-          <w:color w:val="1C355E"/>
-          <w:sz w:val="17"/>
-        </w:rPr>
-        <w:t>-082GED2031477-</w:t>
+        <w:t xml:space="preserve">- Corporate bonds - Organisation by segment - First subdivision - Location </w:t>
+      </w:r>
+      <w:r>
+        <w:rPr>
+          <w:rFonts w:ascii="Arial" w:hAnsi="Arial" w:cs="Arial" w:eastAsia="Arial"/>
+          <w:b/>
+          <w:i w:val="0"/>
+          <w:color w:val="1C355E"/>
+          <w:sz w:val="17"/>
+        </w:rPr>
+        <w:t>-082GED2031473-</w:t>
+      </w:r>
+    </w:p>
+    <w:p>
+      <w:pPr>
+        <w:keepNext w:val="0"/>
+        <w:spacing w:before="40" w:after="120"/>
+        <w:shd w:val="clear" w:color="auto" w:fill="F2F2F2"/>
+      </w:pPr>
+      <w:sdt>
+        <w:sdtPr>
+          <w:alias w:val="082GED2031473"/>
+          <w:id w:val="100260"/>
+          <w:showingPlcHdr/>
+          <w:text/>
+        </w:sdtPr>
+        <w:sdtContent>
+          <w:r>
+            <w:t>Click or tap here to enter text.</w:t>
+          </w:r>
+        </w:sdtContent>
+      </w:sdt>
+    </w:p>
+    <w:p>
+      <w:pPr>
+        <w:keepNext/>
+        <w:spacing w:before="200" w:after="40"/>
+      </w:pPr>
+      <w:r>
+        <w:rPr>
+          <w:rFonts w:ascii="Arial" w:hAnsi="Arial" w:cs="Arial" w:eastAsia="Arial"/>
+          <w:b/>
+          <w:i w:val="0"/>
+          <w:color w:val="000000"/>
+          <w:sz w:val="20"/>
+        </w:rPr>
+        <w:t xml:space="preserve">- Corporate bonds - Organisation by segment - First subdivision - Number of resources </w:t>
+      </w:r>
+      <w:r>
+        <w:rPr>
+          <w:rFonts w:ascii="Arial" w:hAnsi="Arial" w:cs="Arial" w:eastAsia="Arial"/>
+          <w:b/>
+          <w:i w:val="0"/>
+          <w:color w:val="1C355E"/>
+          <w:sz w:val="17"/>
+        </w:rPr>
+        <w:t>-082GED2031474-</w:t>
       </w:r>
     </w:p>
     <w:p>
@@ -15889,6 +15421,182 @@
       </w:pPr>
       <w:sdt>
         <w:sdtPr>
+          <w:alias w:val="082GED2031474"/>
+          <w:id w:val="100261"/>
+          <w:showingPlcHdr/>
+          <w:text/>
+        </w:sdtPr>
+        <w:sdtContent>
+          <w:r>
+            <w:t>Click or tap here to enter text.</w:t>
+          </w:r>
+        </w:sdtContent>
+      </w:sdt>
+    </w:p>
+    <w:p>
+      <w:pPr>
+        <w:keepNext/>
+        <w:spacing w:before="200" w:after="40"/>
+      </w:pPr>
+      <w:r>
+        <w:rPr>
+          <w:rFonts w:ascii="Arial" w:hAnsi="Arial" w:cs="Arial" w:eastAsia="Arial"/>
+          <w:b/>
+          <w:i w:val="0"/>
+          <w:color w:val="000000"/>
+          <w:sz w:val="20"/>
+        </w:rPr>
+        <w:t xml:space="preserve">- Corporate bonds - Organisation by segment - Second subdivision </w:t>
+      </w:r>
+      <w:r>
+        <w:rPr>
+          <w:rFonts w:ascii="Arial" w:hAnsi="Arial" w:cs="Arial" w:eastAsia="Arial"/>
+          <w:b/>
+          <w:i w:val="0"/>
+          <w:color w:val="1C355E"/>
+          <w:sz w:val="17"/>
+        </w:rPr>
+        <w:t>-082GED2031475-</w:t>
+      </w:r>
+    </w:p>
+    <w:p>
+      <w:pPr>
+        <w:keepNext w:val="0"/>
+        <w:spacing w:before="40" w:after="120"/>
+        <w:shd w:val="clear" w:color="auto" w:fill="F2F2F2"/>
+      </w:pPr>
+      <w:sdt>
+        <w:sdtPr>
+          <w:alias w:val="082GED2031475"/>
+          <w:id w:val="100262"/>
+          <w:showingPlcHdr/>
+          <w:dropDownList>
+            <w:listItem w:displayText="Choose an item." w:value=""/>
+            <w:listItem w:displayText="1 - Geographic breakdown" w:value="1 - Geographic breakdown"/>
+            <w:listItem w:displayText="2 - Sector breakdown (e.g. financial vs non-financial)" w:value="2 - Sector breakdown (e.g. financial vs non-financial)"/>
+            <w:listItem w:displayText="3 - Rating breakdown (e.g. High Yield)" w:value="3 - Rating breakdown (e.g. High Yield)"/>
+            <w:listItem w:displayText="4 - Other" w:value="4 - Other"/>
+          </w:dropDownList>
+        </w:sdtPr>
+        <w:sdtContent>
+          <w:r>
+            <w:t>Choose an item.</w:t>
+          </w:r>
+        </w:sdtContent>
+      </w:sdt>
+    </w:p>
+    <w:p>
+      <w:pPr>
+        <w:keepNext/>
+        <w:spacing w:before="200" w:after="40"/>
+      </w:pPr>
+      <w:r>
+        <w:rPr>
+          <w:rFonts w:ascii="Arial" w:hAnsi="Arial" w:cs="Arial" w:eastAsia="Arial"/>
+          <w:b/>
+          <w:i w:val="0"/>
+          <w:color w:val="000000"/>
+          <w:sz w:val="20"/>
+        </w:rPr>
+        <w:t xml:space="preserve">- Corporate bonds - Organisation by segment - Second subdivision - Location </w:t>
+      </w:r>
+      <w:r>
+        <w:rPr>
+          <w:rFonts w:ascii="Arial" w:hAnsi="Arial" w:cs="Arial" w:eastAsia="Arial"/>
+          <w:b/>
+          <w:i w:val="0"/>
+          <w:color w:val="1C355E"/>
+          <w:sz w:val="17"/>
+        </w:rPr>
+        <w:t>-082GED2031476-</w:t>
+      </w:r>
+    </w:p>
+    <w:p>
+      <w:pPr>
+        <w:keepNext w:val="0"/>
+        <w:spacing w:before="40" w:after="120"/>
+        <w:shd w:val="clear" w:color="auto" w:fill="F2F2F2"/>
+      </w:pPr>
+      <w:sdt>
+        <w:sdtPr>
+          <w:alias w:val="082GED2031476"/>
+          <w:id w:val="100263"/>
+          <w:showingPlcHdr/>
+          <w:text/>
+        </w:sdtPr>
+        <w:sdtContent>
+          <w:r>
+            <w:t>Click or tap here to enter text.</w:t>
+          </w:r>
+        </w:sdtContent>
+      </w:sdt>
+    </w:p>
+    <w:p>
+      <w:pPr>
+        <w:keepNext/>
+        <w:spacing w:before="200" w:after="40"/>
+      </w:pPr>
+      <w:r>
+        <w:rPr>
+          <w:rFonts w:ascii="Arial" w:hAnsi="Arial" w:cs="Arial" w:eastAsia="Arial"/>
+          <w:b/>
+          <w:i w:val="0"/>
+          <w:color w:val="000000"/>
+          <w:sz w:val="20"/>
+        </w:rPr>
+        <w:t xml:space="preserve">- Corporate bonds - Organisation by segment - Second subdivision - Number of resources </w:t>
+      </w:r>
+      <w:r>
+        <w:rPr>
+          <w:rFonts w:ascii="Arial" w:hAnsi="Arial" w:cs="Arial" w:eastAsia="Arial"/>
+          <w:b/>
+          <w:i w:val="0"/>
+          <w:color w:val="1C355E"/>
+          <w:sz w:val="17"/>
+        </w:rPr>
+        <w:t>-082GED2031477-</w:t>
+      </w:r>
+    </w:p>
+    <w:p>
+      <w:pPr>
+        <w:keepNext/>
+        <w:spacing w:before="0" w:after="40"/>
+      </w:pPr>
+      <w:r>
+        <w:rPr>
+          <w:rFonts w:ascii="Arial" w:hAnsi="Arial" w:cs="Arial" w:eastAsia="Arial"/>
+          <w:b w:val="0"/>
+          <w:i/>
+          <w:color w:val="595959"/>
+          <w:sz w:val="18"/>
+        </w:rPr>
+        <w:t>Do not duplicate data where resources are shared</w:t>
+      </w:r>
+    </w:p>
+    <w:p>
+      <w:pPr>
+        <w:keepNext/>
+        <w:spacing w:before="0" w:after="40"/>
+      </w:pPr>
+      <w:r>
+        <w:rPr>
+          <w:rFonts w:ascii="Arial" w:hAnsi="Arial" w:cs="Arial" w:eastAsia="Arial"/>
+          <w:b w:val="0"/>
+          <w:i/>
+          <w:color w:val="595959"/>
+          <w:sz w:val="18"/>
+        </w:rPr>
+        <w:t>WARNING: Information that cannot be interpreted unambiguously will result in a score of zero.</w:t>
+      </w:r>
+    </w:p>
+    <w:p>
+      <w:pPr>
+        <w:keepNext w:val="0"/>
+        <w:spacing w:before="40" w:after="120"/>
+        <w:shd w:val="clear" w:color="auto" w:fill="F2F2F2"/>
+      </w:pPr>
+      <w:sdt>
+        <w:sdtPr>
           <w:alias w:val="082GED2031477"/>
           <w:id w:val="100264"/>
           <w:showingPlcHdr/>
@@ -15940,10 +15648,10 @@
           <w:showingPlcHdr/>
           <w:dropDownList>
             <w:listItem w:displayText="Choose an item." w:value=""/>
-            <w:listItem w:displayText="1 - suddivisione geografica" w:value="1 - suddivisione geografica"/>
-            <w:listItem w:displayText="2 - suddivisione settoriale (es. financial vs non financial)" w:value="2 - suddivisione settoriale (es. financial vs non financial)"/>
-            <w:listItem w:displayText="3 - suddivisione rating (es. High Yield)" w:value="3 - suddivisione rating (es. High Yield)"/>
-            <w:listItem w:displayText="4 - Altro" w:value="4 - Altro"/>
+            <w:listItem w:displayText="1 - Geographic breakdown" w:value="1 - Geographic breakdown"/>
+            <w:listItem w:displayText="2 - Sector breakdown (e.g. financial vs non-financial)" w:value="2 - Sector breakdown (e.g. financial vs non-financial)"/>
+            <w:listItem w:displayText="3 - Rating breakdown (e.g. High Yield)" w:value="3 - Rating breakdown (e.g. High Yield)"/>
+            <w:listItem w:displayText="4 - Other" w:value="4 - Other"/>
           </w:dropDownList>
         </w:sdtPr>
         <w:sdtContent>
@@ -17796,9 +17504,9 @@
           <w:showingPlcHdr/>
           <w:dropDownList>
             <w:listItem w:displayText="Choose an item." w:value=""/>
-            <w:listItem w:displayText="1 - La struttura di gestione e articolata per mercati / aree geografiche" w:value="1 - La struttura di gestione e articolata per mercati / aree geografiche"/>
-            <w:listItem w:displayText="2 - La struttura di gestione e articolata per settori" w:value="2 - La struttura di gestione e articolata per settori"/>
-            <w:listItem w:displayText="3 - Altro" w:value="3 - Altro"/>
+            <w:listItem w:displayText="1 - The management structure is organised by markets / geographic areas" w:value="1 - The management structure is organised by markets / geographic areas"/>
+            <w:listItem w:displayText="2 - The management structure is organised by sectors" w:value="2 - The management structure is organised by sectors"/>
+            <w:listItem w:displayText="3 - Other" w:value="3 - Other"/>
           </w:dropDownList>
         </w:sdtPr>
         <w:sdtContent>
@@ -18573,17 +18281,17 @@
           <w:showingPlcHdr/>
           <w:dropDownList>
             <w:listItem w:displayText="Choose an item." w:value=""/>
-            <w:listItem w:displayText="1 - Settore energia" w:value="1 - Settore energia"/>
-            <w:listItem w:displayText="2 - Settore dei materiali" w:value="2 - Settore dei materiali"/>
-            <w:listItem w:displayText="3 - settore industriale" w:value="3 - settore industriale"/>
-            <w:listItem w:displayText="4 - Settore dei beni di consumo ciclici" w:value="4 - Settore dei beni di consumo ciclici"/>
-            <w:listItem w:displayText="5 - Settore dei beni di consumo non ciclici" w:value="5 - Settore dei beni di consumo non ciclici"/>
-            <w:listItem w:displayText="6 - Settore sanitario" w:value="6 - Settore sanitario"/>
-            <w:listItem w:displayText="7 - Settore finanziario" w:value="7 - Settore finanziario"/>
-            <w:listItem w:displayText="8 - Settore IT" w:value="8 - Settore IT"/>
-            <w:listItem w:displayText="9 - Settore dei servizi per telecomunicazioni" w:value="9 - Settore dei servizi per telecomunicazioni"/>
-            <w:listItem w:displayText="10 - Settore utilities" w:value="10 - Settore utilities"/>
-            <w:listItem w:displayText="11 - Altro" w:value="11 - Altro"/>
+            <w:listItem w:displayText="1 - Energy sector" w:value="1 - Energy sector"/>
+            <w:listItem w:displayText="2 - Materials sector" w:value="2 - Materials sector"/>
+            <w:listItem w:displayText="3 - Industrial sector" w:value="3 - Industrial sector"/>
+            <w:listItem w:displayText="4 - Consumer cyclicals sector" w:value="4 - Consumer cyclicals sector"/>
+            <w:listItem w:displayText="5 - Consumer non-cyclicals sector" w:value="5 - Consumer non-cyclicals sector"/>
+            <w:listItem w:displayText="6 - Healthcare sector" w:value="6 - Healthcare sector"/>
+            <w:listItem w:displayText="7 - Financial sector" w:value="7 - Financial sector"/>
+            <w:listItem w:displayText="8 - IT sector" w:value="8 - IT sector"/>
+            <w:listItem w:displayText="9 - Telecommunication services sector" w:value="9 - Telecommunication services sector"/>
+            <w:listItem w:displayText="10 - Utilities sector" w:value="10 - Utilities sector"/>
+            <w:listItem w:displayText="11 - Other" w:value="11 - Other"/>
           </w:dropDownList>
         </w:sdtPr>
         <w:sdtContent>
@@ -18740,17 +18448,17 @@
           <w:showingPlcHdr/>
           <w:dropDownList>
             <w:listItem w:displayText="Choose an item." w:value=""/>
-            <w:listItem w:displayText="1 - Settore energia" w:value="1 - Settore energia"/>
-            <w:listItem w:displayText="2 - Settore dei materiali" w:value="2 - Settore dei materiali"/>
-            <w:listItem w:displayText="3 - settore industriale" w:value="3 - settore industriale"/>
-            <w:listItem w:displayText="4 - Settore dei beni di consumo ciclici" w:value="4 - Settore dei beni di consumo ciclici"/>
-            <w:listItem w:displayText="5 - Settore dei beni di consumo non ciclici" w:value="5 - Settore dei beni di consumo non ciclici"/>
-            <w:listItem w:displayText="6 - Settore sanitario" w:value="6 - Settore sanitario"/>
-            <w:listItem w:displayText="7 - Settore finanziario" w:value="7 - Settore finanziario"/>
-            <w:listItem w:displayText="8 - Settore IT" w:value="8 - Settore IT"/>
-            <w:listItem w:displayText="9 - Settore dei servizi per telecomunicazioni" w:value="9 - Settore dei servizi per telecomunicazioni"/>
-            <w:listItem w:displayText="10 - Settore utilities" w:value="10 - Settore utilities"/>
-            <w:listItem w:displayText="11 - Altro" w:value="11 - Altro"/>
+            <w:listItem w:displayText="1 - Energy sector" w:value="1 - Energy sector"/>
+            <w:listItem w:displayText="2 - Materials sector" w:value="2 - Materials sector"/>
+            <w:listItem w:displayText="3 - Industrial sector" w:value="3 - Industrial sector"/>
+            <w:listItem w:displayText="4 - Consumer cyclicals sector" w:value="4 - Consumer cyclicals sector"/>
+            <w:listItem w:displayText="5 - Consumer non-cyclicals sector" w:value="5 - Consumer non-cyclicals sector"/>
+            <w:listItem w:displayText="6 - Healthcare sector" w:value="6 - Healthcare sector"/>
+            <w:listItem w:displayText="7 - Financial sector" w:value="7 - Financial sector"/>
+            <w:listItem w:displayText="8 - IT sector" w:value="8 - IT sector"/>
+            <w:listItem w:displayText="9 - Telecommunication services sector" w:value="9 - Telecommunication services sector"/>
+            <w:listItem w:displayText="10 - Utilities sector" w:value="10 - Utilities sector"/>
+            <w:listItem w:displayText="11 - Other" w:value="11 - Other"/>
           </w:dropDownList>
         </w:sdtPr>
         <w:sdtContent>
@@ -20067,12 +19775,12 @@
           <w:showingPlcHdr/>
           <w:dropDownList>
             <w:listItem w:displayText="Choose an item." w:value=""/>
-            <w:listItem w:displayText="1 - In ogni caso attraverso una selezione di titoli fisici" w:value="1 - In ogni caso attraverso una selezione di titoli fisici"/>
-            <w:listItem w:displayText="2 - Attraverso la negoziazione di futures su indici azionari" w:value="2 - Attraverso la negoziazione di futures su indici azionari"/>
-            <w:listItem w:displayText="3 - Attraverso la negoziazione di Etf" w:value="3 - Attraverso la negoziazione di Etf"/>
-            <w:listItem w:displayText="4 - Attraverso la negoziazione di Oicr" w:value="4 - Attraverso la negoziazione di Oicr"/>
-            <w:listItem w:displayText="5 - Si prevede tendenzialmente l'esclusione dell'esposizione verso tali mercati" w:value="5 - Si prevede tendenzialmente l'esclusione dell'esposizione verso tali mercati"/>
-            <w:listItem w:displayText="6 - Altro" w:value="6 - Altro"/>
+            <w:listItem w:displayText="1 - In any case, through selection of physical securities" w:value="1 - In any case, through selection of physical securities"/>
+            <w:listItem w:displayText="2 - Through trading of futures on equity indices" w:value="2 - Through trading of futures on equity indices"/>
+            <w:listItem w:displayText="3 - Through trading of ETFs" w:value="3 - Through trading of ETFs"/>
+            <w:listItem w:displayText="4 - Through trading of UCITS funds" w:value="4 - Through trading of UCITS funds"/>
+            <w:listItem w:displayText="5 - Exposure to these markets is generally expected to be excluded" w:value="5 - Exposure to these markets is generally expected to be excluded"/>
+            <w:listItem w:displayText="6 - Other" w:value="6 - Other"/>
           </w:dropDownList>
         </w:sdtPr>
         <w:sdtContent>
@@ -20249,8 +19957,8 @@
           <w:showingPlcHdr/>
           <w:dropDownList>
             <w:listItem w:displayText="Choose an item." w:value=""/>
-            <w:listItem w:displayText="La societa candidata ha un trading desk che svolge attivita esclusiva per conto della clientela istituzionale" w:value="La societa candidata ha un trading desk che svolge attivita esclusiva per conto della clientela istituzionale"/>
-            <w:listItem w:displayText="La societa non ha un trading desk che svolge attivita esclusiva per conto della clientela istituzionale" w:value="La societa non ha un trading desk che svolge attivita esclusiva per conto della clientela istituzionale"/>
+            <w:listItem w:displayText="The candidate company has a trading desk working exclusively for institutional clients" w:value="The candidate company has a trading desk working exclusively for institutional clients"/>
+            <w:listItem w:displayText="The company does not have a trading desk working exclusively for institutional clients" w:value="The company does not have a trading desk working exclusively for institutional clients"/>
           </w:dropDownList>
         </w:sdtPr>
         <w:sdtContent>
@@ -20929,8 +20637,8 @@
           <w:showingPlcHdr/>
           <w:dropDownList>
             <w:listItem w:displayText="Choose an item." w:value=""/>
-            <w:listItem w:displayText="La lista delle controparti e definita esclusivamente dalla societa candidata" w:value="La lista delle controparti e definita esclusivamente dalla societa candidata"/>
-            <w:listItem w:displayText="La lista delle controparti e definita al livello del gruppo" w:value="La lista delle controparti e definita al livello del gruppo"/>
+            <w:listItem w:displayText="The counterparty list is defined exclusively by the candidate company" w:value="The counterparty list is defined exclusively by the candidate company"/>
+            <w:listItem w:displayText="The counterparty list is defined at group level" w:value="The counterparty list is defined at group level"/>
           </w:dropDownList>
         </w:sdtPr>
         <w:sdtContent>
@@ -20995,9 +20703,9 @@
           <w:showingPlcHdr/>
           <w:dropDownList>
             <w:listItem w:displayText="Choose an item." w:value=""/>
-            <w:listItem w:displayText="La societa candidata ha in essere rapporti di soft commission con intermediari italiani ed esteri" w:value="La societa candidata ha in essere rapporti di soft commission con intermediari italiani ed esteri"/>
-            <w:listItem w:displayText="La societa candidata non ha in essere rapporti di soft commission con intermediari italiani ed esteri ma operano rapporti a livello di gruppo" w:value="La societa candidata non ha in essere rapporti di soft commission con intermediari italiani ed esteri ma operano rapporti a livello di gruppo"/>
-            <w:listItem w:displayText="La societa candidata non ha in essere rapporti di soft commission con intermediari italiani ed esteri e non operano rapporti a livello di gruppo" w:value="La societa candidata non ha in essere rapporti di soft commission con intermediari italiani ed esteri e non operano rapporti a livello di gruppo"/>
+            <w:listItem w:displayText="The candidate company has soft commission arrangements with Italian and foreign intermediaries" w:value="The candidate company has soft commission arrangements with Italian and foreign intermediaries"/>
+            <w:listItem w:displayText="The candidate company has no soft commission arrangements with Italian and foreign intermediaries, but such arrangements exist at group level" w:value="The candidate company has no soft commission arrangements with Italian and foreign intermediaries, but such arrangements exist at group level"/>
+            <w:listItem w:displayText="The candidate company has no soft commission arrangements with Italian and foreign intermediaries, and none exist at group level" w:value="The candidate company has no soft commission arrangements with Italian and foreign intermediaries, and none exist at group level"/>
           </w:dropDownList>
         </w:sdtPr>
         <w:sdtContent>
@@ -22516,10 +22224,10 @@
           <w:showingPlcHdr/>
           <w:dropDownList>
             <w:listItem w:displayText="Choose an item." w:value=""/>
-            <w:listItem w:displayText="E' operativo un sistema per il controllo dei costi e dei tempi di transazione (pre e post trade analysis)" w:value="E' operativo un sistema per il controllo dei costi e dei tempi di transazione (pre e post trade analysis)"/>
-            <w:listItem w:displayText="E' operativo un sistema per il controllo dei costi e dei tempi di transazione (solo pre trade analysis)" w:value="E' operativo un sistema per il controllo dei costi e dei tempi di transazione (solo pre trade analysis)"/>
-            <w:listItem w:displayText="E' operativo un sistema per il controllo dei costi e dei tempi di transazione (solo post trade analysis)" w:value="E' operativo un sistema per il controllo dei costi e dei tempi di transazione (solo post trade analysis)"/>
-            <w:listItem w:displayText="Non e operativo un sistema per il controllo dei costi e dei tempi di transazione" w:value="Non e operativo un sistema per il controllo dei costi e dei tempi di transazione"/>
+            <w:listItem w:displayText="A system for controlling transaction costs and times is in operation (pre- and post-trade analysis)" w:value="A system for controlling transaction costs and times is in operation (pre- and post-trade analysis)"/>
+            <w:listItem w:displayText="A system for controlling transaction costs and times is in operation (pre-trade analysis only)" w:value="A system for controlling transaction costs and times is in operation (pre-trade analysis only)"/>
+            <w:listItem w:displayText="A system for controlling transaction costs and times is in operation (post-trade analysis only)" w:value="A system for controlling transaction costs and times is in operation (post-trade analysis only)"/>
+            <w:listItem w:displayText="No system for controlling transaction costs and times is in operation" w:value="No system for controlling transaction costs and times is in operation"/>
           </w:dropDownList>
         </w:sdtPr>
         <w:sdtContent>
@@ -22568,9 +22276,9 @@
           <w:showingPlcHdr/>
           <w:dropDownList>
             <w:listItem w:displayText="Choose an item." w:value=""/>
-            <w:listItem w:displayText="E' prevista una certificazione di detto sistema di controllo da parte di un soggetto esterno" w:value="E' prevista una certificazione di detto sistema di controllo da parte di un soggetto esterno"/>
-            <w:listItem w:displayText="E' prevista una verifica interna attuata mediante l'adozione di benchmark di mercato atta a valutare la qualita dell'attivita svolta" w:value="E' prevista una verifica interna attuata mediante l'adozione di benchmark di mercato atta a valutare la qualita dell'attivita svolta"/>
-            <w:listItem w:displayText="Non e operativo un processo di validazione del sistema" w:value="Non e operativo un processo di validazione del sistema"/>
+            <w:listItem w:displayText="The control system is certified by an external party" w:value="The control system is certified by an external party"/>
+            <w:listItem w:displayText="An internal review is provided, using market benchmarks to assess the quality of the activity carried out" w:value="An internal review is provided, using market benchmarks to assess the quality of the activity carried out"/>
+            <w:listItem w:displayText="No validation process for the system is in operation" w:value="No validation process for the system is in operation"/>
           </w:dropDownList>
         </w:sdtPr>
         <w:sdtContent>
@@ -22911,9 +22619,9 @@
           <w:showingPlcHdr/>
           <w:dropDownList>
             <w:listItem w:displayText="Choose an item." w:value=""/>
-            <w:listItem w:displayText="1 - Il servizio di back office e collocato nella societa candidata" w:value="1 - Il servizio di back office e collocato nella societa candidata"/>
-            <w:listItem w:displayText="2 - Il servizio di back office e centralizzato a livello di gruppo" w:value="2 - Il servizio di back office e centralizzato a livello di gruppo"/>
-            <w:listItem w:displayText="3 - Il servizio di back office e affidato in service a societa esterna al gruppo" w:value="3 - Il servizio di back office e affidato in service a societa esterna al gruppo"/>
+            <w:listItem w:displayText="1 - The back office service is located within the candidate company" w:value="1 - The back office service is located within the candidate company"/>
+            <w:listItem w:displayText="2 - The back office service is centralised at group level" w:value="2 - The back office service is centralised at group level"/>
+            <w:listItem w:displayText="3 - The back office service is outsourced to a company outside the group" w:value="3 - The back office service is outsourced to a company outside the group"/>
           </w:dropDownList>
         </w:sdtPr>
         <w:sdtContent>
@@ -23008,8 +22716,8 @@
           <w:showingPlcHdr/>
           <w:dropDownList>
             <w:listItem w:displayText="Choose an item." w:value=""/>
-            <w:listItem w:displayText="1 - Il rapporto viene gestito dalla societa candidata" w:value="1 - Il rapporto viene gestito dalla societa candidata"/>
-            <w:listItem w:displayText="2 - Il rapporto viene gestito dalla societa incaricata del gruppo ovvero dalla societa esterna che opera il servizio" w:value="2 - Il rapporto viene gestito dalla societa incaricata del gruppo ovvero dalla societa esterna che opera il servizio"/>
+            <w:listItem w:displayText="1 - The relationship is managed by the candidate company" w:value="1 - The relationship is managed by the candidate company"/>
+            <w:listItem w:displayText="2 - The relationship is managed by the group company in charge or by the external company providing the service" w:value="2 - The relationship is managed by the group company in charge or by the external company providing the service"/>
           </w:dropDownList>
         </w:sdtPr>
         <w:sdtContent>
@@ -23104,8 +22812,8 @@
           <w:showingPlcHdr/>
           <w:dropDownList>
             <w:listItem w:displayText="Choose an item." w:value=""/>
-            <w:listItem w:displayText="1 - Si, esiste un back office che svolge attivita esclusiva per conto della clientela istituzionale" w:value="1 - Si, esiste un back office che svolge attivita esclusiva per conto della clientela istituzionale"/>
-            <w:listItem w:displayText="2 - No, non esiste un back office che svolge attivita esclusiva per conto della clientela istituzionale" w:value="2 - No, non esiste un back office che svolge attivita esclusiva per conto della clientela istituzionale"/>
+            <w:listItem w:displayText="1 - Yes, there is a back office working exclusively for institutional clients" w:value="1 - Yes, there is a back office working exclusively for institutional clients"/>
+            <w:listItem w:displayText="2 - No, there is no back office working exclusively for institutional clients" w:value="2 - No, there is no back office working exclusively for institutional clients"/>
           </w:dropDownList>
         </w:sdtPr>
         <w:sdtContent>
@@ -23978,9 +23686,9 @@
           <w:showingPlcHdr/>
           <w:dropDownList>
             <w:listItem w:displayText="Choose an item." w:value=""/>
-            <w:listItem w:displayText="La societa candidata utilizza un database/ricerca esterna" w:value="La societa candidata utilizza un database/ricerca esterna"/>
-            <w:listItem w:displayText="La societa candidata utilizza ricerca propria" w:value="La societa candidata utilizza ricerca propria"/>
-            <w:listItem w:displayText="La societa candidata utilizza sia ricerca propria che database/ricerca esterna" w:value="La societa candidata utilizza sia ricerca propria che database/ricerca esterna"/>
+            <w:listItem w:displayText="The candidate company uses an external database / external research" w:value="The candidate company uses an external database / external research"/>
+            <w:listItem w:displayText="The candidate company uses its own research" w:value="The candidate company uses its own research"/>
+            <w:listItem w:displayText="The candidate company uses both its own research and an external database / external research" w:value="The candidate company uses both its own research and an external database / external research"/>
           </w:dropDownList>
         </w:sdtPr>
         <w:sdtContent>
@@ -24321,8 +24029,8 @@
           <w:showingPlcHdr/>
           <w:dropDownList>
             <w:listItem w:displayText="Choose an item." w:value=""/>
-            <w:listItem w:displayText="1 - La struttura e collocata nella societa candidata" w:value="1 - La struttura e collocata nella societa candidata"/>
-            <w:listItem w:displayText="2 - La struttura e collocata a livello di gruppo in una societa specializzata" w:value="2 - La struttura e collocata a livello di gruppo in una societa specializzata"/>
+            <w:listItem w:displayText="1 - The structure is located within the candidate company" w:value="1 - The structure is located within the candidate company"/>
+            <w:listItem w:displayText="2 - The structure is located at group level, in a specialised company" w:value="2 - The structure is located at group level, in a specialised company"/>
           </w:dropDownList>
         </w:sdtPr>
         <w:sdtContent>
@@ -24479,8 +24187,8 @@
           <w:showingPlcHdr/>
           <w:dropDownList>
             <w:listItem w:displayText="Choose an item." w:value=""/>
-            <w:listItem w:displayText="1 - La societa candidata gestisce prodotti caratterizzati come ESG e/o investimenti socialmente responsabili" w:value="1 - La societa candidata gestisce prodotti caratterizzati come ESG e/o investimenti socialmente responsabili"/>
-            <w:listItem w:displayText="2 - La societa candidata non gestisce prodotti caratterizzati come ESG e/o investimenti socialmente responsabili" w:value="2 - La societa candidata non gestisce prodotti caratterizzati come ESG e/o investimenti socialmente responsabili"/>
+            <w:listItem w:displayText="1 - The candidate company manages products characterised as ESG and/or socially responsible investments" w:value="1 - The candidate company manages products characterised as ESG and/or socially responsible investments"/>
+            <w:listItem w:displayText="2 - The candidate company does not manage products characterised as ESG and/or socially responsible investments" w:value="2 - The candidate company does not manage products characterised as ESG and/or socially responsible investments"/>
           </w:dropDownList>
         </w:sdtPr>
         <w:sdtContent>
@@ -25023,8 +24731,8 @@
           <w:showingPlcHdr/>
           <w:dropDownList>
             <w:listItem w:displayText="Choose an item." w:value=""/>
-            <w:listItem w:displayText="1 - Esiste un comitato di sostenibilita o sugli ISR che presiede alle politiche degli investimenti socialmente responsabili" w:value="1 - Esiste un comitato di sostenibilita o sugli ISR che presiede alle politiche degli investimenti socialmente responsabili"/>
-            <w:listItem w:displayText="2 - Non esiste un comitato di sostenibilita o sugli ISR che presiede alle politiche degli investimenti socialmente responsabili" w:value="2 - Non esiste un comitato di sostenibilita o sugli ISR che presiede alle politiche degli investimenti socialmente responsabili"/>
+            <w:listItem w:displayText="1 - A sustainability or SRI committee exists which oversees socially responsible investment policies" w:value="1 - A sustainability or SRI committee exists which oversees socially responsible investment policies"/>
+            <w:listItem w:displayText="2 - No sustainability or SRI committee exists which oversees socially responsible investment policies" w:value="2 - No sustainability or SRI committee exists which oversees socially responsible investment policies"/>
           </w:dropDownList>
         </w:sdtPr>
         <w:sdtContent>
@@ -25487,8 +25195,8 @@
           <w:showingPlcHdr/>
           <w:dropDownList>
             <w:listItem w:displayText="Choose an item." w:value=""/>
-            <w:listItem w:displayText="1 - Il giudizio del Comitato etico e vincolante per il gestore" w:value="1 - Il giudizio del Comitato etico e vincolante per il gestore"/>
-            <w:listItem w:displayText="2 - Il giudizio del Comitato etico non e vincolante per il gestore" w:value="2 - Il giudizio del Comitato etico non e vincolante per il gestore"/>
+            <w:listItem w:displayText="1 - The Ethics Committee's opinion is binding on the manager" w:value="1 - The Ethics Committee's opinion is binding on the manager"/>
+            <w:listItem w:displayText="2 - The Ethics Committee's opinion is not binding on the manager" w:value="2 - The Ethics Committee's opinion is not binding on the manager"/>
           </w:dropDownList>
         </w:sdtPr>
         <w:sdtContent>
@@ -25847,10 +25555,10 @@
           <w:showingPlcHdr/>
           <w:dropDownList>
             <w:listItem w:displayText="Choose an item." w:value=""/>
-            <w:listItem w:displayText="Si, si avvale di liste pubbliche" w:value="Si, si avvale di liste pubbliche"/>
-            <w:listItem w:displayText="Si, si avvale del servizio di un provider" w:value="Si, si avvale del servizio di un provider"/>
-            <w:listItem w:displayText="Si, si avvale di liste pubbliche e del servizio di un provider" w:value="Si, si avvale di liste pubbliche e del servizio di un provider"/>
-            <w:listItem w:displayText="No, costruisce le liste esclusivamente attraverso la propria ricerca" w:value="No, costruisce le liste esclusivamente attraverso la propria ricerca"/>
+            <w:listItem w:displayText="Yes, uses public lists" w:value="Yes, uses public lists"/>
+            <w:listItem w:displayText="Yes, uses the service of a provider" w:value="Yes, uses the service of a provider"/>
+            <w:listItem w:displayText="Yes, uses public lists and the service of a provider" w:value="Yes, uses public lists and the service of a provider"/>
+            <w:listItem w:displayText="No, builds the lists exclusively through its own research" w:value="No, builds the lists exclusively through its own research"/>
             <w:listItem w:displayText="No" w:value="No"/>
           </w:dropDownList>
         </w:sdtPr>
@@ -26416,9 +26124,9 @@
           <w:showingPlcHdr/>
           <w:dropDownList>
             <w:listItem w:displayText="Choose an item." w:value=""/>
-            <w:listItem w:displayText="Una funzione interna alla societa candidata" w:value="Una funzione interna alla societa candidata"/>
-            <w:listItem w:displayText="Altra societa del gruppo" w:value="Altra societa del gruppo"/>
-            <w:listItem w:displayText="Altra societa in outsourcing" w:value="Altra societa in outsourcing"/>
+            <w:listItem w:displayText="An internal function of the candidate company" w:value="An internal function of the candidate company"/>
+            <w:listItem w:displayText="Another group company" w:value="Another group company"/>
+            <w:listItem w:displayText="Another company, outsourced" w:value="Another company, outsourced"/>
           </w:dropDownList>
         </w:sdtPr>
         <w:sdtContent>
@@ -26513,8 +26221,8 @@
           <w:showingPlcHdr/>
           <w:dropDownList>
             <w:listItem w:displayText="Choose an item." w:value=""/>
-            <w:listItem w:displayText="La riconciliazione avviene su base giornaliera indipendentemente dal numero di operazioni in essere con la controparte" w:value="La riconciliazione avviene su base giornaliera indipendentemente dal numero di operazioni in essere con la controparte"/>
-            <w:listItem w:displayText="Sulla base della cadenza definita dalla normativa in funzione dei contratti in essere con la controparte" w:value="Sulla base della cadenza definita dalla normativa in funzione dei contratti in essere con la controparte"/>
+            <w:listItem w:displayText="Reconciliation takes place daily, regardless of the number of transactions outstanding with the counterparty" w:value="Reconciliation takes place daily, regardless of the number of transactions outstanding with the counterparty"/>
+            <w:listItem w:displayText="Based on the frequency defined by regulation, depending on the contracts outstanding with the counterparty" w:value="Based on the frequency defined by regulation, depending on the contracts outstanding with the counterparty"/>
           </w:dropDownList>
         </w:sdtPr>
         <w:sdtContent>
@@ -26735,9 +26443,9 @@
             <w:listItem w:displayText="Choose an item." w:value=""/>
             <w:listItem w:displayText="ISDA" w:value="ISDA"/>
             <w:listItem w:displayText="EMA" w:value="EMA"/>
-            <w:listItem w:displayText="Contrattualistica definita da entita nazionali (es. DERV Germania, FBF Francia, ecc.)" w:value="Contrattualistica definita da entita nazionali (es. DERV Germania, FBF Francia, ecc.)"/>
-            <w:listItem w:displayText="Altra contrattualistica" w:value="Altra contrattualistica"/>
-            <w:listItem w:displayText="La societa non adotta alcuna contrattualistica standard" w:value="La societa non adotta alcuna contrattualistica standard"/>
+            <w:listItem w:displayText="Contractual terms defined by national entities (e.g. DERV Germany, FBF France, etc.)" w:value="Contractual terms defined by national entities (e.g. DERV Germany, FBF France, etc.)"/>
+            <w:listItem w:displayText="Other contractual terms" w:value="Other contractual terms"/>
+            <w:listItem w:displayText="The company does not adopt any standard contractual terms" w:value="The company does not adopt any standard contractual terms"/>
           </w:dropDownList>
         </w:sdtPr>
         <w:sdtContent>
@@ -27130,8 +26838,8 @@
           <w:showingPlcHdr/>
           <w:dropDownList>
             <w:listItem w:displayText="Choose an item." w:value=""/>
-            <w:listItem w:displayText="1 - Il gruppo svolge attivita che rientrano tra quelle di collocamento titoli per conto di terzi" w:value="1 - Il gruppo svolge attivita che rientrano tra quelle di collocamento titoli per conto di terzi"/>
-            <w:listItem w:displayText="2 - Il gruppo non svolge attivita che rientrano tra quelle di collocamento titoli per conto di terzi" w:value="2 - Il gruppo non svolge attivita che rientrano tra quelle di collocamento titoli per conto di terzi"/>
+            <w:listItem w:displayText="1 - The group carries out activities falling within the placement of securities on behalf of third parties" w:value="1 - The group carries out activities falling within the placement of securities on behalf of third parties"/>
+            <w:listItem w:displayText="2 - The group does not carry out activities falling within the placement of securities on behalf of third parties" w:value="2 - The group does not carry out activities falling within the placement of securities on behalf of third parties"/>
           </w:dropDownList>
         </w:sdtPr>
         <w:sdtContent>
@@ -28048,9 +27756,9 @@
           <w:showingPlcHdr/>
           <w:dropDownList>
             <w:listItem w:displayText="Choose an item." w:value=""/>
-            <w:listItem w:displayText="1 - La societa ha adottato un codice etico proposto da un'associazione di categoria" w:value="1 - La societa ha adottato un codice etico proposto da un'associazione di categoria"/>
-            <w:listItem w:displayText="2 - La societa ha adottato un codice etico proprio in alternativa a quello predisposto da un'associazione di categoria" w:value="2 - La societa ha adottato un codice etico proprio in alternativa a quello predisposto da un'associazione di categoria"/>
-            <w:listItem w:displayText="3 - La societa ha adottato un codice etico proprio in aggiunta a quello predisposto da un'associazione di categoria" w:value="3 - La societa ha adottato un codice etico proprio in aggiunta a quello predisposto da un'associazione di categoria"/>
+            <w:listItem w:displayText="1 - The company has adopted an ethical code proposed by a trade association" w:value="1 - The company has adopted an ethical code proposed by a trade association"/>
+            <w:listItem w:displayText="2 - The company has adopted its own ethical code as an alternative to the one prepared by a trade association" w:value="2 - The company has adopted its own ethical code as an alternative to the one prepared by a trade association"/>
+            <w:listItem w:displayText="3 - The company has adopted its own ethical code in addition to the one prepared by a trade association" w:value="3 - The company has adopted its own ethical code in addition to the one prepared by a trade association"/>
           </w:dropDownList>
         </w:sdtPr>
         <w:sdtContent>
@@ -28263,8 +27971,8 @@
           <w:showingPlcHdr/>
           <w:dropDownList>
             <w:listItem w:displayText="Choose an item." w:value=""/>
-            <w:listItem w:displayText="1 - Esiste un team dedicato alla gestione delle relazioni con la clientela istituzionale" w:value="1 - Esiste un team dedicato alla gestione delle relazioni con la clientela istituzionale"/>
-            <w:listItem w:displayText="2 - Non esiste un team dedicato alla gestione delle relazioni con la clientela istituzionale" w:value="2 - Non esiste un team dedicato alla gestione delle relazioni con la clientela istituzionale"/>
+            <w:listItem w:displayText="1 - A team dedicated to managing relations with institutional clients exists" w:value="1 - A team dedicated to managing relations with institutional clients exists"/>
+            <w:listItem w:displayText="2 - No team dedicated to managing relations with institutional clients exists" w:value="2 - No team dedicated to managing relations with institutional clients exists"/>
           </w:dropDownList>
         </w:sdtPr>
         <w:sdtContent>
@@ -28835,8 +28543,8 @@
           <w:showingPlcHdr/>
           <w:dropDownList>
             <w:listItem w:displayText="Choose an item." w:value=""/>
-            <w:listItem w:displayText="1 - La societa candidata gestisce direttamente i rapporti con l'investitore" w:value="1 - La societa candidata gestisce direttamente i rapporti con l'investitore"/>
-            <w:listItem w:displayText="2 - La societa candidata affida a terzi la gestione dei rapporti con l'investitore" w:value="2 - La societa candidata affida a terzi la gestione dei rapporti con l'investitore"/>
+            <w:listItem w:displayText="1 - The candidate company manages investor relations directly" w:value="1 - The candidate company manages investor relations directly"/>
+            <w:listItem w:displayText="2 - The candidate company entrusts investor relations to third parties" w:value="2 - The candidate company entrusts investor relations to third parties"/>
           </w:dropDownList>
         </w:sdtPr>
         <w:sdtContent>
@@ -28901,9 +28609,9 @@
           <w:showingPlcHdr/>
           <w:dropDownList>
             <w:listItem w:displayText="Choose an item." w:value=""/>
-            <w:listItem w:displayText="1 - Si, la societa si impegna a fornire le informazioni sopraindicate" w:value="1 - Si, la societa si impegna a fornire le informazioni sopraindicate"/>
-            <w:listItem w:displayText="2 - No, la societa non fornisce i dati sopraindicati" w:value="2 - No, la societa non fornisce i dati sopraindicati"/>
-            <w:listItem w:displayText="3 - No, la societa non fornisce i dati sopraindicati su base giornaliera, ma li fornisce con minor frequenza" w:value="3 - No, la societa non fornisce i dati sopraindicati su base giornaliera, ma li fornisce con minor frequenza"/>
+            <w:listItem w:displayText="1 - Yes, the company undertakes to provide the above information" w:value="1 - Yes, the company undertakes to provide the above information"/>
+            <w:listItem w:displayText="2 - No, the company does not provide the above data" w:value="2 - No, the company does not provide the above data"/>
+            <w:listItem w:displayText="3 - No, the company does not provide the above data daily, but provides it less frequently" w:value="3 - No, the company does not provide the above data daily, but provides it less frequently"/>
           </w:dropDownList>
         </w:sdtPr>
         <w:sdtContent>
@@ -28968,8 +28676,8 @@
           <w:showingPlcHdr/>
           <w:dropDownList>
             <w:listItem w:displayText="Choose an item." w:value=""/>
-            <w:listItem w:displayText="1 - Si, la societa candidata si impegna a fornire una completa disclosure sui componenti degli OICR presenti nel portafoglio" w:value="1 - Si, la societa candidata si impegna a fornire una completa disclosure sui componenti degli OICR presenti nel portafoglio"/>
-            <w:listItem w:displayText="2 - No, la societa candidata non puo fornire una completa disclosure sui componenti degli OICR presenti nel portafoglio" w:value="2 - No, la societa candidata non puo fornire una completa disclosure sui componenti degli OICR presenti nel portafoglio"/>
+            <w:listItem w:displayText="1 - Yes, the candidate company undertakes to provide full disclosure of the components of the UCITS held in the portfolio" w:value="1 - Yes, the candidate company undertakes to provide full disclosure of the components of the UCITS held in the portfolio"/>
+            <w:listItem w:displayText="2 - No, the candidate company cannot provide full disclosure of the components of the UCITS held in the portfolio" w:value="2 - No, the candidate company cannot provide full disclosure of the components of the UCITS held in the portfolio"/>
           </w:dropDownList>
         </w:sdtPr>
         <w:sdtContent>
@@ -29018,9 +28726,9 @@
           <w:showingPlcHdr/>
           <w:dropDownList>
             <w:listItem w:displayText="Choose an item." w:value=""/>
-            <w:listItem w:displayText="1 - Si, la societa si impegna a fornire le informazioni sopraindicate" w:value="1 - Si, la societa si impegna a fornire le informazioni sopraindicate"/>
-            <w:listItem w:displayText="2 - No, la societa non fornisce i dati sopraindicati" w:value="2 - No, la societa non fornisce i dati sopraindicati"/>
-            <w:listItem w:displayText="3 - No, la societa non fornisce i dati sopraindicati su base giornaliera, ma li fornisce con minor frequenza" w:value="3 - No, la societa non fornisce i dati sopraindicati su base giornaliera, ma li fornisce con minor frequenza"/>
+            <w:listItem w:displayText="1 - Yes, the company undertakes to provide the above information" w:value="1 - Yes, the company undertakes to provide the above information"/>
+            <w:listItem w:displayText="2 - No, the company does not provide the above data" w:value="2 - No, the company does not provide the above data"/>
+            <w:listItem w:displayText="3 - No, the company does not provide the above data daily, but provides it less frequently" w:value="3 - No, the company does not provide the above data daily, but provides it less frequently"/>
           </w:dropDownList>
         </w:sdtPr>
         <w:sdtContent>
@@ -30021,8 +29729,8 @@
           <w:showingPlcHdr/>
           <w:dropDownList>
             <w:listItem w:displayText="Choose an item." w:value=""/>
-            <w:listItem w:displayText="Il benchmark utilizzato coincide con quello proposto nel questionario" w:value="Il benchmark utilizzato coincide con quello proposto nel questionario"/>
-            <w:listItem w:displayText="Il benchmark utilizzato e diverso da quello indicato dal questionario" w:value="Il benchmark utilizzato e diverso da quello indicato dal questionario"/>
+            <w:listItem w:displayText="The benchmark used matches the one proposed in the questionnaire" w:value="The benchmark used matches the one proposed in the questionnaire"/>
+            <w:listItem w:displayText="The benchmark used differs from the one indicated in the questionnaire" w:value="The benchmark used differs from the one indicated in the questionnaire"/>
           </w:dropDownList>
         </w:sdtPr>
         <w:sdtContent>
@@ -30367,8 +30075,8 @@
           <w:showingPlcHdr/>
           <w:dropDownList>
             <w:listItem w:displayText="Choose an item." w:value=""/>
-            <w:listItem w:displayText="Il riferimento (ISIN e Ticker Thomson) dell'OICR individua una classe di quota istituzionale senza commissioni" w:value="Il riferimento (ISIN e Ticker Thomson) dell'OICR individua una classe di quota istituzionale senza commissioni"/>
-            <w:listItem w:displayText="Il riferimento (ISIN e Ticker Thomson) dell'OICR individua una classe di quota comprensiva di commissioni di gestione" w:value="Il riferimento (ISIN e Ticker Thomson) dell'OICR individua una classe di quota comprensiva di commissioni di gestione"/>
+            <w:listItem w:displayText="The reference (ISIN and Thomson ticker) of the UCITS identifies an institutional share class without fees" w:value="The reference (ISIN and Thomson ticker) of the UCITS identifies an institutional share class without fees"/>
+            <w:listItem w:displayText="The reference (ISIN and Thomson ticker) of the UCITS identifies a share class including management fees" w:value="The reference (ISIN and Thomson ticker) of the UCITS identifies a share class including management fees"/>
           </w:dropDownList>
         </w:sdtPr>
         <w:sdtContent>
@@ -31895,8 +31603,8 @@
           <w:showingPlcHdr/>
           <w:dropDownList>
             <w:listItem w:displayText="Choose an item." w:value=""/>
-            <w:listItem w:displayText="Il benchmark utilizzato coincide con quello proposto nel questionario" w:value="Il benchmark utilizzato coincide con quello proposto nel questionario"/>
-            <w:listItem w:displayText="Il benchmark utilizzato e diverso da quello indicato dal questionario" w:value="Il benchmark utilizzato e diverso da quello indicato dal questionario"/>
+            <w:listItem w:displayText="The benchmark used matches the one proposed in the questionnaire" w:value="The benchmark used matches the one proposed in the questionnaire"/>
+            <w:listItem w:displayText="The benchmark used differs from the one indicated in the questionnaire" w:value="The benchmark used differs from the one indicated in the questionnaire"/>
           </w:dropDownList>
         </w:sdtPr>
         <w:sdtContent>
@@ -32209,8 +31917,8 @@
           <w:showingPlcHdr/>
           <w:dropDownList>
             <w:listItem w:displayText="Choose an item." w:value=""/>
-            <w:listItem w:displayText="Il riferimento (ISIN e Ticker Thomson) dell'OICR individua una classe di quota istituzionale senza commissioni" w:value="Il riferimento (ISIN e Ticker Thomson) dell'OICR individua una classe di quota istituzionale senza commissioni"/>
-            <w:listItem w:displayText="Il riferimento (ISIN e Ticker Thomson) dell'OICR individua una classe di quota comprensiva di commissioni di gestione" w:value="Il riferimento (ISIN e Ticker Thomson) dell'OICR individua una classe di quota comprensiva di commissioni di gestione"/>
+            <w:listItem w:displayText="The reference (ISIN and Thomson ticker) of the UCITS identifies an institutional share class without fees" w:value="The reference (ISIN and Thomson ticker) of the UCITS identifies an institutional share class without fees"/>
+            <w:listItem w:displayText="The reference (ISIN and Thomson ticker) of the UCITS identifies a share class including management fees" w:value="The reference (ISIN and Thomson ticker) of the UCITS identifies a share class including management fees"/>
           </w:dropDownList>
         </w:sdtPr>
         <w:sdtContent>
@@ -32491,9 +32199,9 @@
           <w:showingPlcHdr/>
           <w:dropDownList>
             <w:listItem w:displayText="Choose an item." w:value=""/>
-            <w:listItem w:displayText="L'OICR e gestito con lo stesso stile di gestione che sara applicato nel mandato" w:value="L'OICR e gestito con lo stesso stile di gestione che sara applicato nel mandato"/>
-            <w:listItem w:displayText="L'OICR e gestito con uno stile di gestione simile in prevalenza a quello che sara applicato nel mandato" w:value="L'OICR e gestito con uno stile di gestione simile in prevalenza a quello che sara applicato nel mandato"/>
-            <w:listItem w:displayText="L'OICR e gestito con uno stile di gestione differente da quello che sara applicato nel mandato" w:value="L'OICR e gestito con uno stile di gestione differente da quello che sara applicato nel mandato"/>
+            <w:listItem w:displayText="The UCITS is managed with the same management style that will be applied in the mandate" w:value="The UCITS is managed with the same management style that will be applied in the mandate"/>
+            <w:listItem w:displayText="The UCITS is managed with a management style mainly similar to the one that will be applied in the mandate" w:value="The UCITS is managed with a management style mainly similar to the one that will be applied in the mandate"/>
+            <w:listItem w:displayText="The UCITS is managed with a management style different from the one that will be applied in the mandate" w:value="The UCITS is managed with a management style different from the one that will be applied in the mandate"/>
           </w:dropDownList>
         </w:sdtPr>
         <w:sdtContent>
@@ -34458,9 +34166,9 @@
           <w:showingPlcHdr/>
           <w:dropDownList>
             <w:listItem w:displayText="Choose an item." w:value=""/>
-            <w:listItem w:displayText="L'OICR e gestito con lo stesso stile di gestione che sara applicato nel mandato" w:value="L'OICR e gestito con lo stesso stile di gestione che sara applicato nel mandato"/>
-            <w:listItem w:displayText="L'OICR e gestito con uno stile di gestione simile in prevalenza a quello che sara applicato nel mandato" w:value="L'OICR e gestito con uno stile di gestione simile in prevalenza a quello che sara applicato nel mandato"/>
-            <w:listItem w:displayText="L'OICR e gestito con uno stile di gestione differente da quello che sara applicato nel mandato" w:value="L'OICR e gestito con uno stile di gestione differente da quello che sara applicato nel mandato"/>
+            <w:listItem w:displayText="The UCITS is managed with the same management style that will be applied in the mandate" w:value="The UCITS is managed with the same management style that will be applied in the mandate"/>
+            <w:listItem w:displayText="The UCITS is managed with a management style mainly similar to the one that will be applied in the mandate" w:value="The UCITS is managed with a management style mainly similar to the one that will be applied in the mandate"/>
+            <w:listItem w:displayText="The UCITS is managed with a management style different from the one that will be applied in the mandate" w:value="The UCITS is managed with a management style different from the one that will be applied in the mandate"/>
           </w:dropDownList>
         </w:sdtPr>
         <w:sdtContent>
@@ -35895,8 +35603,8 @@
           <w:showingPlcHdr/>
           <w:dropDownList>
             <w:listItem w:displayText="Choose an item." w:value=""/>
-            <w:listItem w:displayText="Il benchmark utilizzato coincide con quello proposto nel questionario" w:value="Il benchmark utilizzato coincide con quello proposto nel questionario"/>
-            <w:listItem w:displayText="Il benchmark utilizzato e diverso da quello indicato dal questionario" w:value="Il benchmark utilizzato e diverso da quello indicato dal questionario"/>
+            <w:listItem w:displayText="The benchmark used matches the one proposed in the questionnaire" w:value="The benchmark used matches the one proposed in the questionnaire"/>
+            <w:listItem w:displayText="The benchmark used differs from the one indicated in the questionnaire" w:value="The benchmark used differs from the one indicated in the questionnaire"/>
           </w:dropDownList>
         </w:sdtPr>
         <w:sdtContent>
@@ -36209,8 +35917,8 @@
           <w:showingPlcHdr/>
           <w:dropDownList>
             <w:listItem w:displayText="Choose an item." w:value=""/>
-            <w:listItem w:displayText="Il riferimento (ISIN e Ticker Thomson) dell'OICR individua una classe di quota istituzionale senza commissioni" w:value="Il riferimento (ISIN e Ticker Thomson) dell'OICR individua una classe di quota istituzionale senza commissioni"/>
-            <w:listItem w:displayText="Il riferimento (ISIN e Ticker Thomson) dell'OICR individua una classe di quota comprensiva di commissioni di gestione" w:value="Il riferimento (ISIN e Ticker Thomson) dell'OICR individua una classe di quota comprensiva di commissioni di gestione"/>
+            <w:listItem w:displayText="The reference (ISIN and Thomson ticker) of the UCITS identifies an institutional share class without fees" w:value="The reference (ISIN and Thomson ticker) of the UCITS identifies an institutional share class without fees"/>
+            <w:listItem w:displayText="The reference (ISIN and Thomson ticker) of the UCITS identifies a share class including management fees" w:value="The reference (ISIN and Thomson ticker) of the UCITS identifies a share class including management fees"/>
           </w:dropDownList>
         </w:sdtPr>
         <w:sdtContent>
@@ -36491,9 +36199,9 @@
           <w:showingPlcHdr/>
           <w:dropDownList>
             <w:listItem w:displayText="Choose an item." w:value=""/>
-            <w:listItem w:displayText="L'OICR e gestito con lo stesso stile di gestione che sara applicato nel mandato" w:value="L'OICR e gestito con lo stesso stile di gestione che sara applicato nel mandato"/>
-            <w:listItem w:displayText="L'OICR e gestito con uno stile di gestione simile in prevalenza a quello che sara applicato nel mandato" w:value="L'OICR e gestito con uno stile di gestione simile in prevalenza a quello che sara applicato nel mandato"/>
-            <w:listItem w:displayText="L'OICR e gestito con uno stile di gestione differente da quello che sara applicato nel mandato" w:value="L'OICR e gestito con uno stile di gestione differente da quello che sara applicato nel mandato"/>
+            <w:listItem w:displayText="The UCITS is managed with the same management style that will be applied in the mandate" w:value="The UCITS is managed with the same management style that will be applied in the mandate"/>
+            <w:listItem w:displayText="The UCITS is managed with a management style mainly similar to the one that will be applied in the mandate" w:value="The UCITS is managed with a management style mainly similar to the one that will be applied in the mandate"/>
+            <w:listItem w:displayText="The UCITS is managed with a management style different from the one that will be applied in the mandate" w:value="The UCITS is managed with a management style different from the one that will be applied in the mandate"/>
           </w:dropDownList>
         </w:sdtPr>
         <w:sdtContent>
@@ -38114,8 +37822,8 @@
           <w:showingPlcHdr/>
           <w:dropDownList>
             <w:listItem w:displayText="Choose an item." w:value=""/>
-            <w:listItem w:displayText="Il riferimento (ISIN e Ticker Thomson) dell'OICR individua una classe di quota istituzionale senza commissioni" w:value="Il riferimento (ISIN e Ticker Thomson) dell'OICR individua una classe di quota istituzionale senza commissioni"/>
-            <w:listItem w:displayText="Il riferimento (ISIN e Ticker Thomson) dell'OICR individua una classe di quota comprensiva di commissioni di gestione" w:value="Il riferimento (ISIN e Ticker Thomson) dell'OICR individua una classe di quota comprensiva di commissioni di gestione"/>
+            <w:listItem w:displayText="The reference (ISIN and Thomson ticker) of the UCITS identifies an institutional share class without fees" w:value="The reference (ISIN and Thomson ticker) of the UCITS identifies an institutional share class without fees"/>
+            <w:listItem w:displayText="The reference (ISIN and Thomson ticker) of the UCITS identifies a share class including management fees" w:value="The reference (ISIN and Thomson ticker) of the UCITS identifies a share class including management fees"/>
           </w:dropDownList>
         </w:sdtPr>
         <w:sdtContent>
@@ -38396,9 +38104,9 @@
           <w:showingPlcHdr/>
           <w:dropDownList>
             <w:listItem w:displayText="Choose an item." w:value=""/>
-            <w:listItem w:displayText="L'OICR e gestito con lo stesso stile di gestione che sara applicato nel mandato" w:value="L'OICR e gestito con lo stesso stile di gestione che sara applicato nel mandato"/>
-            <w:listItem w:displayText="L'OICR e gestito con uno stile di gestione simile in prevalenza a quello che sara applicato nel mandato" w:value="L'OICR e gestito con uno stile di gestione simile in prevalenza a quello che sara applicato nel mandato"/>
-            <w:listItem w:displayText="L'OICR e gestito con uno stile di gestione differente da quello che sara applicato nel mandato" w:value="L'OICR e gestito con uno stile di gestione differente da quello che sara applicato nel mandato"/>
+            <w:listItem w:displayText="The UCITS is managed with the same management style that will be applied in the mandate" w:value="The UCITS is managed with the same management style that will be applied in the mandate"/>
+            <w:listItem w:displayText="The UCITS is managed with a management style mainly similar to the one that will be applied in the mandate" w:value="The UCITS is managed with a management style mainly similar to the one that will be applied in the mandate"/>
+            <w:listItem w:displayText="The UCITS is managed with a management style different from the one that will be applied in the mandate" w:value="The UCITS is managed with a management style different from the one that will be applied in the mandate"/>
           </w:dropDownList>
         </w:sdtPr>
         <w:sdtContent>
@@ -39709,8 +39417,8 @@
           <w:showingPlcHdr/>
           <w:dropDownList>
             <w:listItem w:displayText="Choose an item." w:value=""/>
-            <w:listItem w:displayText="Il benchmark utilizzato coincide con quello proposto nel questionario" w:value="Il benchmark utilizzato coincide con quello proposto nel questionario"/>
-            <w:listItem w:displayText="Il benchmark utilizzato e diverso da quello indicato dal questionario" w:value="Il benchmark utilizzato e diverso da quello indicato dal questionario"/>
+            <w:listItem w:displayText="The benchmark used matches the one proposed in the questionnaire" w:value="The benchmark used matches the one proposed in the questionnaire"/>
+            <w:listItem w:displayText="The benchmark used differs from the one indicated in the questionnaire" w:value="The benchmark used differs from the one indicated in the questionnaire"/>
           </w:dropDownList>
         </w:sdtPr>
         <w:sdtContent>
@@ -40301,9 +40009,9 @@
           <w:showingPlcHdr/>
           <w:dropDownList>
             <w:listItem w:displayText="Choose an item." w:value=""/>
-            <w:listItem w:displayText="L'OICR e gestito con lo stesso stile di gestione che sara applicato nel mandato" w:value="L'OICR e gestito con lo stesso stile di gestione che sara applicato nel mandato"/>
-            <w:listItem w:displayText="L'OICR e gestito con uno stile di gestione simile in prevalenza a quello che sara applicato nel mandato" w:value="L'OICR e gestito con uno stile di gestione simile in prevalenza a quello che sara applicato nel mandato"/>
-            <w:listItem w:displayText="L'OICR e gestito con uno stile di gestione differente da quello che sara applicato nel mandato" w:value="L'OICR e gestito con uno stile di gestione differente da quello che sara applicato nel mandato"/>
+            <w:listItem w:displayText="The UCITS is managed with the same management style that will be applied in the mandate" w:value="The UCITS is managed with the same management style that will be applied in the mandate"/>
+            <w:listItem w:displayText="The UCITS is managed with a management style mainly similar to the one that will be applied in the mandate" w:value="The UCITS is managed with a management style mainly similar to the one that will be applied in the mandate"/>
+            <w:listItem w:displayText="The UCITS is managed with a management style different from the one that will be applied in the mandate" w:value="The UCITS is managed with a management style different from the one that will be applied in the mandate"/>
           </w:dropDownList>
         </w:sdtPr>
         <w:sdtContent>
@@ -40994,13 +40702,13 @@
           <w:showingPlcHdr/>
           <w:dropDownList>
             <w:listItem w:displayText="Choose an item." w:value=""/>
-            <w:listItem w:displayText="1-3 anni" w:value="1-3 anni"/>
-            <w:listItem w:displayText="1-5 anni" w:value="1-5 anni"/>
-            <w:listItem w:displayText="1-10 anni" w:value="1-10 anni"/>
-            <w:listItem w:displayText="3-5 anni" w:value="3-5 anni"/>
-            <w:listItem w:displayText="Tratto intermedio (es. 5-7 anni)" w:value="Tratto intermedio (es. 5-7 anni)"/>
-            <w:listItem w:displayText="Maggiore di 10 anni" w:value="Maggiore di 10 anni"/>
-            <w:listItem w:displayText="All Maturities" w:value="All Maturities"/>
+            <w:listItem w:displayText="1-3 years" w:value="1-3 years"/>
+            <w:listItem w:displayText="1-5 years" w:value="1-5 years"/>
+            <w:listItem w:displayText="1-10 years" w:value="1-10 years"/>
+            <w:listItem w:displayText="3-5 years" w:value="3-5 years"/>
+            <w:listItem w:displayText="Intermediate segment (e.g. 5-7 years)" w:value="Intermediate segment (e.g. 5-7 years)"/>
+            <w:listItem w:displayText="Over 10 years" w:value="Over 10 years"/>
+            <w:listItem w:displayText="All maturities" w:value="All maturities"/>
           </w:dropDownList>
         </w:sdtPr>
         <w:sdtContent>
@@ -41987,13 +41695,13 @@
           <w:showingPlcHdr/>
           <w:dropDownList>
             <w:listItem w:displayText="Choose an item." w:value=""/>
-            <w:listItem w:displayText="1-3 anni" w:value="1-3 anni"/>
-            <w:listItem w:displayText="1-5 anni" w:value="1-5 anni"/>
-            <w:listItem w:displayText="1-10 anni" w:value="1-10 anni"/>
-            <w:listItem w:displayText="3-5 anni" w:value="3-5 anni"/>
-            <w:listItem w:displayText="Tratto intermedio (es. 5-7 anni)" w:value="Tratto intermedio (es. 5-7 anni)"/>
-            <w:listItem w:displayText="Maggiore di 10 anni" w:value="Maggiore di 10 anni"/>
-            <w:listItem w:displayText="All Maturities" w:value="All Maturities"/>
+            <w:listItem w:displayText="1-3 years" w:value="1-3 years"/>
+            <w:listItem w:displayText="1-5 years" w:value="1-5 years"/>
+            <w:listItem w:displayText="1-10 years" w:value="1-10 years"/>
+            <w:listItem w:displayText="3-5 years" w:value="3-5 years"/>
+            <w:listItem w:displayText="Intermediate segment (e.g. 5-7 years)" w:value="Intermediate segment (e.g. 5-7 years)"/>
+            <w:listItem w:displayText="Over 10 years" w:value="Over 10 years"/>
+            <w:listItem w:displayText="All maturities" w:value="All maturities"/>
           </w:dropDownList>
         </w:sdtPr>
         <w:sdtContent>
@@ -42734,13 +42442,13 @@
           <w:showingPlcHdr/>
           <w:dropDownList>
             <w:listItem w:displayText="Choose an item." w:value=""/>
-            <w:listItem w:displayText="1-3 anni" w:value="1-3 anni"/>
-            <w:listItem w:displayText="1-5 anni" w:value="1-5 anni"/>
-            <w:listItem w:displayText="1-10 anni" w:value="1-10 anni"/>
-            <w:listItem w:displayText="3-5 anni" w:value="3-5 anni"/>
-            <w:listItem w:displayText="Tratto intermedio (es. 5-7 anni)" w:value="Tratto intermedio (es. 5-7 anni)"/>
-            <w:listItem w:displayText="Maggiore di 10 anni" w:value="Maggiore di 10 anni"/>
-            <w:listItem w:displayText="All Maturities" w:value="All Maturities"/>
+            <w:listItem w:displayText="1-3 years" w:value="1-3 years"/>
+            <w:listItem w:displayText="1-5 years" w:value="1-5 years"/>
+            <w:listItem w:displayText="1-10 years" w:value="1-10 years"/>
+            <w:listItem w:displayText="3-5 years" w:value="3-5 years"/>
+            <w:listItem w:displayText="Intermediate segment (e.g. 5-7 years)" w:value="Intermediate segment (e.g. 5-7 years)"/>
+            <w:listItem w:displayText="Over 10 years" w:value="Over 10 years"/>
+            <w:listItem w:displayText="All maturities" w:value="All maturities"/>
           </w:dropDownList>
         </w:sdtPr>
         <w:sdtContent>

--- a/Questionnaire_Teatro_alla_Scala_EN.docx
+++ b/Questionnaire_Teatro_alla_Scala_EN.docx
@@ -3975,11 +3975,35 @@
           <w:alias w:val="082GEA2802055"/>
           <w:id w:val="100054"/>
           <w:showingPlcHdr/>
-          <w:text/>
-        </w:sdtPr>
-        <w:sdtContent>
-          <w:r>
-            <w:t>Click or tap here to enter text.</w:t>
+          <w:dropDownList>
+            <w:listItem w:displayText="Choose an item." w:value=""/>
+            <w:listItem w:displayText="AAA" w:value="AAA"/>
+            <w:listItem w:displayText="AA+" w:value="AA+"/>
+            <w:listItem w:displayText="AA" w:value="AA"/>
+            <w:listItem w:displayText="AA-" w:value="AA-"/>
+            <w:listItem w:displayText="A+" w:value="A+"/>
+            <w:listItem w:displayText="A" w:value="A"/>
+            <w:listItem w:displayText="A-" w:value="A-"/>
+            <w:listItem w:displayText="BBB+" w:value="BBB+"/>
+            <w:listItem w:displayText="BBB" w:value="BBB"/>
+            <w:listItem w:displayText="BBB-" w:value="BBB-"/>
+            <w:listItem w:displayText="BB+" w:value="BB+"/>
+            <w:listItem w:displayText="BB" w:value="BB"/>
+            <w:listItem w:displayText="BB-" w:value="BB-"/>
+            <w:listItem w:displayText="B+" w:value="B+"/>
+            <w:listItem w:displayText="B" w:value="B"/>
+            <w:listItem w:displayText="B-" w:value="B-"/>
+            <w:listItem w:displayText="CCC+" w:value="CCC+"/>
+            <w:listItem w:displayText="CCC" w:value="CCC"/>
+            <w:listItem w:displayText="CCC-" w:value="CCC-"/>
+            <w:listItem w:displayText="CC" w:value="CC"/>
+            <w:listItem w:displayText="C" w:value="C"/>
+            <w:listItem w:displayText="D" w:value="D"/>
+          </w:dropDownList>
+        </w:sdtPr>
+        <w:sdtContent>
+          <w:r>
+            <w:t>Choose an item.</w:t>
           </w:r>
         </w:sdtContent>
       </w:sdt>
@@ -9896,11 +9920,16 @@
           <w:alias w:val="082GEC1100513"/>
           <w:id w:val="100162"/>
           <w:showingPlcHdr/>
-          <w:text/>
-        </w:sdtPr>
-        <w:sdtContent>
-          <w:r>
-            <w:t>Click or tap here to enter text.</w:t>
+          <w:dropDownList>
+            <w:listItem w:displayText="Choose an item." w:value=""/>
+            <w:listItem w:displayText="Active management" w:value="Active management"/>
+            <w:listItem w:displayText="Passive management" w:value="Passive management"/>
+            <w:listItem w:displayText="Semi-passive management" w:value="Semi-passive management"/>
+          </w:dropDownList>
+        </w:sdtPr>
+        <w:sdtContent>
+          <w:r>
+            <w:t>Choose an item.</w:t>
           </w:r>
         </w:sdtContent>
       </w:sdt>
@@ -10087,11 +10116,15 @@
           <w:alias w:val="082GEC1101130"/>
           <w:id w:val="100166"/>
           <w:showingPlcHdr/>
-          <w:text/>
-        </w:sdtPr>
-        <w:sdtContent>
-          <w:r>
-            <w:t>Click or tap here to enter text.</w:t>
+          <w:dropDownList>
+            <w:listItem w:displayText="Choose an item." w:value=""/>
+            <w:listItem w:displayText="Passive management (index)" w:value="Passive management (index)"/>
+            <w:listItem w:displayText="Other" w:value="Other"/>
+          </w:dropDownList>
+        </w:sdtPr>
+        <w:sdtContent>
+          <w:r>
+            <w:t>Choose an item.</w:t>
           </w:r>
         </w:sdtContent>
       </w:sdt>
@@ -11388,98 +11421,6 @@
         <w:sdtPr>
           <w:alias w:val="082GEC1941259"/>
           <w:id w:val="100187"/>
-          <w:showingPlcHdr/>
-          <w:text/>
-        </w:sdtPr>
-        <w:sdtContent>
-          <w:r>
-            <w:t>Click or tap here to enter text.</w:t>
-          </w:r>
-        </w:sdtContent>
-      </w:sdt>
-    </w:p>
-    <w:p>
-      <w:pPr>
-        <w:keepNext/>
-        <w:spacing w:before="200" w:after="40"/>
-      </w:pPr>
-      <w:r>
-        <w:rPr>
-          <w:rFonts w:ascii="Arial" w:hAnsi="Arial" w:cs="Arial" w:eastAsia="Arial"/>
-          <w:b/>
-          <w:i w:val="0"/>
-          <w:color w:val="000000"/>
-          <w:sz w:val="20"/>
-        </w:rPr>
-        <w:t xml:space="preserve">Macroeconomic data - Research source/provider - Second </w:t>
-      </w:r>
-      <w:r>
-        <w:rPr>
-          <w:rFonts w:ascii="Arial" w:hAnsi="Arial" w:cs="Arial" w:eastAsia="Arial"/>
-          <w:b/>
-          <w:i w:val="0"/>
-          <w:color w:val="1C355E"/>
-          <w:sz w:val="17"/>
-        </w:rPr>
-        <w:t>-082GEC1941260-</w:t>
-      </w:r>
-    </w:p>
-    <w:p>
-      <w:pPr>
-        <w:keepNext w:val="0"/>
-        <w:spacing w:before="40" w:after="120"/>
-        <w:shd w:val="clear" w:color="auto" w:fill="F2F2F2"/>
-      </w:pPr>
-      <w:sdt>
-        <w:sdtPr>
-          <w:alias w:val="082GEC1941260"/>
-          <w:id w:val="100188"/>
-          <w:showingPlcHdr/>
-          <w:text/>
-        </w:sdtPr>
-        <w:sdtContent>
-          <w:r>
-            <w:t>Click or tap here to enter text.</w:t>
-          </w:r>
-        </w:sdtContent>
-      </w:sdt>
-    </w:p>
-    <w:p>
-      <w:pPr>
-        <w:keepNext/>
-        <w:spacing w:before="200" w:after="40"/>
-      </w:pPr>
-      <w:r>
-        <w:rPr>
-          <w:rFonts w:ascii="Arial" w:hAnsi="Arial" w:cs="Arial" w:eastAsia="Arial"/>
-          <w:b/>
-          <w:i w:val="0"/>
-          <w:color w:val="000000"/>
-          <w:sz w:val="20"/>
-        </w:rPr>
-        <w:t xml:space="preserve">Macroeconomic data - Provider type - Second </w:t>
-      </w:r>
-      <w:r>
-        <w:rPr>
-          <w:rFonts w:ascii="Arial" w:hAnsi="Arial" w:cs="Arial" w:eastAsia="Arial"/>
-          <w:b/>
-          <w:i w:val="0"/>
-          <w:color w:val="1C355E"/>
-          <w:sz w:val="17"/>
-        </w:rPr>
-        <w:t>-082GEC1941261-</w:t>
-      </w:r>
-    </w:p>
-    <w:p>
-      <w:pPr>
-        <w:keepNext w:val="0"/>
-        <w:spacing w:before="40" w:after="120"/>
-        <w:shd w:val="clear" w:color="auto" w:fill="F2F2F2"/>
-      </w:pPr>
-      <w:sdt>
-        <w:sdtPr>
-          <w:alias w:val="082GEC1941261"/>
-          <w:id w:val="100189"/>
           <w:showingPlcHdr/>
           <w:dropDownList>
             <w:listItem w:displayText="Choose an item." w:value=""/>
@@ -11511,75 +11452,75 @@
           <w:color w:val="000000"/>
           <w:sz w:val="20"/>
         </w:rPr>
-        <w:t xml:space="preserve">Macroeconomic data - Research source/provider - Third </w:t>
-      </w:r>
-      <w:r>
-        <w:rPr>
-          <w:rFonts w:ascii="Arial" w:hAnsi="Arial" w:cs="Arial" w:eastAsia="Arial"/>
-          <w:b/>
-          <w:i w:val="0"/>
-          <w:color w:val="1C355E"/>
-          <w:sz w:val="17"/>
-        </w:rPr>
-        <w:t>-082GEC1941267-</w:t>
-      </w:r>
-    </w:p>
-    <w:p>
-      <w:pPr>
-        <w:keepNext w:val="0"/>
-        <w:spacing w:before="40" w:after="120"/>
-        <w:shd w:val="clear" w:color="auto" w:fill="F2F2F2"/>
-      </w:pPr>
-      <w:sdt>
-        <w:sdtPr>
-          <w:alias w:val="082GEC1941267"/>
-          <w:id w:val="100190"/>
-          <w:showingPlcHdr/>
-          <w:text/>
-        </w:sdtPr>
-        <w:sdtContent>
-          <w:r>
-            <w:t>Click or tap here to enter text.</w:t>
-          </w:r>
-        </w:sdtContent>
-      </w:sdt>
-    </w:p>
-    <w:p>
-      <w:pPr>
-        <w:keepNext/>
-        <w:spacing w:before="200" w:after="40"/>
-      </w:pPr>
-      <w:r>
-        <w:rPr>
-          <w:rFonts w:ascii="Arial" w:hAnsi="Arial" w:cs="Arial" w:eastAsia="Arial"/>
-          <w:b/>
-          <w:i w:val="0"/>
-          <w:color w:val="000000"/>
-          <w:sz w:val="20"/>
-        </w:rPr>
-        <w:t xml:space="preserve">Macroeconomic data - Provider type - Third </w:t>
-      </w:r>
-      <w:r>
-        <w:rPr>
-          <w:rFonts w:ascii="Arial" w:hAnsi="Arial" w:cs="Arial" w:eastAsia="Arial"/>
-          <w:b/>
-          <w:i w:val="0"/>
-          <w:color w:val="1C355E"/>
-          <w:sz w:val="17"/>
-        </w:rPr>
-        <w:t>-082GEC1941269-</w:t>
-      </w:r>
-    </w:p>
-    <w:p>
-      <w:pPr>
-        <w:keepNext w:val="0"/>
-        <w:spacing w:before="40" w:after="120"/>
-        <w:shd w:val="clear" w:color="auto" w:fill="F2F2F2"/>
-      </w:pPr>
-      <w:sdt>
-        <w:sdtPr>
-          <w:alias w:val="082GEC1941269"/>
-          <w:id w:val="100191"/>
+        <w:t xml:space="preserve">Macroeconomic data - Research source/provider - Second </w:t>
+      </w:r>
+      <w:r>
+        <w:rPr>
+          <w:rFonts w:ascii="Arial" w:hAnsi="Arial" w:cs="Arial" w:eastAsia="Arial"/>
+          <w:b/>
+          <w:i w:val="0"/>
+          <w:color w:val="1C355E"/>
+          <w:sz w:val="17"/>
+        </w:rPr>
+        <w:t>-082GEC1941260-</w:t>
+      </w:r>
+    </w:p>
+    <w:p>
+      <w:pPr>
+        <w:keepNext w:val="0"/>
+        <w:spacing w:before="40" w:after="120"/>
+        <w:shd w:val="clear" w:color="auto" w:fill="F2F2F2"/>
+      </w:pPr>
+      <w:sdt>
+        <w:sdtPr>
+          <w:alias w:val="082GEC1941260"/>
+          <w:id w:val="100188"/>
+          <w:showingPlcHdr/>
+          <w:text/>
+        </w:sdtPr>
+        <w:sdtContent>
+          <w:r>
+            <w:t>Click or tap here to enter text.</w:t>
+          </w:r>
+        </w:sdtContent>
+      </w:sdt>
+    </w:p>
+    <w:p>
+      <w:pPr>
+        <w:keepNext/>
+        <w:spacing w:before="200" w:after="40"/>
+      </w:pPr>
+      <w:r>
+        <w:rPr>
+          <w:rFonts w:ascii="Arial" w:hAnsi="Arial" w:cs="Arial" w:eastAsia="Arial"/>
+          <w:b/>
+          <w:i w:val="0"/>
+          <w:color w:val="000000"/>
+          <w:sz w:val="20"/>
+        </w:rPr>
+        <w:t xml:space="preserve">Macroeconomic data - Provider type - Second </w:t>
+      </w:r>
+      <w:r>
+        <w:rPr>
+          <w:rFonts w:ascii="Arial" w:hAnsi="Arial" w:cs="Arial" w:eastAsia="Arial"/>
+          <w:b/>
+          <w:i w:val="0"/>
+          <w:color w:val="1C355E"/>
+          <w:sz w:val="17"/>
+        </w:rPr>
+        <w:t>-082GEC1941261-</w:t>
+      </w:r>
+    </w:p>
+    <w:p>
+      <w:pPr>
+        <w:keepNext w:val="0"/>
+        <w:spacing w:before="40" w:after="120"/>
+        <w:shd w:val="clear" w:color="auto" w:fill="F2F2F2"/>
+      </w:pPr>
+      <w:sdt>
+        <w:sdtPr>
+          <w:alias w:val="082GEC1941261"/>
+          <w:id w:val="100189"/>
           <w:showingPlcHdr/>
           <w:dropDownList>
             <w:listItem w:displayText="Choose an item." w:value=""/>
@@ -11611,213 +11552,75 @@
           <w:color w:val="000000"/>
           <w:sz w:val="20"/>
         </w:rPr>
-        <w:t xml:space="preserve">Research sources - Sectors and countries </w:t>
-      </w:r>
-      <w:r>
-        <w:rPr>
-          <w:rFonts w:ascii="Arial" w:hAnsi="Arial" w:cs="Arial" w:eastAsia="Arial"/>
-          <w:b/>
-          <w:i w:val="0"/>
-          <w:color w:val="1C355E"/>
-          <w:sz w:val="17"/>
-        </w:rPr>
-        <w:t>-082GEC1941286-</w:t>
-      </w:r>
-    </w:p>
-    <w:p>
-      <w:pPr>
-        <w:keepNext w:val="0"/>
-        <w:spacing w:before="40" w:after="120"/>
-        <w:shd w:val="clear" w:color="auto" w:fill="F2F2F2"/>
-      </w:pPr>
-      <w:sdt>
-        <w:sdtPr>
-          <w:alias w:val="082GEC1941286"/>
-          <w:id w:val="100192"/>
-          <w:showingPlcHdr/>
-          <w:text/>
-        </w:sdtPr>
-        <w:sdtContent>
-          <w:r>
-            <w:t>Click or tap here to enter text.</w:t>
-          </w:r>
-        </w:sdtContent>
-      </w:sdt>
-    </w:p>
-    <w:p>
-      <w:pPr>
-        <w:keepNext/>
-        <w:spacing w:before="200" w:after="40"/>
-      </w:pPr>
-      <w:r>
-        <w:rPr>
-          <w:rFonts w:ascii="Arial" w:hAnsi="Arial" w:cs="Arial" w:eastAsia="Arial"/>
-          <w:b/>
-          <w:i w:val="0"/>
-          <w:color w:val="000000"/>
-          <w:sz w:val="20"/>
-        </w:rPr>
-        <w:t xml:space="preserve">Sectors and countries - Research source/provider - First </w:t>
-      </w:r>
-      <w:r>
-        <w:rPr>
-          <w:rFonts w:ascii="Arial" w:hAnsi="Arial" w:cs="Arial" w:eastAsia="Arial"/>
-          <w:b/>
-          <w:i w:val="0"/>
-          <w:color w:val="1C355E"/>
-          <w:sz w:val="17"/>
-        </w:rPr>
-        <w:t>-082GEC1941288-</w:t>
-      </w:r>
-    </w:p>
-    <w:p>
-      <w:pPr>
-        <w:keepNext w:val="0"/>
-        <w:spacing w:before="40" w:after="120"/>
-        <w:shd w:val="clear" w:color="auto" w:fill="F2F2F2"/>
-      </w:pPr>
-      <w:sdt>
-        <w:sdtPr>
-          <w:alias w:val="082GEC1941288"/>
-          <w:id w:val="100193"/>
-          <w:showingPlcHdr/>
-          <w:text/>
-        </w:sdtPr>
-        <w:sdtContent>
-          <w:r>
-            <w:t>Click or tap here to enter text.</w:t>
-          </w:r>
-        </w:sdtContent>
-      </w:sdt>
-    </w:p>
-    <w:p>
-      <w:pPr>
-        <w:keepNext/>
-        <w:spacing w:before="200" w:after="40"/>
-      </w:pPr>
-      <w:r>
-        <w:rPr>
-          <w:rFonts w:ascii="Arial" w:hAnsi="Arial" w:cs="Arial" w:eastAsia="Arial"/>
-          <w:b/>
-          <w:i w:val="0"/>
-          <w:color w:val="000000"/>
-          <w:sz w:val="20"/>
-        </w:rPr>
-        <w:t xml:space="preserve">Sectors and countries - Provider type - First </w:t>
-      </w:r>
-      <w:r>
-        <w:rPr>
-          <w:rFonts w:ascii="Arial" w:hAnsi="Arial" w:cs="Arial" w:eastAsia="Arial"/>
-          <w:b/>
-          <w:i w:val="0"/>
-          <w:color w:val="1C355E"/>
-          <w:sz w:val="17"/>
-        </w:rPr>
-        <w:t>-082GEC1941292-</w:t>
-      </w:r>
-    </w:p>
-    <w:p>
-      <w:pPr>
-        <w:keepNext w:val="0"/>
-        <w:spacing w:before="40" w:after="120"/>
-        <w:shd w:val="clear" w:color="auto" w:fill="F2F2F2"/>
-      </w:pPr>
-      <w:sdt>
-        <w:sdtPr>
-          <w:alias w:val="082GEC1941292"/>
-          <w:id w:val="100194"/>
-          <w:showingPlcHdr/>
-          <w:text/>
-        </w:sdtPr>
-        <w:sdtContent>
-          <w:r>
-            <w:t>Click or tap here to enter text.</w:t>
-          </w:r>
-        </w:sdtContent>
-      </w:sdt>
-    </w:p>
-    <w:p>
-      <w:pPr>
-        <w:keepNext/>
-        <w:spacing w:before="200" w:after="40"/>
-      </w:pPr>
-      <w:r>
-        <w:rPr>
-          <w:rFonts w:ascii="Arial" w:hAnsi="Arial" w:cs="Arial" w:eastAsia="Arial"/>
-          <w:b/>
-          <w:i w:val="0"/>
-          <w:color w:val="000000"/>
-          <w:sz w:val="20"/>
-        </w:rPr>
-        <w:t xml:space="preserve">Sectors and countries - Research source/provider - Second </w:t>
-      </w:r>
-      <w:r>
-        <w:rPr>
-          <w:rFonts w:ascii="Arial" w:hAnsi="Arial" w:cs="Arial" w:eastAsia="Arial"/>
-          <w:b/>
-          <w:i w:val="0"/>
-          <w:color w:val="1C355E"/>
-          <w:sz w:val="17"/>
-        </w:rPr>
-        <w:t>-082GEC1941293-</w:t>
-      </w:r>
-    </w:p>
-    <w:p>
-      <w:pPr>
-        <w:keepNext w:val="0"/>
-        <w:spacing w:before="40" w:after="120"/>
-        <w:shd w:val="clear" w:color="auto" w:fill="F2F2F2"/>
-      </w:pPr>
-      <w:sdt>
-        <w:sdtPr>
-          <w:alias w:val="082GEC1941293"/>
-          <w:id w:val="100195"/>
-          <w:showingPlcHdr/>
-          <w:text/>
-        </w:sdtPr>
-        <w:sdtContent>
-          <w:r>
-            <w:t>Click or tap here to enter text.</w:t>
-          </w:r>
-        </w:sdtContent>
-      </w:sdt>
-    </w:p>
-    <w:p>
-      <w:pPr>
-        <w:keepNext/>
-        <w:spacing w:before="200" w:after="40"/>
-      </w:pPr>
-      <w:r>
-        <w:rPr>
-          <w:rFonts w:ascii="Arial" w:hAnsi="Arial" w:cs="Arial" w:eastAsia="Arial"/>
-          <w:b/>
-          <w:i w:val="0"/>
-          <w:color w:val="000000"/>
-          <w:sz w:val="20"/>
-        </w:rPr>
-        <w:t xml:space="preserve">Sectors and countries - Provider type - Second </w:t>
-      </w:r>
-      <w:r>
-        <w:rPr>
-          <w:rFonts w:ascii="Arial" w:hAnsi="Arial" w:cs="Arial" w:eastAsia="Arial"/>
-          <w:b/>
-          <w:i w:val="0"/>
-          <w:color w:val="1C355E"/>
-          <w:sz w:val="17"/>
-        </w:rPr>
-        <w:t>-082GEC1941294-</w:t>
-      </w:r>
-    </w:p>
-    <w:p>
-      <w:pPr>
-        <w:keepNext w:val="0"/>
-        <w:spacing w:before="40" w:after="120"/>
-        <w:shd w:val="clear" w:color="auto" w:fill="F2F2F2"/>
-      </w:pPr>
-      <w:sdt>
-        <w:sdtPr>
-          <w:alias w:val="082GEC1941294"/>
-          <w:id w:val="100196"/>
+        <w:t xml:space="preserve">Macroeconomic data - Research source/provider - Third </w:t>
+      </w:r>
+      <w:r>
+        <w:rPr>
+          <w:rFonts w:ascii="Arial" w:hAnsi="Arial" w:cs="Arial" w:eastAsia="Arial"/>
+          <w:b/>
+          <w:i w:val="0"/>
+          <w:color w:val="1C355E"/>
+          <w:sz w:val="17"/>
+        </w:rPr>
+        <w:t>-082GEC1941267-</w:t>
+      </w:r>
+    </w:p>
+    <w:p>
+      <w:pPr>
+        <w:keepNext w:val="0"/>
+        <w:spacing w:before="40" w:after="120"/>
+        <w:shd w:val="clear" w:color="auto" w:fill="F2F2F2"/>
+      </w:pPr>
+      <w:sdt>
+        <w:sdtPr>
+          <w:alias w:val="082GEC1941267"/>
+          <w:id w:val="100190"/>
+          <w:showingPlcHdr/>
+          <w:text/>
+        </w:sdtPr>
+        <w:sdtContent>
+          <w:r>
+            <w:t>Click or tap here to enter text.</w:t>
+          </w:r>
+        </w:sdtContent>
+      </w:sdt>
+    </w:p>
+    <w:p>
+      <w:pPr>
+        <w:keepNext/>
+        <w:spacing w:before="200" w:after="40"/>
+      </w:pPr>
+      <w:r>
+        <w:rPr>
+          <w:rFonts w:ascii="Arial" w:hAnsi="Arial" w:cs="Arial" w:eastAsia="Arial"/>
+          <w:b/>
+          <w:i w:val="0"/>
+          <w:color w:val="000000"/>
+          <w:sz w:val="20"/>
+        </w:rPr>
+        <w:t xml:space="preserve">Macroeconomic data - Provider type - Third </w:t>
+      </w:r>
+      <w:r>
+        <w:rPr>
+          <w:rFonts w:ascii="Arial" w:hAnsi="Arial" w:cs="Arial" w:eastAsia="Arial"/>
+          <w:b/>
+          <w:i w:val="0"/>
+          <w:color w:val="1C355E"/>
+          <w:sz w:val="17"/>
+        </w:rPr>
+        <w:t>-082GEC1941269-</w:t>
+      </w:r>
+    </w:p>
+    <w:p>
+      <w:pPr>
+        <w:keepNext w:val="0"/>
+        <w:spacing w:before="40" w:after="120"/>
+        <w:shd w:val="clear" w:color="auto" w:fill="F2F2F2"/>
+      </w:pPr>
+      <w:sdt>
+        <w:sdtPr>
+          <w:alias w:val="082GEC1941269"/>
+          <w:id w:val="100191"/>
           <w:showingPlcHdr/>
           <w:dropDownList>
             <w:listItem w:displayText="Choose an item." w:value=""/>
@@ -11849,6 +11652,252 @@
           <w:color w:val="000000"/>
           <w:sz w:val="20"/>
         </w:rPr>
+        <w:t xml:space="preserve">Research sources - Sectors and countries </w:t>
+      </w:r>
+      <w:r>
+        <w:rPr>
+          <w:rFonts w:ascii="Arial" w:hAnsi="Arial" w:cs="Arial" w:eastAsia="Arial"/>
+          <w:b/>
+          <w:i w:val="0"/>
+          <w:color w:val="1C355E"/>
+          <w:sz w:val="17"/>
+        </w:rPr>
+        <w:t>-082GEC1941286-</w:t>
+      </w:r>
+    </w:p>
+    <w:p>
+      <w:pPr>
+        <w:keepNext w:val="0"/>
+        <w:spacing w:before="40" w:after="120"/>
+        <w:shd w:val="clear" w:color="auto" w:fill="F2F2F2"/>
+      </w:pPr>
+      <w:sdt>
+        <w:sdtPr>
+          <w:alias w:val="082GEC1941286"/>
+          <w:id w:val="100192"/>
+          <w:showingPlcHdr/>
+          <w:text/>
+        </w:sdtPr>
+        <w:sdtContent>
+          <w:r>
+            <w:t>Click or tap here to enter text.</w:t>
+          </w:r>
+        </w:sdtContent>
+      </w:sdt>
+    </w:p>
+    <w:p>
+      <w:pPr>
+        <w:keepNext/>
+        <w:spacing w:before="200" w:after="40"/>
+      </w:pPr>
+      <w:r>
+        <w:rPr>
+          <w:rFonts w:ascii="Arial" w:hAnsi="Arial" w:cs="Arial" w:eastAsia="Arial"/>
+          <w:b/>
+          <w:i w:val="0"/>
+          <w:color w:val="000000"/>
+          <w:sz w:val="20"/>
+        </w:rPr>
+        <w:t xml:space="preserve">Sectors and countries - Research source/provider - First </w:t>
+      </w:r>
+      <w:r>
+        <w:rPr>
+          <w:rFonts w:ascii="Arial" w:hAnsi="Arial" w:cs="Arial" w:eastAsia="Arial"/>
+          <w:b/>
+          <w:i w:val="0"/>
+          <w:color w:val="1C355E"/>
+          <w:sz w:val="17"/>
+        </w:rPr>
+        <w:t>-082GEC1941288-</w:t>
+      </w:r>
+    </w:p>
+    <w:p>
+      <w:pPr>
+        <w:keepNext w:val="0"/>
+        <w:spacing w:before="40" w:after="120"/>
+        <w:shd w:val="clear" w:color="auto" w:fill="F2F2F2"/>
+      </w:pPr>
+      <w:sdt>
+        <w:sdtPr>
+          <w:alias w:val="082GEC1941288"/>
+          <w:id w:val="100193"/>
+          <w:showingPlcHdr/>
+          <w:text/>
+        </w:sdtPr>
+        <w:sdtContent>
+          <w:r>
+            <w:t>Click or tap here to enter text.</w:t>
+          </w:r>
+        </w:sdtContent>
+      </w:sdt>
+    </w:p>
+    <w:p>
+      <w:pPr>
+        <w:keepNext/>
+        <w:spacing w:before="200" w:after="40"/>
+      </w:pPr>
+      <w:r>
+        <w:rPr>
+          <w:rFonts w:ascii="Arial" w:hAnsi="Arial" w:cs="Arial" w:eastAsia="Arial"/>
+          <w:b/>
+          <w:i w:val="0"/>
+          <w:color w:val="000000"/>
+          <w:sz w:val="20"/>
+        </w:rPr>
+        <w:t xml:space="preserve">Sectors and countries - Provider type - First </w:t>
+      </w:r>
+      <w:r>
+        <w:rPr>
+          <w:rFonts w:ascii="Arial" w:hAnsi="Arial" w:cs="Arial" w:eastAsia="Arial"/>
+          <w:b/>
+          <w:i w:val="0"/>
+          <w:color w:val="1C355E"/>
+          <w:sz w:val="17"/>
+        </w:rPr>
+        <w:t>-082GEC1941292-</w:t>
+      </w:r>
+    </w:p>
+    <w:p>
+      <w:pPr>
+        <w:keepNext w:val="0"/>
+        <w:spacing w:before="40" w:after="120"/>
+        <w:shd w:val="clear" w:color="auto" w:fill="F2F2F2"/>
+      </w:pPr>
+      <w:sdt>
+        <w:sdtPr>
+          <w:alias w:val="082GEC1941292"/>
+          <w:id w:val="100194"/>
+          <w:showingPlcHdr/>
+          <w:dropDownList>
+            <w:listItem w:displayText="Choose an item." w:value=""/>
+            <w:listItem w:displayText="1 - Broker" w:value="1 - Broker"/>
+            <w:listItem w:displayText="2 - Info/data provider" w:value="2 - Info/data provider"/>
+            <w:listItem w:displayText="3 - Rating agencies" w:value="3 - Rating agencies"/>
+            <w:listItem w:displayText="4 - International organisation" w:value="4 - International organisation"/>
+            <w:listItem w:displayText="5 - University research" w:value="5 - University research"/>
+            <w:listItem w:displayText="6 - Research centre / research company" w:value="6 - Research centre / research company"/>
+          </w:dropDownList>
+        </w:sdtPr>
+        <w:sdtContent>
+          <w:r>
+            <w:t>Choose an item.</w:t>
+          </w:r>
+        </w:sdtContent>
+      </w:sdt>
+    </w:p>
+    <w:p>
+      <w:pPr>
+        <w:keepNext/>
+        <w:spacing w:before="200" w:after="40"/>
+      </w:pPr>
+      <w:r>
+        <w:rPr>
+          <w:rFonts w:ascii="Arial" w:hAnsi="Arial" w:cs="Arial" w:eastAsia="Arial"/>
+          <w:b/>
+          <w:i w:val="0"/>
+          <w:color w:val="000000"/>
+          <w:sz w:val="20"/>
+        </w:rPr>
+        <w:t xml:space="preserve">Sectors and countries - Research source/provider - Second </w:t>
+      </w:r>
+      <w:r>
+        <w:rPr>
+          <w:rFonts w:ascii="Arial" w:hAnsi="Arial" w:cs="Arial" w:eastAsia="Arial"/>
+          <w:b/>
+          <w:i w:val="0"/>
+          <w:color w:val="1C355E"/>
+          <w:sz w:val="17"/>
+        </w:rPr>
+        <w:t>-082GEC1941293-</w:t>
+      </w:r>
+    </w:p>
+    <w:p>
+      <w:pPr>
+        <w:keepNext w:val="0"/>
+        <w:spacing w:before="40" w:after="120"/>
+        <w:shd w:val="clear" w:color="auto" w:fill="F2F2F2"/>
+      </w:pPr>
+      <w:sdt>
+        <w:sdtPr>
+          <w:alias w:val="082GEC1941293"/>
+          <w:id w:val="100195"/>
+          <w:showingPlcHdr/>
+          <w:text/>
+        </w:sdtPr>
+        <w:sdtContent>
+          <w:r>
+            <w:t>Click or tap here to enter text.</w:t>
+          </w:r>
+        </w:sdtContent>
+      </w:sdt>
+    </w:p>
+    <w:p>
+      <w:pPr>
+        <w:keepNext/>
+        <w:spacing w:before="200" w:after="40"/>
+      </w:pPr>
+      <w:r>
+        <w:rPr>
+          <w:rFonts w:ascii="Arial" w:hAnsi="Arial" w:cs="Arial" w:eastAsia="Arial"/>
+          <w:b/>
+          <w:i w:val="0"/>
+          <w:color w:val="000000"/>
+          <w:sz w:val="20"/>
+        </w:rPr>
+        <w:t xml:space="preserve">Sectors and countries - Provider type - Second </w:t>
+      </w:r>
+      <w:r>
+        <w:rPr>
+          <w:rFonts w:ascii="Arial" w:hAnsi="Arial" w:cs="Arial" w:eastAsia="Arial"/>
+          <w:b/>
+          <w:i w:val="0"/>
+          <w:color w:val="1C355E"/>
+          <w:sz w:val="17"/>
+        </w:rPr>
+        <w:t>-082GEC1941294-</w:t>
+      </w:r>
+    </w:p>
+    <w:p>
+      <w:pPr>
+        <w:keepNext w:val="0"/>
+        <w:spacing w:before="40" w:after="120"/>
+        <w:shd w:val="clear" w:color="auto" w:fill="F2F2F2"/>
+      </w:pPr>
+      <w:sdt>
+        <w:sdtPr>
+          <w:alias w:val="082GEC1941294"/>
+          <w:id w:val="100196"/>
+          <w:showingPlcHdr/>
+          <w:dropDownList>
+            <w:listItem w:displayText="Choose an item." w:value=""/>
+            <w:listItem w:displayText="1 - Broker" w:value="1 - Broker"/>
+            <w:listItem w:displayText="2 - Info/data provider" w:value="2 - Info/data provider"/>
+            <w:listItem w:displayText="3 - Rating agencies" w:value="3 - Rating agencies"/>
+            <w:listItem w:displayText="4 - International organisation" w:value="4 - International organisation"/>
+            <w:listItem w:displayText="5 - University research" w:value="5 - University research"/>
+            <w:listItem w:displayText="6 - Research centre / research company" w:value="6 - Research centre / research company"/>
+          </w:dropDownList>
+        </w:sdtPr>
+        <w:sdtContent>
+          <w:r>
+            <w:t>Choose an item.</w:t>
+          </w:r>
+        </w:sdtContent>
+      </w:sdt>
+    </w:p>
+    <w:p>
+      <w:pPr>
+        <w:keepNext/>
+        <w:spacing w:before="200" w:after="40"/>
+      </w:pPr>
+      <w:r>
+        <w:rPr>
+          <w:rFonts w:ascii="Arial" w:hAnsi="Arial" w:cs="Arial" w:eastAsia="Arial"/>
+          <w:b/>
+          <w:i w:val="0"/>
+          <w:color w:val="000000"/>
+          <w:sz w:val="20"/>
+        </w:rPr>
         <w:t xml:space="preserve">Sectors and countries - Research source/provider - Third </w:t>
       </w:r>
       <w:r>
@@ -11919,11 +11968,19 @@
           <w:alias w:val="082GEC1941297"/>
           <w:id w:val="100198"/>
           <w:showingPlcHdr/>
-          <w:text/>
-        </w:sdtPr>
-        <w:sdtContent>
-          <w:r>
-            <w:t>Click or tap here to enter text.</w:t>
+          <w:dropDownList>
+            <w:listItem w:displayText="Choose an item." w:value=""/>
+            <w:listItem w:displayText="1 - Broker" w:value="1 - Broker"/>
+            <w:listItem w:displayText="2 - Info/data provider" w:value="2 - Info/data provider"/>
+            <w:listItem w:displayText="3 - Rating agencies" w:value="3 - Rating agencies"/>
+            <w:listItem w:displayText="4 - International organisation" w:value="4 - International organisation"/>
+            <w:listItem w:displayText="5 - University research" w:value="5 - University research"/>
+            <w:listItem w:displayText="6 - Research centre / research company" w:value="6 - Research centre / research company"/>
+          </w:dropDownList>
+        </w:sdtPr>
+        <w:sdtContent>
+          <w:r>
+            <w:t>Choose an item.</w:t>
           </w:r>
         </w:sdtContent>
       </w:sdt>
@@ -12057,11 +12114,19 @@
           <w:alias w:val="082GEC1941305"/>
           <w:id w:val="100201"/>
           <w:showingPlcHdr/>
-          <w:text/>
-        </w:sdtPr>
-        <w:sdtContent>
-          <w:r>
-            <w:t>Click or tap here to enter text.</w:t>
+          <w:dropDownList>
+            <w:listItem w:displayText="Choose an item." w:value=""/>
+            <w:listItem w:displayText="1 - Broker" w:value="1 - Broker"/>
+            <w:listItem w:displayText="2 - Info/data provider" w:value="2 - Info/data provider"/>
+            <w:listItem w:displayText="3 - Rating agencies" w:value="3 - Rating agencies"/>
+            <w:listItem w:displayText="4 - International organisation" w:value="4 - International organisation"/>
+            <w:listItem w:displayText="5 - University research" w:value="5 - University research"/>
+            <w:listItem w:displayText="6 - Research centre / research company" w:value="6 - Research centre / research company"/>
+          </w:dropDownList>
+        </w:sdtPr>
+        <w:sdtContent>
+          <w:r>
+            <w:t>Choose an item.</w:t>
           </w:r>
         </w:sdtContent>
       </w:sdt>

--- a/Questionnaire_Teatro_alla_Scala_EN.docx
+++ b/Questionnaire_Teatro_alla_Scala_EN.docx
@@ -12214,11 +12214,19 @@
           <w:alias w:val="082GEC1941308"/>
           <w:id w:val="100203"/>
           <w:showingPlcHdr/>
-          <w:text/>
-        </w:sdtPr>
-        <w:sdtContent>
-          <w:r>
-            <w:t>Click or tap here to enter text.</w:t>
+          <w:dropDownList>
+            <w:listItem w:displayText="Choose an item." w:value=""/>
+            <w:listItem w:displayText="1 - Broker" w:value="1 - Broker"/>
+            <w:listItem w:displayText="2 - Info/data provider" w:value="2 - Info/data provider"/>
+            <w:listItem w:displayText="3 - Rating agencies" w:value="3 - Rating agencies"/>
+            <w:listItem w:displayText="4 - International organisation" w:value="4 - International organisation"/>
+            <w:listItem w:displayText="5 - University research" w:value="5 - University research"/>
+            <w:listItem w:displayText="6 - Research centre / research company" w:value="6 - Research centre / research company"/>
+          </w:dropDownList>
+        </w:sdtPr>
+        <w:sdtContent>
+          <w:r>
+            <w:t>Choose an item.</w:t>
           </w:r>
         </w:sdtContent>
       </w:sdt>
@@ -12306,11 +12314,19 @@
           <w:alias w:val="082GEC1941312"/>
           <w:id w:val="100205"/>
           <w:showingPlcHdr/>
-          <w:text/>
-        </w:sdtPr>
-        <w:sdtContent>
-          <w:r>
-            <w:t>Click or tap here to enter text.</w:t>
+          <w:dropDownList>
+            <w:listItem w:displayText="Choose an item." w:value=""/>
+            <w:listItem w:displayText="1 - Broker" w:value="1 - Broker"/>
+            <w:listItem w:displayText="2 - Info/data provider" w:value="2 - Info/data provider"/>
+            <w:listItem w:displayText="3 - Rating agencies" w:value="3 - Rating agencies"/>
+            <w:listItem w:displayText="4 - International organisation" w:value="4 - International organisation"/>
+            <w:listItem w:displayText="5 - University research" w:value="5 - University research"/>
+            <w:listItem w:displayText="6 - Research centre / research company" w:value="6 - Research centre / research company"/>
+          </w:dropDownList>
+        </w:sdtPr>
+        <w:sdtContent>
+          <w:r>
+            <w:t>Choose an item.</w:t>
           </w:r>
         </w:sdtContent>
       </w:sdt>
@@ -12469,11 +12485,17 @@
           <w:alias w:val="082GEC1971320"/>
           <w:id w:val="100208"/>
           <w:showingPlcHdr/>
-          <w:text/>
-        </w:sdtPr>
-        <w:sdtContent>
-          <w:r>
-            <w:t>Click or tap here to enter text.</w:t>
+          <w:dropDownList>
+            <w:listItem w:displayText="Choose an item." w:value=""/>
+            <w:listItem w:displayText="Forward contracts" w:value="Forward contracts"/>
+            <w:listItem w:displayText="Futures" w:value="Futures"/>
+            <w:listItem w:displayText="Swaps" w:value="Swaps"/>
+            <w:listItem w:displayText="Other" w:value="Other"/>
+          </w:dropDownList>
+        </w:sdtPr>
+        <w:sdtContent>
+          <w:r>
+            <w:t>Choose an item.</w:t>
           </w:r>
         </w:sdtContent>
       </w:sdt>
@@ -13525,11 +13547,17 @@
           <w:alias w:val="082GEC2021417"/>
           <w:id w:val="100228"/>
           <w:showingPlcHdr/>
-          <w:text/>
-        </w:sdtPr>
-        <w:sdtContent>
-          <w:r>
-            <w:t>Click or tap here to enter text.</w:t>
+          <w:dropDownList>
+            <w:listItem w:displayText="Choose an item." w:value=""/>
+            <w:listItem w:displayText="Equities" w:value="Equities"/>
+            <w:listItem w:displayText="Government bonds" w:value="Government bonds"/>
+            <w:listItem w:displayText="Corporate bonds" w:value="Corporate bonds"/>
+            <w:listItem w:displayText="All asset classes" w:value="All asset classes"/>
+          </w:dropDownList>
+        </w:sdtPr>
+        <w:sdtContent>
+          <w:r>
+            <w:t>Choose an item.</w:t>
           </w:r>
         </w:sdtContent>
       </w:sdt>
@@ -15380,60 +15408,40 @@
     </w:p>
     <w:p>
       <w:pPr>
-        <w:keepNext w:val="0"/>
-        <w:spacing w:before="40" w:after="120"/>
-        <w:shd w:val="clear" w:color="auto" w:fill="F2F2F2"/>
-      </w:pPr>
-      <w:sdt>
-        <w:sdtPr>
-          <w:alias w:val="082GED2031471"/>
+        <w:keepNext/>
+        <w:spacing w:before="200" w:after="40"/>
+      </w:pPr>
+      <w:r>
+        <w:rPr>
+          <w:rFonts w:ascii="Arial" w:hAnsi="Arial" w:cs="Arial" w:eastAsia="Arial"/>
+          <w:b/>
+          <w:i w:val="0"/>
+          <w:color w:val="000000"/>
+          <w:sz w:val="20"/>
+        </w:rPr>
+        <w:t xml:space="preserve">- Corporate bonds - Organisation by segment - First subdivision </w:t>
+      </w:r>
+      <w:r>
+        <w:rPr>
+          <w:rFonts w:ascii="Arial" w:hAnsi="Arial" w:cs="Arial" w:eastAsia="Arial"/>
+          <w:b/>
+          <w:i w:val="0"/>
+          <w:color w:val="1C355E"/>
+          <w:sz w:val="17"/>
+        </w:rPr>
+        <w:t>-082GED2031472-</w:t>
+      </w:r>
+    </w:p>
+    <w:p>
+      <w:pPr>
+        <w:keepNext w:val="0"/>
+        <w:spacing w:before="40" w:after="120"/>
+        <w:shd w:val="clear" w:color="auto" w:fill="F2F2F2"/>
+      </w:pPr>
+      <w:sdt>
+        <w:sdtPr>
+          <w:alias w:val="082GED2031472"/>
           <w:id w:val="100258"/>
-          <w:showingPlcHdr/>
-          <w:text/>
-        </w:sdtPr>
-        <w:sdtContent>
-          <w:r>
-            <w:t>Click or tap here to enter text.</w:t>
-          </w:r>
-        </w:sdtContent>
-      </w:sdt>
-    </w:p>
-    <w:p>
-      <w:pPr>
-        <w:keepNext/>
-        <w:spacing w:before="200" w:after="40"/>
-      </w:pPr>
-      <w:r>
-        <w:rPr>
-          <w:rFonts w:ascii="Arial" w:hAnsi="Arial" w:cs="Arial" w:eastAsia="Arial"/>
-          <w:b/>
-          <w:i w:val="0"/>
-          <w:color w:val="000000"/>
-          <w:sz w:val="20"/>
-        </w:rPr>
-        <w:t xml:space="preserve">- Corporate bonds - Organisation by segment - First subdivision </w:t>
-      </w:r>
-      <w:r>
-        <w:rPr>
-          <w:rFonts w:ascii="Arial" w:hAnsi="Arial" w:cs="Arial" w:eastAsia="Arial"/>
-          <w:b/>
-          <w:i w:val="0"/>
-          <w:color w:val="1C355E"/>
-          <w:sz w:val="17"/>
-        </w:rPr>
-        <w:t>-082GED2031472-</w:t>
-      </w:r>
-    </w:p>
-    <w:p>
-      <w:pPr>
-        <w:keepNext w:val="0"/>
-        <w:spacing w:before="40" w:after="120"/>
-        <w:shd w:val="clear" w:color="auto" w:fill="F2F2F2"/>
-      </w:pPr>
-      <w:sdt>
-        <w:sdtPr>
-          <w:alias w:val="082GED2031472"/>
-          <w:id w:val="100259"/>
           <w:showingPlcHdr/>
           <w:dropDownList>
             <w:listItem w:displayText="Choose an item." w:value=""/>
@@ -15485,7 +15493,7 @@
       <w:sdt>
         <w:sdtPr>
           <w:alias w:val="082GED2031473"/>
-          <w:id w:val="100260"/>
+          <w:id w:val="100259"/>
           <w:showingPlcHdr/>
           <w:text/>
         </w:sdtPr>
@@ -15563,53 +15571,53 @@
       <w:sdt>
         <w:sdtPr>
           <w:alias w:val="082GED2031474"/>
+          <w:id w:val="100260"/>
+          <w:showingPlcHdr/>
+          <w:text/>
+        </w:sdtPr>
+        <w:sdtContent>
+          <w:r>
+            <w:t>Click or tap here to enter text.</w:t>
+          </w:r>
+        </w:sdtContent>
+      </w:sdt>
+    </w:p>
+    <w:p>
+      <w:pPr>
+        <w:keepNext/>
+        <w:spacing w:before="200" w:after="40"/>
+      </w:pPr>
+      <w:r>
+        <w:rPr>
+          <w:rFonts w:ascii="Arial" w:hAnsi="Arial" w:cs="Arial" w:eastAsia="Arial"/>
+          <w:b/>
+          <w:i w:val="0"/>
+          <w:color w:val="000000"/>
+          <w:sz w:val="20"/>
+        </w:rPr>
+        <w:t xml:space="preserve">- Corporate bonds - Organisation by segment - Second subdivision </w:t>
+      </w:r>
+      <w:r>
+        <w:rPr>
+          <w:rFonts w:ascii="Arial" w:hAnsi="Arial" w:cs="Arial" w:eastAsia="Arial"/>
+          <w:b/>
+          <w:i w:val="0"/>
+          <w:color w:val="1C355E"/>
+          <w:sz w:val="17"/>
+        </w:rPr>
+        <w:t>-082GED2031475-</w:t>
+      </w:r>
+    </w:p>
+    <w:p>
+      <w:pPr>
+        <w:keepNext w:val="0"/>
+        <w:spacing w:before="40" w:after="120"/>
+        <w:shd w:val="clear" w:color="auto" w:fill="F2F2F2"/>
+      </w:pPr>
+      <w:sdt>
+        <w:sdtPr>
+          <w:alias w:val="082GED2031475"/>
           <w:id w:val="100261"/>
-          <w:showingPlcHdr/>
-          <w:text/>
-        </w:sdtPr>
-        <w:sdtContent>
-          <w:r>
-            <w:t>Click or tap here to enter text.</w:t>
-          </w:r>
-        </w:sdtContent>
-      </w:sdt>
-    </w:p>
-    <w:p>
-      <w:pPr>
-        <w:keepNext/>
-        <w:spacing w:before="200" w:after="40"/>
-      </w:pPr>
-      <w:r>
-        <w:rPr>
-          <w:rFonts w:ascii="Arial" w:hAnsi="Arial" w:cs="Arial" w:eastAsia="Arial"/>
-          <w:b/>
-          <w:i w:val="0"/>
-          <w:color w:val="000000"/>
-          <w:sz w:val="20"/>
-        </w:rPr>
-        <w:t xml:space="preserve">- Corporate bonds - Organisation by segment - Second subdivision </w:t>
-      </w:r>
-      <w:r>
-        <w:rPr>
-          <w:rFonts w:ascii="Arial" w:hAnsi="Arial" w:cs="Arial" w:eastAsia="Arial"/>
-          <w:b/>
-          <w:i w:val="0"/>
-          <w:color w:val="1C355E"/>
-          <w:sz w:val="17"/>
-        </w:rPr>
-        <w:t>-082GED2031475-</w:t>
-      </w:r>
-    </w:p>
-    <w:p>
-      <w:pPr>
-        <w:keepNext w:val="0"/>
-        <w:spacing w:before="40" w:after="120"/>
-        <w:shd w:val="clear" w:color="auto" w:fill="F2F2F2"/>
-      </w:pPr>
-      <w:sdt>
-        <w:sdtPr>
-          <w:alias w:val="082GED2031475"/>
-          <w:id w:val="100262"/>
           <w:showingPlcHdr/>
           <w:dropDownList>
             <w:listItem w:displayText="Choose an item." w:value=""/>
@@ -15661,7 +15669,7 @@
       <w:sdt>
         <w:sdtPr>
           <w:alias w:val="082GED2031476"/>
-          <w:id w:val="100263"/>
+          <w:id w:val="100262"/>
           <w:showingPlcHdr/>
           <w:text/>
         </w:sdtPr>
@@ -15739,53 +15747,53 @@
       <w:sdt>
         <w:sdtPr>
           <w:alias w:val="082GED2031477"/>
+          <w:id w:val="100263"/>
+          <w:showingPlcHdr/>
+          <w:text/>
+        </w:sdtPr>
+        <w:sdtContent>
+          <w:r>
+            <w:t>Click or tap here to enter text.</w:t>
+          </w:r>
+        </w:sdtContent>
+      </w:sdt>
+    </w:p>
+    <w:p>
+      <w:pPr>
+        <w:keepNext/>
+        <w:spacing w:before="200" w:after="40"/>
+      </w:pPr>
+      <w:r>
+        <w:rPr>
+          <w:rFonts w:ascii="Arial" w:hAnsi="Arial" w:cs="Arial" w:eastAsia="Arial"/>
+          <w:b/>
+          <w:i w:val="0"/>
+          <w:color w:val="000000"/>
+          <w:sz w:val="20"/>
+        </w:rPr>
+        <w:t xml:space="preserve">- Corporate bonds - Organisation by segment - Third subdivision </w:t>
+      </w:r>
+      <w:r>
+        <w:rPr>
+          <w:rFonts w:ascii="Arial" w:hAnsi="Arial" w:cs="Arial" w:eastAsia="Arial"/>
+          <w:b/>
+          <w:i w:val="0"/>
+          <w:color w:val="1C355E"/>
+          <w:sz w:val="17"/>
+        </w:rPr>
+        <w:t>-082GED2031478-</w:t>
+      </w:r>
+    </w:p>
+    <w:p>
+      <w:pPr>
+        <w:keepNext w:val="0"/>
+        <w:spacing w:before="40" w:after="120"/>
+        <w:shd w:val="clear" w:color="auto" w:fill="F2F2F2"/>
+      </w:pPr>
+      <w:sdt>
+        <w:sdtPr>
+          <w:alias w:val="082GED2031478"/>
           <w:id w:val="100264"/>
-          <w:showingPlcHdr/>
-          <w:text/>
-        </w:sdtPr>
-        <w:sdtContent>
-          <w:r>
-            <w:t>Click or tap here to enter text.</w:t>
-          </w:r>
-        </w:sdtContent>
-      </w:sdt>
-    </w:p>
-    <w:p>
-      <w:pPr>
-        <w:keepNext/>
-        <w:spacing w:before="200" w:after="40"/>
-      </w:pPr>
-      <w:r>
-        <w:rPr>
-          <w:rFonts w:ascii="Arial" w:hAnsi="Arial" w:cs="Arial" w:eastAsia="Arial"/>
-          <w:b/>
-          <w:i w:val="0"/>
-          <w:color w:val="000000"/>
-          <w:sz w:val="20"/>
-        </w:rPr>
-        <w:t xml:space="preserve">- Corporate bonds - Organisation by segment - Third subdivision </w:t>
-      </w:r>
-      <w:r>
-        <w:rPr>
-          <w:rFonts w:ascii="Arial" w:hAnsi="Arial" w:cs="Arial" w:eastAsia="Arial"/>
-          <w:b/>
-          <w:i w:val="0"/>
-          <w:color w:val="1C355E"/>
-          <w:sz w:val="17"/>
-        </w:rPr>
-        <w:t>-082GED2031478-</w:t>
-      </w:r>
-    </w:p>
-    <w:p>
-      <w:pPr>
-        <w:keepNext w:val="0"/>
-        <w:spacing w:before="40" w:after="120"/>
-        <w:shd w:val="clear" w:color="auto" w:fill="F2F2F2"/>
-      </w:pPr>
-      <w:sdt>
-        <w:sdtPr>
-          <w:alias w:val="082GED2031478"/>
-          <w:id w:val="100265"/>
           <w:showingPlcHdr/>
           <w:dropDownList>
             <w:listItem w:displayText="Choose an item." w:value=""/>
@@ -15837,7 +15845,7 @@
       <w:sdt>
         <w:sdtPr>
           <w:alias w:val="082GED2031479"/>
-          <w:id w:val="100266"/>
+          <w:id w:val="100265"/>
           <w:showingPlcHdr/>
           <w:text/>
         </w:sdtPr>
@@ -15915,6 +15923,52 @@
       <w:sdt>
         <w:sdtPr>
           <w:alias w:val="082GED2031480"/>
+          <w:id w:val="100266"/>
+          <w:showingPlcHdr/>
+          <w:text/>
+        </w:sdtPr>
+        <w:sdtContent>
+          <w:r>
+            <w:t>Click or tap here to enter text.</w:t>
+          </w:r>
+        </w:sdtContent>
+      </w:sdt>
+    </w:p>
+    <w:p>
+      <w:pPr>
+        <w:keepNext/>
+        <w:spacing w:before="200" w:after="40"/>
+      </w:pPr>
+      <w:r>
+        <w:rPr>
+          <w:rFonts w:ascii="Arial" w:hAnsi="Arial" w:cs="Arial" w:eastAsia="Arial"/>
+          <w:b/>
+          <w:i w:val="0"/>
+          <w:color w:val="000000"/>
+          <w:sz w:val="20"/>
+        </w:rPr>
+        <w:t xml:space="preserve">If the management structure is organised differently (Other) </w:t>
+      </w:r>
+      <w:r>
+        <w:rPr>
+          <w:rFonts w:ascii="Arial" w:hAnsi="Arial" w:cs="Arial" w:eastAsia="Arial"/>
+          <w:b/>
+          <w:i w:val="0"/>
+          <w:color w:val="1C355E"/>
+          <w:sz w:val="17"/>
+        </w:rPr>
+        <w:t>-082GED2031481-</w:t>
+      </w:r>
+    </w:p>
+    <w:p>
+      <w:pPr>
+        <w:keepNext w:val="0"/>
+        <w:spacing w:before="40" w:after="120"/>
+        <w:shd w:val="clear" w:color="auto" w:fill="F2F2F2"/>
+      </w:pPr>
+      <w:sdt>
+        <w:sdtPr>
+          <w:alias w:val="082GED2031481"/>
           <w:id w:val="100267"/>
           <w:showingPlcHdr/>
           <w:text/>
@@ -15939,75 +15993,29 @@
           <w:color w:val="000000"/>
           <w:sz w:val="20"/>
         </w:rPr>
-        <w:t xml:space="preserve">If the management structure is organised differently (Other) </w:t>
-      </w:r>
-      <w:r>
-        <w:rPr>
-          <w:rFonts w:ascii="Arial" w:hAnsi="Arial" w:cs="Arial" w:eastAsia="Arial"/>
-          <w:b/>
-          <w:i w:val="0"/>
-          <w:color w:val="1C355E"/>
-          <w:sz w:val="17"/>
-        </w:rPr>
-        <w:t>-082GED2031481-</w:t>
-      </w:r>
-    </w:p>
-    <w:p>
-      <w:pPr>
-        <w:keepNext w:val="0"/>
-        <w:spacing w:before="40" w:after="120"/>
-        <w:shd w:val="clear" w:color="auto" w:fill="F2F2F2"/>
-      </w:pPr>
-      <w:sdt>
-        <w:sdtPr>
-          <w:alias w:val="082GED2031481"/>
+        <w:t xml:space="preserve">- Corporate bonds - Other organisation - Please specify </w:t>
+      </w:r>
+      <w:r>
+        <w:rPr>
+          <w:rFonts w:ascii="Arial" w:hAnsi="Arial" w:cs="Arial" w:eastAsia="Arial"/>
+          <w:b/>
+          <w:i w:val="0"/>
+          <w:color w:val="1C355E"/>
+          <w:sz w:val="17"/>
+        </w:rPr>
+        <w:t>-082GED2031482-</w:t>
+      </w:r>
+    </w:p>
+    <w:p>
+      <w:pPr>
+        <w:keepNext w:val="0"/>
+        <w:spacing w:before="40" w:after="120"/>
+        <w:shd w:val="clear" w:color="auto" w:fill="F2F2F2"/>
+      </w:pPr>
+      <w:sdt>
+        <w:sdtPr>
+          <w:alias w:val="082GED2031482"/>
           <w:id w:val="100268"/>
-          <w:showingPlcHdr/>
-          <w:text/>
-        </w:sdtPr>
-        <w:sdtContent>
-          <w:r>
-            <w:t>Click or tap here to enter text.</w:t>
-          </w:r>
-        </w:sdtContent>
-      </w:sdt>
-    </w:p>
-    <w:p>
-      <w:pPr>
-        <w:keepNext/>
-        <w:spacing w:before="200" w:after="40"/>
-      </w:pPr>
-      <w:r>
-        <w:rPr>
-          <w:rFonts w:ascii="Arial" w:hAnsi="Arial" w:cs="Arial" w:eastAsia="Arial"/>
-          <w:b/>
-          <w:i w:val="0"/>
-          <w:color w:val="000000"/>
-          <w:sz w:val="20"/>
-        </w:rPr>
-        <w:t xml:space="preserve">- Corporate bonds - Other organisation - Please specify </w:t>
-      </w:r>
-      <w:r>
-        <w:rPr>
-          <w:rFonts w:ascii="Arial" w:hAnsi="Arial" w:cs="Arial" w:eastAsia="Arial"/>
-          <w:b/>
-          <w:i w:val="0"/>
-          <w:color w:val="1C355E"/>
-          <w:sz w:val="17"/>
-        </w:rPr>
-        <w:t>-082GED2031482-</w:t>
-      </w:r>
-    </w:p>
-    <w:p>
-      <w:pPr>
-        <w:keepNext w:val="0"/>
-        <w:spacing w:before="40" w:after="120"/>
-        <w:shd w:val="clear" w:color="auto" w:fill="F2F2F2"/>
-      </w:pPr>
-      <w:sdt>
-        <w:sdtPr>
-          <w:alias w:val="082GED2031482"/>
-          <w:id w:val="100269"/>
           <w:showingPlcHdr/>
           <w:text/>
         </w:sdtPr>
@@ -16085,6 +16093,52 @@
       <w:sdt>
         <w:sdtPr>
           <w:alias w:val="082GED2041483"/>
+          <w:id w:val="100269"/>
+          <w:showingPlcHdr/>
+          <w:text/>
+        </w:sdtPr>
+        <w:sdtContent>
+          <w:r>
+            <w:t>Click or tap here to enter text.</w:t>
+          </w:r>
+        </w:sdtContent>
+      </w:sdt>
+    </w:p>
+    <w:p>
+      <w:pPr>
+        <w:keepNext/>
+        <w:spacing w:before="200" w:after="40"/>
+      </w:pPr>
+      <w:r>
+        <w:rPr>
+          <w:rFonts w:ascii="Arial" w:hAnsi="Arial" w:cs="Arial" w:eastAsia="Arial"/>
+          <w:b/>
+          <w:i w:val="0"/>
+          <w:color w:val="000000"/>
+          <w:sz w:val="20"/>
+        </w:rPr>
+        <w:t xml:space="preserve">- Corporate bonds - Selection - Europe - Number of issuers </w:t>
+      </w:r>
+      <w:r>
+        <w:rPr>
+          <w:rFonts w:ascii="Arial" w:hAnsi="Arial" w:cs="Arial" w:eastAsia="Arial"/>
+          <w:b/>
+          <w:i w:val="0"/>
+          <w:color w:val="1C355E"/>
+          <w:sz w:val="17"/>
+        </w:rPr>
+        <w:t>-082GED2041484-</w:t>
+      </w:r>
+    </w:p>
+    <w:p>
+      <w:pPr>
+        <w:keepNext w:val="0"/>
+        <w:spacing w:before="40" w:after="120"/>
+        <w:shd w:val="clear" w:color="auto" w:fill="F2F2F2"/>
+      </w:pPr>
+      <w:sdt>
+        <w:sdtPr>
+          <w:alias w:val="082GED2041484"/>
           <w:id w:val="100270"/>
           <w:showingPlcHdr/>
           <w:text/>
@@ -16109,75 +16163,29 @@
           <w:color w:val="000000"/>
           <w:sz w:val="20"/>
         </w:rPr>
-        <w:t xml:space="preserve">- Corporate bonds - Selection - Europe - Number of issuers </w:t>
-      </w:r>
-      <w:r>
-        <w:rPr>
-          <w:rFonts w:ascii="Arial" w:hAnsi="Arial" w:cs="Arial" w:eastAsia="Arial"/>
-          <w:b/>
-          <w:i w:val="0"/>
-          <w:color w:val="1C355E"/>
-          <w:sz w:val="17"/>
-        </w:rPr>
-        <w:t>-082GED2041484-</w:t>
-      </w:r>
-    </w:p>
-    <w:p>
-      <w:pPr>
-        <w:keepNext w:val="0"/>
-        <w:spacing w:before="40" w:after="120"/>
-        <w:shd w:val="clear" w:color="auto" w:fill="F2F2F2"/>
-      </w:pPr>
-      <w:sdt>
-        <w:sdtPr>
-          <w:alias w:val="082GED2041484"/>
+        <w:t xml:space="preserve">- Corporate bonds - Selection - North America - Number of issuers </w:t>
+      </w:r>
+      <w:r>
+        <w:rPr>
+          <w:rFonts w:ascii="Arial" w:hAnsi="Arial" w:cs="Arial" w:eastAsia="Arial"/>
+          <w:b/>
+          <w:i w:val="0"/>
+          <w:color w:val="1C355E"/>
+          <w:sz w:val="17"/>
+        </w:rPr>
+        <w:t>-082GED2041485-</w:t>
+      </w:r>
+    </w:p>
+    <w:p>
+      <w:pPr>
+        <w:keepNext w:val="0"/>
+        <w:spacing w:before="40" w:after="120"/>
+        <w:shd w:val="clear" w:color="auto" w:fill="F2F2F2"/>
+      </w:pPr>
+      <w:sdt>
+        <w:sdtPr>
+          <w:alias w:val="082GED2041485"/>
           <w:id w:val="100271"/>
-          <w:showingPlcHdr/>
-          <w:text/>
-        </w:sdtPr>
-        <w:sdtContent>
-          <w:r>
-            <w:t>Click or tap here to enter text.</w:t>
-          </w:r>
-        </w:sdtContent>
-      </w:sdt>
-    </w:p>
-    <w:p>
-      <w:pPr>
-        <w:keepNext/>
-        <w:spacing w:before="200" w:after="40"/>
-      </w:pPr>
-      <w:r>
-        <w:rPr>
-          <w:rFonts w:ascii="Arial" w:hAnsi="Arial" w:cs="Arial" w:eastAsia="Arial"/>
-          <w:b/>
-          <w:i w:val="0"/>
-          <w:color w:val="000000"/>
-          <w:sz w:val="20"/>
-        </w:rPr>
-        <w:t xml:space="preserve">- Corporate bonds - Selection - North America - Number of issuers </w:t>
-      </w:r>
-      <w:r>
-        <w:rPr>
-          <w:rFonts w:ascii="Arial" w:hAnsi="Arial" w:cs="Arial" w:eastAsia="Arial"/>
-          <w:b/>
-          <w:i w:val="0"/>
-          <w:color w:val="1C355E"/>
-          <w:sz w:val="17"/>
-        </w:rPr>
-        <w:t>-082GED2041485-</w:t>
-      </w:r>
-    </w:p>
-    <w:p>
-      <w:pPr>
-        <w:keepNext w:val="0"/>
-        <w:spacing w:before="40" w:after="120"/>
-        <w:shd w:val="clear" w:color="auto" w:fill="F2F2F2"/>
-      </w:pPr>
-      <w:sdt>
-        <w:sdtPr>
-          <w:alias w:val="082GED2041485"/>
-          <w:id w:val="100272"/>
           <w:showingPlcHdr/>
           <w:text/>
         </w:sdtPr>
@@ -16239,7 +16247,7 @@
       <w:sdt>
         <w:sdtPr>
           <w:alias w:val="082GED2041486"/>
-          <w:id w:val="100273"/>
+          <w:id w:val="100272"/>
           <w:showingPlcHdr/>
           <w:text/>
         </w:sdtPr>
@@ -16301,7 +16309,7 @@
       <w:sdt>
         <w:sdtPr>
           <w:alias w:val="082GED2041487"/>
-          <w:id w:val="100274"/>
+          <w:id w:val="100273"/>
           <w:showingPlcHdr/>
           <w:text/>
         </w:sdtPr>
@@ -16363,6 +16371,52 @@
       <w:sdt>
         <w:sdtPr>
           <w:alias w:val="082GED2041488"/>
+          <w:id w:val="100274"/>
+          <w:showingPlcHdr/>
+          <w:text/>
+        </w:sdtPr>
+        <w:sdtContent>
+          <w:r>
+            <w:t>Click or tap here to enter text.</w:t>
+          </w:r>
+        </w:sdtContent>
+      </w:sdt>
+    </w:p>
+    <w:p>
+      <w:pPr>
+        <w:keepNext/>
+        <w:spacing w:before="200" w:after="40"/>
+      </w:pPr>
+      <w:r>
+        <w:rPr>
+          <w:rFonts w:ascii="Arial" w:hAnsi="Arial" w:cs="Arial" w:eastAsia="Arial"/>
+          <w:b/>
+          <w:i w:val="0"/>
+          <w:color w:val="000000"/>
+          <w:sz w:val="20"/>
+        </w:rPr>
+        <w:t xml:space="preserve">Enter the number of issuers actually held in the average managed portfolio (by definition, less than or equal to the number of issuers monitored) </w:t>
+      </w:r>
+      <w:r>
+        <w:rPr>
+          <w:rFonts w:ascii="Arial" w:hAnsi="Arial" w:cs="Arial" w:eastAsia="Arial"/>
+          <w:b/>
+          <w:i w:val="0"/>
+          <w:color w:val="1C355E"/>
+          <w:sz w:val="17"/>
+        </w:rPr>
+        <w:t>-082GED2041489-</w:t>
+      </w:r>
+    </w:p>
+    <w:p>
+      <w:pPr>
+        <w:keepNext w:val="0"/>
+        <w:spacing w:before="40" w:after="120"/>
+        <w:shd w:val="clear" w:color="auto" w:fill="F2F2F2"/>
+      </w:pPr>
+      <w:sdt>
+        <w:sdtPr>
+          <w:alias w:val="082GED2041489"/>
           <w:id w:val="100275"/>
           <w:showingPlcHdr/>
           <w:text/>
@@ -16387,28 +16441,28 @@
           <w:color w:val="000000"/>
           <w:sz w:val="20"/>
         </w:rPr>
-        <w:t xml:space="preserve">Enter the number of issuers actually held in the average managed portfolio (by definition, less than or equal to the number of issuers monitored) </w:t>
-      </w:r>
-      <w:r>
-        <w:rPr>
-          <w:rFonts w:ascii="Arial" w:hAnsi="Arial" w:cs="Arial" w:eastAsia="Arial"/>
-          <w:b/>
-          <w:i w:val="0"/>
-          <w:color w:val="1C355E"/>
-          <w:sz w:val="17"/>
-        </w:rPr>
-        <w:t>-082GED2041489-</w:t>
-      </w:r>
-    </w:p>
-    <w:p>
-      <w:pPr>
-        <w:keepNext w:val="0"/>
-        <w:spacing w:before="40" w:after="120"/>
-        <w:shd w:val="clear" w:color="auto" w:fill="F2F2F2"/>
-      </w:pPr>
-      <w:sdt>
-        <w:sdtPr>
-          <w:alias w:val="082GED2041489"/>
+        <w:t xml:space="preserve">- Corporate bonds - Selection - Europe - Actual number of issuers </w:t>
+      </w:r>
+      <w:r>
+        <w:rPr>
+          <w:rFonts w:ascii="Arial" w:hAnsi="Arial" w:cs="Arial" w:eastAsia="Arial"/>
+          <w:b/>
+          <w:i w:val="0"/>
+          <w:color w:val="1C355E"/>
+          <w:sz w:val="17"/>
+        </w:rPr>
+        <w:t>-082GED2041490-</w:t>
+      </w:r>
+    </w:p>
+    <w:p>
+      <w:pPr>
+        <w:keepNext w:val="0"/>
+        <w:spacing w:before="40" w:after="120"/>
+        <w:shd w:val="clear" w:color="auto" w:fill="F2F2F2"/>
+      </w:pPr>
+      <w:sdt>
+        <w:sdtPr>
+          <w:alias w:val="082GED2041490"/>
           <w:id w:val="100276"/>
           <w:showingPlcHdr/>
           <w:text/>
@@ -16433,28 +16487,28 @@
           <w:color w:val="000000"/>
           <w:sz w:val="20"/>
         </w:rPr>
-        <w:t xml:space="preserve">- Corporate bonds - Selection - Europe - Actual number of issuers </w:t>
-      </w:r>
-      <w:r>
-        <w:rPr>
-          <w:rFonts w:ascii="Arial" w:hAnsi="Arial" w:cs="Arial" w:eastAsia="Arial"/>
-          <w:b/>
-          <w:i w:val="0"/>
-          <w:color w:val="1C355E"/>
-          <w:sz w:val="17"/>
-        </w:rPr>
-        <w:t>-082GED2041490-</w:t>
-      </w:r>
-    </w:p>
-    <w:p>
-      <w:pPr>
-        <w:keepNext w:val="0"/>
-        <w:spacing w:before="40" w:after="120"/>
-        <w:shd w:val="clear" w:color="auto" w:fill="F2F2F2"/>
-      </w:pPr>
-      <w:sdt>
-        <w:sdtPr>
-          <w:alias w:val="082GED2041490"/>
+        <w:t xml:space="preserve">- Corporate bonds - Selection - North America - Actual number of issuers </w:t>
+      </w:r>
+      <w:r>
+        <w:rPr>
+          <w:rFonts w:ascii="Arial" w:hAnsi="Arial" w:cs="Arial" w:eastAsia="Arial"/>
+          <w:b/>
+          <w:i w:val="0"/>
+          <w:color w:val="1C355E"/>
+          <w:sz w:val="17"/>
+        </w:rPr>
+        <w:t>-082GED2041491-</w:t>
+      </w:r>
+    </w:p>
+    <w:p>
+      <w:pPr>
+        <w:keepNext w:val="0"/>
+        <w:spacing w:before="40" w:after="120"/>
+        <w:shd w:val="clear" w:color="auto" w:fill="F2F2F2"/>
+      </w:pPr>
+      <w:sdt>
+        <w:sdtPr>
+          <w:alias w:val="082GED2041491"/>
           <w:id w:val="100277"/>
           <w:showingPlcHdr/>
           <w:text/>
@@ -16469,147 +16523,81 @@
     <w:p>
       <w:pPr>
         <w:keepNext/>
-        <w:spacing w:before="200" w:after="40"/>
-      </w:pPr>
-      <w:r>
-        <w:rPr>
-          <w:rFonts w:ascii="Arial" w:hAnsi="Arial" w:cs="Arial" w:eastAsia="Arial"/>
-          <w:b/>
-          <w:i w:val="0"/>
-          <w:color w:val="000000"/>
-          <w:sz w:val="20"/>
-        </w:rPr>
-        <w:t xml:space="preserve">- Corporate bonds - Selection - North America - Actual number of issuers </w:t>
-      </w:r>
-      <w:r>
-        <w:rPr>
-          <w:rFonts w:ascii="Arial" w:hAnsi="Arial" w:cs="Arial" w:eastAsia="Arial"/>
-          <w:b/>
-          <w:i w:val="0"/>
-          <w:color w:val="1C355E"/>
-          <w:sz w:val="17"/>
-        </w:rPr>
-        <w:t>-082GED2041491-</w:t>
-      </w:r>
-    </w:p>
-    <w:p>
-      <w:pPr>
-        <w:keepNext w:val="0"/>
-        <w:spacing w:before="40" w:after="120"/>
-        <w:shd w:val="clear" w:color="auto" w:fill="F2F2F2"/>
-      </w:pPr>
-      <w:sdt>
-        <w:sdtPr>
-          <w:alias w:val="082GED2041491"/>
+        <w:spacing w:before="240" w:after="80"/>
+      </w:pPr>
+      <w:r>
+        <w:rPr>
+          <w:rFonts w:ascii="Arial" w:hAnsi="Arial" w:cs="Arial" w:eastAsia="Arial"/>
+          <w:b/>
+          <w:i w:val="0"/>
+          <w:color w:val="1C355E"/>
+          <w:sz w:val="21"/>
+        </w:rPr>
+        <w:t>8. Corporate bond security selection factors</w:t>
+      </w:r>
+    </w:p>
+    <w:p>
+      <w:pPr>
+        <w:keepNext/>
+        <w:spacing w:before="200" w:after="40"/>
+      </w:pPr>
+      <w:r>
+        <w:rPr>
+          <w:rFonts w:ascii="Arial" w:hAnsi="Arial" w:cs="Arial" w:eastAsia="Arial"/>
+          <w:b/>
+          <w:i w:val="0"/>
+          <w:color w:val="000000"/>
+          <w:sz w:val="20"/>
+        </w:rPr>
+        <w:t xml:space="preserve">Indicate, in order of importance, the top three factors considered when selecting securities </w:t>
+      </w:r>
+      <w:r>
+        <w:rPr>
+          <w:rFonts w:ascii="Arial" w:hAnsi="Arial" w:cs="Arial" w:eastAsia="Arial"/>
+          <w:b/>
+          <w:i w:val="0"/>
+          <w:color w:val="1C355E"/>
+          <w:sz w:val="17"/>
+        </w:rPr>
+        <w:t>-082GED2051492-</w:t>
+      </w:r>
+    </w:p>
+    <w:p>
+      <w:pPr>
+        <w:keepNext/>
+        <w:spacing w:before="200" w:after="40"/>
+      </w:pPr>
+      <w:r>
+        <w:rPr>
+          <w:rFonts w:ascii="Arial" w:hAnsi="Arial" w:cs="Arial" w:eastAsia="Arial"/>
+          <w:b/>
+          <w:i w:val="0"/>
+          <w:color w:val="000000"/>
+          <w:sz w:val="20"/>
+        </w:rPr>
+        <w:t xml:space="preserve">- Corporate bonds - Selection - First factor </w:t>
+      </w:r>
+      <w:r>
+        <w:rPr>
+          <w:rFonts w:ascii="Arial" w:hAnsi="Arial" w:cs="Arial" w:eastAsia="Arial"/>
+          <w:b/>
+          <w:i w:val="0"/>
+          <w:color w:val="1C355E"/>
+          <w:sz w:val="17"/>
+        </w:rPr>
+        <w:t>-082GED2051493-</w:t>
+      </w:r>
+    </w:p>
+    <w:p>
+      <w:pPr>
+        <w:keepNext w:val="0"/>
+        <w:spacing w:before="40" w:after="120"/>
+        <w:shd w:val="clear" w:color="auto" w:fill="F2F2F2"/>
+      </w:pPr>
+      <w:sdt>
+        <w:sdtPr>
+          <w:alias w:val="082GED2051493"/>
           <w:id w:val="100278"/>
-          <w:showingPlcHdr/>
-          <w:text/>
-        </w:sdtPr>
-        <w:sdtContent>
-          <w:r>
-            <w:t>Click or tap here to enter text.</w:t>
-          </w:r>
-        </w:sdtContent>
-      </w:sdt>
-    </w:p>
-    <w:p>
-      <w:pPr>
-        <w:keepNext/>
-        <w:spacing w:before="240" w:after="80"/>
-      </w:pPr>
-      <w:r>
-        <w:rPr>
-          <w:rFonts w:ascii="Arial" w:hAnsi="Arial" w:cs="Arial" w:eastAsia="Arial"/>
-          <w:b/>
-          <w:i w:val="0"/>
-          <w:color w:val="1C355E"/>
-          <w:sz w:val="21"/>
-        </w:rPr>
-        <w:t>8. Corporate bond security selection factors</w:t>
-      </w:r>
-    </w:p>
-    <w:p>
-      <w:pPr>
-        <w:keepNext/>
-        <w:spacing w:before="200" w:after="40"/>
-      </w:pPr>
-      <w:r>
-        <w:rPr>
-          <w:rFonts w:ascii="Arial" w:hAnsi="Arial" w:cs="Arial" w:eastAsia="Arial"/>
-          <w:b/>
-          <w:i w:val="0"/>
-          <w:color w:val="000000"/>
-          <w:sz w:val="20"/>
-        </w:rPr>
-        <w:t xml:space="preserve">Indicate, in order of importance, the top three factors considered when selecting securities </w:t>
-      </w:r>
-      <w:r>
-        <w:rPr>
-          <w:rFonts w:ascii="Arial" w:hAnsi="Arial" w:cs="Arial" w:eastAsia="Arial"/>
-          <w:b/>
-          <w:i w:val="0"/>
-          <w:color w:val="1C355E"/>
-          <w:sz w:val="17"/>
-        </w:rPr>
-        <w:t>-082GED2051492-</w:t>
-      </w:r>
-    </w:p>
-    <w:p>
-      <w:pPr>
-        <w:keepNext w:val="0"/>
-        <w:spacing w:before="40" w:after="120"/>
-        <w:shd w:val="clear" w:color="auto" w:fill="F2F2F2"/>
-      </w:pPr>
-      <w:sdt>
-        <w:sdtPr>
-          <w:alias w:val="082GED2051492"/>
-          <w:id w:val="100279"/>
-          <w:showingPlcHdr/>
-          <w:text/>
-        </w:sdtPr>
-        <w:sdtContent>
-          <w:r>
-            <w:t>Click or tap here to enter text.</w:t>
-          </w:r>
-        </w:sdtContent>
-      </w:sdt>
-    </w:p>
-    <w:p>
-      <w:pPr>
-        <w:keepNext/>
-        <w:spacing w:before="200" w:after="40"/>
-      </w:pPr>
-      <w:r>
-        <w:rPr>
-          <w:rFonts w:ascii="Arial" w:hAnsi="Arial" w:cs="Arial" w:eastAsia="Arial"/>
-          <w:b/>
-          <w:i w:val="0"/>
-          <w:color w:val="000000"/>
-          <w:sz w:val="20"/>
-        </w:rPr>
-        <w:t xml:space="preserve">- Corporate bonds - Selection - First factor </w:t>
-      </w:r>
-      <w:r>
-        <w:rPr>
-          <w:rFonts w:ascii="Arial" w:hAnsi="Arial" w:cs="Arial" w:eastAsia="Arial"/>
-          <w:b/>
-          <w:i w:val="0"/>
-          <w:color w:val="1C355E"/>
-          <w:sz w:val="17"/>
-        </w:rPr>
-        <w:t>-082GED2051493-</w:t>
-      </w:r>
-    </w:p>
-    <w:p>
-      <w:pPr>
-        <w:keepNext w:val="0"/>
-        <w:spacing w:before="40" w:after="120"/>
-        <w:shd w:val="clear" w:color="auto" w:fill="F2F2F2"/>
-      </w:pPr>
-      <w:sdt>
-        <w:sdtPr>
-          <w:alias w:val="082GED2051493"/>
-          <w:id w:val="100280"/>
           <w:showingPlcHdr/>
           <w:dropDownList>
             <w:listItem w:displayText="Choose an item." w:value=""/>
@@ -16677,7 +16665,7 @@
       <w:sdt>
         <w:sdtPr>
           <w:alias w:val="082GED2051494"/>
-          <w:id w:val="100281"/>
+          <w:id w:val="100279"/>
           <w:showingPlcHdr/>
           <w:dropDownList>
             <w:listItem w:displayText="Choose an item." w:value=""/>
@@ -16761,7 +16749,7 @@
       <w:sdt>
         <w:sdtPr>
           <w:alias w:val="082GED2051495"/>
-          <w:id w:val="100282"/>
+          <w:id w:val="100280"/>
           <w:showingPlcHdr/>
           <w:dropDownList>
             <w:listItem w:displayText="Choose an item." w:value=""/>
@@ -16845,7 +16833,7 @@
       <w:sdt>
         <w:sdtPr>
           <w:alias w:val="082GED2061496"/>
-          <w:id w:val="100283"/>
+          <w:id w:val="100281"/>
           <w:showingPlcHdr/>
           <w:text/>
         </w:sdtPr>
@@ -16907,7 +16895,7 @@
       <w:sdt>
         <w:sdtPr>
           <w:alias w:val="082GED2061497"/>
-          <w:id w:val="100284"/>
+          <w:id w:val="100282"/>
           <w:showingPlcHdr/>
           <w:text/>
         </w:sdtPr>
@@ -16969,7 +16957,7 @@
       <w:sdt>
         <w:sdtPr>
           <w:alias w:val="082GED2061498"/>
-          <w:id w:val="100285"/>
+          <w:id w:val="100283"/>
           <w:showingPlcHdr/>
           <w:text/>
         </w:sdtPr>
@@ -17031,7 +17019,7 @@
       <w:sdt>
         <w:sdtPr>
           <w:alias w:val="082GED2061499"/>
-          <w:id w:val="100286"/>
+          <w:id w:val="100284"/>
           <w:showingPlcHdr/>
           <w:text/>
         </w:sdtPr>
@@ -17093,7 +17081,7 @@
       <w:sdt>
         <w:sdtPr>
           <w:alias w:val="082GED2061500"/>
-          <w:id w:val="100287"/>
+          <w:id w:val="100285"/>
           <w:showingPlcHdr/>
           <w:text/>
         </w:sdtPr>
@@ -17155,7 +17143,7 @@
       <w:sdt>
         <w:sdtPr>
           <w:alias w:val="082GED2061501"/>
-          <w:id w:val="100288"/>
+          <w:id w:val="100286"/>
           <w:showingPlcHdr/>
           <w:text/>
         </w:sdtPr>
@@ -17217,6 +17205,98 @@
       <w:sdt>
         <w:sdtPr>
           <w:alias w:val="082GED2061502"/>
+          <w:id w:val="100287"/>
+          <w:showingPlcHdr/>
+          <w:text/>
+        </w:sdtPr>
+        <w:sdtContent>
+          <w:r>
+            <w:t>Click or tap here to enter text.</w:t>
+          </w:r>
+        </w:sdtContent>
+      </w:sdt>
+    </w:p>
+    <w:p>
+      <w:pPr>
+        <w:keepNext/>
+        <w:spacing w:before="200" w:after="40"/>
+      </w:pPr>
+      <w:r>
+        <w:rPr>
+          <w:rFonts w:ascii="Arial" w:hAnsi="Arial" w:cs="Arial" w:eastAsia="Arial"/>
+          <w:b/>
+          <w:i w:val="0"/>
+          <w:color w:val="000000"/>
+          <w:sz w:val="20"/>
+        </w:rPr>
+        <w:t xml:space="preserve">Corporate HY – Selection – Europe – Actual number of issuers </w:t>
+      </w:r>
+      <w:r>
+        <w:rPr>
+          <w:rFonts w:ascii="Arial" w:hAnsi="Arial" w:cs="Arial" w:eastAsia="Arial"/>
+          <w:b/>
+          <w:i w:val="0"/>
+          <w:color w:val="1C355E"/>
+          <w:sz w:val="17"/>
+        </w:rPr>
+        <w:t>-082GED2061503-</w:t>
+      </w:r>
+    </w:p>
+    <w:p>
+      <w:pPr>
+        <w:keepNext w:val="0"/>
+        <w:spacing w:before="40" w:after="120"/>
+        <w:shd w:val="clear" w:color="auto" w:fill="F2F2F2"/>
+      </w:pPr>
+      <w:sdt>
+        <w:sdtPr>
+          <w:alias w:val="082GED2061503"/>
+          <w:id w:val="100288"/>
+          <w:showingPlcHdr/>
+          <w:text/>
+        </w:sdtPr>
+        <w:sdtContent>
+          <w:r>
+            <w:t>Click or tap here to enter text.</w:t>
+          </w:r>
+        </w:sdtContent>
+      </w:sdt>
+    </w:p>
+    <w:p>
+      <w:pPr>
+        <w:keepNext/>
+        <w:spacing w:before="200" w:after="40"/>
+      </w:pPr>
+      <w:r>
+        <w:rPr>
+          <w:rFonts w:ascii="Arial" w:hAnsi="Arial" w:cs="Arial" w:eastAsia="Arial"/>
+          <w:b/>
+          <w:i w:val="0"/>
+          <w:color w:val="000000"/>
+          <w:sz w:val="20"/>
+        </w:rPr>
+        <w:t xml:space="preserve">Corporate HY – Selection – North America – Actual number of issuers </w:t>
+      </w:r>
+      <w:r>
+        <w:rPr>
+          <w:rFonts w:ascii="Arial" w:hAnsi="Arial" w:cs="Arial" w:eastAsia="Arial"/>
+          <w:b/>
+          <w:i w:val="0"/>
+          <w:color w:val="1C355E"/>
+          <w:sz w:val="17"/>
+        </w:rPr>
+        <w:t>-082GED2061504-</w:t>
+      </w:r>
+    </w:p>
+    <w:p>
+      <w:pPr>
+        <w:keepNext w:val="0"/>
+        <w:spacing w:before="40" w:after="120"/>
+        <w:shd w:val="clear" w:color="auto" w:fill="F2F2F2"/>
+      </w:pPr>
+      <w:sdt>
+        <w:sdtPr>
+          <w:alias w:val="082GED2061504"/>
           <w:id w:val="100289"/>
           <w:showingPlcHdr/>
           <w:text/>
@@ -17241,167 +17321,55 @@
           <w:color w:val="000000"/>
           <w:sz w:val="20"/>
         </w:rPr>
-        <w:t xml:space="preserve">Corporate HY – Selection – Europe – Actual number of issuers </w:t>
-      </w:r>
-      <w:r>
-        <w:rPr>
-          <w:rFonts w:ascii="Arial" w:hAnsi="Arial" w:cs="Arial" w:eastAsia="Arial"/>
-          <w:b/>
-          <w:i w:val="0"/>
-          <w:color w:val="1C355E"/>
-          <w:sz w:val="17"/>
-        </w:rPr>
-        <w:t>-082GED2061503-</w:t>
-      </w:r>
-    </w:p>
-    <w:p>
-      <w:pPr>
-        <w:keepNext w:val="0"/>
-        <w:spacing w:before="40" w:after="120"/>
-        <w:shd w:val="clear" w:color="auto" w:fill="F2F2F2"/>
-      </w:pPr>
-      <w:sdt>
-        <w:sdtPr>
-          <w:alias w:val="082GED2061503"/>
+        <w:t xml:space="preserve">10. Corporate High Yield selection factors – Indicate in order of importance the first three factors considered in security selection </w:t>
+      </w:r>
+      <w:r>
+        <w:rPr>
+          <w:rFonts w:ascii="Arial" w:hAnsi="Arial" w:cs="Arial" w:eastAsia="Arial"/>
+          <w:b/>
+          <w:i w:val="0"/>
+          <w:color w:val="1C355E"/>
+          <w:sz w:val="17"/>
+        </w:rPr>
+        <w:t>-082GED2071505-</w:t>
+      </w:r>
+    </w:p>
+    <w:p>
+      <w:pPr>
+        <w:keepNext/>
+        <w:spacing w:before="200" w:after="40"/>
+      </w:pPr>
+      <w:r>
+        <w:rPr>
+          <w:rFonts w:ascii="Arial" w:hAnsi="Arial" w:cs="Arial" w:eastAsia="Arial"/>
+          <w:b/>
+          <w:i w:val="0"/>
+          <w:color w:val="000000"/>
+          <w:sz w:val="20"/>
+        </w:rPr>
+        <w:t xml:space="preserve">Corporate HY – Selection – First factor </w:t>
+      </w:r>
+      <w:r>
+        <w:rPr>
+          <w:rFonts w:ascii="Arial" w:hAnsi="Arial" w:cs="Arial" w:eastAsia="Arial"/>
+          <w:b/>
+          <w:i w:val="0"/>
+          <w:color w:val="1C355E"/>
+          <w:sz w:val="17"/>
+        </w:rPr>
+        <w:t>-082GED2071506-</w:t>
+      </w:r>
+    </w:p>
+    <w:p>
+      <w:pPr>
+        <w:keepNext w:val="0"/>
+        <w:spacing w:before="40" w:after="120"/>
+        <w:shd w:val="clear" w:color="auto" w:fill="F2F2F2"/>
+      </w:pPr>
+      <w:sdt>
+        <w:sdtPr>
+          <w:alias w:val="082GED2071506"/>
           <w:id w:val="100290"/>
-          <w:showingPlcHdr/>
-          <w:text/>
-        </w:sdtPr>
-        <w:sdtContent>
-          <w:r>
-            <w:t>Click or tap here to enter text.</w:t>
-          </w:r>
-        </w:sdtContent>
-      </w:sdt>
-    </w:p>
-    <w:p>
-      <w:pPr>
-        <w:keepNext/>
-        <w:spacing w:before="200" w:after="40"/>
-      </w:pPr>
-      <w:r>
-        <w:rPr>
-          <w:rFonts w:ascii="Arial" w:hAnsi="Arial" w:cs="Arial" w:eastAsia="Arial"/>
-          <w:b/>
-          <w:i w:val="0"/>
-          <w:color w:val="000000"/>
-          <w:sz w:val="20"/>
-        </w:rPr>
-        <w:t xml:space="preserve">Corporate HY – Selection – North America – Actual number of issuers </w:t>
-      </w:r>
-      <w:r>
-        <w:rPr>
-          <w:rFonts w:ascii="Arial" w:hAnsi="Arial" w:cs="Arial" w:eastAsia="Arial"/>
-          <w:b/>
-          <w:i w:val="0"/>
-          <w:color w:val="1C355E"/>
-          <w:sz w:val="17"/>
-        </w:rPr>
-        <w:t>-082GED2061504-</w:t>
-      </w:r>
-    </w:p>
-    <w:p>
-      <w:pPr>
-        <w:keepNext w:val="0"/>
-        <w:spacing w:before="40" w:after="120"/>
-        <w:shd w:val="clear" w:color="auto" w:fill="F2F2F2"/>
-      </w:pPr>
-      <w:sdt>
-        <w:sdtPr>
-          <w:alias w:val="082GED2061504"/>
-          <w:id w:val="100291"/>
-          <w:showingPlcHdr/>
-          <w:text/>
-        </w:sdtPr>
-        <w:sdtContent>
-          <w:r>
-            <w:t>Click or tap here to enter text.</w:t>
-          </w:r>
-        </w:sdtContent>
-      </w:sdt>
-    </w:p>
-    <w:p>
-      <w:pPr>
-        <w:keepNext/>
-        <w:spacing w:before="200" w:after="40"/>
-      </w:pPr>
-      <w:r>
-        <w:rPr>
-          <w:rFonts w:ascii="Arial" w:hAnsi="Arial" w:cs="Arial" w:eastAsia="Arial"/>
-          <w:b/>
-          <w:i w:val="0"/>
-          <w:color w:val="000000"/>
-          <w:sz w:val="20"/>
-        </w:rPr>
-        <w:t xml:space="preserve">10. Corporate High Yield selection factors – Indicate in order of importance the first three factors considered in security selection </w:t>
-      </w:r>
-      <w:r>
-        <w:rPr>
-          <w:rFonts w:ascii="Arial" w:hAnsi="Arial" w:cs="Arial" w:eastAsia="Arial"/>
-          <w:b/>
-          <w:i w:val="0"/>
-          <w:color w:val="1C355E"/>
-          <w:sz w:val="17"/>
-        </w:rPr>
-        <w:t>-082GED2071505-</w:t>
-      </w:r>
-    </w:p>
-    <w:p>
-      <w:pPr>
-        <w:keepNext w:val="0"/>
-        <w:spacing w:before="40" w:after="120"/>
-        <w:shd w:val="clear" w:color="auto" w:fill="F2F2F2"/>
-      </w:pPr>
-      <w:sdt>
-        <w:sdtPr>
-          <w:alias w:val="082GED2071505"/>
-          <w:id w:val="100292"/>
-          <w:showingPlcHdr/>
-          <w:text/>
-        </w:sdtPr>
-        <w:sdtContent>
-          <w:r>
-            <w:t>Click or tap here to enter text.</w:t>
-          </w:r>
-        </w:sdtContent>
-      </w:sdt>
-    </w:p>
-    <w:p>
-      <w:pPr>
-        <w:keepNext/>
-        <w:spacing w:before="200" w:after="40"/>
-      </w:pPr>
-      <w:r>
-        <w:rPr>
-          <w:rFonts w:ascii="Arial" w:hAnsi="Arial" w:cs="Arial" w:eastAsia="Arial"/>
-          <w:b/>
-          <w:i w:val="0"/>
-          <w:color w:val="000000"/>
-          <w:sz w:val="20"/>
-        </w:rPr>
-        <w:t xml:space="preserve">Corporate HY – Selection – First factor </w:t>
-      </w:r>
-      <w:r>
-        <w:rPr>
-          <w:rFonts w:ascii="Arial" w:hAnsi="Arial" w:cs="Arial" w:eastAsia="Arial"/>
-          <w:b/>
-          <w:i w:val="0"/>
-          <w:color w:val="1C355E"/>
-          <w:sz w:val="17"/>
-        </w:rPr>
-        <w:t>-082GED2071506-</w:t>
-      </w:r>
-    </w:p>
-    <w:p>
-      <w:pPr>
-        <w:keepNext w:val="0"/>
-        <w:spacing w:before="40" w:after="120"/>
-        <w:shd w:val="clear" w:color="auto" w:fill="F2F2F2"/>
-      </w:pPr>
-      <w:sdt>
-        <w:sdtPr>
-          <w:alias w:val="082GED2071506"/>
-          <w:id w:val="100293"/>
           <w:showingPlcHdr/>
           <w:dropDownList>
             <w:listItem w:displayText="Choose an item." w:value=""/>
@@ -17469,7 +17437,7 @@
       <w:sdt>
         <w:sdtPr>
           <w:alias w:val="082GED2071507"/>
-          <w:id w:val="100294"/>
+          <w:id w:val="100291"/>
           <w:showingPlcHdr/>
           <w:dropDownList>
             <w:listItem w:displayText="Choose an item." w:value=""/>
@@ -17537,7 +17505,7 @@
       <w:sdt>
         <w:sdtPr>
           <w:alias w:val="082GED2071508"/>
-          <w:id w:val="100295"/>
+          <w:id w:val="100292"/>
           <w:showingPlcHdr/>
           <w:dropDownList>
             <w:listItem w:displayText="Choose an item." w:value=""/>
@@ -17641,7 +17609,7 @@
       <w:sdt>
         <w:sdtPr>
           <w:alias w:val="082GEE1120515"/>
-          <w:id w:val="100296"/>
+          <w:id w:val="100293"/>
           <w:showingPlcHdr/>
           <w:dropDownList>
             <w:listItem w:displayText="Choose an item." w:value=""/>
@@ -17692,7 +17660,7 @@
       <w:sdt>
         <w:sdtPr>
           <w:alias w:val="082GEE1121043"/>
-          <w:id w:val="100297"/>
+          <w:id w:val="100294"/>
           <w:showingPlcHdr/>
           <w:text/>
         </w:sdtPr>
@@ -17738,7 +17706,7 @@
       <w:sdt>
         <w:sdtPr>
           <w:alias w:val="082GEE1121044"/>
-          <w:id w:val="100298"/>
+          <w:id w:val="100295"/>
           <w:showingPlcHdr/>
           <w:text/>
         </w:sdtPr>
@@ -17800,7 +17768,7 @@
       <w:sdt>
         <w:sdtPr>
           <w:alias w:val="082GEE1121045"/>
-          <w:id w:val="100299"/>
+          <w:id w:val="100296"/>
           <w:showingPlcHdr/>
           <w:text/>
         </w:sdtPr>
@@ -17862,7 +17830,7 @@
       <w:sdt>
         <w:sdtPr>
           <w:alias w:val="082GEE1121046"/>
-          <w:id w:val="100300"/>
+          <w:id w:val="100297"/>
           <w:showingPlcHdr/>
           <w:text/>
         </w:sdtPr>
@@ -17924,7 +17892,7 @@
       <w:sdt>
         <w:sdtPr>
           <w:alias w:val="082GEE1121049"/>
-          <w:id w:val="100301"/>
+          <w:id w:val="100298"/>
           <w:showingPlcHdr/>
           <w:text/>
         </w:sdtPr>
@@ -17986,7 +17954,7 @@
       <w:sdt>
         <w:sdtPr>
           <w:alias w:val="082GEE1121052"/>
-          <w:id w:val="100302"/>
+          <w:id w:val="100299"/>
           <w:showingPlcHdr/>
           <w:text/>
         </w:sdtPr>
@@ -18048,7 +18016,7 @@
       <w:sdt>
         <w:sdtPr>
           <w:alias w:val="082GEE1121054"/>
-          <w:id w:val="100303"/>
+          <w:id w:val="100300"/>
           <w:showingPlcHdr/>
           <w:text/>
         </w:sdtPr>
@@ -18110,7 +18078,7 @@
       <w:sdt>
         <w:sdtPr>
           <w:alias w:val="082GEE1121057"/>
-          <w:id w:val="100304"/>
+          <w:id w:val="100301"/>
           <w:showingPlcHdr/>
           <w:text/>
         </w:sdtPr>
@@ -18156,7 +18124,7 @@
       <w:sdt>
         <w:sdtPr>
           <w:alias w:val="082GEE1121059"/>
-          <w:id w:val="100305"/>
+          <w:id w:val="100302"/>
           <w:showingPlcHdr/>
           <w:text/>
         </w:sdtPr>
@@ -18218,7 +18186,7 @@
       <w:sdt>
         <w:sdtPr>
           <w:alias w:val="082GEE1121060"/>
-          <w:id w:val="100306"/>
+          <w:id w:val="100303"/>
           <w:showingPlcHdr/>
           <w:text/>
         </w:sdtPr>
@@ -18280,7 +18248,7 @@
       <w:sdt>
         <w:sdtPr>
           <w:alias w:val="082GEE1121061"/>
-          <w:id w:val="100307"/>
+          <w:id w:val="100304"/>
           <w:showingPlcHdr/>
           <w:text/>
         </w:sdtPr>
@@ -18326,7 +18294,7 @@
       <w:sdt>
         <w:sdtPr>
           <w:alias w:val="082GEE1121070"/>
-          <w:id w:val="100308"/>
+          <w:id w:val="100305"/>
           <w:showingPlcHdr/>
           <w:text/>
         </w:sdtPr>
@@ -18365,26 +18333,6 @@
     </w:p>
     <w:p>
       <w:pPr>
-        <w:keepNext w:val="0"/>
-        <w:spacing w:before="40" w:after="120"/>
-        <w:shd w:val="clear" w:color="auto" w:fill="F2F2F2"/>
-      </w:pPr>
-      <w:sdt>
-        <w:sdtPr>
-          <w:alias w:val="082GEE1121071"/>
-          <w:id w:val="100309"/>
-          <w:showingPlcHdr/>
-          <w:text/>
-        </w:sdtPr>
-        <w:sdtContent>
-          <w:r>
-            <w:t>Click or tap here to enter text.</w:t>
-          </w:r>
-        </w:sdtContent>
-      </w:sdt>
-    </w:p>
-    <w:p>
-      <w:pPr>
         <w:keepNext/>
         <w:spacing w:before="200" w:after="40"/>
       </w:pPr>
@@ -18418,7 +18366,7 @@
       <w:sdt>
         <w:sdtPr>
           <w:alias w:val="082GEE1121072"/>
-          <w:id w:val="100310"/>
+          <w:id w:val="100306"/>
           <w:showingPlcHdr/>
           <w:dropDownList>
             <w:listItem w:displayText="Choose an item." w:value=""/>
@@ -18477,7 +18425,7 @@
       <w:sdt>
         <w:sdtPr>
           <w:alias w:val="082GEE1121073"/>
-          <w:id w:val="100311"/>
+          <w:id w:val="100307"/>
           <w:showingPlcHdr/>
           <w:text/>
         </w:sdtPr>
@@ -18539,7 +18487,7 @@
       <w:sdt>
         <w:sdtPr>
           <w:alias w:val="082GEE1121074"/>
-          <w:id w:val="100312"/>
+          <w:id w:val="100308"/>
           <w:showingPlcHdr/>
           <w:text/>
         </w:sdtPr>
@@ -18585,7 +18533,7 @@
       <w:sdt>
         <w:sdtPr>
           <w:alias w:val="082GEE1121075"/>
-          <w:id w:val="100313"/>
+          <w:id w:val="100309"/>
           <w:showingPlcHdr/>
           <w:dropDownList>
             <w:listItem w:displayText="Choose an item." w:value=""/>
@@ -18644,7 +18592,7 @@
       <w:sdt>
         <w:sdtPr>
           <w:alias w:val="082GEE1121076"/>
-          <w:id w:val="100314"/>
+          <w:id w:val="100310"/>
           <w:showingPlcHdr/>
           <w:text/>
         </w:sdtPr>
@@ -18706,7 +18654,7 @@
       <w:sdt>
         <w:sdtPr>
           <w:alias w:val="082GEE1121077"/>
-          <w:id w:val="100315"/>
+          <w:id w:val="100311"/>
           <w:showingPlcHdr/>
           <w:text/>
         </w:sdtPr>
@@ -18752,13 +18700,26 @@
       <w:sdt>
         <w:sdtPr>
           <w:alias w:val="082GEE1121078"/>
-          <w:id w:val="100316"/>
-          <w:showingPlcHdr/>
-          <w:text/>
-        </w:sdtPr>
-        <w:sdtContent>
-          <w:r>
-            <w:t>Click or tap here to enter text.</w:t>
+          <w:id w:val="100312"/>
+          <w:showingPlcHdr/>
+          <w:dropDownList>
+            <w:listItem w:displayText="Choose an item." w:value=""/>
+            <w:listItem w:displayText="1 - Energy sector" w:value="1 - Energy sector"/>
+            <w:listItem w:displayText="2 - Materials sector" w:value="2 - Materials sector"/>
+            <w:listItem w:displayText="3 - Industrial sector" w:value="3 - Industrial sector"/>
+            <w:listItem w:displayText="4 - Consumer cyclicals sector" w:value="4 - Consumer cyclicals sector"/>
+            <w:listItem w:displayText="5 - Consumer non-cyclicals sector" w:value="5 - Consumer non-cyclicals sector"/>
+            <w:listItem w:displayText="6 - Healthcare sector" w:value="6 - Healthcare sector"/>
+            <w:listItem w:displayText="7 - Financial sector" w:value="7 - Financial sector"/>
+            <w:listItem w:displayText="8 - IT sector" w:value="8 - IT sector"/>
+            <w:listItem w:displayText="9 - Telecommunication services sector" w:value="9 - Telecommunication services sector"/>
+            <w:listItem w:displayText="10 - Utilities sector" w:value="10 - Utilities sector"/>
+            <w:listItem w:displayText="11 - Other" w:value="11 - Other"/>
+          </w:dropDownList>
+        </w:sdtPr>
+        <w:sdtContent>
+          <w:r>
+            <w:t>Choose an item.</w:t>
           </w:r>
         </w:sdtContent>
       </w:sdt>
@@ -18798,7 +18759,7 @@
       <w:sdt>
         <w:sdtPr>
           <w:alias w:val="082GEE1121079"/>
-          <w:id w:val="100317"/>
+          <w:id w:val="100313"/>
           <w:showingPlcHdr/>
           <w:text/>
         </w:sdtPr>
@@ -18860,7 +18821,7 @@
       <w:sdt>
         <w:sdtPr>
           <w:alias w:val="082GEE1121080"/>
-          <w:id w:val="100318"/>
+          <w:id w:val="100314"/>
           <w:showingPlcHdr/>
           <w:text/>
         </w:sdtPr>
@@ -18906,7 +18867,7 @@
       <w:sdt>
         <w:sdtPr>
           <w:alias w:val="082GEE1121081"/>
-          <w:id w:val="100319"/>
+          <w:id w:val="100315"/>
           <w:showingPlcHdr/>
           <w:text/>
         </w:sdtPr>
@@ -18952,7 +18913,7 @@
       <w:sdt>
         <w:sdtPr>
           <w:alias w:val="082GEE1121082"/>
-          <w:id w:val="100320"/>
+          <w:id w:val="100316"/>
           <w:showingPlcHdr/>
           <w:text/>
         </w:sdtPr>
@@ -19030,7 +18991,7 @@
       <w:sdt>
         <w:sdtPr>
           <w:alias w:val="082GEE1911182"/>
-          <w:id w:val="100321"/>
+          <w:id w:val="100317"/>
           <w:showingPlcHdr/>
           <w:text/>
         </w:sdtPr>
@@ -19076,7 +19037,7 @@
       <w:sdt>
         <w:sdtPr>
           <w:alias w:val="082GEE1911183"/>
-          <w:id w:val="100322"/>
+          <w:id w:val="100318"/>
           <w:showingPlcHdr/>
           <w:text/>
         </w:sdtPr>
@@ -19122,7 +19083,7 @@
       <w:sdt>
         <w:sdtPr>
           <w:alias w:val="082GEE1911184"/>
-          <w:id w:val="100323"/>
+          <w:id w:val="100319"/>
           <w:showingPlcHdr/>
           <w:text/>
         </w:sdtPr>
@@ -19168,7 +19129,7 @@
       <w:sdt>
         <w:sdtPr>
           <w:alias w:val="082GEE1911185"/>
-          <w:id w:val="100324"/>
+          <w:id w:val="100320"/>
           <w:showingPlcHdr/>
           <w:text/>
         </w:sdtPr>
@@ -19230,7 +19191,7 @@
       <w:sdt>
         <w:sdtPr>
           <w:alias w:val="082GEE1911210"/>
-          <w:id w:val="100325"/>
+          <w:id w:val="100321"/>
           <w:showingPlcHdr/>
           <w:text/>
         </w:sdtPr>
@@ -19292,7 +19253,7 @@
       <w:sdt>
         <w:sdtPr>
           <w:alias w:val="082GEE1911211"/>
-          <w:id w:val="100326"/>
+          <w:id w:val="100322"/>
           <w:showingPlcHdr/>
           <w:text/>
         </w:sdtPr>
@@ -19354,7 +19315,7 @@
       <w:sdt>
         <w:sdtPr>
           <w:alias w:val="082GEE1911213"/>
-          <w:id w:val="100327"/>
+          <w:id w:val="100323"/>
           <w:showingPlcHdr/>
           <w:text/>
         </w:sdtPr>
@@ -19416,6 +19377,190 @@
       <w:sdt>
         <w:sdtPr>
           <w:alias w:val="082GEE1911214"/>
+          <w:id w:val="100324"/>
+          <w:showingPlcHdr/>
+          <w:text/>
+        </w:sdtPr>
+        <w:sdtContent>
+          <w:r>
+            <w:t>Click or tap here to enter text.</w:t>
+          </w:r>
+        </w:sdtContent>
+      </w:sdt>
+    </w:p>
+    <w:p>
+      <w:pPr>
+        <w:keepNext/>
+        <w:spacing w:before="200" w:after="40"/>
+      </w:pPr>
+      <w:r>
+        <w:rPr>
+          <w:rFonts w:ascii="Arial" w:hAnsi="Arial" w:cs="Arial" w:eastAsia="Arial"/>
+          <w:b/>
+          <w:i w:val="0"/>
+          <w:color w:val="000000"/>
+          <w:sz w:val="20"/>
+        </w:rPr>
+        <w:t xml:space="preserve">Enter the number of issuers actually held in the average managed portfolio (by definition, less than or equal to the number of issuers monitored). </w:t>
+      </w:r>
+      <w:r>
+        <w:rPr>
+          <w:rFonts w:ascii="Arial" w:hAnsi="Arial" w:cs="Arial" w:eastAsia="Arial"/>
+          <w:b/>
+          <w:i w:val="0"/>
+          <w:color w:val="1C355E"/>
+          <w:sz w:val="17"/>
+        </w:rPr>
+        <w:t>-082GEE1911216-</w:t>
+      </w:r>
+    </w:p>
+    <w:p>
+      <w:pPr>
+        <w:keepNext w:val="0"/>
+        <w:spacing w:before="40" w:after="120"/>
+        <w:shd w:val="clear" w:color="auto" w:fill="F2F2F2"/>
+      </w:pPr>
+      <w:sdt>
+        <w:sdtPr>
+          <w:alias w:val="082GEE1911216"/>
+          <w:id w:val="100325"/>
+          <w:showingPlcHdr/>
+          <w:text/>
+        </w:sdtPr>
+        <w:sdtContent>
+          <w:r>
+            <w:t>Click or tap here to enter text.</w:t>
+          </w:r>
+        </w:sdtContent>
+      </w:sdt>
+    </w:p>
+    <w:p>
+      <w:pPr>
+        <w:keepNext/>
+        <w:spacing w:before="200" w:after="40"/>
+      </w:pPr>
+      <w:r>
+        <w:rPr>
+          <w:rFonts w:ascii="Arial" w:hAnsi="Arial" w:cs="Arial" w:eastAsia="Arial"/>
+          <w:b/>
+          <w:i w:val="0"/>
+          <w:color w:val="000000"/>
+          <w:sz w:val="20"/>
+        </w:rPr>
+        <w:t xml:space="preserve">Equities - Selection - Europe - Actual number of issuers </w:t>
+      </w:r>
+      <w:r>
+        <w:rPr>
+          <w:rFonts w:ascii="Arial" w:hAnsi="Arial" w:cs="Arial" w:eastAsia="Arial"/>
+          <w:b/>
+          <w:i w:val="0"/>
+          <w:color w:val="1C355E"/>
+          <w:sz w:val="17"/>
+        </w:rPr>
+        <w:t>-082GEE1911217-</w:t>
+      </w:r>
+    </w:p>
+    <w:p>
+      <w:pPr>
+        <w:keepNext w:val="0"/>
+        <w:spacing w:before="40" w:after="120"/>
+        <w:shd w:val="clear" w:color="auto" w:fill="F2F2F2"/>
+      </w:pPr>
+      <w:sdt>
+        <w:sdtPr>
+          <w:alias w:val="082GEE1911217"/>
+          <w:id w:val="100326"/>
+          <w:showingPlcHdr/>
+          <w:text/>
+        </w:sdtPr>
+        <w:sdtContent>
+          <w:r>
+            <w:t>Click or tap here to enter text.</w:t>
+          </w:r>
+        </w:sdtContent>
+      </w:sdt>
+    </w:p>
+    <w:p>
+      <w:pPr>
+        <w:keepNext/>
+        <w:spacing w:before="200" w:after="40"/>
+      </w:pPr>
+      <w:r>
+        <w:rPr>
+          <w:rFonts w:ascii="Arial" w:hAnsi="Arial" w:cs="Arial" w:eastAsia="Arial"/>
+          <w:b/>
+          <w:i w:val="0"/>
+          <w:color w:val="000000"/>
+          <w:sz w:val="20"/>
+        </w:rPr>
+        <w:t xml:space="preserve">Equities - Selection - North America - Actual number of issuers </w:t>
+      </w:r>
+      <w:r>
+        <w:rPr>
+          <w:rFonts w:ascii="Arial" w:hAnsi="Arial" w:cs="Arial" w:eastAsia="Arial"/>
+          <w:b/>
+          <w:i w:val="0"/>
+          <w:color w:val="1C355E"/>
+          <w:sz w:val="17"/>
+        </w:rPr>
+        <w:t>-082GEE1911219-</w:t>
+      </w:r>
+    </w:p>
+    <w:p>
+      <w:pPr>
+        <w:keepNext w:val="0"/>
+        <w:spacing w:before="40" w:after="120"/>
+        <w:shd w:val="clear" w:color="auto" w:fill="F2F2F2"/>
+      </w:pPr>
+      <w:sdt>
+        <w:sdtPr>
+          <w:alias w:val="082GEE1911219"/>
+          <w:id w:val="100327"/>
+          <w:showingPlcHdr/>
+          <w:text/>
+        </w:sdtPr>
+        <w:sdtContent>
+          <w:r>
+            <w:t>Click or tap here to enter text.</w:t>
+          </w:r>
+        </w:sdtContent>
+      </w:sdt>
+    </w:p>
+    <w:p>
+      <w:pPr>
+        <w:keepNext/>
+        <w:spacing w:before="200" w:after="40"/>
+      </w:pPr>
+      <w:r>
+        <w:rPr>
+          <w:rFonts w:ascii="Arial" w:hAnsi="Arial" w:cs="Arial" w:eastAsia="Arial"/>
+          <w:b/>
+          <w:i w:val="0"/>
+          <w:color w:val="000000"/>
+          <w:sz w:val="20"/>
+        </w:rPr>
+        <w:t xml:space="preserve">Equities - Selection - Emerging markets - Actual number of issuers </w:t>
+      </w:r>
+      <w:r>
+        <w:rPr>
+          <w:rFonts w:ascii="Arial" w:hAnsi="Arial" w:cs="Arial" w:eastAsia="Arial"/>
+          <w:b/>
+          <w:i w:val="0"/>
+          <w:color w:val="1C355E"/>
+          <w:sz w:val="17"/>
+        </w:rPr>
+        <w:t>-082GEE1911220-</w:t>
+      </w:r>
+    </w:p>
+    <w:p>
+      <w:pPr>
+        <w:keepNext w:val="0"/>
+        <w:spacing w:before="40" w:after="120"/>
+        <w:shd w:val="clear" w:color="auto" w:fill="F2F2F2"/>
+      </w:pPr>
+      <w:sdt>
+        <w:sdtPr>
+          <w:alias w:val="082GEE1911220"/>
           <w:id w:val="100328"/>
           <w:showingPlcHdr/>
           <w:text/>
@@ -19440,28 +19585,28 @@
           <w:color w:val="000000"/>
           <w:sz w:val="20"/>
         </w:rPr>
-        <w:t xml:space="preserve">Enter the number of issuers actually held in the average managed portfolio (by definition, less than or equal to the number of issuers monitored). </w:t>
-      </w:r>
-      <w:r>
-        <w:rPr>
-          <w:rFonts w:ascii="Arial" w:hAnsi="Arial" w:cs="Arial" w:eastAsia="Arial"/>
-          <w:b/>
-          <w:i w:val="0"/>
-          <w:color w:val="1C355E"/>
-          <w:sz w:val="17"/>
-        </w:rPr>
-        <w:t>-082GEE1911216-</w:t>
-      </w:r>
-    </w:p>
-    <w:p>
-      <w:pPr>
-        <w:keepNext w:val="0"/>
-        <w:spacing w:before="40" w:after="120"/>
-        <w:shd w:val="clear" w:color="auto" w:fill="F2F2F2"/>
-      </w:pPr>
-      <w:sdt>
-        <w:sdtPr>
-          <w:alias w:val="082GEE1911216"/>
+        <w:t xml:space="preserve">State, in order of importance, the top three factors considered when selecting securities. </w:t>
+      </w:r>
+      <w:r>
+        <w:rPr>
+          <w:rFonts w:ascii="Arial" w:hAnsi="Arial" w:cs="Arial" w:eastAsia="Arial"/>
+          <w:b/>
+          <w:i w:val="0"/>
+          <w:color w:val="1C355E"/>
+          <w:sz w:val="17"/>
+        </w:rPr>
+        <w:t>-082GEE1911228-</w:t>
+      </w:r>
+    </w:p>
+    <w:p>
+      <w:pPr>
+        <w:keepNext w:val="0"/>
+        <w:spacing w:before="40" w:after="120"/>
+        <w:shd w:val="clear" w:color="auto" w:fill="F2F2F2"/>
+      </w:pPr>
+      <w:sdt>
+        <w:sdtPr>
+          <w:alias w:val="082GEE1911228"/>
           <w:id w:val="100329"/>
           <w:showingPlcHdr/>
           <w:text/>
@@ -19486,213 +19631,29 @@
           <w:color w:val="000000"/>
           <w:sz w:val="20"/>
         </w:rPr>
-        <w:t xml:space="preserve">Equities - Selection - Europe - Actual number of issuers </w:t>
-      </w:r>
-      <w:r>
-        <w:rPr>
-          <w:rFonts w:ascii="Arial" w:hAnsi="Arial" w:cs="Arial" w:eastAsia="Arial"/>
-          <w:b/>
-          <w:i w:val="0"/>
-          <w:color w:val="1C355E"/>
-          <w:sz w:val="17"/>
-        </w:rPr>
-        <w:t>-082GEE1911217-</w:t>
-      </w:r>
-    </w:p>
-    <w:p>
-      <w:pPr>
-        <w:keepNext w:val="0"/>
-        <w:spacing w:before="40" w:after="120"/>
-        <w:shd w:val="clear" w:color="auto" w:fill="F2F2F2"/>
-      </w:pPr>
-      <w:sdt>
-        <w:sdtPr>
-          <w:alias w:val="082GEE1911217"/>
+        <w:t xml:space="preserve">Equities - Selection - First factor </w:t>
+      </w:r>
+      <w:r>
+        <w:rPr>
+          <w:rFonts w:ascii="Arial" w:hAnsi="Arial" w:cs="Arial" w:eastAsia="Arial"/>
+          <w:b/>
+          <w:i w:val="0"/>
+          <w:color w:val="1C355E"/>
+          <w:sz w:val="17"/>
+        </w:rPr>
+        <w:t>-082GEE1911230-</w:t>
+      </w:r>
+    </w:p>
+    <w:p>
+      <w:pPr>
+        <w:keepNext w:val="0"/>
+        <w:spacing w:before="40" w:after="120"/>
+        <w:shd w:val="clear" w:color="auto" w:fill="F2F2F2"/>
+      </w:pPr>
+      <w:sdt>
+        <w:sdtPr>
+          <w:alias w:val="082GEE1911230"/>
           <w:id w:val="100330"/>
-          <w:showingPlcHdr/>
-          <w:text/>
-        </w:sdtPr>
-        <w:sdtContent>
-          <w:r>
-            <w:t>Click or tap here to enter text.</w:t>
-          </w:r>
-        </w:sdtContent>
-      </w:sdt>
-    </w:p>
-    <w:p>
-      <w:pPr>
-        <w:keepNext/>
-        <w:spacing w:before="200" w:after="40"/>
-      </w:pPr>
-      <w:r>
-        <w:rPr>
-          <w:rFonts w:ascii="Arial" w:hAnsi="Arial" w:cs="Arial" w:eastAsia="Arial"/>
-          <w:b/>
-          <w:i w:val="0"/>
-          <w:color w:val="000000"/>
-          <w:sz w:val="20"/>
-        </w:rPr>
-        <w:t xml:space="preserve">Equities - Selection - North America - Actual number of issuers </w:t>
-      </w:r>
-      <w:r>
-        <w:rPr>
-          <w:rFonts w:ascii="Arial" w:hAnsi="Arial" w:cs="Arial" w:eastAsia="Arial"/>
-          <w:b/>
-          <w:i w:val="0"/>
-          <w:color w:val="1C355E"/>
-          <w:sz w:val="17"/>
-        </w:rPr>
-        <w:t>-082GEE1911219-</w:t>
-      </w:r>
-    </w:p>
-    <w:p>
-      <w:pPr>
-        <w:keepNext w:val="0"/>
-        <w:spacing w:before="40" w:after="120"/>
-        <w:shd w:val="clear" w:color="auto" w:fill="F2F2F2"/>
-      </w:pPr>
-      <w:sdt>
-        <w:sdtPr>
-          <w:alias w:val="082GEE1911219"/>
-          <w:id w:val="100331"/>
-          <w:showingPlcHdr/>
-          <w:text/>
-        </w:sdtPr>
-        <w:sdtContent>
-          <w:r>
-            <w:t>Click or tap here to enter text.</w:t>
-          </w:r>
-        </w:sdtContent>
-      </w:sdt>
-    </w:p>
-    <w:p>
-      <w:pPr>
-        <w:keepNext/>
-        <w:spacing w:before="200" w:after="40"/>
-      </w:pPr>
-      <w:r>
-        <w:rPr>
-          <w:rFonts w:ascii="Arial" w:hAnsi="Arial" w:cs="Arial" w:eastAsia="Arial"/>
-          <w:b/>
-          <w:i w:val="0"/>
-          <w:color w:val="000000"/>
-          <w:sz w:val="20"/>
-        </w:rPr>
-        <w:t xml:space="preserve">Equities - Selection - Emerging markets - Actual number of issuers </w:t>
-      </w:r>
-      <w:r>
-        <w:rPr>
-          <w:rFonts w:ascii="Arial" w:hAnsi="Arial" w:cs="Arial" w:eastAsia="Arial"/>
-          <w:b/>
-          <w:i w:val="0"/>
-          <w:color w:val="1C355E"/>
-          <w:sz w:val="17"/>
-        </w:rPr>
-        <w:t>-082GEE1911220-</w:t>
-      </w:r>
-    </w:p>
-    <w:p>
-      <w:pPr>
-        <w:keepNext w:val="0"/>
-        <w:spacing w:before="40" w:after="120"/>
-        <w:shd w:val="clear" w:color="auto" w:fill="F2F2F2"/>
-      </w:pPr>
-      <w:sdt>
-        <w:sdtPr>
-          <w:alias w:val="082GEE1911220"/>
-          <w:id w:val="100332"/>
-          <w:showingPlcHdr/>
-          <w:text/>
-        </w:sdtPr>
-        <w:sdtContent>
-          <w:r>
-            <w:t>Click or tap here to enter text.</w:t>
-          </w:r>
-        </w:sdtContent>
-      </w:sdt>
-    </w:p>
-    <w:p>
-      <w:pPr>
-        <w:keepNext/>
-        <w:spacing w:before="200" w:after="40"/>
-      </w:pPr>
-      <w:r>
-        <w:rPr>
-          <w:rFonts w:ascii="Arial" w:hAnsi="Arial" w:cs="Arial" w:eastAsia="Arial"/>
-          <w:b/>
-          <w:i w:val="0"/>
-          <w:color w:val="000000"/>
-          <w:sz w:val="20"/>
-        </w:rPr>
-        <w:t xml:space="preserve">State, in order of importance, the top three factors considered when selecting securities. </w:t>
-      </w:r>
-      <w:r>
-        <w:rPr>
-          <w:rFonts w:ascii="Arial" w:hAnsi="Arial" w:cs="Arial" w:eastAsia="Arial"/>
-          <w:b/>
-          <w:i w:val="0"/>
-          <w:color w:val="1C355E"/>
-          <w:sz w:val="17"/>
-        </w:rPr>
-        <w:t>-082GEE1911228-</w:t>
-      </w:r>
-    </w:p>
-    <w:p>
-      <w:pPr>
-        <w:keepNext w:val="0"/>
-        <w:spacing w:before="40" w:after="120"/>
-        <w:shd w:val="clear" w:color="auto" w:fill="F2F2F2"/>
-      </w:pPr>
-      <w:sdt>
-        <w:sdtPr>
-          <w:alias w:val="082GEE1911228"/>
-          <w:id w:val="100333"/>
-          <w:showingPlcHdr/>
-          <w:text/>
-        </w:sdtPr>
-        <w:sdtContent>
-          <w:r>
-            <w:t>Click or tap here to enter text.</w:t>
-          </w:r>
-        </w:sdtContent>
-      </w:sdt>
-    </w:p>
-    <w:p>
-      <w:pPr>
-        <w:keepNext/>
-        <w:spacing w:before="200" w:after="40"/>
-      </w:pPr>
-      <w:r>
-        <w:rPr>
-          <w:rFonts w:ascii="Arial" w:hAnsi="Arial" w:cs="Arial" w:eastAsia="Arial"/>
-          <w:b/>
-          <w:i w:val="0"/>
-          <w:color w:val="000000"/>
-          <w:sz w:val="20"/>
-        </w:rPr>
-        <w:t xml:space="preserve">Equities - Selection - First factor </w:t>
-      </w:r>
-      <w:r>
-        <w:rPr>
-          <w:rFonts w:ascii="Arial" w:hAnsi="Arial" w:cs="Arial" w:eastAsia="Arial"/>
-          <w:b/>
-          <w:i w:val="0"/>
-          <w:color w:val="1C355E"/>
-          <w:sz w:val="17"/>
-        </w:rPr>
-        <w:t>-082GEE1911230-</w:t>
-      </w:r>
-    </w:p>
-    <w:p>
-      <w:pPr>
-        <w:keepNext w:val="0"/>
-        <w:spacing w:before="40" w:after="120"/>
-        <w:shd w:val="clear" w:color="auto" w:fill="F2F2F2"/>
-      </w:pPr>
-      <w:sdt>
-        <w:sdtPr>
-          <w:alias w:val="082GEE1911230"/>
-          <w:id w:val="100334"/>
           <w:showingPlcHdr/>
           <w:dropDownList>
             <w:listItem w:displayText="Choose an item." w:value=""/>
@@ -19760,7 +19721,7 @@
       <w:sdt>
         <w:sdtPr>
           <w:alias w:val="082GEE1911255"/>
-          <w:id w:val="100335"/>
+          <w:id w:val="100331"/>
           <w:showingPlcHdr/>
           <w:dropDownList>
             <w:listItem w:displayText="Choose an item." w:value=""/>
@@ -19828,7 +19789,7 @@
       <w:sdt>
         <w:sdtPr>
           <w:alias w:val="082GEE1911256"/>
-          <w:id w:val="100336"/>
+          <w:id w:val="100332"/>
           <w:showingPlcHdr/>
           <w:dropDownList>
             <w:listItem w:displayText="Choose an item." w:value=""/>
@@ -19912,7 +19873,7 @@
       <w:sdt>
         <w:sdtPr>
           <w:alias w:val="082GEE1951262"/>
-          <w:id w:val="100337"/>
+          <w:id w:val="100333"/>
           <w:showingPlcHdr/>
           <w:dropDownList>
             <w:listItem w:displayText="Choose an item." w:value=""/>
@@ -19966,7 +19927,7 @@
       <w:sdt>
         <w:sdtPr>
           <w:alias w:val="082GEE1951263"/>
-          <w:id w:val="100338"/>
+          <w:id w:val="100334"/>
           <w:showingPlcHdr/>
           <w:text/>
         </w:sdtPr>
@@ -20012,13 +19973,21 @@
       <w:sdt>
         <w:sdtPr>
           <w:alias w:val="082GEE1951264"/>
-          <w:id w:val="100339"/>
-          <w:showingPlcHdr/>
-          <w:text/>
-        </w:sdtPr>
-        <w:sdtContent>
-          <w:r>
-            <w:t>Click or tap here to enter text.</w:t>
+          <w:id w:val="100335"/>
+          <w:showingPlcHdr/>
+          <w:dropDownList>
+            <w:listItem w:displayText="Choose an item." w:value=""/>
+            <w:listItem w:displayText="In all cases, through a selection of individual securities" w:value="In all cases, through a selection of individual securities"/>
+            <w:listItem w:displayText="Through the trading of futures on equity indices" w:value="Through the trading of futures on equity indices"/>
+            <w:listItem w:displayText="Through the trading of ETFs" w:value="Through the trading of ETFs"/>
+            <w:listItem w:displayText="Through the trading of UCITS" w:value="Through the trading of UCITS"/>
+            <w:listItem w:displayText="The exclusion of exposure to such markets is generally expected" w:value="The exclusion of exposure to such markets is generally expected"/>
+            <w:listItem w:displayText="Other" w:value="Other"/>
+          </w:dropDownList>
+        </w:sdtPr>
+        <w:sdtContent>
+          <w:r>
+            <w:t>Choose an item.</w:t>
           </w:r>
         </w:sdtContent>
       </w:sdt>
@@ -20094,7 +20063,7 @@
       <w:sdt>
         <w:sdtPr>
           <w:alias w:val="082GEF1020454"/>
-          <w:id w:val="100340"/>
+          <w:id w:val="100336"/>
           <w:showingPlcHdr/>
           <w:dropDownList>
             <w:listItem w:displayText="Choose an item." w:value=""/>
@@ -20176,6 +20145,190 @@
       <w:sdt>
         <w:sdtPr>
           <w:alias w:val="082GEF1030455"/>
+          <w:id w:val="100337"/>
+          <w:showingPlcHdr/>
+          <w:text/>
+        </w:sdtPr>
+        <w:sdtContent>
+          <w:r>
+            <w:t>Click or tap here to enter text.</w:t>
+          </w:r>
+        </w:sdtContent>
+      </w:sdt>
+    </w:p>
+    <w:p>
+      <w:pPr>
+        <w:keepNext/>
+        <w:spacing w:before="200" w:after="40"/>
+      </w:pPr>
+      <w:r>
+        <w:rPr>
+          <w:rFonts w:ascii="Arial" w:hAnsi="Arial" w:cs="Arial" w:eastAsia="Arial"/>
+          <w:b/>
+          <w:i w:val="0"/>
+          <w:color w:val="000000"/>
+          <w:sz w:val="20"/>
+        </w:rPr>
+        <w:t xml:space="preserve">Counterparty selection - First criterion </w:t>
+      </w:r>
+      <w:r>
+        <w:rPr>
+          <w:rFonts w:ascii="Arial" w:hAnsi="Arial" w:cs="Arial" w:eastAsia="Arial"/>
+          <w:b/>
+          <w:i w:val="0"/>
+          <w:color w:val="1C355E"/>
+          <w:sz w:val="17"/>
+        </w:rPr>
+        <w:t>-082GEF1030456-</w:t>
+      </w:r>
+    </w:p>
+    <w:p>
+      <w:pPr>
+        <w:keepNext w:val="0"/>
+        <w:spacing w:before="40" w:after="120"/>
+        <w:shd w:val="clear" w:color="auto" w:fill="F2F2F2"/>
+      </w:pPr>
+      <w:sdt>
+        <w:sdtPr>
+          <w:alias w:val="082GEF1030456"/>
+          <w:id w:val="100338"/>
+          <w:showingPlcHdr/>
+          <w:text/>
+        </w:sdtPr>
+        <w:sdtContent>
+          <w:r>
+            <w:t>Click or tap here to enter text.</w:t>
+          </w:r>
+        </w:sdtContent>
+      </w:sdt>
+    </w:p>
+    <w:p>
+      <w:pPr>
+        <w:keepNext/>
+        <w:spacing w:before="200" w:after="40"/>
+      </w:pPr>
+      <w:r>
+        <w:rPr>
+          <w:rFonts w:ascii="Arial" w:hAnsi="Arial" w:cs="Arial" w:eastAsia="Arial"/>
+          <w:b/>
+          <w:i w:val="0"/>
+          <w:color w:val="000000"/>
+          <w:sz w:val="20"/>
+        </w:rPr>
+        <w:t xml:space="preserve">Counterparty selection - Weight of the first criterion </w:t>
+      </w:r>
+      <w:r>
+        <w:rPr>
+          <w:rFonts w:ascii="Arial" w:hAnsi="Arial" w:cs="Arial" w:eastAsia="Arial"/>
+          <w:b/>
+          <w:i w:val="0"/>
+          <w:color w:val="1C355E"/>
+          <w:sz w:val="17"/>
+        </w:rPr>
+        <w:t>-082GEF1030459-</w:t>
+      </w:r>
+    </w:p>
+    <w:p>
+      <w:pPr>
+        <w:keepNext w:val="0"/>
+        <w:spacing w:before="40" w:after="120"/>
+        <w:shd w:val="clear" w:color="auto" w:fill="F2F2F2"/>
+      </w:pPr>
+      <w:sdt>
+        <w:sdtPr>
+          <w:alias w:val="082GEF1030459"/>
+          <w:id w:val="100339"/>
+          <w:showingPlcHdr/>
+          <w:text/>
+        </w:sdtPr>
+        <w:sdtContent>
+          <w:r>
+            <w:t>Click or tap here to enter text.</w:t>
+          </w:r>
+        </w:sdtContent>
+      </w:sdt>
+    </w:p>
+    <w:p>
+      <w:pPr>
+        <w:keepNext/>
+        <w:spacing w:before="200" w:after="40"/>
+      </w:pPr>
+      <w:r>
+        <w:rPr>
+          <w:rFonts w:ascii="Arial" w:hAnsi="Arial" w:cs="Arial" w:eastAsia="Arial"/>
+          <w:b/>
+          <w:i w:val="0"/>
+          <w:color w:val="000000"/>
+          <w:sz w:val="20"/>
+        </w:rPr>
+        <w:t xml:space="preserve">Counterparty selection - Second criterion </w:t>
+      </w:r>
+      <w:r>
+        <w:rPr>
+          <w:rFonts w:ascii="Arial" w:hAnsi="Arial" w:cs="Arial" w:eastAsia="Arial"/>
+          <w:b/>
+          <w:i w:val="0"/>
+          <w:color w:val="1C355E"/>
+          <w:sz w:val="17"/>
+        </w:rPr>
+        <w:t>-082GEF1030457-</w:t>
+      </w:r>
+    </w:p>
+    <w:p>
+      <w:pPr>
+        <w:keepNext w:val="0"/>
+        <w:spacing w:before="40" w:after="120"/>
+        <w:shd w:val="clear" w:color="auto" w:fill="F2F2F2"/>
+      </w:pPr>
+      <w:sdt>
+        <w:sdtPr>
+          <w:alias w:val="082GEF1030457"/>
+          <w:id w:val="100340"/>
+          <w:showingPlcHdr/>
+          <w:text/>
+        </w:sdtPr>
+        <w:sdtContent>
+          <w:r>
+            <w:t>Click or tap here to enter text.</w:t>
+          </w:r>
+        </w:sdtContent>
+      </w:sdt>
+    </w:p>
+    <w:p>
+      <w:pPr>
+        <w:keepNext/>
+        <w:spacing w:before="200" w:after="40"/>
+      </w:pPr>
+      <w:r>
+        <w:rPr>
+          <w:rFonts w:ascii="Arial" w:hAnsi="Arial" w:cs="Arial" w:eastAsia="Arial"/>
+          <w:b/>
+          <w:i w:val="0"/>
+          <w:color w:val="000000"/>
+          <w:sz w:val="20"/>
+        </w:rPr>
+        <w:t xml:space="preserve">Counterparty selection - Weight of the second criterion </w:t>
+      </w:r>
+      <w:r>
+        <w:rPr>
+          <w:rFonts w:ascii="Arial" w:hAnsi="Arial" w:cs="Arial" w:eastAsia="Arial"/>
+          <w:b/>
+          <w:i w:val="0"/>
+          <w:color w:val="1C355E"/>
+          <w:sz w:val="17"/>
+        </w:rPr>
+        <w:t>-082GEF1030460-</w:t>
+      </w:r>
+    </w:p>
+    <w:p>
+      <w:pPr>
+        <w:keepNext w:val="0"/>
+        <w:spacing w:before="40" w:after="120"/>
+        <w:shd w:val="clear" w:color="auto" w:fill="F2F2F2"/>
+      </w:pPr>
+      <w:sdt>
+        <w:sdtPr>
+          <w:alias w:val="082GEF1030460"/>
           <w:id w:val="100341"/>
           <w:showingPlcHdr/>
           <w:text/>
@@ -20200,28 +20353,28 @@
           <w:color w:val="000000"/>
           <w:sz w:val="20"/>
         </w:rPr>
-        <w:t xml:space="preserve">Counterparty selection - First criterion </w:t>
-      </w:r>
-      <w:r>
-        <w:rPr>
-          <w:rFonts w:ascii="Arial" w:hAnsi="Arial" w:cs="Arial" w:eastAsia="Arial"/>
-          <w:b/>
-          <w:i w:val="0"/>
-          <w:color w:val="1C355E"/>
-          <w:sz w:val="17"/>
-        </w:rPr>
-        <w:t>-082GEF1030456-</w:t>
-      </w:r>
-    </w:p>
-    <w:p>
-      <w:pPr>
-        <w:keepNext w:val="0"/>
-        <w:spacing w:before="40" w:after="120"/>
-        <w:shd w:val="clear" w:color="auto" w:fill="F2F2F2"/>
-      </w:pPr>
-      <w:sdt>
-        <w:sdtPr>
-          <w:alias w:val="082GEF1030456"/>
+        <w:t xml:space="preserve">Counterparty selection - Third criterion </w:t>
+      </w:r>
+      <w:r>
+        <w:rPr>
+          <w:rFonts w:ascii="Arial" w:hAnsi="Arial" w:cs="Arial" w:eastAsia="Arial"/>
+          <w:b/>
+          <w:i w:val="0"/>
+          <w:color w:val="1C355E"/>
+          <w:sz w:val="17"/>
+        </w:rPr>
+        <w:t>-082GEF1030458-</w:t>
+      </w:r>
+    </w:p>
+    <w:p>
+      <w:pPr>
+        <w:keepNext w:val="0"/>
+        <w:spacing w:before="40" w:after="120"/>
+        <w:shd w:val="clear" w:color="auto" w:fill="F2F2F2"/>
+      </w:pPr>
+      <w:sdt>
+        <w:sdtPr>
+          <w:alias w:val="082GEF1030458"/>
           <w:id w:val="100342"/>
           <w:showingPlcHdr/>
           <w:text/>
@@ -20246,28 +20399,28 @@
           <w:color w:val="000000"/>
           <w:sz w:val="20"/>
         </w:rPr>
-        <w:t xml:space="preserve">Counterparty selection - Weight of the first criterion </w:t>
-      </w:r>
-      <w:r>
-        <w:rPr>
-          <w:rFonts w:ascii="Arial" w:hAnsi="Arial" w:cs="Arial" w:eastAsia="Arial"/>
-          <w:b/>
-          <w:i w:val="0"/>
-          <w:color w:val="1C355E"/>
-          <w:sz w:val="17"/>
-        </w:rPr>
-        <w:t>-082GEF1030459-</w:t>
-      </w:r>
-    </w:p>
-    <w:p>
-      <w:pPr>
-        <w:keepNext w:val="0"/>
-        <w:spacing w:before="40" w:after="120"/>
-        <w:shd w:val="clear" w:color="auto" w:fill="F2F2F2"/>
-      </w:pPr>
-      <w:sdt>
-        <w:sdtPr>
-          <w:alias w:val="082GEF1030459"/>
+        <w:t xml:space="preserve">Counterparty selection - Weight of the third criterion </w:t>
+      </w:r>
+      <w:r>
+        <w:rPr>
+          <w:rFonts w:ascii="Arial" w:hAnsi="Arial" w:cs="Arial" w:eastAsia="Arial"/>
+          <w:b/>
+          <w:i w:val="0"/>
+          <w:color w:val="1C355E"/>
+          <w:sz w:val="17"/>
+        </w:rPr>
+        <w:t>-082GEF1030461-</w:t>
+      </w:r>
+    </w:p>
+    <w:p>
+      <w:pPr>
+        <w:keepNext w:val="0"/>
+        <w:spacing w:before="40" w:after="120"/>
+        <w:shd w:val="clear" w:color="auto" w:fill="F2F2F2"/>
+      </w:pPr>
+      <w:sdt>
+        <w:sdtPr>
+          <w:alias w:val="082GEF1030461"/>
           <w:id w:val="100343"/>
           <w:showingPlcHdr/>
           <w:text/>
@@ -20292,74 +20445,106 @@
           <w:color w:val="000000"/>
           <w:sz w:val="20"/>
         </w:rPr>
-        <w:t xml:space="preserve">Counterparty selection - Second criterion </w:t>
-      </w:r>
-      <w:r>
-        <w:rPr>
-          <w:rFonts w:ascii="Arial" w:hAnsi="Arial" w:cs="Arial" w:eastAsia="Arial"/>
-          <w:b/>
-          <w:i w:val="0"/>
-          <w:color w:val="1C355E"/>
-          <w:sz w:val="17"/>
-        </w:rPr>
-        <w:t>-082GEF1030457-</w:t>
-      </w:r>
-    </w:p>
-    <w:p>
-      <w:pPr>
-        <w:keepNext w:val="0"/>
-        <w:spacing w:before="40" w:after="120"/>
-        <w:shd w:val="clear" w:color="auto" w:fill="F2F2F2"/>
-      </w:pPr>
-      <w:sdt>
-        <w:sdtPr>
-          <w:alias w:val="082GEF1030457"/>
+        <w:t xml:space="preserve">Provide the requested information on the criteria used to review the list of counterparties. </w:t>
+      </w:r>
+      <w:r>
+        <w:rPr>
+          <w:rFonts w:ascii="Arial" w:hAnsi="Arial" w:cs="Arial" w:eastAsia="Arial"/>
+          <w:b/>
+          <w:i w:val="0"/>
+          <w:color w:val="1C355E"/>
+          <w:sz w:val="17"/>
+        </w:rPr>
+        <w:t>-082GEF1030462-</w:t>
+      </w:r>
+    </w:p>
+    <w:p>
+      <w:pPr>
+        <w:keepNext/>
+        <w:spacing w:before="200" w:after="40"/>
+      </w:pPr>
+      <w:r>
+        <w:rPr>
+          <w:rFonts w:ascii="Arial" w:hAnsi="Arial" w:cs="Arial" w:eastAsia="Arial"/>
+          <w:b/>
+          <w:i w:val="0"/>
+          <w:color w:val="000000"/>
+          <w:sz w:val="20"/>
+        </w:rPr>
+        <w:t xml:space="preserve">Frequency of review of the list of counterparties </w:t>
+      </w:r>
+      <w:r>
+        <w:rPr>
+          <w:rFonts w:ascii="Arial" w:hAnsi="Arial" w:cs="Arial" w:eastAsia="Arial"/>
+          <w:b/>
+          <w:i w:val="0"/>
+          <w:color w:val="1C355E"/>
+          <w:sz w:val="17"/>
+        </w:rPr>
+        <w:t>-082GEF1030463-</w:t>
+      </w:r>
+    </w:p>
+    <w:p>
+      <w:pPr>
+        <w:keepNext w:val="0"/>
+        <w:spacing w:before="40" w:after="120"/>
+        <w:shd w:val="clear" w:color="auto" w:fill="F2F2F2"/>
+      </w:pPr>
+      <w:sdt>
+        <w:sdtPr>
+          <w:alias w:val="082GEF1030463"/>
           <w:id w:val="100344"/>
           <w:showingPlcHdr/>
-          <w:text/>
-        </w:sdtPr>
-        <w:sdtContent>
-          <w:r>
-            <w:t>Click or tap here to enter text.</w:t>
-          </w:r>
-        </w:sdtContent>
-      </w:sdt>
-    </w:p>
-    <w:p>
-      <w:pPr>
-        <w:keepNext/>
-        <w:spacing w:before="200" w:after="40"/>
-      </w:pPr>
-      <w:r>
-        <w:rPr>
-          <w:rFonts w:ascii="Arial" w:hAnsi="Arial" w:cs="Arial" w:eastAsia="Arial"/>
-          <w:b/>
-          <w:i w:val="0"/>
-          <w:color w:val="000000"/>
-          <w:sz w:val="20"/>
-        </w:rPr>
-        <w:t xml:space="preserve">Counterparty selection - Weight of the second criterion </w:t>
-      </w:r>
-      <w:r>
-        <w:rPr>
-          <w:rFonts w:ascii="Arial" w:hAnsi="Arial" w:cs="Arial" w:eastAsia="Arial"/>
-          <w:b/>
-          <w:i w:val="0"/>
-          <w:color w:val="1C355E"/>
-          <w:sz w:val="17"/>
-        </w:rPr>
-        <w:t>-082GEF1030460-</w:t>
-      </w:r>
-    </w:p>
-    <w:p>
-      <w:pPr>
-        <w:keepNext w:val="0"/>
-        <w:spacing w:before="40" w:after="120"/>
-        <w:shd w:val="clear" w:color="auto" w:fill="F2F2F2"/>
-      </w:pPr>
-      <w:sdt>
-        <w:sdtPr>
-          <w:alias w:val="082GEF1030460"/>
+          <w:dropDownList>
+            <w:listItem w:displayText="Choose an item." w:value=""/>
+            <w:listItem w:displayText="Quarterly" w:value="Quarterly"/>
+            <w:listItem w:displayText="Four-monthly" w:value="Four-monthly"/>
+            <w:listItem w:displayText="Semi-annual" w:value="Semi-annual"/>
+            <w:listItem w:displayText="Annual" w:value="Annual"/>
+          </w:dropDownList>
+        </w:sdtPr>
+        <w:sdtContent>
+          <w:r>
+            <w:t>Choose an item.</w:t>
+          </w:r>
+        </w:sdtContent>
+      </w:sdt>
+    </w:p>
+    <w:p>
+      <w:pPr>
+        <w:keepNext/>
+        <w:spacing w:before="200" w:after="40"/>
+      </w:pPr>
+      <w:r>
+        <w:rPr>
+          <w:rFonts w:ascii="Arial" w:hAnsi="Arial" w:cs="Arial" w:eastAsia="Arial"/>
+          <w:b/>
+          <w:i w:val="0"/>
+          <w:color w:val="000000"/>
+          <w:sz w:val="20"/>
+        </w:rPr>
+        <w:t xml:space="preserve">Number of counterparties on the list </w:t>
+      </w:r>
+      <w:r>
+        <w:rPr>
+          <w:rFonts w:ascii="Arial" w:hAnsi="Arial" w:cs="Arial" w:eastAsia="Arial"/>
+          <w:b/>
+          <w:i w:val="0"/>
+          <w:color w:val="1C355E"/>
+          <w:sz w:val="17"/>
+        </w:rPr>
+        <w:t>-082GEF1030464-</w:t>
+      </w:r>
+    </w:p>
+    <w:p>
+      <w:pPr>
+        <w:keepNext w:val="0"/>
+        <w:spacing w:before="40" w:after="120"/>
+        <w:shd w:val="clear" w:color="auto" w:fill="F2F2F2"/>
+      </w:pPr>
+      <w:sdt>
+        <w:sdtPr>
+          <w:alias w:val="082GEF1030464"/>
           <w:id w:val="100345"/>
           <w:showingPlcHdr/>
           <w:text/>
@@ -20384,28 +20569,28 @@
           <w:color w:val="000000"/>
           <w:sz w:val="20"/>
         </w:rPr>
-        <w:t xml:space="preserve">Counterparty selection - Third criterion </w:t>
-      </w:r>
-      <w:r>
-        <w:rPr>
-          <w:rFonts w:ascii="Arial" w:hAnsi="Arial" w:cs="Arial" w:eastAsia="Arial"/>
-          <w:b/>
-          <w:i w:val="0"/>
-          <w:color w:val="1C355E"/>
-          <w:sz w:val="17"/>
-        </w:rPr>
-        <w:t>-082GEF1030458-</w:t>
-      </w:r>
-    </w:p>
-    <w:p>
-      <w:pPr>
-        <w:keepNext w:val="0"/>
-        <w:spacing w:before="40" w:after="120"/>
-        <w:shd w:val="clear" w:color="auto" w:fill="F2F2F2"/>
-      </w:pPr>
-      <w:sdt>
-        <w:sdtPr>
-          <w:alias w:val="082GEF1030458"/>
+        <w:t xml:space="preserve">Number of counterparties with which more than 50% of transactions by value are carried out in aggregate </w:t>
+      </w:r>
+      <w:r>
+        <w:rPr>
+          <w:rFonts w:ascii="Arial" w:hAnsi="Arial" w:cs="Arial" w:eastAsia="Arial"/>
+          <w:b/>
+          <w:i w:val="0"/>
+          <w:color w:val="1C355E"/>
+          <w:sz w:val="17"/>
+        </w:rPr>
+        <w:t>-082GEF1030465-</w:t>
+      </w:r>
+    </w:p>
+    <w:p>
+      <w:pPr>
+        <w:keepNext w:val="0"/>
+        <w:spacing w:before="40" w:after="120"/>
+        <w:shd w:val="clear" w:color="auto" w:fill="F2F2F2"/>
+      </w:pPr>
+      <w:sdt>
+        <w:sdtPr>
+          <w:alias w:val="082GEF1030465"/>
           <w:id w:val="100346"/>
           <w:showingPlcHdr/>
           <w:text/>
@@ -20430,28 +20615,28 @@
           <w:color w:val="000000"/>
           <w:sz w:val="20"/>
         </w:rPr>
-        <w:t xml:space="preserve">Counterparty selection - Weight of the third criterion </w:t>
-      </w:r>
-      <w:r>
-        <w:rPr>
-          <w:rFonts w:ascii="Arial" w:hAnsi="Arial" w:cs="Arial" w:eastAsia="Arial"/>
-          <w:b/>
-          <w:i w:val="0"/>
-          <w:color w:val="1C355E"/>
-          <w:sz w:val="17"/>
-        </w:rPr>
-        <w:t>-082GEF1030461-</w:t>
-      </w:r>
-    </w:p>
-    <w:p>
-      <w:pPr>
-        <w:keepNext w:val="0"/>
-        <w:spacing w:before="40" w:after="120"/>
-        <w:shd w:val="clear" w:color="auto" w:fill="F2F2F2"/>
-      </w:pPr>
-      <w:sdt>
-        <w:sdtPr>
-          <w:alias w:val="082GEF1030461"/>
+        <w:t xml:space="preserve">Counterparties removed from the list in the last year </w:t>
+      </w:r>
+      <w:r>
+        <w:rPr>
+          <w:rFonts w:ascii="Arial" w:hAnsi="Arial" w:cs="Arial" w:eastAsia="Arial"/>
+          <w:b/>
+          <w:i w:val="0"/>
+          <w:color w:val="1C355E"/>
+          <w:sz w:val="17"/>
+        </w:rPr>
+        <w:t>-082GEF1030466-</w:t>
+      </w:r>
+    </w:p>
+    <w:p>
+      <w:pPr>
+        <w:keepNext w:val="0"/>
+        <w:spacing w:before="40" w:after="120"/>
+        <w:shd w:val="clear" w:color="auto" w:fill="F2F2F2"/>
+      </w:pPr>
+      <w:sdt>
+        <w:sdtPr>
+          <w:alias w:val="082GEF1030466"/>
           <w:id w:val="100347"/>
           <w:showingPlcHdr/>
           <w:text/>
@@ -20476,28 +20661,28 @@
           <w:color w:val="000000"/>
           <w:sz w:val="20"/>
         </w:rPr>
-        <w:t xml:space="preserve">Provide the requested information on the criteria used to review the list of counterparties. </w:t>
-      </w:r>
-      <w:r>
-        <w:rPr>
-          <w:rFonts w:ascii="Arial" w:hAnsi="Arial" w:cs="Arial" w:eastAsia="Arial"/>
-          <w:b/>
-          <w:i w:val="0"/>
-          <w:color w:val="1C355E"/>
-          <w:sz w:val="17"/>
-        </w:rPr>
-        <w:t>-082GEF1030462-</w:t>
-      </w:r>
-    </w:p>
-    <w:p>
-      <w:pPr>
-        <w:keepNext w:val="0"/>
-        <w:spacing w:before="40" w:after="120"/>
-        <w:shd w:val="clear" w:color="auto" w:fill="F2F2F2"/>
-      </w:pPr>
-      <w:sdt>
-        <w:sdtPr>
-          <w:alias w:val="082GEF1030462"/>
+        <w:t xml:space="preserve">Counterparties added to the list in the last year </w:t>
+      </w:r>
+      <w:r>
+        <w:rPr>
+          <w:rFonts w:ascii="Arial" w:hAnsi="Arial" w:cs="Arial" w:eastAsia="Arial"/>
+          <w:b/>
+          <w:i w:val="0"/>
+          <w:color w:val="1C355E"/>
+          <w:sz w:val="17"/>
+        </w:rPr>
+        <w:t>-082GEF1030467-</w:t>
+      </w:r>
+    </w:p>
+    <w:p>
+      <w:pPr>
+        <w:keepNext w:val="0"/>
+        <w:spacing w:before="40" w:after="120"/>
+        <w:shd w:val="clear" w:color="auto" w:fill="F2F2F2"/>
+      </w:pPr>
+      <w:sdt>
+        <w:sdtPr>
+          <w:alias w:val="082GEF1030467"/>
           <w:id w:val="100348"/>
           <w:showingPlcHdr/>
           <w:text/>
@@ -20522,259 +20707,29 @@
           <w:color w:val="000000"/>
           <w:sz w:val="20"/>
         </w:rPr>
-        <w:t xml:space="preserve">Frequency of review of the list of counterparties </w:t>
-      </w:r>
-      <w:r>
-        <w:rPr>
-          <w:rFonts w:ascii="Arial" w:hAnsi="Arial" w:cs="Arial" w:eastAsia="Arial"/>
-          <w:b/>
-          <w:i w:val="0"/>
-          <w:color w:val="1C355E"/>
-          <w:sz w:val="17"/>
-        </w:rPr>
-        <w:t>-082GEF1030463-</w:t>
-      </w:r>
-    </w:p>
-    <w:p>
-      <w:pPr>
-        <w:keepNext w:val="0"/>
-        <w:spacing w:before="40" w:after="120"/>
-        <w:shd w:val="clear" w:color="auto" w:fill="F2F2F2"/>
-      </w:pPr>
-      <w:sdt>
-        <w:sdtPr>
-          <w:alias w:val="082GEF1030463"/>
+        <w:t xml:space="preserve">Applicant company's involvement in selecting counterparties </w:t>
+      </w:r>
+      <w:r>
+        <w:rPr>
+          <w:rFonts w:ascii="Arial" w:hAnsi="Arial" w:cs="Arial" w:eastAsia="Arial"/>
+          <w:b/>
+          <w:i w:val="0"/>
+          <w:color w:val="1C355E"/>
+          <w:sz w:val="17"/>
+        </w:rPr>
+        <w:t>-082GEF1030468-</w:t>
+      </w:r>
+    </w:p>
+    <w:p>
+      <w:pPr>
+        <w:keepNext w:val="0"/>
+        <w:spacing w:before="40" w:after="120"/>
+        <w:shd w:val="clear" w:color="auto" w:fill="F2F2F2"/>
+      </w:pPr>
+      <w:sdt>
+        <w:sdtPr>
+          <w:alias w:val="082GEF1030468"/>
           <w:id w:val="100349"/>
-          <w:showingPlcHdr/>
-          <w:text/>
-        </w:sdtPr>
-        <w:sdtContent>
-          <w:r>
-            <w:t>Click or tap here to enter text.</w:t>
-          </w:r>
-        </w:sdtContent>
-      </w:sdt>
-    </w:p>
-    <w:p>
-      <w:pPr>
-        <w:keepNext/>
-        <w:spacing w:before="200" w:after="40"/>
-      </w:pPr>
-      <w:r>
-        <w:rPr>
-          <w:rFonts w:ascii="Arial" w:hAnsi="Arial" w:cs="Arial" w:eastAsia="Arial"/>
-          <w:b/>
-          <w:i w:val="0"/>
-          <w:color w:val="000000"/>
-          <w:sz w:val="20"/>
-        </w:rPr>
-        <w:t xml:space="preserve">Number of counterparties on the list </w:t>
-      </w:r>
-      <w:r>
-        <w:rPr>
-          <w:rFonts w:ascii="Arial" w:hAnsi="Arial" w:cs="Arial" w:eastAsia="Arial"/>
-          <w:b/>
-          <w:i w:val="0"/>
-          <w:color w:val="1C355E"/>
-          <w:sz w:val="17"/>
-        </w:rPr>
-        <w:t>-082GEF1030464-</w:t>
-      </w:r>
-    </w:p>
-    <w:p>
-      <w:pPr>
-        <w:keepNext w:val="0"/>
-        <w:spacing w:before="40" w:after="120"/>
-        <w:shd w:val="clear" w:color="auto" w:fill="F2F2F2"/>
-      </w:pPr>
-      <w:sdt>
-        <w:sdtPr>
-          <w:alias w:val="082GEF1030464"/>
-          <w:id w:val="100350"/>
-          <w:showingPlcHdr/>
-          <w:text/>
-        </w:sdtPr>
-        <w:sdtContent>
-          <w:r>
-            <w:t>Click or tap here to enter text.</w:t>
-          </w:r>
-        </w:sdtContent>
-      </w:sdt>
-    </w:p>
-    <w:p>
-      <w:pPr>
-        <w:keepNext/>
-        <w:spacing w:before="200" w:after="40"/>
-      </w:pPr>
-      <w:r>
-        <w:rPr>
-          <w:rFonts w:ascii="Arial" w:hAnsi="Arial" w:cs="Arial" w:eastAsia="Arial"/>
-          <w:b/>
-          <w:i w:val="0"/>
-          <w:color w:val="000000"/>
-          <w:sz w:val="20"/>
-        </w:rPr>
-        <w:t xml:space="preserve">Number of counterparties with which more than 50% of transactions by value are carried out in aggregate </w:t>
-      </w:r>
-      <w:r>
-        <w:rPr>
-          <w:rFonts w:ascii="Arial" w:hAnsi="Arial" w:cs="Arial" w:eastAsia="Arial"/>
-          <w:b/>
-          <w:i w:val="0"/>
-          <w:color w:val="1C355E"/>
-          <w:sz w:val="17"/>
-        </w:rPr>
-        <w:t>-082GEF1030465-</w:t>
-      </w:r>
-    </w:p>
-    <w:p>
-      <w:pPr>
-        <w:keepNext w:val="0"/>
-        <w:spacing w:before="40" w:after="120"/>
-        <w:shd w:val="clear" w:color="auto" w:fill="F2F2F2"/>
-      </w:pPr>
-      <w:sdt>
-        <w:sdtPr>
-          <w:alias w:val="082GEF1030465"/>
-          <w:id w:val="100351"/>
-          <w:showingPlcHdr/>
-          <w:text/>
-        </w:sdtPr>
-        <w:sdtContent>
-          <w:r>
-            <w:t>Click or tap here to enter text.</w:t>
-          </w:r>
-        </w:sdtContent>
-      </w:sdt>
-    </w:p>
-    <w:p>
-      <w:pPr>
-        <w:keepNext/>
-        <w:spacing w:before="200" w:after="40"/>
-      </w:pPr>
-      <w:r>
-        <w:rPr>
-          <w:rFonts w:ascii="Arial" w:hAnsi="Arial" w:cs="Arial" w:eastAsia="Arial"/>
-          <w:b/>
-          <w:i w:val="0"/>
-          <w:color w:val="000000"/>
-          <w:sz w:val="20"/>
-        </w:rPr>
-        <w:t xml:space="preserve">Counterparties removed from the list in the last year </w:t>
-      </w:r>
-      <w:r>
-        <w:rPr>
-          <w:rFonts w:ascii="Arial" w:hAnsi="Arial" w:cs="Arial" w:eastAsia="Arial"/>
-          <w:b/>
-          <w:i w:val="0"/>
-          <w:color w:val="1C355E"/>
-          <w:sz w:val="17"/>
-        </w:rPr>
-        <w:t>-082GEF1030466-</w:t>
-      </w:r>
-    </w:p>
-    <w:p>
-      <w:pPr>
-        <w:keepNext w:val="0"/>
-        <w:spacing w:before="40" w:after="120"/>
-        <w:shd w:val="clear" w:color="auto" w:fill="F2F2F2"/>
-      </w:pPr>
-      <w:sdt>
-        <w:sdtPr>
-          <w:alias w:val="082GEF1030466"/>
-          <w:id w:val="100352"/>
-          <w:showingPlcHdr/>
-          <w:text/>
-        </w:sdtPr>
-        <w:sdtContent>
-          <w:r>
-            <w:t>Click or tap here to enter text.</w:t>
-          </w:r>
-        </w:sdtContent>
-      </w:sdt>
-    </w:p>
-    <w:p>
-      <w:pPr>
-        <w:keepNext/>
-        <w:spacing w:before="200" w:after="40"/>
-      </w:pPr>
-      <w:r>
-        <w:rPr>
-          <w:rFonts w:ascii="Arial" w:hAnsi="Arial" w:cs="Arial" w:eastAsia="Arial"/>
-          <w:b/>
-          <w:i w:val="0"/>
-          <w:color w:val="000000"/>
-          <w:sz w:val="20"/>
-        </w:rPr>
-        <w:t xml:space="preserve">Counterparties added to the list in the last year </w:t>
-      </w:r>
-      <w:r>
-        <w:rPr>
-          <w:rFonts w:ascii="Arial" w:hAnsi="Arial" w:cs="Arial" w:eastAsia="Arial"/>
-          <w:b/>
-          <w:i w:val="0"/>
-          <w:color w:val="1C355E"/>
-          <w:sz w:val="17"/>
-        </w:rPr>
-        <w:t>-082GEF1030467-</w:t>
-      </w:r>
-    </w:p>
-    <w:p>
-      <w:pPr>
-        <w:keepNext w:val="0"/>
-        <w:spacing w:before="40" w:after="120"/>
-        <w:shd w:val="clear" w:color="auto" w:fill="F2F2F2"/>
-      </w:pPr>
-      <w:sdt>
-        <w:sdtPr>
-          <w:alias w:val="082GEF1030467"/>
-          <w:id w:val="100353"/>
-          <w:showingPlcHdr/>
-          <w:text/>
-        </w:sdtPr>
-        <w:sdtContent>
-          <w:r>
-            <w:t>Click or tap here to enter text.</w:t>
-          </w:r>
-        </w:sdtContent>
-      </w:sdt>
-    </w:p>
-    <w:p>
-      <w:pPr>
-        <w:keepNext/>
-        <w:spacing w:before="200" w:after="40"/>
-      </w:pPr>
-      <w:r>
-        <w:rPr>
-          <w:rFonts w:ascii="Arial" w:hAnsi="Arial" w:cs="Arial" w:eastAsia="Arial"/>
-          <w:b/>
-          <w:i w:val="0"/>
-          <w:color w:val="000000"/>
-          <w:sz w:val="20"/>
-        </w:rPr>
-        <w:t xml:space="preserve">Applicant company's involvement in selecting counterparties </w:t>
-      </w:r>
-      <w:r>
-        <w:rPr>
-          <w:rFonts w:ascii="Arial" w:hAnsi="Arial" w:cs="Arial" w:eastAsia="Arial"/>
-          <w:b/>
-          <w:i w:val="0"/>
-          <w:color w:val="1C355E"/>
-          <w:sz w:val="17"/>
-        </w:rPr>
-        <w:t>-082GEF1030468-</w:t>
-      </w:r>
-    </w:p>
-    <w:p>
-      <w:pPr>
-        <w:keepNext w:val="0"/>
-        <w:spacing w:before="40" w:after="120"/>
-        <w:shd w:val="clear" w:color="auto" w:fill="F2F2F2"/>
-      </w:pPr>
-      <w:sdt>
-        <w:sdtPr>
-          <w:alias w:val="082GEF1030468"/>
-          <w:id w:val="100354"/>
           <w:showingPlcHdr/>
           <w:dropDownList>
             <w:listItem w:displayText="Choose an item." w:value=""/>
@@ -20840,7 +20795,7 @@
       <w:sdt>
         <w:sdtPr>
           <w:alias w:val="082GEF1040469"/>
-          <w:id w:val="100355"/>
+          <w:id w:val="100350"/>
           <w:showingPlcHdr/>
           <w:dropDownList>
             <w:listItem w:displayText="Choose an item." w:value=""/>
@@ -20923,7 +20878,7 @@
       <w:sdt>
         <w:sdtPr>
           <w:alias w:val="082GEF1050470"/>
-          <w:id w:val="100356"/>
+          <w:id w:val="100351"/>
           <w:showingPlcHdr/>
           <w:text/>
         </w:sdtPr>
@@ -20985,7 +20940,7 @@
       <w:sdt>
         <w:sdtPr>
           <w:alias w:val="082GEF1050471"/>
-          <w:id w:val="100357"/>
+          <w:id w:val="100352"/>
           <w:showingPlcHdr/>
           <w:text/>
         </w:sdtPr>
@@ -21047,7 +21002,7 @@
       <w:sdt>
         <w:sdtPr>
           <w:alias w:val="082GEF1050472"/>
-          <w:id w:val="100358"/>
+          <w:id w:val="100353"/>
           <w:showingPlcHdr/>
           <w:text/>
         </w:sdtPr>
@@ -21093,7 +21048,7 @@
       <w:sdt>
         <w:sdtPr>
           <w:alias w:val="082GEF1050473"/>
-          <w:id w:val="100359"/>
+          <w:id w:val="100354"/>
           <w:showingPlcHdr/>
           <w:text/>
         </w:sdtPr>
@@ -21139,7 +21094,7 @@
       <w:sdt>
         <w:sdtPr>
           <w:alias w:val="082GEF1050474"/>
-          <w:id w:val="100360"/>
+          <w:id w:val="100355"/>
           <w:showingPlcHdr/>
           <w:text/>
         </w:sdtPr>
@@ -21201,7 +21156,7 @@
       <w:sdt>
         <w:sdtPr>
           <w:alias w:val="082GEF1050475"/>
-          <w:id w:val="100361"/>
+          <w:id w:val="100356"/>
           <w:showingPlcHdr/>
           <w:text/>
         </w:sdtPr>
@@ -21263,7 +21218,7 @@
       <w:sdt>
         <w:sdtPr>
           <w:alias w:val="082GEF1050476"/>
-          <w:id w:val="100362"/>
+          <w:id w:val="100357"/>
           <w:showingPlcHdr/>
           <w:text/>
         </w:sdtPr>
@@ -21309,7 +21264,7 @@
       <w:sdt>
         <w:sdtPr>
           <w:alias w:val="082GEF1050477"/>
-          <w:id w:val="100363"/>
+          <w:id w:val="100358"/>
           <w:showingPlcHdr/>
           <w:text/>
         </w:sdtPr>
@@ -21371,7 +21326,7 @@
       <w:sdt>
         <w:sdtPr>
           <w:alias w:val="082GEF1050478"/>
-          <w:id w:val="100364"/>
+          <w:id w:val="100359"/>
           <w:showingPlcHdr/>
           <w:text/>
         </w:sdtPr>
@@ -21433,7 +21388,7 @@
       <w:sdt>
         <w:sdtPr>
           <w:alias w:val="082GEF1050479"/>
-          <w:id w:val="100365"/>
+          <w:id w:val="100360"/>
           <w:showingPlcHdr/>
           <w:text/>
         </w:sdtPr>
@@ -21479,7 +21434,7 @@
       <w:sdt>
         <w:sdtPr>
           <w:alias w:val="082GEF1050480"/>
-          <w:id w:val="100366"/>
+          <w:id w:val="100361"/>
           <w:showingPlcHdr/>
           <w:text/>
         </w:sdtPr>
@@ -21541,7 +21496,7 @@
       <w:sdt>
         <w:sdtPr>
           <w:alias w:val="082GEF1050481"/>
-          <w:id w:val="100367"/>
+          <w:id w:val="100362"/>
           <w:showingPlcHdr/>
           <w:text/>
         </w:sdtPr>
@@ -21603,7 +21558,7 @@
       <w:sdt>
         <w:sdtPr>
           <w:alias w:val="082GEF1050482"/>
-          <w:id w:val="100368"/>
+          <w:id w:val="100363"/>
           <w:showingPlcHdr/>
           <w:text/>
         </w:sdtPr>
@@ -21649,7 +21604,7 @@
       <w:sdt>
         <w:sdtPr>
           <w:alias w:val="082GEF1050483"/>
-          <w:id w:val="100369"/>
+          <w:id w:val="100364"/>
           <w:showingPlcHdr/>
           <w:text/>
         </w:sdtPr>
@@ -21711,7 +21666,7 @@
       <w:sdt>
         <w:sdtPr>
           <w:alias w:val="082GEF1050484"/>
-          <w:id w:val="100370"/>
+          <w:id w:val="100365"/>
           <w:showingPlcHdr/>
           <w:text/>
         </w:sdtPr>
@@ -21773,7 +21728,7 @@
       <w:sdt>
         <w:sdtPr>
           <w:alias w:val="082GEF1050485"/>
-          <w:id w:val="100371"/>
+          <w:id w:val="100366"/>
           <w:showingPlcHdr/>
           <w:text/>
         </w:sdtPr>
@@ -21819,7 +21774,7 @@
       <w:sdt>
         <w:sdtPr>
           <w:alias w:val="082GEF1050486"/>
-          <w:id w:val="100372"/>
+          <w:id w:val="100367"/>
           <w:showingPlcHdr/>
           <w:text/>
         </w:sdtPr>
@@ -21881,7 +21836,7 @@
       <w:sdt>
         <w:sdtPr>
           <w:alias w:val="082GEF1050487"/>
-          <w:id w:val="100373"/>
+          <w:id w:val="100368"/>
           <w:showingPlcHdr/>
           <w:text/>
         </w:sdtPr>
@@ -21943,7 +21898,7 @@
       <w:sdt>
         <w:sdtPr>
           <w:alias w:val="082GEF1050488"/>
-          <w:id w:val="100374"/>
+          <w:id w:val="100369"/>
           <w:showingPlcHdr/>
           <w:text/>
         </w:sdtPr>
@@ -21989,7 +21944,7 @@
       <w:sdt>
         <w:sdtPr>
           <w:alias w:val="082GEF1050489"/>
-          <w:id w:val="100375"/>
+          <w:id w:val="100370"/>
           <w:showingPlcHdr/>
           <w:text/>
         </w:sdtPr>
@@ -22051,7 +22006,7 @@
       <w:sdt>
         <w:sdtPr>
           <w:alias w:val="082GEF1050490"/>
-          <w:id w:val="100376"/>
+          <w:id w:val="100371"/>
           <w:showingPlcHdr/>
           <w:text/>
         </w:sdtPr>
@@ -22113,7 +22068,7 @@
       <w:sdt>
         <w:sdtPr>
           <w:alias w:val="082GEF1050491"/>
-          <w:id w:val="100377"/>
+          <w:id w:val="100372"/>
           <w:showingPlcHdr/>
           <w:text/>
         </w:sdtPr>
@@ -22159,7 +22114,7 @@
       <w:sdt>
         <w:sdtPr>
           <w:alias w:val="082GEF1050492"/>
-          <w:id w:val="100378"/>
+          <w:id w:val="100373"/>
           <w:showingPlcHdr/>
           <w:text/>
         </w:sdtPr>
@@ -22221,7 +22176,7 @@
       <w:sdt>
         <w:sdtPr>
           <w:alias w:val="082GEF1050493"/>
-          <w:id w:val="100379"/>
+          <w:id w:val="100374"/>
           <w:showingPlcHdr/>
           <w:text/>
         </w:sdtPr>
@@ -22283,7 +22238,7 @@
       <w:sdt>
         <w:sdtPr>
           <w:alias w:val="082GEF1050494"/>
-          <w:id w:val="100380"/>
+          <w:id w:val="100375"/>
           <w:showingPlcHdr/>
           <w:text/>
         </w:sdtPr>
@@ -22361,7 +22316,7 @@
       <w:sdt>
         <w:sdtPr>
           <w:alias w:val="082GEF1060495"/>
-          <w:id w:val="100381"/>
+          <w:id w:val="100376"/>
           <w:showingPlcHdr/>
           <w:dropDownList>
             <w:listItem w:displayText="Choose an item." w:value=""/>
@@ -22413,7 +22368,7 @@
       <w:sdt>
         <w:sdtPr>
           <w:alias w:val="082GEF1060496"/>
-          <w:id w:val="100382"/>
+          <w:id w:val="100377"/>
           <w:showingPlcHdr/>
           <w:dropDownList>
             <w:listItem w:displayText="Choose an item." w:value=""/>
@@ -22464,7 +22419,7 @@
       <w:sdt>
         <w:sdtPr>
           <w:alias w:val="082GEF1060497"/>
-          <w:id w:val="100383"/>
+          <w:id w:val="100378"/>
           <w:showingPlcHdr/>
           <w:text/>
         </w:sdtPr>
@@ -22510,7 +22465,7 @@
       <w:sdt>
         <w:sdtPr>
           <w:alias w:val="082GEF1060498"/>
-          <w:id w:val="100384"/>
+          <w:id w:val="100379"/>
           <w:showingPlcHdr/>
           <w:text/>
         </w:sdtPr>
@@ -22556,13 +22511,19 @@
       <w:sdt>
         <w:sdtPr>
           <w:alias w:val="082GEF1060499"/>
-          <w:id w:val="100385"/>
-          <w:showingPlcHdr/>
-          <w:text/>
-        </w:sdtPr>
-        <w:sdtContent>
-          <w:r>
-            <w:t>Click or tap here to enter text.</w:t>
+          <w:id w:val="100380"/>
+          <w:showingPlcHdr/>
+          <w:dropDownList>
+            <w:listItem w:displayText="Choose an item." w:value=""/>
+            <w:listItem w:displayText="Before 2008" w:value="Before 2008"/>
+            <w:listItem w:displayText="From 2008 to 2013" w:value="From 2008 to 2013"/>
+            <w:listItem w:displayText="From 2014 to 2016" w:value="From 2014 to 2016"/>
+            <w:listItem w:displayText="From 2017" w:value="From 2017"/>
+          </w:dropDownList>
+        </w:sdtPr>
+        <w:sdtContent>
+          <w:r>
+            <w:t>Choose an item.</w:t>
           </w:r>
         </w:sdtContent>
       </w:sdt>
@@ -22602,13 +22563,22 @@
       <w:sdt>
         <w:sdtPr>
           <w:alias w:val="082GEF1060500"/>
-          <w:id w:val="100386"/>
-          <w:showingPlcHdr/>
-          <w:text/>
-        </w:sdtPr>
-        <w:sdtContent>
-          <w:r>
-            <w:t>Click or tap here to enter text.</w:t>
+          <w:id w:val="100381"/>
+          <w:showingPlcHdr/>
+          <w:dropDownList>
+            <w:listItem w:displayText="Choose an item." w:value=""/>
+            <w:listItem w:displayText="Monthly" w:value="Monthly"/>
+            <w:listItem w:displayText="Quarterly" w:value="Quarterly"/>
+            <w:listItem w:displayText="Four-monthly" w:value="Four-monthly"/>
+            <w:listItem w:displayText="Semi-annual" w:value="Semi-annual"/>
+            <w:listItem w:displayText="Annual" w:value="Annual"/>
+            <w:listItem w:displayText="Biennial" w:value="Biennial"/>
+            <w:listItem w:displayText="Not determined" w:value="Not determined"/>
+          </w:dropDownList>
+        </w:sdtPr>
+        <w:sdtContent>
+          <w:r>
+            <w:t>Choose an item.</w:t>
           </w:r>
         </w:sdtContent>
       </w:sdt>
@@ -22648,7 +22618,7 @@
       <w:sdt>
         <w:sdtPr>
           <w:alias w:val="082GEF1060501"/>
-          <w:id w:val="100387"/>
+          <w:id w:val="100382"/>
           <w:showingPlcHdr/>
           <w:dropDownList>
             <w:listItem w:displayText="Choose an item." w:value=""/>
@@ -22700,7 +22670,7 @@
       <w:sdt>
         <w:sdtPr>
           <w:alias w:val="082GEF1060502"/>
-          <w:id w:val="100388"/>
+          <w:id w:val="100383"/>
           <w:showingPlcHdr/>
           <w:text/>
         </w:sdtPr>
@@ -22762,7 +22732,7 @@
       <w:sdt>
         <w:sdtPr>
           <w:alias w:val="082GEF1070503"/>
-          <w:id w:val="100389"/>
+          <w:id w:val="100384"/>
           <w:showingPlcHdr/>
           <w:dropDownList>
             <w:listItem w:displayText="Choose an item." w:value=""/>
@@ -22813,7 +22783,7 @@
       <w:sdt>
         <w:sdtPr>
           <w:alias w:val="082GEF1070504"/>
-          <w:id w:val="100390"/>
+          <w:id w:val="100385"/>
           <w:showingPlcHdr/>
           <w:dropDownList>
             <w:listItem w:displayText="Choose an item." w:value=""/>
@@ -22864,7 +22834,7 @@
       <w:sdt>
         <w:sdtPr>
           <w:alias w:val="082GEF1070505"/>
-          <w:id w:val="100391"/>
+          <w:id w:val="100386"/>
           <w:showingPlcHdr/>
           <w:dropDownList>
             <w:listItem w:displayText="Choose an item." w:value=""/>
@@ -22914,7 +22884,7 @@
       <w:sdt>
         <w:sdtPr>
           <w:alias w:val="082GEF1070506"/>
-          <w:id w:val="100392"/>
+          <w:id w:val="100387"/>
           <w:showingPlcHdr/>
           <w:text/>
         </w:sdtPr>
@@ -22960,7 +22930,7 @@
       <w:sdt>
         <w:sdtPr>
           <w:alias w:val="082GEF1070507"/>
-          <w:id w:val="100393"/>
+          <w:id w:val="100388"/>
           <w:showingPlcHdr/>
           <w:dropDownList>
             <w:listItem w:displayText="Choose an item." w:value=""/>
@@ -23046,7 +23016,7 @@
       <w:sdt>
         <w:sdtPr>
           <w:alias w:val="082GEG3583017"/>
-          <w:id w:val="100394"/>
+          <w:id w:val="100389"/>
           <w:showingPlcHdr/>
           <w:text/>
         </w:sdtPr>
@@ -23108,7 +23078,7 @@
       <w:sdt>
         <w:sdtPr>
           <w:alias w:val="082GEG3583018"/>
-          <w:id w:val="100395"/>
+          <w:id w:val="100390"/>
           <w:showingPlcHdr/>
           <w:text/>
         </w:sdtPr>
@@ -23154,7 +23124,7 @@
       <w:sdt>
         <w:sdtPr>
           <w:alias w:val="082GEG3583699"/>
-          <w:id w:val="100396"/>
+          <w:id w:val="100391"/>
           <w:showingPlcHdr/>
           <w:text/>
         </w:sdtPr>
@@ -23216,7 +23186,7 @@
       <w:sdt>
         <w:sdtPr>
           <w:alias w:val="082GEG3583700"/>
-          <w:id w:val="100397"/>
+          <w:id w:val="100392"/>
           <w:showingPlcHdr/>
           <w:text/>
         </w:sdtPr>
@@ -23278,7 +23248,7 @@
       <w:sdt>
         <w:sdtPr>
           <w:alias w:val="082GEG3583823"/>
-          <w:id w:val="100398"/>
+          <w:id w:val="100393"/>
           <w:showingPlcHdr/>
           <w:text/>
         </w:sdtPr>
@@ -23324,7 +23294,7 @@
       <w:sdt>
         <w:sdtPr>
           <w:alias w:val="082GEG3584033"/>
-          <w:id w:val="100399"/>
+          <w:id w:val="100394"/>
           <w:showingPlcHdr/>
           <w:text/>
         </w:sdtPr>
@@ -23386,7 +23356,7 @@
       <w:sdt>
         <w:sdtPr>
           <w:alias w:val="082GEG3583999"/>
-          <w:id w:val="100400"/>
+          <w:id w:val="100395"/>
           <w:showingPlcHdr/>
           <w:text/>
         </w:sdtPr>
@@ -23480,7 +23450,7 @@
       <w:sdt>
         <w:sdtPr>
           <w:alias w:val="082GEG4861025"/>
-          <w:id w:val="100401"/>
+          <w:id w:val="100396"/>
           <w:showingPlcHdr/>
           <w:text/>
         </w:sdtPr>
@@ -23526,7 +23496,7 @@
       <w:sdt>
         <w:sdtPr>
           <w:alias w:val="082GEG4861026"/>
-          <w:id w:val="100402"/>
+          <w:id w:val="100397"/>
           <w:showingPlcHdr/>
           <w:text/>
         </w:sdtPr>
@@ -23572,7 +23542,7 @@
       <w:sdt>
         <w:sdtPr>
           <w:alias w:val="082GEG4864296"/>
-          <w:id w:val="100403"/>
+          <w:id w:val="100398"/>
           <w:showingPlcHdr/>
           <w:text/>
         </w:sdtPr>
@@ -23618,7 +23588,7 @@
       <w:sdt>
         <w:sdtPr>
           <w:alias w:val="082GEG4863698"/>
-          <w:id w:val="100404"/>
+          <w:id w:val="100399"/>
           <w:showingPlcHdr/>
           <w:text/>
         </w:sdtPr>
@@ -23664,7 +23634,7 @@
       <w:sdt>
         <w:sdtPr>
           <w:alias w:val="082GEG4861022"/>
-          <w:id w:val="100405"/>
+          <w:id w:val="100400"/>
           <w:showingPlcHdr/>
           <w:text/>
         </w:sdtPr>
@@ -23726,7 +23696,7 @@
       <w:sdt>
         <w:sdtPr>
           <w:alias w:val="082GEG4864181"/>
-          <w:id w:val="100406"/>
+          <w:id w:val="100401"/>
           <w:showingPlcHdr/>
           <w:text/>
         </w:sdtPr>
@@ -23772,7 +23742,7 @@
       <w:sdt>
         <w:sdtPr>
           <w:alias w:val="082GEG4864295"/>
-          <w:id w:val="100407"/>
+          <w:id w:val="100402"/>
           <w:showingPlcHdr/>
           <w:text/>
         </w:sdtPr>
@@ -23834,7 +23804,7 @@
       <w:sdt>
         <w:sdtPr>
           <w:alias w:val="082GEG1830878"/>
-          <w:id w:val="100408"/>
+          <w:id w:val="100403"/>
           <w:showingPlcHdr/>
           <w:dropDownList>
             <w:listItem w:displayText="Choose an item." w:value=""/>
@@ -23885,6 +23855,252 @@
       <w:sdt>
         <w:sdtPr>
           <w:alias w:val="082GEG1830879"/>
+          <w:id w:val="100404"/>
+          <w:showingPlcHdr/>
+          <w:text/>
+        </w:sdtPr>
+        <w:sdtContent>
+          <w:r>
+            <w:t>Click or tap here to enter text.</w:t>
+          </w:r>
+        </w:sdtContent>
+      </w:sdt>
+    </w:p>
+    <w:p>
+      <w:pPr>
+        <w:keepNext/>
+        <w:spacing w:before="200" w:after="40"/>
+      </w:pPr>
+      <w:r>
+        <w:rPr>
+          <w:rFonts w:ascii="Arial" w:hAnsi="Arial" w:cs="Arial" w:eastAsia="Arial"/>
+          <w:b/>
+          <w:i w:val="0"/>
+          <w:color w:val="000000"/>
+          <w:sz w:val="20"/>
+        </w:rPr>
+        <w:t xml:space="preserve">SRI adviser / rating agency - First </w:t>
+      </w:r>
+      <w:r>
+        <w:rPr>
+          <w:rFonts w:ascii="Arial" w:hAnsi="Arial" w:cs="Arial" w:eastAsia="Arial"/>
+          <w:b/>
+          <w:i w:val="0"/>
+          <w:color w:val="1C355E"/>
+          <w:sz w:val="17"/>
+        </w:rPr>
+        <w:t>-082GEG1830880-</w:t>
+      </w:r>
+    </w:p>
+    <w:p>
+      <w:pPr>
+        <w:keepNext w:val="0"/>
+        <w:spacing w:before="40" w:after="120"/>
+        <w:shd w:val="clear" w:color="auto" w:fill="F2F2F2"/>
+      </w:pPr>
+      <w:sdt>
+        <w:sdtPr>
+          <w:alias w:val="082GEG1830880"/>
+          <w:id w:val="100405"/>
+          <w:showingPlcHdr/>
+          <w:text/>
+        </w:sdtPr>
+        <w:sdtContent>
+          <w:r>
+            <w:t>Click or tap here to enter text.</w:t>
+          </w:r>
+        </w:sdtContent>
+      </w:sdt>
+    </w:p>
+    <w:p>
+      <w:pPr>
+        <w:keepNext/>
+        <w:spacing w:before="200" w:after="40"/>
+      </w:pPr>
+      <w:r>
+        <w:rPr>
+          <w:rFonts w:ascii="Arial" w:hAnsi="Arial" w:cs="Arial" w:eastAsia="Arial"/>
+          <w:b/>
+          <w:i w:val="0"/>
+          <w:color w:val="000000"/>
+          <w:sz w:val="20"/>
+        </w:rPr>
+        <w:t xml:space="preserve">SRI adviser / rating agency - First - Mandate awarded / Service purchased </w:t>
+      </w:r>
+      <w:r>
+        <w:rPr>
+          <w:rFonts w:ascii="Arial" w:hAnsi="Arial" w:cs="Arial" w:eastAsia="Arial"/>
+          <w:b/>
+          <w:i w:val="0"/>
+          <w:color w:val="1C355E"/>
+          <w:sz w:val="17"/>
+        </w:rPr>
+        <w:t>-082GEG1830881-</w:t>
+      </w:r>
+    </w:p>
+    <w:p>
+      <w:pPr>
+        <w:keepNext w:val="0"/>
+        <w:spacing w:before="40" w:after="120"/>
+        <w:shd w:val="clear" w:color="auto" w:fill="F2F2F2"/>
+      </w:pPr>
+      <w:sdt>
+        <w:sdtPr>
+          <w:alias w:val="082GEG1830881"/>
+          <w:id w:val="100406"/>
+          <w:showingPlcHdr/>
+          <w:text/>
+        </w:sdtPr>
+        <w:sdtContent>
+          <w:r>
+            <w:t>Click or tap here to enter text.</w:t>
+          </w:r>
+        </w:sdtContent>
+      </w:sdt>
+    </w:p>
+    <w:p>
+      <w:pPr>
+        <w:keepNext/>
+        <w:spacing w:before="200" w:after="40"/>
+      </w:pPr>
+      <w:r>
+        <w:rPr>
+          <w:rFonts w:ascii="Arial" w:hAnsi="Arial" w:cs="Arial" w:eastAsia="Arial"/>
+          <w:b/>
+          <w:i w:val="0"/>
+          <w:color w:val="000000"/>
+          <w:sz w:val="20"/>
+        </w:rPr>
+        <w:t xml:space="preserve">SRI adviser / rating agency - Second </w:t>
+      </w:r>
+      <w:r>
+        <w:rPr>
+          <w:rFonts w:ascii="Arial" w:hAnsi="Arial" w:cs="Arial" w:eastAsia="Arial"/>
+          <w:b/>
+          <w:i w:val="0"/>
+          <w:color w:val="1C355E"/>
+          <w:sz w:val="17"/>
+        </w:rPr>
+        <w:t>-082GEG1830882-</w:t>
+      </w:r>
+    </w:p>
+    <w:p>
+      <w:pPr>
+        <w:keepNext w:val="0"/>
+        <w:spacing w:before="40" w:after="120"/>
+        <w:shd w:val="clear" w:color="auto" w:fill="F2F2F2"/>
+      </w:pPr>
+      <w:sdt>
+        <w:sdtPr>
+          <w:alias w:val="082GEG1830882"/>
+          <w:id w:val="100407"/>
+          <w:showingPlcHdr/>
+          <w:text/>
+        </w:sdtPr>
+        <w:sdtContent>
+          <w:r>
+            <w:t>Click or tap here to enter text.</w:t>
+          </w:r>
+        </w:sdtContent>
+      </w:sdt>
+    </w:p>
+    <w:p>
+      <w:pPr>
+        <w:keepNext/>
+        <w:spacing w:before="200" w:after="40"/>
+      </w:pPr>
+      <w:r>
+        <w:rPr>
+          <w:rFonts w:ascii="Arial" w:hAnsi="Arial" w:cs="Arial" w:eastAsia="Arial"/>
+          <w:b/>
+          <w:i w:val="0"/>
+          <w:color w:val="000000"/>
+          <w:sz w:val="20"/>
+        </w:rPr>
+        <w:t xml:space="preserve">SRI adviser / rating agency - Second - Mandate awarded / Service purchased </w:t>
+      </w:r>
+      <w:r>
+        <w:rPr>
+          <w:rFonts w:ascii="Arial" w:hAnsi="Arial" w:cs="Arial" w:eastAsia="Arial"/>
+          <w:b/>
+          <w:i w:val="0"/>
+          <w:color w:val="1C355E"/>
+          <w:sz w:val="17"/>
+        </w:rPr>
+        <w:t>-082GEG1830883-</w:t>
+      </w:r>
+    </w:p>
+    <w:p>
+      <w:pPr>
+        <w:keepNext w:val="0"/>
+        <w:spacing w:before="40" w:after="120"/>
+        <w:shd w:val="clear" w:color="auto" w:fill="F2F2F2"/>
+      </w:pPr>
+      <w:sdt>
+        <w:sdtPr>
+          <w:alias w:val="082GEG1830883"/>
+          <w:id w:val="100408"/>
+          <w:showingPlcHdr/>
+          <w:text/>
+        </w:sdtPr>
+        <w:sdtContent>
+          <w:r>
+            <w:t>Click or tap here to enter text.</w:t>
+          </w:r>
+        </w:sdtContent>
+      </w:sdt>
+    </w:p>
+    <w:p>
+      <w:pPr>
+        <w:keepNext/>
+        <w:spacing w:before="240" w:after="80"/>
+      </w:pPr>
+      <w:r>
+        <w:rPr>
+          <w:rFonts w:ascii="Arial" w:hAnsi="Arial" w:cs="Arial" w:eastAsia="Arial"/>
+          <w:b/>
+          <w:i w:val="0"/>
+          <w:color w:val="1C355E"/>
+          <w:sz w:val="21"/>
+        </w:rPr>
+        <w:t>4. Team dedicated to investments promoting environmental, social and corporate governance characteristics</w:t>
+      </w:r>
+    </w:p>
+    <w:p>
+      <w:pPr>
+        <w:keepNext/>
+        <w:spacing w:before="200" w:after="40"/>
+      </w:pPr>
+      <w:r>
+        <w:rPr>
+          <w:rFonts w:ascii="Arial" w:hAnsi="Arial" w:cs="Arial" w:eastAsia="Arial"/>
+          <w:b/>
+          <w:i w:val="0"/>
+          <w:color w:val="000000"/>
+          <w:sz w:val="20"/>
+        </w:rPr>
+        <w:t xml:space="preserve">Indicate whether there is a team dedicated to investments promoting environmental, social and corporate governance characteristics. </w:t>
+      </w:r>
+      <w:r>
+        <w:rPr>
+          <w:rFonts w:ascii="Arial" w:hAnsi="Arial" w:cs="Arial" w:eastAsia="Arial"/>
+          <w:b/>
+          <w:i w:val="0"/>
+          <w:color w:val="1C355E"/>
+          <w:sz w:val="17"/>
+        </w:rPr>
+        <w:t>-082GEG1820871-</w:t>
+      </w:r>
+    </w:p>
+    <w:p>
+      <w:pPr>
+        <w:keepNext w:val="0"/>
+        <w:spacing w:before="40" w:after="120"/>
+        <w:shd w:val="clear" w:color="auto" w:fill="F2F2F2"/>
+      </w:pPr>
+      <w:sdt>
+        <w:sdtPr>
+          <w:alias w:val="082GEG1820871"/>
           <w:id w:val="100409"/>
           <w:showingPlcHdr/>
           <w:text/>
@@ -23909,275 +24125,29 @@
           <w:color w:val="000000"/>
           <w:sz w:val="20"/>
         </w:rPr>
-        <w:t xml:space="preserve">SRI adviser / rating agency - First </w:t>
-      </w:r>
-      <w:r>
-        <w:rPr>
-          <w:rFonts w:ascii="Arial" w:hAnsi="Arial" w:cs="Arial" w:eastAsia="Arial"/>
-          <w:b/>
-          <w:i w:val="0"/>
-          <w:color w:val="1C355E"/>
-          <w:sz w:val="17"/>
-        </w:rPr>
-        <w:t>-082GEG1830880-</w:t>
-      </w:r>
-    </w:p>
-    <w:p>
-      <w:pPr>
-        <w:keepNext w:val="0"/>
-        <w:spacing w:before="40" w:after="120"/>
-        <w:shd w:val="clear" w:color="auto" w:fill="F2F2F2"/>
-      </w:pPr>
-      <w:sdt>
-        <w:sdtPr>
-          <w:alias w:val="082GEG1830880"/>
+        <w:t xml:space="preserve">State the level within the group at which the team dedicated to investments promoting environmental, social and corporate governance characteristics is positioned. </w:t>
+      </w:r>
+      <w:r>
+        <w:rPr>
+          <w:rFonts w:ascii="Arial" w:hAnsi="Arial" w:cs="Arial" w:eastAsia="Arial"/>
+          <w:b/>
+          <w:i w:val="0"/>
+          <w:color w:val="1C355E"/>
+          <w:sz w:val="17"/>
+        </w:rPr>
+        <w:t>-082GEG1820873-</w:t>
+      </w:r>
+    </w:p>
+    <w:p>
+      <w:pPr>
+        <w:keepNext w:val="0"/>
+        <w:spacing w:before="40" w:after="120"/>
+        <w:shd w:val="clear" w:color="auto" w:fill="F2F2F2"/>
+      </w:pPr>
+      <w:sdt>
+        <w:sdtPr>
+          <w:alias w:val="082GEG1820873"/>
           <w:id w:val="100410"/>
-          <w:showingPlcHdr/>
-          <w:text/>
-        </w:sdtPr>
-        <w:sdtContent>
-          <w:r>
-            <w:t>Click or tap here to enter text.</w:t>
-          </w:r>
-        </w:sdtContent>
-      </w:sdt>
-    </w:p>
-    <w:p>
-      <w:pPr>
-        <w:keepNext/>
-        <w:spacing w:before="200" w:after="40"/>
-      </w:pPr>
-      <w:r>
-        <w:rPr>
-          <w:rFonts w:ascii="Arial" w:hAnsi="Arial" w:cs="Arial" w:eastAsia="Arial"/>
-          <w:b/>
-          <w:i w:val="0"/>
-          <w:color w:val="000000"/>
-          <w:sz w:val="20"/>
-        </w:rPr>
-        <w:t xml:space="preserve">SRI adviser / rating agency - First - Mandate awarded / Service purchased </w:t>
-      </w:r>
-      <w:r>
-        <w:rPr>
-          <w:rFonts w:ascii="Arial" w:hAnsi="Arial" w:cs="Arial" w:eastAsia="Arial"/>
-          <w:b/>
-          <w:i w:val="0"/>
-          <w:color w:val="1C355E"/>
-          <w:sz w:val="17"/>
-        </w:rPr>
-        <w:t>-082GEG1830881-</w:t>
-      </w:r>
-    </w:p>
-    <w:p>
-      <w:pPr>
-        <w:keepNext w:val="0"/>
-        <w:spacing w:before="40" w:after="120"/>
-        <w:shd w:val="clear" w:color="auto" w:fill="F2F2F2"/>
-      </w:pPr>
-      <w:sdt>
-        <w:sdtPr>
-          <w:alias w:val="082GEG1830881"/>
-          <w:id w:val="100411"/>
-          <w:showingPlcHdr/>
-          <w:text/>
-        </w:sdtPr>
-        <w:sdtContent>
-          <w:r>
-            <w:t>Click or tap here to enter text.</w:t>
-          </w:r>
-        </w:sdtContent>
-      </w:sdt>
-    </w:p>
-    <w:p>
-      <w:pPr>
-        <w:keepNext/>
-        <w:spacing w:before="200" w:after="40"/>
-      </w:pPr>
-      <w:r>
-        <w:rPr>
-          <w:rFonts w:ascii="Arial" w:hAnsi="Arial" w:cs="Arial" w:eastAsia="Arial"/>
-          <w:b/>
-          <w:i w:val="0"/>
-          <w:color w:val="000000"/>
-          <w:sz w:val="20"/>
-        </w:rPr>
-        <w:t xml:space="preserve">SRI adviser / rating agency - Second </w:t>
-      </w:r>
-      <w:r>
-        <w:rPr>
-          <w:rFonts w:ascii="Arial" w:hAnsi="Arial" w:cs="Arial" w:eastAsia="Arial"/>
-          <w:b/>
-          <w:i w:val="0"/>
-          <w:color w:val="1C355E"/>
-          <w:sz w:val="17"/>
-        </w:rPr>
-        <w:t>-082GEG1830882-</w:t>
-      </w:r>
-    </w:p>
-    <w:p>
-      <w:pPr>
-        <w:keepNext w:val="0"/>
-        <w:spacing w:before="40" w:after="120"/>
-        <w:shd w:val="clear" w:color="auto" w:fill="F2F2F2"/>
-      </w:pPr>
-      <w:sdt>
-        <w:sdtPr>
-          <w:alias w:val="082GEG1830882"/>
-          <w:id w:val="100412"/>
-          <w:showingPlcHdr/>
-          <w:text/>
-        </w:sdtPr>
-        <w:sdtContent>
-          <w:r>
-            <w:t>Click or tap here to enter text.</w:t>
-          </w:r>
-        </w:sdtContent>
-      </w:sdt>
-    </w:p>
-    <w:p>
-      <w:pPr>
-        <w:keepNext/>
-        <w:spacing w:before="200" w:after="40"/>
-      </w:pPr>
-      <w:r>
-        <w:rPr>
-          <w:rFonts w:ascii="Arial" w:hAnsi="Arial" w:cs="Arial" w:eastAsia="Arial"/>
-          <w:b/>
-          <w:i w:val="0"/>
-          <w:color w:val="000000"/>
-          <w:sz w:val="20"/>
-        </w:rPr>
-        <w:t xml:space="preserve">SRI adviser / rating agency - Second - Mandate awarded / Service purchased </w:t>
-      </w:r>
-      <w:r>
-        <w:rPr>
-          <w:rFonts w:ascii="Arial" w:hAnsi="Arial" w:cs="Arial" w:eastAsia="Arial"/>
-          <w:b/>
-          <w:i w:val="0"/>
-          <w:color w:val="1C355E"/>
-          <w:sz w:val="17"/>
-        </w:rPr>
-        <w:t>-082GEG1830883-</w:t>
-      </w:r>
-    </w:p>
-    <w:p>
-      <w:pPr>
-        <w:keepNext w:val="0"/>
-        <w:spacing w:before="40" w:after="120"/>
-        <w:shd w:val="clear" w:color="auto" w:fill="F2F2F2"/>
-      </w:pPr>
-      <w:sdt>
-        <w:sdtPr>
-          <w:alias w:val="082GEG1830883"/>
-          <w:id w:val="100413"/>
-          <w:showingPlcHdr/>
-          <w:text/>
-        </w:sdtPr>
-        <w:sdtContent>
-          <w:r>
-            <w:t>Click or tap here to enter text.</w:t>
-          </w:r>
-        </w:sdtContent>
-      </w:sdt>
-    </w:p>
-    <w:p>
-      <w:pPr>
-        <w:keepNext/>
-        <w:spacing w:before="240" w:after="80"/>
-      </w:pPr>
-      <w:r>
-        <w:rPr>
-          <w:rFonts w:ascii="Arial" w:hAnsi="Arial" w:cs="Arial" w:eastAsia="Arial"/>
-          <w:b/>
-          <w:i w:val="0"/>
-          <w:color w:val="1C355E"/>
-          <w:sz w:val="21"/>
-        </w:rPr>
-        <w:t>4. Team dedicated to investments promoting environmental, social and corporate governance characteristics</w:t>
-      </w:r>
-    </w:p>
-    <w:p>
-      <w:pPr>
-        <w:keepNext/>
-        <w:spacing w:before="200" w:after="40"/>
-      </w:pPr>
-      <w:r>
-        <w:rPr>
-          <w:rFonts w:ascii="Arial" w:hAnsi="Arial" w:cs="Arial" w:eastAsia="Arial"/>
-          <w:b/>
-          <w:i w:val="0"/>
-          <w:color w:val="000000"/>
-          <w:sz w:val="20"/>
-        </w:rPr>
-        <w:t xml:space="preserve">Indicate whether there is a team dedicated to investments promoting environmental, social and corporate governance characteristics. </w:t>
-      </w:r>
-      <w:r>
-        <w:rPr>
-          <w:rFonts w:ascii="Arial" w:hAnsi="Arial" w:cs="Arial" w:eastAsia="Arial"/>
-          <w:b/>
-          <w:i w:val="0"/>
-          <w:color w:val="1C355E"/>
-          <w:sz w:val="17"/>
-        </w:rPr>
-        <w:t>-082GEG1820871-</w:t>
-      </w:r>
-    </w:p>
-    <w:p>
-      <w:pPr>
-        <w:keepNext w:val="0"/>
-        <w:spacing w:before="40" w:after="120"/>
-        <w:shd w:val="clear" w:color="auto" w:fill="F2F2F2"/>
-      </w:pPr>
-      <w:sdt>
-        <w:sdtPr>
-          <w:alias w:val="082GEG1820871"/>
-          <w:id w:val="100414"/>
-          <w:showingPlcHdr/>
-          <w:text/>
-        </w:sdtPr>
-        <w:sdtContent>
-          <w:r>
-            <w:t>Click or tap here to enter text.</w:t>
-          </w:r>
-        </w:sdtContent>
-      </w:sdt>
-    </w:p>
-    <w:p>
-      <w:pPr>
-        <w:keepNext/>
-        <w:spacing w:before="200" w:after="40"/>
-      </w:pPr>
-      <w:r>
-        <w:rPr>
-          <w:rFonts w:ascii="Arial" w:hAnsi="Arial" w:cs="Arial" w:eastAsia="Arial"/>
-          <w:b/>
-          <w:i w:val="0"/>
-          <w:color w:val="000000"/>
-          <w:sz w:val="20"/>
-        </w:rPr>
-        <w:t xml:space="preserve">State the level within the group at which the team dedicated to investments promoting environmental, social and corporate governance characteristics is positioned. </w:t>
-      </w:r>
-      <w:r>
-        <w:rPr>
-          <w:rFonts w:ascii="Arial" w:hAnsi="Arial" w:cs="Arial" w:eastAsia="Arial"/>
-          <w:b/>
-          <w:i w:val="0"/>
-          <w:color w:val="1C355E"/>
-          <w:sz w:val="17"/>
-        </w:rPr>
-        <w:t>-082GEG1820873-</w:t>
-      </w:r>
-    </w:p>
-    <w:p>
-      <w:pPr>
-        <w:keepNext w:val="0"/>
-        <w:spacing w:before="40" w:after="120"/>
-        <w:shd w:val="clear" w:color="auto" w:fill="F2F2F2"/>
-      </w:pPr>
-      <w:sdt>
-        <w:sdtPr>
-          <w:alias w:val="082GEG1820873"/>
-          <w:id w:val="100415"/>
           <w:showingPlcHdr/>
           <w:dropDownList>
             <w:listItem w:displayText="Choose an item." w:value=""/>
@@ -24227,7 +24197,7 @@
       <w:sdt>
         <w:sdtPr>
           <w:alias w:val="082GEG1820877"/>
-          <w:id w:val="100416"/>
+          <w:id w:val="100411"/>
           <w:showingPlcHdr/>
           <w:text/>
         </w:sdtPr>
@@ -24273,7 +24243,7 @@
       <w:sdt>
         <w:sdtPr>
           <w:alias w:val="082GEG1824180"/>
-          <w:id w:val="100417"/>
+          <w:id w:val="100412"/>
           <w:showingPlcHdr/>
           <w:text/>
         </w:sdtPr>
@@ -24335,7 +24305,7 @@
       <w:sdt>
         <w:sdtPr>
           <w:alias w:val="082GEG1850949"/>
-          <w:id w:val="100418"/>
+          <w:id w:val="100413"/>
           <w:showingPlcHdr/>
           <w:dropDownList>
             <w:listItem w:displayText="Choose an item." w:value=""/>
@@ -24385,7 +24355,7 @@
       <w:sdt>
         <w:sdtPr>
           <w:alias w:val="082GEG1850956"/>
-          <w:id w:val="100419"/>
+          <w:id w:val="100414"/>
           <w:showingPlcHdr/>
           <w:text/>
         </w:sdtPr>
@@ -24431,7 +24401,7 @@
       <w:sdt>
         <w:sdtPr>
           <w:alias w:val="082GEG1850960"/>
-          <w:id w:val="100420"/>
+          <w:id w:val="100415"/>
           <w:showingPlcHdr/>
           <w:text/>
         </w:sdtPr>
@@ -24493,7 +24463,7 @@
       <w:sdt>
         <w:sdtPr>
           <w:alias w:val="082GEG1850961"/>
-          <w:id w:val="100421"/>
+          <w:id w:val="100416"/>
           <w:showingPlcHdr/>
           <w:text/>
         </w:sdtPr>
@@ -24539,7 +24509,7 @@
       <w:sdt>
         <w:sdtPr>
           <w:alias w:val="082GEG1850962"/>
-          <w:id w:val="100422"/>
+          <w:id w:val="100417"/>
           <w:showingPlcHdr/>
           <w:text/>
         </w:sdtPr>
@@ -24601,7 +24571,7 @@
       <w:sdt>
         <w:sdtPr>
           <w:alias w:val="082GEG1850963"/>
-          <w:id w:val="100423"/>
+          <w:id w:val="100418"/>
           <w:showingPlcHdr/>
           <w:text/>
         </w:sdtPr>
@@ -24647,7 +24617,7 @@
       <w:sdt>
         <w:sdtPr>
           <w:alias w:val="082GEG1850964"/>
-          <w:id w:val="100424"/>
+          <w:id w:val="100419"/>
           <w:showingPlcHdr/>
           <w:text/>
         </w:sdtPr>
@@ -24709,7 +24679,7 @@
       <w:sdt>
         <w:sdtPr>
           <w:alias w:val="082GEG1853665"/>
-          <w:id w:val="100425"/>
+          <w:id w:val="100420"/>
           <w:showingPlcHdr/>
           <w:text/>
         </w:sdtPr>
@@ -24755,7 +24725,7 @@
       <w:sdt>
         <w:sdtPr>
           <w:alias w:val="082GEG1850965"/>
-          <w:id w:val="100426"/>
+          <w:id w:val="100421"/>
           <w:showingPlcHdr/>
           <w:text/>
         </w:sdtPr>
@@ -24817,7 +24787,7 @@
       <w:sdt>
         <w:sdtPr>
           <w:alias w:val="082GEG1853667"/>
-          <w:id w:val="100427"/>
+          <w:id w:val="100422"/>
           <w:showingPlcHdr/>
           <w:text/>
         </w:sdtPr>
@@ -24879,7 +24849,7 @@
       <w:sdt>
         <w:sdtPr>
           <w:alias w:val="082GEG1840887"/>
-          <w:id w:val="100428"/>
+          <w:id w:val="100423"/>
           <w:showingPlcHdr/>
           <w:dropDownList>
             <w:listItem w:displayText="Choose an item." w:value=""/>
@@ -24929,144 +24899,394 @@
       <w:sdt>
         <w:sdtPr>
           <w:alias w:val="082GEG1840896"/>
+          <w:id w:val="100424"/>
+          <w:showingPlcHdr/>
+          <w:text/>
+        </w:sdtPr>
+        <w:sdtContent>
+          <w:r>
+            <w:t>Click or tap here to enter text.</w:t>
+          </w:r>
+        </w:sdtContent>
+      </w:sdt>
+    </w:p>
+    <w:p>
+      <w:pPr>
+        <w:keepNext/>
+        <w:spacing w:before="200" w:after="40"/>
+      </w:pPr>
+      <w:r>
+        <w:rPr>
+          <w:rFonts w:ascii="Arial" w:hAnsi="Arial" w:cs="Arial" w:eastAsia="Arial"/>
+          <w:b/>
+          <w:i w:val="0"/>
+          <w:color w:val="000000"/>
+          <w:sz w:val="20"/>
+        </w:rPr>
+        <w:t xml:space="preserve">Sustainability or SRI committee - Members internal to the company or group </w:t>
+      </w:r>
+      <w:r>
+        <w:rPr>
+          <w:rFonts w:ascii="Arial" w:hAnsi="Arial" w:cs="Arial" w:eastAsia="Arial"/>
+          <w:b/>
+          <w:i w:val="0"/>
+          <w:color w:val="1C355E"/>
+          <w:sz w:val="17"/>
+        </w:rPr>
+        <w:t>-082GEG1840898-</w:t>
+      </w:r>
+    </w:p>
+    <w:p>
+      <w:pPr>
+        <w:keepNext w:val="0"/>
+        <w:spacing w:before="40" w:after="120"/>
+        <w:shd w:val="clear" w:color="auto" w:fill="F2F2F2"/>
+      </w:pPr>
+      <w:sdt>
+        <w:sdtPr>
+          <w:alias w:val="082GEG1840898"/>
+          <w:id w:val="100425"/>
+          <w:showingPlcHdr/>
+          <w:text/>
+        </w:sdtPr>
+        <w:sdtContent>
+          <w:r>
+            <w:t>Click or tap here to enter text.</w:t>
+          </w:r>
+        </w:sdtContent>
+      </w:sdt>
+    </w:p>
+    <w:p>
+      <w:pPr>
+        <w:keepNext/>
+        <w:spacing w:before="200" w:after="40"/>
+      </w:pPr>
+      <w:r>
+        <w:rPr>
+          <w:rFonts w:ascii="Arial" w:hAnsi="Arial" w:cs="Arial" w:eastAsia="Arial"/>
+          <w:b/>
+          <w:i w:val="0"/>
+          <w:color w:val="000000"/>
+          <w:sz w:val="20"/>
+        </w:rPr>
+        <w:t xml:space="preserve">Sustainability or SRI committee - Members external to the company or group </w:t>
+      </w:r>
+      <w:r>
+        <w:rPr>
+          <w:rFonts w:ascii="Arial" w:hAnsi="Arial" w:cs="Arial" w:eastAsia="Arial"/>
+          <w:b/>
+          <w:i w:val="0"/>
+          <w:color w:val="1C355E"/>
+          <w:sz w:val="17"/>
+        </w:rPr>
+        <w:t>-082GEG1840899-</w:t>
+      </w:r>
+    </w:p>
+    <w:p>
+      <w:pPr>
+        <w:keepNext w:val="0"/>
+        <w:spacing w:before="40" w:after="120"/>
+        <w:shd w:val="clear" w:color="auto" w:fill="F2F2F2"/>
+      </w:pPr>
+      <w:sdt>
+        <w:sdtPr>
+          <w:alias w:val="082GEG1840899"/>
+          <w:id w:val="100426"/>
+          <w:showingPlcHdr/>
+          <w:text/>
+        </w:sdtPr>
+        <w:sdtContent>
+          <w:r>
+            <w:t>Click or tap here to enter text.</w:t>
+          </w:r>
+        </w:sdtContent>
+      </w:sdt>
+    </w:p>
+    <w:p>
+      <w:pPr>
+        <w:keepNext/>
+        <w:spacing w:before="200" w:after="40"/>
+      </w:pPr>
+      <w:r>
+        <w:rPr>
+          <w:rFonts w:ascii="Arial" w:hAnsi="Arial" w:cs="Arial" w:eastAsia="Arial"/>
+          <w:b/>
+          <w:i w:val="0"/>
+          <w:color w:val="000000"/>
+          <w:sz w:val="20"/>
+        </w:rPr>
+        <w:t xml:space="preserve">State the responsibilities of the sustainability or SRI committee. </w:t>
+      </w:r>
+      <w:r>
+        <w:rPr>
+          <w:rFonts w:ascii="Arial" w:hAnsi="Arial" w:cs="Arial" w:eastAsia="Arial"/>
+          <w:b/>
+          <w:i w:val="0"/>
+          <w:color w:val="1C355E"/>
+          <w:sz w:val="17"/>
+        </w:rPr>
+        <w:t>-082GEG1840903-</w:t>
+      </w:r>
+    </w:p>
+    <w:p>
+      <w:pPr>
+        <w:keepNext w:val="0"/>
+        <w:spacing w:before="40" w:after="120"/>
+        <w:shd w:val="clear" w:color="auto" w:fill="F2F2F2"/>
+      </w:pPr>
+      <w:sdt>
+        <w:sdtPr>
+          <w:alias w:val="082GEG1840903"/>
+          <w:id w:val="100427"/>
+          <w:showingPlcHdr/>
+          <w:text/>
+        </w:sdtPr>
+        <w:sdtContent>
+          <w:r>
+            <w:t>Click or tap here to enter text.</w:t>
+          </w:r>
+        </w:sdtContent>
+      </w:sdt>
+    </w:p>
+    <w:p>
+      <w:pPr>
+        <w:keepNext/>
+        <w:spacing w:before="200" w:after="40"/>
+      </w:pPr>
+      <w:r>
+        <w:rPr>
+          <w:rFonts w:ascii="Arial" w:hAnsi="Arial" w:cs="Arial" w:eastAsia="Arial"/>
+          <w:b/>
+          <w:i w:val="0"/>
+          <w:color w:val="000000"/>
+          <w:sz w:val="20"/>
+        </w:rPr>
+        <w:t xml:space="preserve">Does the sustainability or SRI committee define general exclusion criteria or a blacklist? </w:t>
+      </w:r>
+      <w:r>
+        <w:rPr>
+          <w:rFonts w:ascii="Arial" w:hAnsi="Arial" w:cs="Arial" w:eastAsia="Arial"/>
+          <w:b/>
+          <w:i w:val="0"/>
+          <w:color w:val="1C355E"/>
+          <w:sz w:val="17"/>
+        </w:rPr>
+        <w:t>-082GEG1840904-</w:t>
+      </w:r>
+    </w:p>
+    <w:p>
+      <w:pPr>
+        <w:keepNext w:val="0"/>
+        <w:spacing w:before="40" w:after="120"/>
+        <w:shd w:val="clear" w:color="auto" w:fill="F2F2F2"/>
+      </w:pPr>
+      <w:sdt>
+        <w:sdtPr>
+          <w:alias w:val="082GEG1840904"/>
+          <w:id w:val="100428"/>
+          <w:showingPlcHdr/>
+          <w:dropDownList>
+            <w:listItem w:displayText="Choose an item." w:value=""/>
+            <w:listItem w:displayText="In Italy" w:value="In Italy"/>
+            <w:listItem w:displayText="In an EU country" w:value="In an EU country"/>
+            <w:listItem w:displayText="Outside the EU" w:value="Outside the EU"/>
+          </w:dropDownList>
+        </w:sdtPr>
+        <w:sdtContent>
+          <w:r>
+            <w:t>Choose an item.</w:t>
+          </w:r>
+        </w:sdtContent>
+      </w:sdt>
+    </w:p>
+    <w:p>
+      <w:pPr>
+        <w:keepNext/>
+        <w:spacing w:before="200" w:after="40"/>
+      </w:pPr>
+      <w:r>
+        <w:rPr>
+          <w:rFonts w:ascii="Arial" w:hAnsi="Arial" w:cs="Arial" w:eastAsia="Arial"/>
+          <w:b/>
+          <w:i w:val="0"/>
+          <w:color w:val="000000"/>
+          <w:sz w:val="20"/>
+        </w:rPr>
+        <w:t xml:space="preserve">Does the sustainability or SRI committee define general inclusion criteria? </w:t>
+      </w:r>
+      <w:r>
+        <w:rPr>
+          <w:rFonts w:ascii="Arial" w:hAnsi="Arial" w:cs="Arial" w:eastAsia="Arial"/>
+          <w:b/>
+          <w:i w:val="0"/>
+          <w:color w:val="1C355E"/>
+          <w:sz w:val="17"/>
+        </w:rPr>
+        <w:t>-082GEG1840907-</w:t>
+      </w:r>
+    </w:p>
+    <w:p>
+      <w:pPr>
+        <w:keepNext w:val="0"/>
+        <w:spacing w:before="40" w:after="120"/>
+        <w:shd w:val="clear" w:color="auto" w:fill="F2F2F2"/>
+      </w:pPr>
+      <w:sdt>
+        <w:sdtPr>
+          <w:alias w:val="082GEG1840907"/>
           <w:id w:val="100429"/>
           <w:showingPlcHdr/>
-          <w:text/>
-        </w:sdtPr>
-        <w:sdtContent>
-          <w:r>
-            <w:t>Click or tap here to enter text.</w:t>
-          </w:r>
-        </w:sdtContent>
-      </w:sdt>
-    </w:p>
-    <w:p>
-      <w:pPr>
-        <w:keepNext/>
-        <w:spacing w:before="200" w:after="40"/>
-      </w:pPr>
-      <w:r>
-        <w:rPr>
-          <w:rFonts w:ascii="Arial" w:hAnsi="Arial" w:cs="Arial" w:eastAsia="Arial"/>
-          <w:b/>
-          <w:i w:val="0"/>
-          <w:color w:val="000000"/>
-          <w:sz w:val="20"/>
-        </w:rPr>
-        <w:t xml:space="preserve">Sustainability or SRI committee - Members internal to the company or group </w:t>
-      </w:r>
-      <w:r>
-        <w:rPr>
-          <w:rFonts w:ascii="Arial" w:hAnsi="Arial" w:cs="Arial" w:eastAsia="Arial"/>
-          <w:b/>
-          <w:i w:val="0"/>
-          <w:color w:val="1C355E"/>
-          <w:sz w:val="17"/>
-        </w:rPr>
-        <w:t>-082GEG1840898-</w:t>
-      </w:r>
-    </w:p>
-    <w:p>
-      <w:pPr>
-        <w:keepNext w:val="0"/>
-        <w:spacing w:before="40" w:after="120"/>
-        <w:shd w:val="clear" w:color="auto" w:fill="F2F2F2"/>
-      </w:pPr>
-      <w:sdt>
-        <w:sdtPr>
-          <w:alias w:val="082GEG1840898"/>
+          <w:dropDownList>
+            <w:listItem w:displayText="Choose an item." w:value=""/>
+            <w:listItem w:displayText="In Italy" w:value="In Italy"/>
+            <w:listItem w:displayText="In an EU country" w:value="In an EU country"/>
+            <w:listItem w:displayText="Outside the EU" w:value="Outside the EU"/>
+          </w:dropDownList>
+        </w:sdtPr>
+        <w:sdtContent>
+          <w:r>
+            <w:t>Choose an item.</w:t>
+          </w:r>
+        </w:sdtContent>
+      </w:sdt>
+    </w:p>
+    <w:p>
+      <w:pPr>
+        <w:keepNext/>
+        <w:spacing w:before="200" w:after="40"/>
+      </w:pPr>
+      <w:r>
+        <w:rPr>
+          <w:rFonts w:ascii="Arial" w:hAnsi="Arial" w:cs="Arial" w:eastAsia="Arial"/>
+          <w:b/>
+          <w:i w:val="0"/>
+          <w:color w:val="000000"/>
+          <w:sz w:val="20"/>
+        </w:rPr>
+        <w:t xml:space="preserve">Does the sustainability or SRI committee make decisions on individual companies or sectors? </w:t>
+      </w:r>
+      <w:r>
+        <w:rPr>
+          <w:rFonts w:ascii="Arial" w:hAnsi="Arial" w:cs="Arial" w:eastAsia="Arial"/>
+          <w:b/>
+          <w:i w:val="0"/>
+          <w:color w:val="1C355E"/>
+          <w:sz w:val="17"/>
+        </w:rPr>
+        <w:t>-082GEG1840912-</w:t>
+      </w:r>
+    </w:p>
+    <w:p>
+      <w:pPr>
+        <w:keepNext w:val="0"/>
+        <w:spacing w:before="40" w:after="120"/>
+        <w:shd w:val="clear" w:color="auto" w:fill="F2F2F2"/>
+      </w:pPr>
+      <w:sdt>
+        <w:sdtPr>
+          <w:alias w:val="082GEG1840912"/>
           <w:id w:val="100430"/>
           <w:showingPlcHdr/>
-          <w:text/>
-        </w:sdtPr>
-        <w:sdtContent>
-          <w:r>
-            <w:t>Click or tap here to enter text.</w:t>
-          </w:r>
-        </w:sdtContent>
-      </w:sdt>
-    </w:p>
-    <w:p>
-      <w:pPr>
-        <w:keepNext/>
-        <w:spacing w:before="200" w:after="40"/>
-      </w:pPr>
-      <w:r>
-        <w:rPr>
-          <w:rFonts w:ascii="Arial" w:hAnsi="Arial" w:cs="Arial" w:eastAsia="Arial"/>
-          <w:b/>
-          <w:i w:val="0"/>
-          <w:color w:val="000000"/>
-          <w:sz w:val="20"/>
-        </w:rPr>
-        <w:t xml:space="preserve">Sustainability or SRI committee - Members external to the company or group </w:t>
-      </w:r>
-      <w:r>
-        <w:rPr>
-          <w:rFonts w:ascii="Arial" w:hAnsi="Arial" w:cs="Arial" w:eastAsia="Arial"/>
-          <w:b/>
-          <w:i w:val="0"/>
-          <w:color w:val="1C355E"/>
-          <w:sz w:val="17"/>
-        </w:rPr>
-        <w:t>-082GEG1840899-</w:t>
-      </w:r>
-    </w:p>
-    <w:p>
-      <w:pPr>
-        <w:keepNext w:val="0"/>
-        <w:spacing w:before="40" w:after="120"/>
-        <w:shd w:val="clear" w:color="auto" w:fill="F2F2F2"/>
-      </w:pPr>
-      <w:sdt>
-        <w:sdtPr>
-          <w:alias w:val="082GEG1840899"/>
+          <w:dropDownList>
+            <w:listItem w:displayText="Choose an item." w:value=""/>
+            <w:listItem w:displayText="In Italy" w:value="In Italy"/>
+            <w:listItem w:displayText="In an EU country" w:value="In an EU country"/>
+            <w:listItem w:displayText="Outside the EU" w:value="Outside the EU"/>
+          </w:dropDownList>
+        </w:sdtPr>
+        <w:sdtContent>
+          <w:r>
+            <w:t>Choose an item.</w:t>
+          </w:r>
+        </w:sdtContent>
+      </w:sdt>
+    </w:p>
+    <w:p>
+      <w:pPr>
+        <w:keepNext/>
+        <w:spacing w:before="200" w:after="40"/>
+      </w:pPr>
+      <w:r>
+        <w:rPr>
+          <w:rFonts w:ascii="Arial" w:hAnsi="Arial" w:cs="Arial" w:eastAsia="Arial"/>
+          <w:b/>
+          <w:i w:val="0"/>
+          <w:color w:val="000000"/>
+          <w:sz w:val="20"/>
+        </w:rPr>
+        <w:t xml:space="preserve">Does the sustainability or SRI committee monitor the investment universe? </w:t>
+      </w:r>
+      <w:r>
+        <w:rPr>
+          <w:rFonts w:ascii="Arial" w:hAnsi="Arial" w:cs="Arial" w:eastAsia="Arial"/>
+          <w:b/>
+          <w:i w:val="0"/>
+          <w:color w:val="1C355E"/>
+          <w:sz w:val="17"/>
+        </w:rPr>
+        <w:t>-082GEG1840916-</w:t>
+      </w:r>
+    </w:p>
+    <w:p>
+      <w:pPr>
+        <w:keepNext w:val="0"/>
+        <w:spacing w:before="40" w:after="120"/>
+        <w:shd w:val="clear" w:color="auto" w:fill="F2F2F2"/>
+      </w:pPr>
+      <w:sdt>
+        <w:sdtPr>
+          <w:alias w:val="082GEG1840916"/>
           <w:id w:val="100431"/>
           <w:showingPlcHdr/>
-          <w:text/>
-        </w:sdtPr>
-        <w:sdtContent>
-          <w:r>
-            <w:t>Click or tap here to enter text.</w:t>
-          </w:r>
-        </w:sdtContent>
-      </w:sdt>
-    </w:p>
-    <w:p>
-      <w:pPr>
-        <w:keepNext/>
-        <w:spacing w:before="200" w:after="40"/>
-      </w:pPr>
-      <w:r>
-        <w:rPr>
-          <w:rFonts w:ascii="Arial" w:hAnsi="Arial" w:cs="Arial" w:eastAsia="Arial"/>
-          <w:b/>
-          <w:i w:val="0"/>
-          <w:color w:val="000000"/>
-          <w:sz w:val="20"/>
-        </w:rPr>
-        <w:t xml:space="preserve">State the responsibilities of the sustainability or SRI committee. </w:t>
-      </w:r>
-      <w:r>
-        <w:rPr>
-          <w:rFonts w:ascii="Arial" w:hAnsi="Arial" w:cs="Arial" w:eastAsia="Arial"/>
-          <w:b/>
-          <w:i w:val="0"/>
-          <w:color w:val="1C355E"/>
-          <w:sz w:val="17"/>
-        </w:rPr>
-        <w:t>-082GEG1840903-</w:t>
-      </w:r>
-    </w:p>
-    <w:p>
-      <w:pPr>
-        <w:keepNext w:val="0"/>
-        <w:spacing w:before="40" w:after="120"/>
-        <w:shd w:val="clear" w:color="auto" w:fill="F2F2F2"/>
-      </w:pPr>
-      <w:sdt>
-        <w:sdtPr>
-          <w:alias w:val="082GEG1840903"/>
+          <w:dropDownList>
+            <w:listItem w:displayText="Choose an item." w:value=""/>
+            <w:listItem w:displayText="In Italy" w:value="In Italy"/>
+            <w:listItem w:displayText="In an EU country" w:value="In an EU country"/>
+            <w:listItem w:displayText="Outside the EU" w:value="Outside the EU"/>
+          </w:dropDownList>
+        </w:sdtPr>
+        <w:sdtContent>
+          <w:r>
+            <w:t>Choose an item.</w:t>
+          </w:r>
+        </w:sdtContent>
+      </w:sdt>
+    </w:p>
+    <w:p>
+      <w:pPr>
+        <w:keepNext/>
+        <w:spacing w:before="200" w:after="40"/>
+      </w:pPr>
+      <w:r>
+        <w:rPr>
+          <w:rFonts w:ascii="Arial" w:hAnsi="Arial" w:cs="Arial" w:eastAsia="Arial"/>
+          <w:b/>
+          <w:i w:val="0"/>
+          <w:color w:val="000000"/>
+          <w:sz w:val="20"/>
+        </w:rPr>
+        <w:t xml:space="preserve">Other responsibilities of the sustainability or SRI committee. Specify. </w:t>
+      </w:r>
+      <w:r>
+        <w:rPr>
+          <w:rFonts w:ascii="Arial" w:hAnsi="Arial" w:cs="Arial" w:eastAsia="Arial"/>
+          <w:b/>
+          <w:i w:val="0"/>
+          <w:color w:val="1C355E"/>
+          <w:sz w:val="17"/>
+        </w:rPr>
+        <w:t>-082GEG1840919-</w:t>
+      </w:r>
+    </w:p>
+    <w:p>
+      <w:pPr>
+        <w:keepNext w:val="0"/>
+        <w:spacing w:before="40" w:after="120"/>
+        <w:shd w:val="clear" w:color="auto" w:fill="F2F2F2"/>
+      </w:pPr>
+      <w:sdt>
+        <w:sdtPr>
+          <w:alias w:val="082GEG1840919"/>
           <w:id w:val="100432"/>
           <w:showingPlcHdr/>
           <w:text/>
@@ -25091,259 +25311,29 @@
           <w:color w:val="000000"/>
           <w:sz w:val="20"/>
         </w:rPr>
-        <w:t xml:space="preserve">Does the sustainability or SRI committee define general exclusion criteria or a blacklist? </w:t>
-      </w:r>
-      <w:r>
-        <w:rPr>
-          <w:rFonts w:ascii="Arial" w:hAnsi="Arial" w:cs="Arial" w:eastAsia="Arial"/>
-          <w:b/>
-          <w:i w:val="0"/>
-          <w:color w:val="1C355E"/>
-          <w:sz w:val="17"/>
-        </w:rPr>
-        <w:t>-082GEG1840904-</w:t>
-      </w:r>
-    </w:p>
-    <w:p>
-      <w:pPr>
-        <w:keepNext w:val="0"/>
-        <w:spacing w:before="40" w:after="120"/>
-        <w:shd w:val="clear" w:color="auto" w:fill="F2F2F2"/>
-      </w:pPr>
-      <w:sdt>
-        <w:sdtPr>
-          <w:alias w:val="082GEG1840904"/>
+        <w:t xml:space="preserve">Binding nature of the decisions of the sustainability or SRI committee </w:t>
+      </w:r>
+      <w:r>
+        <w:rPr>
+          <w:rFonts w:ascii="Arial" w:hAnsi="Arial" w:cs="Arial" w:eastAsia="Arial"/>
+          <w:b/>
+          <w:i w:val="0"/>
+          <w:color w:val="1C355E"/>
+          <w:sz w:val="17"/>
+        </w:rPr>
+        <w:t>-082GEG1840921-</w:t>
+      </w:r>
+    </w:p>
+    <w:p>
+      <w:pPr>
+        <w:keepNext w:val="0"/>
+        <w:spacing w:before="40" w:after="120"/>
+        <w:shd w:val="clear" w:color="auto" w:fill="F2F2F2"/>
+      </w:pPr>
+      <w:sdt>
+        <w:sdtPr>
+          <w:alias w:val="082GEG1840921"/>
           <w:id w:val="100433"/>
-          <w:showingPlcHdr/>
-          <w:text/>
-        </w:sdtPr>
-        <w:sdtContent>
-          <w:r>
-            <w:t>Click or tap here to enter text.</w:t>
-          </w:r>
-        </w:sdtContent>
-      </w:sdt>
-    </w:p>
-    <w:p>
-      <w:pPr>
-        <w:keepNext/>
-        <w:spacing w:before="200" w:after="40"/>
-      </w:pPr>
-      <w:r>
-        <w:rPr>
-          <w:rFonts w:ascii="Arial" w:hAnsi="Arial" w:cs="Arial" w:eastAsia="Arial"/>
-          <w:b/>
-          <w:i w:val="0"/>
-          <w:color w:val="000000"/>
-          <w:sz w:val="20"/>
-        </w:rPr>
-        <w:t xml:space="preserve">Does the sustainability or SRI committee define general inclusion criteria? </w:t>
-      </w:r>
-      <w:r>
-        <w:rPr>
-          <w:rFonts w:ascii="Arial" w:hAnsi="Arial" w:cs="Arial" w:eastAsia="Arial"/>
-          <w:b/>
-          <w:i w:val="0"/>
-          <w:color w:val="1C355E"/>
-          <w:sz w:val="17"/>
-        </w:rPr>
-        <w:t>-082GEG1840907-</w:t>
-      </w:r>
-    </w:p>
-    <w:p>
-      <w:pPr>
-        <w:keepNext w:val="0"/>
-        <w:spacing w:before="40" w:after="120"/>
-        <w:shd w:val="clear" w:color="auto" w:fill="F2F2F2"/>
-      </w:pPr>
-      <w:sdt>
-        <w:sdtPr>
-          <w:alias w:val="082GEG1840907"/>
-          <w:id w:val="100434"/>
-          <w:showingPlcHdr/>
-          <w:text/>
-        </w:sdtPr>
-        <w:sdtContent>
-          <w:r>
-            <w:t>Click or tap here to enter text.</w:t>
-          </w:r>
-        </w:sdtContent>
-      </w:sdt>
-    </w:p>
-    <w:p>
-      <w:pPr>
-        <w:keepNext/>
-        <w:spacing w:before="200" w:after="40"/>
-      </w:pPr>
-      <w:r>
-        <w:rPr>
-          <w:rFonts w:ascii="Arial" w:hAnsi="Arial" w:cs="Arial" w:eastAsia="Arial"/>
-          <w:b/>
-          <w:i w:val="0"/>
-          <w:color w:val="000000"/>
-          <w:sz w:val="20"/>
-        </w:rPr>
-        <w:t xml:space="preserve">Does the sustainability or SRI committee make decisions on individual companies or sectors? </w:t>
-      </w:r>
-      <w:r>
-        <w:rPr>
-          <w:rFonts w:ascii="Arial" w:hAnsi="Arial" w:cs="Arial" w:eastAsia="Arial"/>
-          <w:b/>
-          <w:i w:val="0"/>
-          <w:color w:val="1C355E"/>
-          <w:sz w:val="17"/>
-        </w:rPr>
-        <w:t>-082GEG1840912-</w:t>
-      </w:r>
-    </w:p>
-    <w:p>
-      <w:pPr>
-        <w:keepNext w:val="0"/>
-        <w:spacing w:before="40" w:after="120"/>
-        <w:shd w:val="clear" w:color="auto" w:fill="F2F2F2"/>
-      </w:pPr>
-      <w:sdt>
-        <w:sdtPr>
-          <w:alias w:val="082GEG1840912"/>
-          <w:id w:val="100435"/>
-          <w:showingPlcHdr/>
-          <w:text/>
-        </w:sdtPr>
-        <w:sdtContent>
-          <w:r>
-            <w:t>Click or tap here to enter text.</w:t>
-          </w:r>
-        </w:sdtContent>
-      </w:sdt>
-    </w:p>
-    <w:p>
-      <w:pPr>
-        <w:keepNext/>
-        <w:spacing w:before="200" w:after="40"/>
-      </w:pPr>
-      <w:r>
-        <w:rPr>
-          <w:rFonts w:ascii="Arial" w:hAnsi="Arial" w:cs="Arial" w:eastAsia="Arial"/>
-          <w:b/>
-          <w:i w:val="0"/>
-          <w:color w:val="000000"/>
-          <w:sz w:val="20"/>
-        </w:rPr>
-        <w:t xml:space="preserve">Does the sustainability or SRI committee monitor the investment universe? </w:t>
-      </w:r>
-      <w:r>
-        <w:rPr>
-          <w:rFonts w:ascii="Arial" w:hAnsi="Arial" w:cs="Arial" w:eastAsia="Arial"/>
-          <w:b/>
-          <w:i w:val="0"/>
-          <w:color w:val="1C355E"/>
-          <w:sz w:val="17"/>
-        </w:rPr>
-        <w:t>-082GEG1840916-</w:t>
-      </w:r>
-    </w:p>
-    <w:p>
-      <w:pPr>
-        <w:keepNext w:val="0"/>
-        <w:spacing w:before="40" w:after="120"/>
-        <w:shd w:val="clear" w:color="auto" w:fill="F2F2F2"/>
-      </w:pPr>
-      <w:sdt>
-        <w:sdtPr>
-          <w:alias w:val="082GEG1840916"/>
-          <w:id w:val="100436"/>
-          <w:showingPlcHdr/>
-          <w:text/>
-        </w:sdtPr>
-        <w:sdtContent>
-          <w:r>
-            <w:t>Click or tap here to enter text.</w:t>
-          </w:r>
-        </w:sdtContent>
-      </w:sdt>
-    </w:p>
-    <w:p>
-      <w:pPr>
-        <w:keepNext/>
-        <w:spacing w:before="200" w:after="40"/>
-      </w:pPr>
-      <w:r>
-        <w:rPr>
-          <w:rFonts w:ascii="Arial" w:hAnsi="Arial" w:cs="Arial" w:eastAsia="Arial"/>
-          <w:b/>
-          <w:i w:val="0"/>
-          <w:color w:val="000000"/>
-          <w:sz w:val="20"/>
-        </w:rPr>
-        <w:t xml:space="preserve">Other responsibilities of the sustainability or SRI committee. Specify. </w:t>
-      </w:r>
-      <w:r>
-        <w:rPr>
-          <w:rFonts w:ascii="Arial" w:hAnsi="Arial" w:cs="Arial" w:eastAsia="Arial"/>
-          <w:b/>
-          <w:i w:val="0"/>
-          <w:color w:val="1C355E"/>
-          <w:sz w:val="17"/>
-        </w:rPr>
-        <w:t>-082GEG1840919-</w:t>
-      </w:r>
-    </w:p>
-    <w:p>
-      <w:pPr>
-        <w:keepNext w:val="0"/>
-        <w:spacing w:before="40" w:after="120"/>
-        <w:shd w:val="clear" w:color="auto" w:fill="F2F2F2"/>
-      </w:pPr>
-      <w:sdt>
-        <w:sdtPr>
-          <w:alias w:val="082GEG1840919"/>
-          <w:id w:val="100437"/>
-          <w:showingPlcHdr/>
-          <w:text/>
-        </w:sdtPr>
-        <w:sdtContent>
-          <w:r>
-            <w:t>Click or tap here to enter text.</w:t>
-          </w:r>
-        </w:sdtContent>
-      </w:sdt>
-    </w:p>
-    <w:p>
-      <w:pPr>
-        <w:keepNext/>
-        <w:spacing w:before="200" w:after="40"/>
-      </w:pPr>
-      <w:r>
-        <w:rPr>
-          <w:rFonts w:ascii="Arial" w:hAnsi="Arial" w:cs="Arial" w:eastAsia="Arial"/>
-          <w:b/>
-          <w:i w:val="0"/>
-          <w:color w:val="000000"/>
-          <w:sz w:val="20"/>
-        </w:rPr>
-        <w:t xml:space="preserve">Binding nature of the decisions of the sustainability or SRI committee </w:t>
-      </w:r>
-      <w:r>
-        <w:rPr>
-          <w:rFonts w:ascii="Arial" w:hAnsi="Arial" w:cs="Arial" w:eastAsia="Arial"/>
-          <w:b/>
-          <w:i w:val="0"/>
-          <w:color w:val="1C355E"/>
-          <w:sz w:val="17"/>
-        </w:rPr>
-        <w:t>-082GEG1840921-</w:t>
-      </w:r>
-    </w:p>
-    <w:p>
-      <w:pPr>
-        <w:keepNext w:val="0"/>
-        <w:spacing w:before="40" w:after="120"/>
-        <w:shd w:val="clear" w:color="auto" w:fill="F2F2F2"/>
-      </w:pPr>
-      <w:sdt>
-        <w:sdtPr>
-          <w:alias w:val="082GEG1840921"/>
-          <w:id w:val="100438"/>
           <w:showingPlcHdr/>
           <w:dropDownList>
             <w:listItem w:displayText="Choose an item." w:value=""/>
@@ -25409,7 +25399,7 @@
       <w:sdt>
         <w:sdtPr>
           <w:alias w:val="082GEG1874299"/>
-          <w:id w:val="100439"/>
+          <w:id w:val="100434"/>
           <w:showingPlcHdr/>
           <w:text/>
         </w:sdtPr>
@@ -25455,7 +25445,7 @@
       <w:sdt>
         <w:sdtPr>
           <w:alias w:val="082GEG1874300"/>
-          <w:id w:val="100440"/>
+          <w:id w:val="100435"/>
           <w:showingPlcHdr/>
           <w:text/>
         </w:sdtPr>
@@ -25517,13 +25507,19 @@
       <w:sdt>
         <w:sdtPr>
           <w:alias w:val="082GEG1894298"/>
-          <w:id w:val="100441"/>
-          <w:showingPlcHdr/>
-          <w:text/>
-        </w:sdtPr>
-        <w:sdtContent>
-          <w:r>
-            <w:t>Click or tap here to enter text.</w:t>
+          <w:id w:val="100436"/>
+          <w:showingPlcHdr/>
+          <w:dropDownList>
+            <w:listItem w:displayText="Choose an item." w:value=""/>
+            <w:listItem w:displayText="Quarterly" w:value="Quarterly"/>
+            <w:listItem w:displayText="Four-monthly" w:value="Four-monthly"/>
+            <w:listItem w:displayText="Semi-annual" w:value="Semi-annual"/>
+            <w:listItem w:displayText="Annual" w:value="Annual"/>
+          </w:dropDownList>
+        </w:sdtPr>
+        <w:sdtContent>
+          <w:r>
+            <w:t>Choose an item.</w:t>
           </w:r>
         </w:sdtContent>
       </w:sdt>
@@ -25563,7 +25559,7 @@
       <w:sdt>
         <w:sdtPr>
           <w:alias w:val="082GEG1891024"/>
-          <w:id w:val="100442"/>
+          <w:id w:val="100437"/>
           <w:showingPlcHdr/>
           <w:text/>
         </w:sdtPr>
@@ -25625,7 +25621,7 @@
       <w:sdt>
         <w:sdtPr>
           <w:alias w:val="082GEG1891023"/>
-          <w:id w:val="100443"/>
+          <w:id w:val="100438"/>
           <w:showingPlcHdr/>
           <w:text/>
         </w:sdtPr>
@@ -25703,7 +25699,7 @@
       <w:sdt>
         <w:sdtPr>
           <w:alias w:val="082GEG4994294"/>
-          <w:id w:val="100444"/>
+          <w:id w:val="100439"/>
           <w:showingPlcHdr/>
           <w:dropDownList>
             <w:listItem w:displayText="Choose an item." w:value=""/>
@@ -25756,7 +25752,7 @@
       <w:sdt>
         <w:sdtPr>
           <w:alias w:val="082GEG4994182"/>
-          <w:id w:val="100445"/>
+          <w:id w:val="100440"/>
           <w:showingPlcHdr/>
           <w:text/>
         </w:sdtPr>
@@ -25802,7 +25798,7 @@
       <w:sdt>
         <w:sdtPr>
           <w:alias w:val="082GEG4994183"/>
-          <w:id w:val="100446"/>
+          <w:id w:val="100441"/>
           <w:showingPlcHdr/>
           <w:text/>
         </w:sdtPr>
@@ -25848,7 +25844,7 @@
       <w:sdt>
         <w:sdtPr>
           <w:alias w:val="082GEG4994184"/>
-          <w:id w:val="100447"/>
+          <w:id w:val="100442"/>
           <w:showingPlcHdr/>
           <w:text/>
         </w:sdtPr>
@@ -25894,7 +25890,7 @@
       <w:sdt>
         <w:sdtPr>
           <w:alias w:val="082GEG4994185"/>
-          <w:id w:val="100448"/>
+          <w:id w:val="100443"/>
           <w:showingPlcHdr/>
           <w:text/>
         </w:sdtPr>
@@ -26024,7 +26020,7 @@
       <w:sdt>
         <w:sdtPr>
           <w:alias w:val="082GEJ1220601"/>
-          <w:id w:val="100449"/>
+          <w:id w:val="100444"/>
           <w:showingPlcHdr/>
           <w:text/>
         </w:sdtPr>
@@ -26086,7 +26082,7 @@
       <w:sdt>
         <w:sdtPr>
           <w:alias w:val="082GEJ1220602"/>
-          <w:id w:val="100450"/>
+          <w:id w:val="100445"/>
           <w:showingPlcHdr/>
           <w:text/>
         </w:sdtPr>
@@ -26180,7 +26176,7 @@
       <w:sdt>
         <w:sdtPr>
           <w:alias w:val="082GEJ1200580"/>
-          <w:id w:val="100451"/>
+          <w:id w:val="100446"/>
           <w:showingPlcHdr/>
           <w:text/>
         </w:sdtPr>
@@ -26226,7 +26222,7 @@
       <w:sdt>
         <w:sdtPr>
           <w:alias w:val="082GEJ1200581"/>
-          <w:id w:val="100452"/>
+          <w:id w:val="100447"/>
           <w:showingPlcHdr/>
           <w:text/>
         </w:sdtPr>
@@ -26272,7 +26268,7 @@
       <w:sdt>
         <w:sdtPr>
           <w:alias w:val="082GEJ1200582"/>
-          <w:id w:val="100453"/>
+          <w:id w:val="100448"/>
           <w:showingPlcHdr/>
           <w:dropDownList>
             <w:listItem w:displayText="Choose an item." w:value=""/>
@@ -26323,7 +26319,7 @@
       <w:sdt>
         <w:sdtPr>
           <w:alias w:val="082GEJ1200583"/>
-          <w:id w:val="100454"/>
+          <w:id w:val="100449"/>
           <w:showingPlcHdr/>
           <w:text/>
         </w:sdtPr>
@@ -26369,7 +26365,7 @@
       <w:sdt>
         <w:sdtPr>
           <w:alias w:val="082GEJ1200588"/>
-          <w:id w:val="100455"/>
+          <w:id w:val="100450"/>
           <w:showingPlcHdr/>
           <w:dropDownList>
             <w:listItem w:displayText="Choose an item." w:value=""/>
@@ -26419,7 +26415,7 @@
       <w:sdt>
         <w:sdtPr>
           <w:alias w:val="082GEJ1200589"/>
-          <w:id w:val="100456"/>
+          <w:id w:val="100451"/>
           <w:showingPlcHdr/>
           <w:text/>
         </w:sdtPr>
@@ -26465,13 +26461,20 @@
       <w:sdt>
         <w:sdtPr>
           <w:alias w:val="082GEJ1200590"/>
-          <w:id w:val="100457"/>
-          <w:showingPlcHdr/>
-          <w:text/>
-        </w:sdtPr>
-        <w:sdtContent>
-          <w:r>
-            <w:t>Click or tap here to enter text.</w:t>
+          <w:id w:val="100452"/>
+          <w:showingPlcHdr/>
+          <w:dropDownList>
+            <w:listItem w:displayText="Choose an item." w:value=""/>
+            <w:listItem w:displayText="Annual" w:value="Annual"/>
+            <w:listItem w:displayText="Semi-annual" w:value="Semi-annual"/>
+            <w:listItem w:displayText="Four-monthly" w:value="Four-monthly"/>
+            <w:listItem w:displayText="Quarterly" w:value="Quarterly"/>
+            <w:listItem w:displayText="Monthly or less frequent" w:value="Monthly or less frequent"/>
+          </w:dropDownList>
+        </w:sdtPr>
+        <w:sdtContent>
+          <w:r>
+            <w:t>Choose an item.</w:t>
           </w:r>
         </w:sdtContent>
       </w:sdt>
@@ -26511,7 +26514,7 @@
       <w:sdt>
         <w:sdtPr>
           <w:alias w:val="082GEJ1200592"/>
-          <w:id w:val="100458"/>
+          <w:id w:val="100453"/>
           <w:showingPlcHdr/>
           <w:text/>
         </w:sdtPr>
@@ -26589,7 +26592,7 @@
       <w:sdt>
         <w:sdtPr>
           <w:alias w:val="082GEJ1210578"/>
-          <w:id w:val="100459"/>
+          <w:id w:val="100454"/>
           <w:showingPlcHdr/>
           <w:dropDownList>
             <w:listItem w:displayText="Choose an item." w:value=""/>
@@ -26658,237 +26661,237 @@
       <w:sdt>
         <w:sdtPr>
           <w:alias w:val="082GEJ1210579"/>
+          <w:id w:val="100455"/>
+          <w:showingPlcHdr/>
+          <w:text/>
+        </w:sdtPr>
+        <w:sdtContent>
+          <w:r>
+            <w:t>Click or tap here to enter text.</w:t>
+          </w:r>
+        </w:sdtContent>
+      </w:sdt>
+    </w:p>
+    <w:p>
+      <w:pPr>
+        <w:keepNext/>
+        <w:spacing w:before="200" w:after="40"/>
+      </w:pPr>
+      <w:r>
+        <w:rPr>
+          <w:rFonts w:ascii="Arial" w:hAnsi="Arial" w:cs="Arial" w:eastAsia="Arial"/>
+          <w:b/>
+          <w:i w:val="0"/>
+          <w:color w:val="000000"/>
+          <w:sz w:val="20"/>
+        </w:rPr>
+        <w:t xml:space="preserve">What types of OTC derivative contracts does the manager propose to use if awarded the mandate? </w:t>
+      </w:r>
+      <w:r>
+        <w:rPr>
+          <w:rFonts w:ascii="Arial" w:hAnsi="Arial" w:cs="Arial" w:eastAsia="Arial"/>
+          <w:b/>
+          <w:i w:val="0"/>
+          <w:color w:val="1C355E"/>
+          <w:sz w:val="17"/>
+        </w:rPr>
+        <w:t>-082GEJ1210596-</w:t>
+      </w:r>
+    </w:p>
+    <w:p>
+      <w:pPr>
+        <w:keepNext w:val="0"/>
+        <w:spacing w:before="40" w:after="120"/>
+        <w:shd w:val="clear" w:color="auto" w:fill="F2F2F2"/>
+      </w:pPr>
+      <w:sdt>
+        <w:sdtPr>
+          <w:alias w:val="082GEJ1210596"/>
+          <w:id w:val="100456"/>
+          <w:showingPlcHdr/>
+          <w:text/>
+        </w:sdtPr>
+        <w:sdtContent>
+          <w:r>
+            <w:t>Click or tap here to enter text.</w:t>
+          </w:r>
+        </w:sdtContent>
+      </w:sdt>
+    </w:p>
+    <w:p>
+      <w:pPr>
+        <w:keepNext/>
+        <w:spacing w:before="200" w:after="40"/>
+      </w:pPr>
+      <w:r>
+        <w:rPr>
+          <w:rFonts w:ascii="Arial" w:hAnsi="Arial" w:cs="Arial" w:eastAsia="Arial"/>
+          <w:b/>
+          <w:i w:val="0"/>
+          <w:color w:val="000000"/>
+          <w:sz w:val="20"/>
+        </w:rPr>
+        <w:t xml:space="preserve">Proposed OTC derivatives - FX forwards </w:t>
+      </w:r>
+      <w:r>
+        <w:rPr>
+          <w:rFonts w:ascii="Arial" w:hAnsi="Arial" w:cs="Arial" w:eastAsia="Arial"/>
+          <w:b/>
+          <w:i w:val="0"/>
+          <w:color w:val="1C355E"/>
+          <w:sz w:val="17"/>
+        </w:rPr>
+        <w:t>-082GEJ1210597-</w:t>
+      </w:r>
+    </w:p>
+    <w:p>
+      <w:pPr>
+        <w:keepNext w:val="0"/>
+        <w:spacing w:before="40" w:after="120"/>
+        <w:shd w:val="clear" w:color="auto" w:fill="F2F2F2"/>
+      </w:pPr>
+      <w:sdt>
+        <w:sdtPr>
+          <w:alias w:val="082GEJ1210597"/>
+          <w:id w:val="100457"/>
+          <w:showingPlcHdr/>
+          <w:text/>
+        </w:sdtPr>
+        <w:sdtContent>
+          <w:r>
+            <w:t>Click or tap here to enter text.</w:t>
+          </w:r>
+        </w:sdtContent>
+      </w:sdt>
+    </w:p>
+    <w:p>
+      <w:pPr>
+        <w:keepNext/>
+        <w:spacing w:before="200" w:after="40"/>
+      </w:pPr>
+      <w:r>
+        <w:rPr>
+          <w:rFonts w:ascii="Arial" w:hAnsi="Arial" w:cs="Arial" w:eastAsia="Arial"/>
+          <w:b/>
+          <w:i w:val="0"/>
+          <w:color w:val="000000"/>
+          <w:sz w:val="20"/>
+        </w:rPr>
+        <w:t xml:space="preserve">Proposed OTC derivatives - Other types of contracts - Specify </w:t>
+      </w:r>
+      <w:r>
+        <w:rPr>
+          <w:rFonts w:ascii="Arial" w:hAnsi="Arial" w:cs="Arial" w:eastAsia="Arial"/>
+          <w:b/>
+          <w:i w:val="0"/>
+          <w:color w:val="1C355E"/>
+          <w:sz w:val="17"/>
+        </w:rPr>
+        <w:t>-082GEJ1210598-</w:t>
+      </w:r>
+    </w:p>
+    <w:p>
+      <w:pPr>
+        <w:keepNext w:val="0"/>
+        <w:spacing w:before="40" w:after="120"/>
+        <w:shd w:val="clear" w:color="auto" w:fill="F2F2F2"/>
+      </w:pPr>
+      <w:sdt>
+        <w:sdtPr>
+          <w:alias w:val="082GEJ1210598"/>
+          <w:id w:val="100458"/>
+          <w:showingPlcHdr/>
+          <w:text/>
+        </w:sdtPr>
+        <w:sdtContent>
+          <w:r>
+            <w:t>Click or tap here to enter text.</w:t>
+          </w:r>
+        </w:sdtContent>
+      </w:sdt>
+    </w:p>
+    <w:p>
+      <w:pPr>
+        <w:keepNext/>
+        <w:spacing w:before="200" w:after="40"/>
+      </w:pPr>
+      <w:r>
+        <w:rPr>
+          <w:rFonts w:ascii="Arial" w:hAnsi="Arial" w:cs="Arial" w:eastAsia="Arial"/>
+          <w:b/>
+          <w:i w:val="0"/>
+          <w:color w:val="000000"/>
+          <w:sz w:val="20"/>
+        </w:rPr>
+        <w:t xml:space="preserve">Collateralisation - Relationship with the depositary bank </w:t>
+      </w:r>
+      <w:r>
+        <w:rPr>
+          <w:rFonts w:ascii="Arial" w:hAnsi="Arial" w:cs="Arial" w:eastAsia="Arial"/>
+          <w:b/>
+          <w:i w:val="0"/>
+          <w:color w:val="1C355E"/>
+          <w:sz w:val="17"/>
+        </w:rPr>
+        <w:t>-082GEJ1210599-</w:t>
+      </w:r>
+    </w:p>
+    <w:p>
+      <w:pPr>
+        <w:keepNext w:val="0"/>
+        <w:spacing w:before="40" w:after="120"/>
+        <w:shd w:val="clear" w:color="auto" w:fill="F2F2F2"/>
+      </w:pPr>
+      <w:sdt>
+        <w:sdtPr>
+          <w:alias w:val="082GEJ1210599"/>
+          <w:id w:val="100459"/>
+          <w:showingPlcHdr/>
+          <w:text/>
+        </w:sdtPr>
+        <w:sdtContent>
+          <w:r>
+            <w:t>Click or tap here to enter text.</w:t>
+          </w:r>
+        </w:sdtContent>
+      </w:sdt>
+    </w:p>
+    <w:p>
+      <w:pPr>
+        <w:keepNext/>
+        <w:spacing w:before="200" w:after="40"/>
+      </w:pPr>
+      <w:r>
+        <w:rPr>
+          <w:rFonts w:ascii="Arial" w:hAnsi="Arial" w:cs="Arial" w:eastAsia="Arial"/>
+          <w:b/>
+          <w:i w:val="0"/>
+          <w:color w:val="000000"/>
+          <w:sz w:val="20"/>
+        </w:rPr>
+        <w:t xml:space="preserve">Collateralisation - Has the applicant company already defined an operating framework in this area with the investor's depositary bank? </w:t>
+      </w:r>
+      <w:r>
+        <w:rPr>
+          <w:rFonts w:ascii="Arial" w:hAnsi="Arial" w:cs="Arial" w:eastAsia="Arial"/>
+          <w:b/>
+          <w:i w:val="0"/>
+          <w:color w:val="1C355E"/>
+          <w:sz w:val="17"/>
+        </w:rPr>
+        <w:t>-082GEJ1210600-</w:t>
+      </w:r>
+    </w:p>
+    <w:p>
+      <w:pPr>
+        <w:keepNext w:val="0"/>
+        <w:spacing w:before="40" w:after="120"/>
+        <w:shd w:val="clear" w:color="auto" w:fill="F2F2F2"/>
+      </w:pPr>
+      <w:sdt>
+        <w:sdtPr>
+          <w:alias w:val="082GEJ1210600"/>
           <w:id w:val="100460"/>
-          <w:showingPlcHdr/>
-          <w:text/>
-        </w:sdtPr>
-        <w:sdtContent>
-          <w:r>
-            <w:t>Click or tap here to enter text.</w:t>
-          </w:r>
-        </w:sdtContent>
-      </w:sdt>
-    </w:p>
-    <w:p>
-      <w:pPr>
-        <w:keepNext/>
-        <w:spacing w:before="200" w:after="40"/>
-      </w:pPr>
-      <w:r>
-        <w:rPr>
-          <w:rFonts w:ascii="Arial" w:hAnsi="Arial" w:cs="Arial" w:eastAsia="Arial"/>
-          <w:b/>
-          <w:i w:val="0"/>
-          <w:color w:val="000000"/>
-          <w:sz w:val="20"/>
-        </w:rPr>
-        <w:t xml:space="preserve">What types of OTC derivative contracts does the manager propose to use if awarded the mandate? </w:t>
-      </w:r>
-      <w:r>
-        <w:rPr>
-          <w:rFonts w:ascii="Arial" w:hAnsi="Arial" w:cs="Arial" w:eastAsia="Arial"/>
-          <w:b/>
-          <w:i w:val="0"/>
-          <w:color w:val="1C355E"/>
-          <w:sz w:val="17"/>
-        </w:rPr>
-        <w:t>-082GEJ1210596-</w:t>
-      </w:r>
-    </w:p>
-    <w:p>
-      <w:pPr>
-        <w:keepNext w:val="0"/>
-        <w:spacing w:before="40" w:after="120"/>
-        <w:shd w:val="clear" w:color="auto" w:fill="F2F2F2"/>
-      </w:pPr>
-      <w:sdt>
-        <w:sdtPr>
-          <w:alias w:val="082GEJ1210596"/>
-          <w:id w:val="100461"/>
-          <w:showingPlcHdr/>
-          <w:text/>
-        </w:sdtPr>
-        <w:sdtContent>
-          <w:r>
-            <w:t>Click or tap here to enter text.</w:t>
-          </w:r>
-        </w:sdtContent>
-      </w:sdt>
-    </w:p>
-    <w:p>
-      <w:pPr>
-        <w:keepNext/>
-        <w:spacing w:before="200" w:after="40"/>
-      </w:pPr>
-      <w:r>
-        <w:rPr>
-          <w:rFonts w:ascii="Arial" w:hAnsi="Arial" w:cs="Arial" w:eastAsia="Arial"/>
-          <w:b/>
-          <w:i w:val="0"/>
-          <w:color w:val="000000"/>
-          <w:sz w:val="20"/>
-        </w:rPr>
-        <w:t xml:space="preserve">Proposed OTC derivatives - FX forwards </w:t>
-      </w:r>
-      <w:r>
-        <w:rPr>
-          <w:rFonts w:ascii="Arial" w:hAnsi="Arial" w:cs="Arial" w:eastAsia="Arial"/>
-          <w:b/>
-          <w:i w:val="0"/>
-          <w:color w:val="1C355E"/>
-          <w:sz w:val="17"/>
-        </w:rPr>
-        <w:t>-082GEJ1210597-</w:t>
-      </w:r>
-    </w:p>
-    <w:p>
-      <w:pPr>
-        <w:keepNext w:val="0"/>
-        <w:spacing w:before="40" w:after="120"/>
-        <w:shd w:val="clear" w:color="auto" w:fill="F2F2F2"/>
-      </w:pPr>
-      <w:sdt>
-        <w:sdtPr>
-          <w:alias w:val="082GEJ1210597"/>
-          <w:id w:val="100462"/>
-          <w:showingPlcHdr/>
-          <w:text/>
-        </w:sdtPr>
-        <w:sdtContent>
-          <w:r>
-            <w:t>Click or tap here to enter text.</w:t>
-          </w:r>
-        </w:sdtContent>
-      </w:sdt>
-    </w:p>
-    <w:p>
-      <w:pPr>
-        <w:keepNext/>
-        <w:spacing w:before="200" w:after="40"/>
-      </w:pPr>
-      <w:r>
-        <w:rPr>
-          <w:rFonts w:ascii="Arial" w:hAnsi="Arial" w:cs="Arial" w:eastAsia="Arial"/>
-          <w:b/>
-          <w:i w:val="0"/>
-          <w:color w:val="000000"/>
-          <w:sz w:val="20"/>
-        </w:rPr>
-        <w:t xml:space="preserve">Proposed OTC derivatives - Other types of contracts - Specify </w:t>
-      </w:r>
-      <w:r>
-        <w:rPr>
-          <w:rFonts w:ascii="Arial" w:hAnsi="Arial" w:cs="Arial" w:eastAsia="Arial"/>
-          <w:b/>
-          <w:i w:val="0"/>
-          <w:color w:val="1C355E"/>
-          <w:sz w:val="17"/>
-        </w:rPr>
-        <w:t>-082GEJ1210598-</w:t>
-      </w:r>
-    </w:p>
-    <w:p>
-      <w:pPr>
-        <w:keepNext w:val="0"/>
-        <w:spacing w:before="40" w:after="120"/>
-        <w:shd w:val="clear" w:color="auto" w:fill="F2F2F2"/>
-      </w:pPr>
-      <w:sdt>
-        <w:sdtPr>
-          <w:alias w:val="082GEJ1210598"/>
-          <w:id w:val="100463"/>
-          <w:showingPlcHdr/>
-          <w:text/>
-        </w:sdtPr>
-        <w:sdtContent>
-          <w:r>
-            <w:t>Click or tap here to enter text.</w:t>
-          </w:r>
-        </w:sdtContent>
-      </w:sdt>
-    </w:p>
-    <w:p>
-      <w:pPr>
-        <w:keepNext/>
-        <w:spacing w:before="200" w:after="40"/>
-      </w:pPr>
-      <w:r>
-        <w:rPr>
-          <w:rFonts w:ascii="Arial" w:hAnsi="Arial" w:cs="Arial" w:eastAsia="Arial"/>
-          <w:b/>
-          <w:i w:val="0"/>
-          <w:color w:val="000000"/>
-          <w:sz w:val="20"/>
-        </w:rPr>
-        <w:t xml:space="preserve">Collateralisation - Relationship with the depositary bank </w:t>
-      </w:r>
-      <w:r>
-        <w:rPr>
-          <w:rFonts w:ascii="Arial" w:hAnsi="Arial" w:cs="Arial" w:eastAsia="Arial"/>
-          <w:b/>
-          <w:i w:val="0"/>
-          <w:color w:val="1C355E"/>
-          <w:sz w:val="17"/>
-        </w:rPr>
-        <w:t>-082GEJ1210599-</w:t>
-      </w:r>
-    </w:p>
-    <w:p>
-      <w:pPr>
-        <w:keepNext w:val="0"/>
-        <w:spacing w:before="40" w:after="120"/>
-        <w:shd w:val="clear" w:color="auto" w:fill="F2F2F2"/>
-      </w:pPr>
-      <w:sdt>
-        <w:sdtPr>
-          <w:alias w:val="082GEJ1210599"/>
-          <w:id w:val="100464"/>
-          <w:showingPlcHdr/>
-          <w:text/>
-        </w:sdtPr>
-        <w:sdtContent>
-          <w:r>
-            <w:t>Click or tap here to enter text.</w:t>
-          </w:r>
-        </w:sdtContent>
-      </w:sdt>
-    </w:p>
-    <w:p>
-      <w:pPr>
-        <w:keepNext/>
-        <w:spacing w:before="200" w:after="40"/>
-      </w:pPr>
-      <w:r>
-        <w:rPr>
-          <w:rFonts w:ascii="Arial" w:hAnsi="Arial" w:cs="Arial" w:eastAsia="Arial"/>
-          <w:b/>
-          <w:i w:val="0"/>
-          <w:color w:val="000000"/>
-          <w:sz w:val="20"/>
-        </w:rPr>
-        <w:t xml:space="preserve">Collateralisation - Has the applicant company already defined an operating framework in this area with the investor's depositary bank? </w:t>
-      </w:r>
-      <w:r>
-        <w:rPr>
-          <w:rFonts w:ascii="Arial" w:hAnsi="Arial" w:cs="Arial" w:eastAsia="Arial"/>
-          <w:b/>
-          <w:i w:val="0"/>
-          <w:color w:val="1C355E"/>
-          <w:sz w:val="17"/>
-        </w:rPr>
-        <w:t>-082GEJ1210600-</w:t>
-      </w:r>
-    </w:p>
-    <w:p>
-      <w:pPr>
-        <w:keepNext w:val="0"/>
-        <w:spacing w:before="40" w:after="120"/>
-        <w:shd w:val="clear" w:color="auto" w:fill="F2F2F2"/>
-      </w:pPr>
-      <w:sdt>
-        <w:sdtPr>
-          <w:alias w:val="082GEJ1210600"/>
-          <w:id w:val="100465"/>
           <w:showingPlcHdr/>
           <w:text/>
         </w:sdtPr>
@@ -26986,7 +26989,7 @@
       <w:sdt>
         <w:sdtPr>
           <w:alias w:val="082GEH1130516"/>
-          <w:id w:val="100466"/>
+          <w:id w:val="100461"/>
           <w:showingPlcHdr/>
           <w:dropDownList>
             <w:listItem w:displayText="Choose an item." w:value=""/>
@@ -27052,7 +27055,7 @@
       <w:sdt>
         <w:sdtPr>
           <w:alias w:val="082GEH1130603"/>
-          <w:id w:val="100467"/>
+          <w:id w:val="100462"/>
           <w:showingPlcHdr/>
           <w:text/>
         </w:sdtPr>
@@ -27114,7 +27117,7 @@
       <w:sdt>
         <w:sdtPr>
           <w:alias w:val="082GEH1130604"/>
-          <w:id w:val="100468"/>
+          <w:id w:val="100463"/>
           <w:showingPlcHdr/>
           <w:text/>
         </w:sdtPr>
@@ -27176,7 +27179,7 @@
       <w:sdt>
         <w:sdtPr>
           <w:alias w:val="082GEH1130605"/>
-          <w:id w:val="100469"/>
+          <w:id w:val="100464"/>
           <w:showingPlcHdr/>
           <w:text/>
         </w:sdtPr>
@@ -27238,7 +27241,7 @@
       <w:sdt>
         <w:sdtPr>
           <w:alias w:val="082GEH1130606"/>
-          <w:id w:val="100470"/>
+          <w:id w:val="100465"/>
           <w:showingPlcHdr/>
           <w:text/>
         </w:sdtPr>
@@ -27300,7 +27303,7 @@
       <w:sdt>
         <w:sdtPr>
           <w:alias w:val="082GEH1130607"/>
-          <w:id w:val="100471"/>
+          <w:id w:val="100466"/>
           <w:showingPlcHdr/>
           <w:text/>
         </w:sdtPr>
@@ -27362,7 +27365,7 @@
       <w:sdt>
         <w:sdtPr>
           <w:alias w:val="082GEH1130608"/>
-          <w:id w:val="100472"/>
+          <w:id w:val="100467"/>
           <w:showingPlcHdr/>
           <w:text/>
         </w:sdtPr>
@@ -27424,7 +27427,7 @@
       <w:sdt>
         <w:sdtPr>
           <w:alias w:val="082GEH1130609"/>
-          <w:id w:val="100473"/>
+          <w:id w:val="100468"/>
           <w:showingPlcHdr/>
           <w:text/>
         </w:sdtPr>
@@ -27486,7 +27489,7 @@
       <w:sdt>
         <w:sdtPr>
           <w:alias w:val="082GEH1130610"/>
-          <w:id w:val="100474"/>
+          <w:id w:val="100469"/>
           <w:showingPlcHdr/>
           <w:text/>
         </w:sdtPr>
@@ -27548,7 +27551,7 @@
       <w:sdt>
         <w:sdtPr>
           <w:alias w:val="082GEH1130611"/>
-          <w:id w:val="100475"/>
+          <w:id w:val="100470"/>
           <w:showingPlcHdr/>
           <w:text/>
         </w:sdtPr>
@@ -27610,7 +27613,7 @@
       <w:sdt>
         <w:sdtPr>
           <w:alias w:val="082GEH1130612"/>
-          <w:id w:val="100476"/>
+          <w:id w:val="100471"/>
           <w:showingPlcHdr/>
           <w:text/>
         </w:sdtPr>
@@ -27672,7 +27675,7 @@
       <w:sdt>
         <w:sdtPr>
           <w:alias w:val="082GEH1130613"/>
-          <w:id w:val="100477"/>
+          <w:id w:val="100472"/>
           <w:showingPlcHdr/>
           <w:text/>
         </w:sdtPr>
@@ -27734,7 +27737,7 @@
       <w:sdt>
         <w:sdtPr>
           <w:alias w:val="082GEH1130614"/>
-          <w:id w:val="100478"/>
+          <w:id w:val="100473"/>
           <w:showingPlcHdr/>
           <w:text/>
         </w:sdtPr>
@@ -27796,7 +27799,7 @@
       <w:sdt>
         <w:sdtPr>
           <w:alias w:val="082GEH1130615"/>
-          <w:id w:val="100479"/>
+          <w:id w:val="100474"/>
           <w:showingPlcHdr/>
           <w:text/>
         </w:sdtPr>
@@ -27858,13 +27861,17 @@
       <w:sdt>
         <w:sdtPr>
           <w:alias w:val="082GEH1760721"/>
-          <w:id w:val="100480"/>
-          <w:showingPlcHdr/>
-          <w:text/>
-        </w:sdtPr>
-        <w:sdtContent>
-          <w:r>
-            <w:t>Click or tap here to enter text.</w:t>
+          <w:id w:val="100475"/>
+          <w:showingPlcHdr/>
+          <w:dropDownList>
+            <w:listItem w:displayText="Choose an item." w:value=""/>
+            <w:listItem w:displayText="The candidate company has an ethical code" w:value="The candidate company has an ethical code"/>
+            <w:listItem w:displayText="The candidate company has no ethical code" w:value="The candidate company has no ethical code"/>
+          </w:dropDownList>
+        </w:sdtPr>
+        <w:sdtContent>
+          <w:r>
+            <w:t>Choose an item.</w:t>
           </w:r>
         </w:sdtContent>
       </w:sdt>
@@ -27904,7 +27911,7 @@
       <w:sdt>
         <w:sdtPr>
           <w:alias w:val="082GEH1760723"/>
-          <w:id w:val="100481"/>
+          <w:id w:val="100476"/>
           <w:showingPlcHdr/>
           <w:dropDownList>
             <w:listItem w:displayText="Choose an item." w:value=""/>
@@ -27955,7 +27962,7 @@
       <w:sdt>
         <w:sdtPr>
           <w:alias w:val="082GEH1760724"/>
-          <w:id w:val="100482"/>
+          <w:id w:val="100477"/>
           <w:showingPlcHdr/>
           <w:text/>
         </w:sdtPr>
@@ -28033,7 +28040,7 @@
       <w:sdt>
         <w:sdtPr>
           <w:alias w:val="082GEH1770731"/>
-          <w:id w:val="100483"/>
+          <w:id w:val="100478"/>
           <w:showingPlcHdr/>
           <w:dropDownList>
             <w:listItem w:displayText="Choose an item." w:value=""/>
@@ -28119,7 +28126,7 @@
       <w:sdt>
         <w:sdtPr>
           <w:alias w:val="082GEI1780732"/>
-          <w:id w:val="100484"/>
+          <w:id w:val="100479"/>
           <w:showingPlcHdr/>
           <w:dropDownList>
             <w:listItem w:displayText="Choose an item." w:value=""/>
@@ -28169,6 +28176,236 @@
       <w:sdt>
         <w:sdtPr>
           <w:alias w:val="082GEI1780733"/>
+          <w:id w:val="100480"/>
+          <w:showingPlcHdr/>
+          <w:text/>
+        </w:sdtPr>
+        <w:sdtContent>
+          <w:r>
+            <w:t>Click or tap here to enter text.</w:t>
+          </w:r>
+        </w:sdtContent>
+      </w:sdt>
+    </w:p>
+    <w:p>
+      <w:pPr>
+        <w:keepNext/>
+        <w:spacing w:before="200" w:after="40"/>
+      </w:pPr>
+      <w:r>
+        <w:rPr>
+          <w:rFonts w:ascii="Arial" w:hAnsi="Arial" w:cs="Arial" w:eastAsia="Arial"/>
+          <w:b/>
+          <w:i w:val="0"/>
+          <w:color w:val="000000"/>
+          <w:sz w:val="20"/>
+        </w:rPr>
+        <w:t xml:space="preserve">Total team staff - 2023 </w:t>
+      </w:r>
+      <w:r>
+        <w:rPr>
+          <w:rFonts w:ascii="Arial" w:hAnsi="Arial" w:cs="Arial" w:eastAsia="Arial"/>
+          <w:b/>
+          <w:i w:val="0"/>
+          <w:color w:val="1C355E"/>
+          <w:sz w:val="17"/>
+        </w:rPr>
+        <w:t>-082GEI1784927-</w:t>
+      </w:r>
+    </w:p>
+    <w:p>
+      <w:pPr>
+        <w:keepNext w:val="0"/>
+        <w:spacing w:before="40" w:after="120"/>
+        <w:shd w:val="clear" w:color="auto" w:fill="F2F2F2"/>
+      </w:pPr>
+      <w:sdt>
+        <w:sdtPr>
+          <w:alias w:val="082GEI1784927"/>
+          <w:id w:val="100481"/>
+          <w:showingPlcHdr/>
+          <w:text/>
+        </w:sdtPr>
+        <w:sdtContent>
+          <w:r>
+            <w:t>Click or tap here to enter text.</w:t>
+          </w:r>
+        </w:sdtContent>
+      </w:sdt>
+    </w:p>
+    <w:p>
+      <w:pPr>
+        <w:keepNext/>
+        <w:spacing w:before="200" w:after="40"/>
+      </w:pPr>
+      <w:r>
+        <w:rPr>
+          <w:rFonts w:ascii="Arial" w:hAnsi="Arial" w:cs="Arial" w:eastAsia="Arial"/>
+          <w:b/>
+          <w:i w:val="0"/>
+          <w:color w:val="000000"/>
+          <w:sz w:val="20"/>
+        </w:rPr>
+        <w:t xml:space="preserve">New joiners - 2023 </w:t>
+      </w:r>
+      <w:r>
+        <w:rPr>
+          <w:rFonts w:ascii="Arial" w:hAnsi="Arial" w:cs="Arial" w:eastAsia="Arial"/>
+          <w:b/>
+          <w:i w:val="0"/>
+          <w:color w:val="1C355E"/>
+          <w:sz w:val="17"/>
+        </w:rPr>
+        <w:t>-082GEI1784926-</w:t>
+      </w:r>
+    </w:p>
+    <w:p>
+      <w:pPr>
+        <w:keepNext w:val="0"/>
+        <w:spacing w:before="40" w:after="120"/>
+        <w:shd w:val="clear" w:color="auto" w:fill="F2F2F2"/>
+      </w:pPr>
+      <w:sdt>
+        <w:sdtPr>
+          <w:alias w:val="082GEI1784926"/>
+          <w:id w:val="100482"/>
+          <w:showingPlcHdr/>
+          <w:text/>
+        </w:sdtPr>
+        <w:sdtContent>
+          <w:r>
+            <w:t>Click or tap here to enter text.</w:t>
+          </w:r>
+        </w:sdtContent>
+      </w:sdt>
+    </w:p>
+    <w:p>
+      <w:pPr>
+        <w:keepNext/>
+        <w:spacing w:before="200" w:after="40"/>
+      </w:pPr>
+      <w:r>
+        <w:rPr>
+          <w:rFonts w:ascii="Arial" w:hAnsi="Arial" w:cs="Arial" w:eastAsia="Arial"/>
+          <w:b/>
+          <w:i w:val="0"/>
+          <w:color w:val="000000"/>
+          <w:sz w:val="20"/>
+        </w:rPr>
+        <w:t xml:space="preserve">Departures - 2023 </w:t>
+      </w:r>
+      <w:r>
+        <w:rPr>
+          <w:rFonts w:ascii="Arial" w:hAnsi="Arial" w:cs="Arial" w:eastAsia="Arial"/>
+          <w:b/>
+          <w:i w:val="0"/>
+          <w:color w:val="1C355E"/>
+          <w:sz w:val="17"/>
+        </w:rPr>
+        <w:t>-082GEI1784925-</w:t>
+      </w:r>
+    </w:p>
+    <w:p>
+      <w:pPr>
+        <w:keepNext w:val="0"/>
+        <w:spacing w:before="40" w:after="120"/>
+        <w:shd w:val="clear" w:color="auto" w:fill="F2F2F2"/>
+      </w:pPr>
+      <w:sdt>
+        <w:sdtPr>
+          <w:alias w:val="082GEI1784925"/>
+          <w:id w:val="100483"/>
+          <w:showingPlcHdr/>
+          <w:text/>
+        </w:sdtPr>
+        <w:sdtContent>
+          <w:r>
+            <w:t>Click or tap here to enter text.</w:t>
+          </w:r>
+        </w:sdtContent>
+      </w:sdt>
+    </w:p>
+    <w:p>
+      <w:pPr>
+        <w:keepNext/>
+        <w:spacing w:before="200" w:after="40"/>
+      </w:pPr>
+      <w:r>
+        <w:rPr>
+          <w:rFonts w:ascii="Arial" w:hAnsi="Arial" w:cs="Arial" w:eastAsia="Arial"/>
+          <w:b/>
+          <w:i w:val="0"/>
+          <w:color w:val="000000"/>
+          <w:sz w:val="20"/>
+        </w:rPr>
+        <w:t xml:space="preserve">Total team staff - 2024 </w:t>
+      </w:r>
+      <w:r>
+        <w:rPr>
+          <w:rFonts w:ascii="Arial" w:hAnsi="Arial" w:cs="Arial" w:eastAsia="Arial"/>
+          <w:b/>
+          <w:i w:val="0"/>
+          <w:color w:val="1C355E"/>
+          <w:sz w:val="17"/>
+        </w:rPr>
+        <w:t>-082GEI1785125-</w:t>
+      </w:r>
+    </w:p>
+    <w:p>
+      <w:pPr>
+        <w:keepNext w:val="0"/>
+        <w:spacing w:before="40" w:after="120"/>
+        <w:shd w:val="clear" w:color="auto" w:fill="F2F2F2"/>
+      </w:pPr>
+      <w:sdt>
+        <w:sdtPr>
+          <w:alias w:val="082GEI1785125"/>
+          <w:id w:val="100484"/>
+          <w:showingPlcHdr/>
+          <w:text/>
+        </w:sdtPr>
+        <w:sdtContent>
+          <w:r>
+            <w:t>Click or tap here to enter text.</w:t>
+          </w:r>
+        </w:sdtContent>
+      </w:sdt>
+    </w:p>
+    <w:p>
+      <w:pPr>
+        <w:keepNext/>
+        <w:spacing w:before="200" w:after="40"/>
+      </w:pPr>
+      <w:r>
+        <w:rPr>
+          <w:rFonts w:ascii="Arial" w:hAnsi="Arial" w:cs="Arial" w:eastAsia="Arial"/>
+          <w:b/>
+          <w:i w:val="0"/>
+          <w:color w:val="000000"/>
+          <w:sz w:val="20"/>
+        </w:rPr>
+        <w:t xml:space="preserve">New joiners - 2024 </w:t>
+      </w:r>
+      <w:r>
+        <w:rPr>
+          <w:rFonts w:ascii="Arial" w:hAnsi="Arial" w:cs="Arial" w:eastAsia="Arial"/>
+          <w:b/>
+          <w:i w:val="0"/>
+          <w:color w:val="1C355E"/>
+          <w:sz w:val="17"/>
+        </w:rPr>
+        <w:t>-082GEI1785124-</w:t>
+      </w:r>
+    </w:p>
+    <w:p>
+      <w:pPr>
+        <w:keepNext w:val="0"/>
+        <w:spacing w:before="40" w:after="120"/>
+        <w:shd w:val="clear" w:color="auto" w:fill="F2F2F2"/>
+      </w:pPr>
+      <w:sdt>
+        <w:sdtPr>
+          <w:alias w:val="082GEI1785124"/>
           <w:id w:val="100485"/>
           <w:showingPlcHdr/>
           <w:text/>
@@ -28193,28 +28430,28 @@
           <w:color w:val="000000"/>
           <w:sz w:val="20"/>
         </w:rPr>
-        <w:t xml:space="preserve">Total team staff - 2023 </w:t>
-      </w:r>
-      <w:r>
-        <w:rPr>
-          <w:rFonts w:ascii="Arial" w:hAnsi="Arial" w:cs="Arial" w:eastAsia="Arial"/>
-          <w:b/>
-          <w:i w:val="0"/>
-          <w:color w:val="1C355E"/>
-          <w:sz w:val="17"/>
-        </w:rPr>
-        <w:t>-082GEI1784927-</w:t>
-      </w:r>
-    </w:p>
-    <w:p>
-      <w:pPr>
-        <w:keepNext w:val="0"/>
-        <w:spacing w:before="40" w:after="120"/>
-        <w:shd w:val="clear" w:color="auto" w:fill="F2F2F2"/>
-      </w:pPr>
-      <w:sdt>
-        <w:sdtPr>
-          <w:alias w:val="082GEI1784927"/>
+        <w:t xml:space="preserve">Departures - 2024 </w:t>
+      </w:r>
+      <w:r>
+        <w:rPr>
+          <w:rFonts w:ascii="Arial" w:hAnsi="Arial" w:cs="Arial" w:eastAsia="Arial"/>
+          <w:b/>
+          <w:i w:val="0"/>
+          <w:color w:val="1C355E"/>
+          <w:sz w:val="17"/>
+        </w:rPr>
+        <w:t>-082GEI1785123-</w:t>
+      </w:r>
+    </w:p>
+    <w:p>
+      <w:pPr>
+        <w:keepNext w:val="0"/>
+        <w:spacing w:before="40" w:after="120"/>
+        <w:shd w:val="clear" w:color="auto" w:fill="F2F2F2"/>
+      </w:pPr>
+      <w:sdt>
+        <w:sdtPr>
+          <w:alias w:val="082GEI1785123"/>
           <w:id w:val="100486"/>
           <w:showingPlcHdr/>
           <w:text/>
@@ -28239,28 +28476,28 @@
           <w:color w:val="000000"/>
           <w:sz w:val="20"/>
         </w:rPr>
-        <w:t xml:space="preserve">New joiners - 2023 </w:t>
-      </w:r>
-      <w:r>
-        <w:rPr>
-          <w:rFonts w:ascii="Arial" w:hAnsi="Arial" w:cs="Arial" w:eastAsia="Arial"/>
-          <w:b/>
-          <w:i w:val="0"/>
-          <w:color w:val="1C355E"/>
-          <w:sz w:val="17"/>
-        </w:rPr>
-        <w:t>-082GEI1784926-</w:t>
-      </w:r>
-    </w:p>
-    <w:p>
-      <w:pPr>
-        <w:keepNext w:val="0"/>
-        <w:spacing w:before="40" w:after="120"/>
-        <w:shd w:val="clear" w:color="auto" w:fill="F2F2F2"/>
-      </w:pPr>
-      <w:sdt>
-        <w:sdtPr>
-          <w:alias w:val="082GEI1784926"/>
+        <w:t xml:space="preserve">Total team staff - 2025 </w:t>
+      </w:r>
+      <w:r>
+        <w:rPr>
+          <w:rFonts w:ascii="Arial" w:hAnsi="Arial" w:cs="Arial" w:eastAsia="Arial"/>
+          <w:b/>
+          <w:i w:val="0"/>
+          <w:color w:val="1C355E"/>
+          <w:sz w:val="17"/>
+        </w:rPr>
+        <w:t>-082GEI1785343-</w:t>
+      </w:r>
+    </w:p>
+    <w:p>
+      <w:pPr>
+        <w:keepNext w:val="0"/>
+        <w:spacing w:before="40" w:after="120"/>
+        <w:shd w:val="clear" w:color="auto" w:fill="F2F2F2"/>
+      </w:pPr>
+      <w:sdt>
+        <w:sdtPr>
+          <w:alias w:val="082GEI1785343"/>
           <w:id w:val="100487"/>
           <w:showingPlcHdr/>
           <w:text/>
@@ -28285,28 +28522,28 @@
           <w:color w:val="000000"/>
           <w:sz w:val="20"/>
         </w:rPr>
-        <w:t xml:space="preserve">Departures - 2023 </w:t>
-      </w:r>
-      <w:r>
-        <w:rPr>
-          <w:rFonts w:ascii="Arial" w:hAnsi="Arial" w:cs="Arial" w:eastAsia="Arial"/>
-          <w:b/>
-          <w:i w:val="0"/>
-          <w:color w:val="1C355E"/>
-          <w:sz w:val="17"/>
-        </w:rPr>
-        <w:t>-082GEI1784925-</w:t>
-      </w:r>
-    </w:p>
-    <w:p>
-      <w:pPr>
-        <w:keepNext w:val="0"/>
-        <w:spacing w:before="40" w:after="120"/>
-        <w:shd w:val="clear" w:color="auto" w:fill="F2F2F2"/>
-      </w:pPr>
-      <w:sdt>
-        <w:sdtPr>
-          <w:alias w:val="082GEI1784925"/>
+        <w:t xml:space="preserve">New joiners - 2025 </w:t>
+      </w:r>
+      <w:r>
+        <w:rPr>
+          <w:rFonts w:ascii="Arial" w:hAnsi="Arial" w:cs="Arial" w:eastAsia="Arial"/>
+          <w:b/>
+          <w:i w:val="0"/>
+          <w:color w:val="1C355E"/>
+          <w:sz w:val="17"/>
+        </w:rPr>
+        <w:t>-082GEI1785342-</w:t>
+      </w:r>
+    </w:p>
+    <w:p>
+      <w:pPr>
+        <w:keepNext w:val="0"/>
+        <w:spacing w:before="40" w:after="120"/>
+        <w:shd w:val="clear" w:color="auto" w:fill="F2F2F2"/>
+      </w:pPr>
+      <w:sdt>
+        <w:sdtPr>
+          <w:alias w:val="082GEI1785342"/>
           <w:id w:val="100488"/>
           <w:showingPlcHdr/>
           <w:text/>
@@ -28331,28 +28568,28 @@
           <w:color w:val="000000"/>
           <w:sz w:val="20"/>
         </w:rPr>
-        <w:t xml:space="preserve">Total team staff - 2024 </w:t>
-      </w:r>
-      <w:r>
-        <w:rPr>
-          <w:rFonts w:ascii="Arial" w:hAnsi="Arial" w:cs="Arial" w:eastAsia="Arial"/>
-          <w:b/>
-          <w:i w:val="0"/>
-          <w:color w:val="1C355E"/>
-          <w:sz w:val="17"/>
-        </w:rPr>
-        <w:t>-082GEI1785125-</w:t>
-      </w:r>
-    </w:p>
-    <w:p>
-      <w:pPr>
-        <w:keepNext w:val="0"/>
-        <w:spacing w:before="40" w:after="120"/>
-        <w:shd w:val="clear" w:color="auto" w:fill="F2F2F2"/>
-      </w:pPr>
-      <w:sdt>
-        <w:sdtPr>
-          <w:alias w:val="082GEI1785125"/>
+        <w:t xml:space="preserve">Departures - 2025 </w:t>
+      </w:r>
+      <w:r>
+        <w:rPr>
+          <w:rFonts w:ascii="Arial" w:hAnsi="Arial" w:cs="Arial" w:eastAsia="Arial"/>
+          <w:b/>
+          <w:i w:val="0"/>
+          <w:color w:val="1C355E"/>
+          <w:sz w:val="17"/>
+        </w:rPr>
+        <w:t>-082GEI1785341-</w:t>
+      </w:r>
+    </w:p>
+    <w:p>
+      <w:pPr>
+        <w:keepNext w:val="0"/>
+        <w:spacing w:before="40" w:after="120"/>
+        <w:shd w:val="clear" w:color="auto" w:fill="F2F2F2"/>
+      </w:pPr>
+      <w:sdt>
+        <w:sdtPr>
+          <w:alias w:val="082GEI1785341"/>
           <w:id w:val="100489"/>
           <w:showingPlcHdr/>
           <w:text/>
@@ -28367,38 +28604,54 @@
     <w:p>
       <w:pPr>
         <w:keepNext/>
-        <w:spacing w:before="200" w:after="40"/>
-      </w:pPr>
-      <w:r>
-        <w:rPr>
-          <w:rFonts w:ascii="Arial" w:hAnsi="Arial" w:cs="Arial" w:eastAsia="Arial"/>
-          <w:b/>
-          <w:i w:val="0"/>
-          <w:color w:val="000000"/>
-          <w:sz w:val="20"/>
-        </w:rPr>
-        <w:t xml:space="preserve">New joiners - 2024 </w:t>
-      </w:r>
-      <w:r>
-        <w:rPr>
-          <w:rFonts w:ascii="Arial" w:hAnsi="Arial" w:cs="Arial" w:eastAsia="Arial"/>
-          <w:b/>
-          <w:i w:val="0"/>
-          <w:color w:val="1C355E"/>
-          <w:sz w:val="17"/>
-        </w:rPr>
-        <w:t>-082GEI1785124-</w:t>
-      </w:r>
-    </w:p>
-    <w:p>
-      <w:pPr>
-        <w:keepNext w:val="0"/>
-        <w:spacing w:before="40" w:after="120"/>
-        <w:shd w:val="clear" w:color="auto" w:fill="F2F2F2"/>
-      </w:pPr>
-      <w:sdt>
-        <w:sdtPr>
-          <w:alias w:val="082GEI1785124"/>
+        <w:spacing w:before="240" w:after="80"/>
+      </w:pPr>
+      <w:r>
+        <w:rPr>
+          <w:rFonts w:ascii="Arial" w:hAnsi="Arial" w:cs="Arial" w:eastAsia="Arial"/>
+          <w:b/>
+          <w:i w:val="0"/>
+          <w:color w:val="1C355E"/>
+          <w:sz w:val="21"/>
+        </w:rPr>
+        <w:t>2. Investor relations</w:t>
+      </w:r>
+    </w:p>
+    <w:p>
+      <w:pPr>
+        <w:keepNext/>
+        <w:spacing w:before="200" w:after="40"/>
+      </w:pPr>
+      <w:r>
+        <w:rPr>
+          <w:rFonts w:ascii="Arial" w:hAnsi="Arial" w:cs="Arial" w:eastAsia="Arial"/>
+          <w:b/>
+          <w:i w:val="0"/>
+          <w:color w:val="000000"/>
+          <w:sz w:val="20"/>
+        </w:rPr>
+        <w:t xml:space="preserve">State the name of the person or entity that will be responsible for the relationship with the investor. </w:t>
+      </w:r>
+      <w:r>
+        <w:rPr>
+          <w:rFonts w:ascii="Arial" w:hAnsi="Arial" w:cs="Arial" w:eastAsia="Arial"/>
+          <w:b/>
+          <w:i w:val="0"/>
+          <w:color w:val="1C355E"/>
+          <w:sz w:val="17"/>
+        </w:rPr>
+        <w:t>-082GEI1790779-</w:t>
+      </w:r>
+    </w:p>
+    <w:p>
+      <w:pPr>
+        <w:keepNext w:val="0"/>
+        <w:spacing w:before="40" w:after="120"/>
+        <w:shd w:val="clear" w:color="auto" w:fill="F2F2F2"/>
+      </w:pPr>
+      <w:sdt>
+        <w:sdtPr>
+          <w:alias w:val="082GEI1790779"/>
           <w:id w:val="100490"/>
           <w:showingPlcHdr/>
           <w:text/>
@@ -28423,275 +28676,29 @@
           <w:color w:val="000000"/>
           <w:sz w:val="20"/>
         </w:rPr>
-        <w:t xml:space="preserve">Departures - 2024 </w:t>
-      </w:r>
-      <w:r>
-        <w:rPr>
-          <w:rFonts w:ascii="Arial" w:hAnsi="Arial" w:cs="Arial" w:eastAsia="Arial"/>
-          <w:b/>
-          <w:i w:val="0"/>
-          <w:color w:val="1C355E"/>
-          <w:sz w:val="17"/>
-        </w:rPr>
-        <w:t>-082GEI1785123-</w:t>
-      </w:r>
-    </w:p>
-    <w:p>
-      <w:pPr>
-        <w:keepNext w:val="0"/>
-        <w:spacing w:before="40" w:after="120"/>
-        <w:shd w:val="clear" w:color="auto" w:fill="F2F2F2"/>
-      </w:pPr>
-      <w:sdt>
-        <w:sdtPr>
-          <w:alias w:val="082GEI1785123"/>
+        <w:t xml:space="preserve">Will the relationship with the investor be managed directly by the company awarded the mandate, or entrusted to third parties? </w:t>
+      </w:r>
+      <w:r>
+        <w:rPr>
+          <w:rFonts w:ascii="Arial" w:hAnsi="Arial" w:cs="Arial" w:eastAsia="Arial"/>
+          <w:b/>
+          <w:i w:val="0"/>
+          <w:color w:val="1C355E"/>
+          <w:sz w:val="17"/>
+        </w:rPr>
+        <w:t>-082GEI1790783-</w:t>
+      </w:r>
+    </w:p>
+    <w:p>
+      <w:pPr>
+        <w:keepNext w:val="0"/>
+        <w:spacing w:before="40" w:after="120"/>
+        <w:shd w:val="clear" w:color="auto" w:fill="F2F2F2"/>
+      </w:pPr>
+      <w:sdt>
+        <w:sdtPr>
+          <w:alias w:val="082GEI1790783"/>
           <w:id w:val="100491"/>
-          <w:showingPlcHdr/>
-          <w:text/>
-        </w:sdtPr>
-        <w:sdtContent>
-          <w:r>
-            <w:t>Click or tap here to enter text.</w:t>
-          </w:r>
-        </w:sdtContent>
-      </w:sdt>
-    </w:p>
-    <w:p>
-      <w:pPr>
-        <w:keepNext/>
-        <w:spacing w:before="200" w:after="40"/>
-      </w:pPr>
-      <w:r>
-        <w:rPr>
-          <w:rFonts w:ascii="Arial" w:hAnsi="Arial" w:cs="Arial" w:eastAsia="Arial"/>
-          <w:b/>
-          <w:i w:val="0"/>
-          <w:color w:val="000000"/>
-          <w:sz w:val="20"/>
-        </w:rPr>
-        <w:t xml:space="preserve">Total team staff - 2025 </w:t>
-      </w:r>
-      <w:r>
-        <w:rPr>
-          <w:rFonts w:ascii="Arial" w:hAnsi="Arial" w:cs="Arial" w:eastAsia="Arial"/>
-          <w:b/>
-          <w:i w:val="0"/>
-          <w:color w:val="1C355E"/>
-          <w:sz w:val="17"/>
-        </w:rPr>
-        <w:t>-082GEI1785343-</w:t>
-      </w:r>
-    </w:p>
-    <w:p>
-      <w:pPr>
-        <w:keepNext w:val="0"/>
-        <w:spacing w:before="40" w:after="120"/>
-        <w:shd w:val="clear" w:color="auto" w:fill="F2F2F2"/>
-      </w:pPr>
-      <w:sdt>
-        <w:sdtPr>
-          <w:alias w:val="082GEI1785343"/>
-          <w:id w:val="100492"/>
-          <w:showingPlcHdr/>
-          <w:text/>
-        </w:sdtPr>
-        <w:sdtContent>
-          <w:r>
-            <w:t>Click or tap here to enter text.</w:t>
-          </w:r>
-        </w:sdtContent>
-      </w:sdt>
-    </w:p>
-    <w:p>
-      <w:pPr>
-        <w:keepNext/>
-        <w:spacing w:before="200" w:after="40"/>
-      </w:pPr>
-      <w:r>
-        <w:rPr>
-          <w:rFonts w:ascii="Arial" w:hAnsi="Arial" w:cs="Arial" w:eastAsia="Arial"/>
-          <w:b/>
-          <w:i w:val="0"/>
-          <w:color w:val="000000"/>
-          <w:sz w:val="20"/>
-        </w:rPr>
-        <w:t xml:space="preserve">New joiners - 2025 </w:t>
-      </w:r>
-      <w:r>
-        <w:rPr>
-          <w:rFonts w:ascii="Arial" w:hAnsi="Arial" w:cs="Arial" w:eastAsia="Arial"/>
-          <w:b/>
-          <w:i w:val="0"/>
-          <w:color w:val="1C355E"/>
-          <w:sz w:val="17"/>
-        </w:rPr>
-        <w:t>-082GEI1785342-</w:t>
-      </w:r>
-    </w:p>
-    <w:p>
-      <w:pPr>
-        <w:keepNext w:val="0"/>
-        <w:spacing w:before="40" w:after="120"/>
-        <w:shd w:val="clear" w:color="auto" w:fill="F2F2F2"/>
-      </w:pPr>
-      <w:sdt>
-        <w:sdtPr>
-          <w:alias w:val="082GEI1785342"/>
-          <w:id w:val="100493"/>
-          <w:showingPlcHdr/>
-          <w:text/>
-        </w:sdtPr>
-        <w:sdtContent>
-          <w:r>
-            <w:t>Click or tap here to enter text.</w:t>
-          </w:r>
-        </w:sdtContent>
-      </w:sdt>
-    </w:p>
-    <w:p>
-      <w:pPr>
-        <w:keepNext/>
-        <w:spacing w:before="200" w:after="40"/>
-      </w:pPr>
-      <w:r>
-        <w:rPr>
-          <w:rFonts w:ascii="Arial" w:hAnsi="Arial" w:cs="Arial" w:eastAsia="Arial"/>
-          <w:b/>
-          <w:i w:val="0"/>
-          <w:color w:val="000000"/>
-          <w:sz w:val="20"/>
-        </w:rPr>
-        <w:t xml:space="preserve">Departures - 2025 </w:t>
-      </w:r>
-      <w:r>
-        <w:rPr>
-          <w:rFonts w:ascii="Arial" w:hAnsi="Arial" w:cs="Arial" w:eastAsia="Arial"/>
-          <w:b/>
-          <w:i w:val="0"/>
-          <w:color w:val="1C355E"/>
-          <w:sz w:val="17"/>
-        </w:rPr>
-        <w:t>-082GEI1785341-</w:t>
-      </w:r>
-    </w:p>
-    <w:p>
-      <w:pPr>
-        <w:keepNext w:val="0"/>
-        <w:spacing w:before="40" w:after="120"/>
-        <w:shd w:val="clear" w:color="auto" w:fill="F2F2F2"/>
-      </w:pPr>
-      <w:sdt>
-        <w:sdtPr>
-          <w:alias w:val="082GEI1785341"/>
-          <w:id w:val="100494"/>
-          <w:showingPlcHdr/>
-          <w:text/>
-        </w:sdtPr>
-        <w:sdtContent>
-          <w:r>
-            <w:t>Click or tap here to enter text.</w:t>
-          </w:r>
-        </w:sdtContent>
-      </w:sdt>
-    </w:p>
-    <w:p>
-      <w:pPr>
-        <w:keepNext/>
-        <w:spacing w:before="240" w:after="80"/>
-      </w:pPr>
-      <w:r>
-        <w:rPr>
-          <w:rFonts w:ascii="Arial" w:hAnsi="Arial" w:cs="Arial" w:eastAsia="Arial"/>
-          <w:b/>
-          <w:i w:val="0"/>
-          <w:color w:val="1C355E"/>
-          <w:sz w:val="21"/>
-        </w:rPr>
-        <w:t>2. Investor relations</w:t>
-      </w:r>
-    </w:p>
-    <w:p>
-      <w:pPr>
-        <w:keepNext/>
-        <w:spacing w:before="200" w:after="40"/>
-      </w:pPr>
-      <w:r>
-        <w:rPr>
-          <w:rFonts w:ascii="Arial" w:hAnsi="Arial" w:cs="Arial" w:eastAsia="Arial"/>
-          <w:b/>
-          <w:i w:val="0"/>
-          <w:color w:val="000000"/>
-          <w:sz w:val="20"/>
-        </w:rPr>
-        <w:t xml:space="preserve">State the name of the person or entity that will be responsible for the relationship with the investor. </w:t>
-      </w:r>
-      <w:r>
-        <w:rPr>
-          <w:rFonts w:ascii="Arial" w:hAnsi="Arial" w:cs="Arial" w:eastAsia="Arial"/>
-          <w:b/>
-          <w:i w:val="0"/>
-          <w:color w:val="1C355E"/>
-          <w:sz w:val="17"/>
-        </w:rPr>
-        <w:t>-082GEI1790779-</w:t>
-      </w:r>
-    </w:p>
-    <w:p>
-      <w:pPr>
-        <w:keepNext w:val="0"/>
-        <w:spacing w:before="40" w:after="120"/>
-        <w:shd w:val="clear" w:color="auto" w:fill="F2F2F2"/>
-      </w:pPr>
-      <w:sdt>
-        <w:sdtPr>
-          <w:alias w:val="082GEI1790779"/>
-          <w:id w:val="100495"/>
-          <w:showingPlcHdr/>
-          <w:text/>
-        </w:sdtPr>
-        <w:sdtContent>
-          <w:r>
-            <w:t>Click or tap here to enter text.</w:t>
-          </w:r>
-        </w:sdtContent>
-      </w:sdt>
-    </w:p>
-    <w:p>
-      <w:pPr>
-        <w:keepNext/>
-        <w:spacing w:before="200" w:after="40"/>
-      </w:pPr>
-      <w:r>
-        <w:rPr>
-          <w:rFonts w:ascii="Arial" w:hAnsi="Arial" w:cs="Arial" w:eastAsia="Arial"/>
-          <w:b/>
-          <w:i w:val="0"/>
-          <w:color w:val="000000"/>
-          <w:sz w:val="20"/>
-        </w:rPr>
-        <w:t xml:space="preserve">Will the relationship with the investor be managed directly by the company awarded the mandate, or entrusted to third parties? </w:t>
-      </w:r>
-      <w:r>
-        <w:rPr>
-          <w:rFonts w:ascii="Arial" w:hAnsi="Arial" w:cs="Arial" w:eastAsia="Arial"/>
-          <w:b/>
-          <w:i w:val="0"/>
-          <w:color w:val="1C355E"/>
-          <w:sz w:val="17"/>
-        </w:rPr>
-        <w:t>-082GEI1790783-</w:t>
-      </w:r>
-    </w:p>
-    <w:p>
-      <w:pPr>
-        <w:keepNext w:val="0"/>
-        <w:spacing w:before="40" w:after="120"/>
-        <w:shd w:val="clear" w:color="auto" w:fill="F2F2F2"/>
-      </w:pPr>
-      <w:sdt>
-        <w:sdtPr>
-          <w:alias w:val="082GEI1790783"/>
-          <w:id w:val="100496"/>
           <w:showingPlcHdr/>
           <w:dropDownList>
             <w:listItem w:displayText="Choose an item." w:value=""/>
@@ -28757,7 +28764,7 @@
       <w:sdt>
         <w:sdtPr>
           <w:alias w:val="082GEI1800808"/>
-          <w:id w:val="100497"/>
+          <w:id w:val="100492"/>
           <w:showingPlcHdr/>
           <w:dropDownList>
             <w:listItem w:displayText="Choose an item." w:value=""/>
@@ -28824,7 +28831,7 @@
       <w:sdt>
         <w:sdtPr>
           <w:alias w:val="082GEI1810823"/>
-          <w:id w:val="100498"/>
+          <w:id w:val="100493"/>
           <w:showingPlcHdr/>
           <w:dropDownList>
             <w:listItem w:displayText="Choose an item." w:value=""/>
@@ -28874,7 +28881,7 @@
       <w:sdt>
         <w:sdtPr>
           <w:alias w:val="082GEI1810835"/>
-          <w:id w:val="100499"/>
+          <w:id w:val="100494"/>
           <w:showingPlcHdr/>
           <w:dropDownList>
             <w:listItem w:displayText="Choose an item." w:value=""/>
@@ -28925,13 +28932,19 @@
       <w:sdt>
         <w:sdtPr>
           <w:alias w:val="082GEI1810842"/>
-          <w:id w:val="100500"/>
-          <w:showingPlcHdr/>
-          <w:text/>
-        </w:sdtPr>
-        <w:sdtContent>
-          <w:r>
-            <w:t>Click or tap here to enter text.</w:t>
+          <w:id w:val="100495"/>
+          <w:showingPlcHdr/>
+          <w:dropDownList>
+            <w:listItem w:displayText="Choose an item." w:value=""/>
+            <w:listItem w:displayText="Daily" w:value="Daily"/>
+            <w:listItem w:displayText="Weekly" w:value="Weekly"/>
+            <w:listItem w:displayText="Monthly" w:value="Monthly"/>
+            <w:listItem w:displayText="Less frequent than monthly" w:value="Less frequent than monthly"/>
+          </w:dropDownList>
+        </w:sdtPr>
+        <w:sdtContent>
+          <w:r>
+            <w:t>Choose an item.</w:t>
           </w:r>
         </w:sdtContent>
       </w:sdt>
@@ -28987,7 +29000,7 @@
       <w:sdt>
         <w:sdtPr>
           <w:alias w:val="082GEI1810850"/>
-          <w:id w:val="100501"/>
+          <w:id w:val="100496"/>
           <w:showingPlcHdr/>
           <w:text/>
         </w:sdtPr>
@@ -29149,7 +29162,7 @@
       <w:sdt>
         <w:sdtPr>
           <w:alias w:val="082RFA1175028"/>
-          <w:id w:val="100502"/>
+          <w:id w:val="100497"/>
           <w:showingPlcHdr/>
           <w:text/>
         </w:sdtPr>
@@ -29211,7 +29224,7 @@
       <w:sdt>
         <w:sdtPr>
           <w:alias w:val="082RFA1175029"/>
-          <w:id w:val="100503"/>
+          <w:id w:val="100498"/>
           <w:showingPlcHdr/>
           <w:text/>
         </w:sdtPr>
@@ -29273,7 +29286,7 @@
       <w:sdt>
         <w:sdtPr>
           <w:alias w:val="082RFA1175030"/>
-          <w:id w:val="100504"/>
+          <w:id w:val="100499"/>
           <w:showingPlcHdr/>
           <w:text/>
         </w:sdtPr>
@@ -29335,7 +29348,7 @@
       <w:sdt>
         <w:sdtPr>
           <w:alias w:val="082RFA1175031"/>
-          <w:id w:val="100505"/>
+          <w:id w:val="100500"/>
           <w:showingPlcHdr/>
           <w:text/>
         </w:sdtPr>
@@ -29397,7 +29410,7 @@
       <w:sdt>
         <w:sdtPr>
           <w:alias w:val="082RFA1175226"/>
-          <w:id w:val="100506"/>
+          <w:id w:val="100501"/>
           <w:showingPlcHdr/>
           <w:text/>
         </w:sdtPr>
@@ -29459,7 +29472,7 @@
       <w:sdt>
         <w:sdtPr>
           <w:alias w:val="082RFA1175227"/>
-          <w:id w:val="100507"/>
+          <w:id w:val="100502"/>
           <w:showingPlcHdr/>
           <w:text/>
         </w:sdtPr>
@@ -29521,7 +29534,7 @@
       <w:sdt>
         <w:sdtPr>
           <w:alias w:val="082RFA1175228"/>
-          <w:id w:val="100508"/>
+          <w:id w:val="100503"/>
           <w:showingPlcHdr/>
           <w:text/>
         </w:sdtPr>
@@ -29583,7 +29596,7 @@
       <w:sdt>
         <w:sdtPr>
           <w:alias w:val="082RFA1175229"/>
-          <w:id w:val="100509"/>
+          <w:id w:val="100504"/>
           <w:showingPlcHdr/>
           <w:text/>
         </w:sdtPr>
@@ -29645,7 +29658,7 @@
       <w:sdt>
         <w:sdtPr>
           <w:alias w:val="082RFA1175448"/>
-          <w:id w:val="100510"/>
+          <w:id w:val="100505"/>
           <w:showingPlcHdr/>
           <w:text/>
         </w:sdtPr>
@@ -29707,7 +29720,7 @@
       <w:sdt>
         <w:sdtPr>
           <w:alias w:val="082RFA1175449"/>
-          <w:id w:val="100511"/>
+          <w:id w:val="100506"/>
           <w:showingPlcHdr/>
           <w:text/>
         </w:sdtPr>
@@ -29769,7 +29782,7 @@
       <w:sdt>
         <w:sdtPr>
           <w:alias w:val="082RFA1175450"/>
-          <w:id w:val="100512"/>
+          <w:id w:val="100507"/>
           <w:showingPlcHdr/>
           <w:text/>
         </w:sdtPr>
@@ -29831,7 +29844,7 @@
       <w:sdt>
         <w:sdtPr>
           <w:alias w:val="082RFA1175451"/>
-          <w:id w:val="100513"/>
+          <w:id w:val="100508"/>
           <w:showingPlcHdr/>
           <w:text/>
         </w:sdtPr>
@@ -29877,7 +29890,7 @@
       <w:sdt>
         <w:sdtPr>
           <w:alias w:val="082RFA1170530"/>
-          <w:id w:val="100514"/>
+          <w:id w:val="100509"/>
           <w:showingPlcHdr/>
           <w:dropDownList>
             <w:listItem w:displayText="Choose an item." w:value=""/>
@@ -29943,7 +29956,7 @@
       <w:sdt>
         <w:sdtPr>
           <w:alias w:val="082RFA1170531"/>
-          <w:id w:val="100515"/>
+          <w:id w:val="100510"/>
           <w:showingPlcHdr/>
           <w:text/>
         </w:sdtPr>
@@ -30005,7 +30018,7 @@
       <w:sdt>
         <w:sdtPr>
           <w:alias w:val="082RFA1171545"/>
-          <w:id w:val="100516"/>
+          <w:id w:val="100511"/>
           <w:showingPlcHdr/>
           <w:text/>
         </w:sdtPr>
@@ -30099,7 +30112,7 @@
       <w:sdt>
         <w:sdtPr>
           <w:alias w:val="082RFA1180532"/>
-          <w:id w:val="100517"/>
+          <w:id w:val="100512"/>
           <w:showingPlcHdr/>
           <w:text/>
         </w:sdtPr>
@@ -30161,7 +30174,7 @@
       <w:sdt>
         <w:sdtPr>
           <w:alias w:val="082RFA1180533"/>
-          <w:id w:val="100518"/>
+          <w:id w:val="100513"/>
           <w:showingPlcHdr/>
           <w:text/>
         </w:sdtPr>
@@ -30223,7 +30236,7 @@
       <w:sdt>
         <w:sdtPr>
           <w:alias w:val="082RFA1180534"/>
-          <w:id w:val="100519"/>
+          <w:id w:val="100514"/>
           <w:showingPlcHdr/>
           <w:dropDownList>
             <w:listItem w:displayText="Choose an item." w:value=""/>
@@ -30289,7 +30302,7 @@
       <w:sdt>
         <w:sdtPr>
           <w:alias w:val="082RFA1180535"/>
-          <w:id w:val="100520"/>
+          <w:id w:val="100515"/>
           <w:showingPlcHdr/>
           <w:text/>
         </w:sdtPr>
@@ -30335,7 +30348,7 @@
       <w:sdt>
         <w:sdtPr>
           <w:alias w:val="082RFA1180536"/>
-          <w:id w:val="100521"/>
+          <w:id w:val="100516"/>
           <w:showingPlcHdr/>
           <w:text/>
         </w:sdtPr>
@@ -30381,7 +30394,7 @@
       <w:sdt>
         <w:sdtPr>
           <w:alias w:val="082RFA1180552"/>
-          <w:id w:val="100522"/>
+          <w:id w:val="100517"/>
           <w:showingPlcHdr/>
           <w:text/>
         </w:sdtPr>
@@ -30443,7 +30456,7 @@
       <w:sdt>
         <w:sdtPr>
           <w:alias w:val="082RFA1180553"/>
-          <w:id w:val="100523"/>
+          <w:id w:val="100518"/>
           <w:showingPlcHdr/>
           <w:text/>
         </w:sdtPr>
@@ -30505,7 +30518,7 @@
       <w:sdt>
         <w:sdtPr>
           <w:alias w:val="082RFA1180537"/>
-          <w:id w:val="100524"/>
+          <w:id w:val="100519"/>
           <w:showingPlcHdr/>
           <w:text/>
         </w:sdtPr>
@@ -30551,7 +30564,7 @@
       <w:sdt>
         <w:sdtPr>
           <w:alias w:val="082RFA1180542"/>
-          <w:id w:val="100525"/>
+          <w:id w:val="100520"/>
           <w:showingPlcHdr/>
           <w:text/>
         </w:sdtPr>
@@ -30613,7 +30626,7 @@
       <w:sdt>
         <w:sdtPr>
           <w:alias w:val="082RFA1180543"/>
-          <w:id w:val="100526"/>
+          <w:id w:val="100521"/>
           <w:showingPlcHdr/>
           <w:text/>
         </w:sdtPr>
@@ -30675,7 +30688,7 @@
       <w:sdt>
         <w:sdtPr>
           <w:alias w:val="082RFA1180595"/>
-          <w:id w:val="100527"/>
+          <w:id w:val="100522"/>
           <w:showingPlcHdr/>
           <w:text/>
         </w:sdtPr>
@@ -30737,7 +30750,7 @@
       <w:sdt>
         <w:sdtPr>
           <w:alias w:val="082RFA1180546"/>
-          <w:id w:val="100528"/>
+          <w:id w:val="100523"/>
           <w:showingPlcHdr/>
           <w:text/>
         </w:sdtPr>
@@ -30799,7 +30812,7 @@
       <w:sdt>
         <w:sdtPr>
           <w:alias w:val="082RFA1180544"/>
-          <w:id w:val="100529"/>
+          <w:id w:val="100524"/>
           <w:showingPlcHdr/>
           <w:text/>
         </w:sdtPr>
@@ -30861,7 +30874,7 @@
       <w:sdt>
         <w:sdtPr>
           <w:alias w:val="082RFA1181521"/>
-          <w:id w:val="100530"/>
+          <w:id w:val="100525"/>
           <w:showingPlcHdr/>
           <w:text/>
         </w:sdtPr>
@@ -31023,7 +31036,7 @@
       <w:sdt>
         <w:sdtPr>
           <w:alias w:val="082RFC1285019"/>
-          <w:id w:val="100531"/>
+          <w:id w:val="100526"/>
           <w:showingPlcHdr/>
           <w:text/>
         </w:sdtPr>
@@ -31085,7 +31098,7 @@
       <w:sdt>
         <w:sdtPr>
           <w:alias w:val="082RFC1285020"/>
-          <w:id w:val="100532"/>
+          <w:id w:val="100527"/>
           <w:showingPlcHdr/>
           <w:text/>
         </w:sdtPr>
@@ -31147,7 +31160,7 @@
       <w:sdt>
         <w:sdtPr>
           <w:alias w:val="082RFC1285021"/>
-          <w:id w:val="100533"/>
+          <w:id w:val="100528"/>
           <w:showingPlcHdr/>
           <w:text/>
         </w:sdtPr>
@@ -31209,7 +31222,7 @@
       <w:sdt>
         <w:sdtPr>
           <w:alias w:val="082RFC1285022"/>
-          <w:id w:val="100534"/>
+          <w:id w:val="100529"/>
           <w:showingPlcHdr/>
           <w:text/>
         </w:sdtPr>
@@ -31271,7 +31284,7 @@
       <w:sdt>
         <w:sdtPr>
           <w:alias w:val="082RFC1285217"/>
-          <w:id w:val="100535"/>
+          <w:id w:val="100530"/>
           <w:showingPlcHdr/>
           <w:text/>
         </w:sdtPr>
@@ -31333,7 +31346,7 @@
       <w:sdt>
         <w:sdtPr>
           <w:alias w:val="082RFC1285218"/>
-          <w:id w:val="100536"/>
+          <w:id w:val="100531"/>
           <w:showingPlcHdr/>
           <w:text/>
         </w:sdtPr>
@@ -31395,7 +31408,7 @@
       <w:sdt>
         <w:sdtPr>
           <w:alias w:val="082RFC1285219"/>
-          <w:id w:val="100537"/>
+          <w:id w:val="100532"/>
           <w:showingPlcHdr/>
           <w:text/>
         </w:sdtPr>
@@ -31457,7 +31470,7 @@
       <w:sdt>
         <w:sdtPr>
           <w:alias w:val="082RFC1285220"/>
-          <w:id w:val="100538"/>
+          <w:id w:val="100533"/>
           <w:showingPlcHdr/>
           <w:text/>
         </w:sdtPr>
@@ -31519,7 +31532,7 @@
       <w:sdt>
         <w:sdtPr>
           <w:alias w:val="082RFC1285439"/>
-          <w:id w:val="100539"/>
+          <w:id w:val="100534"/>
           <w:showingPlcHdr/>
           <w:text/>
         </w:sdtPr>
@@ -31581,7 +31594,7 @@
       <w:sdt>
         <w:sdtPr>
           <w:alias w:val="082RFC1285440"/>
-          <w:id w:val="100540"/>
+          <w:id w:val="100535"/>
           <w:showingPlcHdr/>
           <w:text/>
         </w:sdtPr>
@@ -31643,7 +31656,7 @@
       <w:sdt>
         <w:sdtPr>
           <w:alias w:val="082RFC1285441"/>
-          <w:id w:val="100541"/>
+          <w:id w:val="100536"/>
           <w:showingPlcHdr/>
           <w:text/>
         </w:sdtPr>
@@ -31705,7 +31718,7 @@
       <w:sdt>
         <w:sdtPr>
           <w:alias w:val="082RFC1285442"/>
-          <w:id w:val="100542"/>
+          <w:id w:val="100537"/>
           <w:showingPlcHdr/>
           <w:text/>
         </w:sdtPr>
@@ -31751,7 +31764,7 @@
       <w:sdt>
         <w:sdtPr>
           <w:alias w:val="082RFC1281105"/>
-          <w:id w:val="100543"/>
+          <w:id w:val="100538"/>
           <w:showingPlcHdr/>
           <w:dropDownList>
             <w:listItem w:displayText="Choose an item." w:value=""/>
@@ -31817,7 +31830,7 @@
       <w:sdt>
         <w:sdtPr>
           <w:alias w:val="082RFC1281134"/>
-          <w:id w:val="100544"/>
+          <w:id w:val="100539"/>
           <w:showingPlcHdr/>
           <w:text/>
         </w:sdtPr>
@@ -31879,7 +31892,7 @@
       <w:sdt>
         <w:sdtPr>
           <w:alias w:val="082RFC1281547"/>
-          <w:id w:val="100545"/>
+          <w:id w:val="100540"/>
           <w:showingPlcHdr/>
           <w:text/>
         </w:sdtPr>
@@ -31957,7 +31970,7 @@
       <w:sdt>
         <w:sdtPr>
           <w:alias w:val="082RFC1291159"/>
-          <w:id w:val="100546"/>
+          <w:id w:val="100541"/>
           <w:showingPlcHdr/>
           <w:text/>
         </w:sdtPr>
@@ -32019,7 +32032,7 @@
       <w:sdt>
         <w:sdtPr>
           <w:alias w:val="082RFC1291187"/>
-          <w:id w:val="100547"/>
+          <w:id w:val="100542"/>
           <w:showingPlcHdr/>
           <w:text/>
         </w:sdtPr>
@@ -32065,7 +32078,7 @@
       <w:sdt>
         <w:sdtPr>
           <w:alias w:val="082RFC1291222"/>
-          <w:id w:val="100548"/>
+          <w:id w:val="100543"/>
           <w:showingPlcHdr/>
           <w:dropDownList>
             <w:listItem w:displayText="Choose an item." w:value=""/>
@@ -32131,7 +32144,7 @@
       <w:sdt>
         <w:sdtPr>
           <w:alias w:val="082RFC1291266"/>
-          <w:id w:val="100549"/>
+          <w:id w:val="100544"/>
           <w:showingPlcHdr/>
           <w:text/>
         </w:sdtPr>
@@ -32177,7 +32190,7 @@
       <w:sdt>
         <w:sdtPr>
           <w:alias w:val="082RFC1291322"/>
-          <w:id w:val="100550"/>
+          <w:id w:val="100545"/>
           <w:showingPlcHdr/>
           <w:text/>
         </w:sdtPr>
@@ -32223,7 +32236,7 @@
       <w:sdt>
         <w:sdtPr>
           <w:alias w:val="082RFC1291387"/>
-          <w:id w:val="100551"/>
+          <w:id w:val="100546"/>
           <w:showingPlcHdr/>
           <w:text/>
         </w:sdtPr>
@@ -32285,7 +32298,7 @@
       <w:sdt>
         <w:sdtPr>
           <w:alias w:val="082RFC1291420"/>
-          <w:id w:val="100552"/>
+          <w:id w:val="100547"/>
           <w:showingPlcHdr/>
           <w:text/>
         </w:sdtPr>
@@ -32347,7 +32360,7 @@
       <w:sdt>
         <w:sdtPr>
           <w:alias w:val="082RFC1291448"/>
-          <w:id w:val="100553"/>
+          <w:id w:val="100548"/>
           <w:showingPlcHdr/>
           <w:dropDownList>
             <w:listItem w:displayText="Choose an item." w:value=""/>
@@ -32398,7 +32411,7 @@
       <w:sdt>
         <w:sdtPr>
           <w:alias w:val="082RFC1291358"/>
-          <w:id w:val="100554"/>
+          <w:id w:val="100549"/>
           <w:showingPlcHdr/>
           <w:text/>
         </w:sdtPr>
@@ -32460,7 +32473,7 @@
       <w:sdt>
         <w:sdtPr>
           <w:alias w:val="082RFC1291570"/>
-          <w:id w:val="100555"/>
+          <w:id w:val="100550"/>
           <w:showingPlcHdr/>
           <w:text/>
         </w:sdtPr>
@@ -32522,7 +32535,7 @@
       <w:sdt>
         <w:sdtPr>
           <w:alias w:val="082RFC1291647"/>
-          <w:id w:val="100556"/>
+          <w:id w:val="100551"/>
           <w:showingPlcHdr/>
           <w:text/>
         </w:sdtPr>
@@ -32584,7 +32597,7 @@
       <w:sdt>
         <w:sdtPr>
           <w:alias w:val="082RFC1291648"/>
-          <w:id w:val="100557"/>
+          <w:id w:val="100552"/>
           <w:showingPlcHdr/>
           <w:text/>
         </w:sdtPr>
@@ -32646,7 +32659,7 @@
       <w:sdt>
         <w:sdtPr>
           <w:alias w:val="082RFC1291649"/>
-          <w:id w:val="100558"/>
+          <w:id w:val="100553"/>
           <w:showingPlcHdr/>
           <w:text/>
         </w:sdtPr>
@@ -32708,7 +32721,7 @@
       <w:sdt>
         <w:sdtPr>
           <w:alias w:val="082RFC1291605"/>
-          <w:id w:val="100559"/>
+          <w:id w:val="100554"/>
           <w:showingPlcHdr/>
           <w:text/>
         </w:sdtPr>
@@ -32770,7 +32783,7 @@
       <w:sdt>
         <w:sdtPr>
           <w:alias w:val="082RFC1291592"/>
-          <w:id w:val="100560"/>
+          <w:id w:val="100555"/>
           <w:showingPlcHdr/>
           <w:text/>
         </w:sdtPr>
@@ -32832,7 +32845,7 @@
       <w:sdt>
         <w:sdtPr>
           <w:alias w:val="082RFC1291523"/>
-          <w:id w:val="100561"/>
+          <w:id w:val="100556"/>
           <w:showingPlcHdr/>
           <w:text/>
         </w:sdtPr>
@@ -32994,7 +33007,7 @@
       <w:sdt>
         <w:sdtPr>
           <w:alias w:val="082RFL1464913"/>
-          <w:id w:val="100562"/>
+          <w:id w:val="100557"/>
           <w:showingPlcHdr/>
           <w:text/>
         </w:sdtPr>
@@ -33056,7 +33069,7 @@
       <w:sdt>
         <w:sdtPr>
           <w:alias w:val="082RFL1464914"/>
-          <w:id w:val="100563"/>
+          <w:id w:val="100558"/>
           <w:showingPlcHdr/>
           <w:text/>
         </w:sdtPr>
@@ -33118,7 +33131,7 @@
       <w:sdt>
         <w:sdtPr>
           <w:alias w:val="082RFL1464915"/>
-          <w:id w:val="100564"/>
+          <w:id w:val="100559"/>
           <w:showingPlcHdr/>
           <w:text/>
         </w:sdtPr>
@@ -33180,7 +33193,7 @@
       <w:sdt>
         <w:sdtPr>
           <w:alias w:val="082RFL1464916"/>
-          <w:id w:val="100565"/>
+          <w:id w:val="100560"/>
           <w:showingPlcHdr/>
           <w:text/>
         </w:sdtPr>
@@ -33242,7 +33255,7 @@
       <w:sdt>
         <w:sdtPr>
           <w:alias w:val="082RFL1465112"/>
-          <w:id w:val="100566"/>
+          <w:id w:val="100561"/>
           <w:showingPlcHdr/>
           <w:text/>
         </w:sdtPr>
@@ -33304,7 +33317,7 @@
       <w:sdt>
         <w:sdtPr>
           <w:alias w:val="082RFL1465111"/>
-          <w:id w:val="100567"/>
+          <w:id w:val="100562"/>
           <w:showingPlcHdr/>
           <w:text/>
         </w:sdtPr>
@@ -33366,7 +33379,7 @@
       <w:sdt>
         <w:sdtPr>
           <w:alias w:val="082RFL1465113"/>
-          <w:id w:val="100568"/>
+          <w:id w:val="100563"/>
           <w:showingPlcHdr/>
           <w:text/>
         </w:sdtPr>
@@ -33428,7 +33441,7 @@
       <w:sdt>
         <w:sdtPr>
           <w:alias w:val="082RFL1465114"/>
-          <w:id w:val="100569"/>
+          <w:id w:val="100564"/>
           <w:showingPlcHdr/>
           <w:text/>
         </w:sdtPr>
@@ -33490,7 +33503,7 @@
       <w:sdt>
         <w:sdtPr>
           <w:alias w:val="082RFL1465329"/>
-          <w:id w:val="100570"/>
+          <w:id w:val="100565"/>
           <w:showingPlcHdr/>
           <w:text/>
         </w:sdtPr>
@@ -33552,7 +33565,7 @@
       <w:sdt>
         <w:sdtPr>
           <w:alias w:val="082RFL1465330"/>
-          <w:id w:val="100571"/>
+          <w:id w:val="100566"/>
           <w:showingPlcHdr/>
           <w:text/>
         </w:sdtPr>
@@ -33614,7 +33627,7 @@
       <w:sdt>
         <w:sdtPr>
           <w:alias w:val="082RFL1465331"/>
-          <w:id w:val="100572"/>
+          <w:id w:val="100567"/>
           <w:showingPlcHdr/>
           <w:text/>
         </w:sdtPr>
@@ -33676,7 +33689,7 @@
       <w:sdt>
         <w:sdtPr>
           <w:alias w:val="082RFL1465332"/>
-          <w:id w:val="100573"/>
+          <w:id w:val="100568"/>
           <w:showingPlcHdr/>
           <w:text/>
         </w:sdtPr>
@@ -33722,7 +33735,7 @@
       <w:sdt>
         <w:sdtPr>
           <w:alias w:val="082RFL1461114"/>
-          <w:id w:val="100574"/>
+          <w:id w:val="100569"/>
           <w:showingPlcHdr/>
           <w:dropDownList>
             <w:listItem w:displayText="Choose an item." w:value=""/>
@@ -33788,7 +33801,7 @@
       <w:sdt>
         <w:sdtPr>
           <w:alias w:val="082RFL1461143"/>
-          <w:id w:val="100575"/>
+          <w:id w:val="100570"/>
           <w:showingPlcHdr/>
           <w:text/>
         </w:sdtPr>
@@ -33850,7 +33863,7 @@
       <w:sdt>
         <w:sdtPr>
           <w:alias w:val="082RFL1461556"/>
-          <w:id w:val="100576"/>
+          <w:id w:val="100571"/>
           <w:showingPlcHdr/>
           <w:text/>
         </w:sdtPr>
@@ -33928,7 +33941,7 @@
       <w:sdt>
         <w:sdtPr>
           <w:alias w:val="082RFL1471168"/>
-          <w:id w:val="100577"/>
+          <w:id w:val="100572"/>
           <w:showingPlcHdr/>
           <w:text/>
         </w:sdtPr>
@@ -33990,7 +34003,7 @@
       <w:sdt>
         <w:sdtPr>
           <w:alias w:val="082RFL1471196"/>
-          <w:id w:val="100578"/>
+          <w:id w:val="100573"/>
           <w:showingPlcHdr/>
           <w:text/>
         </w:sdtPr>
@@ -34036,7 +34049,7 @@
       <w:sdt>
         <w:sdtPr>
           <w:alias w:val="082RFL1471233"/>
-          <w:id w:val="100579"/>
+          <w:id w:val="100574"/>
           <w:showingPlcHdr/>
           <w:text/>
         </w:sdtPr>
@@ -34098,7 +34111,7 @@
       <w:sdt>
         <w:sdtPr>
           <w:alias w:val="082RFL1471277"/>
-          <w:id w:val="100580"/>
+          <w:id w:val="100575"/>
           <w:showingPlcHdr/>
           <w:text/>
         </w:sdtPr>
@@ -34144,7 +34157,7 @@
       <w:sdt>
         <w:sdtPr>
           <w:alias w:val="082RFL1471331"/>
-          <w:id w:val="100581"/>
+          <w:id w:val="100576"/>
           <w:showingPlcHdr/>
           <w:text/>
         </w:sdtPr>
@@ -34190,7 +34203,7 @@
       <w:sdt>
         <w:sdtPr>
           <w:alias w:val="082RFL1471398"/>
-          <w:id w:val="100582"/>
+          <w:id w:val="100577"/>
           <w:showingPlcHdr/>
           <w:text/>
         </w:sdtPr>
@@ -34252,7 +34265,7 @@
       <w:sdt>
         <w:sdtPr>
           <w:alias w:val="082RFL1471431"/>
-          <w:id w:val="100583"/>
+          <w:id w:val="100578"/>
           <w:showingPlcHdr/>
           <w:text/>
         </w:sdtPr>
@@ -34314,7 +34327,7 @@
       <w:sdt>
         <w:sdtPr>
           <w:alias w:val="082RFL1471457"/>
-          <w:id w:val="100584"/>
+          <w:id w:val="100579"/>
           <w:showingPlcHdr/>
           <w:dropDownList>
             <w:listItem w:displayText="Choose an item." w:value=""/>
@@ -34365,7 +34378,7 @@
       <w:sdt>
         <w:sdtPr>
           <w:alias w:val="082RFL1471369"/>
-          <w:id w:val="100585"/>
+          <w:id w:val="100580"/>
           <w:showingPlcHdr/>
           <w:text/>
         </w:sdtPr>
@@ -34427,7 +34440,7 @@
       <w:sdt>
         <w:sdtPr>
           <w:alias w:val="082RFL1471579"/>
-          <w:id w:val="100586"/>
+          <w:id w:val="100581"/>
           <w:showingPlcHdr/>
           <w:text/>
         </w:sdtPr>
@@ -34489,7 +34502,7 @@
       <w:sdt>
         <w:sdtPr>
           <w:alias w:val="082RFL1471650"/>
-          <w:id w:val="100587"/>
+          <w:id w:val="100582"/>
           <w:showingPlcHdr/>
           <w:text/>
         </w:sdtPr>
@@ -34551,7 +34564,7 @@
       <w:sdt>
         <w:sdtPr>
           <w:alias w:val="082RFL1471652"/>
-          <w:id w:val="100588"/>
+          <w:id w:val="100583"/>
           <w:showingPlcHdr/>
           <w:text/>
         </w:sdtPr>
@@ -34613,7 +34626,7 @@
       <w:sdt>
         <w:sdtPr>
           <w:alias w:val="082RFL1471651"/>
-          <w:id w:val="100589"/>
+          <w:id w:val="100584"/>
           <w:showingPlcHdr/>
           <w:text/>
         </w:sdtPr>
@@ -34675,7 +34688,7 @@
       <w:sdt>
         <w:sdtPr>
           <w:alias w:val="082RFL1471653"/>
-          <w:id w:val="100590"/>
+          <w:id w:val="100585"/>
           <w:showingPlcHdr/>
           <w:text/>
         </w:sdtPr>
@@ -34737,7 +34750,7 @@
       <w:sdt>
         <w:sdtPr>
           <w:alias w:val="082RFL1471614"/>
-          <w:id w:val="100591"/>
+          <w:id w:val="100586"/>
           <w:showingPlcHdr/>
           <w:text/>
         </w:sdtPr>
@@ -34799,7 +34812,7 @@
       <w:sdt>
         <w:sdtPr>
           <w:alias w:val="082RFL1471601"/>
-          <w:id w:val="100592"/>
+          <w:id w:val="100587"/>
           <w:showingPlcHdr/>
           <w:text/>
         </w:sdtPr>
@@ -34861,7 +34874,7 @@
       <w:sdt>
         <w:sdtPr>
           <w:alias w:val="082RFL1471532"/>
-          <w:id w:val="100593"/>
+          <w:id w:val="100588"/>
           <w:showingPlcHdr/>
           <w:text/>
         </w:sdtPr>
@@ -35023,7 +35036,7 @@
       <w:sdt>
         <w:sdtPr>
           <w:alias w:val="082RFN1504972"/>
-          <w:id w:val="100594"/>
+          <w:id w:val="100589"/>
           <w:showingPlcHdr/>
           <w:text/>
         </w:sdtPr>
@@ -35085,7 +35098,7 @@
       <w:sdt>
         <w:sdtPr>
           <w:alias w:val="082RFN1504973"/>
-          <w:id w:val="100595"/>
+          <w:id w:val="100590"/>
           <w:showingPlcHdr/>
           <w:text/>
         </w:sdtPr>
@@ -35147,7 +35160,7 @@
       <w:sdt>
         <w:sdtPr>
           <w:alias w:val="082RFN1504974"/>
-          <w:id w:val="100596"/>
+          <w:id w:val="100591"/>
           <w:showingPlcHdr/>
           <w:text/>
         </w:sdtPr>
@@ -35209,7 +35222,7 @@
       <w:sdt>
         <w:sdtPr>
           <w:alias w:val="082RFN1504975"/>
-          <w:id w:val="100597"/>
+          <w:id w:val="100592"/>
           <w:showingPlcHdr/>
           <w:text/>
         </w:sdtPr>
@@ -35271,7 +35284,7 @@
       <w:sdt>
         <w:sdtPr>
           <w:alias w:val="082RFN1505170"/>
-          <w:id w:val="100598"/>
+          <w:id w:val="100593"/>
           <w:showingPlcHdr/>
           <w:text/>
         </w:sdtPr>
@@ -35333,7 +35346,7 @@
       <w:sdt>
         <w:sdtPr>
           <w:alias w:val="082RFN1505171"/>
-          <w:id w:val="100599"/>
+          <w:id w:val="100594"/>
           <w:showingPlcHdr/>
           <w:text/>
         </w:sdtPr>
@@ -35395,7 +35408,7 @@
       <w:sdt>
         <w:sdtPr>
           <w:alias w:val="082RFN1505172"/>
-          <w:id w:val="100600"/>
+          <w:id w:val="100595"/>
           <w:showingPlcHdr/>
           <w:text/>
         </w:sdtPr>
@@ -35457,7 +35470,7 @@
       <w:sdt>
         <w:sdtPr>
           <w:alias w:val="082RFN1505173"/>
-          <w:id w:val="100601"/>
+          <w:id w:val="100596"/>
           <w:showingPlcHdr/>
           <w:text/>
         </w:sdtPr>
@@ -35519,7 +35532,7 @@
       <w:sdt>
         <w:sdtPr>
           <w:alias w:val="082RFN1505388"/>
-          <w:id w:val="100602"/>
+          <w:id w:val="100597"/>
           <w:showingPlcHdr/>
           <w:text/>
         </w:sdtPr>
@@ -35581,7 +35594,7 @@
       <w:sdt>
         <w:sdtPr>
           <w:alias w:val="082RFN1505389"/>
-          <w:id w:val="100603"/>
+          <w:id w:val="100598"/>
           <w:showingPlcHdr/>
           <w:text/>
         </w:sdtPr>
@@ -35643,7 +35656,7 @@
       <w:sdt>
         <w:sdtPr>
           <w:alias w:val="082RFN1505390"/>
-          <w:id w:val="100604"/>
+          <w:id w:val="100599"/>
           <w:showingPlcHdr/>
           <w:text/>
         </w:sdtPr>
@@ -35705,7 +35718,7 @@
       <w:sdt>
         <w:sdtPr>
           <w:alias w:val="082RFN1505391"/>
-          <w:id w:val="100605"/>
+          <w:id w:val="100600"/>
           <w:showingPlcHdr/>
           <w:text/>
         </w:sdtPr>
@@ -35751,7 +35764,7 @@
       <w:sdt>
         <w:sdtPr>
           <w:alias w:val="082RFN1501116"/>
-          <w:id w:val="100606"/>
+          <w:id w:val="100601"/>
           <w:showingPlcHdr/>
           <w:dropDownList>
             <w:listItem w:displayText="Choose an item." w:value=""/>
@@ -35817,7 +35830,7 @@
       <w:sdt>
         <w:sdtPr>
           <w:alias w:val="082RFN1501145"/>
-          <w:id w:val="100607"/>
+          <w:id w:val="100602"/>
           <w:showingPlcHdr/>
           <w:text/>
         </w:sdtPr>
@@ -35879,7 +35892,7 @@
       <w:sdt>
         <w:sdtPr>
           <w:alias w:val="082RFN1501558"/>
-          <w:id w:val="100608"/>
+          <w:id w:val="100603"/>
           <w:showingPlcHdr/>
           <w:text/>
         </w:sdtPr>
@@ -35957,7 +35970,7 @@
       <w:sdt>
         <w:sdtPr>
           <w:alias w:val="082RFN1511170"/>
-          <w:id w:val="100609"/>
+          <w:id w:val="100604"/>
           <w:showingPlcHdr/>
           <w:text/>
         </w:sdtPr>
@@ -36019,7 +36032,7 @@
       <w:sdt>
         <w:sdtPr>
           <w:alias w:val="082RFN1511198"/>
-          <w:id w:val="100610"/>
+          <w:id w:val="100605"/>
           <w:showingPlcHdr/>
           <w:text/>
         </w:sdtPr>
@@ -36065,7 +36078,7 @@
       <w:sdt>
         <w:sdtPr>
           <w:alias w:val="082RFN1511235"/>
-          <w:id w:val="100611"/>
+          <w:id w:val="100606"/>
           <w:showingPlcHdr/>
           <w:dropDownList>
             <w:listItem w:displayText="Choose an item." w:value=""/>
@@ -36131,7 +36144,7 @@
       <w:sdt>
         <w:sdtPr>
           <w:alias w:val="082RFN1511279"/>
-          <w:id w:val="100612"/>
+          <w:id w:val="100607"/>
           <w:showingPlcHdr/>
           <w:text/>
         </w:sdtPr>
@@ -36177,7 +36190,7 @@
       <w:sdt>
         <w:sdtPr>
           <w:alias w:val="082RFN1511333"/>
-          <w:id w:val="100613"/>
+          <w:id w:val="100608"/>
           <w:showingPlcHdr/>
           <w:text/>
         </w:sdtPr>
@@ -36223,7 +36236,7 @@
       <w:sdt>
         <w:sdtPr>
           <w:alias w:val="082RFN1511400"/>
-          <w:id w:val="100614"/>
+          <w:id w:val="100609"/>
           <w:showingPlcHdr/>
           <w:text/>
         </w:sdtPr>
@@ -36285,7 +36298,7 @@
       <w:sdt>
         <w:sdtPr>
           <w:alias w:val="082RFN1511433"/>
-          <w:id w:val="100615"/>
+          <w:id w:val="100610"/>
           <w:showingPlcHdr/>
           <w:text/>
         </w:sdtPr>
@@ -36347,7 +36360,7 @@
       <w:sdt>
         <w:sdtPr>
           <w:alias w:val="082RFN1511459"/>
-          <w:id w:val="100616"/>
+          <w:id w:val="100611"/>
           <w:showingPlcHdr/>
           <w:dropDownList>
             <w:listItem w:displayText="Choose an item." w:value=""/>
@@ -36398,7 +36411,7 @@
       <w:sdt>
         <w:sdtPr>
           <w:alias w:val="082RFN1511372"/>
-          <w:id w:val="100617"/>
+          <w:id w:val="100612"/>
           <w:showingPlcHdr/>
           <w:text/>
         </w:sdtPr>
@@ -36460,7 +36473,7 @@
       <w:sdt>
         <w:sdtPr>
           <w:alias w:val="082RFN1511581"/>
-          <w:id w:val="100618"/>
+          <w:id w:val="100613"/>
           <w:showingPlcHdr/>
           <w:text/>
         </w:sdtPr>
@@ -36522,7 +36535,7 @@
       <w:sdt>
         <w:sdtPr>
           <w:alias w:val="082RFN1511655"/>
-          <w:id w:val="100619"/>
+          <w:id w:val="100614"/>
           <w:showingPlcHdr/>
           <w:text/>
         </w:sdtPr>
@@ -36584,7 +36597,7 @@
       <w:sdt>
         <w:sdtPr>
           <w:alias w:val="082RFN1511654"/>
-          <w:id w:val="100620"/>
+          <w:id w:val="100615"/>
           <w:showingPlcHdr/>
           <w:text/>
         </w:sdtPr>
@@ -36646,7 +36659,7 @@
       <w:sdt>
         <w:sdtPr>
           <w:alias w:val="082RFN1511616"/>
-          <w:id w:val="100621"/>
+          <w:id w:val="100616"/>
           <w:showingPlcHdr/>
           <w:text/>
         </w:sdtPr>
@@ -36708,7 +36721,7 @@
       <w:sdt>
         <w:sdtPr>
           <w:alias w:val="082RFN1511603"/>
-          <w:id w:val="100622"/>
+          <w:id w:val="100617"/>
           <w:showingPlcHdr/>
           <w:text/>
         </w:sdtPr>
@@ -36770,7 +36783,7 @@
       <w:sdt>
         <w:sdtPr>
           <w:alias w:val="082RFN1511534"/>
-          <w:id w:val="100623"/>
+          <w:id w:val="100618"/>
           <w:showingPlcHdr/>
           <w:text/>
         </w:sdtPr>
@@ -36932,7 +36945,7 @@
       <w:sdt>
         <w:sdtPr>
           <w:alias w:val="082RFO1534976"/>
-          <w:id w:val="100624"/>
+          <w:id w:val="100619"/>
           <w:showingPlcHdr/>
           <w:text/>
         </w:sdtPr>
@@ -36994,7 +37007,7 @@
       <w:sdt>
         <w:sdtPr>
           <w:alias w:val="082RFO1534977"/>
-          <w:id w:val="100625"/>
+          <w:id w:val="100620"/>
           <w:showingPlcHdr/>
           <w:text/>
         </w:sdtPr>
@@ -37056,7 +37069,7 @@
       <w:sdt>
         <w:sdtPr>
           <w:alias w:val="082RFO1534978"/>
-          <w:id w:val="100626"/>
+          <w:id w:val="100621"/>
           <w:showingPlcHdr/>
           <w:text/>
         </w:sdtPr>
@@ -37118,7 +37131,7 @@
       <w:sdt>
         <w:sdtPr>
           <w:alias w:val="082RFO1534979"/>
-          <w:id w:val="100627"/>
+          <w:id w:val="100622"/>
           <w:showingPlcHdr/>
           <w:text/>
         </w:sdtPr>
@@ -37180,7 +37193,7 @@
       <w:sdt>
         <w:sdtPr>
           <w:alias w:val="082RFO1535174"/>
-          <w:id w:val="100628"/>
+          <w:id w:val="100623"/>
           <w:showingPlcHdr/>
           <w:text/>
         </w:sdtPr>
@@ -37242,7 +37255,7 @@
       <w:sdt>
         <w:sdtPr>
           <w:alias w:val="082RFO1535175"/>
-          <w:id w:val="100629"/>
+          <w:id w:val="100624"/>
           <w:showingPlcHdr/>
           <w:text/>
         </w:sdtPr>
@@ -37304,7 +37317,7 @@
       <w:sdt>
         <w:sdtPr>
           <w:alias w:val="082RFO1535176"/>
-          <w:id w:val="100630"/>
+          <w:id w:val="100625"/>
           <w:showingPlcHdr/>
           <w:text/>
         </w:sdtPr>
@@ -37366,7 +37379,7 @@
       <w:sdt>
         <w:sdtPr>
           <w:alias w:val="082RFO1535177"/>
-          <w:id w:val="100631"/>
+          <w:id w:val="100626"/>
           <w:showingPlcHdr/>
           <w:text/>
         </w:sdtPr>
@@ -37428,7 +37441,7 @@
       <w:sdt>
         <w:sdtPr>
           <w:alias w:val="082RFO1535392"/>
-          <w:id w:val="100632"/>
+          <w:id w:val="100627"/>
           <w:showingPlcHdr/>
           <w:text/>
         </w:sdtPr>
@@ -37490,7 +37503,7 @@
       <w:sdt>
         <w:sdtPr>
           <w:alias w:val="082RFO1535393"/>
-          <w:id w:val="100633"/>
+          <w:id w:val="100628"/>
           <w:showingPlcHdr/>
           <w:text/>
         </w:sdtPr>
@@ -37552,7 +37565,7 @@
       <w:sdt>
         <w:sdtPr>
           <w:alias w:val="082RFO1535394"/>
-          <w:id w:val="100634"/>
+          <w:id w:val="100629"/>
           <w:showingPlcHdr/>
           <w:text/>
         </w:sdtPr>
@@ -37614,7 +37627,7 @@
       <w:sdt>
         <w:sdtPr>
           <w:alias w:val="082RFO1535395"/>
-          <w:id w:val="100635"/>
+          <w:id w:val="100630"/>
           <w:showingPlcHdr/>
           <w:text/>
         </w:sdtPr>
@@ -37660,7 +37673,7 @@
       <w:sdt>
         <w:sdtPr>
           <w:alias w:val="082RFO1531117"/>
-          <w:id w:val="100636"/>
+          <w:id w:val="100631"/>
           <w:showingPlcHdr/>
           <w:text/>
         </w:sdtPr>
@@ -37722,7 +37735,7 @@
       <w:sdt>
         <w:sdtPr>
           <w:alias w:val="082RFO1531146"/>
-          <w:id w:val="100637"/>
+          <w:id w:val="100632"/>
           <w:showingPlcHdr/>
           <w:text/>
         </w:sdtPr>
@@ -37784,7 +37797,7 @@
       <w:sdt>
         <w:sdtPr>
           <w:alias w:val="082RFO1531559"/>
-          <w:id w:val="100638"/>
+          <w:id w:val="100633"/>
           <w:showingPlcHdr/>
           <w:text/>
         </w:sdtPr>
@@ -37862,7 +37875,7 @@
       <w:sdt>
         <w:sdtPr>
           <w:alias w:val="082RFO1541171"/>
-          <w:id w:val="100639"/>
+          <w:id w:val="100634"/>
           <w:showingPlcHdr/>
           <w:text/>
         </w:sdtPr>
@@ -37924,7 +37937,7 @@
       <w:sdt>
         <w:sdtPr>
           <w:alias w:val="082RFO1541199"/>
-          <w:id w:val="100640"/>
+          <w:id w:val="100635"/>
           <w:showingPlcHdr/>
           <w:text/>
         </w:sdtPr>
@@ -37970,7 +37983,7 @@
       <w:sdt>
         <w:sdtPr>
           <w:alias w:val="082RFO1541236"/>
-          <w:id w:val="100641"/>
+          <w:id w:val="100636"/>
           <w:showingPlcHdr/>
           <w:dropDownList>
             <w:listItem w:displayText="Choose an item." w:value=""/>
@@ -38036,7 +38049,7 @@
       <w:sdt>
         <w:sdtPr>
           <w:alias w:val="082RFO1541280"/>
-          <w:id w:val="100642"/>
+          <w:id w:val="100637"/>
           <w:showingPlcHdr/>
           <w:text/>
         </w:sdtPr>
@@ -38082,7 +38095,7 @@
       <w:sdt>
         <w:sdtPr>
           <w:alias w:val="082RFO1541334"/>
-          <w:id w:val="100643"/>
+          <w:id w:val="100638"/>
           <w:showingPlcHdr/>
           <w:text/>
         </w:sdtPr>
@@ -38128,7 +38141,7 @@
       <w:sdt>
         <w:sdtPr>
           <w:alias w:val="082RFO1541401"/>
-          <w:id w:val="100644"/>
+          <w:id w:val="100639"/>
           <w:showingPlcHdr/>
           <w:text/>
         </w:sdtPr>
@@ -38190,7 +38203,7 @@
       <w:sdt>
         <w:sdtPr>
           <w:alias w:val="082RFO1541434"/>
-          <w:id w:val="100645"/>
+          <w:id w:val="100640"/>
           <w:showingPlcHdr/>
           <w:text/>
         </w:sdtPr>
@@ -38252,7 +38265,7 @@
       <w:sdt>
         <w:sdtPr>
           <w:alias w:val="082RFO1541460"/>
-          <w:id w:val="100646"/>
+          <w:id w:val="100641"/>
           <w:showingPlcHdr/>
           <w:dropDownList>
             <w:listItem w:displayText="Choose an item." w:value=""/>
@@ -38303,7 +38316,7 @@
       <w:sdt>
         <w:sdtPr>
           <w:alias w:val="082RFO1541373"/>
-          <w:id w:val="100647"/>
+          <w:id w:val="100642"/>
           <w:showingPlcHdr/>
           <w:text/>
         </w:sdtPr>
@@ -38365,7 +38378,7 @@
       <w:sdt>
         <w:sdtPr>
           <w:alias w:val="082RFO1541582"/>
-          <w:id w:val="100648"/>
+          <w:id w:val="100643"/>
           <w:showingPlcHdr/>
           <w:text/>
         </w:sdtPr>
@@ -38427,7 +38440,7 @@
       <w:sdt>
         <w:sdtPr>
           <w:alias w:val="082RFO1542126"/>
-          <w:id w:val="100649"/>
+          <w:id w:val="100644"/>
           <w:showingPlcHdr/>
           <w:text/>
         </w:sdtPr>
@@ -38489,7 +38502,7 @@
       <w:sdt>
         <w:sdtPr>
           <w:alias w:val="082RFO1542128"/>
-          <w:id w:val="100650"/>
+          <w:id w:val="100645"/>
           <w:showingPlcHdr/>
           <w:text/>
         </w:sdtPr>
@@ -38551,7 +38564,7 @@
       <w:sdt>
         <w:sdtPr>
           <w:alias w:val="082RFO1541617"/>
-          <w:id w:val="100651"/>
+          <w:id w:val="100646"/>
           <w:showingPlcHdr/>
           <w:text/>
         </w:sdtPr>
@@ -38613,7 +38626,7 @@
       <w:sdt>
         <w:sdtPr>
           <w:alias w:val="082RFO1542129"/>
-          <w:id w:val="100652"/>
+          <w:id w:val="100647"/>
           <w:showingPlcHdr/>
           <w:text/>
         </w:sdtPr>
@@ -38675,7 +38688,7 @@
       <w:sdt>
         <w:sdtPr>
           <w:alias w:val="082RFO1541535"/>
-          <w:id w:val="100653"/>
+          <w:id w:val="100648"/>
           <w:showingPlcHdr/>
           <w:text/>
         </w:sdtPr>
@@ -38837,7 +38850,7 @@
       <w:sdt>
         <w:sdtPr>
           <w:alias w:val="082RFU1654980"/>
-          <w:id w:val="100654"/>
+          <w:id w:val="100649"/>
           <w:showingPlcHdr/>
           <w:text/>
         </w:sdtPr>
@@ -38899,7 +38912,7 @@
       <w:sdt>
         <w:sdtPr>
           <w:alias w:val="082RFU1654981"/>
-          <w:id w:val="100655"/>
+          <w:id w:val="100650"/>
           <w:showingPlcHdr/>
           <w:text/>
         </w:sdtPr>
@@ -38961,7 +38974,7 @@
       <w:sdt>
         <w:sdtPr>
           <w:alias w:val="082RFU1654982"/>
-          <w:id w:val="100656"/>
+          <w:id w:val="100651"/>
           <w:showingPlcHdr/>
           <w:text/>
         </w:sdtPr>
@@ -39023,7 +39036,7 @@
       <w:sdt>
         <w:sdtPr>
           <w:alias w:val="082RFU1654983"/>
-          <w:id w:val="100657"/>
+          <w:id w:val="100652"/>
           <w:showingPlcHdr/>
           <w:text/>
         </w:sdtPr>
@@ -39085,7 +39098,7 @@
       <w:sdt>
         <w:sdtPr>
           <w:alias w:val="082RFU1655178"/>
-          <w:id w:val="100658"/>
+          <w:id w:val="100653"/>
           <w:showingPlcHdr/>
           <w:text/>
         </w:sdtPr>
@@ -39147,7 +39160,7 @@
       <w:sdt>
         <w:sdtPr>
           <w:alias w:val="082RFU1655179"/>
-          <w:id w:val="100659"/>
+          <w:id w:val="100654"/>
           <w:showingPlcHdr/>
           <w:text/>
         </w:sdtPr>
@@ -39209,7 +39222,7 @@
       <w:sdt>
         <w:sdtPr>
           <w:alias w:val="082RFU1655180"/>
-          <w:id w:val="100660"/>
+          <w:id w:val="100655"/>
           <w:showingPlcHdr/>
           <w:text/>
         </w:sdtPr>
@@ -39271,7 +39284,7 @@
       <w:sdt>
         <w:sdtPr>
           <w:alias w:val="082RFU1655181"/>
-          <w:id w:val="100661"/>
+          <w:id w:val="100656"/>
           <w:showingPlcHdr/>
           <w:text/>
         </w:sdtPr>
@@ -39333,7 +39346,7 @@
       <w:sdt>
         <w:sdtPr>
           <w:alias w:val="082RFU1655396"/>
-          <w:id w:val="100662"/>
+          <w:id w:val="100657"/>
           <w:showingPlcHdr/>
           <w:text/>
         </w:sdtPr>
@@ -39395,7 +39408,7 @@
       <w:sdt>
         <w:sdtPr>
           <w:alias w:val="082RFU1655397"/>
-          <w:id w:val="100663"/>
+          <w:id w:val="100658"/>
           <w:showingPlcHdr/>
           <w:text/>
         </w:sdtPr>
@@ -39457,7 +39470,7 @@
       <w:sdt>
         <w:sdtPr>
           <w:alias w:val="082RFU1655398"/>
-          <w:id w:val="100664"/>
+          <w:id w:val="100659"/>
           <w:showingPlcHdr/>
           <w:text/>
         </w:sdtPr>
@@ -39519,7 +39532,7 @@
       <w:sdt>
         <w:sdtPr>
           <w:alias w:val="082RFU1655399"/>
-          <w:id w:val="100665"/>
+          <w:id w:val="100660"/>
           <w:showingPlcHdr/>
           <w:text/>
         </w:sdtPr>
@@ -39565,7 +39578,7 @@
       <w:sdt>
         <w:sdtPr>
           <w:alias w:val="082RFU1651123"/>
-          <w:id w:val="100666"/>
+          <w:id w:val="100661"/>
           <w:showingPlcHdr/>
           <w:dropDownList>
             <w:listItem w:displayText="Choose an item." w:value=""/>
@@ -39631,7 +39644,7 @@
       <w:sdt>
         <w:sdtPr>
           <w:alias w:val="082RFU1651152"/>
-          <w:id w:val="100667"/>
+          <w:id w:val="100662"/>
           <w:showingPlcHdr/>
           <w:text/>
         </w:sdtPr>
@@ -39693,7 +39706,7 @@
       <w:sdt>
         <w:sdtPr>
           <w:alias w:val="082RFU1651565"/>
-          <w:id w:val="100668"/>
+          <w:id w:val="100663"/>
           <w:showingPlcHdr/>
           <w:text/>
         </w:sdtPr>
@@ -39771,7 +39784,7 @@
       <w:sdt>
         <w:sdtPr>
           <w:alias w:val="082RFU1661177"/>
-          <w:id w:val="100669"/>
+          <w:id w:val="100664"/>
           <w:showingPlcHdr/>
           <w:text/>
         </w:sdtPr>
@@ -39833,7 +39846,7 @@
       <w:sdt>
         <w:sdtPr>
           <w:alias w:val="082RFU1661205"/>
-          <w:id w:val="100670"/>
+          <w:id w:val="100665"/>
           <w:showingPlcHdr/>
           <w:text/>
         </w:sdtPr>
@@ -39879,7 +39892,7 @@
       <w:sdt>
         <w:sdtPr>
           <w:alias w:val="082RFU1661242"/>
-          <w:id w:val="100671"/>
+          <w:id w:val="100666"/>
           <w:showingPlcHdr/>
           <w:text/>
         </w:sdtPr>
@@ -39941,7 +39954,7 @@
       <w:sdt>
         <w:sdtPr>
           <w:alias w:val="082RFU1661287"/>
-          <w:id w:val="100672"/>
+          <w:id w:val="100667"/>
           <w:showingPlcHdr/>
           <w:text/>
         </w:sdtPr>
@@ -39987,7 +40000,7 @@
       <w:sdt>
         <w:sdtPr>
           <w:alias w:val="082RFU1661342"/>
-          <w:id w:val="100673"/>
+          <w:id w:val="100668"/>
           <w:showingPlcHdr/>
           <w:text/>
         </w:sdtPr>
@@ -40033,7 +40046,7 @@
       <w:sdt>
         <w:sdtPr>
           <w:alias w:val="082RFU1661408"/>
-          <w:id w:val="100674"/>
+          <w:id w:val="100669"/>
           <w:showingPlcHdr/>
           <w:text/>
         </w:sdtPr>
@@ -40095,7 +40108,7 @@
       <w:sdt>
         <w:sdtPr>
           <w:alias w:val="082RFU1661442"/>
-          <w:id w:val="100675"/>
+          <w:id w:val="100670"/>
           <w:showingPlcHdr/>
           <w:text/>
         </w:sdtPr>
@@ -40157,7 +40170,7 @@
       <w:sdt>
         <w:sdtPr>
           <w:alias w:val="082RFU1661466"/>
-          <w:id w:val="100676"/>
+          <w:id w:val="100671"/>
           <w:showingPlcHdr/>
           <w:dropDownList>
             <w:listItem w:displayText="Choose an item." w:value=""/>
@@ -40208,7 +40221,7 @@
       <w:sdt>
         <w:sdtPr>
           <w:alias w:val="082RFU1661379"/>
-          <w:id w:val="100677"/>
+          <w:id w:val="100672"/>
           <w:showingPlcHdr/>
           <w:text/>
         </w:sdtPr>
@@ -40270,7 +40283,7 @@
       <w:sdt>
         <w:sdtPr>
           <w:alias w:val="082RFU1661588"/>
-          <w:id w:val="100678"/>
+          <w:id w:val="100673"/>
           <w:showingPlcHdr/>
           <w:text/>
         </w:sdtPr>
@@ -40332,7 +40345,7 @@
       <w:sdt>
         <w:sdtPr>
           <w:alias w:val="082RFU1662357"/>
-          <w:id w:val="100679"/>
+          <w:id w:val="100674"/>
           <w:showingPlcHdr/>
           <w:text/>
         </w:sdtPr>
@@ -40394,7 +40407,7 @@
       <w:sdt>
         <w:sdtPr>
           <w:alias w:val="082RFU1662358"/>
-          <w:id w:val="100680"/>
+          <w:id w:val="100675"/>
           <w:showingPlcHdr/>
           <w:text/>
         </w:sdtPr>
@@ -40456,7 +40469,7 @@
       <w:sdt>
         <w:sdtPr>
           <w:alias w:val="082RFU1661623"/>
-          <w:id w:val="100681"/>
+          <w:id w:val="100676"/>
           <w:showingPlcHdr/>
           <w:text/>
         </w:sdtPr>
@@ -40518,7 +40531,7 @@
       <w:sdt>
         <w:sdtPr>
           <w:alias w:val="082RFU1662356"/>
-          <w:id w:val="100682"/>
+          <w:id w:val="100677"/>
           <w:showingPlcHdr/>
           <w:text/>
         </w:sdtPr>
@@ -40580,7 +40593,7 @@
       <w:sdt>
         <w:sdtPr>
           <w:alias w:val="082RFU1661541"/>
-          <w:id w:val="100683"/>
+          <w:id w:val="100678"/>
           <w:showingPlcHdr/>
           <w:text/>
         </w:sdtPr>
@@ -40758,7 +40771,7 @@
       <w:sdt>
         <w:sdtPr>
           <w:alias w:val="082RB13002392"/>
-          <w:id w:val="100684"/>
+          <w:id w:val="100679"/>
           <w:showingPlcHdr/>
           <w:text/>
         </w:sdtPr>
@@ -40804,7 +40817,7 @@
       <w:sdt>
         <w:sdtPr>
           <w:alias w:val="082RB13002367"/>
-          <w:id w:val="100685"/>
+          <w:id w:val="100680"/>
           <w:showingPlcHdr/>
           <w:dropDownList>
             <w:listItem w:displayText="Choose an item." w:value=""/>
@@ -40858,7 +40871,7 @@
       <w:sdt>
         <w:sdtPr>
           <w:alias w:val="082RB13002373"/>
-          <w:id w:val="100686"/>
+          <w:id w:val="100681"/>
           <w:showingPlcHdr/>
           <w:dropDownList>
             <w:listItem w:displayText="Choose an item." w:value=""/>
@@ -40913,7 +40926,7 @@
       <w:sdt>
         <w:sdtPr>
           <w:alias w:val="082RB13002374"/>
-          <w:id w:val="100687"/>
+          <w:id w:val="100682"/>
           <w:showingPlcHdr/>
           <w:text/>
         </w:sdtPr>
@@ -40959,7 +40972,7 @@
       <w:sdt>
         <w:sdtPr>
           <w:alias w:val="082RB13002375"/>
-          <w:id w:val="100688"/>
+          <w:id w:val="100683"/>
           <w:showingPlcHdr/>
           <w:text/>
         </w:sdtPr>
@@ -41021,7 +41034,7 @@
       <w:sdt>
         <w:sdtPr>
           <w:alias w:val="082RB13002401"/>
-          <w:id w:val="100689"/>
+          <w:id w:val="100684"/>
           <w:showingPlcHdr/>
           <w:text/>
         </w:sdtPr>
@@ -41067,7 +41080,7 @@
       <w:sdt>
         <w:sdtPr>
           <w:alias w:val="082RB13002368"/>
-          <w:id w:val="100690"/>
+          <w:id w:val="100685"/>
           <w:showingPlcHdr/>
           <w:dropDownList>
             <w:listItem w:displayText="Choose an item." w:value=""/>
@@ -41121,7 +41134,7 @@
       <w:sdt>
         <w:sdtPr>
           <w:alias w:val="082RB13002376"/>
-          <w:id w:val="100691"/>
+          <w:id w:val="100686"/>
           <w:showingPlcHdr/>
           <w:dropDownList>
             <w:listItem w:displayText="Choose an item." w:value=""/>
@@ -41175,7 +41188,7 @@
       <w:sdt>
         <w:sdtPr>
           <w:alias w:val="082RB13002381"/>
-          <w:id w:val="100692"/>
+          <w:id w:val="100687"/>
           <w:showingPlcHdr/>
           <w:text/>
         </w:sdtPr>
@@ -41221,7 +41234,7 @@
       <w:sdt>
         <w:sdtPr>
           <w:alias w:val="082RB13002386"/>
-          <w:id w:val="100693"/>
+          <w:id w:val="100688"/>
           <w:showingPlcHdr/>
           <w:text/>
         </w:sdtPr>
@@ -41283,7 +41296,7 @@
       <w:sdt>
         <w:sdtPr>
           <w:alias w:val="082RB13002402"/>
-          <w:id w:val="100694"/>
+          <w:id w:val="100689"/>
           <w:showingPlcHdr/>
           <w:text/>
         </w:sdtPr>
@@ -41329,7 +41342,7 @@
       <w:sdt>
         <w:sdtPr>
           <w:alias w:val="082RB13002369"/>
-          <w:id w:val="100695"/>
+          <w:id w:val="100690"/>
           <w:showingPlcHdr/>
           <w:text/>
         </w:sdtPr>
@@ -41375,7 +41388,7 @@
       <w:sdt>
         <w:sdtPr>
           <w:alias w:val="082RB13002377"/>
-          <w:id w:val="100696"/>
+          <w:id w:val="100691"/>
           <w:showingPlcHdr/>
           <w:text/>
         </w:sdtPr>
@@ -41421,7 +41434,7 @@
       <w:sdt>
         <w:sdtPr>
           <w:alias w:val="082RB13002382"/>
-          <w:id w:val="100697"/>
+          <w:id w:val="100692"/>
           <w:showingPlcHdr/>
           <w:text/>
         </w:sdtPr>
@@ -41467,7 +41480,7 @@
       <w:sdt>
         <w:sdtPr>
           <w:alias w:val="082RB13002387"/>
-          <w:id w:val="100698"/>
+          <w:id w:val="100693"/>
           <w:showingPlcHdr/>
           <w:text/>
         </w:sdtPr>
@@ -41529,7 +41542,7 @@
       <w:sdt>
         <w:sdtPr>
           <w:alias w:val="082RB13002403"/>
-          <w:id w:val="100699"/>
+          <w:id w:val="100694"/>
           <w:showingPlcHdr/>
           <w:text/>
         </w:sdtPr>
@@ -41575,7 +41588,7 @@
       <w:sdt>
         <w:sdtPr>
           <w:alias w:val="082RB13002370"/>
-          <w:id w:val="100700"/>
+          <w:id w:val="100695"/>
           <w:showingPlcHdr/>
           <w:dropDownList>
             <w:listItem w:displayText="Choose an item." w:value=""/>
@@ -41629,7 +41642,7 @@
       <w:sdt>
         <w:sdtPr>
           <w:alias w:val="082RB13002378"/>
-          <w:id w:val="100701"/>
+          <w:id w:val="100696"/>
           <w:showingPlcHdr/>
           <w:dropDownList>
             <w:listItem w:displayText="Choose an item." w:value=""/>
@@ -41684,7 +41697,7 @@
       <w:sdt>
         <w:sdtPr>
           <w:alias w:val="082RB13002383"/>
-          <w:id w:val="100702"/>
+          <w:id w:val="100697"/>
           <w:showingPlcHdr/>
           <w:text/>
         </w:sdtPr>
@@ -41730,7 +41743,7 @@
       <w:sdt>
         <w:sdtPr>
           <w:alias w:val="082RB13002388"/>
-          <w:id w:val="100703"/>
+          <w:id w:val="100698"/>
           <w:showingPlcHdr/>
           <w:dropDownList>
             <w:listItem w:displayText="Choose an item." w:value=""/>
@@ -41798,7 +41811,7 @@
       <w:sdt>
         <w:sdtPr>
           <w:alias w:val="082RB13002404"/>
-          <w:id w:val="100704"/>
+          <w:id w:val="100699"/>
           <w:showingPlcHdr/>
           <w:text/>
         </w:sdtPr>
@@ -41844,7 +41857,7 @@
       <w:sdt>
         <w:sdtPr>
           <w:alias w:val="082RB13002371"/>
-          <w:id w:val="100705"/>
+          <w:id w:val="100700"/>
           <w:showingPlcHdr/>
           <w:dropDownList>
             <w:listItem w:displayText="Choose an item." w:value=""/>
@@ -41898,7 +41911,7 @@
       <w:sdt>
         <w:sdtPr>
           <w:alias w:val="082RB13002379"/>
-          <w:id w:val="100706"/>
+          <w:id w:val="100701"/>
           <w:showingPlcHdr/>
           <w:dropDownList>
             <w:listItem w:displayText="Choose an item." w:value=""/>
@@ -41953,7 +41966,7 @@
       <w:sdt>
         <w:sdtPr>
           <w:alias w:val="082RB13002384"/>
-          <w:id w:val="100707"/>
+          <w:id w:val="100702"/>
           <w:showingPlcHdr/>
           <w:text/>
         </w:sdtPr>
@@ -41999,7 +42012,7 @@
       <w:sdt>
         <w:sdtPr>
           <w:alias w:val="082RB13002389"/>
-          <w:id w:val="100708"/>
+          <w:id w:val="100703"/>
           <w:showingPlcHdr/>
           <w:text/>
         </w:sdtPr>
@@ -42061,7 +42074,7 @@
       <w:sdt>
         <w:sdtPr>
           <w:alias w:val="082RB13002405"/>
-          <w:id w:val="100709"/>
+          <w:id w:val="100704"/>
           <w:showingPlcHdr/>
           <w:text/>
         </w:sdtPr>
@@ -42107,7 +42120,7 @@
       <w:sdt>
         <w:sdtPr>
           <w:alias w:val="082RB13002372"/>
-          <w:id w:val="100710"/>
+          <w:id w:val="100705"/>
           <w:showingPlcHdr/>
           <w:dropDownList>
             <w:listItem w:displayText="Choose an item." w:value=""/>
@@ -42161,7 +42174,7 @@
       <w:sdt>
         <w:sdtPr>
           <w:alias w:val="082RB13002380"/>
-          <w:id w:val="100711"/>
+          <w:id w:val="100706"/>
           <w:showingPlcHdr/>
           <w:text/>
         </w:sdtPr>
@@ -42207,7 +42220,7 @@
       <w:sdt>
         <w:sdtPr>
           <w:alias w:val="082RB13002385"/>
-          <w:id w:val="100712"/>
+          <w:id w:val="100707"/>
           <w:showingPlcHdr/>
           <w:text/>
         </w:sdtPr>
@@ -42253,7 +42266,7 @@
       <w:sdt>
         <w:sdtPr>
           <w:alias w:val="082RB13002390"/>
-          <w:id w:val="100713"/>
+          <w:id w:val="100708"/>
           <w:showingPlcHdr/>
           <w:dropDownList>
             <w:listItem w:displayText="Choose an item." w:value=""/>
@@ -42321,7 +42334,7 @@
       <w:sdt>
         <w:sdtPr>
           <w:alias w:val="082RB13002406"/>
-          <w:id w:val="100714"/>
+          <w:id w:val="100709"/>
           <w:showingPlcHdr/>
           <w:text/>
         </w:sdtPr>
@@ -42367,7 +42380,7 @@
       <w:sdt>
         <w:sdtPr>
           <w:alias w:val="082RB13003019"/>
-          <w:id w:val="100715"/>
+          <w:id w:val="100710"/>
           <w:showingPlcHdr/>
           <w:dropDownList>
             <w:listItem w:displayText="Choose an item." w:value=""/>
@@ -42421,7 +42434,7 @@
       <w:sdt>
         <w:sdtPr>
           <w:alias w:val="082RB13003020"/>
-          <w:id w:val="100716"/>
+          <w:id w:val="100711"/>
           <w:showingPlcHdr/>
           <w:text/>
         </w:sdtPr>
@@ -42467,7 +42480,7 @@
       <w:sdt>
         <w:sdtPr>
           <w:alias w:val="082RB13003021"/>
-          <w:id w:val="100717"/>
+          <w:id w:val="100712"/>
           <w:showingPlcHdr/>
           <w:text/>
         </w:sdtPr>
@@ -42513,7 +42526,7 @@
       <w:sdt>
         <w:sdtPr>
           <w:alias w:val="082RB13003022"/>
-          <w:id w:val="100718"/>
+          <w:id w:val="100713"/>
           <w:showingPlcHdr/>
           <w:text/>
         </w:sdtPr>
@@ -42575,7 +42588,7 @@
       <w:sdt>
         <w:sdtPr>
           <w:alias w:val="082RB13003023"/>
-          <w:id w:val="100719"/>
+          <w:id w:val="100714"/>
           <w:showingPlcHdr/>
           <w:text/>
         </w:sdtPr>
@@ -42621,7 +42634,7 @@
       <w:sdt>
         <w:sdtPr>
           <w:alias w:val="082RB13003024"/>
-          <w:id w:val="100720"/>
+          <w:id w:val="100715"/>
           <w:showingPlcHdr/>
           <w:dropDownList>
             <w:listItem w:displayText="Choose an item." w:value=""/>
@@ -42675,7 +42688,7 @@
       <w:sdt>
         <w:sdtPr>
           <w:alias w:val="082RB13003025"/>
-          <w:id w:val="100721"/>
+          <w:id w:val="100716"/>
           <w:showingPlcHdr/>
           <w:dropDownList>
             <w:listItem w:displayText="Choose an item." w:value=""/>
@@ -42730,7 +42743,7 @@
       <w:sdt>
         <w:sdtPr>
           <w:alias w:val="082RB13003026"/>
-          <w:id w:val="100722"/>
+          <w:id w:val="100717"/>
           <w:showingPlcHdr/>
           <w:text/>
         </w:sdtPr>
@@ -42776,7 +42789,7 @@
       <w:sdt>
         <w:sdtPr>
           <w:alias w:val="082RB13003027"/>
-          <w:id w:val="100723"/>
+          <w:id w:val="100718"/>
           <w:showingPlcHdr/>
           <w:text/>
         </w:sdtPr>
@@ -42838,7 +42851,7 @@
       <w:sdt>
         <w:sdtPr>
           <w:alias w:val="082RB13003028"/>
-          <w:id w:val="100724"/>
+          <w:id w:val="100719"/>
           <w:showingPlcHdr/>
           <w:text/>
         </w:sdtPr>
@@ -42884,7 +42897,7 @@
       <w:sdt>
         <w:sdtPr>
           <w:alias w:val="082RB13003029"/>
-          <w:id w:val="100725"/>
+          <w:id w:val="100720"/>
           <w:showingPlcHdr/>
           <w:dropDownList>
             <w:listItem w:displayText="Choose an item." w:value=""/>
@@ -42938,7 +42951,7 @@
       <w:sdt>
         <w:sdtPr>
           <w:alias w:val="082RB13003030"/>
-          <w:id w:val="100726"/>
+          <w:id w:val="100721"/>
           <w:showingPlcHdr/>
           <w:dropDownList>
             <w:listItem w:displayText="Choose an item." w:value=""/>
@@ -42993,7 +43006,7 @@
       <w:sdt>
         <w:sdtPr>
           <w:alias w:val="082RB13003031"/>
-          <w:id w:val="100727"/>
+          <w:id w:val="100722"/>
           <w:showingPlcHdr/>
           <w:text/>
         </w:sdtPr>
@@ -43039,7 +43052,7 @@
       <w:sdt>
         <w:sdtPr>
           <w:alias w:val="082RB13003032"/>
-          <w:id w:val="100728"/>
+          <w:id w:val="100723"/>
           <w:showingPlcHdr/>
           <w:text/>
         </w:sdtPr>
@@ -43101,7 +43114,7 @@
       <w:sdt>
         <w:sdtPr>
           <w:alias w:val="082RB13003033"/>
-          <w:id w:val="100729"/>
+          <w:id w:val="100724"/>
           <w:showingPlcHdr/>
           <w:text/>
         </w:sdtPr>
@@ -43147,7 +43160,7 @@
       <w:sdt>
         <w:sdtPr>
           <w:alias w:val="082RB13004416"/>
-          <w:id w:val="100730"/>
+          <w:id w:val="100725"/>
           <w:showingPlcHdr/>
           <w:text/>
         </w:sdtPr>
@@ -43193,7 +43206,7 @@
       <w:sdt>
         <w:sdtPr>
           <w:alias w:val="082RB13004417"/>
-          <w:id w:val="100731"/>
+          <w:id w:val="100726"/>
           <w:showingPlcHdr/>
           <w:text/>
         </w:sdtPr>
@@ -43239,7 +43252,7 @@
       <w:sdt>
         <w:sdtPr>
           <w:alias w:val="082RB13004418"/>
-          <w:id w:val="100732"/>
+          <w:id w:val="100727"/>
           <w:showingPlcHdr/>
           <w:text/>
         </w:sdtPr>
@@ -43285,7 +43298,7 @@
       <w:sdt>
         <w:sdtPr>
           <w:alias w:val="082RB13004419"/>
-          <w:id w:val="100733"/>
+          <w:id w:val="100728"/>
           <w:showingPlcHdr/>
           <w:text/>
         </w:sdtPr>
@@ -43347,7 +43360,7 @@
       <w:sdt>
         <w:sdtPr>
           <w:alias w:val="082RB13004420"/>
-          <w:id w:val="100734"/>
+          <w:id w:val="100729"/>
           <w:showingPlcHdr/>
           <w:text/>
         </w:sdtPr>
@@ -43393,7 +43406,7 @@
       <w:sdt>
         <w:sdtPr>
           <w:alias w:val="082RB13004421"/>
-          <w:id w:val="100735"/>
+          <w:id w:val="100730"/>
           <w:showingPlcHdr/>
           <w:text/>
         </w:sdtPr>
@@ -43439,7 +43452,7 @@
       <w:sdt>
         <w:sdtPr>
           <w:alias w:val="082RB13004422"/>
-          <w:id w:val="100736"/>
+          <w:id w:val="100731"/>
           <w:showingPlcHdr/>
           <w:text/>
         </w:sdtPr>
@@ -43485,7 +43498,7 @@
       <w:sdt>
         <w:sdtPr>
           <w:alias w:val="082RB13004423"/>
-          <w:id w:val="100737"/>
+          <w:id w:val="100732"/>
           <w:showingPlcHdr/>
           <w:text/>
         </w:sdtPr>
@@ -43531,7 +43544,7 @@
       <w:sdt>
         <w:sdtPr>
           <w:alias w:val="082RB13004424"/>
-          <w:id w:val="100738"/>
+          <w:id w:val="100733"/>
           <w:showingPlcHdr/>
           <w:text/>
         </w:sdtPr>
@@ -43593,7 +43606,7 @@
       <w:sdt>
         <w:sdtPr>
           <w:alias w:val="082RB13004425"/>
-          <w:id w:val="100739"/>
+          <w:id w:val="100734"/>
           <w:showingPlcHdr/>
           <w:text/>
         </w:sdtPr>
@@ -43639,7 +43652,7 @@
       <w:sdt>
         <w:sdtPr>
           <w:alias w:val="082RB13004426"/>
-          <w:id w:val="100740"/>
+          <w:id w:val="100735"/>
           <w:showingPlcHdr/>
           <w:text/>
         </w:sdtPr>
@@ -43685,7 +43698,7 @@
       <w:sdt>
         <w:sdtPr>
           <w:alias w:val="082RB13004427"/>
-          <w:id w:val="100741"/>
+          <w:id w:val="100736"/>
           <w:showingPlcHdr/>
           <w:text/>
         </w:sdtPr>
@@ -43731,7 +43744,7 @@
       <w:sdt>
         <w:sdtPr>
           <w:alias w:val="082RB13004428"/>
-          <w:id w:val="100742"/>
+          <w:id w:val="100737"/>
           <w:showingPlcHdr/>
           <w:text/>
         </w:sdtPr>
@@ -43777,7 +43790,7 @@
       <w:sdt>
         <w:sdtPr>
           <w:alias w:val="082RB13004429"/>
-          <w:id w:val="100743"/>
+          <w:id w:val="100738"/>
           <w:showingPlcHdr/>
           <w:text/>
         </w:sdtPr>
@@ -43839,7 +43852,7 @@
       <w:sdt>
         <w:sdtPr>
           <w:alias w:val="082RB13004430"/>
-          <w:id w:val="100744"/>
+          <w:id w:val="100739"/>
           <w:showingPlcHdr/>
           <w:dropDownList>
             <w:listItem w:displayText="Choose an item." w:value=""/>
@@ -43893,7 +43906,7 @@
       <w:sdt>
         <w:sdtPr>
           <w:alias w:val="082RB13004431"/>
-          <w:id w:val="100745"/>
+          <w:id w:val="100740"/>
           <w:showingPlcHdr/>
           <w:text/>
         </w:sdtPr>
@@ -43939,7 +43952,7 @@
       <w:sdt>
         <w:sdtPr>
           <w:alias w:val="082RB13004432"/>
-          <w:id w:val="100746"/>
+          <w:id w:val="100741"/>
           <w:showingPlcHdr/>
           <w:text/>
         </w:sdtPr>
@@ -43985,7 +43998,7 @@
       <w:sdt>
         <w:sdtPr>
           <w:alias w:val="082RB13004433"/>
-          <w:id w:val="100747"/>
+          <w:id w:val="100742"/>
           <w:showingPlcHdr/>
           <w:text/>
         </w:sdtPr>
@@ -44031,7 +44044,7 @@
       <w:sdt>
         <w:sdtPr>
           <w:alias w:val="082RB13004434"/>
-          <w:id w:val="100748"/>
+          <w:id w:val="100743"/>
           <w:showingPlcHdr/>
           <w:text/>
         </w:sdtPr>
@@ -44093,7 +44106,7 @@
       <w:sdt>
         <w:sdtPr>
           <w:alias w:val="082RB13004435"/>
-          <w:id w:val="100749"/>
+          <w:id w:val="100744"/>
           <w:showingPlcHdr/>
           <w:text/>
         </w:sdtPr>
@@ -44139,7 +44152,7 @@
       <w:sdt>
         <w:sdtPr>
           <w:alias w:val="082RB13004436"/>
-          <w:id w:val="100750"/>
+          <w:id w:val="100745"/>
           <w:showingPlcHdr/>
           <w:text/>
         </w:sdtPr>
@@ -44185,7 +44198,7 @@
       <w:sdt>
         <w:sdtPr>
           <w:alias w:val="082RB13004437"/>
-          <w:id w:val="100751"/>
+          <w:id w:val="100746"/>
           <w:showingPlcHdr/>
           <w:dropDownList>
             <w:listItem w:displayText="Choose an item." w:value=""/>
@@ -44237,7 +44250,7 @@
       <w:sdt>
         <w:sdtPr>
           <w:alias w:val="082RB13004438"/>
-          <w:id w:val="100752"/>
+          <w:id w:val="100747"/>
           <w:showingPlcHdr/>
           <w:text/>
         </w:sdtPr>
@@ -44283,7 +44296,7 @@
       <w:sdt>
         <w:sdtPr>
           <w:alias w:val="082RB13004439"/>
-          <w:id w:val="100753"/>
+          <w:id w:val="100748"/>
           <w:showingPlcHdr/>
           <w:text/>
         </w:sdtPr>
@@ -44345,7 +44358,7 @@
       <w:sdt>
         <w:sdtPr>
           <w:alias w:val="082RB13004440"/>
-          <w:id w:val="100754"/>
+          <w:id w:val="100749"/>
           <w:showingPlcHdr/>
           <w:text/>
         </w:sdtPr>
@@ -44391,7 +44404,7 @@
       <w:sdt>
         <w:sdtPr>
           <w:alias w:val="082RB13005260"/>
-          <w:id w:val="100755"/>
+          <w:id w:val="100750"/>
           <w:showingPlcHdr/>
           <w:text/>
         </w:sdtPr>
@@ -44437,7 +44450,7 @@
       <w:sdt>
         <w:sdtPr>
           <w:alias w:val="082RB13005261"/>
-          <w:id w:val="100756"/>
+          <w:id w:val="100751"/>
           <w:showingPlcHdr/>
           <w:text/>
         </w:sdtPr>
@@ -44483,7 +44496,7 @@
       <w:sdt>
         <w:sdtPr>
           <w:alias w:val="082RB13005262"/>
-          <w:id w:val="100757"/>
+          <w:id w:val="100752"/>
           <w:showingPlcHdr/>
           <w:text/>
         </w:sdtPr>
@@ -44529,7 +44542,7 @@
       <w:sdt>
         <w:sdtPr>
           <w:alias w:val="082RB13005263"/>
-          <w:id w:val="100758"/>
+          <w:id w:val="100753"/>
           <w:showingPlcHdr/>
           <w:text/>
         </w:sdtPr>
@@ -44591,7 +44604,7 @@
       <w:sdt>
         <w:sdtPr>
           <w:alias w:val="082RB13005264"/>
-          <w:id w:val="100759"/>
+          <w:id w:val="100754"/>
           <w:showingPlcHdr/>
           <w:text/>
         </w:sdtPr>
@@ -44653,7 +44666,7 @@
       <w:sdt>
         <w:sdtPr>
           <w:alias w:val="082RB13002391"/>
-          <w:id w:val="100760"/>
+          <w:id w:val="100755"/>
           <w:showingPlcHdr/>
           <w:text/>
         </w:sdtPr>
@@ -44731,7 +44744,7 @@
       <w:sdt>
         <w:sdtPr>
           <w:alias w:val="082RB13384911"/>
-          <w:id w:val="100761"/>
+          <w:id w:val="100756"/>
           <w:showingPlcHdr/>
           <w:text/>
         </w:sdtPr>
@@ -44793,7 +44806,7 @@
       <w:sdt>
         <w:sdtPr>
           <w:alias w:val="082RB13384912"/>
-          <w:id w:val="100762"/>
+          <w:id w:val="100757"/>
           <w:showingPlcHdr/>
           <w:text/>
         </w:sdtPr>
@@ -44855,7 +44868,7 @@
       <w:sdt>
         <w:sdtPr>
           <w:alias w:val="082RB13385109"/>
-          <w:id w:val="100763"/>
+          <w:id w:val="100758"/>
           <w:showingPlcHdr/>
           <w:text/>
         </w:sdtPr>
@@ -44917,7 +44930,7 @@
       <w:sdt>
         <w:sdtPr>
           <w:alias w:val="082RB13385110"/>
-          <w:id w:val="100764"/>
+          <w:id w:val="100759"/>
           <w:showingPlcHdr/>
           <w:text/>
         </w:sdtPr>
@@ -44979,7 +44992,7 @@
       <w:sdt>
         <w:sdtPr>
           <w:alias w:val="082RB13385327"/>
-          <w:id w:val="100765"/>
+          <w:id w:val="100760"/>
           <w:showingPlcHdr/>
           <w:text/>
         </w:sdtPr>
@@ -45041,7 +45054,7 @@
       <w:sdt>
         <w:sdtPr>
           <w:alias w:val="082RB13385328"/>
-          <w:id w:val="100766"/>
+          <w:id w:val="100761"/>
           <w:showingPlcHdr/>
           <w:text/>
         </w:sdtPr>

--- a/Questionnaire_Teatro_alla_Scala_EN.docx
+++ b/Questionnaire_Teatro_alla_Scala_EN.docx
@@ -41390,11 +41390,20 @@
           <w:alias w:val="082RB13002377"/>
           <w:id w:val="100691"/>
           <w:showingPlcHdr/>
-          <w:text/>
-        </w:sdtPr>
-        <w:sdtContent>
-          <w:r>
-            <w:t>Click or tap here to enter text.</w:t>
+          <w:dropDownList>
+            <w:listItem w:displayText="Choose an item." w:value=""/>
+            <w:listItem w:displayText="1-3 years" w:value="1-3 years"/>
+            <w:listItem w:displayText="1-5 years" w:value="1-5 years"/>
+            <w:listItem w:displayText="1-10 years" w:value="1-10 years"/>
+            <w:listItem w:displayText="3-5 years" w:value="3-5 years"/>
+            <w:listItem w:displayText="Intermediate segment (e.g. 5-7 years)" w:value="Intermediate segment (e.g. 5-7 years)"/>
+            <w:listItem w:displayText="Over 10 years" w:value="Over 10 years"/>
+            <w:listItem w:displayText="All maturities" w:value="All maturities"/>
+          </w:dropDownList>
+        </w:sdtPr>
+        <w:sdtContent>
+          <w:r>
+            <w:t>Choose an item.</w:t>
           </w:r>
         </w:sdtContent>
       </w:sdt>

--- a/Questionnaire_Teatro_alla_Scala_EN.docx
+++ b/Questionnaire_Teatro_alla_Scala_EN.docx
@@ -40928,11 +40928,25 @@
           <w:alias w:val="082RB13002374"/>
           <w:id w:val="100682"/>
           <w:showingPlcHdr/>
-          <w:text/>
-        </w:sdtPr>
-        <w:sdtContent>
-          <w:r>
-            <w:t>Click or tap here to enter text.</w:t>
+          <w:dropDownList>
+            <w:listItem w:displayText="Choose an item." w:value=""/>
+            <w:listItem w:displayText="Italy" w:value="Italy"/>
+            <w:listItem w:displayText="United Kingdom" w:value="United Kingdom"/>
+            <w:listItem w:displayText="Eurozone" w:value="Eurozone"/>
+            <w:listItem w:displayText="Europe" w:value="Europe"/>
+            <w:listItem w:displayText="USA" w:value="USA"/>
+            <w:listItem w:displayText="North America" w:value="North America"/>
+            <w:listItem w:displayText="Japan" w:value="Japan"/>
+            <w:listItem w:displayText="Pacific" w:value="Pacific"/>
+            <w:listItem w:displayText="Pacific ex Japan" w:value="Pacific ex Japan"/>
+            <w:listItem w:displayText="Emerging markets (EM)" w:value="Emerging markets (EM)"/>
+            <w:listItem w:displayText="Developed countries (DC)" w:value="Developed countries (DC)"/>
+            <w:listItem w:displayText="Developed countries + EM (DC + EM)" w:value="Developed countries + EM (DC + EM)"/>
+          </w:dropDownList>
+        </w:sdtPr>
+        <w:sdtContent>
+          <w:r>
+            <w:t>Choose an item.</w:t>
           </w:r>
         </w:sdtContent>
       </w:sdt>
@@ -40974,11 +40988,17 @@
           <w:alias w:val="082RB13002375"/>
           <w:id w:val="100683"/>
           <w:showingPlcHdr/>
-          <w:text/>
-        </w:sdtPr>
-        <w:sdtContent>
-          <w:r>
-            <w:t>Click or tap here to enter text.</w:t>
+          <w:dropDownList>
+            <w:listItem w:displayText="Choose an item." w:value=""/>
+            <w:listItem w:displayText="Euro" w:value="Euro"/>
+            <w:listItem w:displayText="USD" w:value="USD"/>
+            <w:listItem w:displayText="Local currency" w:value="Local currency"/>
+            <w:listItem w:displayText="Hedged in Euro" w:value="Hedged in Euro"/>
+          </w:dropDownList>
+        </w:sdtPr>
+        <w:sdtContent>
+          <w:r>
+            <w:t>Choose an item.</w:t>
           </w:r>
         </w:sdtContent>
       </w:sdt>
@@ -41190,11 +41210,25 @@
           <w:alias w:val="082RB13002381"/>
           <w:id w:val="100687"/>
           <w:showingPlcHdr/>
-          <w:text/>
-        </w:sdtPr>
-        <w:sdtContent>
-          <w:r>
-            <w:t>Click or tap here to enter text.</w:t>
+          <w:dropDownList>
+            <w:listItem w:displayText="Choose an item." w:value=""/>
+            <w:listItem w:displayText="Italy" w:value="Italy"/>
+            <w:listItem w:displayText="United Kingdom" w:value="United Kingdom"/>
+            <w:listItem w:displayText="Eurozone" w:value="Eurozone"/>
+            <w:listItem w:displayText="Europe" w:value="Europe"/>
+            <w:listItem w:displayText="USA" w:value="USA"/>
+            <w:listItem w:displayText="North America" w:value="North America"/>
+            <w:listItem w:displayText="Japan" w:value="Japan"/>
+            <w:listItem w:displayText="Pacific" w:value="Pacific"/>
+            <w:listItem w:displayText="Pacific ex Japan" w:value="Pacific ex Japan"/>
+            <w:listItem w:displayText="Emerging markets (EM)" w:value="Emerging markets (EM)"/>
+            <w:listItem w:displayText="Developed countries (DC)" w:value="Developed countries (DC)"/>
+            <w:listItem w:displayText="Developed countries + EM (DC + EM)" w:value="Developed countries + EM (DC + EM)"/>
+          </w:dropDownList>
+        </w:sdtPr>
+        <w:sdtContent>
+          <w:r>
+            <w:t>Choose an item.</w:t>
           </w:r>
         </w:sdtContent>
       </w:sdt>
@@ -41236,11 +41270,17 @@
           <w:alias w:val="082RB13002386"/>
           <w:id w:val="100688"/>
           <w:showingPlcHdr/>
-          <w:text/>
-        </w:sdtPr>
-        <w:sdtContent>
-          <w:r>
-            <w:t>Click or tap here to enter text.</w:t>
+          <w:dropDownList>
+            <w:listItem w:displayText="Choose an item." w:value=""/>
+            <w:listItem w:displayText="Euro" w:value="Euro"/>
+            <w:listItem w:displayText="USD" w:value="USD"/>
+            <w:listItem w:displayText="Local currency" w:value="Local currency"/>
+            <w:listItem w:displayText="Hedged in Euro" w:value="Hedged in Euro"/>
+          </w:dropDownList>
+        </w:sdtPr>
+        <w:sdtContent>
+          <w:r>
+            <w:t>Choose an item.</w:t>
           </w:r>
         </w:sdtContent>
       </w:sdt>
@@ -41344,11 +41384,19 @@
           <w:alias w:val="082RB13002369"/>
           <w:id w:val="100690"/>
           <w:showingPlcHdr/>
-          <w:text/>
-        </w:sdtPr>
-        <w:sdtContent>
-          <w:r>
-            <w:t>Click or tap here to enter text.</w:t>
+          <w:dropDownList>
+            <w:listItem w:displayText="Choose an item." w:value=""/>
+            <w:listItem w:displayText="Cash" w:value="Cash"/>
+            <w:listItem w:displayText="Government bonds" w:value="Government bonds"/>
+            <w:listItem w:displayText="Corporate bonds IG" w:value="Corporate bonds IG"/>
+            <w:listItem w:displayText="Corporate bonds HY" w:value="Corporate bonds HY"/>
+            <w:listItem w:displayText="Broad bonds" w:value="Broad bonds"/>
+            <w:listItem w:displayText="Equities" w:value="Equities"/>
+          </w:dropDownList>
+        </w:sdtPr>
+        <w:sdtContent>
+          <w:r>
+            <w:t>Choose an item.</w:t>
           </w:r>
         </w:sdtContent>
       </w:sdt>
@@ -41445,11 +41493,25 @@
           <w:alias w:val="082RB13002382"/>
           <w:id w:val="100692"/>
           <w:showingPlcHdr/>
-          <w:text/>
-        </w:sdtPr>
-        <w:sdtContent>
-          <w:r>
-            <w:t>Click or tap here to enter text.</w:t>
+          <w:dropDownList>
+            <w:listItem w:displayText="Choose an item." w:value=""/>
+            <w:listItem w:displayText="Italy" w:value="Italy"/>
+            <w:listItem w:displayText="United Kingdom" w:value="United Kingdom"/>
+            <w:listItem w:displayText="Eurozone" w:value="Eurozone"/>
+            <w:listItem w:displayText="Europe" w:value="Europe"/>
+            <w:listItem w:displayText="USA" w:value="USA"/>
+            <w:listItem w:displayText="North America" w:value="North America"/>
+            <w:listItem w:displayText="Japan" w:value="Japan"/>
+            <w:listItem w:displayText="Pacific" w:value="Pacific"/>
+            <w:listItem w:displayText="Pacific ex Japan" w:value="Pacific ex Japan"/>
+            <w:listItem w:displayText="Emerging markets (EM)" w:value="Emerging markets (EM)"/>
+            <w:listItem w:displayText="Developed countries (DC)" w:value="Developed countries (DC)"/>
+            <w:listItem w:displayText="Developed countries + EM (DC + EM)" w:value="Developed countries + EM (DC + EM)"/>
+          </w:dropDownList>
+        </w:sdtPr>
+        <w:sdtContent>
+          <w:r>
+            <w:t>Choose an item.</w:t>
           </w:r>
         </w:sdtContent>
       </w:sdt>
@@ -41491,11 +41553,17 @@
           <w:alias w:val="082RB13002387"/>
           <w:id w:val="100693"/>
           <w:showingPlcHdr/>
-          <w:text/>
-        </w:sdtPr>
-        <w:sdtContent>
-          <w:r>
-            <w:t>Click or tap here to enter text.</w:t>
+          <w:dropDownList>
+            <w:listItem w:displayText="Choose an item." w:value=""/>
+            <w:listItem w:displayText="Euro" w:value="Euro"/>
+            <w:listItem w:displayText="USD" w:value="USD"/>
+            <w:listItem w:displayText="Local currency" w:value="Local currency"/>
+            <w:listItem w:displayText="Hedged in Euro" w:value="Hedged in Euro"/>
+          </w:dropDownList>
+        </w:sdtPr>
+        <w:sdtContent>
+          <w:r>
+            <w:t>Choose an item.</w:t>
           </w:r>
         </w:sdtContent>
       </w:sdt>
@@ -41708,11 +41776,25 @@
           <w:alias w:val="082RB13002383"/>
           <w:id w:val="100697"/>
           <w:showingPlcHdr/>
-          <w:text/>
-        </w:sdtPr>
-        <w:sdtContent>
-          <w:r>
-            <w:t>Click or tap here to enter text.</w:t>
+          <w:dropDownList>
+            <w:listItem w:displayText="Choose an item." w:value=""/>
+            <w:listItem w:displayText="Italy" w:value="Italy"/>
+            <w:listItem w:displayText="United Kingdom" w:value="United Kingdom"/>
+            <w:listItem w:displayText="Eurozone" w:value="Eurozone"/>
+            <w:listItem w:displayText="Europe" w:value="Europe"/>
+            <w:listItem w:displayText="USA" w:value="USA"/>
+            <w:listItem w:displayText="North America" w:value="North America"/>
+            <w:listItem w:displayText="Japan" w:value="Japan"/>
+            <w:listItem w:displayText="Pacific" w:value="Pacific"/>
+            <w:listItem w:displayText="Pacific ex Japan" w:value="Pacific ex Japan"/>
+            <w:listItem w:displayText="Emerging markets (EM)" w:value="Emerging markets (EM)"/>
+            <w:listItem w:displayText="Developed countries (DC)" w:value="Developed countries (DC)"/>
+            <w:listItem w:displayText="Developed countries + EM (DC + EM)" w:value="Developed countries + EM (DC + EM)"/>
+          </w:dropDownList>
+        </w:sdtPr>
+        <w:sdtContent>
+          <w:r>
+            <w:t>Choose an item.</w:t>
           </w:r>
         </w:sdtContent>
       </w:sdt>
@@ -41977,11 +42059,25 @@
           <w:alias w:val="082RB13002384"/>
           <w:id w:val="100702"/>
           <w:showingPlcHdr/>
-          <w:text/>
-        </w:sdtPr>
-        <w:sdtContent>
-          <w:r>
-            <w:t>Click or tap here to enter text.</w:t>
+          <w:dropDownList>
+            <w:listItem w:displayText="Choose an item." w:value=""/>
+            <w:listItem w:displayText="Italy" w:value="Italy"/>
+            <w:listItem w:displayText="United Kingdom" w:value="United Kingdom"/>
+            <w:listItem w:displayText="Eurozone" w:value="Eurozone"/>
+            <w:listItem w:displayText="Europe" w:value="Europe"/>
+            <w:listItem w:displayText="USA" w:value="USA"/>
+            <w:listItem w:displayText="North America" w:value="North America"/>
+            <w:listItem w:displayText="Japan" w:value="Japan"/>
+            <w:listItem w:displayText="Pacific" w:value="Pacific"/>
+            <w:listItem w:displayText="Pacific ex Japan" w:value="Pacific ex Japan"/>
+            <w:listItem w:displayText="Emerging markets (EM)" w:value="Emerging markets (EM)"/>
+            <w:listItem w:displayText="Developed countries (DC)" w:value="Developed countries (DC)"/>
+            <w:listItem w:displayText="Developed countries + EM (DC + EM)" w:value="Developed countries + EM (DC + EM)"/>
+          </w:dropDownList>
+        </w:sdtPr>
+        <w:sdtContent>
+          <w:r>
+            <w:t>Choose an item.</w:t>
           </w:r>
         </w:sdtContent>
       </w:sdt>
@@ -42023,11 +42119,17 @@
           <w:alias w:val="082RB13002389"/>
           <w:id w:val="100703"/>
           <w:showingPlcHdr/>
-          <w:text/>
-        </w:sdtPr>
-        <w:sdtContent>
-          <w:r>
-            <w:t>Click or tap here to enter text.</w:t>
+          <w:dropDownList>
+            <w:listItem w:displayText="Choose an item." w:value=""/>
+            <w:listItem w:displayText="Euro" w:value="Euro"/>
+            <w:listItem w:displayText="USD" w:value="USD"/>
+            <w:listItem w:displayText="Local currency" w:value="Local currency"/>
+            <w:listItem w:displayText="Hedged in Euro" w:value="Hedged in Euro"/>
+          </w:dropDownList>
+        </w:sdtPr>
+        <w:sdtContent>
+          <w:r>
+            <w:t>Choose an item.</w:t>
           </w:r>
         </w:sdtContent>
       </w:sdt>
@@ -42185,11 +42287,17 @@
           <w:alias w:val="082RB13002380"/>
           <w:id w:val="100706"/>
           <w:showingPlcHdr/>
-          <w:text/>
-        </w:sdtPr>
-        <w:sdtContent>
-          <w:r>
-            <w:t>Click or tap here to enter text.</w:t>
+          <w:dropDownList>
+            <w:listItem w:displayText="Choose an item." w:value=""/>
+            <w:listItem w:displayText="Euro" w:value="Euro"/>
+            <w:listItem w:displayText="USD" w:value="USD"/>
+            <w:listItem w:displayText="Local currency" w:value="Local currency"/>
+            <w:listItem w:displayText="Hedged in Euro" w:value="Hedged in Euro"/>
+          </w:dropDownList>
+        </w:sdtPr>
+        <w:sdtContent>
+          <w:r>
+            <w:t>Choose an item.</w:t>
           </w:r>
         </w:sdtContent>
       </w:sdt>
@@ -42231,11 +42339,25 @@
           <w:alias w:val="082RB13002385"/>
           <w:id w:val="100707"/>
           <w:showingPlcHdr/>
-          <w:text/>
-        </w:sdtPr>
-        <w:sdtContent>
-          <w:r>
-            <w:t>Click or tap here to enter text.</w:t>
+          <w:dropDownList>
+            <w:listItem w:displayText="Choose an item." w:value=""/>
+            <w:listItem w:displayText="Italy" w:value="Italy"/>
+            <w:listItem w:displayText="United Kingdom" w:value="United Kingdom"/>
+            <w:listItem w:displayText="Eurozone" w:value="Eurozone"/>
+            <w:listItem w:displayText="Europe" w:value="Europe"/>
+            <w:listItem w:displayText="USA" w:value="USA"/>
+            <w:listItem w:displayText="North America" w:value="North America"/>
+            <w:listItem w:displayText="Japan" w:value="Japan"/>
+            <w:listItem w:displayText="Pacific" w:value="Pacific"/>
+            <w:listItem w:displayText="Pacific ex Japan" w:value="Pacific ex Japan"/>
+            <w:listItem w:displayText="Emerging markets (EM)" w:value="Emerging markets (EM)"/>
+            <w:listItem w:displayText="Developed countries (DC)" w:value="Developed countries (DC)"/>
+            <w:listItem w:displayText="Developed countries + EM (DC + EM)" w:value="Developed countries + EM (DC + EM)"/>
+          </w:dropDownList>
+        </w:sdtPr>
+        <w:sdtContent>
+          <w:r>
+            <w:t>Choose an item.</w:t>
           </w:r>
         </w:sdtContent>
       </w:sdt>
@@ -42444,260 +42566,6 @@
         <w:sdtPr>
           <w:alias w:val="082RB13003020"/>
           <w:id w:val="100711"/>
-          <w:showingPlcHdr/>
-          <w:text/>
-        </w:sdtPr>
-        <w:sdtContent>
-          <w:r>
-            <w:t>Click or tap here to enter text.</w:t>
-          </w:r>
-        </w:sdtContent>
-      </w:sdt>
-    </w:p>
-    <w:p>
-      <w:pPr>
-        <w:keepNext/>
-        <w:spacing w:before="200" w:after="40"/>
-      </w:pPr>
-      <w:r>
-        <w:rPr>
-          <w:rFonts w:ascii="Arial" w:hAnsi="Arial" w:cs="Arial" w:eastAsia="Arial"/>
-          <w:b/>
-          <w:i w:val="0"/>
-          <w:color w:val="000000"/>
-          <w:sz w:val="20"/>
-        </w:rPr>
-        <w:t xml:space="preserve">RB1 - Benchmark - Index 7 - Geographical focus </w:t>
-      </w:r>
-      <w:r>
-        <w:rPr>
-          <w:rFonts w:ascii="Arial" w:hAnsi="Arial" w:cs="Arial" w:eastAsia="Arial"/>
-          <w:b/>
-          <w:i w:val="0"/>
-          <w:color w:val="1C355E"/>
-          <w:sz w:val="17"/>
-        </w:rPr>
-        <w:t>-082RB13003021-</w:t>
-      </w:r>
-    </w:p>
-    <w:p>
-      <w:pPr>
-        <w:keepNext w:val="0"/>
-        <w:spacing w:before="40" w:after="120"/>
-        <w:shd w:val="clear" w:color="auto" w:fill="F2F2F2"/>
-      </w:pPr>
-      <w:sdt>
-        <w:sdtPr>
-          <w:alias w:val="082RB13003021"/>
-          <w:id w:val="100712"/>
-          <w:showingPlcHdr/>
-          <w:text/>
-        </w:sdtPr>
-        <w:sdtContent>
-          <w:r>
-            <w:t>Click or tap here to enter text.</w:t>
-          </w:r>
-        </w:sdtContent>
-      </w:sdt>
-    </w:p>
-    <w:p>
-      <w:pPr>
-        <w:keepNext/>
-        <w:spacing w:before="200" w:after="40"/>
-      </w:pPr>
-      <w:r>
-        <w:rPr>
-          <w:rFonts w:ascii="Arial" w:hAnsi="Arial" w:cs="Arial" w:eastAsia="Arial"/>
-          <w:b/>
-          <w:i w:val="0"/>
-          <w:color w:val="000000"/>
-          <w:sz w:val="20"/>
-        </w:rPr>
-        <w:t xml:space="preserve">RB1 - Benchmark - Index 7 - Currency </w:t>
-      </w:r>
-      <w:r>
-        <w:rPr>
-          <w:rFonts w:ascii="Arial" w:hAnsi="Arial" w:cs="Arial" w:eastAsia="Arial"/>
-          <w:b/>
-          <w:i w:val="0"/>
-          <w:color w:val="1C355E"/>
-          <w:sz w:val="17"/>
-        </w:rPr>
-        <w:t>-082RB13003022-</w:t>
-      </w:r>
-    </w:p>
-    <w:p>
-      <w:pPr>
-        <w:keepNext w:val="0"/>
-        <w:spacing w:before="40" w:after="120"/>
-        <w:shd w:val="clear" w:color="auto" w:fill="F2F2F2"/>
-      </w:pPr>
-      <w:sdt>
-        <w:sdtPr>
-          <w:alias w:val="082RB13003022"/>
-          <w:id w:val="100713"/>
-          <w:showingPlcHdr/>
-          <w:text/>
-        </w:sdtPr>
-        <w:sdtContent>
-          <w:r>
-            <w:t>Click or tap here to enter text.</w:t>
-          </w:r>
-        </w:sdtContent>
-      </w:sdt>
-    </w:p>
-    <w:p>
-      <w:pPr>
-        <w:keepNext/>
-        <w:spacing w:before="200" w:after="40"/>
-      </w:pPr>
-      <w:r>
-        <w:rPr>
-          <w:rFonts w:ascii="Arial" w:hAnsi="Arial" w:cs="Arial" w:eastAsia="Arial"/>
-          <w:b/>
-          <w:i w:val="0"/>
-          <w:color w:val="000000"/>
-          <w:sz w:val="20"/>
-        </w:rPr>
-        <w:t xml:space="preserve">RB1 - Benchmark - Index 7 - Weight </w:t>
-      </w:r>
-      <w:r>
-        <w:rPr>
-          <w:rFonts w:ascii="Arial" w:hAnsi="Arial" w:cs="Arial" w:eastAsia="Arial"/>
-          <w:b/>
-          <w:i w:val="0"/>
-          <w:color w:val="1C355E"/>
-          <w:sz w:val="17"/>
-        </w:rPr>
-        <w:t>-082RB13003023-</w:t>
-      </w:r>
-    </w:p>
-    <w:p>
-      <w:pPr>
-        <w:keepNext/>
-        <w:spacing w:before="0" w:after="40"/>
-      </w:pPr>
-      <w:r>
-        <w:rPr>
-          <w:rFonts w:ascii="Arial" w:hAnsi="Arial" w:cs="Arial" w:eastAsia="Arial"/>
-          <w:b w:val="0"/>
-          <w:i/>
-          <w:color w:val="595959"/>
-          <w:sz w:val="18"/>
-        </w:rPr>
-        <w:t>% with 1 decimal place</w:t>
-      </w:r>
-    </w:p>
-    <w:p>
-      <w:pPr>
-        <w:keepNext w:val="0"/>
-        <w:spacing w:before="40" w:after="120"/>
-        <w:shd w:val="clear" w:color="auto" w:fill="F2F2F2"/>
-      </w:pPr>
-      <w:sdt>
-        <w:sdtPr>
-          <w:alias w:val="082RB13003023"/>
-          <w:id w:val="100714"/>
-          <w:showingPlcHdr/>
-          <w:text/>
-        </w:sdtPr>
-        <w:sdtContent>
-          <w:r>
-            <w:t>Click or tap here to enter text.</w:t>
-          </w:r>
-        </w:sdtContent>
-      </w:sdt>
-    </w:p>
-    <w:p>
-      <w:pPr>
-        <w:keepNext/>
-        <w:spacing w:before="200" w:after="40"/>
-      </w:pPr>
-      <w:r>
-        <w:rPr>
-          <w:rFonts w:ascii="Arial" w:hAnsi="Arial" w:cs="Arial" w:eastAsia="Arial"/>
-          <w:b/>
-          <w:i w:val="0"/>
-          <w:color w:val="000000"/>
-          <w:sz w:val="20"/>
-        </w:rPr>
-        <w:t xml:space="preserve">RB1 - Benchmark - Index 8 - Asset class type </w:t>
-      </w:r>
-      <w:r>
-        <w:rPr>
-          <w:rFonts w:ascii="Arial" w:hAnsi="Arial" w:cs="Arial" w:eastAsia="Arial"/>
-          <w:b/>
-          <w:i w:val="0"/>
-          <w:color w:val="1C355E"/>
-          <w:sz w:val="17"/>
-        </w:rPr>
-        <w:t>-082RB13003024-</w:t>
-      </w:r>
-    </w:p>
-    <w:p>
-      <w:pPr>
-        <w:keepNext w:val="0"/>
-        <w:spacing w:before="40" w:after="120"/>
-        <w:shd w:val="clear" w:color="auto" w:fill="F2F2F2"/>
-      </w:pPr>
-      <w:sdt>
-        <w:sdtPr>
-          <w:alias w:val="082RB13003024"/>
-          <w:id w:val="100715"/>
-          <w:showingPlcHdr/>
-          <w:dropDownList>
-            <w:listItem w:displayText="Choose an item." w:value=""/>
-            <w:listItem w:displayText="Cash" w:value="Cash"/>
-            <w:listItem w:displayText="Government bonds" w:value="Government bonds"/>
-            <w:listItem w:displayText="Corporate bonds IG" w:value="Corporate bonds IG"/>
-            <w:listItem w:displayText="Corporate bonds HY" w:value="Corporate bonds HY"/>
-            <w:listItem w:displayText="Broad bonds" w:value="Broad bonds"/>
-            <w:listItem w:displayText="Equities" w:value="Equities"/>
-          </w:dropDownList>
-        </w:sdtPr>
-        <w:sdtContent>
-          <w:r>
-            <w:t>Choose an item.</w:t>
-          </w:r>
-        </w:sdtContent>
-      </w:sdt>
-    </w:p>
-    <w:p>
-      <w:pPr>
-        <w:keepNext/>
-        <w:spacing w:before="200" w:after="40"/>
-      </w:pPr>
-      <w:r>
-        <w:rPr>
-          <w:rFonts w:ascii="Arial" w:hAnsi="Arial" w:cs="Arial" w:eastAsia="Arial"/>
-          <w:b/>
-          <w:i w:val="0"/>
-          <w:color w:val="000000"/>
-          <w:sz w:val="20"/>
-        </w:rPr>
-        <w:t xml:space="preserve">RB1 - Benchmark - Index 8 - Yield curve segment </w:t>
-      </w:r>
-      <w:r>
-        <w:rPr>
-          <w:rFonts w:ascii="Arial" w:hAnsi="Arial" w:cs="Arial" w:eastAsia="Arial"/>
-          <w:b/>
-          <w:i w:val="0"/>
-          <w:color w:val="1C355E"/>
-          <w:sz w:val="17"/>
-        </w:rPr>
-        <w:t>-082RB13003025-</w:t>
-      </w:r>
-    </w:p>
-    <w:p>
-      <w:pPr>
-        <w:keepNext w:val="0"/>
-        <w:spacing w:before="40" w:after="120"/>
-        <w:shd w:val="clear" w:color="auto" w:fill="F2F2F2"/>
-      </w:pPr>
-      <w:sdt>
-        <w:sdtPr>
-          <w:alias w:val="082RB13003025"/>
-          <w:id w:val="100716"/>
           <w:showingPlcHdr/>
           <w:dropDownList>
             <w:listItem w:displayText="Choose an item." w:value=""/>
@@ -42730,109 +42598,129 @@
           <w:color w:val="000000"/>
           <w:sz w:val="20"/>
         </w:rPr>
-        <w:t xml:space="preserve">RB1 - Benchmark - Index 8 - Geographical focus </w:t>
-      </w:r>
-      <w:r>
-        <w:rPr>
-          <w:rFonts w:ascii="Arial" w:hAnsi="Arial" w:cs="Arial" w:eastAsia="Arial"/>
-          <w:b/>
-          <w:i w:val="0"/>
-          <w:color w:val="1C355E"/>
-          <w:sz w:val="17"/>
-        </w:rPr>
-        <w:t>-082RB13003026-</w:t>
-      </w:r>
-    </w:p>
-    <w:p>
-      <w:pPr>
-        <w:keepNext w:val="0"/>
-        <w:spacing w:before="40" w:after="120"/>
-        <w:shd w:val="clear" w:color="auto" w:fill="F2F2F2"/>
-      </w:pPr>
-      <w:sdt>
-        <w:sdtPr>
-          <w:alias w:val="082RB13003026"/>
-          <w:id w:val="100717"/>
-          <w:showingPlcHdr/>
-          <w:text/>
-        </w:sdtPr>
-        <w:sdtContent>
-          <w:r>
-            <w:t>Click or tap here to enter text.</w:t>
-          </w:r>
-        </w:sdtContent>
-      </w:sdt>
-    </w:p>
-    <w:p>
-      <w:pPr>
-        <w:keepNext/>
-        <w:spacing w:before="200" w:after="40"/>
-      </w:pPr>
-      <w:r>
-        <w:rPr>
-          <w:rFonts w:ascii="Arial" w:hAnsi="Arial" w:cs="Arial" w:eastAsia="Arial"/>
-          <w:b/>
-          <w:i w:val="0"/>
-          <w:color w:val="000000"/>
-          <w:sz w:val="20"/>
-        </w:rPr>
-        <w:t xml:space="preserve">RB1 - Benchmark - Index 8 - Currency </w:t>
-      </w:r>
-      <w:r>
-        <w:rPr>
-          <w:rFonts w:ascii="Arial" w:hAnsi="Arial" w:cs="Arial" w:eastAsia="Arial"/>
-          <w:b/>
-          <w:i w:val="0"/>
-          <w:color w:val="1C355E"/>
-          <w:sz w:val="17"/>
-        </w:rPr>
-        <w:t>-082RB13003027-</w:t>
-      </w:r>
-    </w:p>
-    <w:p>
-      <w:pPr>
-        <w:keepNext w:val="0"/>
-        <w:spacing w:before="40" w:after="120"/>
-        <w:shd w:val="clear" w:color="auto" w:fill="F2F2F2"/>
-      </w:pPr>
-      <w:sdt>
-        <w:sdtPr>
-          <w:alias w:val="082RB13003027"/>
-          <w:id w:val="100718"/>
-          <w:showingPlcHdr/>
-          <w:text/>
-        </w:sdtPr>
-        <w:sdtContent>
-          <w:r>
-            <w:t>Click or tap here to enter text.</w:t>
-          </w:r>
-        </w:sdtContent>
-      </w:sdt>
-    </w:p>
-    <w:p>
-      <w:pPr>
-        <w:keepNext/>
-        <w:spacing w:before="200" w:after="40"/>
-      </w:pPr>
-      <w:r>
-        <w:rPr>
-          <w:rFonts w:ascii="Arial" w:hAnsi="Arial" w:cs="Arial" w:eastAsia="Arial"/>
-          <w:b/>
-          <w:i w:val="0"/>
-          <w:color w:val="000000"/>
-          <w:sz w:val="20"/>
-        </w:rPr>
-        <w:t xml:space="preserve">RB1 - Benchmark - Index 8 - Weight </w:t>
-      </w:r>
-      <w:r>
-        <w:rPr>
-          <w:rFonts w:ascii="Arial" w:hAnsi="Arial" w:cs="Arial" w:eastAsia="Arial"/>
-          <w:b/>
-          <w:i w:val="0"/>
-          <w:color w:val="1C355E"/>
-          <w:sz w:val="17"/>
-        </w:rPr>
-        <w:t>-082RB13003028-</w:t>
+        <w:t xml:space="preserve">RB1 - Benchmark - Index 7 - Geographical focus </w:t>
+      </w:r>
+      <w:r>
+        <w:rPr>
+          <w:rFonts w:ascii="Arial" w:hAnsi="Arial" w:cs="Arial" w:eastAsia="Arial"/>
+          <w:b/>
+          <w:i w:val="0"/>
+          <w:color w:val="1C355E"/>
+          <w:sz w:val="17"/>
+        </w:rPr>
+        <w:t>-082RB13003021-</w:t>
+      </w:r>
+    </w:p>
+    <w:p>
+      <w:pPr>
+        <w:keepNext w:val="0"/>
+        <w:spacing w:before="40" w:after="120"/>
+        <w:shd w:val="clear" w:color="auto" w:fill="F2F2F2"/>
+      </w:pPr>
+      <w:sdt>
+        <w:sdtPr>
+          <w:alias w:val="082RB13003021"/>
+          <w:id w:val="100712"/>
+          <w:showingPlcHdr/>
+          <w:dropDownList>
+            <w:listItem w:displayText="Choose an item." w:value=""/>
+            <w:listItem w:displayText="Italy" w:value="Italy"/>
+            <w:listItem w:displayText="United Kingdom" w:value="United Kingdom"/>
+            <w:listItem w:displayText="Eurozone" w:value="Eurozone"/>
+            <w:listItem w:displayText="Europe" w:value="Europe"/>
+            <w:listItem w:displayText="USA" w:value="USA"/>
+            <w:listItem w:displayText="North America" w:value="North America"/>
+            <w:listItem w:displayText="Japan" w:value="Japan"/>
+            <w:listItem w:displayText="Pacific" w:value="Pacific"/>
+            <w:listItem w:displayText="Pacific ex Japan" w:value="Pacific ex Japan"/>
+            <w:listItem w:displayText="Emerging markets (EM)" w:value="Emerging markets (EM)"/>
+            <w:listItem w:displayText="Developed countries (DC)" w:value="Developed countries (DC)"/>
+            <w:listItem w:displayText="Developed countries + EM (DC + EM)" w:value="Developed countries + EM (DC + EM)"/>
+          </w:dropDownList>
+        </w:sdtPr>
+        <w:sdtContent>
+          <w:r>
+            <w:t>Choose an item.</w:t>
+          </w:r>
+        </w:sdtContent>
+      </w:sdt>
+    </w:p>
+    <w:p>
+      <w:pPr>
+        <w:keepNext/>
+        <w:spacing w:before="200" w:after="40"/>
+      </w:pPr>
+      <w:r>
+        <w:rPr>
+          <w:rFonts w:ascii="Arial" w:hAnsi="Arial" w:cs="Arial" w:eastAsia="Arial"/>
+          <w:b/>
+          <w:i w:val="0"/>
+          <w:color w:val="000000"/>
+          <w:sz w:val="20"/>
+        </w:rPr>
+        <w:t xml:space="preserve">RB1 - Benchmark - Index 7 - Currency </w:t>
+      </w:r>
+      <w:r>
+        <w:rPr>
+          <w:rFonts w:ascii="Arial" w:hAnsi="Arial" w:cs="Arial" w:eastAsia="Arial"/>
+          <w:b/>
+          <w:i w:val="0"/>
+          <w:color w:val="1C355E"/>
+          <w:sz w:val="17"/>
+        </w:rPr>
+        <w:t>-082RB13003022-</w:t>
+      </w:r>
+    </w:p>
+    <w:p>
+      <w:pPr>
+        <w:keepNext w:val="0"/>
+        <w:spacing w:before="40" w:after="120"/>
+        <w:shd w:val="clear" w:color="auto" w:fill="F2F2F2"/>
+      </w:pPr>
+      <w:sdt>
+        <w:sdtPr>
+          <w:alias w:val="082RB13003022"/>
+          <w:id w:val="100713"/>
+          <w:showingPlcHdr/>
+          <w:dropDownList>
+            <w:listItem w:displayText="Choose an item." w:value=""/>
+            <w:listItem w:displayText="Euro" w:value="Euro"/>
+            <w:listItem w:displayText="USD" w:value="USD"/>
+            <w:listItem w:displayText="Local currency" w:value="Local currency"/>
+            <w:listItem w:displayText="Hedged in Euro" w:value="Hedged in Euro"/>
+          </w:dropDownList>
+        </w:sdtPr>
+        <w:sdtContent>
+          <w:r>
+            <w:t>Choose an item.</w:t>
+          </w:r>
+        </w:sdtContent>
+      </w:sdt>
+    </w:p>
+    <w:p>
+      <w:pPr>
+        <w:keepNext/>
+        <w:spacing w:before="200" w:after="40"/>
+      </w:pPr>
+      <w:r>
+        <w:rPr>
+          <w:rFonts w:ascii="Arial" w:hAnsi="Arial" w:cs="Arial" w:eastAsia="Arial"/>
+          <w:b/>
+          <w:i w:val="0"/>
+          <w:color w:val="000000"/>
+          <w:sz w:val="20"/>
+        </w:rPr>
+        <w:t xml:space="preserve">RB1 - Benchmark - Index 7 - Weight </w:t>
+      </w:r>
+      <w:r>
+        <w:rPr>
+          <w:rFonts w:ascii="Arial" w:hAnsi="Arial" w:cs="Arial" w:eastAsia="Arial"/>
+          <w:b/>
+          <w:i w:val="0"/>
+          <w:color w:val="1C355E"/>
+          <w:sz w:val="17"/>
+        </w:rPr>
+        <w:t>-082RB13003023-</w:t>
       </w:r>
     </w:p>
     <w:p>
@@ -42859,54 +42747,54 @@
       </w:pPr>
       <w:sdt>
         <w:sdtPr>
-          <w:alias w:val="082RB13003028"/>
-          <w:id w:val="100719"/>
-          <w:showingPlcHdr/>
-          <w:text/>
-        </w:sdtPr>
-        <w:sdtContent>
-          <w:r>
-            <w:t>Click or tap here to enter text.</w:t>
-          </w:r>
-        </w:sdtContent>
-      </w:sdt>
-    </w:p>
-    <w:p>
-      <w:pPr>
-        <w:keepNext/>
-        <w:spacing w:before="200" w:after="40"/>
-      </w:pPr>
-      <w:r>
-        <w:rPr>
-          <w:rFonts w:ascii="Arial" w:hAnsi="Arial" w:cs="Arial" w:eastAsia="Arial"/>
-          <w:b/>
-          <w:i w:val="0"/>
-          <w:color w:val="000000"/>
-          <w:sz w:val="20"/>
-        </w:rPr>
-        <w:t xml:space="preserve">RB1 - Benchmark - Index 9 - Asset class type </w:t>
-      </w:r>
-      <w:r>
-        <w:rPr>
-          <w:rFonts w:ascii="Arial" w:hAnsi="Arial" w:cs="Arial" w:eastAsia="Arial"/>
-          <w:b/>
-          <w:i w:val="0"/>
-          <w:color w:val="1C355E"/>
-          <w:sz w:val="17"/>
-        </w:rPr>
-        <w:t>-082RB13003029-</w:t>
-      </w:r>
-    </w:p>
-    <w:p>
-      <w:pPr>
-        <w:keepNext w:val="0"/>
-        <w:spacing w:before="40" w:after="120"/>
-        <w:shd w:val="clear" w:color="auto" w:fill="F2F2F2"/>
-      </w:pPr>
-      <w:sdt>
-        <w:sdtPr>
-          <w:alias w:val="082RB13003029"/>
-          <w:id w:val="100720"/>
+          <w:alias w:val="082RB13003023"/>
+          <w:id w:val="100714"/>
+          <w:showingPlcHdr/>
+          <w:text/>
+        </w:sdtPr>
+        <w:sdtContent>
+          <w:r>
+            <w:t>Click or tap here to enter text.</w:t>
+          </w:r>
+        </w:sdtContent>
+      </w:sdt>
+    </w:p>
+    <w:p>
+      <w:pPr>
+        <w:keepNext/>
+        <w:spacing w:before="200" w:after="40"/>
+      </w:pPr>
+      <w:r>
+        <w:rPr>
+          <w:rFonts w:ascii="Arial" w:hAnsi="Arial" w:cs="Arial" w:eastAsia="Arial"/>
+          <w:b/>
+          <w:i w:val="0"/>
+          <w:color w:val="000000"/>
+          <w:sz w:val="20"/>
+        </w:rPr>
+        <w:t xml:space="preserve">RB1 - Benchmark - Index 8 - Asset class type </w:t>
+      </w:r>
+      <w:r>
+        <w:rPr>
+          <w:rFonts w:ascii="Arial" w:hAnsi="Arial" w:cs="Arial" w:eastAsia="Arial"/>
+          <w:b/>
+          <w:i w:val="0"/>
+          <w:color w:val="1C355E"/>
+          <w:sz w:val="17"/>
+        </w:rPr>
+        <w:t>-082RB13003024-</w:t>
+      </w:r>
+    </w:p>
+    <w:p>
+      <w:pPr>
+        <w:keepNext w:val="0"/>
+        <w:spacing w:before="40" w:after="120"/>
+        <w:shd w:val="clear" w:color="auto" w:fill="F2F2F2"/>
+      </w:pPr>
+      <w:sdt>
+        <w:sdtPr>
+          <w:alias w:val="082RB13003024"/>
+          <w:id w:val="100715"/>
           <w:showingPlcHdr/>
           <w:dropDownList>
             <w:listItem w:displayText="Choose an item." w:value=""/>
@@ -42938,29 +42826,29 @@
           <w:color w:val="000000"/>
           <w:sz w:val="20"/>
         </w:rPr>
-        <w:t xml:space="preserve">RB1 - Benchmark - Index 9 - Yield curve segment </w:t>
-      </w:r>
-      <w:r>
-        <w:rPr>
-          <w:rFonts w:ascii="Arial" w:hAnsi="Arial" w:cs="Arial" w:eastAsia="Arial"/>
-          <w:b/>
-          <w:i w:val="0"/>
-          <w:color w:val="1C355E"/>
-          <w:sz w:val="17"/>
-        </w:rPr>
-        <w:t>-082RB13003030-</w:t>
-      </w:r>
-    </w:p>
-    <w:p>
-      <w:pPr>
-        <w:keepNext w:val="0"/>
-        <w:spacing w:before="40" w:after="120"/>
-        <w:shd w:val="clear" w:color="auto" w:fill="F2F2F2"/>
-      </w:pPr>
-      <w:sdt>
-        <w:sdtPr>
-          <w:alias w:val="082RB13003030"/>
-          <w:id w:val="100721"/>
+        <w:t xml:space="preserve">RB1 - Benchmark - Index 8 - Yield curve segment </w:t>
+      </w:r>
+      <w:r>
+        <w:rPr>
+          <w:rFonts w:ascii="Arial" w:hAnsi="Arial" w:cs="Arial" w:eastAsia="Arial"/>
+          <w:b/>
+          <w:i w:val="0"/>
+          <w:color w:val="1C355E"/>
+          <w:sz w:val="17"/>
+        </w:rPr>
+        <w:t>-082RB13003025-</w:t>
+      </w:r>
+    </w:p>
+    <w:p>
+      <w:pPr>
+        <w:keepNext w:val="0"/>
+        <w:spacing w:before="40" w:after="120"/>
+        <w:shd w:val="clear" w:color="auto" w:fill="F2F2F2"/>
+      </w:pPr>
+      <w:sdt>
+        <w:sdtPr>
+          <w:alias w:val="082RB13003025"/>
+          <w:id w:val="100716"/>
           <w:showingPlcHdr/>
           <w:dropDownList>
             <w:listItem w:displayText="Choose an item." w:value=""/>
@@ -42993,109 +42881,129 @@
           <w:color w:val="000000"/>
           <w:sz w:val="20"/>
         </w:rPr>
-        <w:t xml:space="preserve">RB1 - Benchmark - Index 9 - Geographical focus </w:t>
-      </w:r>
-      <w:r>
-        <w:rPr>
-          <w:rFonts w:ascii="Arial" w:hAnsi="Arial" w:cs="Arial" w:eastAsia="Arial"/>
-          <w:b/>
-          <w:i w:val="0"/>
-          <w:color w:val="1C355E"/>
-          <w:sz w:val="17"/>
-        </w:rPr>
-        <w:t>-082RB13003031-</w:t>
-      </w:r>
-    </w:p>
-    <w:p>
-      <w:pPr>
-        <w:keepNext w:val="0"/>
-        <w:spacing w:before="40" w:after="120"/>
-        <w:shd w:val="clear" w:color="auto" w:fill="F2F2F2"/>
-      </w:pPr>
-      <w:sdt>
-        <w:sdtPr>
-          <w:alias w:val="082RB13003031"/>
-          <w:id w:val="100722"/>
-          <w:showingPlcHdr/>
-          <w:text/>
-        </w:sdtPr>
-        <w:sdtContent>
-          <w:r>
-            <w:t>Click or tap here to enter text.</w:t>
-          </w:r>
-        </w:sdtContent>
-      </w:sdt>
-    </w:p>
-    <w:p>
-      <w:pPr>
-        <w:keepNext/>
-        <w:spacing w:before="200" w:after="40"/>
-      </w:pPr>
-      <w:r>
-        <w:rPr>
-          <w:rFonts w:ascii="Arial" w:hAnsi="Arial" w:cs="Arial" w:eastAsia="Arial"/>
-          <w:b/>
-          <w:i w:val="0"/>
-          <w:color w:val="000000"/>
-          <w:sz w:val="20"/>
-        </w:rPr>
-        <w:t xml:space="preserve">RB1 - Benchmark - Index 9 - Currency </w:t>
-      </w:r>
-      <w:r>
-        <w:rPr>
-          <w:rFonts w:ascii="Arial" w:hAnsi="Arial" w:cs="Arial" w:eastAsia="Arial"/>
-          <w:b/>
-          <w:i w:val="0"/>
-          <w:color w:val="1C355E"/>
-          <w:sz w:val="17"/>
-        </w:rPr>
-        <w:t>-082RB13003032-</w:t>
-      </w:r>
-    </w:p>
-    <w:p>
-      <w:pPr>
-        <w:keepNext w:val="0"/>
-        <w:spacing w:before="40" w:after="120"/>
-        <w:shd w:val="clear" w:color="auto" w:fill="F2F2F2"/>
-      </w:pPr>
-      <w:sdt>
-        <w:sdtPr>
-          <w:alias w:val="082RB13003032"/>
-          <w:id w:val="100723"/>
-          <w:showingPlcHdr/>
-          <w:text/>
-        </w:sdtPr>
-        <w:sdtContent>
-          <w:r>
-            <w:t>Click or tap here to enter text.</w:t>
-          </w:r>
-        </w:sdtContent>
-      </w:sdt>
-    </w:p>
-    <w:p>
-      <w:pPr>
-        <w:keepNext/>
-        <w:spacing w:before="200" w:after="40"/>
-      </w:pPr>
-      <w:r>
-        <w:rPr>
-          <w:rFonts w:ascii="Arial" w:hAnsi="Arial" w:cs="Arial" w:eastAsia="Arial"/>
-          <w:b/>
-          <w:i w:val="0"/>
-          <w:color w:val="000000"/>
-          <w:sz w:val="20"/>
-        </w:rPr>
-        <w:t xml:space="preserve">RB1 - Benchmark - Index 9 - Weight </w:t>
-      </w:r>
-      <w:r>
-        <w:rPr>
-          <w:rFonts w:ascii="Arial" w:hAnsi="Arial" w:cs="Arial" w:eastAsia="Arial"/>
-          <w:b/>
-          <w:i w:val="0"/>
-          <w:color w:val="1C355E"/>
-          <w:sz w:val="17"/>
-        </w:rPr>
-        <w:t>-082RB13003033-</w:t>
+        <w:t xml:space="preserve">RB1 - Benchmark - Index 8 - Geographical focus </w:t>
+      </w:r>
+      <w:r>
+        <w:rPr>
+          <w:rFonts w:ascii="Arial" w:hAnsi="Arial" w:cs="Arial" w:eastAsia="Arial"/>
+          <w:b/>
+          <w:i w:val="0"/>
+          <w:color w:val="1C355E"/>
+          <w:sz w:val="17"/>
+        </w:rPr>
+        <w:t>-082RB13003026-</w:t>
+      </w:r>
+    </w:p>
+    <w:p>
+      <w:pPr>
+        <w:keepNext w:val="0"/>
+        <w:spacing w:before="40" w:after="120"/>
+        <w:shd w:val="clear" w:color="auto" w:fill="F2F2F2"/>
+      </w:pPr>
+      <w:sdt>
+        <w:sdtPr>
+          <w:alias w:val="082RB13003026"/>
+          <w:id w:val="100717"/>
+          <w:showingPlcHdr/>
+          <w:dropDownList>
+            <w:listItem w:displayText="Choose an item." w:value=""/>
+            <w:listItem w:displayText="Italy" w:value="Italy"/>
+            <w:listItem w:displayText="United Kingdom" w:value="United Kingdom"/>
+            <w:listItem w:displayText="Eurozone" w:value="Eurozone"/>
+            <w:listItem w:displayText="Europe" w:value="Europe"/>
+            <w:listItem w:displayText="USA" w:value="USA"/>
+            <w:listItem w:displayText="North America" w:value="North America"/>
+            <w:listItem w:displayText="Japan" w:value="Japan"/>
+            <w:listItem w:displayText="Pacific" w:value="Pacific"/>
+            <w:listItem w:displayText="Pacific ex Japan" w:value="Pacific ex Japan"/>
+            <w:listItem w:displayText="Emerging markets (EM)" w:value="Emerging markets (EM)"/>
+            <w:listItem w:displayText="Developed countries (DC)" w:value="Developed countries (DC)"/>
+            <w:listItem w:displayText="Developed countries + EM (DC + EM)" w:value="Developed countries + EM (DC + EM)"/>
+          </w:dropDownList>
+        </w:sdtPr>
+        <w:sdtContent>
+          <w:r>
+            <w:t>Choose an item.</w:t>
+          </w:r>
+        </w:sdtContent>
+      </w:sdt>
+    </w:p>
+    <w:p>
+      <w:pPr>
+        <w:keepNext/>
+        <w:spacing w:before="200" w:after="40"/>
+      </w:pPr>
+      <w:r>
+        <w:rPr>
+          <w:rFonts w:ascii="Arial" w:hAnsi="Arial" w:cs="Arial" w:eastAsia="Arial"/>
+          <w:b/>
+          <w:i w:val="0"/>
+          <w:color w:val="000000"/>
+          <w:sz w:val="20"/>
+        </w:rPr>
+        <w:t xml:space="preserve">RB1 - Benchmark - Index 8 - Currency </w:t>
+      </w:r>
+      <w:r>
+        <w:rPr>
+          <w:rFonts w:ascii="Arial" w:hAnsi="Arial" w:cs="Arial" w:eastAsia="Arial"/>
+          <w:b/>
+          <w:i w:val="0"/>
+          <w:color w:val="1C355E"/>
+          <w:sz w:val="17"/>
+        </w:rPr>
+        <w:t>-082RB13003027-</w:t>
+      </w:r>
+    </w:p>
+    <w:p>
+      <w:pPr>
+        <w:keepNext w:val="0"/>
+        <w:spacing w:before="40" w:after="120"/>
+        <w:shd w:val="clear" w:color="auto" w:fill="F2F2F2"/>
+      </w:pPr>
+      <w:sdt>
+        <w:sdtPr>
+          <w:alias w:val="082RB13003027"/>
+          <w:id w:val="100718"/>
+          <w:showingPlcHdr/>
+          <w:dropDownList>
+            <w:listItem w:displayText="Choose an item." w:value=""/>
+            <w:listItem w:displayText="Euro" w:value="Euro"/>
+            <w:listItem w:displayText="USD" w:value="USD"/>
+            <w:listItem w:displayText="Local currency" w:value="Local currency"/>
+            <w:listItem w:displayText="Hedged in Euro" w:value="Hedged in Euro"/>
+          </w:dropDownList>
+        </w:sdtPr>
+        <w:sdtContent>
+          <w:r>
+            <w:t>Choose an item.</w:t>
+          </w:r>
+        </w:sdtContent>
+      </w:sdt>
+    </w:p>
+    <w:p>
+      <w:pPr>
+        <w:keepNext/>
+        <w:spacing w:before="200" w:after="40"/>
+      </w:pPr>
+      <w:r>
+        <w:rPr>
+          <w:rFonts w:ascii="Arial" w:hAnsi="Arial" w:cs="Arial" w:eastAsia="Arial"/>
+          <w:b/>
+          <w:i w:val="0"/>
+          <w:color w:val="000000"/>
+          <w:sz w:val="20"/>
+        </w:rPr>
+        <w:t xml:space="preserve">RB1 - Benchmark - Index 8 - Weight </w:t>
+      </w:r>
+      <w:r>
+        <w:rPr>
+          <w:rFonts w:ascii="Arial" w:hAnsi="Arial" w:cs="Arial" w:eastAsia="Arial"/>
+          <w:b/>
+          <w:i w:val="0"/>
+          <w:color w:val="1C355E"/>
+          <w:sz w:val="17"/>
+        </w:rPr>
+        <w:t>-082RB13003028-</w:t>
       </w:r>
     </w:p>
     <w:p>
@@ -43122,746 +43030,54 @@
       </w:pPr>
       <w:sdt>
         <w:sdtPr>
-          <w:alias w:val="082RB13003033"/>
-          <w:id w:val="100724"/>
-          <w:showingPlcHdr/>
-          <w:text/>
-        </w:sdtPr>
-        <w:sdtContent>
-          <w:r>
-            <w:t>Click or tap here to enter text.</w:t>
-          </w:r>
-        </w:sdtContent>
-      </w:sdt>
-    </w:p>
-    <w:p>
-      <w:pPr>
-        <w:keepNext/>
-        <w:spacing w:before="200" w:after="40"/>
-      </w:pPr>
-      <w:r>
-        <w:rPr>
-          <w:rFonts w:ascii="Arial" w:hAnsi="Arial" w:cs="Arial" w:eastAsia="Arial"/>
-          <w:b/>
-          <w:i w:val="0"/>
-          <w:color w:val="000000"/>
-          <w:sz w:val="20"/>
-        </w:rPr>
-        <w:t xml:space="preserve">RB1 - Benchmark - Index 10 - Asset class type </w:t>
-      </w:r>
-      <w:r>
-        <w:rPr>
-          <w:rFonts w:ascii="Arial" w:hAnsi="Arial" w:cs="Arial" w:eastAsia="Arial"/>
-          <w:b/>
-          <w:i w:val="0"/>
-          <w:color w:val="1C355E"/>
-          <w:sz w:val="17"/>
-        </w:rPr>
-        <w:t>-082RB13004416-</w:t>
-      </w:r>
-    </w:p>
-    <w:p>
-      <w:pPr>
-        <w:keepNext w:val="0"/>
-        <w:spacing w:before="40" w:after="120"/>
-        <w:shd w:val="clear" w:color="auto" w:fill="F2F2F2"/>
-      </w:pPr>
-      <w:sdt>
-        <w:sdtPr>
-          <w:alias w:val="082RB13004416"/>
-          <w:id w:val="100725"/>
-          <w:showingPlcHdr/>
-          <w:text/>
-        </w:sdtPr>
-        <w:sdtContent>
-          <w:r>
-            <w:t>Click or tap here to enter text.</w:t>
-          </w:r>
-        </w:sdtContent>
-      </w:sdt>
-    </w:p>
-    <w:p>
-      <w:pPr>
-        <w:keepNext/>
-        <w:spacing w:before="200" w:after="40"/>
-      </w:pPr>
-      <w:r>
-        <w:rPr>
-          <w:rFonts w:ascii="Arial" w:hAnsi="Arial" w:cs="Arial" w:eastAsia="Arial"/>
-          <w:b/>
-          <w:i w:val="0"/>
-          <w:color w:val="000000"/>
-          <w:sz w:val="20"/>
-        </w:rPr>
-        <w:t xml:space="preserve">RB1 - Benchmark - Index 10 - Yield curve segment </w:t>
-      </w:r>
-      <w:r>
-        <w:rPr>
-          <w:rFonts w:ascii="Arial" w:hAnsi="Arial" w:cs="Arial" w:eastAsia="Arial"/>
-          <w:b/>
-          <w:i w:val="0"/>
-          <w:color w:val="1C355E"/>
-          <w:sz w:val="17"/>
-        </w:rPr>
-        <w:t>-082RB13004417-</w:t>
-      </w:r>
-    </w:p>
-    <w:p>
-      <w:pPr>
-        <w:keepNext w:val="0"/>
-        <w:spacing w:before="40" w:after="120"/>
-        <w:shd w:val="clear" w:color="auto" w:fill="F2F2F2"/>
-      </w:pPr>
-      <w:sdt>
-        <w:sdtPr>
-          <w:alias w:val="082RB13004417"/>
-          <w:id w:val="100726"/>
-          <w:showingPlcHdr/>
-          <w:text/>
-        </w:sdtPr>
-        <w:sdtContent>
-          <w:r>
-            <w:t>Click or tap here to enter text.</w:t>
-          </w:r>
-        </w:sdtContent>
-      </w:sdt>
-    </w:p>
-    <w:p>
-      <w:pPr>
-        <w:keepNext/>
-        <w:spacing w:before="200" w:after="40"/>
-      </w:pPr>
-      <w:r>
-        <w:rPr>
-          <w:rFonts w:ascii="Arial" w:hAnsi="Arial" w:cs="Arial" w:eastAsia="Arial"/>
-          <w:b/>
-          <w:i w:val="0"/>
-          <w:color w:val="000000"/>
-          <w:sz w:val="20"/>
-        </w:rPr>
-        <w:t xml:space="preserve">RB1 - Benchmark - Index 10 - Geographical focus </w:t>
-      </w:r>
-      <w:r>
-        <w:rPr>
-          <w:rFonts w:ascii="Arial" w:hAnsi="Arial" w:cs="Arial" w:eastAsia="Arial"/>
-          <w:b/>
-          <w:i w:val="0"/>
-          <w:color w:val="1C355E"/>
-          <w:sz w:val="17"/>
-        </w:rPr>
-        <w:t>-082RB13004418-</w:t>
-      </w:r>
-    </w:p>
-    <w:p>
-      <w:pPr>
-        <w:keepNext w:val="0"/>
-        <w:spacing w:before="40" w:after="120"/>
-        <w:shd w:val="clear" w:color="auto" w:fill="F2F2F2"/>
-      </w:pPr>
-      <w:sdt>
-        <w:sdtPr>
-          <w:alias w:val="082RB13004418"/>
-          <w:id w:val="100727"/>
-          <w:showingPlcHdr/>
-          <w:text/>
-        </w:sdtPr>
-        <w:sdtContent>
-          <w:r>
-            <w:t>Click or tap here to enter text.</w:t>
-          </w:r>
-        </w:sdtContent>
-      </w:sdt>
-    </w:p>
-    <w:p>
-      <w:pPr>
-        <w:keepNext/>
-        <w:spacing w:before="200" w:after="40"/>
-      </w:pPr>
-      <w:r>
-        <w:rPr>
-          <w:rFonts w:ascii="Arial" w:hAnsi="Arial" w:cs="Arial" w:eastAsia="Arial"/>
-          <w:b/>
-          <w:i w:val="0"/>
-          <w:color w:val="000000"/>
-          <w:sz w:val="20"/>
-        </w:rPr>
-        <w:t xml:space="preserve">RB1 - Benchmark - Index 10 - Currency </w:t>
-      </w:r>
-      <w:r>
-        <w:rPr>
-          <w:rFonts w:ascii="Arial" w:hAnsi="Arial" w:cs="Arial" w:eastAsia="Arial"/>
-          <w:b/>
-          <w:i w:val="0"/>
-          <w:color w:val="1C355E"/>
-          <w:sz w:val="17"/>
-        </w:rPr>
-        <w:t>-082RB13004419-</w:t>
-      </w:r>
-    </w:p>
-    <w:p>
-      <w:pPr>
-        <w:keepNext w:val="0"/>
-        <w:spacing w:before="40" w:after="120"/>
-        <w:shd w:val="clear" w:color="auto" w:fill="F2F2F2"/>
-      </w:pPr>
-      <w:sdt>
-        <w:sdtPr>
-          <w:alias w:val="082RB13004419"/>
-          <w:id w:val="100728"/>
-          <w:showingPlcHdr/>
-          <w:text/>
-        </w:sdtPr>
-        <w:sdtContent>
-          <w:r>
-            <w:t>Click or tap here to enter text.</w:t>
-          </w:r>
-        </w:sdtContent>
-      </w:sdt>
-    </w:p>
-    <w:p>
-      <w:pPr>
-        <w:keepNext/>
-        <w:spacing w:before="200" w:after="40"/>
-      </w:pPr>
-      <w:r>
-        <w:rPr>
-          <w:rFonts w:ascii="Arial" w:hAnsi="Arial" w:cs="Arial" w:eastAsia="Arial"/>
-          <w:b/>
-          <w:i w:val="0"/>
-          <w:color w:val="000000"/>
-          <w:sz w:val="20"/>
-        </w:rPr>
-        <w:t xml:space="preserve">RB1 - Benchmark - Index 10 - Weight </w:t>
-      </w:r>
-      <w:r>
-        <w:rPr>
-          <w:rFonts w:ascii="Arial" w:hAnsi="Arial" w:cs="Arial" w:eastAsia="Arial"/>
-          <w:b/>
-          <w:i w:val="0"/>
-          <w:color w:val="1C355E"/>
-          <w:sz w:val="17"/>
-        </w:rPr>
-        <w:t>-082RB13004420-</w:t>
-      </w:r>
-    </w:p>
-    <w:p>
-      <w:pPr>
-        <w:keepNext/>
-        <w:spacing w:before="0" w:after="40"/>
-      </w:pPr>
-      <w:r>
-        <w:rPr>
-          <w:rFonts w:ascii="Arial" w:hAnsi="Arial" w:cs="Arial" w:eastAsia="Arial"/>
-          <w:b w:val="0"/>
-          <w:i/>
-          <w:color w:val="595959"/>
-          <w:sz w:val="18"/>
-        </w:rPr>
-        <w:t>% with 1 decimal place</w:t>
-      </w:r>
-    </w:p>
-    <w:p>
-      <w:pPr>
-        <w:keepNext w:val="0"/>
-        <w:spacing w:before="40" w:after="120"/>
-        <w:shd w:val="clear" w:color="auto" w:fill="F2F2F2"/>
-      </w:pPr>
-      <w:sdt>
-        <w:sdtPr>
-          <w:alias w:val="082RB13004420"/>
-          <w:id w:val="100729"/>
-          <w:showingPlcHdr/>
-          <w:text/>
-        </w:sdtPr>
-        <w:sdtContent>
-          <w:r>
-            <w:t>Click or tap here to enter text.</w:t>
-          </w:r>
-        </w:sdtContent>
-      </w:sdt>
-    </w:p>
-    <w:p>
-      <w:pPr>
-        <w:keepNext/>
-        <w:spacing w:before="200" w:after="40"/>
-      </w:pPr>
-      <w:r>
-        <w:rPr>
-          <w:rFonts w:ascii="Arial" w:hAnsi="Arial" w:cs="Arial" w:eastAsia="Arial"/>
-          <w:b/>
-          <w:i w:val="0"/>
-          <w:color w:val="000000"/>
-          <w:sz w:val="20"/>
-        </w:rPr>
-        <w:t xml:space="preserve">RB1 - Benchmark - Index 11 - Asset class type </w:t>
-      </w:r>
-      <w:r>
-        <w:rPr>
-          <w:rFonts w:ascii="Arial" w:hAnsi="Arial" w:cs="Arial" w:eastAsia="Arial"/>
-          <w:b/>
-          <w:i w:val="0"/>
-          <w:color w:val="1C355E"/>
-          <w:sz w:val="17"/>
-        </w:rPr>
-        <w:t>-082RB13004421-</w:t>
-      </w:r>
-    </w:p>
-    <w:p>
-      <w:pPr>
-        <w:keepNext w:val="0"/>
-        <w:spacing w:before="40" w:after="120"/>
-        <w:shd w:val="clear" w:color="auto" w:fill="F2F2F2"/>
-      </w:pPr>
-      <w:sdt>
-        <w:sdtPr>
-          <w:alias w:val="082RB13004421"/>
-          <w:id w:val="100730"/>
-          <w:showingPlcHdr/>
-          <w:text/>
-        </w:sdtPr>
-        <w:sdtContent>
-          <w:r>
-            <w:t>Click or tap here to enter text.</w:t>
-          </w:r>
-        </w:sdtContent>
-      </w:sdt>
-    </w:p>
-    <w:p>
-      <w:pPr>
-        <w:keepNext/>
-        <w:spacing w:before="200" w:after="40"/>
-      </w:pPr>
-      <w:r>
-        <w:rPr>
-          <w:rFonts w:ascii="Arial" w:hAnsi="Arial" w:cs="Arial" w:eastAsia="Arial"/>
-          <w:b/>
-          <w:i w:val="0"/>
-          <w:color w:val="000000"/>
-          <w:sz w:val="20"/>
-        </w:rPr>
-        <w:t xml:space="preserve">RB1 - Benchmark - Index 11 - Yield curve segment </w:t>
-      </w:r>
-      <w:r>
-        <w:rPr>
-          <w:rFonts w:ascii="Arial" w:hAnsi="Arial" w:cs="Arial" w:eastAsia="Arial"/>
-          <w:b/>
-          <w:i w:val="0"/>
-          <w:color w:val="1C355E"/>
-          <w:sz w:val="17"/>
-        </w:rPr>
-        <w:t>-082RB13004422-</w:t>
-      </w:r>
-    </w:p>
-    <w:p>
-      <w:pPr>
-        <w:keepNext w:val="0"/>
-        <w:spacing w:before="40" w:after="120"/>
-        <w:shd w:val="clear" w:color="auto" w:fill="F2F2F2"/>
-      </w:pPr>
-      <w:sdt>
-        <w:sdtPr>
-          <w:alias w:val="082RB13004422"/>
-          <w:id w:val="100731"/>
-          <w:showingPlcHdr/>
-          <w:text/>
-        </w:sdtPr>
-        <w:sdtContent>
-          <w:r>
-            <w:t>Click or tap here to enter text.</w:t>
-          </w:r>
-        </w:sdtContent>
-      </w:sdt>
-    </w:p>
-    <w:p>
-      <w:pPr>
-        <w:keepNext/>
-        <w:spacing w:before="200" w:after="40"/>
-      </w:pPr>
-      <w:r>
-        <w:rPr>
-          <w:rFonts w:ascii="Arial" w:hAnsi="Arial" w:cs="Arial" w:eastAsia="Arial"/>
-          <w:b/>
-          <w:i w:val="0"/>
-          <w:color w:val="000000"/>
-          <w:sz w:val="20"/>
-        </w:rPr>
-        <w:t xml:space="preserve">RB1 - Benchmark - Index 11 - Geographical focus </w:t>
-      </w:r>
-      <w:r>
-        <w:rPr>
-          <w:rFonts w:ascii="Arial" w:hAnsi="Arial" w:cs="Arial" w:eastAsia="Arial"/>
-          <w:b/>
-          <w:i w:val="0"/>
-          <w:color w:val="1C355E"/>
-          <w:sz w:val="17"/>
-        </w:rPr>
-        <w:t>-082RB13004423-</w:t>
-      </w:r>
-    </w:p>
-    <w:p>
-      <w:pPr>
-        <w:keepNext w:val="0"/>
-        <w:spacing w:before="40" w:after="120"/>
-        <w:shd w:val="clear" w:color="auto" w:fill="F2F2F2"/>
-      </w:pPr>
-      <w:sdt>
-        <w:sdtPr>
-          <w:alias w:val="082RB13004423"/>
-          <w:id w:val="100732"/>
-          <w:showingPlcHdr/>
-          <w:text/>
-        </w:sdtPr>
-        <w:sdtContent>
-          <w:r>
-            <w:t>Click or tap here to enter text.</w:t>
-          </w:r>
-        </w:sdtContent>
-      </w:sdt>
-    </w:p>
-    <w:p>
-      <w:pPr>
-        <w:keepNext/>
-        <w:spacing w:before="200" w:after="40"/>
-      </w:pPr>
-      <w:r>
-        <w:rPr>
-          <w:rFonts w:ascii="Arial" w:hAnsi="Arial" w:cs="Arial" w:eastAsia="Arial"/>
-          <w:b/>
-          <w:i w:val="0"/>
-          <w:color w:val="000000"/>
-          <w:sz w:val="20"/>
-        </w:rPr>
-        <w:t xml:space="preserve">RB1 - Benchmark - Index 11 - Currency </w:t>
-      </w:r>
-      <w:r>
-        <w:rPr>
-          <w:rFonts w:ascii="Arial" w:hAnsi="Arial" w:cs="Arial" w:eastAsia="Arial"/>
-          <w:b/>
-          <w:i w:val="0"/>
-          <w:color w:val="1C355E"/>
-          <w:sz w:val="17"/>
-        </w:rPr>
-        <w:t>-082RB13004424-</w:t>
-      </w:r>
-    </w:p>
-    <w:p>
-      <w:pPr>
-        <w:keepNext w:val="0"/>
-        <w:spacing w:before="40" w:after="120"/>
-        <w:shd w:val="clear" w:color="auto" w:fill="F2F2F2"/>
-      </w:pPr>
-      <w:sdt>
-        <w:sdtPr>
-          <w:alias w:val="082RB13004424"/>
-          <w:id w:val="100733"/>
-          <w:showingPlcHdr/>
-          <w:text/>
-        </w:sdtPr>
-        <w:sdtContent>
-          <w:r>
-            <w:t>Click or tap here to enter text.</w:t>
-          </w:r>
-        </w:sdtContent>
-      </w:sdt>
-    </w:p>
-    <w:p>
-      <w:pPr>
-        <w:keepNext/>
-        <w:spacing w:before="200" w:after="40"/>
-      </w:pPr>
-      <w:r>
-        <w:rPr>
-          <w:rFonts w:ascii="Arial" w:hAnsi="Arial" w:cs="Arial" w:eastAsia="Arial"/>
-          <w:b/>
-          <w:i w:val="0"/>
-          <w:color w:val="000000"/>
-          <w:sz w:val="20"/>
-        </w:rPr>
-        <w:t xml:space="preserve">RB1 - Benchmark - Index 11 - Weight </w:t>
-      </w:r>
-      <w:r>
-        <w:rPr>
-          <w:rFonts w:ascii="Arial" w:hAnsi="Arial" w:cs="Arial" w:eastAsia="Arial"/>
-          <w:b/>
-          <w:i w:val="0"/>
-          <w:color w:val="1C355E"/>
-          <w:sz w:val="17"/>
-        </w:rPr>
-        <w:t>-082RB13004425-</w:t>
-      </w:r>
-    </w:p>
-    <w:p>
-      <w:pPr>
-        <w:keepNext/>
-        <w:spacing w:before="0" w:after="40"/>
-      </w:pPr>
-      <w:r>
-        <w:rPr>
-          <w:rFonts w:ascii="Arial" w:hAnsi="Arial" w:cs="Arial" w:eastAsia="Arial"/>
-          <w:b w:val="0"/>
-          <w:i/>
-          <w:color w:val="595959"/>
-          <w:sz w:val="18"/>
-        </w:rPr>
-        <w:t>% with 1 decimal place</w:t>
-      </w:r>
-    </w:p>
-    <w:p>
-      <w:pPr>
-        <w:keepNext w:val="0"/>
-        <w:spacing w:before="40" w:after="120"/>
-        <w:shd w:val="clear" w:color="auto" w:fill="F2F2F2"/>
-      </w:pPr>
-      <w:sdt>
-        <w:sdtPr>
-          <w:alias w:val="082RB13004425"/>
-          <w:id w:val="100734"/>
-          <w:showingPlcHdr/>
-          <w:text/>
-        </w:sdtPr>
-        <w:sdtContent>
-          <w:r>
-            <w:t>Click or tap here to enter text.</w:t>
-          </w:r>
-        </w:sdtContent>
-      </w:sdt>
-    </w:p>
-    <w:p>
-      <w:pPr>
-        <w:keepNext/>
-        <w:spacing w:before="200" w:after="40"/>
-      </w:pPr>
-      <w:r>
-        <w:rPr>
-          <w:rFonts w:ascii="Arial" w:hAnsi="Arial" w:cs="Arial" w:eastAsia="Arial"/>
-          <w:b/>
-          <w:i w:val="0"/>
-          <w:color w:val="000000"/>
-          <w:sz w:val="20"/>
-        </w:rPr>
-        <w:t xml:space="preserve">RB1 - Benchmark - Index 12 - Asset class type </w:t>
-      </w:r>
-      <w:r>
-        <w:rPr>
-          <w:rFonts w:ascii="Arial" w:hAnsi="Arial" w:cs="Arial" w:eastAsia="Arial"/>
-          <w:b/>
-          <w:i w:val="0"/>
-          <w:color w:val="1C355E"/>
-          <w:sz w:val="17"/>
-        </w:rPr>
-        <w:t>-082RB13004426-</w:t>
-      </w:r>
-    </w:p>
-    <w:p>
-      <w:pPr>
-        <w:keepNext w:val="0"/>
-        <w:spacing w:before="40" w:after="120"/>
-        <w:shd w:val="clear" w:color="auto" w:fill="F2F2F2"/>
-      </w:pPr>
-      <w:sdt>
-        <w:sdtPr>
-          <w:alias w:val="082RB13004426"/>
-          <w:id w:val="100735"/>
-          <w:showingPlcHdr/>
-          <w:text/>
-        </w:sdtPr>
-        <w:sdtContent>
-          <w:r>
-            <w:t>Click or tap here to enter text.</w:t>
-          </w:r>
-        </w:sdtContent>
-      </w:sdt>
-    </w:p>
-    <w:p>
-      <w:pPr>
-        <w:keepNext/>
-        <w:spacing w:before="200" w:after="40"/>
-      </w:pPr>
-      <w:r>
-        <w:rPr>
-          <w:rFonts w:ascii="Arial" w:hAnsi="Arial" w:cs="Arial" w:eastAsia="Arial"/>
-          <w:b/>
-          <w:i w:val="0"/>
-          <w:color w:val="000000"/>
-          <w:sz w:val="20"/>
-        </w:rPr>
-        <w:t xml:space="preserve">RB1 - Benchmark - Index 12 - Yield curve segment </w:t>
-      </w:r>
-      <w:r>
-        <w:rPr>
-          <w:rFonts w:ascii="Arial" w:hAnsi="Arial" w:cs="Arial" w:eastAsia="Arial"/>
-          <w:b/>
-          <w:i w:val="0"/>
-          <w:color w:val="1C355E"/>
-          <w:sz w:val="17"/>
-        </w:rPr>
-        <w:t>-082RB13004427-</w:t>
-      </w:r>
-    </w:p>
-    <w:p>
-      <w:pPr>
-        <w:keepNext w:val="0"/>
-        <w:spacing w:before="40" w:after="120"/>
-        <w:shd w:val="clear" w:color="auto" w:fill="F2F2F2"/>
-      </w:pPr>
-      <w:sdt>
-        <w:sdtPr>
-          <w:alias w:val="082RB13004427"/>
-          <w:id w:val="100736"/>
-          <w:showingPlcHdr/>
-          <w:text/>
-        </w:sdtPr>
-        <w:sdtContent>
-          <w:r>
-            <w:t>Click or tap here to enter text.</w:t>
-          </w:r>
-        </w:sdtContent>
-      </w:sdt>
-    </w:p>
-    <w:p>
-      <w:pPr>
-        <w:keepNext/>
-        <w:spacing w:before="200" w:after="40"/>
-      </w:pPr>
-      <w:r>
-        <w:rPr>
-          <w:rFonts w:ascii="Arial" w:hAnsi="Arial" w:cs="Arial" w:eastAsia="Arial"/>
-          <w:b/>
-          <w:i w:val="0"/>
-          <w:color w:val="000000"/>
-          <w:sz w:val="20"/>
-        </w:rPr>
-        <w:t xml:space="preserve">RB1 - Benchmark - Index 12 - Geographical focus </w:t>
-      </w:r>
-      <w:r>
-        <w:rPr>
-          <w:rFonts w:ascii="Arial" w:hAnsi="Arial" w:cs="Arial" w:eastAsia="Arial"/>
-          <w:b/>
-          <w:i w:val="0"/>
-          <w:color w:val="1C355E"/>
-          <w:sz w:val="17"/>
-        </w:rPr>
-        <w:t>-082RB13004428-</w:t>
-      </w:r>
-    </w:p>
-    <w:p>
-      <w:pPr>
-        <w:keepNext w:val="0"/>
-        <w:spacing w:before="40" w:after="120"/>
-        <w:shd w:val="clear" w:color="auto" w:fill="F2F2F2"/>
-      </w:pPr>
-      <w:sdt>
-        <w:sdtPr>
-          <w:alias w:val="082RB13004428"/>
-          <w:id w:val="100737"/>
-          <w:showingPlcHdr/>
-          <w:text/>
-        </w:sdtPr>
-        <w:sdtContent>
-          <w:r>
-            <w:t>Click or tap here to enter text.</w:t>
-          </w:r>
-        </w:sdtContent>
-      </w:sdt>
-    </w:p>
-    <w:p>
-      <w:pPr>
-        <w:keepNext/>
-        <w:spacing w:before="200" w:after="40"/>
-      </w:pPr>
-      <w:r>
-        <w:rPr>
-          <w:rFonts w:ascii="Arial" w:hAnsi="Arial" w:cs="Arial" w:eastAsia="Arial"/>
-          <w:b/>
-          <w:i w:val="0"/>
-          <w:color w:val="000000"/>
-          <w:sz w:val="20"/>
-        </w:rPr>
-        <w:t xml:space="preserve">RB1 - Benchmark - Index 12 - Currency </w:t>
-      </w:r>
-      <w:r>
-        <w:rPr>
-          <w:rFonts w:ascii="Arial" w:hAnsi="Arial" w:cs="Arial" w:eastAsia="Arial"/>
-          <w:b/>
-          <w:i w:val="0"/>
-          <w:color w:val="1C355E"/>
-          <w:sz w:val="17"/>
-        </w:rPr>
-        <w:t>-082RB13004429-</w:t>
-      </w:r>
-    </w:p>
-    <w:p>
-      <w:pPr>
-        <w:keepNext w:val="0"/>
-        <w:spacing w:before="40" w:after="120"/>
-        <w:shd w:val="clear" w:color="auto" w:fill="F2F2F2"/>
-      </w:pPr>
-      <w:sdt>
-        <w:sdtPr>
-          <w:alias w:val="082RB13004429"/>
-          <w:id w:val="100738"/>
-          <w:showingPlcHdr/>
-          <w:text/>
-        </w:sdtPr>
-        <w:sdtContent>
-          <w:r>
-            <w:t>Click or tap here to enter text.</w:t>
-          </w:r>
-        </w:sdtContent>
-      </w:sdt>
-    </w:p>
-    <w:p>
-      <w:pPr>
-        <w:keepNext/>
-        <w:spacing w:before="200" w:after="40"/>
-      </w:pPr>
-      <w:r>
-        <w:rPr>
-          <w:rFonts w:ascii="Arial" w:hAnsi="Arial" w:cs="Arial" w:eastAsia="Arial"/>
-          <w:b/>
-          <w:i w:val="0"/>
-          <w:color w:val="000000"/>
-          <w:sz w:val="20"/>
-        </w:rPr>
-        <w:t xml:space="preserve">RB1 - Benchmark - Index 12 - Weight </w:t>
-      </w:r>
-      <w:r>
-        <w:rPr>
-          <w:rFonts w:ascii="Arial" w:hAnsi="Arial" w:cs="Arial" w:eastAsia="Arial"/>
-          <w:b/>
-          <w:i w:val="0"/>
-          <w:color w:val="1C355E"/>
-          <w:sz w:val="17"/>
-        </w:rPr>
-        <w:t>-082RB13004430-</w:t>
-      </w:r>
-    </w:p>
-    <w:p>
-      <w:pPr>
-        <w:keepNext/>
-        <w:spacing w:before="0" w:after="40"/>
-      </w:pPr>
-      <w:r>
-        <w:rPr>
-          <w:rFonts w:ascii="Arial" w:hAnsi="Arial" w:cs="Arial" w:eastAsia="Arial"/>
-          <w:b w:val="0"/>
-          <w:i/>
-          <w:color w:val="595959"/>
-          <w:sz w:val="18"/>
-        </w:rPr>
-        <w:t>% with 1 decimal place</w:t>
-      </w:r>
-    </w:p>
-    <w:p>
-      <w:pPr>
-        <w:keepNext w:val="0"/>
-        <w:spacing w:before="40" w:after="120"/>
-        <w:shd w:val="clear" w:color="auto" w:fill="F2F2F2"/>
-      </w:pPr>
-      <w:sdt>
-        <w:sdtPr>
-          <w:alias w:val="082RB13004430"/>
-          <w:id w:val="100739"/>
+          <w:alias w:val="082RB13003028"/>
+          <w:id w:val="100719"/>
+          <w:showingPlcHdr/>
+          <w:text/>
+        </w:sdtPr>
+        <w:sdtContent>
+          <w:r>
+            <w:t>Click or tap here to enter text.</w:t>
+          </w:r>
+        </w:sdtContent>
+      </w:sdt>
+    </w:p>
+    <w:p>
+      <w:pPr>
+        <w:keepNext/>
+        <w:spacing w:before="200" w:after="40"/>
+      </w:pPr>
+      <w:r>
+        <w:rPr>
+          <w:rFonts w:ascii="Arial" w:hAnsi="Arial" w:cs="Arial" w:eastAsia="Arial"/>
+          <w:b/>
+          <w:i w:val="0"/>
+          <w:color w:val="000000"/>
+          <w:sz w:val="20"/>
+        </w:rPr>
+        <w:t xml:space="preserve">RB1 - Benchmark - Index 9 - Asset class type </w:t>
+      </w:r>
+      <w:r>
+        <w:rPr>
+          <w:rFonts w:ascii="Arial" w:hAnsi="Arial" w:cs="Arial" w:eastAsia="Arial"/>
+          <w:b/>
+          <w:i w:val="0"/>
+          <w:color w:val="1C355E"/>
+          <w:sz w:val="17"/>
+        </w:rPr>
+        <w:t>-082RB13003029-</w:t>
+      </w:r>
+    </w:p>
+    <w:p>
+      <w:pPr>
+        <w:keepNext w:val="0"/>
+        <w:spacing w:before="40" w:after="120"/>
+        <w:shd w:val="clear" w:color="auto" w:fill="F2F2F2"/>
+      </w:pPr>
+      <w:sdt>
+        <w:sdtPr>
+          <w:alias w:val="082RB13003029"/>
+          <w:id w:val="100720"/>
           <w:showingPlcHdr/>
           <w:dropDownList>
             <w:listItem w:displayText="Choose an item." w:value=""/>
@@ -43893,321 +43109,144 @@
           <w:color w:val="000000"/>
           <w:sz w:val="20"/>
         </w:rPr>
-        <w:t xml:space="preserve">RB1 - Benchmark - Index 13 - Asset class type </w:t>
-      </w:r>
-      <w:r>
-        <w:rPr>
-          <w:rFonts w:ascii="Arial" w:hAnsi="Arial" w:cs="Arial" w:eastAsia="Arial"/>
-          <w:b/>
-          <w:i w:val="0"/>
-          <w:color w:val="1C355E"/>
-          <w:sz w:val="17"/>
-        </w:rPr>
-        <w:t>-082RB13004431-</w:t>
-      </w:r>
-    </w:p>
-    <w:p>
-      <w:pPr>
-        <w:keepNext w:val="0"/>
-        <w:spacing w:before="40" w:after="120"/>
-        <w:shd w:val="clear" w:color="auto" w:fill="F2F2F2"/>
-      </w:pPr>
-      <w:sdt>
-        <w:sdtPr>
-          <w:alias w:val="082RB13004431"/>
-          <w:id w:val="100740"/>
-          <w:showingPlcHdr/>
-          <w:text/>
-        </w:sdtPr>
-        <w:sdtContent>
-          <w:r>
-            <w:t>Click or tap here to enter text.</w:t>
-          </w:r>
-        </w:sdtContent>
-      </w:sdt>
-    </w:p>
-    <w:p>
-      <w:pPr>
-        <w:keepNext/>
-        <w:spacing w:before="200" w:after="40"/>
-      </w:pPr>
-      <w:r>
-        <w:rPr>
-          <w:rFonts w:ascii="Arial" w:hAnsi="Arial" w:cs="Arial" w:eastAsia="Arial"/>
-          <w:b/>
-          <w:i w:val="0"/>
-          <w:color w:val="000000"/>
-          <w:sz w:val="20"/>
-        </w:rPr>
-        <w:t xml:space="preserve">RB1 - Benchmark - Index 13 - Yield curve segment </w:t>
-      </w:r>
-      <w:r>
-        <w:rPr>
-          <w:rFonts w:ascii="Arial" w:hAnsi="Arial" w:cs="Arial" w:eastAsia="Arial"/>
-          <w:b/>
-          <w:i w:val="0"/>
-          <w:color w:val="1C355E"/>
-          <w:sz w:val="17"/>
-        </w:rPr>
-        <w:t>-082RB13004432-</w:t>
-      </w:r>
-    </w:p>
-    <w:p>
-      <w:pPr>
-        <w:keepNext w:val="0"/>
-        <w:spacing w:before="40" w:after="120"/>
-        <w:shd w:val="clear" w:color="auto" w:fill="F2F2F2"/>
-      </w:pPr>
-      <w:sdt>
-        <w:sdtPr>
-          <w:alias w:val="082RB13004432"/>
-          <w:id w:val="100741"/>
-          <w:showingPlcHdr/>
-          <w:text/>
-        </w:sdtPr>
-        <w:sdtContent>
-          <w:r>
-            <w:t>Click or tap here to enter text.</w:t>
-          </w:r>
-        </w:sdtContent>
-      </w:sdt>
-    </w:p>
-    <w:p>
-      <w:pPr>
-        <w:keepNext/>
-        <w:spacing w:before="200" w:after="40"/>
-      </w:pPr>
-      <w:r>
-        <w:rPr>
-          <w:rFonts w:ascii="Arial" w:hAnsi="Arial" w:cs="Arial" w:eastAsia="Arial"/>
-          <w:b/>
-          <w:i w:val="0"/>
-          <w:color w:val="000000"/>
-          <w:sz w:val="20"/>
-        </w:rPr>
-        <w:t xml:space="preserve">RB1 - Benchmark - Index 13 - Geographical focus </w:t>
-      </w:r>
-      <w:r>
-        <w:rPr>
-          <w:rFonts w:ascii="Arial" w:hAnsi="Arial" w:cs="Arial" w:eastAsia="Arial"/>
-          <w:b/>
-          <w:i w:val="0"/>
-          <w:color w:val="1C355E"/>
-          <w:sz w:val="17"/>
-        </w:rPr>
-        <w:t>-082RB13004433-</w:t>
-      </w:r>
-    </w:p>
-    <w:p>
-      <w:pPr>
-        <w:keepNext w:val="0"/>
-        <w:spacing w:before="40" w:after="120"/>
-        <w:shd w:val="clear" w:color="auto" w:fill="F2F2F2"/>
-      </w:pPr>
-      <w:sdt>
-        <w:sdtPr>
-          <w:alias w:val="082RB13004433"/>
-          <w:id w:val="100742"/>
-          <w:showingPlcHdr/>
-          <w:text/>
-        </w:sdtPr>
-        <w:sdtContent>
-          <w:r>
-            <w:t>Click or tap here to enter text.</w:t>
-          </w:r>
-        </w:sdtContent>
-      </w:sdt>
-    </w:p>
-    <w:p>
-      <w:pPr>
-        <w:keepNext/>
-        <w:spacing w:before="200" w:after="40"/>
-      </w:pPr>
-      <w:r>
-        <w:rPr>
-          <w:rFonts w:ascii="Arial" w:hAnsi="Arial" w:cs="Arial" w:eastAsia="Arial"/>
-          <w:b/>
-          <w:i w:val="0"/>
-          <w:color w:val="000000"/>
-          <w:sz w:val="20"/>
-        </w:rPr>
-        <w:t xml:space="preserve">RB1 - Benchmark - Index 13 - Currency </w:t>
-      </w:r>
-      <w:r>
-        <w:rPr>
-          <w:rFonts w:ascii="Arial" w:hAnsi="Arial" w:cs="Arial" w:eastAsia="Arial"/>
-          <w:b/>
-          <w:i w:val="0"/>
-          <w:color w:val="1C355E"/>
-          <w:sz w:val="17"/>
-        </w:rPr>
-        <w:t>-082RB13004434-</w:t>
-      </w:r>
-    </w:p>
-    <w:p>
-      <w:pPr>
-        <w:keepNext w:val="0"/>
-        <w:spacing w:before="40" w:after="120"/>
-        <w:shd w:val="clear" w:color="auto" w:fill="F2F2F2"/>
-      </w:pPr>
-      <w:sdt>
-        <w:sdtPr>
-          <w:alias w:val="082RB13004434"/>
-          <w:id w:val="100743"/>
-          <w:showingPlcHdr/>
-          <w:text/>
-        </w:sdtPr>
-        <w:sdtContent>
-          <w:r>
-            <w:t>Click or tap here to enter text.</w:t>
-          </w:r>
-        </w:sdtContent>
-      </w:sdt>
-    </w:p>
-    <w:p>
-      <w:pPr>
-        <w:keepNext/>
-        <w:spacing w:before="200" w:after="40"/>
-      </w:pPr>
-      <w:r>
-        <w:rPr>
-          <w:rFonts w:ascii="Arial" w:hAnsi="Arial" w:cs="Arial" w:eastAsia="Arial"/>
-          <w:b/>
-          <w:i w:val="0"/>
-          <w:color w:val="000000"/>
-          <w:sz w:val="20"/>
-        </w:rPr>
-        <w:t xml:space="preserve">RB1 - Benchmark - Index 13 - Weight </w:t>
-      </w:r>
-      <w:r>
-        <w:rPr>
-          <w:rFonts w:ascii="Arial" w:hAnsi="Arial" w:cs="Arial" w:eastAsia="Arial"/>
-          <w:b/>
-          <w:i w:val="0"/>
-          <w:color w:val="1C355E"/>
-          <w:sz w:val="17"/>
-        </w:rPr>
-        <w:t>-082RB13004435-</w:t>
-      </w:r>
-    </w:p>
-    <w:p>
-      <w:pPr>
-        <w:keepNext/>
-        <w:spacing w:before="0" w:after="40"/>
-      </w:pPr>
-      <w:r>
-        <w:rPr>
-          <w:rFonts w:ascii="Arial" w:hAnsi="Arial" w:cs="Arial" w:eastAsia="Arial"/>
-          <w:b w:val="0"/>
-          <w:i/>
-          <w:color w:val="595959"/>
-          <w:sz w:val="18"/>
-        </w:rPr>
-        <w:t>% with 1 decimal place</w:t>
-      </w:r>
-    </w:p>
-    <w:p>
-      <w:pPr>
-        <w:keepNext w:val="0"/>
-        <w:spacing w:before="40" w:after="120"/>
-        <w:shd w:val="clear" w:color="auto" w:fill="F2F2F2"/>
-      </w:pPr>
-      <w:sdt>
-        <w:sdtPr>
-          <w:alias w:val="082RB13004435"/>
-          <w:id w:val="100744"/>
-          <w:showingPlcHdr/>
-          <w:text/>
-        </w:sdtPr>
-        <w:sdtContent>
-          <w:r>
-            <w:t>Click or tap here to enter text.</w:t>
-          </w:r>
-        </w:sdtContent>
-      </w:sdt>
-    </w:p>
-    <w:p>
-      <w:pPr>
-        <w:keepNext/>
-        <w:spacing w:before="200" w:after="40"/>
-      </w:pPr>
-      <w:r>
-        <w:rPr>
-          <w:rFonts w:ascii="Arial" w:hAnsi="Arial" w:cs="Arial" w:eastAsia="Arial"/>
-          <w:b/>
-          <w:i w:val="0"/>
-          <w:color w:val="000000"/>
-          <w:sz w:val="20"/>
-        </w:rPr>
-        <w:t xml:space="preserve">RB1 - Benchmark - Index 14 - Asset class type </w:t>
-      </w:r>
-      <w:r>
-        <w:rPr>
-          <w:rFonts w:ascii="Arial" w:hAnsi="Arial" w:cs="Arial" w:eastAsia="Arial"/>
-          <w:b/>
-          <w:i w:val="0"/>
-          <w:color w:val="1C355E"/>
-          <w:sz w:val="17"/>
-        </w:rPr>
-        <w:t>-082RB13004436-</w:t>
-      </w:r>
-    </w:p>
-    <w:p>
-      <w:pPr>
-        <w:keepNext w:val="0"/>
-        <w:spacing w:before="40" w:after="120"/>
-        <w:shd w:val="clear" w:color="auto" w:fill="F2F2F2"/>
-      </w:pPr>
-      <w:sdt>
-        <w:sdtPr>
-          <w:alias w:val="082RB13004436"/>
-          <w:id w:val="100745"/>
-          <w:showingPlcHdr/>
-          <w:text/>
-        </w:sdtPr>
-        <w:sdtContent>
-          <w:r>
-            <w:t>Click or tap here to enter text.</w:t>
-          </w:r>
-        </w:sdtContent>
-      </w:sdt>
-    </w:p>
-    <w:p>
-      <w:pPr>
-        <w:keepNext/>
-        <w:spacing w:before="200" w:after="40"/>
-      </w:pPr>
-      <w:r>
-        <w:rPr>
-          <w:rFonts w:ascii="Arial" w:hAnsi="Arial" w:cs="Arial" w:eastAsia="Arial"/>
-          <w:b/>
-          <w:i w:val="0"/>
-          <w:color w:val="000000"/>
-          <w:sz w:val="20"/>
-        </w:rPr>
-        <w:t xml:space="preserve">RB1 - Benchmark - Index 14 - Yield curve segment </w:t>
-      </w:r>
-      <w:r>
-        <w:rPr>
-          <w:rFonts w:ascii="Arial" w:hAnsi="Arial" w:cs="Arial" w:eastAsia="Arial"/>
-          <w:b/>
-          <w:i w:val="0"/>
-          <w:color w:val="1C355E"/>
-          <w:sz w:val="17"/>
-        </w:rPr>
-        <w:t>-082RB13004437-</w:t>
-      </w:r>
-    </w:p>
-    <w:p>
-      <w:pPr>
-        <w:keepNext w:val="0"/>
-        <w:spacing w:before="40" w:after="120"/>
-        <w:shd w:val="clear" w:color="auto" w:fill="F2F2F2"/>
-      </w:pPr>
-      <w:sdt>
-        <w:sdtPr>
-          <w:alias w:val="082RB13004437"/>
-          <w:id w:val="100746"/>
+        <w:t xml:space="preserve">RB1 - Benchmark - Index 9 - Yield curve segment </w:t>
+      </w:r>
+      <w:r>
+        <w:rPr>
+          <w:rFonts w:ascii="Arial" w:hAnsi="Arial" w:cs="Arial" w:eastAsia="Arial"/>
+          <w:b/>
+          <w:i w:val="0"/>
+          <w:color w:val="1C355E"/>
+          <w:sz w:val="17"/>
+        </w:rPr>
+        <w:t>-082RB13003030-</w:t>
+      </w:r>
+    </w:p>
+    <w:p>
+      <w:pPr>
+        <w:keepNext w:val="0"/>
+        <w:spacing w:before="40" w:after="120"/>
+        <w:shd w:val="clear" w:color="auto" w:fill="F2F2F2"/>
+      </w:pPr>
+      <w:sdt>
+        <w:sdtPr>
+          <w:alias w:val="082RB13003030"/>
+          <w:id w:val="100721"/>
+          <w:showingPlcHdr/>
+          <w:dropDownList>
+            <w:listItem w:displayText="Choose an item." w:value=""/>
+            <w:listItem w:displayText="1-3 years" w:value="1-3 years"/>
+            <w:listItem w:displayText="1-5 years" w:value="1-5 years"/>
+            <w:listItem w:displayText="1-10 years" w:value="1-10 years"/>
+            <w:listItem w:displayText="3-5 years" w:value="3-5 years"/>
+            <w:listItem w:displayText="Intermediate segment (e.g. 5-7 years)" w:value="Intermediate segment (e.g. 5-7 years)"/>
+            <w:listItem w:displayText="Over 10 years" w:value="Over 10 years"/>
+            <w:listItem w:displayText="All maturities" w:value="All maturities"/>
+          </w:dropDownList>
+        </w:sdtPr>
+        <w:sdtContent>
+          <w:r>
+            <w:t>Choose an item.</w:t>
+          </w:r>
+        </w:sdtContent>
+      </w:sdt>
+    </w:p>
+    <w:p>
+      <w:pPr>
+        <w:keepNext/>
+        <w:spacing w:before="200" w:after="40"/>
+      </w:pPr>
+      <w:r>
+        <w:rPr>
+          <w:rFonts w:ascii="Arial" w:hAnsi="Arial" w:cs="Arial" w:eastAsia="Arial"/>
+          <w:b/>
+          <w:i w:val="0"/>
+          <w:color w:val="000000"/>
+          <w:sz w:val="20"/>
+        </w:rPr>
+        <w:t xml:space="preserve">RB1 - Benchmark - Index 9 - Geographical focus </w:t>
+      </w:r>
+      <w:r>
+        <w:rPr>
+          <w:rFonts w:ascii="Arial" w:hAnsi="Arial" w:cs="Arial" w:eastAsia="Arial"/>
+          <w:b/>
+          <w:i w:val="0"/>
+          <w:color w:val="1C355E"/>
+          <w:sz w:val="17"/>
+        </w:rPr>
+        <w:t>-082RB13003031-</w:t>
+      </w:r>
+    </w:p>
+    <w:p>
+      <w:pPr>
+        <w:keepNext w:val="0"/>
+        <w:spacing w:before="40" w:after="120"/>
+        <w:shd w:val="clear" w:color="auto" w:fill="F2F2F2"/>
+      </w:pPr>
+      <w:sdt>
+        <w:sdtPr>
+          <w:alias w:val="082RB13003031"/>
+          <w:id w:val="100722"/>
+          <w:showingPlcHdr/>
+          <w:dropDownList>
+            <w:listItem w:displayText="Choose an item." w:value=""/>
+            <w:listItem w:displayText="Italy" w:value="Italy"/>
+            <w:listItem w:displayText="United Kingdom" w:value="United Kingdom"/>
+            <w:listItem w:displayText="Eurozone" w:value="Eurozone"/>
+            <w:listItem w:displayText="Europe" w:value="Europe"/>
+            <w:listItem w:displayText="USA" w:value="USA"/>
+            <w:listItem w:displayText="North America" w:value="North America"/>
+            <w:listItem w:displayText="Japan" w:value="Japan"/>
+            <w:listItem w:displayText="Pacific" w:value="Pacific"/>
+            <w:listItem w:displayText="Pacific ex Japan" w:value="Pacific ex Japan"/>
+            <w:listItem w:displayText="Emerging markets (EM)" w:value="Emerging markets (EM)"/>
+            <w:listItem w:displayText="Developed countries (DC)" w:value="Developed countries (DC)"/>
+            <w:listItem w:displayText="Developed countries + EM (DC + EM)" w:value="Developed countries + EM (DC + EM)"/>
+          </w:dropDownList>
+        </w:sdtPr>
+        <w:sdtContent>
+          <w:r>
+            <w:t>Choose an item.</w:t>
+          </w:r>
+        </w:sdtContent>
+      </w:sdt>
+    </w:p>
+    <w:p>
+      <w:pPr>
+        <w:keepNext/>
+        <w:spacing w:before="200" w:after="40"/>
+      </w:pPr>
+      <w:r>
+        <w:rPr>
+          <w:rFonts w:ascii="Arial" w:hAnsi="Arial" w:cs="Arial" w:eastAsia="Arial"/>
+          <w:b/>
+          <w:i w:val="0"/>
+          <w:color w:val="000000"/>
+          <w:sz w:val="20"/>
+        </w:rPr>
+        <w:t xml:space="preserve">RB1 - Benchmark - Index 9 - Currency </w:t>
+      </w:r>
+      <w:r>
+        <w:rPr>
+          <w:rFonts w:ascii="Arial" w:hAnsi="Arial" w:cs="Arial" w:eastAsia="Arial"/>
+          <w:b/>
+          <w:i w:val="0"/>
+          <w:color w:val="1C355E"/>
+          <w:sz w:val="17"/>
+        </w:rPr>
+        <w:t>-082RB13003032-</w:t>
+      </w:r>
+    </w:p>
+    <w:p>
+      <w:pPr>
+        <w:keepNext w:val="0"/>
+        <w:spacing w:before="40" w:after="120"/>
+        <w:shd w:val="clear" w:color="auto" w:fill="F2F2F2"/>
+      </w:pPr>
+      <w:sdt>
+        <w:sdtPr>
+          <w:alias w:val="082RB13003032"/>
+          <w:id w:val="100723"/>
           <w:showingPlcHdr/>
           <w:dropDownList>
             <w:listItem w:displayText="Choose an item." w:value=""/>
@@ -44237,109 +43276,17 @@
           <w:color w:val="000000"/>
           <w:sz w:val="20"/>
         </w:rPr>
-        <w:t xml:space="preserve">RB1 - Benchmark - Index 14 - Geographical focus </w:t>
-      </w:r>
-      <w:r>
-        <w:rPr>
-          <w:rFonts w:ascii="Arial" w:hAnsi="Arial" w:cs="Arial" w:eastAsia="Arial"/>
-          <w:b/>
-          <w:i w:val="0"/>
-          <w:color w:val="1C355E"/>
-          <w:sz w:val="17"/>
-        </w:rPr>
-        <w:t>-082RB13004438-</w:t>
-      </w:r>
-    </w:p>
-    <w:p>
-      <w:pPr>
-        <w:keepNext w:val="0"/>
-        <w:spacing w:before="40" w:after="120"/>
-        <w:shd w:val="clear" w:color="auto" w:fill="F2F2F2"/>
-      </w:pPr>
-      <w:sdt>
-        <w:sdtPr>
-          <w:alias w:val="082RB13004438"/>
-          <w:id w:val="100747"/>
-          <w:showingPlcHdr/>
-          <w:text/>
-        </w:sdtPr>
-        <w:sdtContent>
-          <w:r>
-            <w:t>Click or tap here to enter text.</w:t>
-          </w:r>
-        </w:sdtContent>
-      </w:sdt>
-    </w:p>
-    <w:p>
-      <w:pPr>
-        <w:keepNext/>
-        <w:spacing w:before="200" w:after="40"/>
-      </w:pPr>
-      <w:r>
-        <w:rPr>
-          <w:rFonts w:ascii="Arial" w:hAnsi="Arial" w:cs="Arial" w:eastAsia="Arial"/>
-          <w:b/>
-          <w:i w:val="0"/>
-          <w:color w:val="000000"/>
-          <w:sz w:val="20"/>
-        </w:rPr>
-        <w:t xml:space="preserve">RB1 - Benchmark - Index 14 - Currency </w:t>
-      </w:r>
-      <w:r>
-        <w:rPr>
-          <w:rFonts w:ascii="Arial" w:hAnsi="Arial" w:cs="Arial" w:eastAsia="Arial"/>
-          <w:b/>
-          <w:i w:val="0"/>
-          <w:color w:val="1C355E"/>
-          <w:sz w:val="17"/>
-        </w:rPr>
-        <w:t>-082RB13004439-</w:t>
-      </w:r>
-    </w:p>
-    <w:p>
-      <w:pPr>
-        <w:keepNext w:val="0"/>
-        <w:spacing w:before="40" w:after="120"/>
-        <w:shd w:val="clear" w:color="auto" w:fill="F2F2F2"/>
-      </w:pPr>
-      <w:sdt>
-        <w:sdtPr>
-          <w:alias w:val="082RB13004439"/>
-          <w:id w:val="100748"/>
-          <w:showingPlcHdr/>
-          <w:text/>
-        </w:sdtPr>
-        <w:sdtContent>
-          <w:r>
-            <w:t>Click or tap here to enter text.</w:t>
-          </w:r>
-        </w:sdtContent>
-      </w:sdt>
-    </w:p>
-    <w:p>
-      <w:pPr>
-        <w:keepNext/>
-        <w:spacing w:before="200" w:after="40"/>
-      </w:pPr>
-      <w:r>
-        <w:rPr>
-          <w:rFonts w:ascii="Arial" w:hAnsi="Arial" w:cs="Arial" w:eastAsia="Arial"/>
-          <w:b/>
-          <w:i w:val="0"/>
-          <w:color w:val="000000"/>
-          <w:sz w:val="20"/>
-        </w:rPr>
-        <w:t xml:space="preserve">RB1 - Benchmark - Index 14 - Weight </w:t>
-      </w:r>
-      <w:r>
-        <w:rPr>
-          <w:rFonts w:ascii="Arial" w:hAnsi="Arial" w:cs="Arial" w:eastAsia="Arial"/>
-          <w:b/>
-          <w:i w:val="0"/>
-          <w:color w:val="1C355E"/>
-          <w:sz w:val="17"/>
-        </w:rPr>
-        <w:t>-082RB13004440-</w:t>
+        <w:t xml:space="preserve">RB1 - Benchmark - Index 9 - Weight </w:t>
+      </w:r>
+      <w:r>
+        <w:rPr>
+          <w:rFonts w:ascii="Arial" w:hAnsi="Arial" w:cs="Arial" w:eastAsia="Arial"/>
+          <w:b/>
+          <w:i w:val="0"/>
+          <w:color w:val="1C355E"/>
+          <w:sz w:val="17"/>
+        </w:rPr>
+        <w:t>-082RB13003033-</w:t>
       </w:r>
     </w:p>
     <w:p>
@@ -44366,6 +43313,1426 @@
       </w:pPr>
       <w:sdt>
         <w:sdtPr>
+          <w:alias w:val="082RB13003033"/>
+          <w:id w:val="100724"/>
+          <w:showingPlcHdr/>
+          <w:text/>
+        </w:sdtPr>
+        <w:sdtContent>
+          <w:r>
+            <w:t>Click or tap here to enter text.</w:t>
+          </w:r>
+        </w:sdtContent>
+      </w:sdt>
+    </w:p>
+    <w:p>
+      <w:pPr>
+        <w:keepNext/>
+        <w:spacing w:before="200" w:after="40"/>
+      </w:pPr>
+      <w:r>
+        <w:rPr>
+          <w:rFonts w:ascii="Arial" w:hAnsi="Arial" w:cs="Arial" w:eastAsia="Arial"/>
+          <w:b/>
+          <w:i w:val="0"/>
+          <w:color w:val="000000"/>
+          <w:sz w:val="20"/>
+        </w:rPr>
+        <w:t xml:space="preserve">RB1 - Benchmark - Index 10 - Asset class type </w:t>
+      </w:r>
+      <w:r>
+        <w:rPr>
+          <w:rFonts w:ascii="Arial" w:hAnsi="Arial" w:cs="Arial" w:eastAsia="Arial"/>
+          <w:b/>
+          <w:i w:val="0"/>
+          <w:color w:val="1C355E"/>
+          <w:sz w:val="17"/>
+        </w:rPr>
+        <w:t>-082RB13004416-</w:t>
+      </w:r>
+    </w:p>
+    <w:p>
+      <w:pPr>
+        <w:keepNext w:val="0"/>
+        <w:spacing w:before="40" w:after="120"/>
+        <w:shd w:val="clear" w:color="auto" w:fill="F2F2F2"/>
+      </w:pPr>
+      <w:sdt>
+        <w:sdtPr>
+          <w:alias w:val="082RB13004416"/>
+          <w:id w:val="100725"/>
+          <w:showingPlcHdr/>
+          <w:dropDownList>
+            <w:listItem w:displayText="Choose an item." w:value=""/>
+            <w:listItem w:displayText="Cash" w:value="Cash"/>
+            <w:listItem w:displayText="Government bonds" w:value="Government bonds"/>
+            <w:listItem w:displayText="Corporate bonds IG" w:value="Corporate bonds IG"/>
+            <w:listItem w:displayText="Corporate bonds HY" w:value="Corporate bonds HY"/>
+            <w:listItem w:displayText="Broad bonds" w:value="Broad bonds"/>
+            <w:listItem w:displayText="Equities" w:value="Equities"/>
+          </w:dropDownList>
+        </w:sdtPr>
+        <w:sdtContent>
+          <w:r>
+            <w:t>Choose an item.</w:t>
+          </w:r>
+        </w:sdtContent>
+      </w:sdt>
+    </w:p>
+    <w:p>
+      <w:pPr>
+        <w:keepNext/>
+        <w:spacing w:before="200" w:after="40"/>
+      </w:pPr>
+      <w:r>
+        <w:rPr>
+          <w:rFonts w:ascii="Arial" w:hAnsi="Arial" w:cs="Arial" w:eastAsia="Arial"/>
+          <w:b/>
+          <w:i w:val="0"/>
+          <w:color w:val="000000"/>
+          <w:sz w:val="20"/>
+        </w:rPr>
+        <w:t xml:space="preserve">RB1 - Benchmark - Index 10 - Yield curve segment </w:t>
+      </w:r>
+      <w:r>
+        <w:rPr>
+          <w:rFonts w:ascii="Arial" w:hAnsi="Arial" w:cs="Arial" w:eastAsia="Arial"/>
+          <w:b/>
+          <w:i w:val="0"/>
+          <w:color w:val="1C355E"/>
+          <w:sz w:val="17"/>
+        </w:rPr>
+        <w:t>-082RB13004417-</w:t>
+      </w:r>
+    </w:p>
+    <w:p>
+      <w:pPr>
+        <w:keepNext w:val="0"/>
+        <w:spacing w:before="40" w:after="120"/>
+        <w:shd w:val="clear" w:color="auto" w:fill="F2F2F2"/>
+      </w:pPr>
+      <w:sdt>
+        <w:sdtPr>
+          <w:alias w:val="082RB13004417"/>
+          <w:id w:val="100726"/>
+          <w:showingPlcHdr/>
+          <w:dropDownList>
+            <w:listItem w:displayText="Choose an item." w:value=""/>
+            <w:listItem w:displayText="1-3 years" w:value="1-3 years"/>
+            <w:listItem w:displayText="1-5 years" w:value="1-5 years"/>
+            <w:listItem w:displayText="1-10 years" w:value="1-10 years"/>
+            <w:listItem w:displayText="3-5 years" w:value="3-5 years"/>
+            <w:listItem w:displayText="Intermediate segment (e.g. 5-7 years)" w:value="Intermediate segment (e.g. 5-7 years)"/>
+            <w:listItem w:displayText="Over 10 years" w:value="Over 10 years"/>
+            <w:listItem w:displayText="All maturities" w:value="All maturities"/>
+          </w:dropDownList>
+        </w:sdtPr>
+        <w:sdtContent>
+          <w:r>
+            <w:t>Choose an item.</w:t>
+          </w:r>
+        </w:sdtContent>
+      </w:sdt>
+    </w:p>
+    <w:p>
+      <w:pPr>
+        <w:keepNext/>
+        <w:spacing w:before="200" w:after="40"/>
+      </w:pPr>
+      <w:r>
+        <w:rPr>
+          <w:rFonts w:ascii="Arial" w:hAnsi="Arial" w:cs="Arial" w:eastAsia="Arial"/>
+          <w:b/>
+          <w:i w:val="0"/>
+          <w:color w:val="000000"/>
+          <w:sz w:val="20"/>
+        </w:rPr>
+        <w:t xml:space="preserve">RB1 - Benchmark - Index 10 - Geographical focus </w:t>
+      </w:r>
+      <w:r>
+        <w:rPr>
+          <w:rFonts w:ascii="Arial" w:hAnsi="Arial" w:cs="Arial" w:eastAsia="Arial"/>
+          <w:b/>
+          <w:i w:val="0"/>
+          <w:color w:val="1C355E"/>
+          <w:sz w:val="17"/>
+        </w:rPr>
+        <w:t>-082RB13004418-</w:t>
+      </w:r>
+    </w:p>
+    <w:p>
+      <w:pPr>
+        <w:keepNext w:val="0"/>
+        <w:spacing w:before="40" w:after="120"/>
+        <w:shd w:val="clear" w:color="auto" w:fill="F2F2F2"/>
+      </w:pPr>
+      <w:sdt>
+        <w:sdtPr>
+          <w:alias w:val="082RB13004418"/>
+          <w:id w:val="100727"/>
+          <w:showingPlcHdr/>
+          <w:dropDownList>
+            <w:listItem w:displayText="Choose an item." w:value=""/>
+            <w:listItem w:displayText="Italy" w:value="Italy"/>
+            <w:listItem w:displayText="United Kingdom" w:value="United Kingdom"/>
+            <w:listItem w:displayText="Eurozone" w:value="Eurozone"/>
+            <w:listItem w:displayText="Europe" w:value="Europe"/>
+            <w:listItem w:displayText="USA" w:value="USA"/>
+            <w:listItem w:displayText="North America" w:value="North America"/>
+            <w:listItem w:displayText="Japan" w:value="Japan"/>
+            <w:listItem w:displayText="Pacific" w:value="Pacific"/>
+            <w:listItem w:displayText="Pacific ex Japan" w:value="Pacific ex Japan"/>
+            <w:listItem w:displayText="Emerging markets (EM)" w:value="Emerging markets (EM)"/>
+            <w:listItem w:displayText="Developed countries (DC)" w:value="Developed countries (DC)"/>
+            <w:listItem w:displayText="Developed countries + EM (DC + EM)" w:value="Developed countries + EM (DC + EM)"/>
+          </w:dropDownList>
+        </w:sdtPr>
+        <w:sdtContent>
+          <w:r>
+            <w:t>Choose an item.</w:t>
+          </w:r>
+        </w:sdtContent>
+      </w:sdt>
+    </w:p>
+    <w:p>
+      <w:pPr>
+        <w:keepNext/>
+        <w:spacing w:before="200" w:after="40"/>
+      </w:pPr>
+      <w:r>
+        <w:rPr>
+          <w:rFonts w:ascii="Arial" w:hAnsi="Arial" w:cs="Arial" w:eastAsia="Arial"/>
+          <w:b/>
+          <w:i w:val="0"/>
+          <w:color w:val="000000"/>
+          <w:sz w:val="20"/>
+        </w:rPr>
+        <w:t xml:space="preserve">RB1 - Benchmark - Index 10 - Currency </w:t>
+      </w:r>
+      <w:r>
+        <w:rPr>
+          <w:rFonts w:ascii="Arial" w:hAnsi="Arial" w:cs="Arial" w:eastAsia="Arial"/>
+          <w:b/>
+          <w:i w:val="0"/>
+          <w:color w:val="1C355E"/>
+          <w:sz w:val="17"/>
+        </w:rPr>
+        <w:t>-082RB13004419-</w:t>
+      </w:r>
+    </w:p>
+    <w:p>
+      <w:pPr>
+        <w:keepNext w:val="0"/>
+        <w:spacing w:before="40" w:after="120"/>
+        <w:shd w:val="clear" w:color="auto" w:fill="F2F2F2"/>
+      </w:pPr>
+      <w:sdt>
+        <w:sdtPr>
+          <w:alias w:val="082RB13004419"/>
+          <w:id w:val="100728"/>
+          <w:showingPlcHdr/>
+          <w:dropDownList>
+            <w:listItem w:displayText="Choose an item." w:value=""/>
+            <w:listItem w:displayText="Euro" w:value="Euro"/>
+            <w:listItem w:displayText="USD" w:value="USD"/>
+            <w:listItem w:displayText="Local currency" w:value="Local currency"/>
+            <w:listItem w:displayText="Hedged in Euro" w:value="Hedged in Euro"/>
+          </w:dropDownList>
+        </w:sdtPr>
+        <w:sdtContent>
+          <w:r>
+            <w:t>Choose an item.</w:t>
+          </w:r>
+        </w:sdtContent>
+      </w:sdt>
+    </w:p>
+    <w:p>
+      <w:pPr>
+        <w:keepNext/>
+        <w:spacing w:before="200" w:after="40"/>
+      </w:pPr>
+      <w:r>
+        <w:rPr>
+          <w:rFonts w:ascii="Arial" w:hAnsi="Arial" w:cs="Arial" w:eastAsia="Arial"/>
+          <w:b/>
+          <w:i w:val="0"/>
+          <w:color w:val="000000"/>
+          <w:sz w:val="20"/>
+        </w:rPr>
+        <w:t xml:space="preserve">RB1 - Benchmark - Index 10 - Weight </w:t>
+      </w:r>
+      <w:r>
+        <w:rPr>
+          <w:rFonts w:ascii="Arial" w:hAnsi="Arial" w:cs="Arial" w:eastAsia="Arial"/>
+          <w:b/>
+          <w:i w:val="0"/>
+          <w:color w:val="1C355E"/>
+          <w:sz w:val="17"/>
+        </w:rPr>
+        <w:t>-082RB13004420-</w:t>
+      </w:r>
+    </w:p>
+    <w:p>
+      <w:pPr>
+        <w:keepNext/>
+        <w:spacing w:before="0" w:after="40"/>
+      </w:pPr>
+      <w:r>
+        <w:rPr>
+          <w:rFonts w:ascii="Arial" w:hAnsi="Arial" w:cs="Arial" w:eastAsia="Arial"/>
+          <w:b w:val="0"/>
+          <w:i/>
+          <w:color w:val="595959"/>
+          <w:sz w:val="18"/>
+        </w:rPr>
+        <w:t>% with 1 decimal place</w:t>
+      </w:r>
+    </w:p>
+    <w:p>
+      <w:pPr>
+        <w:keepNext w:val="0"/>
+        <w:spacing w:before="40" w:after="120"/>
+        <w:shd w:val="clear" w:color="auto" w:fill="F2F2F2"/>
+      </w:pPr>
+      <w:sdt>
+        <w:sdtPr>
+          <w:alias w:val="082RB13004420"/>
+          <w:id w:val="100729"/>
+          <w:showingPlcHdr/>
+          <w:dropDownList>
+            <w:listItem w:displayText="Choose an item." w:value=""/>
+            <w:listItem w:displayText="Cash" w:value="Cash"/>
+            <w:listItem w:displayText="Government bonds" w:value="Government bonds"/>
+            <w:listItem w:displayText="Corporate bonds IG" w:value="Corporate bonds IG"/>
+            <w:listItem w:displayText="Corporate bonds HY" w:value="Corporate bonds HY"/>
+            <w:listItem w:displayText="Broad bonds" w:value="Broad bonds"/>
+            <w:listItem w:displayText="Equities" w:value="Equities"/>
+          </w:dropDownList>
+        </w:sdtPr>
+        <w:sdtContent>
+          <w:r>
+            <w:t>Choose an item.</w:t>
+          </w:r>
+        </w:sdtContent>
+      </w:sdt>
+    </w:p>
+    <w:p>
+      <w:pPr>
+        <w:keepNext/>
+        <w:spacing w:before="200" w:after="40"/>
+      </w:pPr>
+      <w:r>
+        <w:rPr>
+          <w:rFonts w:ascii="Arial" w:hAnsi="Arial" w:cs="Arial" w:eastAsia="Arial"/>
+          <w:b/>
+          <w:i w:val="0"/>
+          <w:color w:val="000000"/>
+          <w:sz w:val="20"/>
+        </w:rPr>
+        <w:t xml:space="preserve">RB1 - Benchmark - Index 11 - Asset class type </w:t>
+      </w:r>
+      <w:r>
+        <w:rPr>
+          <w:rFonts w:ascii="Arial" w:hAnsi="Arial" w:cs="Arial" w:eastAsia="Arial"/>
+          <w:b/>
+          <w:i w:val="0"/>
+          <w:color w:val="1C355E"/>
+          <w:sz w:val="17"/>
+        </w:rPr>
+        <w:t>-082RB13004421-</w:t>
+      </w:r>
+    </w:p>
+    <w:p>
+      <w:pPr>
+        <w:keepNext w:val="0"/>
+        <w:spacing w:before="40" w:after="120"/>
+        <w:shd w:val="clear" w:color="auto" w:fill="F2F2F2"/>
+      </w:pPr>
+      <w:sdt>
+        <w:sdtPr>
+          <w:alias w:val="082RB13004421"/>
+          <w:id w:val="100730"/>
+          <w:showingPlcHdr/>
+          <w:dropDownList>
+            <w:listItem w:displayText="Choose an item." w:value=""/>
+            <w:listItem w:displayText="Cash" w:value="Cash"/>
+            <w:listItem w:displayText="Government bonds" w:value="Government bonds"/>
+            <w:listItem w:displayText="Corporate bonds IG" w:value="Corporate bonds IG"/>
+            <w:listItem w:displayText="Corporate bonds HY" w:value="Corporate bonds HY"/>
+            <w:listItem w:displayText="Broad bonds" w:value="Broad bonds"/>
+            <w:listItem w:displayText="Equities" w:value="Equities"/>
+          </w:dropDownList>
+        </w:sdtPr>
+        <w:sdtContent>
+          <w:r>
+            <w:t>Choose an item.</w:t>
+          </w:r>
+        </w:sdtContent>
+      </w:sdt>
+    </w:p>
+    <w:p>
+      <w:pPr>
+        <w:keepNext/>
+        <w:spacing w:before="200" w:after="40"/>
+      </w:pPr>
+      <w:r>
+        <w:rPr>
+          <w:rFonts w:ascii="Arial" w:hAnsi="Arial" w:cs="Arial" w:eastAsia="Arial"/>
+          <w:b/>
+          <w:i w:val="0"/>
+          <w:color w:val="000000"/>
+          <w:sz w:val="20"/>
+        </w:rPr>
+        <w:t xml:space="preserve">RB1 - Benchmark - Index 11 - Yield curve segment </w:t>
+      </w:r>
+      <w:r>
+        <w:rPr>
+          <w:rFonts w:ascii="Arial" w:hAnsi="Arial" w:cs="Arial" w:eastAsia="Arial"/>
+          <w:b/>
+          <w:i w:val="0"/>
+          <w:color w:val="1C355E"/>
+          <w:sz w:val="17"/>
+        </w:rPr>
+        <w:t>-082RB13004422-</w:t>
+      </w:r>
+    </w:p>
+    <w:p>
+      <w:pPr>
+        <w:keepNext w:val="0"/>
+        <w:spacing w:before="40" w:after="120"/>
+        <w:shd w:val="clear" w:color="auto" w:fill="F2F2F2"/>
+      </w:pPr>
+      <w:sdt>
+        <w:sdtPr>
+          <w:alias w:val="082RB13004422"/>
+          <w:id w:val="100731"/>
+          <w:showingPlcHdr/>
+          <w:dropDownList>
+            <w:listItem w:displayText="Choose an item." w:value=""/>
+            <w:listItem w:displayText="1-3 years" w:value="1-3 years"/>
+            <w:listItem w:displayText="1-5 years" w:value="1-5 years"/>
+            <w:listItem w:displayText="1-10 years" w:value="1-10 years"/>
+            <w:listItem w:displayText="3-5 years" w:value="3-5 years"/>
+            <w:listItem w:displayText="Intermediate segment (e.g. 5-7 years)" w:value="Intermediate segment (e.g. 5-7 years)"/>
+            <w:listItem w:displayText="Over 10 years" w:value="Over 10 years"/>
+            <w:listItem w:displayText="All maturities" w:value="All maturities"/>
+          </w:dropDownList>
+        </w:sdtPr>
+        <w:sdtContent>
+          <w:r>
+            <w:t>Choose an item.</w:t>
+          </w:r>
+        </w:sdtContent>
+      </w:sdt>
+    </w:p>
+    <w:p>
+      <w:pPr>
+        <w:keepNext/>
+        <w:spacing w:before="200" w:after="40"/>
+      </w:pPr>
+      <w:r>
+        <w:rPr>
+          <w:rFonts w:ascii="Arial" w:hAnsi="Arial" w:cs="Arial" w:eastAsia="Arial"/>
+          <w:b/>
+          <w:i w:val="0"/>
+          <w:color w:val="000000"/>
+          <w:sz w:val="20"/>
+        </w:rPr>
+        <w:t xml:space="preserve">RB1 - Benchmark - Index 11 - Geographical focus </w:t>
+      </w:r>
+      <w:r>
+        <w:rPr>
+          <w:rFonts w:ascii="Arial" w:hAnsi="Arial" w:cs="Arial" w:eastAsia="Arial"/>
+          <w:b/>
+          <w:i w:val="0"/>
+          <w:color w:val="1C355E"/>
+          <w:sz w:val="17"/>
+        </w:rPr>
+        <w:t>-082RB13004423-</w:t>
+      </w:r>
+    </w:p>
+    <w:p>
+      <w:pPr>
+        <w:keepNext w:val="0"/>
+        <w:spacing w:before="40" w:after="120"/>
+        <w:shd w:val="clear" w:color="auto" w:fill="F2F2F2"/>
+      </w:pPr>
+      <w:sdt>
+        <w:sdtPr>
+          <w:alias w:val="082RB13004423"/>
+          <w:id w:val="100732"/>
+          <w:showingPlcHdr/>
+          <w:dropDownList>
+            <w:listItem w:displayText="Choose an item." w:value=""/>
+            <w:listItem w:displayText="Italy" w:value="Italy"/>
+            <w:listItem w:displayText="United Kingdom" w:value="United Kingdom"/>
+            <w:listItem w:displayText="Eurozone" w:value="Eurozone"/>
+            <w:listItem w:displayText="Europe" w:value="Europe"/>
+            <w:listItem w:displayText="USA" w:value="USA"/>
+            <w:listItem w:displayText="North America" w:value="North America"/>
+            <w:listItem w:displayText="Japan" w:value="Japan"/>
+            <w:listItem w:displayText="Pacific" w:value="Pacific"/>
+            <w:listItem w:displayText="Pacific ex Japan" w:value="Pacific ex Japan"/>
+            <w:listItem w:displayText="Emerging markets (EM)" w:value="Emerging markets (EM)"/>
+            <w:listItem w:displayText="Developed countries (DC)" w:value="Developed countries (DC)"/>
+            <w:listItem w:displayText="Developed countries + EM (DC + EM)" w:value="Developed countries + EM (DC + EM)"/>
+          </w:dropDownList>
+        </w:sdtPr>
+        <w:sdtContent>
+          <w:r>
+            <w:t>Choose an item.</w:t>
+          </w:r>
+        </w:sdtContent>
+      </w:sdt>
+    </w:p>
+    <w:p>
+      <w:pPr>
+        <w:keepNext/>
+        <w:spacing w:before="200" w:after="40"/>
+      </w:pPr>
+      <w:r>
+        <w:rPr>
+          <w:rFonts w:ascii="Arial" w:hAnsi="Arial" w:cs="Arial" w:eastAsia="Arial"/>
+          <w:b/>
+          <w:i w:val="0"/>
+          <w:color w:val="000000"/>
+          <w:sz w:val="20"/>
+        </w:rPr>
+        <w:t xml:space="preserve">RB1 - Benchmark - Index 11 - Currency </w:t>
+      </w:r>
+      <w:r>
+        <w:rPr>
+          <w:rFonts w:ascii="Arial" w:hAnsi="Arial" w:cs="Arial" w:eastAsia="Arial"/>
+          <w:b/>
+          <w:i w:val="0"/>
+          <w:color w:val="1C355E"/>
+          <w:sz w:val="17"/>
+        </w:rPr>
+        <w:t>-082RB13004424-</w:t>
+      </w:r>
+    </w:p>
+    <w:p>
+      <w:pPr>
+        <w:keepNext w:val="0"/>
+        <w:spacing w:before="40" w:after="120"/>
+        <w:shd w:val="clear" w:color="auto" w:fill="F2F2F2"/>
+      </w:pPr>
+      <w:sdt>
+        <w:sdtPr>
+          <w:alias w:val="082RB13004424"/>
+          <w:id w:val="100733"/>
+          <w:showingPlcHdr/>
+          <w:dropDownList>
+            <w:listItem w:displayText="Choose an item." w:value=""/>
+            <w:listItem w:displayText="Euro" w:value="Euro"/>
+            <w:listItem w:displayText="USD" w:value="USD"/>
+            <w:listItem w:displayText="Local currency" w:value="Local currency"/>
+            <w:listItem w:displayText="Hedged in Euro" w:value="Hedged in Euro"/>
+          </w:dropDownList>
+        </w:sdtPr>
+        <w:sdtContent>
+          <w:r>
+            <w:t>Choose an item.</w:t>
+          </w:r>
+        </w:sdtContent>
+      </w:sdt>
+    </w:p>
+    <w:p>
+      <w:pPr>
+        <w:keepNext/>
+        <w:spacing w:before="200" w:after="40"/>
+      </w:pPr>
+      <w:r>
+        <w:rPr>
+          <w:rFonts w:ascii="Arial" w:hAnsi="Arial" w:cs="Arial" w:eastAsia="Arial"/>
+          <w:b/>
+          <w:i w:val="0"/>
+          <w:color w:val="000000"/>
+          <w:sz w:val="20"/>
+        </w:rPr>
+        <w:t xml:space="preserve">RB1 - Benchmark - Index 11 - Weight </w:t>
+      </w:r>
+      <w:r>
+        <w:rPr>
+          <w:rFonts w:ascii="Arial" w:hAnsi="Arial" w:cs="Arial" w:eastAsia="Arial"/>
+          <w:b/>
+          <w:i w:val="0"/>
+          <w:color w:val="1C355E"/>
+          <w:sz w:val="17"/>
+        </w:rPr>
+        <w:t>-082RB13004425-</w:t>
+      </w:r>
+    </w:p>
+    <w:p>
+      <w:pPr>
+        <w:keepNext/>
+        <w:spacing w:before="0" w:after="40"/>
+      </w:pPr>
+      <w:r>
+        <w:rPr>
+          <w:rFonts w:ascii="Arial" w:hAnsi="Arial" w:cs="Arial" w:eastAsia="Arial"/>
+          <w:b w:val="0"/>
+          <w:i/>
+          <w:color w:val="595959"/>
+          <w:sz w:val="18"/>
+        </w:rPr>
+        <w:t>% with 1 decimal place</w:t>
+      </w:r>
+    </w:p>
+    <w:p>
+      <w:pPr>
+        <w:keepNext w:val="0"/>
+        <w:spacing w:before="40" w:after="120"/>
+        <w:shd w:val="clear" w:color="auto" w:fill="F2F2F2"/>
+      </w:pPr>
+      <w:sdt>
+        <w:sdtPr>
+          <w:alias w:val="082RB13004425"/>
+          <w:id w:val="100734"/>
+          <w:showingPlcHdr/>
+          <w:text/>
+        </w:sdtPr>
+        <w:sdtContent>
+          <w:r>
+            <w:t>Click or tap here to enter text.</w:t>
+          </w:r>
+        </w:sdtContent>
+      </w:sdt>
+    </w:p>
+    <w:p>
+      <w:pPr>
+        <w:keepNext/>
+        <w:spacing w:before="200" w:after="40"/>
+      </w:pPr>
+      <w:r>
+        <w:rPr>
+          <w:rFonts w:ascii="Arial" w:hAnsi="Arial" w:cs="Arial" w:eastAsia="Arial"/>
+          <w:b/>
+          <w:i w:val="0"/>
+          <w:color w:val="000000"/>
+          <w:sz w:val="20"/>
+        </w:rPr>
+        <w:t xml:space="preserve">RB1 - Benchmark - Index 12 - Asset class type </w:t>
+      </w:r>
+      <w:r>
+        <w:rPr>
+          <w:rFonts w:ascii="Arial" w:hAnsi="Arial" w:cs="Arial" w:eastAsia="Arial"/>
+          <w:b/>
+          <w:i w:val="0"/>
+          <w:color w:val="1C355E"/>
+          <w:sz w:val="17"/>
+        </w:rPr>
+        <w:t>-082RB13004426-</w:t>
+      </w:r>
+    </w:p>
+    <w:p>
+      <w:pPr>
+        <w:keepNext w:val="0"/>
+        <w:spacing w:before="40" w:after="120"/>
+        <w:shd w:val="clear" w:color="auto" w:fill="F2F2F2"/>
+      </w:pPr>
+      <w:sdt>
+        <w:sdtPr>
+          <w:alias w:val="082RB13004426"/>
+          <w:id w:val="100735"/>
+          <w:showingPlcHdr/>
+          <w:text/>
+        </w:sdtPr>
+        <w:sdtContent>
+          <w:r>
+            <w:t>Click or tap here to enter text.</w:t>
+          </w:r>
+        </w:sdtContent>
+      </w:sdt>
+    </w:p>
+    <w:p>
+      <w:pPr>
+        <w:keepNext/>
+        <w:spacing w:before="200" w:after="40"/>
+      </w:pPr>
+      <w:r>
+        <w:rPr>
+          <w:rFonts w:ascii="Arial" w:hAnsi="Arial" w:cs="Arial" w:eastAsia="Arial"/>
+          <w:b/>
+          <w:i w:val="0"/>
+          <w:color w:val="000000"/>
+          <w:sz w:val="20"/>
+        </w:rPr>
+        <w:t xml:space="preserve">RB1 - Benchmark - Index 12 - Yield curve segment </w:t>
+      </w:r>
+      <w:r>
+        <w:rPr>
+          <w:rFonts w:ascii="Arial" w:hAnsi="Arial" w:cs="Arial" w:eastAsia="Arial"/>
+          <w:b/>
+          <w:i w:val="0"/>
+          <w:color w:val="1C355E"/>
+          <w:sz w:val="17"/>
+        </w:rPr>
+        <w:t>-082RB13004427-</w:t>
+      </w:r>
+    </w:p>
+    <w:p>
+      <w:pPr>
+        <w:keepNext w:val="0"/>
+        <w:spacing w:before="40" w:after="120"/>
+        <w:shd w:val="clear" w:color="auto" w:fill="F2F2F2"/>
+      </w:pPr>
+      <w:sdt>
+        <w:sdtPr>
+          <w:alias w:val="082RB13004427"/>
+          <w:id w:val="100736"/>
+          <w:showingPlcHdr/>
+          <w:dropDownList>
+            <w:listItem w:displayText="Choose an item." w:value=""/>
+            <w:listItem w:displayText="1-3 years" w:value="1-3 years"/>
+            <w:listItem w:displayText="1-5 years" w:value="1-5 years"/>
+            <w:listItem w:displayText="1-10 years" w:value="1-10 years"/>
+            <w:listItem w:displayText="3-5 years" w:value="3-5 years"/>
+            <w:listItem w:displayText="Intermediate segment (e.g. 5-7 years)" w:value="Intermediate segment (e.g. 5-7 years)"/>
+            <w:listItem w:displayText="Over 10 years" w:value="Over 10 years"/>
+            <w:listItem w:displayText="All maturities" w:value="All maturities"/>
+          </w:dropDownList>
+        </w:sdtPr>
+        <w:sdtContent>
+          <w:r>
+            <w:t>Choose an item.</w:t>
+          </w:r>
+        </w:sdtContent>
+      </w:sdt>
+    </w:p>
+    <w:p>
+      <w:pPr>
+        <w:keepNext/>
+        <w:spacing w:before="200" w:after="40"/>
+      </w:pPr>
+      <w:r>
+        <w:rPr>
+          <w:rFonts w:ascii="Arial" w:hAnsi="Arial" w:cs="Arial" w:eastAsia="Arial"/>
+          <w:b/>
+          <w:i w:val="0"/>
+          <w:color w:val="000000"/>
+          <w:sz w:val="20"/>
+        </w:rPr>
+        <w:t xml:space="preserve">RB1 - Benchmark - Index 12 - Geographical focus </w:t>
+      </w:r>
+      <w:r>
+        <w:rPr>
+          <w:rFonts w:ascii="Arial" w:hAnsi="Arial" w:cs="Arial" w:eastAsia="Arial"/>
+          <w:b/>
+          <w:i w:val="0"/>
+          <w:color w:val="1C355E"/>
+          <w:sz w:val="17"/>
+        </w:rPr>
+        <w:t>-082RB13004428-</w:t>
+      </w:r>
+    </w:p>
+    <w:p>
+      <w:pPr>
+        <w:keepNext w:val="0"/>
+        <w:spacing w:before="40" w:after="120"/>
+        <w:shd w:val="clear" w:color="auto" w:fill="F2F2F2"/>
+      </w:pPr>
+      <w:sdt>
+        <w:sdtPr>
+          <w:alias w:val="082RB13004428"/>
+          <w:id w:val="100737"/>
+          <w:showingPlcHdr/>
+          <w:dropDownList>
+            <w:listItem w:displayText="Choose an item." w:value=""/>
+            <w:listItem w:displayText="Italy" w:value="Italy"/>
+            <w:listItem w:displayText="United Kingdom" w:value="United Kingdom"/>
+            <w:listItem w:displayText="Eurozone" w:value="Eurozone"/>
+            <w:listItem w:displayText="Europe" w:value="Europe"/>
+            <w:listItem w:displayText="USA" w:value="USA"/>
+            <w:listItem w:displayText="North America" w:value="North America"/>
+            <w:listItem w:displayText="Japan" w:value="Japan"/>
+            <w:listItem w:displayText="Pacific" w:value="Pacific"/>
+            <w:listItem w:displayText="Pacific ex Japan" w:value="Pacific ex Japan"/>
+            <w:listItem w:displayText="Emerging markets (EM)" w:value="Emerging markets (EM)"/>
+            <w:listItem w:displayText="Developed countries (DC)" w:value="Developed countries (DC)"/>
+            <w:listItem w:displayText="Developed countries + EM (DC + EM)" w:value="Developed countries + EM (DC + EM)"/>
+          </w:dropDownList>
+        </w:sdtPr>
+        <w:sdtContent>
+          <w:r>
+            <w:t>Choose an item.</w:t>
+          </w:r>
+        </w:sdtContent>
+      </w:sdt>
+    </w:p>
+    <w:p>
+      <w:pPr>
+        <w:keepNext/>
+        <w:spacing w:before="200" w:after="40"/>
+      </w:pPr>
+      <w:r>
+        <w:rPr>
+          <w:rFonts w:ascii="Arial" w:hAnsi="Arial" w:cs="Arial" w:eastAsia="Arial"/>
+          <w:b/>
+          <w:i w:val="0"/>
+          <w:color w:val="000000"/>
+          <w:sz w:val="20"/>
+        </w:rPr>
+        <w:t xml:space="preserve">RB1 - Benchmark - Index 12 - Currency </w:t>
+      </w:r>
+      <w:r>
+        <w:rPr>
+          <w:rFonts w:ascii="Arial" w:hAnsi="Arial" w:cs="Arial" w:eastAsia="Arial"/>
+          <w:b/>
+          <w:i w:val="0"/>
+          <w:color w:val="1C355E"/>
+          <w:sz w:val="17"/>
+        </w:rPr>
+        <w:t>-082RB13004429-</w:t>
+      </w:r>
+    </w:p>
+    <w:p>
+      <w:pPr>
+        <w:keepNext w:val="0"/>
+        <w:spacing w:before="40" w:after="120"/>
+        <w:shd w:val="clear" w:color="auto" w:fill="F2F2F2"/>
+      </w:pPr>
+      <w:sdt>
+        <w:sdtPr>
+          <w:alias w:val="082RB13004429"/>
+          <w:id w:val="100738"/>
+          <w:showingPlcHdr/>
+          <w:dropDownList>
+            <w:listItem w:displayText="Choose an item." w:value=""/>
+            <w:listItem w:displayText="Euro" w:value="Euro"/>
+            <w:listItem w:displayText="USD" w:value="USD"/>
+            <w:listItem w:displayText="Local currency" w:value="Local currency"/>
+            <w:listItem w:displayText="Hedged in Euro" w:value="Hedged in Euro"/>
+          </w:dropDownList>
+        </w:sdtPr>
+        <w:sdtContent>
+          <w:r>
+            <w:t>Choose an item.</w:t>
+          </w:r>
+        </w:sdtContent>
+      </w:sdt>
+    </w:p>
+    <w:p>
+      <w:pPr>
+        <w:keepNext/>
+        <w:spacing w:before="200" w:after="40"/>
+      </w:pPr>
+      <w:r>
+        <w:rPr>
+          <w:rFonts w:ascii="Arial" w:hAnsi="Arial" w:cs="Arial" w:eastAsia="Arial"/>
+          <w:b/>
+          <w:i w:val="0"/>
+          <w:color w:val="000000"/>
+          <w:sz w:val="20"/>
+        </w:rPr>
+        <w:t xml:space="preserve">RB1 - Benchmark - Index 12 - Weight </w:t>
+      </w:r>
+      <w:r>
+        <w:rPr>
+          <w:rFonts w:ascii="Arial" w:hAnsi="Arial" w:cs="Arial" w:eastAsia="Arial"/>
+          <w:b/>
+          <w:i w:val="0"/>
+          <w:color w:val="1C355E"/>
+          <w:sz w:val="17"/>
+        </w:rPr>
+        <w:t>-082RB13004430-</w:t>
+      </w:r>
+    </w:p>
+    <w:p>
+      <w:pPr>
+        <w:keepNext/>
+        <w:spacing w:before="0" w:after="40"/>
+      </w:pPr>
+      <w:r>
+        <w:rPr>
+          <w:rFonts w:ascii="Arial" w:hAnsi="Arial" w:cs="Arial" w:eastAsia="Arial"/>
+          <w:b w:val="0"/>
+          <w:i/>
+          <w:color w:val="595959"/>
+          <w:sz w:val="18"/>
+        </w:rPr>
+        <w:t>% with 1 decimal place</w:t>
+      </w:r>
+    </w:p>
+    <w:p>
+      <w:pPr>
+        <w:keepNext w:val="0"/>
+        <w:spacing w:before="40" w:after="120"/>
+        <w:shd w:val="clear" w:color="auto" w:fill="F2F2F2"/>
+      </w:pPr>
+      <w:sdt>
+        <w:sdtPr>
+          <w:alias w:val="082RB13004430"/>
+          <w:id w:val="100739"/>
+          <w:showingPlcHdr/>
+          <w:dropDownList>
+            <w:listItem w:displayText="Choose an item." w:value=""/>
+            <w:listItem w:displayText="Cash" w:value="Cash"/>
+            <w:listItem w:displayText="Government bonds" w:value="Government bonds"/>
+            <w:listItem w:displayText="Corporate bonds IG" w:value="Corporate bonds IG"/>
+            <w:listItem w:displayText="Corporate bonds HY" w:value="Corporate bonds HY"/>
+            <w:listItem w:displayText="Broad bonds" w:value="Broad bonds"/>
+            <w:listItem w:displayText="Equities" w:value="Equities"/>
+          </w:dropDownList>
+        </w:sdtPr>
+        <w:sdtContent>
+          <w:r>
+            <w:t>Choose an item.</w:t>
+          </w:r>
+        </w:sdtContent>
+      </w:sdt>
+    </w:p>
+    <w:p>
+      <w:pPr>
+        <w:keepNext/>
+        <w:spacing w:before="200" w:after="40"/>
+      </w:pPr>
+      <w:r>
+        <w:rPr>
+          <w:rFonts w:ascii="Arial" w:hAnsi="Arial" w:cs="Arial" w:eastAsia="Arial"/>
+          <w:b/>
+          <w:i w:val="0"/>
+          <w:color w:val="000000"/>
+          <w:sz w:val="20"/>
+        </w:rPr>
+        <w:t xml:space="preserve">RB1 - Benchmark - Index 13 - Asset class type </w:t>
+      </w:r>
+      <w:r>
+        <w:rPr>
+          <w:rFonts w:ascii="Arial" w:hAnsi="Arial" w:cs="Arial" w:eastAsia="Arial"/>
+          <w:b/>
+          <w:i w:val="0"/>
+          <w:color w:val="1C355E"/>
+          <w:sz w:val="17"/>
+        </w:rPr>
+        <w:t>-082RB13004431-</w:t>
+      </w:r>
+    </w:p>
+    <w:p>
+      <w:pPr>
+        <w:keepNext w:val="0"/>
+        <w:spacing w:before="40" w:after="120"/>
+        <w:shd w:val="clear" w:color="auto" w:fill="F2F2F2"/>
+      </w:pPr>
+      <w:sdt>
+        <w:sdtPr>
+          <w:alias w:val="082RB13004431"/>
+          <w:id w:val="100740"/>
+          <w:showingPlcHdr/>
+          <w:dropDownList>
+            <w:listItem w:displayText="Choose an item." w:value=""/>
+            <w:listItem w:displayText="Cash" w:value="Cash"/>
+            <w:listItem w:displayText="Government bonds" w:value="Government bonds"/>
+            <w:listItem w:displayText="Corporate bonds IG" w:value="Corporate bonds IG"/>
+            <w:listItem w:displayText="Corporate bonds HY" w:value="Corporate bonds HY"/>
+            <w:listItem w:displayText="Broad bonds" w:value="Broad bonds"/>
+            <w:listItem w:displayText="Equities" w:value="Equities"/>
+          </w:dropDownList>
+        </w:sdtPr>
+        <w:sdtContent>
+          <w:r>
+            <w:t>Choose an item.</w:t>
+          </w:r>
+        </w:sdtContent>
+      </w:sdt>
+    </w:p>
+    <w:p>
+      <w:pPr>
+        <w:keepNext/>
+        <w:spacing w:before="200" w:after="40"/>
+      </w:pPr>
+      <w:r>
+        <w:rPr>
+          <w:rFonts w:ascii="Arial" w:hAnsi="Arial" w:cs="Arial" w:eastAsia="Arial"/>
+          <w:b/>
+          <w:i w:val="0"/>
+          <w:color w:val="000000"/>
+          <w:sz w:val="20"/>
+        </w:rPr>
+        <w:t xml:space="preserve">RB1 - Benchmark - Index 13 - Yield curve segment </w:t>
+      </w:r>
+      <w:r>
+        <w:rPr>
+          <w:rFonts w:ascii="Arial" w:hAnsi="Arial" w:cs="Arial" w:eastAsia="Arial"/>
+          <w:b/>
+          <w:i w:val="0"/>
+          <w:color w:val="1C355E"/>
+          <w:sz w:val="17"/>
+        </w:rPr>
+        <w:t>-082RB13004432-</w:t>
+      </w:r>
+    </w:p>
+    <w:p>
+      <w:pPr>
+        <w:keepNext w:val="0"/>
+        <w:spacing w:before="40" w:after="120"/>
+        <w:shd w:val="clear" w:color="auto" w:fill="F2F2F2"/>
+      </w:pPr>
+      <w:sdt>
+        <w:sdtPr>
+          <w:alias w:val="082RB13004432"/>
+          <w:id w:val="100741"/>
+          <w:showingPlcHdr/>
+          <w:dropDownList>
+            <w:listItem w:displayText="Choose an item." w:value=""/>
+            <w:listItem w:displayText="1-3 years" w:value="1-3 years"/>
+            <w:listItem w:displayText="1-5 years" w:value="1-5 years"/>
+            <w:listItem w:displayText="1-10 years" w:value="1-10 years"/>
+            <w:listItem w:displayText="3-5 years" w:value="3-5 years"/>
+            <w:listItem w:displayText="Intermediate segment (e.g. 5-7 years)" w:value="Intermediate segment (e.g. 5-7 years)"/>
+            <w:listItem w:displayText="Over 10 years" w:value="Over 10 years"/>
+            <w:listItem w:displayText="All maturities" w:value="All maturities"/>
+          </w:dropDownList>
+        </w:sdtPr>
+        <w:sdtContent>
+          <w:r>
+            <w:t>Choose an item.</w:t>
+          </w:r>
+        </w:sdtContent>
+      </w:sdt>
+    </w:p>
+    <w:p>
+      <w:pPr>
+        <w:keepNext/>
+        <w:spacing w:before="200" w:after="40"/>
+      </w:pPr>
+      <w:r>
+        <w:rPr>
+          <w:rFonts w:ascii="Arial" w:hAnsi="Arial" w:cs="Arial" w:eastAsia="Arial"/>
+          <w:b/>
+          <w:i w:val="0"/>
+          <w:color w:val="000000"/>
+          <w:sz w:val="20"/>
+        </w:rPr>
+        <w:t xml:space="preserve">RB1 - Benchmark - Index 13 - Geographical focus </w:t>
+      </w:r>
+      <w:r>
+        <w:rPr>
+          <w:rFonts w:ascii="Arial" w:hAnsi="Arial" w:cs="Arial" w:eastAsia="Arial"/>
+          <w:b/>
+          <w:i w:val="0"/>
+          <w:color w:val="1C355E"/>
+          <w:sz w:val="17"/>
+        </w:rPr>
+        <w:t>-082RB13004433-</w:t>
+      </w:r>
+    </w:p>
+    <w:p>
+      <w:pPr>
+        <w:keepNext w:val="0"/>
+        <w:spacing w:before="40" w:after="120"/>
+        <w:shd w:val="clear" w:color="auto" w:fill="F2F2F2"/>
+      </w:pPr>
+      <w:sdt>
+        <w:sdtPr>
+          <w:alias w:val="082RB13004433"/>
+          <w:id w:val="100742"/>
+          <w:showingPlcHdr/>
+          <w:dropDownList>
+            <w:listItem w:displayText="Choose an item." w:value=""/>
+            <w:listItem w:displayText="Italy" w:value="Italy"/>
+            <w:listItem w:displayText="United Kingdom" w:value="United Kingdom"/>
+            <w:listItem w:displayText="Eurozone" w:value="Eurozone"/>
+            <w:listItem w:displayText="Europe" w:value="Europe"/>
+            <w:listItem w:displayText="USA" w:value="USA"/>
+            <w:listItem w:displayText="North America" w:value="North America"/>
+            <w:listItem w:displayText="Japan" w:value="Japan"/>
+            <w:listItem w:displayText="Pacific" w:value="Pacific"/>
+            <w:listItem w:displayText="Pacific ex Japan" w:value="Pacific ex Japan"/>
+            <w:listItem w:displayText="Emerging markets (EM)" w:value="Emerging markets (EM)"/>
+            <w:listItem w:displayText="Developed countries (DC)" w:value="Developed countries (DC)"/>
+            <w:listItem w:displayText="Developed countries + EM (DC + EM)" w:value="Developed countries + EM (DC + EM)"/>
+          </w:dropDownList>
+        </w:sdtPr>
+        <w:sdtContent>
+          <w:r>
+            <w:t>Choose an item.</w:t>
+          </w:r>
+        </w:sdtContent>
+      </w:sdt>
+    </w:p>
+    <w:p>
+      <w:pPr>
+        <w:keepNext/>
+        <w:spacing w:before="200" w:after="40"/>
+      </w:pPr>
+      <w:r>
+        <w:rPr>
+          <w:rFonts w:ascii="Arial" w:hAnsi="Arial" w:cs="Arial" w:eastAsia="Arial"/>
+          <w:b/>
+          <w:i w:val="0"/>
+          <w:color w:val="000000"/>
+          <w:sz w:val="20"/>
+        </w:rPr>
+        <w:t xml:space="preserve">RB1 - Benchmark - Index 13 - Currency </w:t>
+      </w:r>
+      <w:r>
+        <w:rPr>
+          <w:rFonts w:ascii="Arial" w:hAnsi="Arial" w:cs="Arial" w:eastAsia="Arial"/>
+          <w:b/>
+          <w:i w:val="0"/>
+          <w:color w:val="1C355E"/>
+          <w:sz w:val="17"/>
+        </w:rPr>
+        <w:t>-082RB13004434-</w:t>
+      </w:r>
+    </w:p>
+    <w:p>
+      <w:pPr>
+        <w:keepNext w:val="0"/>
+        <w:spacing w:before="40" w:after="120"/>
+        <w:shd w:val="clear" w:color="auto" w:fill="F2F2F2"/>
+      </w:pPr>
+      <w:sdt>
+        <w:sdtPr>
+          <w:alias w:val="082RB13004434"/>
+          <w:id w:val="100743"/>
+          <w:showingPlcHdr/>
+          <w:dropDownList>
+            <w:listItem w:displayText="Choose an item." w:value=""/>
+            <w:listItem w:displayText="Euro" w:value="Euro"/>
+            <w:listItem w:displayText="USD" w:value="USD"/>
+            <w:listItem w:displayText="Local currency" w:value="Local currency"/>
+            <w:listItem w:displayText="Hedged in Euro" w:value="Hedged in Euro"/>
+          </w:dropDownList>
+        </w:sdtPr>
+        <w:sdtContent>
+          <w:r>
+            <w:t>Choose an item.</w:t>
+          </w:r>
+        </w:sdtContent>
+      </w:sdt>
+    </w:p>
+    <w:p>
+      <w:pPr>
+        <w:keepNext/>
+        <w:spacing w:before="200" w:after="40"/>
+      </w:pPr>
+      <w:r>
+        <w:rPr>
+          <w:rFonts w:ascii="Arial" w:hAnsi="Arial" w:cs="Arial" w:eastAsia="Arial"/>
+          <w:b/>
+          <w:i w:val="0"/>
+          <w:color w:val="000000"/>
+          <w:sz w:val="20"/>
+        </w:rPr>
+        <w:t xml:space="preserve">RB1 - Benchmark - Index 13 - Weight </w:t>
+      </w:r>
+      <w:r>
+        <w:rPr>
+          <w:rFonts w:ascii="Arial" w:hAnsi="Arial" w:cs="Arial" w:eastAsia="Arial"/>
+          <w:b/>
+          <w:i w:val="0"/>
+          <w:color w:val="1C355E"/>
+          <w:sz w:val="17"/>
+        </w:rPr>
+        <w:t>-082RB13004435-</w:t>
+      </w:r>
+    </w:p>
+    <w:p>
+      <w:pPr>
+        <w:keepNext/>
+        <w:spacing w:before="0" w:after="40"/>
+      </w:pPr>
+      <w:r>
+        <w:rPr>
+          <w:rFonts w:ascii="Arial" w:hAnsi="Arial" w:cs="Arial" w:eastAsia="Arial"/>
+          <w:b w:val="0"/>
+          <w:i/>
+          <w:color w:val="595959"/>
+          <w:sz w:val="18"/>
+        </w:rPr>
+        <w:t>% with 1 decimal place</w:t>
+      </w:r>
+    </w:p>
+    <w:p>
+      <w:pPr>
+        <w:keepNext w:val="0"/>
+        <w:spacing w:before="40" w:after="120"/>
+        <w:shd w:val="clear" w:color="auto" w:fill="F2F2F2"/>
+      </w:pPr>
+      <w:sdt>
+        <w:sdtPr>
+          <w:alias w:val="082RB13004435"/>
+          <w:id w:val="100744"/>
+          <w:showingPlcHdr/>
+          <w:text/>
+        </w:sdtPr>
+        <w:sdtContent>
+          <w:r>
+            <w:t>Click or tap here to enter text.</w:t>
+          </w:r>
+        </w:sdtContent>
+      </w:sdt>
+    </w:p>
+    <w:p>
+      <w:pPr>
+        <w:keepNext/>
+        <w:spacing w:before="200" w:after="40"/>
+      </w:pPr>
+      <w:r>
+        <w:rPr>
+          <w:rFonts w:ascii="Arial" w:hAnsi="Arial" w:cs="Arial" w:eastAsia="Arial"/>
+          <w:b/>
+          <w:i w:val="0"/>
+          <w:color w:val="000000"/>
+          <w:sz w:val="20"/>
+        </w:rPr>
+        <w:t xml:space="preserve">RB1 - Benchmark - Index 14 - Asset class type </w:t>
+      </w:r>
+      <w:r>
+        <w:rPr>
+          <w:rFonts w:ascii="Arial" w:hAnsi="Arial" w:cs="Arial" w:eastAsia="Arial"/>
+          <w:b/>
+          <w:i w:val="0"/>
+          <w:color w:val="1C355E"/>
+          <w:sz w:val="17"/>
+        </w:rPr>
+        <w:t>-082RB13004436-</w:t>
+      </w:r>
+    </w:p>
+    <w:p>
+      <w:pPr>
+        <w:keepNext w:val="0"/>
+        <w:spacing w:before="40" w:after="120"/>
+        <w:shd w:val="clear" w:color="auto" w:fill="F2F2F2"/>
+      </w:pPr>
+      <w:sdt>
+        <w:sdtPr>
+          <w:alias w:val="082RB13004436"/>
+          <w:id w:val="100745"/>
+          <w:showingPlcHdr/>
+          <w:dropDownList>
+            <w:listItem w:displayText="Choose an item." w:value=""/>
+            <w:listItem w:displayText="Cash" w:value="Cash"/>
+            <w:listItem w:displayText="Government bonds" w:value="Government bonds"/>
+            <w:listItem w:displayText="Corporate bonds IG" w:value="Corporate bonds IG"/>
+            <w:listItem w:displayText="Corporate bonds HY" w:value="Corporate bonds HY"/>
+            <w:listItem w:displayText="Broad bonds" w:value="Broad bonds"/>
+            <w:listItem w:displayText="Equities" w:value="Equities"/>
+          </w:dropDownList>
+        </w:sdtPr>
+        <w:sdtContent>
+          <w:r>
+            <w:t>Choose an item.</w:t>
+          </w:r>
+        </w:sdtContent>
+      </w:sdt>
+    </w:p>
+    <w:p>
+      <w:pPr>
+        <w:keepNext/>
+        <w:spacing w:before="200" w:after="40"/>
+      </w:pPr>
+      <w:r>
+        <w:rPr>
+          <w:rFonts w:ascii="Arial" w:hAnsi="Arial" w:cs="Arial" w:eastAsia="Arial"/>
+          <w:b/>
+          <w:i w:val="0"/>
+          <w:color w:val="000000"/>
+          <w:sz w:val="20"/>
+        </w:rPr>
+        <w:t xml:space="preserve">RB1 - Benchmark - Index 14 - Yield curve segment </w:t>
+      </w:r>
+      <w:r>
+        <w:rPr>
+          <w:rFonts w:ascii="Arial" w:hAnsi="Arial" w:cs="Arial" w:eastAsia="Arial"/>
+          <w:b/>
+          <w:i w:val="0"/>
+          <w:color w:val="1C355E"/>
+          <w:sz w:val="17"/>
+        </w:rPr>
+        <w:t>-082RB13004437-</w:t>
+      </w:r>
+    </w:p>
+    <w:p>
+      <w:pPr>
+        <w:keepNext w:val="0"/>
+        <w:spacing w:before="40" w:after="120"/>
+        <w:shd w:val="clear" w:color="auto" w:fill="F2F2F2"/>
+      </w:pPr>
+      <w:sdt>
+        <w:sdtPr>
+          <w:alias w:val="082RB13004437"/>
+          <w:id w:val="100746"/>
+          <w:showingPlcHdr/>
+          <w:dropDownList>
+            <w:listItem w:displayText="Choose an item." w:value=""/>
+            <w:listItem w:displayText="Euro" w:value="Euro"/>
+            <w:listItem w:displayText="USD" w:value="USD"/>
+            <w:listItem w:displayText="Local currency" w:value="Local currency"/>
+            <w:listItem w:displayText="Hedged in Euro" w:value="Hedged in Euro"/>
+          </w:dropDownList>
+        </w:sdtPr>
+        <w:sdtContent>
+          <w:r>
+            <w:t>Choose an item.</w:t>
+          </w:r>
+        </w:sdtContent>
+      </w:sdt>
+    </w:p>
+    <w:p>
+      <w:pPr>
+        <w:keepNext/>
+        <w:spacing w:before="200" w:after="40"/>
+      </w:pPr>
+      <w:r>
+        <w:rPr>
+          <w:rFonts w:ascii="Arial" w:hAnsi="Arial" w:cs="Arial" w:eastAsia="Arial"/>
+          <w:b/>
+          <w:i w:val="0"/>
+          <w:color w:val="000000"/>
+          <w:sz w:val="20"/>
+        </w:rPr>
+        <w:t xml:space="preserve">RB1 - Benchmark - Index 14 - Geographical focus </w:t>
+      </w:r>
+      <w:r>
+        <w:rPr>
+          <w:rFonts w:ascii="Arial" w:hAnsi="Arial" w:cs="Arial" w:eastAsia="Arial"/>
+          <w:b/>
+          <w:i w:val="0"/>
+          <w:color w:val="1C355E"/>
+          <w:sz w:val="17"/>
+        </w:rPr>
+        <w:t>-082RB13004438-</w:t>
+      </w:r>
+    </w:p>
+    <w:p>
+      <w:pPr>
+        <w:keepNext w:val="0"/>
+        <w:spacing w:before="40" w:after="120"/>
+        <w:shd w:val="clear" w:color="auto" w:fill="F2F2F2"/>
+      </w:pPr>
+      <w:sdt>
+        <w:sdtPr>
+          <w:alias w:val="082RB13004438"/>
+          <w:id w:val="100747"/>
+          <w:showingPlcHdr/>
+          <w:dropDownList>
+            <w:listItem w:displayText="Choose an item." w:value=""/>
+            <w:listItem w:displayText="Italy" w:value="Italy"/>
+            <w:listItem w:displayText="United Kingdom" w:value="United Kingdom"/>
+            <w:listItem w:displayText="Eurozone" w:value="Eurozone"/>
+            <w:listItem w:displayText="Europe" w:value="Europe"/>
+            <w:listItem w:displayText="USA" w:value="USA"/>
+            <w:listItem w:displayText="North America" w:value="North America"/>
+            <w:listItem w:displayText="Japan" w:value="Japan"/>
+            <w:listItem w:displayText="Pacific" w:value="Pacific"/>
+            <w:listItem w:displayText="Pacific ex Japan" w:value="Pacific ex Japan"/>
+            <w:listItem w:displayText="Emerging markets (EM)" w:value="Emerging markets (EM)"/>
+            <w:listItem w:displayText="Developed countries (DC)" w:value="Developed countries (DC)"/>
+            <w:listItem w:displayText="Developed countries + EM (DC + EM)" w:value="Developed countries + EM (DC + EM)"/>
+          </w:dropDownList>
+        </w:sdtPr>
+        <w:sdtContent>
+          <w:r>
+            <w:t>Choose an item.</w:t>
+          </w:r>
+        </w:sdtContent>
+      </w:sdt>
+    </w:p>
+    <w:p>
+      <w:pPr>
+        <w:keepNext/>
+        <w:spacing w:before="200" w:after="40"/>
+      </w:pPr>
+      <w:r>
+        <w:rPr>
+          <w:rFonts w:ascii="Arial" w:hAnsi="Arial" w:cs="Arial" w:eastAsia="Arial"/>
+          <w:b/>
+          <w:i w:val="0"/>
+          <w:color w:val="000000"/>
+          <w:sz w:val="20"/>
+        </w:rPr>
+        <w:t xml:space="preserve">RB1 - Benchmark - Index 14 - Currency </w:t>
+      </w:r>
+      <w:r>
+        <w:rPr>
+          <w:rFonts w:ascii="Arial" w:hAnsi="Arial" w:cs="Arial" w:eastAsia="Arial"/>
+          <w:b/>
+          <w:i w:val="0"/>
+          <w:color w:val="1C355E"/>
+          <w:sz w:val="17"/>
+        </w:rPr>
+        <w:t>-082RB13004439-</w:t>
+      </w:r>
+    </w:p>
+    <w:p>
+      <w:pPr>
+        <w:keepNext w:val="0"/>
+        <w:spacing w:before="40" w:after="120"/>
+        <w:shd w:val="clear" w:color="auto" w:fill="F2F2F2"/>
+      </w:pPr>
+      <w:sdt>
+        <w:sdtPr>
+          <w:alias w:val="082RB13004439"/>
+          <w:id w:val="100748"/>
+          <w:showingPlcHdr/>
+          <w:dropDownList>
+            <w:listItem w:displayText="Choose an item." w:value=""/>
+            <w:listItem w:displayText="Euro" w:value="Euro"/>
+            <w:listItem w:displayText="USD" w:value="USD"/>
+            <w:listItem w:displayText="Local currency" w:value="Local currency"/>
+            <w:listItem w:displayText="Hedged in Euro" w:value="Hedged in Euro"/>
+          </w:dropDownList>
+        </w:sdtPr>
+        <w:sdtContent>
+          <w:r>
+            <w:t>Choose an item.</w:t>
+          </w:r>
+        </w:sdtContent>
+      </w:sdt>
+    </w:p>
+    <w:p>
+      <w:pPr>
+        <w:keepNext/>
+        <w:spacing w:before="200" w:after="40"/>
+      </w:pPr>
+      <w:r>
+        <w:rPr>
+          <w:rFonts w:ascii="Arial" w:hAnsi="Arial" w:cs="Arial" w:eastAsia="Arial"/>
+          <w:b/>
+          <w:i w:val="0"/>
+          <w:color w:val="000000"/>
+          <w:sz w:val="20"/>
+        </w:rPr>
+        <w:t xml:space="preserve">RB1 - Benchmark - Index 14 - Weight </w:t>
+      </w:r>
+      <w:r>
+        <w:rPr>
+          <w:rFonts w:ascii="Arial" w:hAnsi="Arial" w:cs="Arial" w:eastAsia="Arial"/>
+          <w:b/>
+          <w:i w:val="0"/>
+          <w:color w:val="1C355E"/>
+          <w:sz w:val="17"/>
+        </w:rPr>
+        <w:t>-082RB13004440-</w:t>
+      </w:r>
+    </w:p>
+    <w:p>
+      <w:pPr>
+        <w:keepNext/>
+        <w:spacing w:before="0" w:after="40"/>
+      </w:pPr>
+      <w:r>
+        <w:rPr>
+          <w:rFonts w:ascii="Arial" w:hAnsi="Arial" w:cs="Arial" w:eastAsia="Arial"/>
+          <w:b w:val="0"/>
+          <w:i/>
+          <w:color w:val="595959"/>
+          <w:sz w:val="18"/>
+        </w:rPr>
+        <w:t>% with 1 decimal place</w:t>
+      </w:r>
+    </w:p>
+    <w:p>
+      <w:pPr>
+        <w:keepNext w:val="0"/>
+        <w:spacing w:before="40" w:after="120"/>
+        <w:shd w:val="clear" w:color="auto" w:fill="F2F2F2"/>
+      </w:pPr>
+      <w:sdt>
+        <w:sdtPr>
           <w:alias w:val="082RB13004440"/>
           <w:id w:val="100749"/>
           <w:showingPlcHdr/>
@@ -44415,11 +44782,19 @@
           <w:alias w:val="082RB13005260"/>
           <w:id w:val="100750"/>
           <w:showingPlcHdr/>
-          <w:text/>
-        </w:sdtPr>
-        <w:sdtContent>
-          <w:r>
-            <w:t>Click or tap here to enter text.</w:t>
+          <w:dropDownList>
+            <w:listItem w:displayText="Choose an item." w:value=""/>
+            <w:listItem w:displayText="Cash" w:value="Cash"/>
+            <w:listItem w:displayText="Government bonds" w:value="Government bonds"/>
+            <w:listItem w:displayText="Corporate bonds IG" w:value="Corporate bonds IG"/>
+            <w:listItem w:displayText="Corporate bonds HY" w:value="Corporate bonds HY"/>
+            <w:listItem w:displayText="Broad bonds" w:value="Broad bonds"/>
+            <w:listItem w:displayText="Equities" w:value="Equities"/>
+          </w:dropDownList>
+        </w:sdtPr>
+        <w:sdtContent>
+          <w:r>
+            <w:t>Choose an item.</w:t>
           </w:r>
         </w:sdtContent>
       </w:sdt>
@@ -44461,11 +44836,20 @@
           <w:alias w:val="082RB13005261"/>
           <w:id w:val="100751"/>
           <w:showingPlcHdr/>
-          <w:text/>
-        </w:sdtPr>
-        <w:sdtContent>
-          <w:r>
-            <w:t>Click or tap here to enter text.</w:t>
+          <w:dropDownList>
+            <w:listItem w:displayText="Choose an item." w:value=""/>
+            <w:listItem w:displayText="1-3 years" w:value="1-3 years"/>
+            <w:listItem w:displayText="1-5 years" w:value="1-5 years"/>
+            <w:listItem w:displayText="1-10 years" w:value="1-10 years"/>
+            <w:listItem w:displayText="3-5 years" w:value="3-5 years"/>
+            <w:listItem w:displayText="Intermediate segment (e.g. 5-7 years)" w:value="Intermediate segment (e.g. 5-7 years)"/>
+            <w:listItem w:displayText="Over 10 years" w:value="Over 10 years"/>
+            <w:listItem w:displayText="All maturities" w:value="All maturities"/>
+          </w:dropDownList>
+        </w:sdtPr>
+        <w:sdtContent>
+          <w:r>
+            <w:t>Choose an item.</w:t>
           </w:r>
         </w:sdtContent>
       </w:sdt>
@@ -44507,11 +44891,25 @@
           <w:alias w:val="082RB13005262"/>
           <w:id w:val="100752"/>
           <w:showingPlcHdr/>
-          <w:text/>
-        </w:sdtPr>
-        <w:sdtContent>
-          <w:r>
-            <w:t>Click or tap here to enter text.</w:t>
+          <w:dropDownList>
+            <w:listItem w:displayText="Choose an item." w:value=""/>
+            <w:listItem w:displayText="Italy" w:value="Italy"/>
+            <w:listItem w:displayText="United Kingdom" w:value="United Kingdom"/>
+            <w:listItem w:displayText="Eurozone" w:value="Eurozone"/>
+            <w:listItem w:displayText="Europe" w:value="Europe"/>
+            <w:listItem w:displayText="USA" w:value="USA"/>
+            <w:listItem w:displayText="North America" w:value="North America"/>
+            <w:listItem w:displayText="Japan" w:value="Japan"/>
+            <w:listItem w:displayText="Pacific" w:value="Pacific"/>
+            <w:listItem w:displayText="Pacific ex Japan" w:value="Pacific ex Japan"/>
+            <w:listItem w:displayText="Emerging markets (EM)" w:value="Emerging markets (EM)"/>
+            <w:listItem w:displayText="Developed countries (DC)" w:value="Developed countries (DC)"/>
+            <w:listItem w:displayText="Developed countries + EM (DC + EM)" w:value="Developed countries + EM (DC + EM)"/>
+          </w:dropDownList>
+        </w:sdtPr>
+        <w:sdtContent>
+          <w:r>
+            <w:t>Choose an item.</w:t>
           </w:r>
         </w:sdtContent>
       </w:sdt>
@@ -44553,11 +44951,17 @@
           <w:alias w:val="082RB13005263"/>
           <w:id w:val="100753"/>
           <w:showingPlcHdr/>
-          <w:text/>
-        </w:sdtPr>
-        <w:sdtContent>
-          <w:r>
-            <w:t>Click or tap here to enter text.</w:t>
+          <w:dropDownList>
+            <w:listItem w:displayText="Choose an item." w:value=""/>
+            <w:listItem w:displayText="Euro" w:value="Euro"/>
+            <w:listItem w:displayText="USD" w:value="USD"/>
+            <w:listItem w:displayText="Local currency" w:value="Local currency"/>
+            <w:listItem w:displayText="Hedged in Euro" w:value="Hedged in Euro"/>
+          </w:dropDownList>
+        </w:sdtPr>
+        <w:sdtContent>
+          <w:r>
+            <w:t>Choose an item.</w:t>
           </w:r>
         </w:sdtContent>
       </w:sdt>

--- a/Questionnaire_Teatro_alla_Scala_EN.docx
+++ b/Questionnaire_Teatro_alla_Scala_EN.docx
@@ -5108,282 +5108,6 @@
           <w:alias w:val="082GEK2191665"/>
           <w:id w:val="100072"/>
           <w:showingPlcHdr/>
-          <w:text/>
-        </w:sdtPr>
-        <w:sdtContent>
-          <w:r>
-            <w:t>Click or tap here to enter text.</w:t>
-          </w:r>
-        </w:sdtContent>
-      </w:sdt>
-    </w:p>
-    <w:p>
-      <w:pPr>
-        <w:keepNext/>
-        <w:spacing w:before="200" w:after="40"/>
-      </w:pPr>
-      <w:r>
-        <w:rPr>
-          <w:rFonts w:ascii="Arial" w:hAnsi="Arial" w:cs="Arial" w:eastAsia="Arial"/>
-          <w:b/>
-          <w:i w:val="0"/>
-          <w:color w:val="000000"/>
-          <w:sz w:val="20"/>
-        </w:rPr>
-        <w:t xml:space="preserve">Management delegation – 'GEC – Investment process' – Notes </w:t>
-      </w:r>
-      <w:r>
-        <w:rPr>
-          <w:rFonts w:ascii="Arial" w:hAnsi="Arial" w:cs="Arial" w:eastAsia="Arial"/>
-          <w:b/>
-          <w:i w:val="0"/>
-          <w:color w:val="1C355E"/>
-          <w:sz w:val="17"/>
-        </w:rPr>
-        <w:t>-082GEK2191666-</w:t>
-      </w:r>
-    </w:p>
-    <w:p>
-      <w:pPr>
-        <w:keepNext w:val="0"/>
-        <w:spacing w:before="40" w:after="120"/>
-        <w:shd w:val="clear" w:color="auto" w:fill="F2F2F2"/>
-      </w:pPr>
-      <w:sdt>
-        <w:sdtPr>
-          <w:alias w:val="082GEK2191666"/>
-          <w:id w:val="100073"/>
-          <w:showingPlcHdr/>
-          <w:text/>
-        </w:sdtPr>
-        <w:sdtContent>
-          <w:r>
-            <w:t>Click or tap here to enter text.</w:t>
-          </w:r>
-        </w:sdtContent>
-      </w:sdt>
-    </w:p>
-    <w:p>
-      <w:pPr>
-        <w:keepNext/>
-        <w:spacing w:before="200" w:after="40"/>
-      </w:pPr>
-      <w:r>
-        <w:rPr>
-          <w:rFonts w:ascii="Arial" w:hAnsi="Arial" w:cs="Arial" w:eastAsia="Arial"/>
-          <w:b/>
-          <w:i w:val="0"/>
-          <w:color w:val="000000"/>
-          <w:sz w:val="20"/>
-        </w:rPr>
-        <w:t xml:space="preserve">Management delegation – 'GED – Investment process, asset class: bonds' – To which company does the information contained in this section refer? </w:t>
-      </w:r>
-      <w:r>
-        <w:rPr>
-          <w:rFonts w:ascii="Arial" w:hAnsi="Arial" w:cs="Arial" w:eastAsia="Arial"/>
-          <w:b/>
-          <w:i w:val="0"/>
-          <w:color w:val="1C355E"/>
-          <w:sz w:val="17"/>
-        </w:rPr>
-        <w:t>-082GEK2191699-</w:t>
-      </w:r>
-    </w:p>
-    <w:p>
-      <w:pPr>
-        <w:keepNext w:val="0"/>
-        <w:spacing w:before="40" w:after="120"/>
-        <w:shd w:val="clear" w:color="auto" w:fill="F2F2F2"/>
-      </w:pPr>
-      <w:sdt>
-        <w:sdtPr>
-          <w:alias w:val="082GEK2191699"/>
-          <w:id w:val="100074"/>
-          <w:showingPlcHdr/>
-          <w:text/>
-        </w:sdtPr>
-        <w:sdtContent>
-          <w:r>
-            <w:t>Click or tap here to enter text.</w:t>
-          </w:r>
-        </w:sdtContent>
-      </w:sdt>
-    </w:p>
-    <w:p>
-      <w:pPr>
-        <w:keepNext/>
-        <w:spacing w:before="200" w:after="40"/>
-      </w:pPr>
-      <w:r>
-        <w:rPr>
-          <w:rFonts w:ascii="Arial" w:hAnsi="Arial" w:cs="Arial" w:eastAsia="Arial"/>
-          <w:b/>
-          <w:i w:val="0"/>
-          <w:color w:val="000000"/>
-          <w:sz w:val="20"/>
-        </w:rPr>
-        <w:t xml:space="preserve">Management delegation – 'GED – Investment process, asset class: bonds' – Notes </w:t>
-      </w:r>
-      <w:r>
-        <w:rPr>
-          <w:rFonts w:ascii="Arial" w:hAnsi="Arial" w:cs="Arial" w:eastAsia="Arial"/>
-          <w:b/>
-          <w:i w:val="0"/>
-          <w:color w:val="1C355E"/>
-          <w:sz w:val="17"/>
-        </w:rPr>
-        <w:t>-082GEK2191704-</w:t>
-      </w:r>
-    </w:p>
-    <w:p>
-      <w:pPr>
-        <w:keepNext w:val="0"/>
-        <w:spacing w:before="40" w:after="120"/>
-        <w:shd w:val="clear" w:color="auto" w:fill="F2F2F2"/>
-      </w:pPr>
-      <w:sdt>
-        <w:sdtPr>
-          <w:alias w:val="082GEK2191704"/>
-          <w:id w:val="100075"/>
-          <w:showingPlcHdr/>
-          <w:text/>
-        </w:sdtPr>
-        <w:sdtContent>
-          <w:r>
-            <w:t>Click or tap here to enter text.</w:t>
-          </w:r>
-        </w:sdtContent>
-      </w:sdt>
-    </w:p>
-    <w:p>
-      <w:pPr>
-        <w:keepNext/>
-        <w:spacing w:before="200" w:after="40"/>
-      </w:pPr>
-      <w:r>
-        <w:rPr>
-          <w:rFonts w:ascii="Arial" w:hAnsi="Arial" w:cs="Arial" w:eastAsia="Arial"/>
-          <w:b/>
-          <w:i w:val="0"/>
-          <w:color w:val="000000"/>
-          <w:sz w:val="20"/>
-        </w:rPr>
-        <w:t xml:space="preserve">Management delegation – 'GEE – Investment process, asset class: equities' – To which company does the information contained in this section refer? </w:t>
-      </w:r>
-      <w:r>
-        <w:rPr>
-          <w:rFonts w:ascii="Arial" w:hAnsi="Arial" w:cs="Arial" w:eastAsia="Arial"/>
-          <w:b/>
-          <w:i w:val="0"/>
-          <w:color w:val="1C355E"/>
-          <w:sz w:val="17"/>
-        </w:rPr>
-        <w:t>-082GEK2191700-</w:t>
-      </w:r>
-    </w:p>
-    <w:p>
-      <w:pPr>
-        <w:keepNext w:val="0"/>
-        <w:spacing w:before="40" w:after="120"/>
-        <w:shd w:val="clear" w:color="auto" w:fill="F2F2F2"/>
-      </w:pPr>
-      <w:sdt>
-        <w:sdtPr>
-          <w:alias w:val="082GEK2191700"/>
-          <w:id w:val="100076"/>
-          <w:showingPlcHdr/>
-          <w:text/>
-        </w:sdtPr>
-        <w:sdtContent>
-          <w:r>
-            <w:t>Click or tap here to enter text.</w:t>
-          </w:r>
-        </w:sdtContent>
-      </w:sdt>
-    </w:p>
-    <w:p>
-      <w:pPr>
-        <w:keepNext/>
-        <w:spacing w:before="200" w:after="40"/>
-      </w:pPr>
-      <w:r>
-        <w:rPr>
-          <w:rFonts w:ascii="Arial" w:hAnsi="Arial" w:cs="Arial" w:eastAsia="Arial"/>
-          <w:b/>
-          <w:i w:val="0"/>
-          <w:color w:val="000000"/>
-          <w:sz w:val="20"/>
-        </w:rPr>
-        <w:t xml:space="preserve">Management delegation – 'GEE – Investment process, asset class: equities' – Notes </w:t>
-      </w:r>
-      <w:r>
-        <w:rPr>
-          <w:rFonts w:ascii="Arial" w:hAnsi="Arial" w:cs="Arial" w:eastAsia="Arial"/>
-          <w:b/>
-          <w:i w:val="0"/>
-          <w:color w:val="1C355E"/>
-          <w:sz w:val="17"/>
-        </w:rPr>
-        <w:t>-082GEK2191705-</w:t>
-      </w:r>
-    </w:p>
-    <w:p>
-      <w:pPr>
-        <w:keepNext w:val="0"/>
-        <w:spacing w:before="40" w:after="120"/>
-        <w:shd w:val="clear" w:color="auto" w:fill="F2F2F2"/>
-      </w:pPr>
-      <w:sdt>
-        <w:sdtPr>
-          <w:alias w:val="082GEK2191705"/>
-          <w:id w:val="100077"/>
-          <w:showingPlcHdr/>
-          <w:text/>
-        </w:sdtPr>
-        <w:sdtContent>
-          <w:r>
-            <w:t>Click or tap here to enter text.</w:t>
-          </w:r>
-        </w:sdtContent>
-      </w:sdt>
-    </w:p>
-    <w:p>
-      <w:pPr>
-        <w:keepNext/>
-        <w:spacing w:before="200" w:after="40"/>
-      </w:pPr>
-      <w:r>
-        <w:rPr>
-          <w:rFonts w:ascii="Arial" w:hAnsi="Arial" w:cs="Arial" w:eastAsia="Arial"/>
-          <w:b/>
-          <w:i w:val="0"/>
-          <w:color w:val="000000"/>
-          <w:sz w:val="20"/>
-        </w:rPr>
-        <w:t xml:space="preserve">Management delegation – 'GEF – Execution of the investment process' – To which company does the information contained in this section refer? </w:t>
-      </w:r>
-      <w:r>
-        <w:rPr>
-          <w:rFonts w:ascii="Arial" w:hAnsi="Arial" w:cs="Arial" w:eastAsia="Arial"/>
-          <w:b/>
-          <w:i w:val="0"/>
-          <w:color w:val="1C355E"/>
-          <w:sz w:val="17"/>
-        </w:rPr>
-        <w:t>-082GEK2191701-</w:t>
-      </w:r>
-    </w:p>
-    <w:p>
-      <w:pPr>
-        <w:keepNext w:val="0"/>
-        <w:spacing w:before="40" w:after="120"/>
-        <w:shd w:val="clear" w:color="auto" w:fill="F2F2F2"/>
-      </w:pPr>
-      <w:sdt>
-        <w:sdtPr>
-          <w:alias w:val="082GEK2191701"/>
-          <w:id w:val="100078"/>
-          <w:showingPlcHdr/>
           <w:dropDownList>
             <w:listItem w:displayText="Choose an item." w:value=""/>
             <w:listItem w:displayText="Candidate company" w:value="Candidate company"/>
@@ -5410,75 +5134,75 @@
           <w:color w:val="000000"/>
           <w:sz w:val="20"/>
         </w:rPr>
-        <w:t xml:space="preserve">Management delegation – 'GEF – Execution of the investment process' – Notes </w:t>
-      </w:r>
-      <w:r>
-        <w:rPr>
-          <w:rFonts w:ascii="Arial" w:hAnsi="Arial" w:cs="Arial" w:eastAsia="Arial"/>
-          <w:b/>
-          <w:i w:val="0"/>
-          <w:color w:val="1C355E"/>
-          <w:sz w:val="17"/>
-        </w:rPr>
-        <w:t>-082GEK2191706-</w:t>
-      </w:r>
-    </w:p>
-    <w:p>
-      <w:pPr>
-        <w:keepNext w:val="0"/>
-        <w:spacing w:before="40" w:after="120"/>
-        <w:shd w:val="clear" w:color="auto" w:fill="F2F2F2"/>
-      </w:pPr>
-      <w:sdt>
-        <w:sdtPr>
-          <w:alias w:val="082GEK2191706"/>
-          <w:id w:val="100079"/>
-          <w:showingPlcHdr/>
-          <w:text/>
-        </w:sdtPr>
-        <w:sdtContent>
-          <w:r>
-            <w:t>Click or tap here to enter text.</w:t>
-          </w:r>
-        </w:sdtContent>
-      </w:sdt>
-    </w:p>
-    <w:p>
-      <w:pPr>
-        <w:keepNext/>
-        <w:spacing w:before="200" w:after="40"/>
-      </w:pPr>
-      <w:r>
-        <w:rPr>
-          <w:rFonts w:ascii="Arial" w:hAnsi="Arial" w:cs="Arial" w:eastAsia="Arial"/>
-          <w:b/>
-          <w:i w:val="0"/>
-          <w:color w:val="000000"/>
-          <w:sz w:val="20"/>
-        </w:rPr>
-        <w:t xml:space="preserve">Management delegation – 'GEG – Socially responsible investments' – To which company does the information contained in this section refer? </w:t>
-      </w:r>
-      <w:r>
-        <w:rPr>
-          <w:rFonts w:ascii="Arial" w:hAnsi="Arial" w:cs="Arial" w:eastAsia="Arial"/>
-          <w:b/>
-          <w:i w:val="0"/>
-          <w:color w:val="1C355E"/>
-          <w:sz w:val="17"/>
-        </w:rPr>
-        <w:t>-082GEK2191703-</w:t>
-      </w:r>
-    </w:p>
-    <w:p>
-      <w:pPr>
-        <w:keepNext w:val="0"/>
-        <w:spacing w:before="40" w:after="120"/>
-        <w:shd w:val="clear" w:color="auto" w:fill="F2F2F2"/>
-      </w:pPr>
-      <w:sdt>
-        <w:sdtPr>
-          <w:alias w:val="082GEK2191703"/>
-          <w:id w:val="100080"/>
+        <w:t xml:space="preserve">Management delegation – 'GEC – Investment process' – Notes </w:t>
+      </w:r>
+      <w:r>
+        <w:rPr>
+          <w:rFonts w:ascii="Arial" w:hAnsi="Arial" w:cs="Arial" w:eastAsia="Arial"/>
+          <w:b/>
+          <w:i w:val="0"/>
+          <w:color w:val="1C355E"/>
+          <w:sz w:val="17"/>
+        </w:rPr>
+        <w:t>-082GEK2191666-</w:t>
+      </w:r>
+    </w:p>
+    <w:p>
+      <w:pPr>
+        <w:keepNext w:val="0"/>
+        <w:spacing w:before="40" w:after="120"/>
+        <w:shd w:val="clear" w:color="auto" w:fill="F2F2F2"/>
+      </w:pPr>
+      <w:sdt>
+        <w:sdtPr>
+          <w:alias w:val="082GEK2191666"/>
+          <w:id w:val="100073"/>
+          <w:showingPlcHdr/>
+          <w:text/>
+        </w:sdtPr>
+        <w:sdtContent>
+          <w:r>
+            <w:t>Click or tap here to enter text.</w:t>
+          </w:r>
+        </w:sdtContent>
+      </w:sdt>
+    </w:p>
+    <w:p>
+      <w:pPr>
+        <w:keepNext/>
+        <w:spacing w:before="200" w:after="40"/>
+      </w:pPr>
+      <w:r>
+        <w:rPr>
+          <w:rFonts w:ascii="Arial" w:hAnsi="Arial" w:cs="Arial" w:eastAsia="Arial"/>
+          <w:b/>
+          <w:i w:val="0"/>
+          <w:color w:val="000000"/>
+          <w:sz w:val="20"/>
+        </w:rPr>
+        <w:t xml:space="preserve">Management delegation – 'GED – Investment process, asset class: bonds' – To which company does the information contained in this section refer? </w:t>
+      </w:r>
+      <w:r>
+        <w:rPr>
+          <w:rFonts w:ascii="Arial" w:hAnsi="Arial" w:cs="Arial" w:eastAsia="Arial"/>
+          <w:b/>
+          <w:i w:val="0"/>
+          <w:color w:val="1C355E"/>
+          <w:sz w:val="17"/>
+        </w:rPr>
+        <w:t>-082GEK2191699-</w:t>
+      </w:r>
+    </w:p>
+    <w:p>
+      <w:pPr>
+        <w:keepNext w:val="0"/>
+        <w:spacing w:before="40" w:after="120"/>
+        <w:shd w:val="clear" w:color="auto" w:fill="F2F2F2"/>
+      </w:pPr>
+      <w:sdt>
+        <w:sdtPr>
+          <w:alias w:val="082GEK2191699"/>
+          <w:id w:val="100074"/>
           <w:showingPlcHdr/>
           <w:dropDownList>
             <w:listItem w:displayText="Choose an item." w:value=""/>
@@ -5506,259 +5230,75 @@
           <w:color w:val="000000"/>
           <w:sz w:val="20"/>
         </w:rPr>
-        <w:t xml:space="preserve">Management delegation – 'GEG – Socially responsible investments' – Notes </w:t>
-      </w:r>
-      <w:r>
-        <w:rPr>
-          <w:rFonts w:ascii="Arial" w:hAnsi="Arial" w:cs="Arial" w:eastAsia="Arial"/>
-          <w:b/>
-          <w:i w:val="0"/>
-          <w:color w:val="1C355E"/>
-          <w:sz w:val="17"/>
-        </w:rPr>
-        <w:t>-082GEK2191707-</w:t>
-      </w:r>
-    </w:p>
-    <w:p>
-      <w:pPr>
-        <w:keepNext w:val="0"/>
-        <w:spacing w:before="40" w:after="120"/>
-        <w:shd w:val="clear" w:color="auto" w:fill="F2F2F2"/>
-      </w:pPr>
-      <w:sdt>
-        <w:sdtPr>
-          <w:alias w:val="082GEK2191707"/>
-          <w:id w:val="100081"/>
-          <w:showingPlcHdr/>
-          <w:text/>
-        </w:sdtPr>
-        <w:sdtContent>
-          <w:r>
-            <w:t>Click or tap here to enter text.</w:t>
-          </w:r>
-        </w:sdtContent>
-      </w:sdt>
-    </w:p>
-    <w:p>
-      <w:pPr>
-        <w:keepNext/>
-        <w:spacing w:before="200" w:after="40"/>
-      </w:pPr>
-      <w:r>
-        <w:rPr>
-          <w:rFonts w:ascii="Arial" w:hAnsi="Arial" w:cs="Arial" w:eastAsia="Arial"/>
-          <w:b/>
-          <w:i w:val="0"/>
-          <w:color w:val="000000"/>
-          <w:sz w:val="20"/>
-        </w:rPr>
-        <w:t xml:space="preserve">Management delegation – The information in Section 'GEH – Management of conflicts of interest' must necessarily refer to the candidate company </w:t>
-      </w:r>
-      <w:r>
-        <w:rPr>
-          <w:rFonts w:ascii="Arial" w:hAnsi="Arial" w:cs="Arial" w:eastAsia="Arial"/>
-          <w:b/>
-          <w:i w:val="0"/>
-          <w:color w:val="1C355E"/>
-          <w:sz w:val="17"/>
-        </w:rPr>
-        <w:t>-082GEK2191668-</w:t>
-      </w:r>
-    </w:p>
-    <w:p>
-      <w:pPr>
-        <w:keepNext w:val="0"/>
-        <w:spacing w:before="40" w:after="120"/>
-        <w:shd w:val="clear" w:color="auto" w:fill="F2F2F2"/>
-      </w:pPr>
-      <w:sdt>
-        <w:sdtPr>
-          <w:alias w:val="082GEK2191668"/>
-          <w:id w:val="100082"/>
-          <w:showingPlcHdr/>
-          <w:text/>
-        </w:sdtPr>
-        <w:sdtContent>
-          <w:r>
-            <w:t>Click or tap here to enter text.</w:t>
-          </w:r>
-        </w:sdtContent>
-      </w:sdt>
-    </w:p>
-    <w:p>
-      <w:pPr>
-        <w:keepNext/>
-        <w:spacing w:before="200" w:after="40"/>
-      </w:pPr>
-      <w:r>
-        <w:rPr>
-          <w:rFonts w:ascii="Arial" w:hAnsi="Arial" w:cs="Arial" w:eastAsia="Arial"/>
-          <w:b/>
-          <w:i w:val="0"/>
-          <w:color w:val="000000"/>
-          <w:sz w:val="20"/>
-        </w:rPr>
-        <w:t xml:space="preserve">Management delegation – The information in Section 'GEI – Reporting and investor relations' must necessarily refer to the candidate company </w:t>
-      </w:r>
-      <w:r>
-        <w:rPr>
-          <w:rFonts w:ascii="Arial" w:hAnsi="Arial" w:cs="Arial" w:eastAsia="Arial"/>
-          <w:b/>
-          <w:i w:val="0"/>
-          <w:color w:val="1C355E"/>
-          <w:sz w:val="17"/>
-        </w:rPr>
-        <w:t>-082GEK2191669-</w:t>
-      </w:r>
-    </w:p>
-    <w:p>
-      <w:pPr>
-        <w:keepNext w:val="0"/>
-        <w:spacing w:before="40" w:after="120"/>
-        <w:shd w:val="clear" w:color="auto" w:fill="F2F2F2"/>
-      </w:pPr>
-      <w:sdt>
-        <w:sdtPr>
-          <w:alias w:val="082GEK2191669"/>
-          <w:id w:val="100083"/>
-          <w:showingPlcHdr/>
-          <w:text/>
-        </w:sdtPr>
-        <w:sdtContent>
-          <w:r>
-            <w:t>Click or tap here to enter text.</w:t>
-          </w:r>
-        </w:sdtContent>
-      </w:sdt>
-    </w:p>
-    <w:p>
-      <w:pPr>
-        <w:keepNext/>
-        <w:spacing w:before="200" w:after="40"/>
-      </w:pPr>
-      <w:r>
-        <w:rPr>
-          <w:rFonts w:ascii="Arial" w:hAnsi="Arial" w:cs="Arial" w:eastAsia="Arial"/>
-          <w:b/>
-          <w:i w:val="0"/>
-          <w:color w:val="000000"/>
-          <w:sz w:val="20"/>
-        </w:rPr>
-        <w:t xml:space="preserve">Management delegation – The information in Section 'GEJ – EMIR' must necessarily refer to the candidate company </w:t>
-      </w:r>
-      <w:r>
-        <w:rPr>
-          <w:rFonts w:ascii="Arial" w:hAnsi="Arial" w:cs="Arial" w:eastAsia="Arial"/>
-          <w:b/>
-          <w:i w:val="0"/>
-          <w:color w:val="1C355E"/>
-          <w:sz w:val="17"/>
-        </w:rPr>
-        <w:t>-082GEK2191670-</w:t>
-      </w:r>
-    </w:p>
-    <w:p>
-      <w:pPr>
-        <w:keepNext w:val="0"/>
-        <w:spacing w:before="40" w:after="120"/>
-        <w:shd w:val="clear" w:color="auto" w:fill="F2F2F2"/>
-      </w:pPr>
-      <w:sdt>
-        <w:sdtPr>
-          <w:alias w:val="082GEK2191670"/>
-          <w:id w:val="100084"/>
-          <w:showingPlcHdr/>
-          <w:text/>
-        </w:sdtPr>
-        <w:sdtContent>
-          <w:r>
-            <w:t>Click or tap here to enter text.</w:t>
-          </w:r>
-        </w:sdtContent>
-      </w:sdt>
-    </w:p>
-    <w:p>
-      <w:pPr>
-        <w:keepNext/>
-        <w:spacing w:before="200" w:after="40"/>
-      </w:pPr>
-      <w:r>
-        <w:rPr>
-          <w:rFonts w:ascii="Arial" w:hAnsi="Arial" w:cs="Arial" w:eastAsia="Arial"/>
-          <w:b/>
-          <w:i w:val="0"/>
-          <w:color w:val="000000"/>
-          <w:sz w:val="20"/>
-        </w:rPr>
-        <w:t xml:space="preserve">Management delegation – 'RFA – Asset class liquidity' – To whom do the financial results figures refer? </w:t>
-      </w:r>
-      <w:r>
-        <w:rPr>
-          <w:rFonts w:ascii="Arial" w:hAnsi="Arial" w:cs="Arial" w:eastAsia="Arial"/>
-          <w:b/>
-          <w:i w:val="0"/>
-          <w:color w:val="1C355E"/>
-          <w:sz w:val="17"/>
-        </w:rPr>
-        <w:t>-082GEK2191671-</w:t>
-      </w:r>
-    </w:p>
-    <w:p>
-      <w:pPr>
-        <w:keepNext w:val="0"/>
-        <w:spacing w:before="40" w:after="120"/>
-        <w:shd w:val="clear" w:color="auto" w:fill="F2F2F2"/>
-      </w:pPr>
-      <w:sdt>
-        <w:sdtPr>
-          <w:alias w:val="082GEK2191671"/>
-          <w:id w:val="100085"/>
-          <w:showingPlcHdr/>
-          <w:text/>
-        </w:sdtPr>
-        <w:sdtContent>
-          <w:r>
-            <w:t>Click or tap here to enter text.</w:t>
-          </w:r>
-        </w:sdtContent>
-      </w:sdt>
-    </w:p>
-    <w:p>
-      <w:pPr>
-        <w:keepNext/>
-        <w:spacing w:before="200" w:after="40"/>
-      </w:pPr>
-      <w:r>
-        <w:rPr>
-          <w:rFonts w:ascii="Arial" w:hAnsi="Arial" w:cs="Arial" w:eastAsia="Arial"/>
-          <w:b/>
-          <w:i w:val="0"/>
-          <w:color w:val="000000"/>
-          <w:sz w:val="20"/>
-        </w:rPr>
-        <w:t xml:space="preserve">Management delegation – 'RFC – Asset class Govt Euro All Maturities bonds' – To whom do the financial results figures refer? </w:t>
-      </w:r>
-      <w:r>
-        <w:rPr>
-          <w:rFonts w:ascii="Arial" w:hAnsi="Arial" w:cs="Arial" w:eastAsia="Arial"/>
-          <w:b/>
-          <w:i w:val="0"/>
-          <w:color w:val="1C355E"/>
-          <w:sz w:val="17"/>
-        </w:rPr>
-        <w:t>-082GEK2191815-</w:t>
-      </w:r>
-    </w:p>
-    <w:p>
-      <w:pPr>
-        <w:keepNext w:val="0"/>
-        <w:spacing w:before="40" w:after="120"/>
-        <w:shd w:val="clear" w:color="auto" w:fill="F2F2F2"/>
-      </w:pPr>
-      <w:sdt>
-        <w:sdtPr>
-          <w:alias w:val="082GEK2191815"/>
-          <w:id w:val="100086"/>
+        <w:t xml:space="preserve">Management delegation – 'GED – Investment process, asset class: bonds' – Notes </w:t>
+      </w:r>
+      <w:r>
+        <w:rPr>
+          <w:rFonts w:ascii="Arial" w:hAnsi="Arial" w:cs="Arial" w:eastAsia="Arial"/>
+          <w:b/>
+          <w:i w:val="0"/>
+          <w:color w:val="1C355E"/>
+          <w:sz w:val="17"/>
+        </w:rPr>
+        <w:t>-082GEK2191704-</w:t>
+      </w:r>
+    </w:p>
+    <w:p>
+      <w:pPr>
+        <w:keepNext w:val="0"/>
+        <w:spacing w:before="40" w:after="120"/>
+        <w:shd w:val="clear" w:color="auto" w:fill="F2F2F2"/>
+      </w:pPr>
+      <w:sdt>
+        <w:sdtPr>
+          <w:alias w:val="082GEK2191704"/>
+          <w:id w:val="100075"/>
+          <w:showingPlcHdr/>
+          <w:text/>
+        </w:sdtPr>
+        <w:sdtContent>
+          <w:r>
+            <w:t>Click or tap here to enter text.</w:t>
+          </w:r>
+        </w:sdtContent>
+      </w:sdt>
+    </w:p>
+    <w:p>
+      <w:pPr>
+        <w:keepNext/>
+        <w:spacing w:before="200" w:after="40"/>
+      </w:pPr>
+      <w:r>
+        <w:rPr>
+          <w:rFonts w:ascii="Arial" w:hAnsi="Arial" w:cs="Arial" w:eastAsia="Arial"/>
+          <w:b/>
+          <w:i w:val="0"/>
+          <w:color w:val="000000"/>
+          <w:sz w:val="20"/>
+        </w:rPr>
+        <w:t xml:space="preserve">Management delegation – 'GEE – Investment process, asset class: equities' – To which company does the information contained in this section refer? </w:t>
+      </w:r>
+      <w:r>
+        <w:rPr>
+          <w:rFonts w:ascii="Arial" w:hAnsi="Arial" w:cs="Arial" w:eastAsia="Arial"/>
+          <w:b/>
+          <w:i w:val="0"/>
+          <w:color w:val="1C355E"/>
+          <w:sz w:val="17"/>
+        </w:rPr>
+        <w:t>-082GEK2191700-</w:t>
+      </w:r>
+    </w:p>
+    <w:p>
+      <w:pPr>
+        <w:keepNext w:val="0"/>
+        <w:spacing w:before="40" w:after="120"/>
+        <w:shd w:val="clear" w:color="auto" w:fill="F2F2F2"/>
+      </w:pPr>
+      <w:sdt>
+        <w:sdtPr>
+          <w:alias w:val="082GEK2191700"/>
+          <w:id w:val="100076"/>
           <w:showingPlcHdr/>
           <w:dropDownList>
             <w:listItem w:displayText="Choose an item." w:value=""/>
@@ -5786,75 +5326,75 @@
           <w:color w:val="000000"/>
           <w:sz w:val="20"/>
         </w:rPr>
-        <w:t xml:space="preserve">Management delegation – 'RFL – Asset class Corporate Euro bonds' – To whom do the financial results figures refer? </w:t>
-      </w:r>
-      <w:r>
-        <w:rPr>
-          <w:rFonts w:ascii="Arial" w:hAnsi="Arial" w:cs="Arial" w:eastAsia="Arial"/>
-          <w:b/>
-          <w:i w:val="0"/>
-          <w:color w:val="1C355E"/>
-          <w:sz w:val="17"/>
-        </w:rPr>
-        <w:t>-082GEK2191710-</w:t>
-      </w:r>
-    </w:p>
-    <w:p>
-      <w:pPr>
-        <w:keepNext w:val="0"/>
-        <w:spacing w:before="40" w:after="120"/>
-        <w:shd w:val="clear" w:color="auto" w:fill="F2F2F2"/>
-      </w:pPr>
-      <w:sdt>
-        <w:sdtPr>
-          <w:alias w:val="082GEK2191710"/>
-          <w:id w:val="100087"/>
-          <w:showingPlcHdr/>
-          <w:text/>
-        </w:sdtPr>
-        <w:sdtContent>
-          <w:r>
-            <w:t>Click or tap here to enter text.</w:t>
-          </w:r>
-        </w:sdtContent>
-      </w:sdt>
-    </w:p>
-    <w:p>
-      <w:pPr>
-        <w:keepNext/>
-        <w:spacing w:before="200" w:after="40"/>
-      </w:pPr>
-      <w:r>
-        <w:rPr>
-          <w:rFonts w:ascii="Arial" w:hAnsi="Arial" w:cs="Arial" w:eastAsia="Arial"/>
-          <w:b/>
-          <w:i w:val="0"/>
-          <w:color w:val="000000"/>
-          <w:sz w:val="20"/>
-        </w:rPr>
-        <w:t xml:space="preserve">Management delegation – 'RFN – Asset class Corporate HY bonds' – To whom do the financial results figures refer? </w:t>
-      </w:r>
-      <w:r>
-        <w:rPr>
-          <w:rFonts w:ascii="Arial" w:hAnsi="Arial" w:cs="Arial" w:eastAsia="Arial"/>
-          <w:b/>
-          <w:i w:val="0"/>
-          <w:color w:val="1C355E"/>
-          <w:sz w:val="17"/>
-        </w:rPr>
-        <w:t>-082GEK2191711-</w:t>
-      </w:r>
-    </w:p>
-    <w:p>
-      <w:pPr>
-        <w:keepNext w:val="0"/>
-        <w:spacing w:before="40" w:after="120"/>
-        <w:shd w:val="clear" w:color="auto" w:fill="F2F2F2"/>
-      </w:pPr>
-      <w:sdt>
-        <w:sdtPr>
-          <w:alias w:val="082GEK2191711"/>
-          <w:id w:val="100088"/>
+        <w:t xml:space="preserve">Management delegation – 'GEE – Investment process, asset class: equities' – Notes </w:t>
+      </w:r>
+      <w:r>
+        <w:rPr>
+          <w:rFonts w:ascii="Arial" w:hAnsi="Arial" w:cs="Arial" w:eastAsia="Arial"/>
+          <w:b/>
+          <w:i w:val="0"/>
+          <w:color w:val="1C355E"/>
+          <w:sz w:val="17"/>
+        </w:rPr>
+        <w:t>-082GEK2191705-</w:t>
+      </w:r>
+    </w:p>
+    <w:p>
+      <w:pPr>
+        <w:keepNext w:val="0"/>
+        <w:spacing w:before="40" w:after="120"/>
+        <w:shd w:val="clear" w:color="auto" w:fill="F2F2F2"/>
+      </w:pPr>
+      <w:sdt>
+        <w:sdtPr>
+          <w:alias w:val="082GEK2191705"/>
+          <w:id w:val="100077"/>
+          <w:showingPlcHdr/>
+          <w:text/>
+        </w:sdtPr>
+        <w:sdtContent>
+          <w:r>
+            <w:t>Click or tap here to enter text.</w:t>
+          </w:r>
+        </w:sdtContent>
+      </w:sdt>
+    </w:p>
+    <w:p>
+      <w:pPr>
+        <w:keepNext/>
+        <w:spacing w:before="200" w:after="40"/>
+      </w:pPr>
+      <w:r>
+        <w:rPr>
+          <w:rFonts w:ascii="Arial" w:hAnsi="Arial" w:cs="Arial" w:eastAsia="Arial"/>
+          <w:b/>
+          <w:i w:val="0"/>
+          <w:color w:val="000000"/>
+          <w:sz w:val="20"/>
+        </w:rPr>
+        <w:t xml:space="preserve">Management delegation – 'GEF – Execution of the investment process' – To which company does the information contained in this section refer? </w:t>
+      </w:r>
+      <w:r>
+        <w:rPr>
+          <w:rFonts w:ascii="Arial" w:hAnsi="Arial" w:cs="Arial" w:eastAsia="Arial"/>
+          <w:b/>
+          <w:i w:val="0"/>
+          <w:color w:val="1C355E"/>
+          <w:sz w:val="17"/>
+        </w:rPr>
+        <w:t>-082GEK2191701-</w:t>
+      </w:r>
+    </w:p>
+    <w:p>
+      <w:pPr>
+        <w:keepNext w:val="0"/>
+        <w:spacing w:before="40" w:after="120"/>
+        <w:shd w:val="clear" w:color="auto" w:fill="F2F2F2"/>
+      </w:pPr>
+      <w:sdt>
+        <w:sdtPr>
+          <w:alias w:val="082GEK2191701"/>
+          <w:id w:val="100078"/>
           <w:showingPlcHdr/>
           <w:dropDownList>
             <w:listItem w:displayText="Choose an item." w:value=""/>
@@ -5882,6 +5422,478 @@
           <w:color w:val="000000"/>
           <w:sz w:val="20"/>
         </w:rPr>
+        <w:t xml:space="preserve">Management delegation – 'GEF – Execution of the investment process' – Notes </w:t>
+      </w:r>
+      <w:r>
+        <w:rPr>
+          <w:rFonts w:ascii="Arial" w:hAnsi="Arial" w:cs="Arial" w:eastAsia="Arial"/>
+          <w:b/>
+          <w:i w:val="0"/>
+          <w:color w:val="1C355E"/>
+          <w:sz w:val="17"/>
+        </w:rPr>
+        <w:t>-082GEK2191706-</w:t>
+      </w:r>
+    </w:p>
+    <w:p>
+      <w:pPr>
+        <w:keepNext w:val="0"/>
+        <w:spacing w:before="40" w:after="120"/>
+        <w:shd w:val="clear" w:color="auto" w:fill="F2F2F2"/>
+      </w:pPr>
+      <w:sdt>
+        <w:sdtPr>
+          <w:alias w:val="082GEK2191706"/>
+          <w:id w:val="100079"/>
+          <w:showingPlcHdr/>
+          <w:text/>
+        </w:sdtPr>
+        <w:sdtContent>
+          <w:r>
+            <w:t>Click or tap here to enter text.</w:t>
+          </w:r>
+        </w:sdtContent>
+      </w:sdt>
+    </w:p>
+    <w:p>
+      <w:pPr>
+        <w:keepNext/>
+        <w:spacing w:before="200" w:after="40"/>
+      </w:pPr>
+      <w:r>
+        <w:rPr>
+          <w:rFonts w:ascii="Arial" w:hAnsi="Arial" w:cs="Arial" w:eastAsia="Arial"/>
+          <w:b/>
+          <w:i w:val="0"/>
+          <w:color w:val="000000"/>
+          <w:sz w:val="20"/>
+        </w:rPr>
+        <w:t xml:space="preserve">Management delegation – 'GEG – Socially responsible investments' – To which company does the information contained in this section refer? </w:t>
+      </w:r>
+      <w:r>
+        <w:rPr>
+          <w:rFonts w:ascii="Arial" w:hAnsi="Arial" w:cs="Arial" w:eastAsia="Arial"/>
+          <w:b/>
+          <w:i w:val="0"/>
+          <w:color w:val="1C355E"/>
+          <w:sz w:val="17"/>
+        </w:rPr>
+        <w:t>-082GEK2191703-</w:t>
+      </w:r>
+    </w:p>
+    <w:p>
+      <w:pPr>
+        <w:keepNext w:val="0"/>
+        <w:spacing w:before="40" w:after="120"/>
+        <w:shd w:val="clear" w:color="auto" w:fill="F2F2F2"/>
+      </w:pPr>
+      <w:sdt>
+        <w:sdtPr>
+          <w:alias w:val="082GEK2191703"/>
+          <w:id w:val="100080"/>
+          <w:showingPlcHdr/>
+          <w:dropDownList>
+            <w:listItem w:displayText="Choose an item." w:value=""/>
+            <w:listItem w:displayText="Candidate company" w:value="Candidate company"/>
+            <w:listItem w:displayText="Delegated company" w:value="Delegated company"/>
+          </w:dropDownList>
+        </w:sdtPr>
+        <w:sdtContent>
+          <w:r>
+            <w:t>Choose an item.</w:t>
+          </w:r>
+        </w:sdtContent>
+      </w:sdt>
+    </w:p>
+    <w:p>
+      <w:pPr>
+        <w:keepNext/>
+        <w:spacing w:before="200" w:after="40"/>
+      </w:pPr>
+      <w:r>
+        <w:rPr>
+          <w:rFonts w:ascii="Arial" w:hAnsi="Arial" w:cs="Arial" w:eastAsia="Arial"/>
+          <w:b/>
+          <w:i w:val="0"/>
+          <w:color w:val="000000"/>
+          <w:sz w:val="20"/>
+        </w:rPr>
+        <w:t xml:space="preserve">Management delegation – 'GEG – Socially responsible investments' – Notes </w:t>
+      </w:r>
+      <w:r>
+        <w:rPr>
+          <w:rFonts w:ascii="Arial" w:hAnsi="Arial" w:cs="Arial" w:eastAsia="Arial"/>
+          <w:b/>
+          <w:i w:val="0"/>
+          <w:color w:val="1C355E"/>
+          <w:sz w:val="17"/>
+        </w:rPr>
+        <w:t>-082GEK2191707-</w:t>
+      </w:r>
+    </w:p>
+    <w:p>
+      <w:pPr>
+        <w:keepNext w:val="0"/>
+        <w:spacing w:before="40" w:after="120"/>
+        <w:shd w:val="clear" w:color="auto" w:fill="F2F2F2"/>
+      </w:pPr>
+      <w:sdt>
+        <w:sdtPr>
+          <w:alias w:val="082GEK2191707"/>
+          <w:id w:val="100081"/>
+          <w:showingPlcHdr/>
+          <w:text/>
+        </w:sdtPr>
+        <w:sdtContent>
+          <w:r>
+            <w:t>Click or tap here to enter text.</w:t>
+          </w:r>
+        </w:sdtContent>
+      </w:sdt>
+    </w:p>
+    <w:p>
+      <w:pPr>
+        <w:keepNext/>
+        <w:spacing w:before="200" w:after="40"/>
+      </w:pPr>
+      <w:r>
+        <w:rPr>
+          <w:rFonts w:ascii="Arial" w:hAnsi="Arial" w:cs="Arial" w:eastAsia="Arial"/>
+          <w:b/>
+          <w:i w:val="0"/>
+          <w:color w:val="000000"/>
+          <w:sz w:val="20"/>
+        </w:rPr>
+        <w:t xml:space="preserve">Management delegation – The information in Section 'GEH – Management of conflicts of interest' must necessarily refer to the candidate company </w:t>
+      </w:r>
+      <w:r>
+        <w:rPr>
+          <w:rFonts w:ascii="Arial" w:hAnsi="Arial" w:cs="Arial" w:eastAsia="Arial"/>
+          <w:b/>
+          <w:i w:val="0"/>
+          <w:color w:val="1C355E"/>
+          <w:sz w:val="17"/>
+        </w:rPr>
+        <w:t>-082GEK2191668-</w:t>
+      </w:r>
+    </w:p>
+    <w:p>
+      <w:pPr>
+        <w:keepNext w:val="0"/>
+        <w:spacing w:before="40" w:after="120"/>
+        <w:shd w:val="clear" w:color="auto" w:fill="F2F2F2"/>
+      </w:pPr>
+      <w:sdt>
+        <w:sdtPr>
+          <w:alias w:val="082GEK2191668"/>
+          <w:id w:val="100082"/>
+          <w:showingPlcHdr/>
+          <w:text/>
+        </w:sdtPr>
+        <w:sdtContent>
+          <w:r>
+            <w:t>Click or tap here to enter text.</w:t>
+          </w:r>
+        </w:sdtContent>
+      </w:sdt>
+    </w:p>
+    <w:p>
+      <w:pPr>
+        <w:keepNext/>
+        <w:spacing w:before="200" w:after="40"/>
+      </w:pPr>
+      <w:r>
+        <w:rPr>
+          <w:rFonts w:ascii="Arial" w:hAnsi="Arial" w:cs="Arial" w:eastAsia="Arial"/>
+          <w:b/>
+          <w:i w:val="0"/>
+          <w:color w:val="000000"/>
+          <w:sz w:val="20"/>
+        </w:rPr>
+        <w:t xml:space="preserve">Management delegation – The information in Section 'GEI – Reporting and investor relations' must necessarily refer to the candidate company </w:t>
+      </w:r>
+      <w:r>
+        <w:rPr>
+          <w:rFonts w:ascii="Arial" w:hAnsi="Arial" w:cs="Arial" w:eastAsia="Arial"/>
+          <w:b/>
+          <w:i w:val="0"/>
+          <w:color w:val="1C355E"/>
+          <w:sz w:val="17"/>
+        </w:rPr>
+        <w:t>-082GEK2191669-</w:t>
+      </w:r>
+    </w:p>
+    <w:p>
+      <w:pPr>
+        <w:keepNext w:val="0"/>
+        <w:spacing w:before="40" w:after="120"/>
+        <w:shd w:val="clear" w:color="auto" w:fill="F2F2F2"/>
+      </w:pPr>
+      <w:sdt>
+        <w:sdtPr>
+          <w:alias w:val="082GEK2191669"/>
+          <w:id w:val="100083"/>
+          <w:showingPlcHdr/>
+          <w:text/>
+        </w:sdtPr>
+        <w:sdtContent>
+          <w:r>
+            <w:t>Click or tap here to enter text.</w:t>
+          </w:r>
+        </w:sdtContent>
+      </w:sdt>
+    </w:p>
+    <w:p>
+      <w:pPr>
+        <w:keepNext/>
+        <w:spacing w:before="200" w:after="40"/>
+      </w:pPr>
+      <w:r>
+        <w:rPr>
+          <w:rFonts w:ascii="Arial" w:hAnsi="Arial" w:cs="Arial" w:eastAsia="Arial"/>
+          <w:b/>
+          <w:i w:val="0"/>
+          <w:color w:val="000000"/>
+          <w:sz w:val="20"/>
+        </w:rPr>
+        <w:t xml:space="preserve">Management delegation – The information in Section 'GEJ – EMIR' must necessarily refer to the candidate company </w:t>
+      </w:r>
+      <w:r>
+        <w:rPr>
+          <w:rFonts w:ascii="Arial" w:hAnsi="Arial" w:cs="Arial" w:eastAsia="Arial"/>
+          <w:b/>
+          <w:i w:val="0"/>
+          <w:color w:val="1C355E"/>
+          <w:sz w:val="17"/>
+        </w:rPr>
+        <w:t>-082GEK2191670-</w:t>
+      </w:r>
+    </w:p>
+    <w:p>
+      <w:pPr>
+        <w:keepNext w:val="0"/>
+        <w:spacing w:before="40" w:after="120"/>
+        <w:shd w:val="clear" w:color="auto" w:fill="F2F2F2"/>
+      </w:pPr>
+      <w:sdt>
+        <w:sdtPr>
+          <w:alias w:val="082GEK2191670"/>
+          <w:id w:val="100084"/>
+          <w:showingPlcHdr/>
+          <w:text/>
+        </w:sdtPr>
+        <w:sdtContent>
+          <w:r>
+            <w:t>Click or tap here to enter text.</w:t>
+          </w:r>
+        </w:sdtContent>
+      </w:sdt>
+    </w:p>
+    <w:p>
+      <w:pPr>
+        <w:keepNext/>
+        <w:spacing w:before="200" w:after="40"/>
+      </w:pPr>
+      <w:r>
+        <w:rPr>
+          <w:rFonts w:ascii="Arial" w:hAnsi="Arial" w:cs="Arial" w:eastAsia="Arial"/>
+          <w:b/>
+          <w:i w:val="0"/>
+          <w:color w:val="000000"/>
+          <w:sz w:val="20"/>
+        </w:rPr>
+        <w:t xml:space="preserve">Management delegation – 'RFA – Asset class liquidity' – To whom do the financial results figures refer? </w:t>
+      </w:r>
+      <w:r>
+        <w:rPr>
+          <w:rFonts w:ascii="Arial" w:hAnsi="Arial" w:cs="Arial" w:eastAsia="Arial"/>
+          <w:b/>
+          <w:i w:val="0"/>
+          <w:color w:val="1C355E"/>
+          <w:sz w:val="17"/>
+        </w:rPr>
+        <w:t>-082GEK2191671-</w:t>
+      </w:r>
+    </w:p>
+    <w:p>
+      <w:pPr>
+        <w:keepNext w:val="0"/>
+        <w:spacing w:before="40" w:after="120"/>
+        <w:shd w:val="clear" w:color="auto" w:fill="F2F2F2"/>
+      </w:pPr>
+      <w:sdt>
+        <w:sdtPr>
+          <w:alias w:val="082GEK2191671"/>
+          <w:id w:val="100085"/>
+          <w:showingPlcHdr/>
+          <w:text/>
+        </w:sdtPr>
+        <w:sdtContent>
+          <w:r>
+            <w:t>Click or tap here to enter text.</w:t>
+          </w:r>
+        </w:sdtContent>
+      </w:sdt>
+    </w:p>
+    <w:p>
+      <w:pPr>
+        <w:keepNext/>
+        <w:spacing w:before="200" w:after="40"/>
+      </w:pPr>
+      <w:r>
+        <w:rPr>
+          <w:rFonts w:ascii="Arial" w:hAnsi="Arial" w:cs="Arial" w:eastAsia="Arial"/>
+          <w:b/>
+          <w:i w:val="0"/>
+          <w:color w:val="000000"/>
+          <w:sz w:val="20"/>
+        </w:rPr>
+        <w:t xml:space="preserve">Management delegation – 'RFC – Asset class Govt Euro All Maturities bonds' – To whom do the financial results figures refer? </w:t>
+      </w:r>
+      <w:r>
+        <w:rPr>
+          <w:rFonts w:ascii="Arial" w:hAnsi="Arial" w:cs="Arial" w:eastAsia="Arial"/>
+          <w:b/>
+          <w:i w:val="0"/>
+          <w:color w:val="1C355E"/>
+          <w:sz w:val="17"/>
+        </w:rPr>
+        <w:t>-082GEK2191815-</w:t>
+      </w:r>
+    </w:p>
+    <w:p>
+      <w:pPr>
+        <w:keepNext w:val="0"/>
+        <w:spacing w:before="40" w:after="120"/>
+        <w:shd w:val="clear" w:color="auto" w:fill="F2F2F2"/>
+      </w:pPr>
+      <w:sdt>
+        <w:sdtPr>
+          <w:alias w:val="082GEK2191815"/>
+          <w:id w:val="100086"/>
+          <w:showingPlcHdr/>
+          <w:dropDownList>
+            <w:listItem w:displayText="Choose an item." w:value=""/>
+            <w:listItem w:displayText="Candidate company" w:value="Candidate company"/>
+            <w:listItem w:displayText="Delegated company" w:value="Delegated company"/>
+          </w:dropDownList>
+        </w:sdtPr>
+        <w:sdtContent>
+          <w:r>
+            <w:t>Choose an item.</w:t>
+          </w:r>
+        </w:sdtContent>
+      </w:sdt>
+    </w:p>
+    <w:p>
+      <w:pPr>
+        <w:keepNext/>
+        <w:spacing w:before="200" w:after="40"/>
+      </w:pPr>
+      <w:r>
+        <w:rPr>
+          <w:rFonts w:ascii="Arial" w:hAnsi="Arial" w:cs="Arial" w:eastAsia="Arial"/>
+          <w:b/>
+          <w:i w:val="0"/>
+          <w:color w:val="000000"/>
+          <w:sz w:val="20"/>
+        </w:rPr>
+        <w:t xml:space="preserve">Management delegation – 'RFL – Asset class Corporate Euro bonds' – To whom do the financial results figures refer? </w:t>
+      </w:r>
+      <w:r>
+        <w:rPr>
+          <w:rFonts w:ascii="Arial" w:hAnsi="Arial" w:cs="Arial" w:eastAsia="Arial"/>
+          <w:b/>
+          <w:i w:val="0"/>
+          <w:color w:val="1C355E"/>
+          <w:sz w:val="17"/>
+        </w:rPr>
+        <w:t>-082GEK2191710-</w:t>
+      </w:r>
+    </w:p>
+    <w:p>
+      <w:pPr>
+        <w:keepNext w:val="0"/>
+        <w:spacing w:before="40" w:after="120"/>
+        <w:shd w:val="clear" w:color="auto" w:fill="F2F2F2"/>
+      </w:pPr>
+      <w:sdt>
+        <w:sdtPr>
+          <w:alias w:val="082GEK2191710"/>
+          <w:id w:val="100087"/>
+          <w:showingPlcHdr/>
+          <w:text/>
+        </w:sdtPr>
+        <w:sdtContent>
+          <w:r>
+            <w:t>Click or tap here to enter text.</w:t>
+          </w:r>
+        </w:sdtContent>
+      </w:sdt>
+    </w:p>
+    <w:p>
+      <w:pPr>
+        <w:keepNext/>
+        <w:spacing w:before="200" w:after="40"/>
+      </w:pPr>
+      <w:r>
+        <w:rPr>
+          <w:rFonts w:ascii="Arial" w:hAnsi="Arial" w:cs="Arial" w:eastAsia="Arial"/>
+          <w:b/>
+          <w:i w:val="0"/>
+          <w:color w:val="000000"/>
+          <w:sz w:val="20"/>
+        </w:rPr>
+        <w:t xml:space="preserve">Management delegation – 'RFN – Asset class Corporate HY bonds' – To whom do the financial results figures refer? </w:t>
+      </w:r>
+      <w:r>
+        <w:rPr>
+          <w:rFonts w:ascii="Arial" w:hAnsi="Arial" w:cs="Arial" w:eastAsia="Arial"/>
+          <w:b/>
+          <w:i w:val="0"/>
+          <w:color w:val="1C355E"/>
+          <w:sz w:val="17"/>
+        </w:rPr>
+        <w:t>-082GEK2191711-</w:t>
+      </w:r>
+    </w:p>
+    <w:p>
+      <w:pPr>
+        <w:keepNext w:val="0"/>
+        <w:spacing w:before="40" w:after="120"/>
+        <w:shd w:val="clear" w:color="auto" w:fill="F2F2F2"/>
+      </w:pPr>
+      <w:sdt>
+        <w:sdtPr>
+          <w:alias w:val="082GEK2191711"/>
+          <w:id w:val="100088"/>
+          <w:showingPlcHdr/>
+          <w:dropDownList>
+            <w:listItem w:displayText="Choose an item." w:value=""/>
+            <w:listItem w:displayText="Candidate company" w:value="Candidate company"/>
+            <w:listItem w:displayText="Delegated company" w:value="Delegated company"/>
+          </w:dropDownList>
+        </w:sdtPr>
+        <w:sdtContent>
+          <w:r>
+            <w:t>Choose an item.</w:t>
+          </w:r>
+        </w:sdtContent>
+      </w:sdt>
+    </w:p>
+    <w:p>
+      <w:pPr>
+        <w:keepNext/>
+        <w:spacing w:before="200" w:after="40"/>
+      </w:pPr>
+      <w:r>
+        <w:rPr>
+          <w:rFonts w:ascii="Arial" w:hAnsi="Arial" w:cs="Arial" w:eastAsia="Arial"/>
+          <w:b/>
+          <w:i w:val="0"/>
+          <w:color w:val="000000"/>
+          <w:sz w:val="20"/>
+        </w:rPr>
         <w:t xml:space="preserve">Management delegation – 'RFO – Asset class Euro area equities' – To whom do the financial results figures refer? </w:t>
       </w:r>
       <w:r>
@@ -5998,11 +6010,15 @@
           <w:alias w:val="082GEK2192452"/>
           <w:id w:val="100091"/>
           <w:showingPlcHdr/>
-          <w:text/>
-        </w:sdtPr>
-        <w:sdtContent>
-          <w:r>
-            <w:t>Click or tap here to enter text.</w:t>
+          <w:dropDownList>
+            <w:listItem w:displayText="Choose an item." w:value=""/>
+            <w:listItem w:displayText="Candidate company" w:value="Candidate company"/>
+            <w:listItem w:displayText="Delegated company" w:value="Delegated company"/>
+          </w:dropDownList>
+        </w:sdtPr>
+        <w:sdtContent>
+          <w:r>
+            <w:t>Choose an item.</w:t>
           </w:r>
         </w:sdtContent>
       </w:sdt>
@@ -6060,11 +6076,15 @@
           <w:alias w:val="082GEK2281720"/>
           <w:id w:val="100092"/>
           <w:showingPlcHdr/>
-          <w:text/>
-        </w:sdtPr>
-        <w:sdtContent>
-          <w:r>
-            <w:t>Click or tap here to enter text.</w:t>
+          <w:dropDownList>
+            <w:listItem w:displayText="Choose an item." w:value=""/>
+            <w:listItem w:displayText="A total delegation mandate" w:value="A total delegation mandate"/>
+            <w:listItem w:displayText="A delegation mandate for particular assets or markets" w:value="A delegation mandate for particular assets or markets"/>
+          </w:dropDownList>
+        </w:sdtPr>
+        <w:sdtContent>
+          <w:r>
+            <w:t>Choose an item.</w:t>
           </w:r>
         </w:sdtContent>
       </w:sdt>
@@ -6846,11 +6866,15 @@
           <w:alias w:val="082GEK2281737"/>
           <w:id w:val="100109"/>
           <w:showingPlcHdr/>
-          <w:text/>
-        </w:sdtPr>
-        <w:sdtContent>
-          <w:r>
-            <w:t>Click or tap here to enter text.</w:t>
+          <w:dropDownList>
+            <w:listItem w:displayText="Choose an item." w:value=""/>
+            <w:listItem w:displayText="The activity remains with the delegating candidate company" w:value="The activity remains with the delegating candidate company"/>
+            <w:listItem w:displayText="The activity is assigned to the delegated company" w:value="The activity is assigned to the delegated company"/>
+          </w:dropDownList>
+        </w:sdtPr>
+        <w:sdtContent>
+          <w:r>
+            <w:t>Choose an item.</w:t>
           </w:r>
         </w:sdtContent>
       </w:sdt>
@@ -32238,11 +32262,15 @@
           <w:alias w:val="082RFC1291387"/>
           <w:id w:val="100546"/>
           <w:showingPlcHdr/>
-          <w:text/>
-        </w:sdtPr>
-        <w:sdtContent>
-          <w:r>
-            <w:t>Click or tap here to enter text.</w:t>
+          <w:dropDownList>
+            <w:listItem w:displayText="Choose an item." w:value=""/>
+            <w:listItem w:displayText="Yes" w:value="Yes"/>
+            <w:listItem w:displayText="No" w:value="No"/>
+          </w:dropDownList>
+        </w:sdtPr>
+        <w:sdtContent>
+          <w:r>
+            <w:t>Choose an item.</w:t>
           </w:r>
         </w:sdtContent>
       </w:sdt>
@@ -34205,11 +34233,15 @@
           <w:alias w:val="082RFL1471398"/>
           <w:id w:val="100577"/>
           <w:showingPlcHdr/>
-          <w:text/>
-        </w:sdtPr>
-        <w:sdtContent>
-          <w:r>
-            <w:t>Click or tap here to enter text.</w:t>
+          <w:dropDownList>
+            <w:listItem w:displayText="Choose an item." w:value=""/>
+            <w:listItem w:displayText="Yes" w:value="Yes"/>
+            <w:listItem w:displayText="No" w:value="No"/>
+          </w:dropDownList>
+        </w:sdtPr>
+        <w:sdtContent>
+          <w:r>
+            <w:t>Choose an item.</w:t>
           </w:r>
         </w:sdtContent>
       </w:sdt>

--- a/Questionnaire_Teatro_alla_Scala_EN.docx
+++ b/Questionnaire_Teatro_alla_Scala_EN.docx
@@ -5822,52 +5822,6 @@
           <w:alias w:val="082GEK2191710"/>
           <w:id w:val="100087"/>
           <w:showingPlcHdr/>
-          <w:text/>
-        </w:sdtPr>
-        <w:sdtContent>
-          <w:r>
-            <w:t>Click or tap here to enter text.</w:t>
-          </w:r>
-        </w:sdtContent>
-      </w:sdt>
-    </w:p>
-    <w:p>
-      <w:pPr>
-        <w:keepNext/>
-        <w:spacing w:before="200" w:after="40"/>
-      </w:pPr>
-      <w:r>
-        <w:rPr>
-          <w:rFonts w:ascii="Arial" w:hAnsi="Arial" w:cs="Arial" w:eastAsia="Arial"/>
-          <w:b/>
-          <w:i w:val="0"/>
-          <w:color w:val="000000"/>
-          <w:sz w:val="20"/>
-        </w:rPr>
-        <w:t xml:space="preserve">Management delegation – 'RFN – Asset class Corporate HY bonds' – To whom do the financial results figures refer? </w:t>
-      </w:r>
-      <w:r>
-        <w:rPr>
-          <w:rFonts w:ascii="Arial" w:hAnsi="Arial" w:cs="Arial" w:eastAsia="Arial"/>
-          <w:b/>
-          <w:i w:val="0"/>
-          <w:color w:val="1C355E"/>
-          <w:sz w:val="17"/>
-        </w:rPr>
-        <w:t>-082GEK2191711-</w:t>
-      </w:r>
-    </w:p>
-    <w:p>
-      <w:pPr>
-        <w:keepNext w:val="0"/>
-        <w:spacing w:before="40" w:after="120"/>
-        <w:shd w:val="clear" w:color="auto" w:fill="F2F2F2"/>
-      </w:pPr>
-      <w:sdt>
-        <w:sdtPr>
-          <w:alias w:val="082GEK2191711"/>
-          <w:id w:val="100088"/>
-          <w:showingPlcHdr/>
           <w:dropDownList>
             <w:listItem w:displayText="Choose an item." w:value=""/>
             <w:listItem w:displayText="Candidate company" w:value="Candidate company"/>
@@ -5894,6 +5848,56 @@
           <w:color w:val="000000"/>
           <w:sz w:val="20"/>
         </w:rPr>
+        <w:t xml:space="preserve">Management delegation – 'RFN – Asset class Corporate HY bonds' – To whom do the financial results figures refer? </w:t>
+      </w:r>
+      <w:r>
+        <w:rPr>
+          <w:rFonts w:ascii="Arial" w:hAnsi="Arial" w:cs="Arial" w:eastAsia="Arial"/>
+          <w:b/>
+          <w:i w:val="0"/>
+          <w:color w:val="1C355E"/>
+          <w:sz w:val="17"/>
+        </w:rPr>
+        <w:t>-082GEK2191711-</w:t>
+      </w:r>
+    </w:p>
+    <w:p>
+      <w:pPr>
+        <w:keepNext w:val="0"/>
+        <w:spacing w:before="40" w:after="120"/>
+        <w:shd w:val="clear" w:color="auto" w:fill="F2F2F2"/>
+      </w:pPr>
+      <w:sdt>
+        <w:sdtPr>
+          <w:alias w:val="082GEK2191711"/>
+          <w:id w:val="100088"/>
+          <w:showingPlcHdr/>
+          <w:dropDownList>
+            <w:listItem w:displayText="Choose an item." w:value=""/>
+            <w:listItem w:displayText="Candidate company" w:value="Candidate company"/>
+            <w:listItem w:displayText="Delegated company" w:value="Delegated company"/>
+          </w:dropDownList>
+        </w:sdtPr>
+        <w:sdtContent>
+          <w:r>
+            <w:t>Choose an item.</w:t>
+          </w:r>
+        </w:sdtContent>
+      </w:sdt>
+    </w:p>
+    <w:p>
+      <w:pPr>
+        <w:keepNext/>
+        <w:spacing w:before="200" w:after="40"/>
+      </w:pPr>
+      <w:r>
+        <w:rPr>
+          <w:rFonts w:ascii="Arial" w:hAnsi="Arial" w:cs="Arial" w:eastAsia="Arial"/>
+          <w:b/>
+          <w:i w:val="0"/>
+          <w:color w:val="000000"/>
+          <w:sz w:val="20"/>
+        </w:rPr>
         <w:t xml:space="preserve">Management delegation – 'RFO – Asset class Euro area equities' – To whom do the financial results figures refer? </w:t>
       </w:r>
       <w:r>
@@ -5964,11 +5968,15 @@
           <w:alias w:val="082GEK2191712"/>
           <w:id w:val="100090"/>
           <w:showingPlcHdr/>
-          <w:text/>
-        </w:sdtPr>
-        <w:sdtContent>
-          <w:r>
-            <w:t>Click or tap here to enter text.</w:t>
+          <w:dropDownList>
+            <w:listItem w:displayText="Choose an item." w:value=""/>
+            <w:listItem w:displayText="Candidate company" w:value="Candidate company"/>
+            <w:listItem w:displayText="Delegated company" w:value="Delegated company"/>
+          </w:dropDownList>
+        </w:sdtPr>
+        <w:sdtContent>
+          <w:r>
+            <w:t>Choose an item.</w:t>
           </w:r>
         </w:sdtContent>
       </w:sdt>
